--- a/assets/files/Aria-CV-Fa.docx
+++ b/assets/files/Aria-CV-Fa.docx
@@ -9971,92 +9971,31 @@
           <w:szCs w:val="23"/>
           <w:rtl w:val="true"/>
         </w:rPr>
-        <w:t>دوره‌ها، گواهی‌ها و مجوزها</w:t>
+        <w:t>گواهی‌ها، مجوزها و دوره‌ها</w:t>
       </w:r>
     </w:p>
     <w:p>
       <w:pPr>
         <w:pStyle w:val="Normal"/>
         <w:bidi w:val="1"/>
-        <w:spacing w:lineRule="auto" w:line="240" w:before="40" w:after="0"/>
+        <w:spacing w:lineRule="auto" w:line="240" w:before="40" w:after="40"/>
         <w:jc w:val="left"/>
         <w:rPr/>
       </w:pPr>
       <w:r>
         <w:rPr>
-          <w:rFonts w:cs="Dana DemiBold" w:ascii="Dana DemiBold" w:hAnsi="Dana DemiBold"/>
-          <w:b w:val="false"/>
+          <w:rFonts w:ascii="Dana DemiBold" w:hAnsi="Dana DemiBold" w:cs="Dana DemiBold"/>
+          <w:b w:val="false"/>
+          <w:b w:val="false"/>
+          <w:i w:val="false"/>
           <w:i w:val="false"/>
           <w:color w:val="1A1A1A"/>
           <w:sz w:val="21"/>
-          <w:szCs w:val="21"/>
-        </w:rPr>
-        <w:t>Petroleum Engineering with AI Applications</w:t>
-      </w:r>
-    </w:p>
-    <w:p>
-      <w:pPr>
-        <w:pStyle w:val="Normal"/>
-        <w:bidi w:val="1"/>
-        <w:spacing w:lineRule="auto" w:line="240" w:before="0" w:after="20"/>
-        <w:jc w:val="left"/>
-        <w:rPr/>
-      </w:pPr>
-      <w:r>
-        <w:rPr>
-          <w:rFonts w:ascii="Dana Light" w:hAnsi="Dana Light" w:cs="Dana Light"/>
-          <w:b w:val="false"/>
-          <w:b w:val="false"/>
-          <w:i w:val="false"/>
-          <w:i w:val="false"/>
-          <w:color w:val="4D4D4D"/>
-          <w:sz w:val="16"/>
-          <w:sz w:val="16"/>
-          <w:szCs w:val="16"/>
-          <w:rtl w:val="true"/>
-        </w:rPr>
-        <w:t xml:space="preserve">گواهینامه تخصصی کورسرا </w:t>
-      </w:r>
-      <w:r>
-        <w:rPr>
-          <w:rFonts w:cs="Dana Light" w:ascii="Dana Light" w:hAnsi="Dana Light"/>
-          <w:b w:val="false"/>
-          <w:i w:val="false"/>
-          <w:color w:val="4D4D4D"/>
-          <w:sz w:val="16"/>
-          <w:szCs w:val="16"/>
-          <w:rtl w:val="true"/>
-        </w:rPr>
-        <w:t xml:space="preserve">· </w:t>
-      </w:r>
-      <w:r>
-        <w:rPr>
-          <w:rFonts w:ascii="Dana Light" w:hAnsi="Dana Light" w:cs="Dana Light"/>
-          <w:b w:val="false"/>
-          <w:b w:val="false"/>
-          <w:i w:val="false"/>
-          <w:i w:val="false"/>
-          <w:color w:val="4D4D4D"/>
-          <w:sz w:val="16"/>
-          <w:sz w:val="16"/>
-          <w:szCs w:val="16"/>
-        </w:rPr>
-        <w:t>۵</w:t>
-      </w:r>
-      <w:r>
-        <w:rPr>
-          <w:rFonts w:ascii="Dana Light" w:hAnsi="Dana Light" w:cs="Dana Light"/>
-          <w:b w:val="false"/>
-          <w:b w:val="false"/>
-          <w:i w:val="false"/>
-          <w:i w:val="false"/>
-          <w:color w:val="4D4D4D"/>
-          <w:sz w:val="16"/>
-          <w:sz w:val="16"/>
-          <w:szCs w:val="16"/>
-          <w:rtl w:val="true"/>
-        </w:rPr>
-        <w:t xml:space="preserve"> دوره</w:t>
+          <w:sz w:val="21"/>
+          <w:szCs w:val="21"/>
+          <w:rtl w:val="true"/>
+        </w:rPr>
+        <w:t>گواهی‌ها</w:t>
       </w:r>
     </w:p>
     <w:p>
@@ -10064,69 +10003,261 @@
         <w:pStyle w:val="Normal"/>
         <w:bidi w:val="1"/>
         <w:spacing w:lineRule="auto" w:line="240" w:before="0" w:after="0"/>
-        <w:ind w:left="283"/>
         <w:jc w:val="left"/>
         <w:rPr/>
       </w:pPr>
       <w:r>
         <w:rPr>
-          <w:rFonts w:cs="Dana Light" w:ascii="Dana Light" w:hAnsi="Dana Light"/>
-          <w:b w:val="false"/>
+          <w:rFonts w:ascii="Dana" w:hAnsi="Dana"/>
+          <w:b w:val="false"/>
+          <w:b w:val="false"/>
+          <w:i w:val="false"/>
           <w:i w:val="false"/>
           <w:color w:val="1A1A1A"/>
           <w:sz w:val="16"/>
-          <w:szCs w:val="16"/>
-          <w:rtl w:val="true"/>
-        </w:rPr>
-        <w:t xml:space="preserve">- </w:t>
-      </w:r>
-      <w:r>
-        <w:rPr>
-          <w:rFonts w:cs="Dana Light" w:ascii="Dana Light" w:hAnsi="Dana Light"/>
+          <w:sz w:val="16"/>
+          <w:szCs w:val="16"/>
+          <w:rtl w:val="true"/>
+        </w:rPr>
+        <w:t xml:space="preserve">گواهینامه مهارت شغلی توسعه‌دهنده سیستم‌های مدیریت محتوا با </w:t>
+      </w:r>
+      <w:r>
+        <w:rPr>
+          <w:rFonts w:cs="Dana"/>
           <w:b w:val="false"/>
           <w:i w:val="false"/>
           <w:color w:val="1A1A1A"/>
           <w:sz w:val="16"/>
           <w:szCs w:val="16"/>
         </w:rPr>
-        <w:t xml:space="preserve">Hydrocarbon Exploration and Production   </w:t>
-      </w:r>
-      <w:r>
-        <w:rPr>
-          <w:rFonts w:ascii="Dana Light" w:hAnsi="Dana Light" w:cs="Dana Light"/>
-          <w:b w:val="false"/>
-          <w:b w:val="false"/>
-          <w:i w:val="false"/>
-          <w:i w:val="false"/>
-          <w:color w:val="4D4D4D"/>
-          <w:sz w:val="16"/>
-          <w:sz w:val="16"/>
-          <w:szCs w:val="16"/>
-        </w:rPr>
-        <w:t xml:space="preserve">۲۰۲۵ </w:t>
-      </w:r>
-      <w:r>
-        <w:rPr>
-          <w:rFonts w:cs="Dana Light" w:ascii="Dana Light" w:hAnsi="Dana Light"/>
-          <w:b w:val="false"/>
-          <w:i w:val="false"/>
-          <w:color w:val="4D4D4D"/>
-          <w:sz w:val="16"/>
-          <w:szCs w:val="16"/>
-        </w:rPr>
-        <w:t>· EVKUGMGT45RP</w:t>
-      </w:r>
-      <w:r>
-        <w:rPr>
-          <w:rFonts w:cs="Dana Light" w:ascii="Dana Light" w:hAnsi="Dana Light"/>
-          <w:b w:val="false"/>
-          <w:i w:val="false"/>
-          <w:color w:val="4D4D4D"/>
-          <w:sz w:val="16"/>
-          <w:szCs w:val="16"/>
-          <w:rtl w:val="true"/>
-        </w:rPr>
-        <w:t xml:space="preserve">  ·  </w:t>
+        <w:t>WordPress</w:t>
+      </w:r>
+      <w:r>
+        <w:rPr>
+          <w:rFonts w:cs="Dana"/>
+          <w:b w:val="false"/>
+          <w:i w:val="false"/>
+          <w:color w:val="1A1A1A"/>
+          <w:sz w:val="16"/>
+          <w:szCs w:val="16"/>
+          <w:rtl w:val="true"/>
+        </w:rPr>
+        <w:t xml:space="preserve">   </w:t>
+      </w:r>
+      <w:r>
+        <w:rPr>
+          <w:rFonts w:ascii="Dana Light" w:hAnsi="Dana Light" w:cs="Dana Light"/>
+          <w:b w:val="false"/>
+          <w:b w:val="false"/>
+          <w:i w:val="false"/>
+          <w:i w:val="false"/>
+          <w:color w:val="4D4D4D"/>
+          <w:sz w:val="16"/>
+          <w:sz w:val="16"/>
+          <w:szCs w:val="16"/>
+          <w:rtl w:val="true"/>
+        </w:rPr>
+        <w:t xml:space="preserve">سازمان آموزش فنی و حرفه‌ای کشور  </w:t>
+      </w:r>
+      <w:r>
+        <w:rPr>
+          <w:rFonts w:cs="Dana Light" w:ascii="Dana Light" w:hAnsi="Dana Light"/>
+          <w:b w:val="false"/>
+          <w:i w:val="false"/>
+          <w:color w:val="4D4D4D"/>
+          <w:sz w:val="16"/>
+          <w:szCs w:val="16"/>
+          <w:rtl w:val="true"/>
+        </w:rPr>
+        <w:t xml:space="preserve">·  </w:t>
+      </w:r>
+      <w:r>
+        <w:rPr>
+          <w:rFonts w:ascii="Dana Light" w:hAnsi="Dana Light" w:cs="Dana Light"/>
+          <w:b w:val="false"/>
+          <w:b w:val="false"/>
+          <w:i w:val="false"/>
+          <w:i w:val="false"/>
+          <w:color w:val="4D4D4D"/>
+          <w:sz w:val="16"/>
+          <w:sz w:val="16"/>
+          <w:szCs w:val="16"/>
+          <w:rtl w:val="true"/>
+        </w:rPr>
+        <w:t xml:space="preserve">شناسه استاندارد </w:t>
+      </w:r>
+      <w:r>
+        <w:rPr>
+          <w:rFonts w:ascii="Dana Light" w:hAnsi="Dana Light" w:cs="Dana Light"/>
+          <w:b w:val="false"/>
+          <w:b w:val="false"/>
+          <w:i w:val="false"/>
+          <w:i w:val="false"/>
+          <w:color w:val="4D4D4D"/>
+          <w:sz w:val="16"/>
+          <w:sz w:val="16"/>
+          <w:szCs w:val="16"/>
+        </w:rPr>
+        <w:t>۷۳۲۱۲۰۵۳۰۰۲۰۰۰۱</w:t>
+      </w:r>
+      <w:r>
+        <w:rPr>
+          <w:rFonts w:ascii="Dana Light" w:hAnsi="Dana Light" w:cs="Dana Light"/>
+          <w:b w:val="false"/>
+          <w:b w:val="false"/>
+          <w:i w:val="false"/>
+          <w:i w:val="false"/>
+          <w:color w:val="4D4D4D"/>
+          <w:sz w:val="16"/>
+          <w:sz w:val="16"/>
+          <w:szCs w:val="16"/>
+          <w:rtl w:val="true"/>
+        </w:rPr>
+        <w:t xml:space="preserve">  </w:t>
+      </w:r>
+      <w:r>
+        <w:rPr>
+          <w:rFonts w:cs="Dana Light" w:ascii="Dana Light" w:hAnsi="Dana Light"/>
+          <w:b w:val="false"/>
+          <w:i w:val="false"/>
+          <w:color w:val="4D4D4D"/>
+          <w:sz w:val="16"/>
+          <w:szCs w:val="16"/>
+          <w:rtl w:val="true"/>
+        </w:rPr>
+        <w:t xml:space="preserve">·  </w:t>
+      </w:r>
+      <w:r>
+        <w:rPr>
+          <w:rFonts w:ascii="Dana Light" w:hAnsi="Dana Light" w:cs="Dana Light"/>
+          <w:b w:val="false"/>
+          <w:b w:val="false"/>
+          <w:i w:val="false"/>
+          <w:i w:val="false"/>
+          <w:color w:val="4D4D4D"/>
+          <w:sz w:val="16"/>
+          <w:sz w:val="16"/>
+          <w:szCs w:val="16"/>
+        </w:rPr>
+        <w:t>۱۴۰۴</w:t>
+      </w:r>
+      <w:r>
+        <w:rPr>
+          <w:rFonts w:cs="Dana Light" w:ascii="Dana Light" w:hAnsi="Dana Light"/>
+          <w:b w:val="false"/>
+          <w:i w:val="false"/>
+          <w:color w:val="4D4D4D"/>
+          <w:sz w:val="16"/>
+          <w:szCs w:val="16"/>
+        </w:rPr>
+        <w:t>/</w:t>
+      </w:r>
+      <w:r>
+        <w:rPr>
+          <w:rFonts w:ascii="Dana Light" w:hAnsi="Dana Light" w:cs="Dana Light"/>
+          <w:b w:val="false"/>
+          <w:b w:val="false"/>
+          <w:i w:val="false"/>
+          <w:i w:val="false"/>
+          <w:color w:val="4D4D4D"/>
+          <w:sz w:val="16"/>
+          <w:sz w:val="16"/>
+          <w:szCs w:val="16"/>
+        </w:rPr>
+        <w:t>۲</w:t>
+      </w:r>
+      <w:r>
+        <w:rPr>
+          <w:rFonts w:cs="Dana Light" w:ascii="Dana Light" w:hAnsi="Dana Light"/>
+          <w:b w:val="false"/>
+          <w:i w:val="false"/>
+          <w:color w:val="4D4D4D"/>
+          <w:sz w:val="16"/>
+          <w:szCs w:val="16"/>
+        </w:rPr>
+        <w:t>/</w:t>
+      </w:r>
+      <w:r>
+        <w:rPr>
+          <w:rFonts w:ascii="Dana Light" w:hAnsi="Dana Light" w:cs="Dana Light"/>
+          <w:b w:val="false"/>
+          <w:b w:val="false"/>
+          <w:i w:val="false"/>
+          <w:i w:val="false"/>
+          <w:color w:val="4D4D4D"/>
+          <w:sz w:val="16"/>
+          <w:sz w:val="16"/>
+          <w:szCs w:val="16"/>
+        </w:rPr>
+        <w:t>۲۳</w:t>
+      </w:r>
+      <w:r>
+        <w:rPr>
+          <w:rFonts w:ascii="Dana Light" w:hAnsi="Dana Light" w:cs="Dana Light"/>
+          <w:b w:val="false"/>
+          <w:b w:val="false"/>
+          <w:i w:val="false"/>
+          <w:i w:val="false"/>
+          <w:color w:val="4D4D4D"/>
+          <w:sz w:val="16"/>
+          <w:sz w:val="16"/>
+          <w:szCs w:val="16"/>
+          <w:rtl w:val="true"/>
+        </w:rPr>
+        <w:t xml:space="preserve"> </w:t>
+      </w:r>
+      <w:r>
+        <w:rPr>
+          <w:rFonts w:cs="Dana Light" w:ascii="Dana Light" w:hAnsi="Dana Light"/>
+          <w:b w:val="false"/>
+          <w:i w:val="false"/>
+          <w:color w:val="4D4D4D"/>
+          <w:sz w:val="16"/>
+          <w:szCs w:val="16"/>
+          <w:rtl w:val="true"/>
+        </w:rPr>
+        <w:t xml:space="preserve">· </w:t>
+      </w:r>
+      <w:r>
+        <w:rPr>
+          <w:rFonts w:ascii="Dana Light" w:hAnsi="Dana Light" w:cs="Dana Light"/>
+          <w:b w:val="false"/>
+          <w:b w:val="false"/>
+          <w:i w:val="false"/>
+          <w:i w:val="false"/>
+          <w:color w:val="4D4D4D"/>
+          <w:sz w:val="16"/>
+          <w:sz w:val="16"/>
+          <w:szCs w:val="16"/>
+        </w:rPr>
+        <w:t>۴۲۲۴۵۰۰۹</w:t>
+      </w:r>
+      <w:r>
+        <w:rPr>
+          <w:rFonts w:ascii="Dana Light" w:hAnsi="Dana Light" w:cs="Dana Light"/>
+          <w:b w:val="false"/>
+          <w:b w:val="false"/>
+          <w:i w:val="false"/>
+          <w:i w:val="false"/>
+          <w:color w:val="4D4D4D"/>
+          <w:sz w:val="16"/>
+          <w:sz w:val="16"/>
+          <w:szCs w:val="16"/>
+          <w:rtl w:val="true"/>
+        </w:rPr>
+        <w:t xml:space="preserve">  </w:t>
+      </w:r>
+      <w:r>
+        <w:rPr>
+          <w:rFonts w:cs="Dana Light" w:ascii="Dana Light" w:hAnsi="Dana Light"/>
+          <w:b w:val="false"/>
+          <w:i w:val="false"/>
+          <w:color w:val="4D4D4D"/>
+          <w:sz w:val="16"/>
+          <w:szCs w:val="16"/>
+          <w:rtl w:val="true"/>
+        </w:rPr>
+        <w:t xml:space="preserve">·  </w:t>
       </w:r>
       <w:hyperlink r:id="rId8">
         <w:r>
@@ -10149,69 +10280,238 @@
         <w:pStyle w:val="Normal"/>
         <w:bidi w:val="1"/>
         <w:spacing w:lineRule="auto" w:line="240" w:before="0" w:after="0"/>
-        <w:ind w:left="283"/>
         <w:jc w:val="left"/>
         <w:rPr/>
       </w:pPr>
       <w:r>
         <w:rPr>
-          <w:rFonts w:cs="Dana Light" w:ascii="Dana Light" w:hAnsi="Dana Light"/>
-          <w:b w:val="false"/>
+          <w:rFonts w:ascii="Dana" w:hAnsi="Dana"/>
+          <w:b w:val="false"/>
+          <w:b w:val="false"/>
+          <w:i w:val="false"/>
           <w:i w:val="false"/>
           <w:color w:val="1A1A1A"/>
           <w:sz w:val="16"/>
-          <w:szCs w:val="16"/>
-          <w:rtl w:val="true"/>
-        </w:rPr>
-        <w:t xml:space="preserve">- </w:t>
-      </w:r>
-      <w:r>
-        <w:rPr>
-          <w:rFonts w:cs="Dana Light" w:ascii="Dana Light" w:hAnsi="Dana Light"/>
-          <w:b w:val="false"/>
-          <w:i w:val="false"/>
-          <w:color w:val="1A1A1A"/>
-          <w:sz w:val="16"/>
-          <w:szCs w:val="16"/>
-        </w:rPr>
-        <w:t xml:space="preserve">From Wellhead to Refinery: Midstream Oil and Gas Processing   </w:t>
-      </w:r>
-      <w:r>
-        <w:rPr>
-          <w:rFonts w:ascii="Dana Light" w:hAnsi="Dana Light" w:cs="Dana Light"/>
-          <w:b w:val="false"/>
-          <w:b w:val="false"/>
-          <w:i w:val="false"/>
-          <w:i w:val="false"/>
-          <w:color w:val="4D4D4D"/>
-          <w:sz w:val="16"/>
-          <w:sz w:val="16"/>
-          <w:szCs w:val="16"/>
-        </w:rPr>
-        <w:t xml:space="preserve">۲۰۲۵ </w:t>
-      </w:r>
-      <w:r>
-        <w:rPr>
-          <w:rFonts w:cs="Dana Light" w:ascii="Dana Light" w:hAnsi="Dana Light"/>
-          <w:b w:val="false"/>
-          <w:i w:val="false"/>
-          <w:color w:val="4D4D4D"/>
-          <w:sz w:val="16"/>
-          <w:szCs w:val="16"/>
-        </w:rPr>
-        <w:t>· RO8QDU44OUOL</w:t>
-      </w:r>
-      <w:r>
-        <w:rPr>
-          <w:rFonts w:cs="Dana Light" w:ascii="Dana Light" w:hAnsi="Dana Light"/>
-          <w:b w:val="false"/>
-          <w:i w:val="false"/>
-          <w:color w:val="4D4D4D"/>
-          <w:sz w:val="16"/>
-          <w:szCs w:val="16"/>
-          <w:rtl w:val="true"/>
-        </w:rPr>
-        <w:t xml:space="preserve">  ·  </w:t>
+          <w:sz w:val="16"/>
+          <w:szCs w:val="16"/>
+          <w:rtl w:val="true"/>
+        </w:rPr>
+        <w:t xml:space="preserve">گواهینامه مهارت شغلی طلاساز   </w:t>
+      </w:r>
+      <w:r>
+        <w:rPr>
+          <w:rFonts w:ascii="Dana Light" w:hAnsi="Dana Light" w:cs="Dana Light"/>
+          <w:b w:val="false"/>
+          <w:b w:val="false"/>
+          <w:i w:val="false"/>
+          <w:i w:val="false"/>
+          <w:color w:val="4D4D4D"/>
+          <w:sz w:val="16"/>
+          <w:sz w:val="16"/>
+          <w:szCs w:val="16"/>
+          <w:rtl w:val="true"/>
+        </w:rPr>
+        <w:t xml:space="preserve">سازمان آموزش فنی و حرفه‌ای کشور  </w:t>
+      </w:r>
+      <w:r>
+        <w:rPr>
+          <w:rFonts w:cs="Dana Light" w:ascii="Dana Light" w:hAnsi="Dana Light"/>
+          <w:b w:val="false"/>
+          <w:i w:val="false"/>
+          <w:color w:val="4D4D4D"/>
+          <w:sz w:val="16"/>
+          <w:szCs w:val="16"/>
+          <w:rtl w:val="true"/>
+        </w:rPr>
+        <w:t xml:space="preserve">·  </w:t>
+      </w:r>
+      <w:r>
+        <w:rPr>
+          <w:rFonts w:ascii="Dana Light" w:hAnsi="Dana Light" w:cs="Dana Light"/>
+          <w:b w:val="false"/>
+          <w:b w:val="false"/>
+          <w:i w:val="false"/>
+          <w:i w:val="false"/>
+          <w:color w:val="4D4D4D"/>
+          <w:sz w:val="16"/>
+          <w:sz w:val="16"/>
+          <w:szCs w:val="16"/>
+          <w:rtl w:val="true"/>
+        </w:rPr>
+        <w:t xml:space="preserve">شناسه استاندارد </w:t>
+      </w:r>
+      <w:r>
+        <w:rPr>
+          <w:rFonts w:ascii="Dana Light" w:hAnsi="Dana Light" w:cs="Dana Light"/>
+          <w:b w:val="false"/>
+          <w:b w:val="false"/>
+          <w:i w:val="false"/>
+          <w:i w:val="false"/>
+          <w:color w:val="4D4D4D"/>
+          <w:sz w:val="16"/>
+          <w:sz w:val="16"/>
+          <w:szCs w:val="16"/>
+        </w:rPr>
+        <w:t>۷۳۱۳۲۰۷۹۰۰۳۰۰۰۱</w:t>
+      </w:r>
+      <w:r>
+        <w:rPr>
+          <w:rFonts w:ascii="Dana Light" w:hAnsi="Dana Light" w:cs="Dana Light"/>
+          <w:b w:val="false"/>
+          <w:b w:val="false"/>
+          <w:i w:val="false"/>
+          <w:i w:val="false"/>
+          <w:color w:val="4D4D4D"/>
+          <w:sz w:val="16"/>
+          <w:sz w:val="16"/>
+          <w:szCs w:val="16"/>
+          <w:rtl w:val="true"/>
+        </w:rPr>
+        <w:t xml:space="preserve">  </w:t>
+      </w:r>
+      <w:r>
+        <w:rPr>
+          <w:rFonts w:cs="Dana Light" w:ascii="Dana Light" w:hAnsi="Dana Light"/>
+          <w:b w:val="false"/>
+          <w:i w:val="false"/>
+          <w:color w:val="4D4D4D"/>
+          <w:sz w:val="16"/>
+          <w:szCs w:val="16"/>
+          <w:rtl w:val="true"/>
+        </w:rPr>
+        <w:t xml:space="preserve">·  </w:t>
+      </w:r>
+      <w:r>
+        <w:rPr>
+          <w:rFonts w:ascii="Dana Light" w:hAnsi="Dana Light" w:cs="Dana Light"/>
+          <w:b w:val="false"/>
+          <w:b w:val="false"/>
+          <w:i w:val="false"/>
+          <w:i w:val="false"/>
+          <w:color w:val="4D4D4D"/>
+          <w:sz w:val="16"/>
+          <w:sz w:val="16"/>
+          <w:szCs w:val="16"/>
+        </w:rPr>
+        <w:t>۱۴۰۴</w:t>
+      </w:r>
+      <w:r>
+        <w:rPr>
+          <w:rFonts w:cs="Dana Light" w:ascii="Dana Light" w:hAnsi="Dana Light"/>
+          <w:b w:val="false"/>
+          <w:i w:val="false"/>
+          <w:color w:val="4D4D4D"/>
+          <w:sz w:val="16"/>
+          <w:szCs w:val="16"/>
+        </w:rPr>
+        <w:t>/</w:t>
+      </w:r>
+      <w:r>
+        <w:rPr>
+          <w:rFonts w:ascii="Dana Light" w:hAnsi="Dana Light" w:cs="Dana Light"/>
+          <w:b w:val="false"/>
+          <w:b w:val="false"/>
+          <w:i w:val="false"/>
+          <w:i w:val="false"/>
+          <w:color w:val="4D4D4D"/>
+          <w:sz w:val="16"/>
+          <w:sz w:val="16"/>
+          <w:szCs w:val="16"/>
+        </w:rPr>
+        <w:t>۴</w:t>
+      </w:r>
+      <w:r>
+        <w:rPr>
+          <w:rFonts w:cs="Dana Light" w:ascii="Dana Light" w:hAnsi="Dana Light"/>
+          <w:b w:val="false"/>
+          <w:i w:val="false"/>
+          <w:color w:val="4D4D4D"/>
+          <w:sz w:val="16"/>
+          <w:szCs w:val="16"/>
+        </w:rPr>
+        <w:t>/</w:t>
+      </w:r>
+      <w:r>
+        <w:rPr>
+          <w:rFonts w:ascii="Dana Light" w:hAnsi="Dana Light" w:cs="Dana Light"/>
+          <w:b w:val="false"/>
+          <w:b w:val="false"/>
+          <w:i w:val="false"/>
+          <w:i w:val="false"/>
+          <w:color w:val="4D4D4D"/>
+          <w:sz w:val="16"/>
+          <w:sz w:val="16"/>
+          <w:szCs w:val="16"/>
+        </w:rPr>
+        <w:t>۲۵</w:t>
+      </w:r>
+      <w:r>
+        <w:rPr>
+          <w:rFonts w:ascii="Dana Light" w:hAnsi="Dana Light" w:cs="Dana Light"/>
+          <w:b w:val="false"/>
+          <w:b w:val="false"/>
+          <w:i w:val="false"/>
+          <w:i w:val="false"/>
+          <w:color w:val="4D4D4D"/>
+          <w:sz w:val="16"/>
+          <w:sz w:val="16"/>
+          <w:szCs w:val="16"/>
+          <w:rtl w:val="true"/>
+        </w:rPr>
+        <w:t xml:space="preserve"> </w:t>
+      </w:r>
+      <w:r>
+        <w:rPr>
+          <w:rFonts w:cs="Dana Light" w:ascii="Dana Light" w:hAnsi="Dana Light"/>
+          <w:b w:val="false"/>
+          <w:i w:val="false"/>
+          <w:color w:val="4D4D4D"/>
+          <w:sz w:val="16"/>
+          <w:szCs w:val="16"/>
+          <w:rtl w:val="true"/>
+        </w:rPr>
+        <w:t xml:space="preserve">· </w:t>
+      </w:r>
+      <w:r>
+        <w:rPr>
+          <w:rFonts w:ascii="Dana Light" w:hAnsi="Dana Light" w:cs="Dana Light"/>
+          <w:b w:val="false"/>
+          <w:b w:val="false"/>
+          <w:i w:val="false"/>
+          <w:i w:val="false"/>
+          <w:color w:val="4D4D4D"/>
+          <w:sz w:val="16"/>
+          <w:sz w:val="16"/>
+          <w:szCs w:val="16"/>
+        </w:rPr>
+        <w:t>۴۲۷۸۸۵۵۵</w:t>
+      </w:r>
+      <w:r>
+        <w:rPr>
+          <w:rFonts w:ascii="Dana Light" w:hAnsi="Dana Light" w:cs="Dana Light"/>
+          <w:b w:val="false"/>
+          <w:b w:val="false"/>
+          <w:i w:val="false"/>
+          <w:i w:val="false"/>
+          <w:color w:val="4D4D4D"/>
+          <w:sz w:val="16"/>
+          <w:sz w:val="16"/>
+          <w:szCs w:val="16"/>
+          <w:rtl w:val="true"/>
+        </w:rPr>
+        <w:t xml:space="preserve">  </w:t>
+      </w:r>
+      <w:r>
+        <w:rPr>
+          <w:rFonts w:cs="Dana Light" w:ascii="Dana Light" w:hAnsi="Dana Light"/>
+          <w:b w:val="false"/>
+          <w:i w:val="false"/>
+          <w:color w:val="4D4D4D"/>
+          <w:sz w:val="16"/>
+          <w:szCs w:val="16"/>
+          <w:rtl w:val="true"/>
+        </w:rPr>
+        <w:t xml:space="preserve">·  </w:t>
       </w:r>
       <w:hyperlink r:id="rId9">
         <w:r>
@@ -10234,266 +10534,60 @@
         <w:pStyle w:val="Normal"/>
         <w:bidi w:val="1"/>
         <w:spacing w:lineRule="auto" w:line="240" w:before="0" w:after="0"/>
-        <w:ind w:left="283"/>
         <w:jc w:val="left"/>
         <w:rPr/>
       </w:pPr>
       <w:r>
         <w:rPr>
-          <w:rFonts w:cs="Dana Light" w:ascii="Dana Light" w:hAnsi="Dana Light"/>
+          <w:rFonts w:cs="Dana"/>
           <w:b w:val="false"/>
           <w:i w:val="false"/>
           <w:color w:val="1A1A1A"/>
           <w:sz w:val="16"/>
           <w:szCs w:val="16"/>
-          <w:rtl w:val="true"/>
-        </w:rPr>
-        <w:t xml:space="preserve">- </w:t>
-      </w:r>
-      <w:r>
-        <w:rPr>
-          <w:rFonts w:cs="Dana Light" w:ascii="Dana Light" w:hAnsi="Dana Light"/>
+        </w:rPr>
+        <w:t>Petroleum Engineering with AI Applications</w:t>
+      </w:r>
+      <w:r>
+        <w:rPr>
+          <w:rFonts w:cs="Dana"/>
           <w:b w:val="false"/>
           <w:i w:val="false"/>
           <w:color w:val="1A1A1A"/>
           <w:sz w:val="16"/>
           <w:szCs w:val="16"/>
-        </w:rPr>
-        <w:t xml:space="preserve">Natural Gas Production and Processing   </w:t>
-      </w:r>
-      <w:r>
-        <w:rPr>
-          <w:rFonts w:ascii="Dana Light" w:hAnsi="Dana Light" w:cs="Dana Light"/>
-          <w:b w:val="false"/>
-          <w:b w:val="false"/>
-          <w:i w:val="false"/>
-          <w:i w:val="false"/>
-          <w:color w:val="4D4D4D"/>
-          <w:sz w:val="16"/>
-          <w:sz w:val="16"/>
-          <w:szCs w:val="16"/>
-        </w:rPr>
-        <w:t xml:space="preserve">۲۰۲۵ </w:t>
-      </w:r>
-      <w:r>
-        <w:rPr>
-          <w:rFonts w:cs="Dana Light" w:ascii="Dana Light" w:hAnsi="Dana Light"/>
-          <w:b w:val="false"/>
-          <w:i w:val="false"/>
-          <w:color w:val="4D4D4D"/>
-          <w:sz w:val="16"/>
-          <w:szCs w:val="16"/>
-        </w:rPr>
-        <w:t>· IGS15UQQFRV4</w:t>
-      </w:r>
-      <w:r>
-        <w:rPr>
-          <w:rFonts w:cs="Dana Light" w:ascii="Dana Light" w:hAnsi="Dana Light"/>
-          <w:b w:val="false"/>
-          <w:i w:val="false"/>
-          <w:color w:val="4D4D4D"/>
-          <w:sz w:val="16"/>
-          <w:szCs w:val="16"/>
-          <w:rtl w:val="true"/>
-        </w:rPr>
-        <w:t xml:space="preserve">  ·  </w:t>
+          <w:rtl w:val="true"/>
+        </w:rPr>
+        <w:t xml:space="preserve">   </w:t>
+      </w:r>
+      <w:r>
+        <w:rPr>
+          <w:rFonts w:ascii="Dana Light" w:hAnsi="Dana Light" w:cs="Dana Light"/>
+          <w:b w:val="false"/>
+          <w:b w:val="false"/>
+          <w:i w:val="false"/>
+          <w:i w:val="false"/>
+          <w:color w:val="4D4D4D"/>
+          <w:sz w:val="16"/>
+          <w:sz w:val="16"/>
+          <w:szCs w:val="16"/>
+          <w:rtl w:val="true"/>
+        </w:rPr>
+        <w:t xml:space="preserve">گواهینامه تخصصی کورسرا  </w:t>
+      </w:r>
+      <w:r>
+        <w:rPr>
+          <w:rFonts w:cs="Dana Light" w:ascii="Dana Light" w:hAnsi="Dana Light"/>
+          <w:b w:val="false"/>
+          <w:i w:val="false"/>
+          <w:color w:val="4D4D4D"/>
+          <w:sz w:val="16"/>
+          <w:szCs w:val="16"/>
+          <w:rtl w:val="true"/>
+        </w:rPr>
+        <w:t xml:space="preserve">·  </w:t>
       </w:r>
       <w:hyperlink r:id="rId10">
-        <w:r>
-          <w:rPr>
-            <w:rStyle w:val="ListLabel11"/>
-            <w:rFonts w:ascii="Dana Light" w:hAnsi="Dana Light" w:cs="Dana Light"/>
-            <w:color w:val="1F4E79"/>
-            <w:sz w:val="16"/>
-            <w:sz w:val="16"/>
-            <w:szCs w:val="16"/>
-            <w:u w:val="none"/>
-            <w:rtl w:val="true"/>
-          </w:rPr>
-          <w:t>مشاهده گواهی</w:t>
-        </w:r>
-      </w:hyperlink>
-    </w:p>
-    <w:p>
-      <w:pPr>
-        <w:pStyle w:val="Normal"/>
-        <w:bidi w:val="1"/>
-        <w:spacing w:lineRule="auto" w:line="240" w:before="0" w:after="0"/>
-        <w:ind w:left="283"/>
-        <w:jc w:val="left"/>
-        <w:rPr/>
-      </w:pPr>
-      <w:r>
-        <w:rPr>
-          <w:rFonts w:cs="Dana Light" w:ascii="Dana Light" w:hAnsi="Dana Light"/>
-          <w:b w:val="false"/>
-          <w:i w:val="false"/>
-          <w:color w:val="1A1A1A"/>
-          <w:sz w:val="16"/>
-          <w:szCs w:val="16"/>
-          <w:rtl w:val="true"/>
-        </w:rPr>
-        <w:t xml:space="preserve">- </w:t>
-      </w:r>
-      <w:r>
-        <w:rPr>
-          <w:rFonts w:cs="Dana Light" w:ascii="Dana Light" w:hAnsi="Dana Light"/>
-          <w:b w:val="false"/>
-          <w:i w:val="false"/>
-          <w:color w:val="1A1A1A"/>
-          <w:sz w:val="16"/>
-          <w:szCs w:val="16"/>
-        </w:rPr>
-        <w:t xml:space="preserve">AI &amp; ML Applications in Oil and Gas Industry   </w:t>
-      </w:r>
-      <w:r>
-        <w:rPr>
-          <w:rFonts w:ascii="Dana Light" w:hAnsi="Dana Light" w:cs="Dana Light"/>
-          <w:b w:val="false"/>
-          <w:b w:val="false"/>
-          <w:i w:val="false"/>
-          <w:i w:val="false"/>
-          <w:color w:val="4D4D4D"/>
-          <w:sz w:val="16"/>
-          <w:sz w:val="16"/>
-          <w:szCs w:val="16"/>
-        </w:rPr>
-        <w:t xml:space="preserve">۲۰۲۵ </w:t>
-      </w:r>
-      <w:r>
-        <w:rPr>
-          <w:rFonts w:cs="Dana Light" w:ascii="Dana Light" w:hAnsi="Dana Light"/>
-          <w:b w:val="false"/>
-          <w:i w:val="false"/>
-          <w:color w:val="4D4D4D"/>
-          <w:sz w:val="16"/>
-          <w:szCs w:val="16"/>
-        </w:rPr>
-        <w:t>· O4Y2QT274ZI3</w:t>
-      </w:r>
-      <w:r>
-        <w:rPr>
-          <w:rFonts w:cs="Dana Light" w:ascii="Dana Light" w:hAnsi="Dana Light"/>
-          <w:b w:val="false"/>
-          <w:i w:val="false"/>
-          <w:color w:val="4D4D4D"/>
-          <w:sz w:val="16"/>
-          <w:szCs w:val="16"/>
-          <w:rtl w:val="true"/>
-        </w:rPr>
-        <w:t xml:space="preserve">  ·  </w:t>
-      </w:r>
-      <w:hyperlink r:id="rId11">
-        <w:r>
-          <w:rPr>
-            <w:rStyle w:val="ListLabel11"/>
-            <w:rFonts w:ascii="Dana Light" w:hAnsi="Dana Light" w:cs="Dana Light"/>
-            <w:color w:val="1F4E79"/>
-            <w:sz w:val="16"/>
-            <w:sz w:val="16"/>
-            <w:szCs w:val="16"/>
-            <w:u w:val="none"/>
-            <w:rtl w:val="true"/>
-          </w:rPr>
-          <w:t>مشاهده گواهی</w:t>
-        </w:r>
-      </w:hyperlink>
-    </w:p>
-    <w:p>
-      <w:pPr>
-        <w:pStyle w:val="Normal"/>
-        <w:bidi w:val="1"/>
-        <w:spacing w:lineRule="auto" w:line="240" w:before="0" w:after="0"/>
-        <w:ind w:left="283"/>
-        <w:jc w:val="left"/>
-        <w:rPr/>
-      </w:pPr>
-      <w:r>
-        <w:rPr>
-          <w:rFonts w:cs="Dana Light" w:ascii="Dana Light" w:hAnsi="Dana Light"/>
-          <w:b w:val="false"/>
-          <w:i w:val="false"/>
-          <w:color w:val="1A1A1A"/>
-          <w:sz w:val="16"/>
-          <w:szCs w:val="16"/>
-          <w:rtl w:val="true"/>
-        </w:rPr>
-        <w:t xml:space="preserve">- </w:t>
-      </w:r>
-      <w:r>
-        <w:rPr>
-          <w:rFonts w:cs="Dana Light" w:ascii="Dana Light" w:hAnsi="Dana Light"/>
-          <w:b w:val="false"/>
-          <w:i w:val="false"/>
-          <w:color w:val="1A1A1A"/>
-          <w:sz w:val="16"/>
-          <w:szCs w:val="16"/>
-        </w:rPr>
-        <w:t xml:space="preserve">Utilities, Safety &amp; Environmental Care in Oil &amp; Gas Industry   </w:t>
-      </w:r>
-      <w:r>
-        <w:rPr>
-          <w:rFonts w:ascii="Dana Light" w:hAnsi="Dana Light" w:cs="Dana Light"/>
-          <w:b w:val="false"/>
-          <w:b w:val="false"/>
-          <w:i w:val="false"/>
-          <w:i w:val="false"/>
-          <w:color w:val="4D4D4D"/>
-          <w:sz w:val="16"/>
-          <w:sz w:val="16"/>
-          <w:szCs w:val="16"/>
-        </w:rPr>
-        <w:t xml:space="preserve">۲۰۲۵ </w:t>
-      </w:r>
-      <w:r>
-        <w:rPr>
-          <w:rFonts w:cs="Dana Light" w:ascii="Dana Light" w:hAnsi="Dana Light"/>
-          <w:b w:val="false"/>
-          <w:i w:val="false"/>
-          <w:color w:val="4D4D4D"/>
-          <w:sz w:val="16"/>
-          <w:szCs w:val="16"/>
-        </w:rPr>
-        <w:t>· UQWIYV2XAVAV</w:t>
-      </w:r>
-      <w:r>
-        <w:rPr>
-          <w:rFonts w:cs="Dana Light" w:ascii="Dana Light" w:hAnsi="Dana Light"/>
-          <w:b w:val="false"/>
-          <w:i w:val="false"/>
-          <w:color w:val="4D4D4D"/>
-          <w:sz w:val="16"/>
-          <w:szCs w:val="16"/>
-          <w:rtl w:val="true"/>
-        </w:rPr>
-        <w:t xml:space="preserve">  ·  </w:t>
-      </w:r>
-      <w:hyperlink r:id="rId12">
-        <w:r>
-          <w:rPr>
-            <w:rStyle w:val="ListLabel11"/>
-            <w:rFonts w:ascii="Dana Light" w:hAnsi="Dana Light" w:cs="Dana Light"/>
-            <w:color w:val="1F4E79"/>
-            <w:sz w:val="16"/>
-            <w:sz w:val="16"/>
-            <w:szCs w:val="16"/>
-            <w:u w:val="none"/>
-            <w:rtl w:val="true"/>
-          </w:rPr>
-          <w:t>مشاهده گواهی</w:t>
-        </w:r>
-      </w:hyperlink>
-    </w:p>
-    <w:p>
-      <w:pPr>
-        <w:pStyle w:val="Normal"/>
-        <w:bidi w:val="1"/>
-        <w:spacing w:lineRule="auto" w:line="240" w:before="20" w:after="60"/>
-        <w:ind w:left="283"/>
-        <w:jc w:val="left"/>
-        <w:rPr/>
-      </w:pPr>
-      <w:hyperlink r:id="rId13">
         <w:r>
           <w:rPr>
             <w:rStyle w:val="ListLabel11"/>
@@ -10513,99 +10607,24 @@
       <w:pPr>
         <w:pStyle w:val="Normal"/>
         <w:bidi w:val="1"/>
-        <w:spacing w:lineRule="auto" w:line="240" w:before="40" w:after="0"/>
+        <w:spacing w:lineRule="auto" w:line="240" w:before="0" w:after="0"/>
         <w:jc w:val="left"/>
         <w:rPr/>
       </w:pPr>
       <w:r>
         <w:rPr>
-          <w:rFonts w:cs="Dana DemiBold" w:ascii="Dana DemiBold" w:hAnsi="Dana DemiBold"/>
+          <w:rFonts w:cs="Dana"/>
           <w:b w:val="false"/>
           <w:i w:val="false"/>
           <w:color w:val="1A1A1A"/>
-          <w:sz w:val="21"/>
-          <w:szCs w:val="21"/>
+          <w:sz w:val="16"/>
+          <w:szCs w:val="16"/>
         </w:rPr>
         <w:t>Introduction to Environmental Science</w:t>
       </w:r>
-    </w:p>
-    <w:p>
-      <w:pPr>
-        <w:pStyle w:val="Normal"/>
-        <w:bidi w:val="1"/>
-        <w:spacing w:lineRule="auto" w:line="240" w:before="0" w:after="20"/>
-        <w:jc w:val="left"/>
-        <w:rPr/>
-      </w:pPr>
-      <w:r>
-        <w:rPr>
-          <w:rFonts w:ascii="Dana Light" w:hAnsi="Dana Light" w:cs="Dana Light"/>
-          <w:b w:val="false"/>
-          <w:b w:val="false"/>
-          <w:i w:val="false"/>
-          <w:i w:val="false"/>
-          <w:color w:val="4D4D4D"/>
-          <w:sz w:val="16"/>
-          <w:sz w:val="16"/>
-          <w:szCs w:val="16"/>
-          <w:rtl w:val="true"/>
-        </w:rPr>
-        <w:t xml:space="preserve">گواهینامه تخصصی کورسرا </w:t>
-      </w:r>
-      <w:r>
-        <w:rPr>
-          <w:rFonts w:cs="Dana Light" w:ascii="Dana Light" w:hAnsi="Dana Light"/>
-          <w:b w:val="false"/>
-          <w:i w:val="false"/>
-          <w:color w:val="4D4D4D"/>
-          <w:sz w:val="16"/>
-          <w:szCs w:val="16"/>
-          <w:rtl w:val="true"/>
-        </w:rPr>
-        <w:t xml:space="preserve">· </w:t>
-      </w:r>
-      <w:r>
-        <w:rPr>
-          <w:rFonts w:ascii="Dana Light" w:hAnsi="Dana Light" w:cs="Dana Light"/>
-          <w:b w:val="false"/>
-          <w:b w:val="false"/>
-          <w:i w:val="false"/>
-          <w:i w:val="false"/>
-          <w:color w:val="4D4D4D"/>
-          <w:sz w:val="16"/>
-          <w:sz w:val="16"/>
-          <w:szCs w:val="16"/>
-        </w:rPr>
-        <w:t>۳</w:t>
-      </w:r>
-      <w:r>
-        <w:rPr>
-          <w:rFonts w:ascii="Dana Light" w:hAnsi="Dana Light" w:cs="Dana Light"/>
-          <w:b w:val="false"/>
-          <w:b w:val="false"/>
-          <w:i w:val="false"/>
-          <w:i w:val="false"/>
-          <w:color w:val="4D4D4D"/>
-          <w:sz w:val="16"/>
-          <w:sz w:val="16"/>
-          <w:szCs w:val="16"/>
-          <w:rtl w:val="true"/>
-        </w:rPr>
-        <w:t xml:space="preserve"> دوره</w:t>
-      </w:r>
-    </w:p>
-    <w:p>
-      <w:pPr>
-        <w:pStyle w:val="Normal"/>
-        <w:bidi w:val="1"/>
-        <w:spacing w:lineRule="auto" w:line="240" w:before="0" w:after="0"/>
-        <w:ind w:left="283"/>
-        <w:jc w:val="left"/>
-        <w:rPr/>
-      </w:pPr>
-      <w:r>
-        <w:rPr>
-          <w:rFonts w:cs="Dana Light" w:ascii="Dana Light" w:hAnsi="Dana Light"/>
+      <w:r>
+        <w:rPr>
+          <w:rFonts w:cs="Dana"/>
           <w:b w:val="false"/>
           <w:i w:val="false"/>
           <w:color w:val="1A1A1A"/>
@@ -10613,252 +10632,36 @@
           <w:szCs w:val="16"/>
           <w:rtl w:val="true"/>
         </w:rPr>
-        <w:t xml:space="preserve">- </w:t>
-      </w:r>
-      <w:r>
-        <w:rPr>
-          <w:rFonts w:cs="Dana Light" w:ascii="Dana Light" w:hAnsi="Dana Light"/>
-          <w:b w:val="false"/>
-          <w:i w:val="false"/>
-          <w:color w:val="1A1A1A"/>
-          <w:sz w:val="16"/>
-          <w:szCs w:val="16"/>
-        </w:rPr>
-        <w:t xml:space="preserve">Environmental Science   </w:t>
-      </w:r>
-      <w:r>
-        <w:rPr>
-          <w:rFonts w:ascii="Dana Light" w:hAnsi="Dana Light" w:cs="Dana Light"/>
-          <w:b w:val="false"/>
-          <w:b w:val="false"/>
-          <w:i w:val="false"/>
-          <w:i w:val="false"/>
-          <w:color w:val="4D4D4D"/>
-          <w:sz w:val="16"/>
-          <w:sz w:val="16"/>
-          <w:szCs w:val="16"/>
-        </w:rPr>
-        <w:t xml:space="preserve">۲۰۲۴ </w:t>
-      </w:r>
-      <w:r>
-        <w:rPr>
-          <w:rFonts w:cs="Dana Light" w:ascii="Dana Light" w:hAnsi="Dana Light"/>
-          <w:b w:val="false"/>
-          <w:i w:val="false"/>
-          <w:color w:val="4D4D4D"/>
-          <w:sz w:val="16"/>
-          <w:szCs w:val="16"/>
-        </w:rPr>
-        <w:t>· 67L7TVDOHCS4</w:t>
-      </w:r>
-      <w:r>
-        <w:rPr>
-          <w:rFonts w:cs="Dana Light" w:ascii="Dana Light" w:hAnsi="Dana Light"/>
-          <w:b w:val="false"/>
-          <w:i w:val="false"/>
-          <w:color w:val="4D4D4D"/>
-          <w:sz w:val="16"/>
-          <w:szCs w:val="16"/>
-          <w:rtl w:val="true"/>
-        </w:rPr>
-        <w:t xml:space="preserve">  ·  </w:t>
-      </w:r>
-      <w:hyperlink r:id="rId14">
-        <w:r>
-          <w:rPr>
-            <w:rStyle w:val="ListLabel11"/>
-            <w:rFonts w:ascii="Dana Light" w:hAnsi="Dana Light" w:cs="Dana Light"/>
-            <w:color w:val="1F4E79"/>
-            <w:sz w:val="16"/>
-            <w:sz w:val="16"/>
-            <w:szCs w:val="16"/>
-            <w:u w:val="none"/>
-            <w:rtl w:val="true"/>
-          </w:rPr>
-          <w:t>مشاهده گواهی</w:t>
-        </w:r>
-      </w:hyperlink>
-    </w:p>
-    <w:p>
-      <w:pPr>
-        <w:pStyle w:val="Normal"/>
-        <w:bidi w:val="1"/>
-        <w:spacing w:lineRule="auto" w:line="240" w:before="0" w:after="0"/>
-        <w:ind w:left="283"/>
-        <w:jc w:val="left"/>
-        <w:rPr/>
-      </w:pPr>
-      <w:r>
-        <w:rPr>
-          <w:rFonts w:cs="Dana Light" w:ascii="Dana Light" w:hAnsi="Dana Light"/>
-          <w:b w:val="false"/>
-          <w:i w:val="false"/>
-          <w:color w:val="1A1A1A"/>
-          <w:sz w:val="16"/>
-          <w:szCs w:val="16"/>
-          <w:rtl w:val="true"/>
-        </w:rPr>
-        <w:t xml:space="preserve">- </w:t>
-      </w:r>
-      <w:r>
-        <w:rPr>
-          <w:rFonts w:cs="Dana Light" w:ascii="Dana Light" w:hAnsi="Dana Light"/>
-          <w:b w:val="false"/>
-          <w:i w:val="false"/>
-          <w:color w:val="1A1A1A"/>
-          <w:sz w:val="16"/>
-          <w:szCs w:val="16"/>
-        </w:rPr>
-        <w:t xml:space="preserve">Population, Food, and Soil   </w:t>
-      </w:r>
-      <w:r>
-        <w:rPr>
-          <w:rFonts w:ascii="Dana Light" w:hAnsi="Dana Light" w:cs="Dana Light"/>
-          <w:b w:val="false"/>
-          <w:b w:val="false"/>
-          <w:i w:val="false"/>
-          <w:i w:val="false"/>
-          <w:color w:val="4D4D4D"/>
-          <w:sz w:val="16"/>
-          <w:sz w:val="16"/>
-          <w:szCs w:val="16"/>
-        </w:rPr>
-        <w:t xml:space="preserve">۲۰۲۴ </w:t>
-      </w:r>
-      <w:r>
-        <w:rPr>
-          <w:rFonts w:cs="Dana Light" w:ascii="Dana Light" w:hAnsi="Dana Light"/>
-          <w:b w:val="false"/>
-          <w:i w:val="false"/>
-          <w:color w:val="4D4D4D"/>
-          <w:sz w:val="16"/>
-          <w:szCs w:val="16"/>
-        </w:rPr>
-        <w:t>· E1UHZEYRKK2T</w:t>
-      </w:r>
-      <w:r>
-        <w:rPr>
-          <w:rFonts w:cs="Dana Light" w:ascii="Dana Light" w:hAnsi="Dana Light"/>
-          <w:b w:val="false"/>
-          <w:i w:val="false"/>
-          <w:color w:val="4D4D4D"/>
-          <w:sz w:val="16"/>
-          <w:szCs w:val="16"/>
-          <w:rtl w:val="true"/>
-        </w:rPr>
-        <w:t xml:space="preserve">  ·  </w:t>
-      </w:r>
-      <w:hyperlink r:id="rId15">
-        <w:r>
-          <w:rPr>
-            <w:rStyle w:val="ListLabel11"/>
-            <w:rFonts w:ascii="Dana Light" w:hAnsi="Dana Light" w:cs="Dana Light"/>
-            <w:color w:val="1F4E79"/>
-            <w:sz w:val="16"/>
-            <w:sz w:val="16"/>
-            <w:szCs w:val="16"/>
-            <w:u w:val="none"/>
-            <w:rtl w:val="true"/>
-          </w:rPr>
-          <w:t>مشاهده گواهی</w:t>
-        </w:r>
-      </w:hyperlink>
-    </w:p>
-    <w:p>
-      <w:pPr>
-        <w:pStyle w:val="Normal"/>
-        <w:bidi w:val="1"/>
-        <w:spacing w:lineRule="auto" w:line="240" w:before="0" w:after="0"/>
-        <w:ind w:left="283"/>
-        <w:jc w:val="left"/>
-        <w:rPr/>
-      </w:pPr>
-      <w:r>
-        <w:rPr>
-          <w:rFonts w:cs="Dana Light" w:ascii="Dana Light" w:hAnsi="Dana Light"/>
-          <w:b w:val="false"/>
-          <w:i w:val="false"/>
-          <w:color w:val="1A1A1A"/>
-          <w:sz w:val="16"/>
-          <w:szCs w:val="16"/>
-          <w:rtl w:val="true"/>
-        </w:rPr>
-        <w:t xml:space="preserve">- </w:t>
-      </w:r>
-      <w:r>
-        <w:rPr>
-          <w:rFonts w:cs="Dana Light" w:ascii="Dana Light" w:hAnsi="Dana Light"/>
-          <w:b w:val="false"/>
-          <w:i w:val="false"/>
-          <w:color w:val="1A1A1A"/>
-          <w:sz w:val="16"/>
-          <w:szCs w:val="16"/>
-        </w:rPr>
-        <w:t xml:space="preserve">Energy and Environment   </w:t>
-      </w:r>
-      <w:r>
-        <w:rPr>
-          <w:rFonts w:ascii="Dana Light" w:hAnsi="Dana Light" w:cs="Dana Light"/>
-          <w:b w:val="false"/>
-          <w:b w:val="false"/>
-          <w:i w:val="false"/>
-          <w:i w:val="false"/>
-          <w:color w:val="4D4D4D"/>
-          <w:sz w:val="16"/>
-          <w:sz w:val="16"/>
-          <w:szCs w:val="16"/>
-        </w:rPr>
-        <w:t xml:space="preserve">۲۰۲۴ </w:t>
-      </w:r>
-      <w:r>
-        <w:rPr>
-          <w:rFonts w:cs="Dana Light" w:ascii="Dana Light" w:hAnsi="Dana Light"/>
-          <w:b w:val="false"/>
-          <w:i w:val="false"/>
-          <w:color w:val="4D4D4D"/>
-          <w:sz w:val="16"/>
-          <w:szCs w:val="16"/>
-        </w:rPr>
-        <w:t>· TAEBBTUG4LV3</w:t>
-      </w:r>
-      <w:r>
-        <w:rPr>
-          <w:rFonts w:cs="Dana Light" w:ascii="Dana Light" w:hAnsi="Dana Light"/>
-          <w:b w:val="false"/>
-          <w:i w:val="false"/>
-          <w:color w:val="4D4D4D"/>
-          <w:sz w:val="16"/>
-          <w:szCs w:val="16"/>
-          <w:rtl w:val="true"/>
-        </w:rPr>
-        <w:t xml:space="preserve">  ·  </w:t>
-      </w:r>
-      <w:hyperlink r:id="rId16">
-        <w:r>
-          <w:rPr>
-            <w:rStyle w:val="ListLabel11"/>
-            <w:rFonts w:ascii="Dana Light" w:hAnsi="Dana Light" w:cs="Dana Light"/>
-            <w:color w:val="1F4E79"/>
-            <w:sz w:val="16"/>
-            <w:sz w:val="16"/>
-            <w:szCs w:val="16"/>
-            <w:u w:val="none"/>
-            <w:rtl w:val="true"/>
-          </w:rPr>
-          <w:t>مشاهده گواهی</w:t>
-        </w:r>
-      </w:hyperlink>
-    </w:p>
-    <w:p>
-      <w:pPr>
-        <w:pStyle w:val="Normal"/>
-        <w:bidi w:val="1"/>
-        <w:spacing w:lineRule="auto" w:line="240" w:before="20" w:after="60"/>
-        <w:ind w:left="283"/>
-        <w:jc w:val="left"/>
-        <w:rPr/>
-      </w:pPr>
-      <w:hyperlink r:id="rId17">
+        <w:t xml:space="preserve">   </w:t>
+      </w:r>
+      <w:r>
+        <w:rPr>
+          <w:rFonts w:ascii="Dana Light" w:hAnsi="Dana Light" w:cs="Dana Light"/>
+          <w:b w:val="false"/>
+          <w:b w:val="false"/>
+          <w:i w:val="false"/>
+          <w:i w:val="false"/>
+          <w:color w:val="4D4D4D"/>
+          <w:sz w:val="16"/>
+          <w:sz w:val="16"/>
+          <w:szCs w:val="16"/>
+          <w:rtl w:val="true"/>
+        </w:rPr>
+        <w:t xml:space="preserve">گواهینامه تخصصی کورسرا  </w:t>
+      </w:r>
+      <w:r>
+        <w:rPr>
+          <w:rFonts w:cs="Dana Light" w:ascii="Dana Light" w:hAnsi="Dana Light"/>
+          <w:b w:val="false"/>
+          <w:i w:val="false"/>
+          <w:color w:val="4D4D4D"/>
+          <w:sz w:val="16"/>
+          <w:szCs w:val="16"/>
+          <w:rtl w:val="true"/>
+        </w:rPr>
+        <w:t xml:space="preserve">·  </w:t>
+      </w:r>
+      <w:hyperlink r:id="rId11">
         <w:r>
           <w:rPr>
             <w:rStyle w:val="ListLabel11"/>
@@ -10878,85 +10681,98 @@
       <w:pPr>
         <w:pStyle w:val="Normal"/>
         <w:bidi w:val="1"/>
-        <w:spacing w:lineRule="auto" w:line="240" w:before="40" w:after="0"/>
+        <w:spacing w:lineRule="auto" w:line="240" w:before="0" w:after="0"/>
         <w:jc w:val="left"/>
         <w:rPr/>
       </w:pPr>
       <w:r>
         <w:rPr>
-          <w:rFonts w:cs="Dana DemiBold" w:ascii="Dana DemiBold" w:hAnsi="Dana DemiBold"/>
+          <w:rFonts w:cs="Dana"/>
           <w:b w:val="false"/>
           <w:i w:val="false"/>
           <w:color w:val="1A1A1A"/>
-          <w:sz w:val="21"/>
-          <w:szCs w:val="21"/>
+          <w:sz w:val="16"/>
+          <w:szCs w:val="16"/>
         </w:rPr>
         <w:t>Google Digital Marketing &amp; E-commerce Professional Certificate</w:t>
       </w:r>
+      <w:r>
+        <w:rPr>
+          <w:rFonts w:cs="Dana"/>
+          <w:b w:val="false"/>
+          <w:i w:val="false"/>
+          <w:color w:val="1A1A1A"/>
+          <w:sz w:val="16"/>
+          <w:szCs w:val="16"/>
+          <w:rtl w:val="true"/>
+        </w:rPr>
+        <w:t xml:space="preserve">   </w:t>
+      </w:r>
+      <w:r>
+        <w:rPr>
+          <w:rFonts w:ascii="Dana Light" w:hAnsi="Dana Light" w:cs="Dana Light"/>
+          <w:b w:val="false"/>
+          <w:b w:val="false"/>
+          <w:i w:val="false"/>
+          <w:i w:val="false"/>
+          <w:color w:val="4D4D4D"/>
+          <w:sz w:val="16"/>
+          <w:sz w:val="16"/>
+          <w:szCs w:val="16"/>
+          <w:rtl w:val="true"/>
+        </w:rPr>
+        <w:t xml:space="preserve">گواهی حرفه‌ای کورسرا  </w:t>
+      </w:r>
+      <w:r>
+        <w:rPr>
+          <w:rFonts w:cs="Dana Light" w:ascii="Dana Light" w:hAnsi="Dana Light"/>
+          <w:b w:val="false"/>
+          <w:i w:val="false"/>
+          <w:color w:val="4D4D4D"/>
+          <w:sz w:val="16"/>
+          <w:szCs w:val="16"/>
+          <w:rtl w:val="true"/>
+        </w:rPr>
+        <w:t xml:space="preserve">·  </w:t>
+      </w:r>
+      <w:hyperlink r:id="rId12">
+        <w:r>
+          <w:rPr>
+            <w:rStyle w:val="ListLabel11"/>
+            <w:rFonts w:ascii="Dana Light" w:hAnsi="Dana Light" w:cs="Dana Light"/>
+            <w:color w:val="1F4E79"/>
+            <w:sz w:val="16"/>
+            <w:sz w:val="16"/>
+            <w:szCs w:val="16"/>
+            <w:u w:val="none"/>
+            <w:rtl w:val="true"/>
+          </w:rPr>
+          <w:t>مشاهده گواهی حرفه‌ای</w:t>
+        </w:r>
+      </w:hyperlink>
     </w:p>
     <w:p>
       <w:pPr>
         <w:pStyle w:val="Normal"/>
         <w:bidi w:val="1"/>
-        <w:spacing w:lineRule="auto" w:line="240" w:before="0" w:after="20"/>
+        <w:spacing w:lineRule="auto" w:line="240" w:before="40" w:after="40"/>
         <w:jc w:val="left"/>
         <w:rPr/>
       </w:pPr>
       <w:r>
         <w:rPr>
-          <w:rFonts w:ascii="Dana Light" w:hAnsi="Dana Light" w:cs="Dana Light"/>
-          <w:b w:val="false"/>
-          <w:b w:val="false"/>
-          <w:i w:val="false"/>
-          <w:i w:val="false"/>
-          <w:color w:val="4D4D4D"/>
-          <w:sz w:val="16"/>
-          <w:sz w:val="16"/>
-          <w:szCs w:val="16"/>
-          <w:rtl w:val="true"/>
-        </w:rPr>
-        <w:t xml:space="preserve">گواهی حرفه‌ای کورسرا </w:t>
-      </w:r>
-      <w:r>
-        <w:rPr>
-          <w:rFonts w:cs="Dana Light" w:ascii="Dana Light" w:hAnsi="Dana Light"/>
-          <w:b w:val="false"/>
-          <w:i w:val="false"/>
-          <w:color w:val="4D4D4D"/>
-          <w:sz w:val="16"/>
-          <w:szCs w:val="16"/>
-          <w:rtl w:val="true"/>
-        </w:rPr>
-        <w:t xml:space="preserve">· </w:t>
-      </w:r>
-      <w:r>
-        <w:rPr>
-          <w:rFonts w:ascii="Dana Light" w:hAnsi="Dana Light" w:cs="Dana Light"/>
-          <w:b w:val="false"/>
-          <w:b w:val="false"/>
-          <w:i w:val="false"/>
-          <w:i w:val="false"/>
-          <w:color w:val="4D4D4D"/>
-          <w:sz w:val="16"/>
-          <w:sz w:val="16"/>
-          <w:szCs w:val="16"/>
-        </w:rPr>
-        <w:t>۷</w:t>
-      </w:r>
-      <w:r>
-        <w:rPr>
-          <w:rFonts w:ascii="Dana Light" w:hAnsi="Dana Light" w:cs="Dana Light"/>
-          <w:b w:val="false"/>
-          <w:b w:val="false"/>
-          <w:i w:val="false"/>
-          <w:i w:val="false"/>
-          <w:color w:val="4D4D4D"/>
-          <w:sz w:val="16"/>
-          <w:sz w:val="16"/>
-          <w:szCs w:val="16"/>
-          <w:rtl w:val="true"/>
-        </w:rPr>
-        <w:t xml:space="preserve"> دوره</w:t>
+          <w:rFonts w:ascii="Dana DemiBold" w:hAnsi="Dana DemiBold" w:cs="Dana DemiBold"/>
+          <w:b w:val="false"/>
+          <w:b w:val="false"/>
+          <w:i w:val="false"/>
+          <w:i w:val="false"/>
+          <w:color w:val="1A1A1A"/>
+          <w:sz w:val="21"/>
+          <w:sz w:val="21"/>
+          <w:szCs w:val="21"/>
+          <w:rtl w:val="true"/>
+        </w:rPr>
+        <w:t>مجوزها</w:t>
       </w:r>
     </w:p>
     <w:p>
@@ -10964,69 +10780,284 @@
         <w:pStyle w:val="Normal"/>
         <w:bidi w:val="1"/>
         <w:spacing w:lineRule="auto" w:line="240" w:before="0" w:after="0"/>
-        <w:ind w:left="283"/>
         <w:jc w:val="left"/>
         <w:rPr/>
       </w:pPr>
       <w:r>
         <w:rPr>
-          <w:rFonts w:cs="Dana Light" w:ascii="Dana Light" w:hAnsi="Dana Light"/>
-          <w:b w:val="false"/>
+          <w:rFonts w:ascii="Dana" w:hAnsi="Dana"/>
+          <w:b w:val="false"/>
+          <w:b w:val="false"/>
+          <w:i w:val="false"/>
           <w:i w:val="false"/>
           <w:color w:val="1A1A1A"/>
           <w:sz w:val="16"/>
-          <w:szCs w:val="16"/>
-          <w:rtl w:val="true"/>
-        </w:rPr>
-        <w:t xml:space="preserve">- </w:t>
-      </w:r>
-      <w:r>
-        <w:rPr>
-          <w:rFonts w:cs="Dana Light" w:ascii="Dana Light" w:hAnsi="Dana Light"/>
+          <w:sz w:val="16"/>
+          <w:szCs w:val="16"/>
+          <w:rtl w:val="true"/>
+        </w:rPr>
+        <w:t xml:space="preserve">مجوز فعالیت شرکت هوشمند افزار خلاق </w:t>
+      </w:r>
+      <w:r>
+        <w:rPr>
+          <w:rFonts w:cs="Dana"/>
           <w:b w:val="false"/>
           <w:i w:val="false"/>
           <w:color w:val="1A1A1A"/>
           <w:sz w:val="16"/>
           <w:szCs w:val="16"/>
-        </w:rPr>
-        <w:t xml:space="preserve">Foundations of Digital Marketing and E-commerce   </w:t>
-      </w:r>
-      <w:r>
-        <w:rPr>
-          <w:rFonts w:ascii="Dana Light" w:hAnsi="Dana Light" w:cs="Dana Light"/>
-          <w:b w:val="false"/>
-          <w:b w:val="false"/>
-          <w:i w:val="false"/>
-          <w:i w:val="false"/>
-          <w:color w:val="4D4D4D"/>
-          <w:sz w:val="16"/>
-          <w:sz w:val="16"/>
-          <w:szCs w:val="16"/>
-        </w:rPr>
-        <w:t xml:space="preserve">۲۰۲۴ </w:t>
-      </w:r>
-      <w:r>
-        <w:rPr>
-          <w:rFonts w:cs="Dana Light" w:ascii="Dana Light" w:hAnsi="Dana Light"/>
-          <w:b w:val="false"/>
-          <w:i w:val="false"/>
-          <w:color w:val="4D4D4D"/>
-          <w:sz w:val="16"/>
-          <w:szCs w:val="16"/>
-        </w:rPr>
-        <w:t>· ADAC17OAAUTM</w:t>
-      </w:r>
-      <w:r>
-        <w:rPr>
-          <w:rFonts w:cs="Dana Light" w:ascii="Dana Light" w:hAnsi="Dana Light"/>
-          <w:b w:val="false"/>
-          <w:i w:val="false"/>
-          <w:color w:val="4D4D4D"/>
-          <w:sz w:val="16"/>
-          <w:szCs w:val="16"/>
-          <w:rtl w:val="true"/>
-        </w:rPr>
-        <w:t xml:space="preserve">  ·  </w:t>
+          <w:rtl w:val="true"/>
+        </w:rPr>
+        <w:t>(</w:t>
+      </w:r>
+      <w:r>
+        <w:rPr>
+          <w:rFonts w:ascii="Dana" w:hAnsi="Dana"/>
+          <w:b w:val="false"/>
+          <w:b w:val="false"/>
+          <w:i w:val="false"/>
+          <w:i w:val="false"/>
+          <w:color w:val="1A1A1A"/>
+          <w:sz w:val="16"/>
+          <w:sz w:val="16"/>
+          <w:szCs w:val="16"/>
+          <w:rtl w:val="true"/>
+        </w:rPr>
+        <w:t>ورجاوند</w:t>
+      </w:r>
+      <w:r>
+        <w:rPr>
+          <w:rFonts w:cs="Dana"/>
+          <w:b w:val="false"/>
+          <w:i w:val="false"/>
+          <w:color w:val="1A1A1A"/>
+          <w:sz w:val="16"/>
+          <w:szCs w:val="16"/>
+          <w:rtl w:val="true"/>
+        </w:rPr>
+        <w:t xml:space="preserve">)   </w:t>
+      </w:r>
+      <w:r>
+        <w:rPr>
+          <w:rFonts w:ascii="Dana Light" w:hAnsi="Dana Light" w:cs="Dana Light"/>
+          <w:b w:val="false"/>
+          <w:b w:val="false"/>
+          <w:i w:val="false"/>
+          <w:i w:val="false"/>
+          <w:color w:val="4D4D4D"/>
+          <w:sz w:val="16"/>
+          <w:sz w:val="16"/>
+          <w:szCs w:val="16"/>
+          <w:rtl w:val="true"/>
+        </w:rPr>
+        <w:t xml:space="preserve">سازمان نظام صنفی رایانه‌ای استان تهران  </w:t>
+      </w:r>
+      <w:r>
+        <w:rPr>
+          <w:rFonts w:cs="Dana Light" w:ascii="Dana Light" w:hAnsi="Dana Light"/>
+          <w:b w:val="false"/>
+          <w:i w:val="false"/>
+          <w:color w:val="4D4D4D"/>
+          <w:sz w:val="16"/>
+          <w:szCs w:val="16"/>
+          <w:rtl w:val="true"/>
+        </w:rPr>
+        <w:t xml:space="preserve">·  </w:t>
+      </w:r>
+      <w:hyperlink r:id="rId13">
+        <w:r>
+          <w:rPr>
+            <w:rStyle w:val="ListLabel11"/>
+            <w:rFonts w:ascii="Dana Light" w:hAnsi="Dana Light" w:cs="Dana Light"/>
+            <w:color w:val="1F4E79"/>
+            <w:sz w:val="16"/>
+            <w:sz w:val="16"/>
+            <w:szCs w:val="16"/>
+            <w:u w:val="none"/>
+            <w:rtl w:val="true"/>
+          </w:rPr>
+          <w:t>مشاهده مجوز</w:t>
+        </w:r>
+      </w:hyperlink>
+    </w:p>
+    <w:p>
+      <w:pPr>
+        <w:pStyle w:val="Normal"/>
+        <w:bidi w:val="1"/>
+        <w:spacing w:lineRule="auto" w:line="240" w:before="0" w:after="0"/>
+        <w:jc w:val="left"/>
+        <w:rPr/>
+      </w:pPr>
+      <w:r>
+        <w:rPr>
+          <w:rFonts w:ascii="Dana" w:hAnsi="Dana"/>
+          <w:b w:val="false"/>
+          <w:b w:val="false"/>
+          <w:i w:val="false"/>
+          <w:i w:val="false"/>
+          <w:color w:val="1A1A1A"/>
+          <w:sz w:val="16"/>
+          <w:sz w:val="16"/>
+          <w:szCs w:val="16"/>
+          <w:rtl w:val="true"/>
+        </w:rPr>
+        <w:t xml:space="preserve">مجوز کسب و کار خانگی هوش مصنوعی   </w:t>
+      </w:r>
+      <w:hyperlink r:id="rId14">
+        <w:r>
+          <w:rPr>
+            <w:rStyle w:val="ListLabel11"/>
+            <w:rFonts w:ascii="Dana Light" w:hAnsi="Dana Light" w:cs="Dana Light"/>
+            <w:color w:val="1F4E79"/>
+            <w:sz w:val="16"/>
+            <w:sz w:val="16"/>
+            <w:szCs w:val="16"/>
+            <w:u w:val="none"/>
+            <w:rtl w:val="true"/>
+          </w:rPr>
+          <w:t>مشاهده مجوز</w:t>
+        </w:r>
+      </w:hyperlink>
+    </w:p>
+    <w:p>
+      <w:pPr>
+        <w:pStyle w:val="Normal"/>
+        <w:bidi w:val="1"/>
+        <w:spacing w:lineRule="auto" w:line="240" w:before="0" w:after="0"/>
+        <w:jc w:val="left"/>
+        <w:rPr/>
+      </w:pPr>
+      <w:r>
+        <w:rPr>
+          <w:rFonts w:ascii="Dana" w:hAnsi="Dana"/>
+          <w:b w:val="false"/>
+          <w:b w:val="false"/>
+          <w:i w:val="false"/>
+          <w:i w:val="false"/>
+          <w:color w:val="1A1A1A"/>
+          <w:sz w:val="16"/>
+          <w:sz w:val="16"/>
+          <w:szCs w:val="16"/>
+          <w:rtl w:val="true"/>
+        </w:rPr>
+        <w:t xml:space="preserve">مجوز کسب و کار خانگی طراحی معماری سیستم نرم‌افزار   </w:t>
+      </w:r>
+      <w:hyperlink r:id="rId15">
+        <w:r>
+          <w:rPr>
+            <w:rStyle w:val="ListLabel11"/>
+            <w:rFonts w:ascii="Dana Light" w:hAnsi="Dana Light" w:cs="Dana Light"/>
+            <w:color w:val="1F4E79"/>
+            <w:sz w:val="16"/>
+            <w:sz w:val="16"/>
+            <w:szCs w:val="16"/>
+            <w:u w:val="none"/>
+            <w:rtl w:val="true"/>
+          </w:rPr>
+          <w:t>مشاهده مجوز</w:t>
+        </w:r>
+      </w:hyperlink>
+    </w:p>
+    <w:p>
+      <w:pPr>
+        <w:pStyle w:val="Normal"/>
+        <w:bidi w:val="1"/>
+        <w:spacing w:lineRule="auto" w:line="240" w:before="0" w:after="0"/>
+        <w:jc w:val="left"/>
+        <w:rPr/>
+      </w:pPr>
+      <w:r>
+        <w:rPr>
+          <w:rFonts w:ascii="Dana" w:hAnsi="Dana"/>
+          <w:b w:val="false"/>
+          <w:b w:val="false"/>
+          <w:i w:val="false"/>
+          <w:i w:val="false"/>
+          <w:color w:val="1A1A1A"/>
+          <w:sz w:val="16"/>
+          <w:sz w:val="16"/>
+          <w:szCs w:val="16"/>
+          <w:rtl w:val="true"/>
+        </w:rPr>
+        <w:t xml:space="preserve">مجوز کسب و کار خانگی طراحی طلا و جواهر   </w:t>
+      </w:r>
+      <w:hyperlink r:id="rId16">
+        <w:r>
+          <w:rPr>
+            <w:rStyle w:val="ListLabel11"/>
+            <w:rFonts w:ascii="Dana Light" w:hAnsi="Dana Light" w:cs="Dana Light"/>
+            <w:color w:val="1F4E79"/>
+            <w:sz w:val="16"/>
+            <w:sz w:val="16"/>
+            <w:szCs w:val="16"/>
+            <w:u w:val="none"/>
+            <w:rtl w:val="true"/>
+          </w:rPr>
+          <w:t>مشاهده مجوز</w:t>
+        </w:r>
+      </w:hyperlink>
+    </w:p>
+    <w:p>
+      <w:pPr>
+        <w:pStyle w:val="Normal"/>
+        <w:bidi w:val="1"/>
+        <w:spacing w:lineRule="auto" w:line="240" w:before="0" w:after="0"/>
+        <w:jc w:val="left"/>
+        <w:rPr/>
+      </w:pPr>
+      <w:r>
+        <w:rPr>
+          <w:rFonts w:ascii="Dana" w:hAnsi="Dana"/>
+          <w:b w:val="false"/>
+          <w:b w:val="false"/>
+          <w:i w:val="false"/>
+          <w:i w:val="false"/>
+          <w:color w:val="1A1A1A"/>
+          <w:sz w:val="16"/>
+          <w:sz w:val="16"/>
+          <w:szCs w:val="16"/>
+          <w:rtl w:val="true"/>
+        </w:rPr>
+        <w:t xml:space="preserve">مجوز کسب و کار خانگی تراش سنگ‌های قیمتی و نیمه‌قیمتی   </w:t>
+      </w:r>
+      <w:hyperlink r:id="rId17">
+        <w:r>
+          <w:rPr>
+            <w:rStyle w:val="ListLabel11"/>
+            <w:rFonts w:ascii="Dana Light" w:hAnsi="Dana Light" w:cs="Dana Light"/>
+            <w:color w:val="1F4E79"/>
+            <w:sz w:val="16"/>
+            <w:sz w:val="16"/>
+            <w:szCs w:val="16"/>
+            <w:u w:val="none"/>
+            <w:rtl w:val="true"/>
+          </w:rPr>
+          <w:t>مشاهده مجوز</w:t>
+        </w:r>
+      </w:hyperlink>
+    </w:p>
+    <w:p>
+      <w:pPr>
+        <w:pStyle w:val="Normal"/>
+        <w:bidi w:val="1"/>
+        <w:spacing w:lineRule="auto" w:line="240" w:before="0" w:after="0"/>
+        <w:jc w:val="left"/>
+        <w:rPr/>
+      </w:pPr>
+      <w:r>
+        <w:rPr>
+          <w:rFonts w:ascii="Dana" w:hAnsi="Dana"/>
+          <w:b w:val="false"/>
+          <w:b w:val="false"/>
+          <w:i w:val="false"/>
+          <w:i w:val="false"/>
+          <w:color w:val="1A1A1A"/>
+          <w:sz w:val="16"/>
+          <w:sz w:val="16"/>
+          <w:szCs w:val="16"/>
+          <w:rtl w:val="true"/>
+        </w:rPr>
+        <w:t xml:space="preserve">مجوز کسب و کار خانگی برنامه‌نویسی نرم‌افزار   </w:t>
       </w:r>
       <w:hyperlink r:id="rId18">
         <w:r>
@@ -11040,9 +11071,181 @@
             <w:u w:val="none"/>
             <w:rtl w:val="true"/>
           </w:rPr>
-          <w:t>مشاهده گواهی</w:t>
+          <w:t>مشاهده مجوز</w:t>
         </w:r>
       </w:hyperlink>
+    </w:p>
+    <w:p>
+      <w:pPr>
+        <w:pStyle w:val="Normal"/>
+        <w:bidi w:val="1"/>
+        <w:spacing w:lineRule="auto" w:line="240" w:before="0" w:after="0"/>
+        <w:jc w:val="left"/>
+        <w:rPr/>
+      </w:pPr>
+      <w:r>
+        <w:rPr>
+          <w:rFonts w:ascii="Dana" w:hAnsi="Dana"/>
+          <w:b w:val="false"/>
+          <w:b w:val="false"/>
+          <w:i w:val="false"/>
+          <w:i w:val="false"/>
+          <w:color w:val="1A1A1A"/>
+          <w:sz w:val="16"/>
+          <w:sz w:val="16"/>
+          <w:szCs w:val="16"/>
+          <w:rtl w:val="true"/>
+        </w:rPr>
+        <w:t xml:space="preserve">پروانه کسب خدمات نصب و راه‌اندازی نرم‌افزار و سایر فعالیت‌های مرتبط به آن </w:t>
+      </w:r>
+      <w:r>
+        <w:rPr>
+          <w:rFonts w:cs="Dana"/>
+          <w:b w:val="false"/>
+          <w:i w:val="false"/>
+          <w:color w:val="1A1A1A"/>
+          <w:sz w:val="16"/>
+          <w:szCs w:val="16"/>
+          <w:rtl w:val="true"/>
+        </w:rPr>
+        <w:t>(</w:t>
+      </w:r>
+      <w:r>
+        <w:rPr>
+          <w:rFonts w:ascii="Dana" w:hAnsi="Dana"/>
+          <w:b w:val="false"/>
+          <w:b w:val="false"/>
+          <w:i w:val="false"/>
+          <w:i w:val="false"/>
+          <w:color w:val="1A1A1A"/>
+          <w:sz w:val="16"/>
+          <w:sz w:val="16"/>
+          <w:szCs w:val="16"/>
+          <w:rtl w:val="true"/>
+        </w:rPr>
+        <w:t>شخصیت حقوقی</w:t>
+      </w:r>
+      <w:r>
+        <w:rPr>
+          <w:rFonts w:cs="Dana"/>
+          <w:b w:val="false"/>
+          <w:i w:val="false"/>
+          <w:color w:val="1A1A1A"/>
+          <w:sz w:val="16"/>
+          <w:szCs w:val="16"/>
+          <w:rtl w:val="true"/>
+        </w:rPr>
+        <w:t>)</w:t>
+      </w:r>
+    </w:p>
+    <w:p>
+      <w:pPr>
+        <w:pStyle w:val="Normal"/>
+        <w:bidi w:val="1"/>
+        <w:spacing w:lineRule="auto" w:line="240" w:before="40" w:after="40"/>
+        <w:jc w:val="left"/>
+        <w:rPr/>
+      </w:pPr>
+      <w:r>
+        <w:rPr>
+          <w:rFonts w:ascii="Dana DemiBold" w:hAnsi="Dana DemiBold" w:cs="Dana DemiBold"/>
+          <w:b w:val="false"/>
+          <w:b w:val="false"/>
+          <w:i w:val="false"/>
+          <w:i w:val="false"/>
+          <w:color w:val="1A1A1A"/>
+          <w:sz w:val="21"/>
+          <w:sz w:val="21"/>
+          <w:szCs w:val="21"/>
+          <w:rtl w:val="true"/>
+        </w:rPr>
+        <w:t>دوره‌ها</w:t>
+      </w:r>
+    </w:p>
+    <w:p>
+      <w:pPr>
+        <w:pStyle w:val="Normal"/>
+        <w:bidi w:val="1"/>
+        <w:spacing w:lineRule="auto" w:line="240" w:before="40" w:after="0"/>
+        <w:jc w:val="left"/>
+        <w:rPr/>
+      </w:pPr>
+      <w:r>
+        <w:rPr>
+          <w:rFonts w:cs="Dana DemiBold" w:ascii="Dana DemiBold" w:hAnsi="Dana DemiBold"/>
+          <w:b w:val="false"/>
+          <w:i w:val="false"/>
+          <w:color w:val="1A1A1A"/>
+          <w:sz w:val="21"/>
+          <w:szCs w:val="21"/>
+        </w:rPr>
+        <w:t>Petroleum Engineering with AI Applications</w:t>
+      </w:r>
+    </w:p>
+    <w:p>
+      <w:pPr>
+        <w:pStyle w:val="Normal"/>
+        <w:bidi w:val="1"/>
+        <w:spacing w:lineRule="auto" w:line="240" w:before="0" w:after="20"/>
+        <w:jc w:val="left"/>
+        <w:rPr/>
+      </w:pPr>
+      <w:r>
+        <w:rPr>
+          <w:rFonts w:ascii="Dana Light" w:hAnsi="Dana Light" w:cs="Dana Light"/>
+          <w:b w:val="false"/>
+          <w:b w:val="false"/>
+          <w:i w:val="false"/>
+          <w:i w:val="false"/>
+          <w:color w:val="4D4D4D"/>
+          <w:sz w:val="16"/>
+          <w:sz w:val="16"/>
+          <w:szCs w:val="16"/>
+          <w:rtl w:val="true"/>
+        </w:rPr>
+        <w:t xml:space="preserve">گواهینامه تخصصی کورسرا </w:t>
+      </w:r>
+      <w:r>
+        <w:rPr>
+          <w:rFonts w:cs="Dana Light" w:ascii="Dana Light" w:hAnsi="Dana Light"/>
+          <w:b w:val="false"/>
+          <w:i w:val="false"/>
+          <w:color w:val="4D4D4D"/>
+          <w:sz w:val="16"/>
+          <w:szCs w:val="16"/>
+          <w:rtl w:val="true"/>
+        </w:rPr>
+        <w:t xml:space="preserve">· </w:t>
+      </w:r>
+      <w:r>
+        <w:rPr>
+          <w:rFonts w:ascii="Dana Light" w:hAnsi="Dana Light" w:cs="Dana Light"/>
+          <w:b w:val="false"/>
+          <w:b w:val="false"/>
+          <w:i w:val="false"/>
+          <w:i w:val="false"/>
+          <w:color w:val="4D4D4D"/>
+          <w:sz w:val="16"/>
+          <w:sz w:val="16"/>
+          <w:szCs w:val="16"/>
+        </w:rPr>
+        <w:t>۵</w:t>
+      </w:r>
+      <w:r>
+        <w:rPr>
+          <w:rFonts w:ascii="Dana Light" w:hAnsi="Dana Light" w:cs="Dana Light"/>
+          <w:b w:val="false"/>
+          <w:b w:val="false"/>
+          <w:i w:val="false"/>
+          <w:i w:val="false"/>
+          <w:color w:val="4D4D4D"/>
+          <w:sz w:val="16"/>
+          <w:sz w:val="16"/>
+          <w:szCs w:val="16"/>
+          <w:rtl w:val="true"/>
+        </w:rPr>
+        <w:t xml:space="preserve"> دوره</w:t>
+      </w:r>
     </w:p>
     <w:p>
       <w:pPr>
@@ -11074,32 +11277,32 @@
           <w:sz w:val="16"/>
           <w:szCs w:val="16"/>
         </w:rPr>
-        <w:t xml:space="preserve">Attract and Engage Customers with Digital Marketing   </w:t>
-      </w:r>
-      <w:r>
-        <w:rPr>
-          <w:rFonts w:ascii="Dana Light" w:hAnsi="Dana Light" w:cs="Dana Light"/>
-          <w:b w:val="false"/>
-          <w:b w:val="false"/>
-          <w:i w:val="false"/>
-          <w:i w:val="false"/>
-          <w:color w:val="4D4D4D"/>
-          <w:sz w:val="16"/>
-          <w:sz w:val="16"/>
-          <w:szCs w:val="16"/>
-        </w:rPr>
-        <w:t xml:space="preserve">۲۰۲۴ </w:t>
-      </w:r>
-      <w:r>
-        <w:rPr>
-          <w:rFonts w:cs="Dana Light" w:ascii="Dana Light" w:hAnsi="Dana Light"/>
-          <w:b w:val="false"/>
-          <w:i w:val="false"/>
-          <w:color w:val="4D4D4D"/>
-          <w:sz w:val="16"/>
-          <w:szCs w:val="16"/>
-        </w:rPr>
-        <w:t>· BYDLT1NC85UY</w:t>
+        <w:t xml:space="preserve">Hydrocarbon Exploration and Production   </w:t>
+      </w:r>
+      <w:r>
+        <w:rPr>
+          <w:rFonts w:ascii="Dana Light" w:hAnsi="Dana Light" w:cs="Dana Light"/>
+          <w:b w:val="false"/>
+          <w:b w:val="false"/>
+          <w:i w:val="false"/>
+          <w:i w:val="false"/>
+          <w:color w:val="4D4D4D"/>
+          <w:sz w:val="16"/>
+          <w:sz w:val="16"/>
+          <w:szCs w:val="16"/>
+        </w:rPr>
+        <w:t xml:space="preserve">۲۰۲۵ </w:t>
+      </w:r>
+      <w:r>
+        <w:rPr>
+          <w:rFonts w:cs="Dana Light" w:ascii="Dana Light" w:hAnsi="Dana Light"/>
+          <w:b w:val="false"/>
+          <w:i w:val="false"/>
+          <w:color w:val="4D4D4D"/>
+          <w:sz w:val="16"/>
+          <w:szCs w:val="16"/>
+        </w:rPr>
+        <w:t>· EVKUGMGT45RP</w:t>
       </w:r>
       <w:r>
         <w:rPr>
@@ -11159,32 +11362,32 @@
           <w:sz w:val="16"/>
           <w:szCs w:val="16"/>
         </w:rPr>
-        <w:t xml:space="preserve">From Likes to Leads: Interact with Customers Online   </w:t>
-      </w:r>
-      <w:r>
-        <w:rPr>
-          <w:rFonts w:ascii="Dana Light" w:hAnsi="Dana Light" w:cs="Dana Light"/>
-          <w:b w:val="false"/>
-          <w:b w:val="false"/>
-          <w:i w:val="false"/>
-          <w:i w:val="false"/>
-          <w:color w:val="4D4D4D"/>
-          <w:sz w:val="16"/>
-          <w:sz w:val="16"/>
-          <w:szCs w:val="16"/>
-        </w:rPr>
-        <w:t xml:space="preserve">۲۰۲۴ </w:t>
-      </w:r>
-      <w:r>
-        <w:rPr>
-          <w:rFonts w:cs="Dana Light" w:ascii="Dana Light" w:hAnsi="Dana Light"/>
-          <w:b w:val="false"/>
-          <w:i w:val="false"/>
-          <w:color w:val="4D4D4D"/>
-          <w:sz w:val="16"/>
-          <w:szCs w:val="16"/>
-        </w:rPr>
-        <w:t>· OY3RTJ0FB1O9</w:t>
+        <w:t xml:space="preserve">From Wellhead to Refinery: Midstream Oil and Gas Processing   </w:t>
+      </w:r>
+      <w:r>
+        <w:rPr>
+          <w:rFonts w:ascii="Dana Light" w:hAnsi="Dana Light" w:cs="Dana Light"/>
+          <w:b w:val="false"/>
+          <w:b w:val="false"/>
+          <w:i w:val="false"/>
+          <w:i w:val="false"/>
+          <w:color w:val="4D4D4D"/>
+          <w:sz w:val="16"/>
+          <w:sz w:val="16"/>
+          <w:szCs w:val="16"/>
+        </w:rPr>
+        <w:t xml:space="preserve">۲۰۲۵ </w:t>
+      </w:r>
+      <w:r>
+        <w:rPr>
+          <w:rFonts w:cs="Dana Light" w:ascii="Dana Light" w:hAnsi="Dana Light"/>
+          <w:b w:val="false"/>
+          <w:i w:val="false"/>
+          <w:color w:val="4D4D4D"/>
+          <w:sz w:val="16"/>
+          <w:szCs w:val="16"/>
+        </w:rPr>
+        <w:t>· RO8QDU44OUOL</w:t>
       </w:r>
       <w:r>
         <w:rPr>
@@ -11244,7 +11447,7 @@
           <w:sz w:val="16"/>
           <w:szCs w:val="16"/>
         </w:rPr>
-        <w:t xml:space="preserve">Think Outside the Inbox: Email Marketing   </w:t>
+        <w:t xml:space="preserve">Natural Gas Production and Processing   </w:t>
       </w:r>
       <w:r>
         <w:rPr>
@@ -11269,7 +11472,7 @@
           <w:sz w:val="16"/>
           <w:szCs w:val="16"/>
         </w:rPr>
-        <w:t>· J8KTD6HZ13TU</w:t>
+        <w:t>· IGS15UQQFRV4</w:t>
       </w:r>
       <w:r>
         <w:rPr>
@@ -11329,7 +11532,7 @@
           <w:sz w:val="16"/>
           <w:szCs w:val="16"/>
         </w:rPr>
-        <w:t xml:space="preserve">Assess for Success: Marketing Analytics and Measurement   </w:t>
+        <w:t xml:space="preserve">AI &amp; ML Applications in Oil and Gas Industry   </w:t>
       </w:r>
       <w:r>
         <w:rPr>
@@ -11354,7 +11557,7 @@
           <w:sz w:val="16"/>
           <w:szCs w:val="16"/>
         </w:rPr>
-        <w:t>· Z4TCNOZKS8MI</w:t>
+        <w:t>· O4Y2QT274ZI3</w:t>
       </w:r>
       <w:r>
         <w:rPr>
@@ -11414,7 +11617,7 @@
           <w:sz w:val="16"/>
           <w:szCs w:val="16"/>
         </w:rPr>
-        <w:t xml:space="preserve">Make the Sale: Build, Launch, and Manage E-commerce Stores   </w:t>
+        <w:t xml:space="preserve">Utilities, Safety &amp; Environmental Care in Oil &amp; Gas Industry   </w:t>
       </w:r>
       <w:r>
         <w:rPr>
@@ -11439,7 +11642,7 @@
           <w:sz w:val="16"/>
           <w:szCs w:val="16"/>
         </w:rPr>
-        <w:t>· TOTMC7EZJCGQ</w:t>
+        <w:t>· UQWIYV2XAVAV</w:t>
       </w:r>
       <w:r>
         <w:rPr>
@@ -11473,6 +11676,116 @@
       <w:pPr>
         <w:pStyle w:val="Normal"/>
         <w:bidi w:val="1"/>
+        <w:spacing w:lineRule="auto" w:line="240" w:before="20" w:after="60"/>
+        <w:ind w:left="283"/>
+        <w:jc w:val="left"/>
+        <w:rPr/>
+      </w:pPr>
+      <w:hyperlink r:id="rId24">
+        <w:r>
+          <w:rPr>
+            <w:rStyle w:val="ListLabel11"/>
+            <w:rFonts w:ascii="Dana Light" w:hAnsi="Dana Light" w:cs="Dana Light"/>
+            <w:color w:val="1F4E79"/>
+            <w:sz w:val="16"/>
+            <w:sz w:val="16"/>
+            <w:szCs w:val="16"/>
+            <w:u w:val="none"/>
+            <w:rtl w:val="true"/>
+          </w:rPr>
+          <w:t>مشاهده گواهینامه تخصصی</w:t>
+        </w:r>
+      </w:hyperlink>
+    </w:p>
+    <w:p>
+      <w:pPr>
+        <w:pStyle w:val="Normal"/>
+        <w:bidi w:val="1"/>
+        <w:spacing w:lineRule="auto" w:line="240" w:before="40" w:after="0"/>
+        <w:jc w:val="left"/>
+        <w:rPr/>
+      </w:pPr>
+      <w:r>
+        <w:rPr>
+          <w:rFonts w:cs="Dana DemiBold" w:ascii="Dana DemiBold" w:hAnsi="Dana DemiBold"/>
+          <w:b w:val="false"/>
+          <w:i w:val="false"/>
+          <w:color w:val="1A1A1A"/>
+          <w:sz w:val="21"/>
+          <w:szCs w:val="21"/>
+        </w:rPr>
+        <w:t>Introduction to Environmental Science</w:t>
+      </w:r>
+    </w:p>
+    <w:p>
+      <w:pPr>
+        <w:pStyle w:val="Normal"/>
+        <w:bidi w:val="1"/>
+        <w:spacing w:lineRule="auto" w:line="240" w:before="0" w:after="20"/>
+        <w:jc w:val="left"/>
+        <w:rPr/>
+      </w:pPr>
+      <w:r>
+        <w:rPr>
+          <w:rFonts w:ascii="Dana Light" w:hAnsi="Dana Light" w:cs="Dana Light"/>
+          <w:b w:val="false"/>
+          <w:b w:val="false"/>
+          <w:i w:val="false"/>
+          <w:i w:val="false"/>
+          <w:color w:val="4D4D4D"/>
+          <w:sz w:val="16"/>
+          <w:sz w:val="16"/>
+          <w:szCs w:val="16"/>
+          <w:rtl w:val="true"/>
+        </w:rPr>
+        <w:t xml:space="preserve">گواهینامه تخصصی کورسرا </w:t>
+      </w:r>
+      <w:r>
+        <w:rPr>
+          <w:rFonts w:cs="Dana Light" w:ascii="Dana Light" w:hAnsi="Dana Light"/>
+          <w:b w:val="false"/>
+          <w:i w:val="false"/>
+          <w:color w:val="4D4D4D"/>
+          <w:sz w:val="16"/>
+          <w:szCs w:val="16"/>
+          <w:rtl w:val="true"/>
+        </w:rPr>
+        <w:t xml:space="preserve">· </w:t>
+      </w:r>
+      <w:r>
+        <w:rPr>
+          <w:rFonts w:ascii="Dana Light" w:hAnsi="Dana Light" w:cs="Dana Light"/>
+          <w:b w:val="false"/>
+          <w:b w:val="false"/>
+          <w:i w:val="false"/>
+          <w:i w:val="false"/>
+          <w:color w:val="4D4D4D"/>
+          <w:sz w:val="16"/>
+          <w:sz w:val="16"/>
+          <w:szCs w:val="16"/>
+        </w:rPr>
+        <w:t>۳</w:t>
+      </w:r>
+      <w:r>
+        <w:rPr>
+          <w:rFonts w:ascii="Dana Light" w:hAnsi="Dana Light" w:cs="Dana Light"/>
+          <w:b w:val="false"/>
+          <w:b w:val="false"/>
+          <w:i w:val="false"/>
+          <w:i w:val="false"/>
+          <w:color w:val="4D4D4D"/>
+          <w:sz w:val="16"/>
+          <w:sz w:val="16"/>
+          <w:szCs w:val="16"/>
+          <w:rtl w:val="true"/>
+        </w:rPr>
+        <w:t xml:space="preserve"> دوره</w:t>
+      </w:r>
+    </w:p>
+    <w:p>
+      <w:pPr>
+        <w:pStyle w:val="Normal"/>
+        <w:bidi w:val="1"/>
         <w:spacing w:lineRule="auto" w:line="240" w:before="0" w:after="0"/>
         <w:ind w:left="283"/>
         <w:jc w:val="left"/>
@@ -11499,32 +11812,32 @@
           <w:sz w:val="16"/>
           <w:szCs w:val="16"/>
         </w:rPr>
-        <w:t xml:space="preserve">Satisfaction Guaranteed: Develop Customer Loyalty Online   </w:t>
-      </w:r>
-      <w:r>
-        <w:rPr>
-          <w:rFonts w:ascii="Dana Light" w:hAnsi="Dana Light" w:cs="Dana Light"/>
-          <w:b w:val="false"/>
-          <w:b w:val="false"/>
-          <w:i w:val="false"/>
-          <w:i w:val="false"/>
-          <w:color w:val="4D4D4D"/>
-          <w:sz w:val="16"/>
-          <w:sz w:val="16"/>
-          <w:szCs w:val="16"/>
-        </w:rPr>
-        <w:t xml:space="preserve">۲۰۲۵ </w:t>
-      </w:r>
-      <w:r>
-        <w:rPr>
-          <w:rFonts w:cs="Dana Light" w:ascii="Dana Light" w:hAnsi="Dana Light"/>
-          <w:b w:val="false"/>
-          <w:i w:val="false"/>
-          <w:color w:val="4D4D4D"/>
-          <w:sz w:val="16"/>
-          <w:szCs w:val="16"/>
-        </w:rPr>
-        <w:t>· 7IHL2H68QMKE</w:t>
+        <w:t xml:space="preserve">Environmental Science   </w:t>
+      </w:r>
+      <w:r>
+        <w:rPr>
+          <w:rFonts w:ascii="Dana Light" w:hAnsi="Dana Light" w:cs="Dana Light"/>
+          <w:b w:val="false"/>
+          <w:b w:val="false"/>
+          <w:i w:val="false"/>
+          <w:i w:val="false"/>
+          <w:color w:val="4D4D4D"/>
+          <w:sz w:val="16"/>
+          <w:sz w:val="16"/>
+          <w:szCs w:val="16"/>
+        </w:rPr>
+        <w:t xml:space="preserve">۲۰۲۴ </w:t>
+      </w:r>
+      <w:r>
+        <w:rPr>
+          <w:rFonts w:cs="Dana Light" w:ascii="Dana Light" w:hAnsi="Dana Light"/>
+          <w:b w:val="false"/>
+          <w:i w:val="false"/>
+          <w:color w:val="4D4D4D"/>
+          <w:sz w:val="16"/>
+          <w:szCs w:val="16"/>
+        </w:rPr>
+        <w:t>· 67L7TVDOHCS4</w:t>
       </w:r>
       <w:r>
         <w:rPr>
@@ -11538,7 +11851,7 @@
         </w:rPr>
         <w:t xml:space="preserve">  ·  </w:t>
       </w:r>
-      <w:hyperlink r:id="rId24">
+      <w:hyperlink r:id="rId25">
         <w:r>
           <w:rPr>
             <w:rStyle w:val="ListLabel11"/>
@@ -11558,81 +11871,58 @@
       <w:pPr>
         <w:pStyle w:val="Normal"/>
         <w:bidi w:val="1"/>
-        <w:spacing w:lineRule="auto" w:line="240" w:before="20" w:after="60"/>
+        <w:spacing w:lineRule="auto" w:line="240" w:before="0" w:after="0"/>
         <w:ind w:left="283"/>
         <w:jc w:val="left"/>
         <w:rPr/>
       </w:pPr>
-      <w:hyperlink r:id="rId25">
-        <w:r>
-          <w:rPr>
-            <w:rStyle w:val="ListLabel11"/>
-            <w:rFonts w:ascii="Dana Light" w:hAnsi="Dana Light" w:cs="Dana Light"/>
-            <w:color w:val="1F4E79"/>
-            <w:sz w:val="16"/>
-            <w:sz w:val="16"/>
-            <w:szCs w:val="16"/>
-            <w:u w:val="none"/>
-            <w:rtl w:val="true"/>
-          </w:rPr>
-          <w:t>مشاهده گواهینامه حرفه‌ای</w:t>
-        </w:r>
-      </w:hyperlink>
-    </w:p>
-    <w:p>
-      <w:pPr>
-        <w:pStyle w:val="Normal"/>
-        <w:bidi w:val="1"/>
-        <w:spacing w:lineRule="auto" w:line="240" w:before="0" w:after="0"/>
-        <w:jc w:val="left"/>
-        <w:rPr/>
-      </w:pPr>
-      <w:r>
-        <w:rPr>
-          <w:rFonts w:cs="Dana"/>
+      <w:r>
+        <w:rPr>
+          <w:rFonts w:cs="Dana Light" w:ascii="Dana Light" w:hAnsi="Dana Light"/>
           <w:b w:val="false"/>
           <w:i w:val="false"/>
           <w:color w:val="1A1A1A"/>
           <w:sz w:val="16"/>
           <w:szCs w:val="16"/>
-        </w:rPr>
-        <w:t xml:space="preserve">Sustainable Neighborhoods   </w:t>
-      </w:r>
-      <w:r>
-        <w:rPr>
-          <w:rFonts w:cs="Dana Light" w:ascii="Dana Light" w:hAnsi="Dana Light"/>
-          <w:b w:val="false"/>
-          <w:i w:val="false"/>
-          <w:color w:val="4D4D4D"/>
-          <w:sz w:val="16"/>
-          <w:szCs w:val="16"/>
-        </w:rPr>
-        <w:t xml:space="preserve">Johns Hopkins University  ·  </w:t>
-      </w:r>
-      <w:r>
-        <w:rPr>
-          <w:rFonts w:ascii="Dana Light" w:hAnsi="Dana Light" w:cs="Dana Light"/>
-          <w:b w:val="false"/>
-          <w:b w:val="false"/>
-          <w:i w:val="false"/>
-          <w:i w:val="false"/>
-          <w:color w:val="4D4D4D"/>
-          <w:sz w:val="16"/>
-          <w:sz w:val="16"/>
-          <w:szCs w:val="16"/>
-        </w:rPr>
-        <w:t xml:space="preserve">۲۰۲۵ </w:t>
-      </w:r>
-      <w:r>
-        <w:rPr>
-          <w:rFonts w:cs="Dana Light" w:ascii="Dana Light" w:hAnsi="Dana Light"/>
-          <w:b w:val="false"/>
-          <w:i w:val="false"/>
-          <w:color w:val="4D4D4D"/>
-          <w:sz w:val="16"/>
-          <w:szCs w:val="16"/>
-        </w:rPr>
-        <w:t>· PD3013GV4N42</w:t>
+          <w:rtl w:val="true"/>
+        </w:rPr>
+        <w:t xml:space="preserve">- </w:t>
+      </w:r>
+      <w:r>
+        <w:rPr>
+          <w:rFonts w:cs="Dana Light" w:ascii="Dana Light" w:hAnsi="Dana Light"/>
+          <w:b w:val="false"/>
+          <w:i w:val="false"/>
+          <w:color w:val="1A1A1A"/>
+          <w:sz w:val="16"/>
+          <w:szCs w:val="16"/>
+        </w:rPr>
+        <w:t xml:space="preserve">Population, Food, and Soil   </w:t>
+      </w:r>
+      <w:r>
+        <w:rPr>
+          <w:rFonts w:ascii="Dana Light" w:hAnsi="Dana Light" w:cs="Dana Light"/>
+          <w:b w:val="false"/>
+          <w:b w:val="false"/>
+          <w:i w:val="false"/>
+          <w:i w:val="false"/>
+          <w:color w:val="4D4D4D"/>
+          <w:sz w:val="16"/>
+          <w:sz w:val="16"/>
+          <w:szCs w:val="16"/>
+        </w:rPr>
+        <w:t xml:space="preserve">۲۰۲۴ </w:t>
+      </w:r>
+      <w:r>
+        <w:rPr>
+          <w:rFonts w:cs="Dana Light" w:ascii="Dana Light" w:hAnsi="Dana Light"/>
+          <w:b w:val="false"/>
+          <w:i w:val="false"/>
+          <w:color w:val="4D4D4D"/>
+          <w:sz w:val="16"/>
+          <w:szCs w:val="16"/>
+        </w:rPr>
+        <w:t>· E1UHZEYRKK2T</w:t>
       </w:r>
       <w:r>
         <w:rPr>
@@ -11667,55 +11957,57 @@
         <w:pStyle w:val="Normal"/>
         <w:bidi w:val="1"/>
         <w:spacing w:lineRule="auto" w:line="240" w:before="0" w:after="0"/>
+        <w:ind w:left="283"/>
         <w:jc w:val="left"/>
         <w:rPr/>
       </w:pPr>
       <w:r>
         <w:rPr>
-          <w:rFonts w:cs="Dana"/>
+          <w:rFonts w:cs="Dana Light" w:ascii="Dana Light" w:hAnsi="Dana Light"/>
           <w:b w:val="false"/>
           <w:i w:val="false"/>
           <w:color w:val="1A1A1A"/>
           <w:sz w:val="16"/>
           <w:szCs w:val="16"/>
-        </w:rPr>
-        <w:t xml:space="preserve">Sustainable Transportation Networks and Streetscapes   </w:t>
-      </w:r>
-      <w:r>
-        <w:rPr>
-          <w:rFonts w:cs="Dana Light" w:ascii="Dana Light" w:hAnsi="Dana Light"/>
-          <w:b w:val="false"/>
-          <w:i w:val="false"/>
-          <w:color w:val="4D4D4D"/>
-          <w:sz w:val="16"/>
-          <w:szCs w:val="16"/>
-        </w:rPr>
-        <w:t xml:space="preserve">Johns Hopkins University  ·  </w:t>
-      </w:r>
-      <w:r>
-        <w:rPr>
-          <w:rFonts w:ascii="Dana Light" w:hAnsi="Dana Light" w:cs="Dana Light"/>
-          <w:b w:val="false"/>
-          <w:b w:val="false"/>
-          <w:i w:val="false"/>
-          <w:i w:val="false"/>
-          <w:color w:val="4D4D4D"/>
-          <w:sz w:val="16"/>
-          <w:sz w:val="16"/>
-          <w:szCs w:val="16"/>
-        </w:rPr>
-        <w:t xml:space="preserve">۲۰۲۵ </w:t>
-      </w:r>
-      <w:r>
-        <w:rPr>
-          <w:rFonts w:cs="Dana Light" w:ascii="Dana Light" w:hAnsi="Dana Light"/>
-          <w:b w:val="false"/>
-          <w:i w:val="false"/>
-          <w:color w:val="4D4D4D"/>
-          <w:sz w:val="16"/>
-          <w:szCs w:val="16"/>
-        </w:rPr>
-        <w:t>· BQ9NUFWQ8JHO</w:t>
+          <w:rtl w:val="true"/>
+        </w:rPr>
+        <w:t xml:space="preserve">- </w:t>
+      </w:r>
+      <w:r>
+        <w:rPr>
+          <w:rFonts w:cs="Dana Light" w:ascii="Dana Light" w:hAnsi="Dana Light"/>
+          <w:b w:val="false"/>
+          <w:i w:val="false"/>
+          <w:color w:val="1A1A1A"/>
+          <w:sz w:val="16"/>
+          <w:szCs w:val="16"/>
+        </w:rPr>
+        <w:t xml:space="preserve">Energy and Environment   </w:t>
+      </w:r>
+      <w:r>
+        <w:rPr>
+          <w:rFonts w:ascii="Dana Light" w:hAnsi="Dana Light" w:cs="Dana Light"/>
+          <w:b w:val="false"/>
+          <w:b w:val="false"/>
+          <w:i w:val="false"/>
+          <w:i w:val="false"/>
+          <w:color w:val="4D4D4D"/>
+          <w:sz w:val="16"/>
+          <w:sz w:val="16"/>
+          <w:szCs w:val="16"/>
+        </w:rPr>
+        <w:t xml:space="preserve">۲۰۲۴ </w:t>
+      </w:r>
+      <w:r>
+        <w:rPr>
+          <w:rFonts w:cs="Dana Light" w:ascii="Dana Light" w:hAnsi="Dana Light"/>
+          <w:b w:val="false"/>
+          <w:i w:val="false"/>
+          <w:color w:val="4D4D4D"/>
+          <w:sz w:val="16"/>
+          <w:szCs w:val="16"/>
+        </w:rPr>
+        <w:t>· TAEBBTUG4LV3</w:t>
       </w:r>
       <w:r>
         <w:rPr>
@@ -11749,69 +12041,11 @@
       <w:pPr>
         <w:pStyle w:val="Normal"/>
         <w:bidi w:val="1"/>
-        <w:spacing w:lineRule="auto" w:line="240" w:before="0" w:after="0"/>
+        <w:spacing w:lineRule="auto" w:line="240" w:before="20" w:after="60"/>
+        <w:ind w:left="283"/>
         <w:jc w:val="left"/>
         <w:rPr/>
       </w:pPr>
-      <w:r>
-        <w:rPr>
-          <w:rFonts w:cs="Dana"/>
-          <w:b w:val="false"/>
-          <w:i w:val="false"/>
-          <w:color w:val="1A1A1A"/>
-          <w:sz w:val="16"/>
-          <w:szCs w:val="16"/>
-        </w:rPr>
-        <w:t xml:space="preserve">Wind Energy   </w:t>
-      </w:r>
-      <w:r>
-        <w:rPr>
-          <w:rFonts w:cs="Dana Light" w:ascii="Dana Light" w:hAnsi="Dana Light"/>
-          <w:b w:val="false"/>
-          <w:i w:val="false"/>
-          <w:color w:val="4D4D4D"/>
-          <w:sz w:val="16"/>
-          <w:szCs w:val="16"/>
-        </w:rPr>
-        <w:t xml:space="preserve">Technical University of Denmark (DTU)  ·  </w:t>
-      </w:r>
-      <w:r>
-        <w:rPr>
-          <w:rFonts w:ascii="Dana Light" w:hAnsi="Dana Light" w:cs="Dana Light"/>
-          <w:b w:val="false"/>
-          <w:b w:val="false"/>
-          <w:i w:val="false"/>
-          <w:i w:val="false"/>
-          <w:color w:val="4D4D4D"/>
-          <w:sz w:val="16"/>
-          <w:sz w:val="16"/>
-          <w:szCs w:val="16"/>
-        </w:rPr>
-        <w:t xml:space="preserve">۲۰۲۵ </w:t>
-      </w:r>
-      <w:r>
-        <w:rPr>
-          <w:rFonts w:cs="Dana Light" w:ascii="Dana Light" w:hAnsi="Dana Light"/>
-          <w:b w:val="false"/>
-          <w:i w:val="false"/>
-          <w:color w:val="4D4D4D"/>
-          <w:sz w:val="16"/>
-          <w:szCs w:val="16"/>
-        </w:rPr>
-        <w:t>· BF3120EB7YPC</w:t>
-      </w:r>
-      <w:r>
-        <w:rPr>
-          <w:rFonts w:cs="Dana Light" w:ascii="Dana Light" w:hAnsi="Dana Light"/>
-          <w:b w:val="false"/>
-          <w:i w:val="false"/>
-          <w:color w:val="4D4D4D"/>
-          <w:sz w:val="16"/>
-          <w:szCs w:val="16"/>
-          <w:rtl w:val="true"/>
-        </w:rPr>
-        <w:t xml:space="preserve">  ·  </w:t>
-      </w:r>
       <w:hyperlink r:id="rId28">
         <w:r>
           <w:rPr>
@@ -11824,7 +12058,7 @@
             <w:u w:val="none"/>
             <w:rtl w:val="true"/>
           </w:rPr>
-          <w:t>مشاهده گواهی</w:t>
+          <w:t>مشاهده گواهینامه تخصصی</w:t>
         </w:r>
       </w:hyperlink>
     </w:p>
@@ -11832,56 +12066,143 @@
       <w:pPr>
         <w:pStyle w:val="Normal"/>
         <w:bidi w:val="1"/>
-        <w:spacing w:lineRule="auto" w:line="240" w:before="0" w:after="0"/>
+        <w:spacing w:lineRule="auto" w:line="240" w:before="40" w:after="0"/>
         <w:jc w:val="left"/>
         <w:rPr/>
       </w:pPr>
       <w:r>
         <w:rPr>
-          <w:rFonts w:cs="Dana"/>
+          <w:rFonts w:cs="Dana DemiBold" w:ascii="Dana DemiBold" w:hAnsi="Dana DemiBold"/>
           <w:b w:val="false"/>
           <w:i w:val="false"/>
           <w:color w:val="1A1A1A"/>
-          <w:sz w:val="16"/>
-          <w:szCs w:val="16"/>
-        </w:rPr>
-        <w:t xml:space="preserve">Sustainable Regional Principles, Planning and Transportation   </w:t>
-      </w:r>
-      <w:r>
-        <w:rPr>
-          <w:rFonts w:cs="Dana Light" w:ascii="Dana Light" w:hAnsi="Dana Light"/>
-          <w:b w:val="false"/>
-          <w:i w:val="false"/>
-          <w:color w:val="4D4D4D"/>
-          <w:sz w:val="16"/>
-          <w:szCs w:val="16"/>
-        </w:rPr>
-        <w:t xml:space="preserve">Johns Hopkins University  ·  </w:t>
-      </w:r>
-      <w:r>
-        <w:rPr>
-          <w:rFonts w:ascii="Dana Light" w:hAnsi="Dana Light" w:cs="Dana Light"/>
-          <w:b w:val="false"/>
-          <w:b w:val="false"/>
-          <w:i w:val="false"/>
-          <w:i w:val="false"/>
-          <w:color w:val="4D4D4D"/>
-          <w:sz w:val="16"/>
-          <w:sz w:val="16"/>
-          <w:szCs w:val="16"/>
-        </w:rPr>
-        <w:t xml:space="preserve">۲۰۲۵ </w:t>
-      </w:r>
-      <w:r>
-        <w:rPr>
-          <w:rFonts w:cs="Dana Light" w:ascii="Dana Light" w:hAnsi="Dana Light"/>
-          <w:b w:val="false"/>
-          <w:i w:val="false"/>
-          <w:color w:val="4D4D4D"/>
-          <w:sz w:val="16"/>
-          <w:szCs w:val="16"/>
-        </w:rPr>
-        <w:t>· HIHAH8WSFR95</w:t>
+          <w:sz w:val="21"/>
+          <w:szCs w:val="21"/>
+        </w:rPr>
+        <w:t>Google Digital Marketing &amp; E-commerce Professional Certificate</w:t>
+      </w:r>
+    </w:p>
+    <w:p>
+      <w:pPr>
+        <w:pStyle w:val="Normal"/>
+        <w:bidi w:val="1"/>
+        <w:spacing w:lineRule="auto" w:line="240" w:before="0" w:after="20"/>
+        <w:jc w:val="left"/>
+        <w:rPr/>
+      </w:pPr>
+      <w:r>
+        <w:rPr>
+          <w:rFonts w:ascii="Dana Light" w:hAnsi="Dana Light" w:cs="Dana Light"/>
+          <w:b w:val="false"/>
+          <w:b w:val="false"/>
+          <w:i w:val="false"/>
+          <w:i w:val="false"/>
+          <w:color w:val="4D4D4D"/>
+          <w:sz w:val="16"/>
+          <w:sz w:val="16"/>
+          <w:szCs w:val="16"/>
+          <w:rtl w:val="true"/>
+        </w:rPr>
+        <w:t xml:space="preserve">گواهی حرفه‌ای کورسرا </w:t>
+      </w:r>
+      <w:r>
+        <w:rPr>
+          <w:rFonts w:cs="Dana Light" w:ascii="Dana Light" w:hAnsi="Dana Light"/>
+          <w:b w:val="false"/>
+          <w:i w:val="false"/>
+          <w:color w:val="4D4D4D"/>
+          <w:sz w:val="16"/>
+          <w:szCs w:val="16"/>
+          <w:rtl w:val="true"/>
+        </w:rPr>
+        <w:t xml:space="preserve">· </w:t>
+      </w:r>
+      <w:r>
+        <w:rPr>
+          <w:rFonts w:ascii="Dana Light" w:hAnsi="Dana Light" w:cs="Dana Light"/>
+          <w:b w:val="false"/>
+          <w:b w:val="false"/>
+          <w:i w:val="false"/>
+          <w:i w:val="false"/>
+          <w:color w:val="4D4D4D"/>
+          <w:sz w:val="16"/>
+          <w:sz w:val="16"/>
+          <w:szCs w:val="16"/>
+        </w:rPr>
+        <w:t>۷</w:t>
+      </w:r>
+      <w:r>
+        <w:rPr>
+          <w:rFonts w:ascii="Dana Light" w:hAnsi="Dana Light" w:cs="Dana Light"/>
+          <w:b w:val="false"/>
+          <w:b w:val="false"/>
+          <w:i w:val="false"/>
+          <w:i w:val="false"/>
+          <w:color w:val="4D4D4D"/>
+          <w:sz w:val="16"/>
+          <w:sz w:val="16"/>
+          <w:szCs w:val="16"/>
+          <w:rtl w:val="true"/>
+        </w:rPr>
+        <w:t xml:space="preserve"> دوره</w:t>
+      </w:r>
+    </w:p>
+    <w:p>
+      <w:pPr>
+        <w:pStyle w:val="Normal"/>
+        <w:bidi w:val="1"/>
+        <w:spacing w:lineRule="auto" w:line="240" w:before="0" w:after="0"/>
+        <w:ind w:left="283"/>
+        <w:jc w:val="left"/>
+        <w:rPr/>
+      </w:pPr>
+      <w:r>
+        <w:rPr>
+          <w:rFonts w:cs="Dana Light" w:ascii="Dana Light" w:hAnsi="Dana Light"/>
+          <w:b w:val="false"/>
+          <w:i w:val="false"/>
+          <w:color w:val="1A1A1A"/>
+          <w:sz w:val="16"/>
+          <w:szCs w:val="16"/>
+          <w:rtl w:val="true"/>
+        </w:rPr>
+        <w:t xml:space="preserve">- </w:t>
+      </w:r>
+      <w:r>
+        <w:rPr>
+          <w:rFonts w:cs="Dana Light" w:ascii="Dana Light" w:hAnsi="Dana Light"/>
+          <w:b w:val="false"/>
+          <w:i w:val="false"/>
+          <w:color w:val="1A1A1A"/>
+          <w:sz w:val="16"/>
+          <w:szCs w:val="16"/>
+        </w:rPr>
+        <w:t xml:space="preserve">Foundations of Digital Marketing and E-commerce   </w:t>
+      </w:r>
+      <w:r>
+        <w:rPr>
+          <w:rFonts w:ascii="Dana Light" w:hAnsi="Dana Light" w:cs="Dana Light"/>
+          <w:b w:val="false"/>
+          <w:b w:val="false"/>
+          <w:i w:val="false"/>
+          <w:i w:val="false"/>
+          <w:color w:val="4D4D4D"/>
+          <w:sz w:val="16"/>
+          <w:sz w:val="16"/>
+          <w:szCs w:val="16"/>
+        </w:rPr>
+        <w:t xml:space="preserve">۲۰۲۴ </w:t>
+      </w:r>
+      <w:r>
+        <w:rPr>
+          <w:rFonts w:cs="Dana Light" w:ascii="Dana Light" w:hAnsi="Dana Light"/>
+          <w:b w:val="false"/>
+          <w:i w:val="false"/>
+          <w:color w:val="4D4D4D"/>
+          <w:sz w:val="16"/>
+          <w:szCs w:val="16"/>
+        </w:rPr>
+        <w:t>· ADAC17OAAUTM</w:t>
       </w:r>
       <w:r>
         <w:rPr>
@@ -11916,55 +12237,57 @@
         <w:pStyle w:val="Normal"/>
         <w:bidi w:val="1"/>
         <w:spacing w:lineRule="auto" w:line="240" w:before="0" w:after="0"/>
+        <w:ind w:left="283"/>
         <w:jc w:val="left"/>
         <w:rPr/>
       </w:pPr>
       <w:r>
         <w:rPr>
-          <w:rFonts w:cs="Dana"/>
+          <w:rFonts w:cs="Dana Light" w:ascii="Dana Light" w:hAnsi="Dana Light"/>
           <w:b w:val="false"/>
           <w:i w:val="false"/>
           <w:color w:val="1A1A1A"/>
           <w:sz w:val="16"/>
           <w:szCs w:val="16"/>
-        </w:rPr>
-        <w:t xml:space="preserve">Our Earth: Its Climate, History, and Processes   </w:t>
-      </w:r>
-      <w:r>
-        <w:rPr>
-          <w:rFonts w:cs="Dana Light" w:ascii="Dana Light" w:hAnsi="Dana Light"/>
-          <w:b w:val="false"/>
-          <w:i w:val="false"/>
-          <w:color w:val="4D4D4D"/>
-          <w:sz w:val="16"/>
-          <w:szCs w:val="16"/>
-        </w:rPr>
-        <w:t xml:space="preserve">University of Manchester  ·  </w:t>
-      </w:r>
-      <w:r>
-        <w:rPr>
-          <w:rFonts w:ascii="Dana Light" w:hAnsi="Dana Light" w:cs="Dana Light"/>
-          <w:b w:val="false"/>
-          <w:b w:val="false"/>
-          <w:i w:val="false"/>
-          <w:i w:val="false"/>
-          <w:color w:val="4D4D4D"/>
-          <w:sz w:val="16"/>
-          <w:sz w:val="16"/>
-          <w:szCs w:val="16"/>
-        </w:rPr>
-        <w:t xml:space="preserve">۲۰۲۳ </w:t>
-      </w:r>
-      <w:r>
-        <w:rPr>
-          <w:rFonts w:cs="Dana Light" w:ascii="Dana Light" w:hAnsi="Dana Light"/>
-          <w:b w:val="false"/>
-          <w:i w:val="false"/>
-          <w:color w:val="4D4D4D"/>
-          <w:sz w:val="16"/>
-          <w:szCs w:val="16"/>
-        </w:rPr>
-        <w:t>· 6Y537YJ5QH9J</w:t>
+          <w:rtl w:val="true"/>
+        </w:rPr>
+        <w:t xml:space="preserve">- </w:t>
+      </w:r>
+      <w:r>
+        <w:rPr>
+          <w:rFonts w:cs="Dana Light" w:ascii="Dana Light" w:hAnsi="Dana Light"/>
+          <w:b w:val="false"/>
+          <w:i w:val="false"/>
+          <w:color w:val="1A1A1A"/>
+          <w:sz w:val="16"/>
+          <w:szCs w:val="16"/>
+        </w:rPr>
+        <w:t xml:space="preserve">Attract and Engage Customers with Digital Marketing   </w:t>
+      </w:r>
+      <w:r>
+        <w:rPr>
+          <w:rFonts w:ascii="Dana Light" w:hAnsi="Dana Light" w:cs="Dana Light"/>
+          <w:b w:val="false"/>
+          <w:b w:val="false"/>
+          <w:i w:val="false"/>
+          <w:i w:val="false"/>
+          <w:color w:val="4D4D4D"/>
+          <w:sz w:val="16"/>
+          <w:sz w:val="16"/>
+          <w:szCs w:val="16"/>
+        </w:rPr>
+        <w:t xml:space="preserve">۲۰۲۴ </w:t>
+      </w:r>
+      <w:r>
+        <w:rPr>
+          <w:rFonts w:cs="Dana Light" w:ascii="Dana Light" w:hAnsi="Dana Light"/>
+          <w:b w:val="false"/>
+          <w:i w:val="false"/>
+          <w:color w:val="4D4D4D"/>
+          <w:sz w:val="16"/>
+          <w:szCs w:val="16"/>
+        </w:rPr>
+        <w:t>· BYDLT1NC85UY</w:t>
       </w:r>
       <w:r>
         <w:rPr>
@@ -11999,55 +12322,57 @@
         <w:pStyle w:val="Normal"/>
         <w:bidi w:val="1"/>
         <w:spacing w:lineRule="auto" w:line="240" w:before="0" w:after="0"/>
+        <w:ind w:left="283"/>
         <w:jc w:val="left"/>
         <w:rPr/>
       </w:pPr>
       <w:r>
         <w:rPr>
-          <w:rFonts w:cs="Dana"/>
+          <w:rFonts w:cs="Dana Light" w:ascii="Dana Light" w:hAnsi="Dana Light"/>
           <w:b w:val="false"/>
           <w:i w:val="false"/>
           <w:color w:val="1A1A1A"/>
           <w:sz w:val="16"/>
           <w:szCs w:val="16"/>
-        </w:rPr>
-        <w:t xml:space="preserve">Extinctions: Past, Present, &amp; Future   </w:t>
-      </w:r>
-      <w:r>
-        <w:rPr>
-          <w:rFonts w:cs="Dana Light" w:ascii="Dana Light" w:hAnsi="Dana Light"/>
-          <w:b w:val="false"/>
-          <w:i w:val="false"/>
-          <w:color w:val="4D4D4D"/>
-          <w:sz w:val="16"/>
-          <w:szCs w:val="16"/>
-        </w:rPr>
-        <w:t xml:space="preserve">Emory University  ·  </w:t>
-      </w:r>
-      <w:r>
-        <w:rPr>
-          <w:rFonts w:ascii="Dana Light" w:hAnsi="Dana Light" w:cs="Dana Light"/>
-          <w:b w:val="false"/>
-          <w:b w:val="false"/>
-          <w:i w:val="false"/>
-          <w:i w:val="false"/>
-          <w:color w:val="4D4D4D"/>
-          <w:sz w:val="16"/>
-          <w:sz w:val="16"/>
-          <w:szCs w:val="16"/>
-        </w:rPr>
-        <w:t xml:space="preserve">۲۰۲۳ </w:t>
-      </w:r>
-      <w:r>
-        <w:rPr>
-          <w:rFonts w:cs="Dana Light" w:ascii="Dana Light" w:hAnsi="Dana Light"/>
-          <w:b w:val="false"/>
-          <w:i w:val="false"/>
-          <w:color w:val="4D4D4D"/>
-          <w:sz w:val="16"/>
-          <w:szCs w:val="16"/>
-        </w:rPr>
-        <w:t>· EK5WJUBLEB92</w:t>
+          <w:rtl w:val="true"/>
+        </w:rPr>
+        <w:t xml:space="preserve">- </w:t>
+      </w:r>
+      <w:r>
+        <w:rPr>
+          <w:rFonts w:cs="Dana Light" w:ascii="Dana Light" w:hAnsi="Dana Light"/>
+          <w:b w:val="false"/>
+          <w:i w:val="false"/>
+          <w:color w:val="1A1A1A"/>
+          <w:sz w:val="16"/>
+          <w:szCs w:val="16"/>
+        </w:rPr>
+        <w:t xml:space="preserve">From Likes to Leads: Interact with Customers Online   </w:t>
+      </w:r>
+      <w:r>
+        <w:rPr>
+          <w:rFonts w:ascii="Dana Light" w:hAnsi="Dana Light" w:cs="Dana Light"/>
+          <w:b w:val="false"/>
+          <w:b w:val="false"/>
+          <w:i w:val="false"/>
+          <w:i w:val="false"/>
+          <w:color w:val="4D4D4D"/>
+          <w:sz w:val="16"/>
+          <w:sz w:val="16"/>
+          <w:szCs w:val="16"/>
+        </w:rPr>
+        <w:t xml:space="preserve">۲۰۲۴ </w:t>
+      </w:r>
+      <w:r>
+        <w:rPr>
+          <w:rFonts w:cs="Dana Light" w:ascii="Dana Light" w:hAnsi="Dana Light"/>
+          <w:b w:val="false"/>
+          <w:i w:val="false"/>
+          <w:color w:val="4D4D4D"/>
+          <w:sz w:val="16"/>
+          <w:szCs w:val="16"/>
+        </w:rPr>
+        <w:t>· OY3RTJ0FB1O9</w:t>
       </w:r>
       <w:r>
         <w:rPr>
@@ -12082,55 +12407,57 @@
         <w:pStyle w:val="Normal"/>
         <w:bidi w:val="1"/>
         <w:spacing w:lineRule="auto" w:line="240" w:before="0" w:after="0"/>
+        <w:ind w:left="283"/>
         <w:jc w:val="left"/>
         <w:rPr/>
       </w:pPr>
       <w:r>
         <w:rPr>
-          <w:rFonts w:cs="Dana"/>
+          <w:rFonts w:cs="Dana Light" w:ascii="Dana Light" w:hAnsi="Dana Light"/>
           <w:b w:val="false"/>
           <w:i w:val="false"/>
           <w:color w:val="1A1A1A"/>
           <w:sz w:val="16"/>
           <w:szCs w:val="16"/>
-        </w:rPr>
-        <w:t xml:space="preserve">Electric Power Systems   </w:t>
-      </w:r>
-      <w:r>
-        <w:rPr>
-          <w:rFonts w:cs="Dana Light" w:ascii="Dana Light" w:hAnsi="Dana Light"/>
-          <w:b w:val="false"/>
-          <w:i w:val="false"/>
-          <w:color w:val="4D4D4D"/>
-          <w:sz w:val="16"/>
-          <w:szCs w:val="16"/>
-        </w:rPr>
-        <w:t xml:space="preserve">University at Buffalo  ·  </w:t>
-      </w:r>
-      <w:r>
-        <w:rPr>
-          <w:rFonts w:ascii="Dana Light" w:hAnsi="Dana Light" w:cs="Dana Light"/>
-          <w:b w:val="false"/>
-          <w:b w:val="false"/>
-          <w:i w:val="false"/>
-          <w:i w:val="false"/>
-          <w:color w:val="4D4D4D"/>
-          <w:sz w:val="16"/>
-          <w:sz w:val="16"/>
-          <w:szCs w:val="16"/>
-        </w:rPr>
-        <w:t xml:space="preserve">۲۰۲۳ </w:t>
-      </w:r>
-      <w:r>
-        <w:rPr>
-          <w:rFonts w:cs="Dana Light" w:ascii="Dana Light" w:hAnsi="Dana Light"/>
-          <w:b w:val="false"/>
-          <w:i w:val="false"/>
-          <w:color w:val="4D4D4D"/>
-          <w:sz w:val="16"/>
-          <w:szCs w:val="16"/>
-        </w:rPr>
-        <w:t>· QFFR5N2AQ26W</w:t>
+          <w:rtl w:val="true"/>
+        </w:rPr>
+        <w:t xml:space="preserve">- </w:t>
+      </w:r>
+      <w:r>
+        <w:rPr>
+          <w:rFonts w:cs="Dana Light" w:ascii="Dana Light" w:hAnsi="Dana Light"/>
+          <w:b w:val="false"/>
+          <w:i w:val="false"/>
+          <w:color w:val="1A1A1A"/>
+          <w:sz w:val="16"/>
+          <w:szCs w:val="16"/>
+        </w:rPr>
+        <w:t xml:space="preserve">Think Outside the Inbox: Email Marketing   </w:t>
+      </w:r>
+      <w:r>
+        <w:rPr>
+          <w:rFonts w:ascii="Dana Light" w:hAnsi="Dana Light" w:cs="Dana Light"/>
+          <w:b w:val="false"/>
+          <w:b w:val="false"/>
+          <w:i w:val="false"/>
+          <w:i w:val="false"/>
+          <w:color w:val="4D4D4D"/>
+          <w:sz w:val="16"/>
+          <w:sz w:val="16"/>
+          <w:szCs w:val="16"/>
+        </w:rPr>
+        <w:t xml:space="preserve">۲۰۲۵ </w:t>
+      </w:r>
+      <w:r>
+        <w:rPr>
+          <w:rFonts w:cs="Dana Light" w:ascii="Dana Light" w:hAnsi="Dana Light"/>
+          <w:b w:val="false"/>
+          <w:i w:val="false"/>
+          <w:color w:val="4D4D4D"/>
+          <w:sz w:val="16"/>
+          <w:szCs w:val="16"/>
+        </w:rPr>
+        <w:t>· J8KTD6HZ13TU</w:t>
       </w:r>
       <w:r>
         <w:rPr>
@@ -12165,55 +12492,57 @@
         <w:pStyle w:val="Normal"/>
         <w:bidi w:val="1"/>
         <w:spacing w:lineRule="auto" w:line="240" w:before="0" w:after="0"/>
+        <w:ind w:left="283"/>
         <w:jc w:val="left"/>
         <w:rPr/>
       </w:pPr>
       <w:r>
         <w:rPr>
-          <w:rFonts w:cs="Dana"/>
+          <w:rFonts w:cs="Dana Light" w:ascii="Dana Light" w:hAnsi="Dana Light"/>
           <w:b w:val="false"/>
           <w:i w:val="false"/>
           <w:color w:val="1A1A1A"/>
           <w:sz w:val="16"/>
           <w:szCs w:val="16"/>
-        </w:rPr>
-        <w:t xml:space="preserve">Introduction to GIS Mapping   </w:t>
-      </w:r>
-      <w:r>
-        <w:rPr>
-          <w:rFonts w:cs="Dana Light" w:ascii="Dana Light" w:hAnsi="Dana Light"/>
-          <w:b w:val="false"/>
-          <w:i w:val="false"/>
-          <w:color w:val="4D4D4D"/>
-          <w:sz w:val="16"/>
-          <w:szCs w:val="16"/>
-        </w:rPr>
-        <w:t xml:space="preserve">University of Toronto  ·  </w:t>
-      </w:r>
-      <w:r>
-        <w:rPr>
-          <w:rFonts w:ascii="Dana Light" w:hAnsi="Dana Light" w:cs="Dana Light"/>
-          <w:b w:val="false"/>
-          <w:b w:val="false"/>
-          <w:i w:val="false"/>
-          <w:i w:val="false"/>
-          <w:color w:val="4D4D4D"/>
-          <w:sz w:val="16"/>
-          <w:sz w:val="16"/>
-          <w:szCs w:val="16"/>
-        </w:rPr>
-        <w:t xml:space="preserve">۲۰۲۳ </w:t>
-      </w:r>
-      <w:r>
-        <w:rPr>
-          <w:rFonts w:cs="Dana Light" w:ascii="Dana Light" w:hAnsi="Dana Light"/>
-          <w:b w:val="false"/>
-          <w:i w:val="false"/>
-          <w:color w:val="4D4D4D"/>
-          <w:sz w:val="16"/>
-          <w:szCs w:val="16"/>
-        </w:rPr>
-        <w:t>· RXDSMTEBNYCY</w:t>
+          <w:rtl w:val="true"/>
+        </w:rPr>
+        <w:t xml:space="preserve">- </w:t>
+      </w:r>
+      <w:r>
+        <w:rPr>
+          <w:rFonts w:cs="Dana Light" w:ascii="Dana Light" w:hAnsi="Dana Light"/>
+          <w:b w:val="false"/>
+          <w:i w:val="false"/>
+          <w:color w:val="1A1A1A"/>
+          <w:sz w:val="16"/>
+          <w:szCs w:val="16"/>
+        </w:rPr>
+        <w:t xml:space="preserve">Assess for Success: Marketing Analytics and Measurement   </w:t>
+      </w:r>
+      <w:r>
+        <w:rPr>
+          <w:rFonts w:ascii="Dana Light" w:hAnsi="Dana Light" w:cs="Dana Light"/>
+          <w:b w:val="false"/>
+          <w:b w:val="false"/>
+          <w:i w:val="false"/>
+          <w:i w:val="false"/>
+          <w:color w:val="4D4D4D"/>
+          <w:sz w:val="16"/>
+          <w:sz w:val="16"/>
+          <w:szCs w:val="16"/>
+        </w:rPr>
+        <w:t xml:space="preserve">۲۰۲۵ </w:t>
+      </w:r>
+      <w:r>
+        <w:rPr>
+          <w:rFonts w:cs="Dana Light" w:ascii="Dana Light" w:hAnsi="Dana Light"/>
+          <w:b w:val="false"/>
+          <w:i w:val="false"/>
+          <w:color w:val="4D4D4D"/>
+          <w:sz w:val="16"/>
+          <w:szCs w:val="16"/>
+        </w:rPr>
+        <w:t>· Z4TCNOZKS8MI</w:t>
       </w:r>
       <w:r>
         <w:rPr>
@@ -12248,55 +12577,57 @@
         <w:pStyle w:val="Normal"/>
         <w:bidi w:val="1"/>
         <w:spacing w:lineRule="auto" w:line="240" w:before="0" w:after="0"/>
+        <w:ind w:left="283"/>
         <w:jc w:val="left"/>
         <w:rPr/>
       </w:pPr>
       <w:r>
         <w:rPr>
-          <w:rFonts w:cs="Dana"/>
+          <w:rFonts w:cs="Dana Light" w:ascii="Dana Light" w:hAnsi="Dana Light"/>
           <w:b w:val="false"/>
           <w:i w:val="false"/>
           <w:color w:val="1A1A1A"/>
           <w:sz w:val="16"/>
           <w:szCs w:val="16"/>
-        </w:rPr>
-        <w:t xml:space="preserve">Solar Energy Basics   </w:t>
-      </w:r>
-      <w:r>
-        <w:rPr>
-          <w:rFonts w:cs="Dana Light" w:ascii="Dana Light" w:hAnsi="Dana Light"/>
-          <w:b w:val="false"/>
-          <w:i w:val="false"/>
-          <w:color w:val="4D4D4D"/>
-          <w:sz w:val="16"/>
-          <w:szCs w:val="16"/>
-        </w:rPr>
-        <w:t xml:space="preserve">The State University of New York  ·  </w:t>
-      </w:r>
-      <w:r>
-        <w:rPr>
-          <w:rFonts w:ascii="Dana Light" w:hAnsi="Dana Light" w:cs="Dana Light"/>
-          <w:b w:val="false"/>
-          <w:b w:val="false"/>
-          <w:i w:val="false"/>
-          <w:i w:val="false"/>
-          <w:color w:val="4D4D4D"/>
-          <w:sz w:val="16"/>
-          <w:sz w:val="16"/>
-          <w:szCs w:val="16"/>
-        </w:rPr>
-        <w:t xml:space="preserve">۲۰۲۳ </w:t>
-      </w:r>
-      <w:r>
-        <w:rPr>
-          <w:rFonts w:cs="Dana Light" w:ascii="Dana Light" w:hAnsi="Dana Light"/>
-          <w:b w:val="false"/>
-          <w:i w:val="false"/>
-          <w:color w:val="4D4D4D"/>
-          <w:sz w:val="16"/>
-          <w:szCs w:val="16"/>
-        </w:rPr>
-        <w:t>· PTMSZ9B6KQ8F</w:t>
+          <w:rtl w:val="true"/>
+        </w:rPr>
+        <w:t xml:space="preserve">- </w:t>
+      </w:r>
+      <w:r>
+        <w:rPr>
+          <w:rFonts w:cs="Dana Light" w:ascii="Dana Light" w:hAnsi="Dana Light"/>
+          <w:b w:val="false"/>
+          <w:i w:val="false"/>
+          <w:color w:val="1A1A1A"/>
+          <w:sz w:val="16"/>
+          <w:szCs w:val="16"/>
+        </w:rPr>
+        <w:t xml:space="preserve">Make the Sale: Build, Launch, and Manage E-commerce Stores   </w:t>
+      </w:r>
+      <w:r>
+        <w:rPr>
+          <w:rFonts w:ascii="Dana Light" w:hAnsi="Dana Light" w:cs="Dana Light"/>
+          <w:b w:val="false"/>
+          <w:b w:val="false"/>
+          <w:i w:val="false"/>
+          <w:i w:val="false"/>
+          <w:color w:val="4D4D4D"/>
+          <w:sz w:val="16"/>
+          <w:sz w:val="16"/>
+          <w:szCs w:val="16"/>
+        </w:rPr>
+        <w:t xml:space="preserve">۲۰۲۵ </w:t>
+      </w:r>
+      <w:r>
+        <w:rPr>
+          <w:rFonts w:cs="Dana Light" w:ascii="Dana Light" w:hAnsi="Dana Light"/>
+          <w:b w:val="false"/>
+          <w:i w:val="false"/>
+          <w:color w:val="4D4D4D"/>
+          <w:sz w:val="16"/>
+          <w:szCs w:val="16"/>
+        </w:rPr>
+        <w:t>· TOTMC7EZJCGQ</w:t>
       </w:r>
       <w:r>
         <w:rPr>
@@ -12331,55 +12662,57 @@
         <w:pStyle w:val="Normal"/>
         <w:bidi w:val="1"/>
         <w:spacing w:lineRule="auto" w:line="240" w:before="0" w:after="0"/>
+        <w:ind w:left="283"/>
         <w:jc w:val="left"/>
         <w:rPr/>
       </w:pPr>
       <w:r>
         <w:rPr>
-          <w:rFonts w:cs="Dana"/>
+          <w:rFonts w:cs="Dana Light" w:ascii="Dana Light" w:hAnsi="Dana Light"/>
           <w:b w:val="false"/>
           <w:i w:val="false"/>
           <w:color w:val="1A1A1A"/>
           <w:sz w:val="16"/>
           <w:szCs w:val="16"/>
-        </w:rPr>
-        <w:t xml:space="preserve">Oil &amp; Gas Industry Operations and Markets   </w:t>
-      </w:r>
-      <w:r>
-        <w:rPr>
-          <w:rFonts w:cs="Dana Light" w:ascii="Dana Light" w:hAnsi="Dana Light"/>
-          <w:b w:val="false"/>
-          <w:i w:val="false"/>
-          <w:color w:val="4D4D4D"/>
-          <w:sz w:val="16"/>
-          <w:szCs w:val="16"/>
-        </w:rPr>
-        <w:t xml:space="preserve">Duke University  ·  </w:t>
-      </w:r>
-      <w:r>
-        <w:rPr>
-          <w:rFonts w:ascii="Dana Light" w:hAnsi="Dana Light" w:cs="Dana Light"/>
-          <w:b w:val="false"/>
-          <w:b w:val="false"/>
-          <w:i w:val="false"/>
-          <w:i w:val="false"/>
-          <w:color w:val="4D4D4D"/>
-          <w:sz w:val="16"/>
-          <w:sz w:val="16"/>
-          <w:szCs w:val="16"/>
-        </w:rPr>
-        <w:t xml:space="preserve">۲۰۲۳ </w:t>
-      </w:r>
-      <w:r>
-        <w:rPr>
-          <w:rFonts w:cs="Dana Light" w:ascii="Dana Light" w:hAnsi="Dana Light"/>
-          <w:b w:val="false"/>
-          <w:i w:val="false"/>
-          <w:color w:val="4D4D4D"/>
-          <w:sz w:val="16"/>
-          <w:szCs w:val="16"/>
-        </w:rPr>
-        <w:t>· G7DYSPR7M3RR</w:t>
+          <w:rtl w:val="true"/>
+        </w:rPr>
+        <w:t xml:space="preserve">- </w:t>
+      </w:r>
+      <w:r>
+        <w:rPr>
+          <w:rFonts w:cs="Dana Light" w:ascii="Dana Light" w:hAnsi="Dana Light"/>
+          <w:b w:val="false"/>
+          <w:i w:val="false"/>
+          <w:color w:val="1A1A1A"/>
+          <w:sz w:val="16"/>
+          <w:szCs w:val="16"/>
+        </w:rPr>
+        <w:t xml:space="preserve">Satisfaction Guaranteed: Develop Customer Loyalty Online   </w:t>
+      </w:r>
+      <w:r>
+        <w:rPr>
+          <w:rFonts w:ascii="Dana Light" w:hAnsi="Dana Light" w:cs="Dana Light"/>
+          <w:b w:val="false"/>
+          <w:b w:val="false"/>
+          <w:i w:val="false"/>
+          <w:i w:val="false"/>
+          <w:color w:val="4D4D4D"/>
+          <w:sz w:val="16"/>
+          <w:sz w:val="16"/>
+          <w:szCs w:val="16"/>
+        </w:rPr>
+        <w:t xml:space="preserve">۲۰۲۵ </w:t>
+      </w:r>
+      <w:r>
+        <w:rPr>
+          <w:rFonts w:cs="Dana Light" w:ascii="Dana Light" w:hAnsi="Dana Light"/>
+          <w:b w:val="false"/>
+          <w:i w:val="false"/>
+          <w:color w:val="4D4D4D"/>
+          <w:sz w:val="16"/>
+          <w:szCs w:val="16"/>
+        </w:rPr>
+        <w:t>· 7IHL2H68QMKE</w:t>
       </w:r>
       <w:r>
         <w:rPr>
@@ -12413,69 +12746,11 @@
       <w:pPr>
         <w:pStyle w:val="Normal"/>
         <w:bidi w:val="1"/>
-        <w:spacing w:lineRule="auto" w:line="240" w:before="0" w:after="0"/>
+        <w:spacing w:lineRule="auto" w:line="240" w:before="20" w:after="60"/>
+        <w:ind w:left="283"/>
         <w:jc w:val="left"/>
         <w:rPr/>
       </w:pPr>
-      <w:r>
-        <w:rPr>
-          <w:rFonts w:cs="Dana"/>
-          <w:b w:val="false"/>
-          <w:i w:val="false"/>
-          <w:color w:val="1A1A1A"/>
-          <w:sz w:val="16"/>
-          <w:szCs w:val="16"/>
-        </w:rPr>
-        <w:t xml:space="preserve">Unity: Design &amp; Deform Meshes for 3D Geometry Control   </w:t>
-      </w:r>
-      <w:r>
-        <w:rPr>
-          <w:rFonts w:cs="Dana Light" w:ascii="Dana Light" w:hAnsi="Dana Light"/>
-          <w:b w:val="false"/>
-          <w:i w:val="false"/>
-          <w:color w:val="4D4D4D"/>
-          <w:sz w:val="16"/>
-          <w:szCs w:val="16"/>
-        </w:rPr>
-        <w:t xml:space="preserve">EDUCBA  ·  </w:t>
-      </w:r>
-      <w:r>
-        <w:rPr>
-          <w:rFonts w:ascii="Dana Light" w:hAnsi="Dana Light" w:cs="Dana Light"/>
-          <w:b w:val="false"/>
-          <w:b w:val="false"/>
-          <w:i w:val="false"/>
-          <w:i w:val="false"/>
-          <w:color w:val="4D4D4D"/>
-          <w:sz w:val="16"/>
-          <w:sz w:val="16"/>
-          <w:szCs w:val="16"/>
-        </w:rPr>
-        <w:t xml:space="preserve">۲۰۲۵ </w:t>
-      </w:r>
-      <w:r>
-        <w:rPr>
-          <w:rFonts w:cs="Dana Light" w:ascii="Dana Light" w:hAnsi="Dana Light"/>
-          <w:b w:val="false"/>
-          <w:i w:val="false"/>
-          <w:color w:val="4D4D4D"/>
-          <w:sz w:val="16"/>
-          <w:szCs w:val="16"/>
-        </w:rPr>
-        <w:t>· PAOC4O9D4ALK</w:t>
-      </w:r>
-      <w:r>
-        <w:rPr>
-          <w:rFonts w:cs="Dana Light" w:ascii="Dana Light" w:hAnsi="Dana Light"/>
-          <w:b w:val="false"/>
-          <w:i w:val="false"/>
-          <w:color w:val="4D4D4D"/>
-          <w:sz w:val="16"/>
-          <w:szCs w:val="16"/>
-          <w:rtl w:val="true"/>
-        </w:rPr>
-        <w:t xml:space="preserve">  ·  </w:t>
-      </w:r>
       <w:hyperlink r:id="rId36">
         <w:r>
           <w:rPr>
@@ -12488,7 +12763,7 @@
             <w:u w:val="none"/>
             <w:rtl w:val="true"/>
           </w:rPr>
-          <w:t>مشاهده گواهی</w:t>
+          <w:t>مشاهده گواهینامه حرفه‌ای</w:t>
         </w:r>
       </w:hyperlink>
     </w:p>
@@ -12509,18 +12784,18 @@
           <w:sz w:val="16"/>
           <w:szCs w:val="16"/>
         </w:rPr>
-        <w:t xml:space="preserve">Positive Psychiatry and Mental Health   </w:t>
-      </w:r>
-      <w:r>
-        <w:rPr>
-          <w:rFonts w:cs="Dana Light" w:ascii="Dana Light" w:hAnsi="Dana Light"/>
-          <w:b w:val="false"/>
-          <w:i w:val="false"/>
-          <w:color w:val="4D4D4D"/>
-          <w:sz w:val="16"/>
-          <w:szCs w:val="16"/>
-        </w:rPr>
-        <w:t xml:space="preserve">The University of Sydney  ·  </w:t>
+        <w:t xml:space="preserve">Sustainable Neighborhoods   </w:t>
+      </w:r>
+      <w:r>
+        <w:rPr>
+          <w:rFonts w:cs="Dana Light" w:ascii="Dana Light" w:hAnsi="Dana Light"/>
+          <w:b w:val="false"/>
+          <w:i w:val="false"/>
+          <w:color w:val="4D4D4D"/>
+          <w:sz w:val="16"/>
+          <w:szCs w:val="16"/>
+        </w:rPr>
+        <w:t xml:space="preserve">Johns Hopkins University  ·  </w:t>
       </w:r>
       <w:r>
         <w:rPr>
@@ -12545,7 +12820,7 @@
           <w:sz w:val="16"/>
           <w:szCs w:val="16"/>
         </w:rPr>
-        <w:t>· LQ39UU674WEF</w:t>
+        <w:t>· PD3013GV4N42</w:t>
       </w:r>
       <w:r>
         <w:rPr>
@@ -12592,43 +12867,43 @@
           <w:sz w:val="16"/>
           <w:szCs w:val="16"/>
         </w:rPr>
-        <w:t xml:space="preserve">Firm Level Economics: Markets and Allocations   </w:t>
-      </w:r>
-      <w:r>
-        <w:rPr>
-          <w:rFonts w:cs="Dana Light" w:ascii="Dana Light" w:hAnsi="Dana Light"/>
-          <w:b w:val="false"/>
-          <w:i w:val="false"/>
-          <w:color w:val="4D4D4D"/>
-          <w:sz w:val="16"/>
-          <w:szCs w:val="16"/>
-        </w:rPr>
-        <w:t xml:space="preserve">University of Illinois Urbana-Champaign  ·  </w:t>
-      </w:r>
-      <w:r>
-        <w:rPr>
-          <w:rFonts w:ascii="Dana Light" w:hAnsi="Dana Light" w:cs="Dana Light"/>
-          <w:b w:val="false"/>
-          <w:b w:val="false"/>
-          <w:i w:val="false"/>
-          <w:i w:val="false"/>
-          <w:color w:val="4D4D4D"/>
-          <w:sz w:val="16"/>
-          <w:sz w:val="16"/>
-          <w:szCs w:val="16"/>
-        </w:rPr>
-        <w:t xml:space="preserve">۲۰۲۴ </w:t>
-      </w:r>
-      <w:r>
-        <w:rPr>
-          <w:rFonts w:cs="Dana Light" w:ascii="Dana Light" w:hAnsi="Dana Light"/>
-          <w:b w:val="false"/>
-          <w:i w:val="false"/>
-          <w:color w:val="4D4D4D"/>
-          <w:sz w:val="16"/>
-          <w:szCs w:val="16"/>
-        </w:rPr>
-        <w:t>· XICPQ5ZM9KSV</w:t>
+        <w:t xml:space="preserve">Sustainable Transportation Networks and Streetscapes   </w:t>
+      </w:r>
+      <w:r>
+        <w:rPr>
+          <w:rFonts w:cs="Dana Light" w:ascii="Dana Light" w:hAnsi="Dana Light"/>
+          <w:b w:val="false"/>
+          <w:i w:val="false"/>
+          <w:color w:val="4D4D4D"/>
+          <w:sz w:val="16"/>
+          <w:szCs w:val="16"/>
+        </w:rPr>
+        <w:t xml:space="preserve">Johns Hopkins University  ·  </w:t>
+      </w:r>
+      <w:r>
+        <w:rPr>
+          <w:rFonts w:ascii="Dana Light" w:hAnsi="Dana Light" w:cs="Dana Light"/>
+          <w:b w:val="false"/>
+          <w:b w:val="false"/>
+          <w:i w:val="false"/>
+          <w:i w:val="false"/>
+          <w:color w:val="4D4D4D"/>
+          <w:sz w:val="16"/>
+          <w:sz w:val="16"/>
+          <w:szCs w:val="16"/>
+        </w:rPr>
+        <w:t xml:space="preserve">۲۰۲۵ </w:t>
+      </w:r>
+      <w:r>
+        <w:rPr>
+          <w:rFonts w:cs="Dana Light" w:ascii="Dana Light" w:hAnsi="Dana Light"/>
+          <w:b w:val="false"/>
+          <w:i w:val="false"/>
+          <w:color w:val="4D4D4D"/>
+          <w:sz w:val="16"/>
+          <w:szCs w:val="16"/>
+        </w:rPr>
+        <w:t>· BQ9NUFWQ8JHO</w:t>
       </w:r>
       <w:r>
         <w:rPr>
@@ -12675,43 +12950,43 @@
           <w:sz w:val="16"/>
           <w:szCs w:val="16"/>
         </w:rPr>
-        <w:t xml:space="preserve">Introduction to Web Development   </w:t>
-      </w:r>
-      <w:r>
-        <w:rPr>
-          <w:rFonts w:cs="Dana Light" w:ascii="Dana Light" w:hAnsi="Dana Light"/>
-          <w:b w:val="false"/>
-          <w:i w:val="false"/>
-          <w:color w:val="4D4D4D"/>
-          <w:sz w:val="16"/>
-          <w:szCs w:val="16"/>
-        </w:rPr>
-        <w:t xml:space="preserve">University of California, Davis  ·  </w:t>
-      </w:r>
-      <w:r>
-        <w:rPr>
-          <w:rFonts w:ascii="Dana Light" w:hAnsi="Dana Light" w:cs="Dana Light"/>
-          <w:b w:val="false"/>
-          <w:b w:val="false"/>
-          <w:i w:val="false"/>
-          <w:i w:val="false"/>
-          <w:color w:val="4D4D4D"/>
-          <w:sz w:val="16"/>
-          <w:sz w:val="16"/>
-          <w:szCs w:val="16"/>
-        </w:rPr>
-        <w:t xml:space="preserve">۲۰۲۴ </w:t>
-      </w:r>
-      <w:r>
-        <w:rPr>
-          <w:rFonts w:cs="Dana Light" w:ascii="Dana Light" w:hAnsi="Dana Light"/>
-          <w:b w:val="false"/>
-          <w:i w:val="false"/>
-          <w:color w:val="4D4D4D"/>
-          <w:sz w:val="16"/>
-          <w:szCs w:val="16"/>
-        </w:rPr>
-        <w:t>· OISIZ0VHN9AP</w:t>
+        <w:t xml:space="preserve">Wind Energy   </w:t>
+      </w:r>
+      <w:r>
+        <w:rPr>
+          <w:rFonts w:cs="Dana Light" w:ascii="Dana Light" w:hAnsi="Dana Light"/>
+          <w:b w:val="false"/>
+          <w:i w:val="false"/>
+          <w:color w:val="4D4D4D"/>
+          <w:sz w:val="16"/>
+          <w:szCs w:val="16"/>
+        </w:rPr>
+        <w:t xml:space="preserve">Technical University of Denmark (DTU)  ·  </w:t>
+      </w:r>
+      <w:r>
+        <w:rPr>
+          <w:rFonts w:ascii="Dana Light" w:hAnsi="Dana Light" w:cs="Dana Light"/>
+          <w:b w:val="false"/>
+          <w:b w:val="false"/>
+          <w:i w:val="false"/>
+          <w:i w:val="false"/>
+          <w:color w:val="4D4D4D"/>
+          <w:sz w:val="16"/>
+          <w:sz w:val="16"/>
+          <w:szCs w:val="16"/>
+        </w:rPr>
+        <w:t xml:space="preserve">۲۰۲۵ </w:t>
+      </w:r>
+      <w:r>
+        <w:rPr>
+          <w:rFonts w:cs="Dana Light" w:ascii="Dana Light" w:hAnsi="Dana Light"/>
+          <w:b w:val="false"/>
+          <w:i w:val="false"/>
+          <w:color w:val="4D4D4D"/>
+          <w:sz w:val="16"/>
+          <w:szCs w:val="16"/>
+        </w:rPr>
+        <w:t>· BF3120EB7YPC</w:t>
       </w:r>
       <w:r>
         <w:rPr>
@@ -12758,43 +13033,43 @@
           <w:sz w:val="16"/>
           <w:szCs w:val="16"/>
         </w:rPr>
-        <w:t xml:space="preserve">How to Write and Publish a Scientific Paper   </w:t>
-      </w:r>
-      <w:r>
-        <w:rPr>
-          <w:rFonts w:cs="Dana Light" w:ascii="Dana Light" w:hAnsi="Dana Light"/>
-          <w:b w:val="false"/>
-          <w:i w:val="false"/>
-          <w:color w:val="4D4D4D"/>
-          <w:sz w:val="16"/>
-          <w:szCs w:val="16"/>
-        </w:rPr>
-        <w:t xml:space="preserve">École Polytechnique  ·  </w:t>
-      </w:r>
-      <w:r>
-        <w:rPr>
-          <w:rFonts w:ascii="Dana Light" w:hAnsi="Dana Light" w:cs="Dana Light"/>
-          <w:b w:val="false"/>
-          <w:b w:val="false"/>
-          <w:i w:val="false"/>
-          <w:i w:val="false"/>
-          <w:color w:val="4D4D4D"/>
-          <w:sz w:val="16"/>
-          <w:sz w:val="16"/>
-          <w:szCs w:val="16"/>
-        </w:rPr>
-        <w:t xml:space="preserve">۲۰۲۴ </w:t>
-      </w:r>
-      <w:r>
-        <w:rPr>
-          <w:rFonts w:cs="Dana Light" w:ascii="Dana Light" w:hAnsi="Dana Light"/>
-          <w:b w:val="false"/>
-          <w:i w:val="false"/>
-          <w:color w:val="4D4D4D"/>
-          <w:sz w:val="16"/>
-          <w:szCs w:val="16"/>
-        </w:rPr>
-        <w:t>· TRG7BMSS8Q9I</w:t>
+        <w:t xml:space="preserve">Sustainable Regional Principles, Planning and Transportation   </w:t>
+      </w:r>
+      <w:r>
+        <w:rPr>
+          <w:rFonts w:cs="Dana Light" w:ascii="Dana Light" w:hAnsi="Dana Light"/>
+          <w:b w:val="false"/>
+          <w:i w:val="false"/>
+          <w:color w:val="4D4D4D"/>
+          <w:sz w:val="16"/>
+          <w:szCs w:val="16"/>
+        </w:rPr>
+        <w:t xml:space="preserve">Johns Hopkins University  ·  </w:t>
+      </w:r>
+      <w:r>
+        <w:rPr>
+          <w:rFonts w:ascii="Dana Light" w:hAnsi="Dana Light" w:cs="Dana Light"/>
+          <w:b w:val="false"/>
+          <w:b w:val="false"/>
+          <w:i w:val="false"/>
+          <w:i w:val="false"/>
+          <w:color w:val="4D4D4D"/>
+          <w:sz w:val="16"/>
+          <w:sz w:val="16"/>
+          <w:szCs w:val="16"/>
+        </w:rPr>
+        <w:t xml:space="preserve">۲۰۲۵ </w:t>
+      </w:r>
+      <w:r>
+        <w:rPr>
+          <w:rFonts w:cs="Dana Light" w:ascii="Dana Light" w:hAnsi="Dana Light"/>
+          <w:b w:val="false"/>
+          <w:i w:val="false"/>
+          <w:color w:val="4D4D4D"/>
+          <w:sz w:val="16"/>
+          <w:szCs w:val="16"/>
+        </w:rPr>
+        <w:t>· HIHAH8WSFR95</w:t>
       </w:r>
       <w:r>
         <w:rPr>
@@ -12841,43 +13116,43 @@
           <w:sz w:val="16"/>
           <w:szCs w:val="16"/>
         </w:rPr>
-        <w:t xml:space="preserve">Firm Level Economics: Consumer and Producer Behavior   </w:t>
-      </w:r>
-      <w:r>
-        <w:rPr>
-          <w:rFonts w:cs="Dana Light" w:ascii="Dana Light" w:hAnsi="Dana Light"/>
-          <w:b w:val="false"/>
-          <w:i w:val="false"/>
-          <w:color w:val="4D4D4D"/>
-          <w:sz w:val="16"/>
-          <w:szCs w:val="16"/>
-        </w:rPr>
-        <w:t xml:space="preserve">University of Illinois Urbana-Champaign  ·  </w:t>
-      </w:r>
-      <w:r>
-        <w:rPr>
-          <w:rFonts w:ascii="Dana Light" w:hAnsi="Dana Light" w:cs="Dana Light"/>
-          <w:b w:val="false"/>
-          <w:b w:val="false"/>
-          <w:i w:val="false"/>
-          <w:i w:val="false"/>
-          <w:color w:val="4D4D4D"/>
-          <w:sz w:val="16"/>
-          <w:sz w:val="16"/>
-          <w:szCs w:val="16"/>
-        </w:rPr>
-        <w:t xml:space="preserve">۲۰۲۴ </w:t>
-      </w:r>
-      <w:r>
-        <w:rPr>
-          <w:rFonts w:cs="Dana Light" w:ascii="Dana Light" w:hAnsi="Dana Light"/>
-          <w:b w:val="false"/>
-          <w:i w:val="false"/>
-          <w:color w:val="4D4D4D"/>
-          <w:sz w:val="16"/>
-          <w:szCs w:val="16"/>
-        </w:rPr>
-        <w:t>· 1JH025ZXSAFZ</w:t>
+        <w:t xml:space="preserve">Our Earth: Its Climate, History, and Processes   </w:t>
+      </w:r>
+      <w:r>
+        <w:rPr>
+          <w:rFonts w:cs="Dana Light" w:ascii="Dana Light" w:hAnsi="Dana Light"/>
+          <w:b w:val="false"/>
+          <w:i w:val="false"/>
+          <w:color w:val="4D4D4D"/>
+          <w:sz w:val="16"/>
+          <w:szCs w:val="16"/>
+        </w:rPr>
+        <w:t xml:space="preserve">University of Manchester  ·  </w:t>
+      </w:r>
+      <w:r>
+        <w:rPr>
+          <w:rFonts w:ascii="Dana Light" w:hAnsi="Dana Light" w:cs="Dana Light"/>
+          <w:b w:val="false"/>
+          <w:b w:val="false"/>
+          <w:i w:val="false"/>
+          <w:i w:val="false"/>
+          <w:color w:val="4D4D4D"/>
+          <w:sz w:val="16"/>
+          <w:sz w:val="16"/>
+          <w:szCs w:val="16"/>
+        </w:rPr>
+        <w:t xml:space="preserve">۲۰۲۳ </w:t>
+      </w:r>
+      <w:r>
+        <w:rPr>
+          <w:rFonts w:cs="Dana Light" w:ascii="Dana Light" w:hAnsi="Dana Light"/>
+          <w:b w:val="false"/>
+          <w:i w:val="false"/>
+          <w:color w:val="4D4D4D"/>
+          <w:sz w:val="16"/>
+          <w:szCs w:val="16"/>
+        </w:rPr>
+        <w:t>· 6Y537YJ5QH9J</w:t>
       </w:r>
       <w:r>
         <w:rPr>
@@ -12924,18 +13199,18 @@
           <w:sz w:val="16"/>
           <w:szCs w:val="16"/>
         </w:rPr>
-        <w:t xml:space="preserve">Build a Full Website using WordPress   </w:t>
-      </w:r>
-      <w:r>
-        <w:rPr>
-          <w:rFonts w:cs="Dana Light" w:ascii="Dana Light" w:hAnsi="Dana Light"/>
-          <w:b w:val="false"/>
-          <w:i w:val="false"/>
-          <w:color w:val="4D4D4D"/>
-          <w:sz w:val="16"/>
-          <w:szCs w:val="16"/>
-        </w:rPr>
-        <w:t xml:space="preserve">Coursera  ·  </w:t>
+        <w:t xml:space="preserve">Extinctions: Past, Present, &amp; Future   </w:t>
+      </w:r>
+      <w:r>
+        <w:rPr>
+          <w:rFonts w:cs="Dana Light" w:ascii="Dana Light" w:hAnsi="Dana Light"/>
+          <w:b w:val="false"/>
+          <w:i w:val="false"/>
+          <w:color w:val="4D4D4D"/>
+          <w:sz w:val="16"/>
+          <w:szCs w:val="16"/>
+        </w:rPr>
+        <w:t xml:space="preserve">Emory University  ·  </w:t>
       </w:r>
       <w:r>
         <w:rPr>
@@ -12960,7 +13235,7 @@
           <w:sz w:val="16"/>
           <w:szCs w:val="16"/>
         </w:rPr>
-        <w:t>· FLH3PRW9CBDC</w:t>
+        <w:t>· EK5WJUBLEB92</w:t>
       </w:r>
       <w:r>
         <w:rPr>
@@ -13007,18 +13282,18 @@
           <w:sz w:val="16"/>
           <w:szCs w:val="16"/>
         </w:rPr>
-        <w:t xml:space="preserve">COVID-19 Contact Tracing   </w:t>
-      </w:r>
-      <w:r>
-        <w:rPr>
-          <w:rFonts w:cs="Dana Light" w:ascii="Dana Light" w:hAnsi="Dana Light"/>
-          <w:b w:val="false"/>
-          <w:i w:val="false"/>
-          <w:color w:val="4D4D4D"/>
-          <w:sz w:val="16"/>
-          <w:szCs w:val="16"/>
-        </w:rPr>
-        <w:t xml:space="preserve">Johns Hopkins University  ·  </w:t>
+        <w:t xml:space="preserve">Electric Power Systems   </w:t>
+      </w:r>
+      <w:r>
+        <w:rPr>
+          <w:rFonts w:cs="Dana Light" w:ascii="Dana Light" w:hAnsi="Dana Light"/>
+          <w:b w:val="false"/>
+          <w:i w:val="false"/>
+          <w:color w:val="4D4D4D"/>
+          <w:sz w:val="16"/>
+          <w:szCs w:val="16"/>
+        </w:rPr>
+        <w:t xml:space="preserve">University at Buffalo  ·  </w:t>
       </w:r>
       <w:r>
         <w:rPr>
@@ -13043,7 +13318,7 @@
           <w:sz w:val="16"/>
           <w:szCs w:val="16"/>
         </w:rPr>
-        <w:t>· CTXPE9DBBSWB</w:t>
+        <w:t>· QFFR5N2AQ26W</w:t>
       </w:r>
       <w:r>
         <w:rPr>
@@ -13090,18 +13365,18 @@
           <w:sz w:val="16"/>
           <w:szCs w:val="16"/>
         </w:rPr>
-        <w:t xml:space="preserve">High Stakes Leadership: Leading in Times of Crisis   </w:t>
-      </w:r>
-      <w:r>
-        <w:rPr>
-          <w:rFonts w:cs="Dana Light" w:ascii="Dana Light" w:hAnsi="Dana Light"/>
-          <w:b w:val="false"/>
-          <w:i w:val="false"/>
-          <w:color w:val="4D4D4D"/>
-          <w:sz w:val="16"/>
-          <w:szCs w:val="16"/>
-        </w:rPr>
-        <w:t xml:space="preserve">University of Michigan  ·  </w:t>
+        <w:t xml:space="preserve">Introduction to GIS Mapping   </w:t>
+      </w:r>
+      <w:r>
+        <w:rPr>
+          <w:rFonts w:cs="Dana Light" w:ascii="Dana Light" w:hAnsi="Dana Light"/>
+          <w:b w:val="false"/>
+          <w:i w:val="false"/>
+          <w:color w:val="4D4D4D"/>
+          <w:sz w:val="16"/>
+          <w:szCs w:val="16"/>
+        </w:rPr>
+        <w:t xml:space="preserve">University of Toronto  ·  </w:t>
       </w:r>
       <w:r>
         <w:rPr>
@@ -13126,7 +13401,7 @@
           <w:sz w:val="16"/>
           <w:szCs w:val="16"/>
         </w:rPr>
-        <w:t>· XWTEBYE99LJU</w:t>
+        <w:t>· RXDSMTEBNYCY</w:t>
       </w:r>
       <w:r>
         <w:rPr>
@@ -13166,256 +13441,62 @@
       </w:pPr>
       <w:r>
         <w:rPr>
-          <w:rFonts w:ascii="Dana" w:hAnsi="Dana"/>
-          <w:b w:val="false"/>
-          <w:b w:val="false"/>
-          <w:i w:val="false"/>
+          <w:rFonts w:cs="Dana"/>
+          <w:b w:val="false"/>
           <w:i w:val="false"/>
           <w:color w:val="1A1A1A"/>
           <w:sz w:val="16"/>
-          <w:sz w:val="16"/>
-          <w:szCs w:val="16"/>
-          <w:rtl w:val="true"/>
-        </w:rPr>
-        <w:t xml:space="preserve">گواهینامه مهارت شغلی توسعه‌دهنده سیستم‌های مدیریت محتوا با </w:t>
-      </w:r>
-      <w:r>
-        <w:rPr>
-          <w:rFonts w:cs="Dana"/>
-          <w:b w:val="false"/>
-          <w:i w:val="false"/>
-          <w:color w:val="1A1A1A"/>
-          <w:sz w:val="16"/>
-          <w:szCs w:val="16"/>
-        </w:rPr>
-        <w:t>WordPress</w:t>
-      </w:r>
-      <w:r>
-        <w:rPr>
-          <w:rFonts w:cs="Dana"/>
-          <w:b w:val="false"/>
-          <w:i w:val="false"/>
-          <w:color w:val="1A1A1A"/>
-          <w:sz w:val="16"/>
-          <w:szCs w:val="16"/>
-          <w:rtl w:val="true"/>
-        </w:rPr>
-        <w:t xml:space="preserve">   </w:t>
-      </w:r>
-      <w:r>
-        <w:rPr>
-          <w:rFonts w:ascii="Dana Light" w:hAnsi="Dana Light" w:cs="Dana Light"/>
-          <w:b w:val="false"/>
-          <w:b w:val="false"/>
-          <w:i w:val="false"/>
-          <w:i w:val="false"/>
-          <w:color w:val="4D4D4D"/>
-          <w:sz w:val="16"/>
-          <w:sz w:val="16"/>
-          <w:szCs w:val="16"/>
-          <w:rtl w:val="true"/>
-        </w:rPr>
-        <w:t xml:space="preserve">سازمان آموزش فنی و حرفه‌ای کشور  </w:t>
-      </w:r>
-      <w:r>
-        <w:rPr>
-          <w:rFonts w:cs="Dana Light" w:ascii="Dana Light" w:hAnsi="Dana Light"/>
-          <w:b w:val="false"/>
-          <w:i w:val="false"/>
-          <w:color w:val="4D4D4D"/>
-          <w:sz w:val="16"/>
-          <w:szCs w:val="16"/>
-          <w:rtl w:val="true"/>
-        </w:rPr>
-        <w:t xml:space="preserve">·  </w:t>
-      </w:r>
-      <w:r>
-        <w:rPr>
-          <w:rFonts w:ascii="Dana Light" w:hAnsi="Dana Light" w:cs="Dana Light"/>
-          <w:b w:val="false"/>
-          <w:b w:val="false"/>
-          <w:i w:val="false"/>
-          <w:i w:val="false"/>
-          <w:color w:val="4D4D4D"/>
-          <w:sz w:val="16"/>
-          <w:sz w:val="16"/>
-          <w:szCs w:val="16"/>
-          <w:rtl w:val="true"/>
-        </w:rPr>
-        <w:t xml:space="preserve">شناسه استاندارد </w:t>
-      </w:r>
-      <w:r>
-        <w:rPr>
-          <w:rFonts w:ascii="Dana Light" w:hAnsi="Dana Light" w:cs="Dana Light"/>
-          <w:b w:val="false"/>
-          <w:b w:val="false"/>
-          <w:i w:val="false"/>
-          <w:i w:val="false"/>
-          <w:color w:val="4D4D4D"/>
-          <w:sz w:val="16"/>
-          <w:sz w:val="16"/>
-          <w:szCs w:val="16"/>
-        </w:rPr>
-        <w:t>۷۳۲۱۲۰۵۳۰۰۲۰۰۰۱</w:t>
-      </w:r>
-      <w:r>
-        <w:rPr>
-          <w:rFonts w:ascii="Dana Light" w:hAnsi="Dana Light" w:cs="Dana Light"/>
-          <w:b w:val="false"/>
-          <w:b w:val="false"/>
-          <w:i w:val="false"/>
-          <w:i w:val="false"/>
-          <w:color w:val="4D4D4D"/>
-          <w:sz w:val="16"/>
-          <w:sz w:val="16"/>
-          <w:szCs w:val="16"/>
-          <w:rtl w:val="true"/>
-        </w:rPr>
-        <w:t xml:space="preserve">  </w:t>
-      </w:r>
-      <w:r>
-        <w:rPr>
-          <w:rFonts w:cs="Dana Light" w:ascii="Dana Light" w:hAnsi="Dana Light"/>
-          <w:b w:val="false"/>
-          <w:i w:val="false"/>
-          <w:color w:val="4D4D4D"/>
-          <w:sz w:val="16"/>
-          <w:szCs w:val="16"/>
-          <w:rtl w:val="true"/>
-        </w:rPr>
-        <w:t xml:space="preserve">·  </w:t>
-      </w:r>
-      <w:r>
-        <w:rPr>
-          <w:rFonts w:ascii="Dana Light" w:hAnsi="Dana Light" w:cs="Dana Light"/>
-          <w:b w:val="false"/>
-          <w:b w:val="false"/>
-          <w:i w:val="false"/>
-          <w:i w:val="false"/>
-          <w:color w:val="4D4D4D"/>
-          <w:sz w:val="16"/>
-          <w:sz w:val="16"/>
-          <w:szCs w:val="16"/>
-        </w:rPr>
-        <w:t>۱۴۰۴</w:t>
-      </w:r>
-      <w:r>
-        <w:rPr>
-          <w:rFonts w:cs="Dana Light" w:ascii="Dana Light" w:hAnsi="Dana Light"/>
-          <w:b w:val="false"/>
-          <w:i w:val="false"/>
-          <w:color w:val="4D4D4D"/>
-          <w:sz w:val="16"/>
-          <w:szCs w:val="16"/>
-        </w:rPr>
-        <w:t>/</w:t>
-      </w:r>
-      <w:r>
-        <w:rPr>
-          <w:rFonts w:ascii="Dana Light" w:hAnsi="Dana Light" w:cs="Dana Light"/>
-          <w:b w:val="false"/>
-          <w:b w:val="false"/>
-          <w:i w:val="false"/>
-          <w:i w:val="false"/>
-          <w:color w:val="4D4D4D"/>
-          <w:sz w:val="16"/>
-          <w:sz w:val="16"/>
-          <w:szCs w:val="16"/>
-        </w:rPr>
-        <w:t>۲</w:t>
-      </w:r>
-      <w:r>
-        <w:rPr>
-          <w:rFonts w:cs="Dana Light" w:ascii="Dana Light" w:hAnsi="Dana Light"/>
-          <w:b w:val="false"/>
-          <w:i w:val="false"/>
-          <w:color w:val="4D4D4D"/>
-          <w:sz w:val="16"/>
-          <w:szCs w:val="16"/>
-        </w:rPr>
-        <w:t>/</w:t>
-      </w:r>
-      <w:r>
-        <w:rPr>
-          <w:rFonts w:ascii="Dana Light" w:hAnsi="Dana Light" w:cs="Dana Light"/>
-          <w:b w:val="false"/>
-          <w:b w:val="false"/>
-          <w:i w:val="false"/>
-          <w:i w:val="false"/>
-          <w:color w:val="4D4D4D"/>
-          <w:sz w:val="16"/>
-          <w:sz w:val="16"/>
-          <w:szCs w:val="16"/>
-        </w:rPr>
-        <w:t>۲۳</w:t>
-      </w:r>
-      <w:r>
-        <w:rPr>
-          <w:rFonts w:ascii="Dana Light" w:hAnsi="Dana Light" w:cs="Dana Light"/>
-          <w:b w:val="false"/>
-          <w:b w:val="false"/>
-          <w:i w:val="false"/>
-          <w:i w:val="false"/>
-          <w:color w:val="4D4D4D"/>
-          <w:sz w:val="16"/>
-          <w:sz w:val="16"/>
-          <w:szCs w:val="16"/>
-          <w:rtl w:val="true"/>
-        </w:rPr>
-        <w:t xml:space="preserve"> </w:t>
-      </w:r>
-      <w:r>
-        <w:rPr>
-          <w:rFonts w:cs="Dana Light" w:ascii="Dana Light" w:hAnsi="Dana Light"/>
-          <w:b w:val="false"/>
-          <w:i w:val="false"/>
-          <w:color w:val="4D4D4D"/>
-          <w:sz w:val="16"/>
-          <w:szCs w:val="16"/>
-          <w:rtl w:val="true"/>
-        </w:rPr>
-        <w:t xml:space="preserve">· </w:t>
-      </w:r>
-      <w:r>
-        <w:rPr>
-          <w:rFonts w:ascii="Dana Light" w:hAnsi="Dana Light" w:cs="Dana Light"/>
-          <w:b w:val="false"/>
-          <w:b w:val="false"/>
-          <w:i w:val="false"/>
-          <w:i w:val="false"/>
-          <w:color w:val="4D4D4D"/>
-          <w:sz w:val="16"/>
-          <w:sz w:val="16"/>
-          <w:szCs w:val="16"/>
-        </w:rPr>
-        <w:t>۴۲۲۴۵۰۰۹</w:t>
-      </w:r>
-      <w:r>
-        <w:rPr>
-          <w:rFonts w:ascii="Dana Light" w:hAnsi="Dana Light" w:cs="Dana Light"/>
-          <w:b w:val="false"/>
-          <w:b w:val="false"/>
-          <w:i w:val="false"/>
-          <w:i w:val="false"/>
-          <w:color w:val="4D4D4D"/>
-          <w:sz w:val="16"/>
-          <w:sz w:val="16"/>
-          <w:szCs w:val="16"/>
-          <w:rtl w:val="true"/>
-        </w:rPr>
-        <w:t xml:space="preserve">  </w:t>
-      </w:r>
-      <w:r>
-        <w:rPr>
-          <w:rFonts w:cs="Dana Light" w:ascii="Dana Light" w:hAnsi="Dana Light"/>
-          <w:b w:val="false"/>
-          <w:i w:val="false"/>
-          <w:color w:val="4D4D4D"/>
-          <w:sz w:val="16"/>
-          <w:szCs w:val="16"/>
-          <w:rtl w:val="true"/>
-        </w:rPr>
-        <w:t xml:space="preserve">·  </w:t>
+          <w:szCs w:val="16"/>
+        </w:rPr>
+        <w:t xml:space="preserve">Solar Energy Basics   </w:t>
+      </w:r>
+      <w:r>
+        <w:rPr>
+          <w:rFonts w:cs="Dana Light" w:ascii="Dana Light" w:hAnsi="Dana Light"/>
+          <w:b w:val="false"/>
+          <w:i w:val="false"/>
+          <w:color w:val="4D4D4D"/>
+          <w:sz w:val="16"/>
+          <w:szCs w:val="16"/>
+        </w:rPr>
+        <w:t xml:space="preserve">The State University of New York  ·  </w:t>
+      </w:r>
+      <w:r>
+        <w:rPr>
+          <w:rFonts w:ascii="Dana Light" w:hAnsi="Dana Light" w:cs="Dana Light"/>
+          <w:b w:val="false"/>
+          <w:b w:val="false"/>
+          <w:i w:val="false"/>
+          <w:i w:val="false"/>
+          <w:color w:val="4D4D4D"/>
+          <w:sz w:val="16"/>
+          <w:sz w:val="16"/>
+          <w:szCs w:val="16"/>
+        </w:rPr>
+        <w:t xml:space="preserve">۲۰۲۳ </w:t>
+      </w:r>
+      <w:r>
+        <w:rPr>
+          <w:rFonts w:cs="Dana Light" w:ascii="Dana Light" w:hAnsi="Dana Light"/>
+          <w:b w:val="false"/>
+          <w:i w:val="false"/>
+          <w:color w:val="4D4D4D"/>
+          <w:sz w:val="16"/>
+          <w:szCs w:val="16"/>
+        </w:rPr>
+        <w:t>· PTMSZ9B6KQ8F</w:t>
+      </w:r>
+      <w:r>
+        <w:rPr>
+          <w:rFonts w:cs="Dana Light" w:ascii="Dana Light" w:hAnsi="Dana Light"/>
+          <w:b w:val="false"/>
+          <w:i w:val="false"/>
+          <w:color w:val="4D4D4D"/>
+          <w:sz w:val="16"/>
+          <w:szCs w:val="16"/>
+          <w:rtl w:val="true"/>
+        </w:rPr>
+        <w:t xml:space="preserve">  ·  </w:t>
       </w:r>
       <w:hyperlink r:id="rId45">
         <w:r>
@@ -13443,233 +13524,62 @@
       </w:pPr>
       <w:r>
         <w:rPr>
-          <w:rFonts w:ascii="Dana" w:hAnsi="Dana"/>
-          <w:b w:val="false"/>
-          <w:b w:val="false"/>
-          <w:i w:val="false"/>
+          <w:rFonts w:cs="Dana"/>
+          <w:b w:val="false"/>
           <w:i w:val="false"/>
           <w:color w:val="1A1A1A"/>
           <w:sz w:val="16"/>
-          <w:sz w:val="16"/>
-          <w:szCs w:val="16"/>
-          <w:rtl w:val="true"/>
-        </w:rPr>
-        <w:t xml:space="preserve">گواهینامه مهارت شغلی طلاساز   </w:t>
-      </w:r>
-      <w:r>
-        <w:rPr>
-          <w:rFonts w:ascii="Dana Light" w:hAnsi="Dana Light" w:cs="Dana Light"/>
-          <w:b w:val="false"/>
-          <w:b w:val="false"/>
-          <w:i w:val="false"/>
-          <w:i w:val="false"/>
-          <w:color w:val="4D4D4D"/>
-          <w:sz w:val="16"/>
-          <w:sz w:val="16"/>
-          <w:szCs w:val="16"/>
-          <w:rtl w:val="true"/>
-        </w:rPr>
-        <w:t xml:space="preserve">سازمان آموزش فنی و حرفه‌ای کشور  </w:t>
-      </w:r>
-      <w:r>
-        <w:rPr>
-          <w:rFonts w:cs="Dana Light" w:ascii="Dana Light" w:hAnsi="Dana Light"/>
-          <w:b w:val="false"/>
-          <w:i w:val="false"/>
-          <w:color w:val="4D4D4D"/>
-          <w:sz w:val="16"/>
-          <w:szCs w:val="16"/>
-          <w:rtl w:val="true"/>
-        </w:rPr>
-        <w:t xml:space="preserve">·  </w:t>
-      </w:r>
-      <w:r>
-        <w:rPr>
-          <w:rFonts w:ascii="Dana Light" w:hAnsi="Dana Light" w:cs="Dana Light"/>
-          <w:b w:val="false"/>
-          <w:b w:val="false"/>
-          <w:i w:val="false"/>
-          <w:i w:val="false"/>
-          <w:color w:val="4D4D4D"/>
-          <w:sz w:val="16"/>
-          <w:sz w:val="16"/>
-          <w:szCs w:val="16"/>
-          <w:rtl w:val="true"/>
-        </w:rPr>
-        <w:t xml:space="preserve">شناسه استاندارد </w:t>
-      </w:r>
-      <w:r>
-        <w:rPr>
-          <w:rFonts w:ascii="Dana Light" w:hAnsi="Dana Light" w:cs="Dana Light"/>
-          <w:b w:val="false"/>
-          <w:b w:val="false"/>
-          <w:i w:val="false"/>
-          <w:i w:val="false"/>
-          <w:color w:val="4D4D4D"/>
-          <w:sz w:val="16"/>
-          <w:sz w:val="16"/>
-          <w:szCs w:val="16"/>
-        </w:rPr>
-        <w:t>۷۳۱۳۲۰۷۹۰۰۳۰۰۰۱</w:t>
-      </w:r>
-      <w:r>
-        <w:rPr>
-          <w:rFonts w:ascii="Dana Light" w:hAnsi="Dana Light" w:cs="Dana Light"/>
-          <w:b w:val="false"/>
-          <w:b w:val="false"/>
-          <w:i w:val="false"/>
-          <w:i w:val="false"/>
-          <w:color w:val="4D4D4D"/>
-          <w:sz w:val="16"/>
-          <w:sz w:val="16"/>
-          <w:szCs w:val="16"/>
-          <w:rtl w:val="true"/>
-        </w:rPr>
-        <w:t xml:space="preserve">  </w:t>
-      </w:r>
-      <w:r>
-        <w:rPr>
-          <w:rFonts w:cs="Dana Light" w:ascii="Dana Light" w:hAnsi="Dana Light"/>
-          <w:b w:val="false"/>
-          <w:i w:val="false"/>
-          <w:color w:val="4D4D4D"/>
-          <w:sz w:val="16"/>
-          <w:szCs w:val="16"/>
-          <w:rtl w:val="true"/>
-        </w:rPr>
-        <w:t xml:space="preserve">·  </w:t>
-      </w:r>
-      <w:r>
-        <w:rPr>
-          <w:rFonts w:ascii="Dana Light" w:hAnsi="Dana Light" w:cs="Dana Light"/>
-          <w:b w:val="false"/>
-          <w:b w:val="false"/>
-          <w:i w:val="false"/>
-          <w:i w:val="false"/>
-          <w:color w:val="4D4D4D"/>
-          <w:sz w:val="16"/>
-          <w:sz w:val="16"/>
-          <w:szCs w:val="16"/>
-        </w:rPr>
-        <w:t>۱۴۰۴</w:t>
-      </w:r>
-      <w:r>
-        <w:rPr>
-          <w:rFonts w:cs="Dana Light" w:ascii="Dana Light" w:hAnsi="Dana Light"/>
-          <w:b w:val="false"/>
-          <w:i w:val="false"/>
-          <w:color w:val="4D4D4D"/>
-          <w:sz w:val="16"/>
-          <w:szCs w:val="16"/>
-        </w:rPr>
-        <w:t>/</w:t>
-      </w:r>
-      <w:r>
-        <w:rPr>
-          <w:rFonts w:ascii="Dana Light" w:hAnsi="Dana Light" w:cs="Dana Light"/>
-          <w:b w:val="false"/>
-          <w:b w:val="false"/>
-          <w:i w:val="false"/>
-          <w:i w:val="false"/>
-          <w:color w:val="4D4D4D"/>
-          <w:sz w:val="16"/>
-          <w:sz w:val="16"/>
-          <w:szCs w:val="16"/>
-        </w:rPr>
-        <w:t>۴</w:t>
-      </w:r>
-      <w:r>
-        <w:rPr>
-          <w:rFonts w:cs="Dana Light" w:ascii="Dana Light" w:hAnsi="Dana Light"/>
-          <w:b w:val="false"/>
-          <w:i w:val="false"/>
-          <w:color w:val="4D4D4D"/>
-          <w:sz w:val="16"/>
-          <w:szCs w:val="16"/>
-        </w:rPr>
-        <w:t>/</w:t>
-      </w:r>
-      <w:r>
-        <w:rPr>
-          <w:rFonts w:ascii="Dana Light" w:hAnsi="Dana Light" w:cs="Dana Light"/>
-          <w:b w:val="false"/>
-          <w:b w:val="false"/>
-          <w:i w:val="false"/>
-          <w:i w:val="false"/>
-          <w:color w:val="4D4D4D"/>
-          <w:sz w:val="16"/>
-          <w:sz w:val="16"/>
-          <w:szCs w:val="16"/>
-        </w:rPr>
-        <w:t>۲۵</w:t>
-      </w:r>
-      <w:r>
-        <w:rPr>
-          <w:rFonts w:ascii="Dana Light" w:hAnsi="Dana Light" w:cs="Dana Light"/>
-          <w:b w:val="false"/>
-          <w:b w:val="false"/>
-          <w:i w:val="false"/>
-          <w:i w:val="false"/>
-          <w:color w:val="4D4D4D"/>
-          <w:sz w:val="16"/>
-          <w:sz w:val="16"/>
-          <w:szCs w:val="16"/>
-          <w:rtl w:val="true"/>
-        </w:rPr>
-        <w:t xml:space="preserve"> </w:t>
-      </w:r>
-      <w:r>
-        <w:rPr>
-          <w:rFonts w:cs="Dana Light" w:ascii="Dana Light" w:hAnsi="Dana Light"/>
-          <w:b w:val="false"/>
-          <w:i w:val="false"/>
-          <w:color w:val="4D4D4D"/>
-          <w:sz w:val="16"/>
-          <w:szCs w:val="16"/>
-          <w:rtl w:val="true"/>
-        </w:rPr>
-        <w:t xml:space="preserve">· </w:t>
-      </w:r>
-      <w:r>
-        <w:rPr>
-          <w:rFonts w:ascii="Dana Light" w:hAnsi="Dana Light" w:cs="Dana Light"/>
-          <w:b w:val="false"/>
-          <w:b w:val="false"/>
-          <w:i w:val="false"/>
-          <w:i w:val="false"/>
-          <w:color w:val="4D4D4D"/>
-          <w:sz w:val="16"/>
-          <w:sz w:val="16"/>
-          <w:szCs w:val="16"/>
-        </w:rPr>
-        <w:t>۴۲۷۸۸۵۵۵</w:t>
-      </w:r>
-      <w:r>
-        <w:rPr>
-          <w:rFonts w:ascii="Dana Light" w:hAnsi="Dana Light" w:cs="Dana Light"/>
-          <w:b w:val="false"/>
-          <w:b w:val="false"/>
-          <w:i w:val="false"/>
-          <w:i w:val="false"/>
-          <w:color w:val="4D4D4D"/>
-          <w:sz w:val="16"/>
-          <w:sz w:val="16"/>
-          <w:szCs w:val="16"/>
-          <w:rtl w:val="true"/>
-        </w:rPr>
-        <w:t xml:space="preserve">  </w:t>
-      </w:r>
-      <w:r>
-        <w:rPr>
-          <w:rFonts w:cs="Dana Light" w:ascii="Dana Light" w:hAnsi="Dana Light"/>
-          <w:b w:val="false"/>
-          <w:i w:val="false"/>
-          <w:color w:val="4D4D4D"/>
-          <w:sz w:val="16"/>
-          <w:szCs w:val="16"/>
-          <w:rtl w:val="true"/>
-        </w:rPr>
-        <w:t xml:space="preserve">·  </w:t>
+          <w:szCs w:val="16"/>
+        </w:rPr>
+        <w:t xml:space="preserve">Oil &amp; Gas Industry Operations and Markets   </w:t>
+      </w:r>
+      <w:r>
+        <w:rPr>
+          <w:rFonts w:cs="Dana Light" w:ascii="Dana Light" w:hAnsi="Dana Light"/>
+          <w:b w:val="false"/>
+          <w:i w:val="false"/>
+          <w:color w:val="4D4D4D"/>
+          <w:sz w:val="16"/>
+          <w:szCs w:val="16"/>
+        </w:rPr>
+        <w:t xml:space="preserve">Duke University  ·  </w:t>
+      </w:r>
+      <w:r>
+        <w:rPr>
+          <w:rFonts w:ascii="Dana Light" w:hAnsi="Dana Light" w:cs="Dana Light"/>
+          <w:b w:val="false"/>
+          <w:b w:val="false"/>
+          <w:i w:val="false"/>
+          <w:i w:val="false"/>
+          <w:color w:val="4D4D4D"/>
+          <w:sz w:val="16"/>
+          <w:sz w:val="16"/>
+          <w:szCs w:val="16"/>
+        </w:rPr>
+        <w:t xml:space="preserve">۲۰۲۳ </w:t>
+      </w:r>
+      <w:r>
+        <w:rPr>
+          <w:rFonts w:cs="Dana Light" w:ascii="Dana Light" w:hAnsi="Dana Light"/>
+          <w:b w:val="false"/>
+          <w:i w:val="false"/>
+          <w:color w:val="4D4D4D"/>
+          <w:sz w:val="16"/>
+          <w:szCs w:val="16"/>
+        </w:rPr>
+        <w:t>· G7DYSPR7M3RR</w:t>
+      </w:r>
+      <w:r>
+        <w:rPr>
+          <w:rFonts w:cs="Dana Light" w:ascii="Dana Light" w:hAnsi="Dana Light"/>
+          <w:b w:val="false"/>
+          <w:i w:val="false"/>
+          <w:color w:val="4D4D4D"/>
+          <w:sz w:val="16"/>
+          <w:szCs w:val="16"/>
+          <w:rtl w:val="true"/>
+        </w:rPr>
+        <w:t xml:space="preserve">  ·  </w:t>
       </w:r>
       <w:hyperlink r:id="rId46">
         <w:r>
@@ -13704,46 +13614,55 @@
           <w:sz w:val="16"/>
           <w:szCs w:val="16"/>
         </w:rPr>
-        <w:t>Petroleum Engineering with AI Applications</w:t>
-      </w:r>
-      <w:r>
-        <w:rPr>
-          <w:rFonts w:cs="Dana"/>
-          <w:b w:val="false"/>
-          <w:i w:val="false"/>
-          <w:color w:val="1A1A1A"/>
-          <w:sz w:val="16"/>
-          <w:szCs w:val="16"/>
-          <w:rtl w:val="true"/>
-        </w:rPr>
-        <w:t xml:space="preserve">   </w:t>
-      </w:r>
-      <w:r>
-        <w:rPr>
-          <w:rFonts w:ascii="Dana Light" w:hAnsi="Dana Light" w:cs="Dana Light"/>
-          <w:b w:val="false"/>
-          <w:b w:val="false"/>
-          <w:i w:val="false"/>
-          <w:i w:val="false"/>
-          <w:color w:val="4D4D4D"/>
-          <w:sz w:val="16"/>
-          <w:sz w:val="16"/>
-          <w:szCs w:val="16"/>
-          <w:rtl w:val="true"/>
-        </w:rPr>
-        <w:t xml:space="preserve">گواهینامه تخصصی کورسرا  </w:t>
-      </w:r>
-      <w:r>
-        <w:rPr>
-          <w:rFonts w:cs="Dana Light" w:ascii="Dana Light" w:hAnsi="Dana Light"/>
-          <w:b w:val="false"/>
-          <w:i w:val="false"/>
-          <w:color w:val="4D4D4D"/>
-          <w:sz w:val="16"/>
-          <w:szCs w:val="16"/>
-          <w:rtl w:val="true"/>
-        </w:rPr>
-        <w:t xml:space="preserve">·  </w:t>
+        <w:t xml:space="preserve">Unity: Design &amp; Deform Meshes for 3D Geometry Control   </w:t>
+      </w:r>
+      <w:r>
+        <w:rPr>
+          <w:rFonts w:cs="Dana Light" w:ascii="Dana Light" w:hAnsi="Dana Light"/>
+          <w:b w:val="false"/>
+          <w:i w:val="false"/>
+          <w:color w:val="4D4D4D"/>
+          <w:sz w:val="16"/>
+          <w:szCs w:val="16"/>
+        </w:rPr>
+        <w:t xml:space="preserve">EDUCBA  ·  </w:t>
+      </w:r>
+      <w:r>
+        <w:rPr>
+          <w:rFonts w:ascii="Dana Light" w:hAnsi="Dana Light" w:cs="Dana Light"/>
+          <w:b w:val="false"/>
+          <w:b w:val="false"/>
+          <w:i w:val="false"/>
+          <w:i w:val="false"/>
+          <w:color w:val="4D4D4D"/>
+          <w:sz w:val="16"/>
+          <w:sz w:val="16"/>
+          <w:szCs w:val="16"/>
+        </w:rPr>
+        <w:t xml:space="preserve">۲۰۲۵ </w:t>
+      </w:r>
+      <w:r>
+        <w:rPr>
+          <w:rFonts w:cs="Dana Light" w:ascii="Dana Light" w:hAnsi="Dana Light"/>
+          <w:b w:val="false"/>
+          <w:i w:val="false"/>
+          <w:color w:val="4D4D4D"/>
+          <w:sz w:val="16"/>
+          <w:szCs w:val="16"/>
+        </w:rPr>
+        <w:t>· PAOC4O9D4ALK</w:t>
+      </w:r>
+      <w:r>
+        <w:rPr>
+          <w:rFonts w:cs="Dana Light" w:ascii="Dana Light" w:hAnsi="Dana Light"/>
+          <w:b w:val="false"/>
+          <w:i w:val="false"/>
+          <w:color w:val="4D4D4D"/>
+          <w:sz w:val="16"/>
+          <w:szCs w:val="16"/>
+          <w:rtl w:val="true"/>
+        </w:rPr>
+        <w:t xml:space="preserve">  ·  </w:t>
       </w:r>
       <w:hyperlink r:id="rId47">
         <w:r>
@@ -13757,7 +13676,7 @@
             <w:u w:val="none"/>
             <w:rtl w:val="true"/>
           </w:rPr>
-          <w:t>مشاهده گواهینامه تخصصی</w:t>
+          <w:t>مشاهده گواهی</w:t>
         </w:r>
       </w:hyperlink>
     </w:p>
@@ -13778,46 +13697,55 @@
           <w:sz w:val="16"/>
           <w:szCs w:val="16"/>
         </w:rPr>
-        <w:t>Introduction to Environmental Science</w:t>
-      </w:r>
-      <w:r>
-        <w:rPr>
-          <w:rFonts w:cs="Dana"/>
-          <w:b w:val="false"/>
-          <w:i w:val="false"/>
-          <w:color w:val="1A1A1A"/>
-          <w:sz w:val="16"/>
-          <w:szCs w:val="16"/>
-          <w:rtl w:val="true"/>
-        </w:rPr>
-        <w:t xml:space="preserve">   </w:t>
-      </w:r>
-      <w:r>
-        <w:rPr>
-          <w:rFonts w:ascii="Dana Light" w:hAnsi="Dana Light" w:cs="Dana Light"/>
-          <w:b w:val="false"/>
-          <w:b w:val="false"/>
-          <w:i w:val="false"/>
-          <w:i w:val="false"/>
-          <w:color w:val="4D4D4D"/>
-          <w:sz w:val="16"/>
-          <w:sz w:val="16"/>
-          <w:szCs w:val="16"/>
-          <w:rtl w:val="true"/>
-        </w:rPr>
-        <w:t xml:space="preserve">گواهینامه تخصصی کورسرا  </w:t>
-      </w:r>
-      <w:r>
-        <w:rPr>
-          <w:rFonts w:cs="Dana Light" w:ascii="Dana Light" w:hAnsi="Dana Light"/>
-          <w:b w:val="false"/>
-          <w:i w:val="false"/>
-          <w:color w:val="4D4D4D"/>
-          <w:sz w:val="16"/>
-          <w:szCs w:val="16"/>
-          <w:rtl w:val="true"/>
-        </w:rPr>
-        <w:t xml:space="preserve">·  </w:t>
+        <w:t xml:space="preserve">Positive Psychiatry and Mental Health   </w:t>
+      </w:r>
+      <w:r>
+        <w:rPr>
+          <w:rFonts w:cs="Dana Light" w:ascii="Dana Light" w:hAnsi="Dana Light"/>
+          <w:b w:val="false"/>
+          <w:i w:val="false"/>
+          <w:color w:val="4D4D4D"/>
+          <w:sz w:val="16"/>
+          <w:szCs w:val="16"/>
+        </w:rPr>
+        <w:t xml:space="preserve">The University of Sydney  ·  </w:t>
+      </w:r>
+      <w:r>
+        <w:rPr>
+          <w:rFonts w:ascii="Dana Light" w:hAnsi="Dana Light" w:cs="Dana Light"/>
+          <w:b w:val="false"/>
+          <w:b w:val="false"/>
+          <w:i w:val="false"/>
+          <w:i w:val="false"/>
+          <w:color w:val="4D4D4D"/>
+          <w:sz w:val="16"/>
+          <w:sz w:val="16"/>
+          <w:szCs w:val="16"/>
+        </w:rPr>
+        <w:t xml:space="preserve">۲۰۲۵ </w:t>
+      </w:r>
+      <w:r>
+        <w:rPr>
+          <w:rFonts w:cs="Dana Light" w:ascii="Dana Light" w:hAnsi="Dana Light"/>
+          <w:b w:val="false"/>
+          <w:i w:val="false"/>
+          <w:color w:val="4D4D4D"/>
+          <w:sz w:val="16"/>
+          <w:szCs w:val="16"/>
+        </w:rPr>
+        <w:t>· LQ39UU674WEF</w:t>
+      </w:r>
+      <w:r>
+        <w:rPr>
+          <w:rFonts w:cs="Dana Light" w:ascii="Dana Light" w:hAnsi="Dana Light"/>
+          <w:b w:val="false"/>
+          <w:i w:val="false"/>
+          <w:color w:val="4D4D4D"/>
+          <w:sz w:val="16"/>
+          <w:szCs w:val="16"/>
+          <w:rtl w:val="true"/>
+        </w:rPr>
+        <w:t xml:space="preserve">  ·  </w:t>
       </w:r>
       <w:hyperlink r:id="rId48">
         <w:r>
@@ -13831,7 +13759,7 @@
             <w:u w:val="none"/>
             <w:rtl w:val="true"/>
           </w:rPr>
-          <w:t>مشاهده گواهینامه تخصصی</w:t>
+          <w:t>مشاهده گواهی</w:t>
         </w:r>
       </w:hyperlink>
     </w:p>
@@ -13852,46 +13780,55 @@
           <w:sz w:val="16"/>
           <w:szCs w:val="16"/>
         </w:rPr>
-        <w:t>Google Digital Marketing &amp; E-commerce Professional Certificate</w:t>
-      </w:r>
-      <w:r>
-        <w:rPr>
-          <w:rFonts w:cs="Dana"/>
-          <w:b w:val="false"/>
-          <w:i w:val="false"/>
-          <w:color w:val="1A1A1A"/>
-          <w:sz w:val="16"/>
-          <w:szCs w:val="16"/>
-          <w:rtl w:val="true"/>
-        </w:rPr>
-        <w:t xml:space="preserve">   </w:t>
-      </w:r>
-      <w:r>
-        <w:rPr>
-          <w:rFonts w:ascii="Dana Light" w:hAnsi="Dana Light" w:cs="Dana Light"/>
-          <w:b w:val="false"/>
-          <w:b w:val="false"/>
-          <w:i w:val="false"/>
-          <w:i w:val="false"/>
-          <w:color w:val="4D4D4D"/>
-          <w:sz w:val="16"/>
-          <w:sz w:val="16"/>
-          <w:szCs w:val="16"/>
-          <w:rtl w:val="true"/>
-        </w:rPr>
-        <w:t xml:space="preserve">گواهی حرفه‌ای کورسرا  </w:t>
-      </w:r>
-      <w:r>
-        <w:rPr>
-          <w:rFonts w:cs="Dana Light" w:ascii="Dana Light" w:hAnsi="Dana Light"/>
-          <w:b w:val="false"/>
-          <w:i w:val="false"/>
-          <w:color w:val="4D4D4D"/>
-          <w:sz w:val="16"/>
-          <w:szCs w:val="16"/>
-          <w:rtl w:val="true"/>
-        </w:rPr>
-        <w:t xml:space="preserve">·  </w:t>
+        <w:t xml:space="preserve">Firm Level Economics: Markets and Allocations   </w:t>
+      </w:r>
+      <w:r>
+        <w:rPr>
+          <w:rFonts w:cs="Dana Light" w:ascii="Dana Light" w:hAnsi="Dana Light"/>
+          <w:b w:val="false"/>
+          <w:i w:val="false"/>
+          <w:color w:val="4D4D4D"/>
+          <w:sz w:val="16"/>
+          <w:szCs w:val="16"/>
+        </w:rPr>
+        <w:t xml:space="preserve">University of Illinois Urbana-Champaign  ·  </w:t>
+      </w:r>
+      <w:r>
+        <w:rPr>
+          <w:rFonts w:ascii="Dana Light" w:hAnsi="Dana Light" w:cs="Dana Light"/>
+          <w:b w:val="false"/>
+          <w:b w:val="false"/>
+          <w:i w:val="false"/>
+          <w:i w:val="false"/>
+          <w:color w:val="4D4D4D"/>
+          <w:sz w:val="16"/>
+          <w:sz w:val="16"/>
+          <w:szCs w:val="16"/>
+        </w:rPr>
+        <w:t xml:space="preserve">۲۰۲۴ </w:t>
+      </w:r>
+      <w:r>
+        <w:rPr>
+          <w:rFonts w:cs="Dana Light" w:ascii="Dana Light" w:hAnsi="Dana Light"/>
+          <w:b w:val="false"/>
+          <w:i w:val="false"/>
+          <w:color w:val="4D4D4D"/>
+          <w:sz w:val="16"/>
+          <w:szCs w:val="16"/>
+        </w:rPr>
+        <w:t>· XICPQ5ZM9KSV</w:t>
+      </w:r>
+      <w:r>
+        <w:rPr>
+          <w:rFonts w:cs="Dana Light" w:ascii="Dana Light" w:hAnsi="Dana Light"/>
+          <w:b w:val="false"/>
+          <w:i w:val="false"/>
+          <w:color w:val="4D4D4D"/>
+          <w:sz w:val="16"/>
+          <w:szCs w:val="16"/>
+          <w:rtl w:val="true"/>
+        </w:rPr>
+        <w:t xml:space="preserve">  ·  </w:t>
       </w:r>
       <w:hyperlink r:id="rId49">
         <w:r>
@@ -13905,7 +13842,7 @@
             <w:u w:val="none"/>
             <w:rtl w:val="true"/>
           </w:rPr>
-          <w:t>مشاهده گواهی حرفه‌ای</w:t>
+          <w:t>مشاهده گواهی</w:t>
         </w:r>
       </w:hyperlink>
     </w:p>
@@ -13919,84 +13856,62 @@
       </w:pPr>
       <w:r>
         <w:rPr>
-          <w:rFonts w:ascii="Dana" w:hAnsi="Dana"/>
-          <w:b w:val="false"/>
-          <w:b w:val="false"/>
-          <w:i w:val="false"/>
+          <w:rFonts w:cs="Dana"/>
+          <w:b w:val="false"/>
           <w:i w:val="false"/>
           <w:color w:val="1A1A1A"/>
           <w:sz w:val="16"/>
-          <w:sz w:val="16"/>
-          <w:szCs w:val="16"/>
-          <w:rtl w:val="true"/>
-        </w:rPr>
-        <w:t xml:space="preserve">مجوز فعالیت شرکت هوشمند افزار خلاق </w:t>
-      </w:r>
-      <w:r>
-        <w:rPr>
-          <w:rFonts w:cs="Dana"/>
-          <w:b w:val="false"/>
-          <w:i w:val="false"/>
-          <w:color w:val="1A1A1A"/>
-          <w:sz w:val="16"/>
-          <w:szCs w:val="16"/>
-          <w:rtl w:val="true"/>
-        </w:rPr>
-        <w:t>(</w:t>
-      </w:r>
-      <w:r>
-        <w:rPr>
-          <w:rFonts w:ascii="Dana" w:hAnsi="Dana"/>
-          <w:b w:val="false"/>
-          <w:b w:val="false"/>
-          <w:i w:val="false"/>
-          <w:i w:val="false"/>
-          <w:color w:val="1A1A1A"/>
-          <w:sz w:val="16"/>
-          <w:sz w:val="16"/>
-          <w:szCs w:val="16"/>
-          <w:rtl w:val="true"/>
-        </w:rPr>
-        <w:t>ورجاوند</w:t>
-      </w:r>
-      <w:r>
-        <w:rPr>
-          <w:rFonts w:cs="Dana"/>
-          <w:b w:val="false"/>
-          <w:i w:val="false"/>
-          <w:color w:val="1A1A1A"/>
-          <w:sz w:val="16"/>
-          <w:szCs w:val="16"/>
-          <w:rtl w:val="true"/>
-        </w:rPr>
-        <w:t xml:space="preserve">)   </w:t>
-      </w:r>
-      <w:r>
-        <w:rPr>
-          <w:rFonts w:ascii="Dana Light" w:hAnsi="Dana Light" w:cs="Dana Light"/>
-          <w:b w:val="false"/>
-          <w:b w:val="false"/>
-          <w:i w:val="false"/>
-          <w:i w:val="false"/>
-          <w:color w:val="4D4D4D"/>
-          <w:sz w:val="16"/>
-          <w:sz w:val="16"/>
-          <w:szCs w:val="16"/>
-          <w:rtl w:val="true"/>
-        </w:rPr>
-        <w:t xml:space="preserve">سازمان نظام صنفی رایانه‌ای استان تهران  </w:t>
-      </w:r>
-      <w:r>
-        <w:rPr>
-          <w:rFonts w:cs="Dana Light" w:ascii="Dana Light" w:hAnsi="Dana Light"/>
-          <w:b w:val="false"/>
-          <w:i w:val="false"/>
-          <w:color w:val="4D4D4D"/>
-          <w:sz w:val="16"/>
-          <w:szCs w:val="16"/>
-          <w:rtl w:val="true"/>
-        </w:rPr>
-        <w:t xml:space="preserve">·  </w:t>
+          <w:szCs w:val="16"/>
+        </w:rPr>
+        <w:t xml:space="preserve">Introduction to Web Development   </w:t>
+      </w:r>
+      <w:r>
+        <w:rPr>
+          <w:rFonts w:cs="Dana Light" w:ascii="Dana Light" w:hAnsi="Dana Light"/>
+          <w:b w:val="false"/>
+          <w:i w:val="false"/>
+          <w:color w:val="4D4D4D"/>
+          <w:sz w:val="16"/>
+          <w:szCs w:val="16"/>
+        </w:rPr>
+        <w:t xml:space="preserve">University of California, Davis  ·  </w:t>
+      </w:r>
+      <w:r>
+        <w:rPr>
+          <w:rFonts w:ascii="Dana Light" w:hAnsi="Dana Light" w:cs="Dana Light"/>
+          <w:b w:val="false"/>
+          <w:b w:val="false"/>
+          <w:i w:val="false"/>
+          <w:i w:val="false"/>
+          <w:color w:val="4D4D4D"/>
+          <w:sz w:val="16"/>
+          <w:sz w:val="16"/>
+          <w:szCs w:val="16"/>
+        </w:rPr>
+        <w:t xml:space="preserve">۲۰۲۴ </w:t>
+      </w:r>
+      <w:r>
+        <w:rPr>
+          <w:rFonts w:cs="Dana Light" w:ascii="Dana Light" w:hAnsi="Dana Light"/>
+          <w:b w:val="false"/>
+          <w:i w:val="false"/>
+          <w:color w:val="4D4D4D"/>
+          <w:sz w:val="16"/>
+          <w:szCs w:val="16"/>
+        </w:rPr>
+        <w:t>· OISIZ0VHN9AP</w:t>
+      </w:r>
+      <w:r>
+        <w:rPr>
+          <w:rFonts w:cs="Dana Light" w:ascii="Dana Light" w:hAnsi="Dana Light"/>
+          <w:b w:val="false"/>
+          <w:i w:val="false"/>
+          <w:color w:val="4D4D4D"/>
+          <w:sz w:val="16"/>
+          <w:szCs w:val="16"/>
+          <w:rtl w:val="true"/>
+        </w:rPr>
+        <w:t xml:space="preserve">  ·  </w:t>
       </w:r>
       <w:hyperlink r:id="rId50">
         <w:r>
@@ -14010,7 +13925,7 @@
             <w:u w:val="none"/>
             <w:rtl w:val="true"/>
           </w:rPr>
-          <w:t>مشاهده مجوز</w:t>
+          <w:t>مشاهده گواهی</w:t>
         </w:r>
       </w:hyperlink>
     </w:p>
@@ -14024,18 +13939,62 @@
       </w:pPr>
       <w:r>
         <w:rPr>
-          <w:rFonts w:ascii="Dana" w:hAnsi="Dana"/>
-          <w:b w:val="false"/>
-          <w:b w:val="false"/>
-          <w:i w:val="false"/>
+          <w:rFonts w:cs="Dana"/>
+          <w:b w:val="false"/>
           <w:i w:val="false"/>
           <w:color w:val="1A1A1A"/>
           <w:sz w:val="16"/>
-          <w:sz w:val="16"/>
-          <w:szCs w:val="16"/>
-          <w:rtl w:val="true"/>
-        </w:rPr>
-        <w:t xml:space="preserve">مجوز کسب و کار خانگی هوش مصنوعی   </w:t>
+          <w:szCs w:val="16"/>
+        </w:rPr>
+        <w:t xml:space="preserve">How to Write and Publish a Scientific Paper   </w:t>
+      </w:r>
+      <w:r>
+        <w:rPr>
+          <w:rFonts w:cs="Dana Light" w:ascii="Dana Light" w:hAnsi="Dana Light"/>
+          <w:b w:val="false"/>
+          <w:i w:val="false"/>
+          <w:color w:val="4D4D4D"/>
+          <w:sz w:val="16"/>
+          <w:szCs w:val="16"/>
+        </w:rPr>
+        <w:t xml:space="preserve">École Polytechnique  ·  </w:t>
+      </w:r>
+      <w:r>
+        <w:rPr>
+          <w:rFonts w:ascii="Dana Light" w:hAnsi="Dana Light" w:cs="Dana Light"/>
+          <w:b w:val="false"/>
+          <w:b w:val="false"/>
+          <w:i w:val="false"/>
+          <w:i w:val="false"/>
+          <w:color w:val="4D4D4D"/>
+          <w:sz w:val="16"/>
+          <w:sz w:val="16"/>
+          <w:szCs w:val="16"/>
+        </w:rPr>
+        <w:t xml:space="preserve">۲۰۲۴ </w:t>
+      </w:r>
+      <w:r>
+        <w:rPr>
+          <w:rFonts w:cs="Dana Light" w:ascii="Dana Light" w:hAnsi="Dana Light"/>
+          <w:b w:val="false"/>
+          <w:i w:val="false"/>
+          <w:color w:val="4D4D4D"/>
+          <w:sz w:val="16"/>
+          <w:szCs w:val="16"/>
+        </w:rPr>
+        <w:t>· TRG7BMSS8Q9I</w:t>
+      </w:r>
+      <w:r>
+        <w:rPr>
+          <w:rFonts w:cs="Dana Light" w:ascii="Dana Light" w:hAnsi="Dana Light"/>
+          <w:b w:val="false"/>
+          <w:i w:val="false"/>
+          <w:color w:val="4D4D4D"/>
+          <w:sz w:val="16"/>
+          <w:szCs w:val="16"/>
+          <w:rtl w:val="true"/>
+        </w:rPr>
+        <w:t xml:space="preserve">  ·  </w:t>
       </w:r>
       <w:hyperlink r:id="rId51">
         <w:r>
@@ -14049,7 +14008,7 @@
             <w:u w:val="none"/>
             <w:rtl w:val="true"/>
           </w:rPr>
-          <w:t>مشاهده مجوز</w:t>
+          <w:t>مشاهده گواهی</w:t>
         </w:r>
       </w:hyperlink>
     </w:p>
@@ -14063,18 +14022,62 @@
       </w:pPr>
       <w:r>
         <w:rPr>
-          <w:rFonts w:ascii="Dana" w:hAnsi="Dana"/>
-          <w:b w:val="false"/>
-          <w:b w:val="false"/>
-          <w:i w:val="false"/>
+          <w:rFonts w:cs="Dana"/>
+          <w:b w:val="false"/>
           <w:i w:val="false"/>
           <w:color w:val="1A1A1A"/>
           <w:sz w:val="16"/>
-          <w:sz w:val="16"/>
-          <w:szCs w:val="16"/>
-          <w:rtl w:val="true"/>
-        </w:rPr>
-        <w:t xml:space="preserve">مجوز کسب و کار خانگی طراحی معماری سیستم نرم‌افزار   </w:t>
+          <w:szCs w:val="16"/>
+        </w:rPr>
+        <w:t xml:space="preserve">Firm Level Economics: Consumer and Producer Behavior   </w:t>
+      </w:r>
+      <w:r>
+        <w:rPr>
+          <w:rFonts w:cs="Dana Light" w:ascii="Dana Light" w:hAnsi="Dana Light"/>
+          <w:b w:val="false"/>
+          <w:i w:val="false"/>
+          <w:color w:val="4D4D4D"/>
+          <w:sz w:val="16"/>
+          <w:szCs w:val="16"/>
+        </w:rPr>
+        <w:t xml:space="preserve">University of Illinois Urbana-Champaign  ·  </w:t>
+      </w:r>
+      <w:r>
+        <w:rPr>
+          <w:rFonts w:ascii="Dana Light" w:hAnsi="Dana Light" w:cs="Dana Light"/>
+          <w:b w:val="false"/>
+          <w:b w:val="false"/>
+          <w:i w:val="false"/>
+          <w:i w:val="false"/>
+          <w:color w:val="4D4D4D"/>
+          <w:sz w:val="16"/>
+          <w:sz w:val="16"/>
+          <w:szCs w:val="16"/>
+        </w:rPr>
+        <w:t xml:space="preserve">۲۰۲۴ </w:t>
+      </w:r>
+      <w:r>
+        <w:rPr>
+          <w:rFonts w:cs="Dana Light" w:ascii="Dana Light" w:hAnsi="Dana Light"/>
+          <w:b w:val="false"/>
+          <w:i w:val="false"/>
+          <w:color w:val="4D4D4D"/>
+          <w:sz w:val="16"/>
+          <w:szCs w:val="16"/>
+        </w:rPr>
+        <w:t>· 1JH025ZXSAFZ</w:t>
+      </w:r>
+      <w:r>
+        <w:rPr>
+          <w:rFonts w:cs="Dana Light" w:ascii="Dana Light" w:hAnsi="Dana Light"/>
+          <w:b w:val="false"/>
+          <w:i w:val="false"/>
+          <w:color w:val="4D4D4D"/>
+          <w:sz w:val="16"/>
+          <w:szCs w:val="16"/>
+          <w:rtl w:val="true"/>
+        </w:rPr>
+        <w:t xml:space="preserve">  ·  </w:t>
       </w:r>
       <w:hyperlink r:id="rId52">
         <w:r>
@@ -14088,7 +14091,7 @@
             <w:u w:val="none"/>
             <w:rtl w:val="true"/>
           </w:rPr>
-          <w:t>مشاهده مجوز</w:t>
+          <w:t>مشاهده گواهی</w:t>
         </w:r>
       </w:hyperlink>
     </w:p>
@@ -14102,18 +14105,62 @@
       </w:pPr>
       <w:r>
         <w:rPr>
-          <w:rFonts w:ascii="Dana" w:hAnsi="Dana"/>
-          <w:b w:val="false"/>
-          <w:b w:val="false"/>
-          <w:i w:val="false"/>
+          <w:rFonts w:cs="Dana"/>
+          <w:b w:val="false"/>
           <w:i w:val="false"/>
           <w:color w:val="1A1A1A"/>
           <w:sz w:val="16"/>
-          <w:sz w:val="16"/>
-          <w:szCs w:val="16"/>
-          <w:rtl w:val="true"/>
-        </w:rPr>
-        <w:t xml:space="preserve">مجوز کسب و کار خانگی طراحی طلا و جواهر   </w:t>
+          <w:szCs w:val="16"/>
+        </w:rPr>
+        <w:t xml:space="preserve">Build a Full Website using WordPress   </w:t>
+      </w:r>
+      <w:r>
+        <w:rPr>
+          <w:rFonts w:cs="Dana Light" w:ascii="Dana Light" w:hAnsi="Dana Light"/>
+          <w:b w:val="false"/>
+          <w:i w:val="false"/>
+          <w:color w:val="4D4D4D"/>
+          <w:sz w:val="16"/>
+          <w:szCs w:val="16"/>
+        </w:rPr>
+        <w:t xml:space="preserve">Coursera  ·  </w:t>
+      </w:r>
+      <w:r>
+        <w:rPr>
+          <w:rFonts w:ascii="Dana Light" w:hAnsi="Dana Light" w:cs="Dana Light"/>
+          <w:b w:val="false"/>
+          <w:b w:val="false"/>
+          <w:i w:val="false"/>
+          <w:i w:val="false"/>
+          <w:color w:val="4D4D4D"/>
+          <w:sz w:val="16"/>
+          <w:sz w:val="16"/>
+          <w:szCs w:val="16"/>
+        </w:rPr>
+        <w:t xml:space="preserve">۲۰۲۳ </w:t>
+      </w:r>
+      <w:r>
+        <w:rPr>
+          <w:rFonts w:cs="Dana Light" w:ascii="Dana Light" w:hAnsi="Dana Light"/>
+          <w:b w:val="false"/>
+          <w:i w:val="false"/>
+          <w:color w:val="4D4D4D"/>
+          <w:sz w:val="16"/>
+          <w:szCs w:val="16"/>
+        </w:rPr>
+        <w:t>· FLH3PRW9CBDC</w:t>
+      </w:r>
+      <w:r>
+        <w:rPr>
+          <w:rFonts w:cs="Dana Light" w:ascii="Dana Light" w:hAnsi="Dana Light"/>
+          <w:b w:val="false"/>
+          <w:i w:val="false"/>
+          <w:color w:val="4D4D4D"/>
+          <w:sz w:val="16"/>
+          <w:szCs w:val="16"/>
+          <w:rtl w:val="true"/>
+        </w:rPr>
+        <w:t xml:space="preserve">  ·  </w:t>
       </w:r>
       <w:hyperlink r:id="rId53">
         <w:r>
@@ -14127,7 +14174,7 @@
             <w:u w:val="none"/>
             <w:rtl w:val="true"/>
           </w:rPr>
-          <w:t>مشاهده مجوز</w:t>
+          <w:t>مشاهده گواهی</w:t>
         </w:r>
       </w:hyperlink>
     </w:p>
@@ -14141,18 +14188,62 @@
       </w:pPr>
       <w:r>
         <w:rPr>
-          <w:rFonts w:ascii="Dana" w:hAnsi="Dana"/>
-          <w:b w:val="false"/>
-          <w:b w:val="false"/>
-          <w:i w:val="false"/>
+          <w:rFonts w:cs="Dana"/>
+          <w:b w:val="false"/>
           <w:i w:val="false"/>
           <w:color w:val="1A1A1A"/>
           <w:sz w:val="16"/>
-          <w:sz w:val="16"/>
-          <w:szCs w:val="16"/>
-          <w:rtl w:val="true"/>
-        </w:rPr>
-        <w:t xml:space="preserve">مجوز کسب و کار خانگی تراش سنگ‌های قیمتی و نیمه‌قیمتی   </w:t>
+          <w:szCs w:val="16"/>
+        </w:rPr>
+        <w:t xml:space="preserve">COVID-19 Contact Tracing   </w:t>
+      </w:r>
+      <w:r>
+        <w:rPr>
+          <w:rFonts w:cs="Dana Light" w:ascii="Dana Light" w:hAnsi="Dana Light"/>
+          <w:b w:val="false"/>
+          <w:i w:val="false"/>
+          <w:color w:val="4D4D4D"/>
+          <w:sz w:val="16"/>
+          <w:szCs w:val="16"/>
+        </w:rPr>
+        <w:t xml:space="preserve">Johns Hopkins University  ·  </w:t>
+      </w:r>
+      <w:r>
+        <w:rPr>
+          <w:rFonts w:ascii="Dana Light" w:hAnsi="Dana Light" w:cs="Dana Light"/>
+          <w:b w:val="false"/>
+          <w:b w:val="false"/>
+          <w:i w:val="false"/>
+          <w:i w:val="false"/>
+          <w:color w:val="4D4D4D"/>
+          <w:sz w:val="16"/>
+          <w:sz w:val="16"/>
+          <w:szCs w:val="16"/>
+        </w:rPr>
+        <w:t xml:space="preserve">۲۰۲۳ </w:t>
+      </w:r>
+      <w:r>
+        <w:rPr>
+          <w:rFonts w:cs="Dana Light" w:ascii="Dana Light" w:hAnsi="Dana Light"/>
+          <w:b w:val="false"/>
+          <w:i w:val="false"/>
+          <w:color w:val="4D4D4D"/>
+          <w:sz w:val="16"/>
+          <w:szCs w:val="16"/>
+        </w:rPr>
+        <w:t>· CTXPE9DBBSWB</w:t>
+      </w:r>
+      <w:r>
+        <w:rPr>
+          <w:rFonts w:cs="Dana Light" w:ascii="Dana Light" w:hAnsi="Dana Light"/>
+          <w:b w:val="false"/>
+          <w:i w:val="false"/>
+          <w:color w:val="4D4D4D"/>
+          <w:sz w:val="16"/>
+          <w:szCs w:val="16"/>
+          <w:rtl w:val="true"/>
+        </w:rPr>
+        <w:t xml:space="preserve">  ·  </w:t>
       </w:r>
       <w:hyperlink r:id="rId54">
         <w:r>
@@ -14166,7 +14257,7 @@
             <w:u w:val="none"/>
             <w:rtl w:val="true"/>
           </w:rPr>
-          <w:t>مشاهده مجوز</w:t>
+          <w:t>مشاهده گواهی</w:t>
         </w:r>
       </w:hyperlink>
     </w:p>
@@ -14180,18 +14271,62 @@
       </w:pPr>
       <w:r>
         <w:rPr>
-          <w:rFonts w:ascii="Dana" w:hAnsi="Dana"/>
-          <w:b w:val="false"/>
-          <w:b w:val="false"/>
-          <w:i w:val="false"/>
+          <w:rFonts w:cs="Dana"/>
+          <w:b w:val="false"/>
           <w:i w:val="false"/>
           <w:color w:val="1A1A1A"/>
           <w:sz w:val="16"/>
-          <w:sz w:val="16"/>
-          <w:szCs w:val="16"/>
-          <w:rtl w:val="true"/>
-        </w:rPr>
-        <w:t xml:space="preserve">مجوز کسب و کار خانگی برنامه‌نویسی نرم‌افزار   </w:t>
+          <w:szCs w:val="16"/>
+        </w:rPr>
+        <w:t xml:space="preserve">High Stakes Leadership: Leading in Times of Crisis   </w:t>
+      </w:r>
+      <w:r>
+        <w:rPr>
+          <w:rFonts w:cs="Dana Light" w:ascii="Dana Light" w:hAnsi="Dana Light"/>
+          <w:b w:val="false"/>
+          <w:i w:val="false"/>
+          <w:color w:val="4D4D4D"/>
+          <w:sz w:val="16"/>
+          <w:szCs w:val="16"/>
+        </w:rPr>
+        <w:t xml:space="preserve">University of Michigan  ·  </w:t>
+      </w:r>
+      <w:r>
+        <w:rPr>
+          <w:rFonts w:ascii="Dana Light" w:hAnsi="Dana Light" w:cs="Dana Light"/>
+          <w:b w:val="false"/>
+          <w:b w:val="false"/>
+          <w:i w:val="false"/>
+          <w:i w:val="false"/>
+          <w:color w:val="4D4D4D"/>
+          <w:sz w:val="16"/>
+          <w:sz w:val="16"/>
+          <w:szCs w:val="16"/>
+        </w:rPr>
+        <w:t xml:space="preserve">۲۰۲۳ </w:t>
+      </w:r>
+      <w:r>
+        <w:rPr>
+          <w:rFonts w:cs="Dana Light" w:ascii="Dana Light" w:hAnsi="Dana Light"/>
+          <w:b w:val="false"/>
+          <w:i w:val="false"/>
+          <w:color w:val="4D4D4D"/>
+          <w:sz w:val="16"/>
+          <w:szCs w:val="16"/>
+        </w:rPr>
+        <w:t>· XWTEBYE99LJU</w:t>
+      </w:r>
+      <w:r>
+        <w:rPr>
+          <w:rFonts w:cs="Dana Light" w:ascii="Dana Light" w:hAnsi="Dana Light"/>
+          <w:b w:val="false"/>
+          <w:i w:val="false"/>
+          <w:color w:val="4D4D4D"/>
+          <w:sz w:val="16"/>
+          <w:szCs w:val="16"/>
+          <w:rtl w:val="true"/>
+        </w:rPr>
+        <w:t xml:space="preserve">  ·  </w:t>
       </w:r>
       <w:hyperlink r:id="rId55">
         <w:r>
@@ -14205,72 +14340,9 @@
             <w:u w:val="none"/>
             <w:rtl w:val="true"/>
           </w:rPr>
-          <w:t>مشاهده مجوز</w:t>
+          <w:t>مشاهده گواهی</w:t>
         </w:r>
       </w:hyperlink>
-    </w:p>
-    <w:p>
-      <w:pPr>
-        <w:pStyle w:val="Normal"/>
-        <w:bidi w:val="1"/>
-        <w:spacing w:lineRule="auto" w:line="240" w:before="0" w:after="0"/>
-        <w:jc w:val="left"/>
-        <w:rPr/>
-      </w:pPr>
-      <w:r>
-        <w:rPr>
-          <w:rFonts w:ascii="Dana" w:hAnsi="Dana"/>
-          <w:b w:val="false"/>
-          <w:b w:val="false"/>
-          <w:i w:val="false"/>
-          <w:i w:val="false"/>
-          <w:color w:val="1A1A1A"/>
-          <w:sz w:val="16"/>
-          <w:sz w:val="16"/>
-          <w:szCs w:val="16"/>
-          <w:rtl w:val="true"/>
-        </w:rPr>
-        <w:t xml:space="preserve">پروانه کسب خدمات نصب و راه‌اندازی نرم‌افزار و سایر فعالیت‌های مرتبط به آن </w:t>
-      </w:r>
-      <w:r>
-        <w:rPr>
-          <w:rFonts w:cs="Dana"/>
-          <w:b w:val="false"/>
-          <w:i w:val="false"/>
-          <w:color w:val="1A1A1A"/>
-          <w:sz w:val="16"/>
-          <w:szCs w:val="16"/>
-          <w:rtl w:val="true"/>
-        </w:rPr>
-        <w:t>(</w:t>
-      </w:r>
-      <w:r>
-        <w:rPr>
-          <w:rFonts w:ascii="Dana" w:hAnsi="Dana"/>
-          <w:b w:val="false"/>
-          <w:b w:val="false"/>
-          <w:i w:val="false"/>
-          <w:i w:val="false"/>
-          <w:color w:val="1A1A1A"/>
-          <w:sz w:val="16"/>
-          <w:sz w:val="16"/>
-          <w:szCs w:val="16"/>
-          <w:rtl w:val="true"/>
-        </w:rPr>
-        <w:t>شخصیت حقوقی</w:t>
-      </w:r>
-      <w:r>
-        <w:rPr>
-          <w:rFonts w:cs="Dana"/>
-          <w:b w:val="false"/>
-          <w:i w:val="false"/>
-          <w:color w:val="1A1A1A"/>
-          <w:sz w:val="16"/>
-          <w:szCs w:val="16"/>
-          <w:rtl w:val="true"/>
-        </w:rPr>
-        <w:t>)</w:t>
-      </w:r>
     </w:p>
     <w:sectPr>
       <w:footerReference w:type="even" r:id="rId56"/>

--- a/assets/files/Aria-CV-Fa.docx
+++ b/assets/files/Aria-CV-Fa.docx
@@ -1568,7 +1568,61 @@
           <w:szCs w:val="21"/>
           <w:rtl w:val="true"/>
         </w:rPr>
-        <w:t>دانشگاه شهید بهشتی، تهران</w:t>
+        <w:t xml:space="preserve">شرکت توسعه دانش و هنر گوهرشناسی </w:t>
+      </w:r>
+      <w:r>
+        <w:rPr>
+          <w:rFonts w:cs="Dana DemiBold" w:ascii="Dana DemiBold" w:hAnsi="Dana DemiBold"/>
+          <w:b w:val="false"/>
+          <w:i w:val="false"/>
+          <w:color w:val="1A1A1A"/>
+          <w:sz w:val="21"/>
+          <w:szCs w:val="21"/>
+          <w:rtl w:val="true"/>
+        </w:rPr>
+        <w:t>(</w:t>
+      </w:r>
+      <w:r>
+        <w:rPr>
+          <w:rFonts w:ascii="Dana DemiBold" w:hAnsi="Dana DemiBold" w:cs="Dana DemiBold"/>
+          <w:b w:val="false"/>
+          <w:b w:val="false"/>
+          <w:i w:val="false"/>
+          <w:i w:val="false"/>
+          <w:color w:val="1A1A1A"/>
+          <w:sz w:val="21"/>
+          <w:sz w:val="21"/>
+          <w:szCs w:val="21"/>
+          <w:rtl w:val="true"/>
+        </w:rPr>
+        <w:t>جِمسا</w:t>
+      </w:r>
+      <w:r>
+        <w:rPr>
+          <w:rFonts w:cs="Dana DemiBold" w:ascii="Dana DemiBold" w:hAnsi="Dana DemiBold"/>
+          <w:b w:val="false"/>
+          <w:i w:val="false"/>
+          <w:color w:val="1A1A1A"/>
+          <w:sz w:val="21"/>
+          <w:szCs w:val="21"/>
+          <w:rtl w:val="true"/>
+        </w:rPr>
+        <w:t xml:space="preserve">) - </w:t>
+      </w:r>
+      <w:r>
+        <w:rPr>
+          <w:rFonts w:ascii="Dana DemiBold" w:hAnsi="Dana DemiBold" w:cs="Dana DemiBold"/>
+          <w:b w:val="false"/>
+          <w:b w:val="false"/>
+          <w:i w:val="false"/>
+          <w:i w:val="false"/>
+          <w:color w:val="1A1A1A"/>
+          <w:sz w:val="21"/>
+          <w:sz w:val="21"/>
+          <w:szCs w:val="21"/>
+          <w:rtl w:val="true"/>
+        </w:rPr>
+        <w:t>دانش‌بنیان</w:t>
       </w:r>
     </w:p>
     <w:p>
@@ -1596,7 +1650,42 @@
           <w:szCs w:val="21"/>
           <w:rtl w:val="true"/>
         </w:rPr>
-        <w:t>همکار پژوهشی</w:t>
+        <w:t xml:space="preserve">مدیر تحقیق و توسعه </w:t>
+      </w:r>
+      <w:r>
+        <w:rPr>
+          <w:rFonts w:cs="Dana Light" w:ascii="Dana Light" w:hAnsi="Dana Light"/>
+          <w:b w:val="false"/>
+          <w:i w:val="false"/>
+          <w:color w:val="4D4D4D"/>
+          <w:sz w:val="21"/>
+          <w:szCs w:val="21"/>
+          <w:rtl w:val="true"/>
+        </w:rPr>
+        <w:t>(</w:t>
+      </w:r>
+      <w:r>
+        <w:rPr>
+          <w:rFonts w:cs="Dana Light" w:ascii="Dana Light" w:hAnsi="Dana Light"/>
+          <w:b w:val="false"/>
+          <w:i w:val="false"/>
+          <w:color w:val="4D4D4D"/>
+          <w:sz w:val="21"/>
+          <w:szCs w:val="21"/>
+        </w:rPr>
+        <w:t>R&amp;D</w:t>
+      </w:r>
+      <w:r>
+        <w:rPr>
+          <w:rFonts w:cs="Dana Light" w:ascii="Dana Light" w:hAnsi="Dana Light"/>
+          <w:b w:val="false"/>
+          <w:i w:val="false"/>
+          <w:color w:val="4D4D4D"/>
+          <w:sz w:val="21"/>
+          <w:szCs w:val="21"/>
+          <w:rtl w:val="true"/>
+        </w:rPr>
+        <w:t>)</w:t>
       </w:r>
       <w:r>
         <w:rPr>
@@ -1625,7 +1714,7 @@
           <w:szCs w:val="21"/>
           <w:rtl w:val="true"/>
         </w:rPr>
-        <w:t xml:space="preserve">بهمن </w:t>
+        <w:t xml:space="preserve">شهریور </w:t>
       </w:r>
       <w:r>
         <w:rPr>
@@ -1685,7 +1774,7 @@
           <w:szCs w:val="21"/>
           <w:rtl w:val="true"/>
         </w:rPr>
-        <w:t xml:space="preserve">شهریور </w:t>
+        <w:t xml:space="preserve">فروردین </w:t>
       </w:r>
       <w:r>
         <w:rPr>
@@ -1700,7 +1789,34 @@
           <w:sz w:val="21"/>
           <w:szCs w:val="21"/>
         </w:rPr>
-        <w:t>۱۴۰۵</w:t>
+        <w:t>۱۴۰۴</w:t>
+      </w:r>
+    </w:p>
+    <w:p>
+      <w:pPr>
+        <w:pStyle w:val="Normal"/>
+        <w:pBdr>
+          <w:bottom w:val="single" w:sz="4" w:space="2" w:color="333333"/>
+        </w:pBdr>
+        <w:bidi w:val="1"/>
+        <w:spacing w:lineRule="auto" w:line="240" w:before="60" w:after="60"/>
+        <w:jc w:val="left"/>
+        <w:rPr/>
+      </w:pPr>
+      <w:r>
+        <w:rPr>
+          <w:rFonts w:ascii="Dana DemiBold" w:hAnsi="Dana DemiBold" w:cs="Dana DemiBold"/>
+          <w:b w:val="false"/>
+          <w:b w:val="false"/>
+          <w:i w:val="false"/>
+          <w:i w:val="false"/>
+          <w:color w:val="1F4E79"/>
+          <w:sz w:val="23"/>
+          <w:sz w:val="23"/>
+          <w:szCs w:val="23"/>
+          <w:rtl w:val="true"/>
+        </w:rPr>
+        <w:t>تجربه پژوهشی و تحقیقاتی</w:t>
       </w:r>
     </w:p>
     <w:p>
@@ -1717,18 +1833,57 @@
       </w:pPr>
       <w:r>
         <w:rPr>
-          <w:rFonts w:ascii="Dana Light" w:hAnsi="Dana Light" w:cs="Dana Light"/>
-          <w:b w:val="false"/>
-          <w:b w:val="false"/>
-          <w:i w:val="false"/>
-          <w:i w:val="false"/>
-          <w:color w:val="4D4D4D"/>
-          <w:sz w:val="21"/>
-          <w:sz w:val="21"/>
-          <w:szCs w:val="21"/>
-          <w:rtl w:val="true"/>
-        </w:rPr>
-        <w:t>مدیر فنی سیستم ابررایانه سرمد</w:t>
+          <w:rFonts w:ascii="Dana DemiBold" w:hAnsi="Dana DemiBold" w:cs="Dana DemiBold"/>
+          <w:b w:val="false"/>
+          <w:b w:val="false"/>
+          <w:i w:val="false"/>
+          <w:i w:val="false"/>
+          <w:color w:val="1A1A1A"/>
+          <w:sz w:val="21"/>
+          <w:sz w:val="21"/>
+          <w:szCs w:val="21"/>
+          <w:rtl w:val="true"/>
+        </w:rPr>
+        <w:t xml:space="preserve">کارآموزی </w:t>
+      </w:r>
+      <w:r>
+        <w:rPr>
+          <w:rFonts w:cs="Dana DemiBold" w:ascii="Dana DemiBold" w:hAnsi="Dana DemiBold"/>
+          <w:b w:val="false"/>
+          <w:i w:val="false"/>
+          <w:color w:val="1A1A1A"/>
+          <w:sz w:val="21"/>
+          <w:szCs w:val="21"/>
+          <w:rtl w:val="true"/>
+        </w:rPr>
+        <w:t>(</w:t>
+      </w:r>
+      <w:r>
+        <w:rPr>
+          <w:rFonts w:ascii="Dana DemiBold" w:hAnsi="Dana DemiBold" w:cs="Dana DemiBold"/>
+          <w:b w:val="false"/>
+          <w:b w:val="false"/>
+          <w:i w:val="false"/>
+          <w:i w:val="false"/>
+          <w:color w:val="1A1A1A"/>
+          <w:sz w:val="21"/>
+          <w:sz w:val="21"/>
+          <w:szCs w:val="21"/>
+          <w:rtl w:val="true"/>
+        </w:rPr>
+        <w:t>به‌عنوان واحد درسی</w:t>
+      </w:r>
+      <w:r>
+        <w:rPr>
+          <w:rFonts w:cs="Dana DemiBold" w:ascii="Dana DemiBold" w:hAnsi="Dana DemiBold"/>
+          <w:b w:val="false"/>
+          <w:i w:val="false"/>
+          <w:color w:val="1A1A1A"/>
+          <w:sz w:val="21"/>
+          <w:szCs w:val="21"/>
+          <w:rtl w:val="true"/>
+        </w:rPr>
+        <w:t>)</w:t>
       </w:r>
       <w:r>
         <w:rPr>
@@ -1757,7 +1912,7 @@
           <w:szCs w:val="21"/>
           <w:rtl w:val="true"/>
         </w:rPr>
-        <w:t xml:space="preserve">بهمن </w:t>
+        <w:t xml:space="preserve">اردیبهشت </w:t>
       </w:r>
       <w:r>
         <w:rPr>
@@ -1772,7 +1927,7 @@
           <w:sz w:val="21"/>
           <w:szCs w:val="21"/>
         </w:rPr>
-        <w:t>۱۴۰۳</w:t>
+        <w:t>۱۴۰۴</w:t>
       </w:r>
       <w:r>
         <w:rPr>
@@ -1832,85 +1987,212 @@
           <w:sz w:val="21"/>
           <w:szCs w:val="21"/>
         </w:rPr>
-        <w:t>۱۴۰۵</w:t>
+        <w:t>۱۴۰۴</w:t>
       </w:r>
     </w:p>
     <w:p>
       <w:pPr>
         <w:pStyle w:val="Normal"/>
         <w:bidi w:val="1"/>
-        <w:spacing w:lineRule="auto" w:line="240" w:before="60" w:after="0"/>
+        <w:spacing w:lineRule="auto" w:line="240" w:before="0" w:after="0"/>
+        <w:jc w:val="both"/>
+        <w:rPr/>
+      </w:pPr>
+      <w:r>
+        <w:rPr>
+          <w:rFonts w:ascii="Dana Light" w:hAnsi="Dana Light" w:cs="Dana Light"/>
+          <w:b w:val="false"/>
+          <w:b w:val="false"/>
+          <w:i w:val="false"/>
+          <w:i w:val="false"/>
+          <w:color w:val="4D4D4D"/>
+          <w:sz w:val="21"/>
+          <w:sz w:val="21"/>
+          <w:szCs w:val="21"/>
+          <w:rtl w:val="true"/>
+        </w:rPr>
+        <w:t>شرکت ملی نفت ایران</w:t>
+      </w:r>
+    </w:p>
+    <w:p>
+      <w:pPr>
+        <w:pStyle w:val="Normal"/>
+        <w:bidi w:val="1"/>
+        <w:spacing w:lineRule="auto" w:line="240" w:before="0" w:after="40"/>
         <w:jc w:val="left"/>
         <w:rPr/>
       </w:pPr>
       <w:r>
         <w:rPr>
-          <w:rFonts w:ascii="Dana DemiBold" w:hAnsi="Dana DemiBold" w:cs="Dana DemiBold"/>
-          <w:b w:val="false"/>
-          <w:b w:val="false"/>
-          <w:i w:val="false"/>
-          <w:i w:val="false"/>
-          <w:color w:val="1A1A1A"/>
-          <w:sz w:val="21"/>
-          <w:sz w:val="21"/>
-          <w:szCs w:val="21"/>
-          <w:rtl w:val="true"/>
-        </w:rPr>
-        <w:t xml:space="preserve">شرکت توسعه دانش و هنر گوهرشناسی </w:t>
-      </w:r>
-      <w:r>
-        <w:rPr>
-          <w:rFonts w:cs="Dana DemiBold" w:ascii="Dana DemiBold" w:hAnsi="Dana DemiBold"/>
-          <w:b w:val="false"/>
-          <w:i w:val="false"/>
-          <w:color w:val="1A1A1A"/>
-          <w:sz w:val="21"/>
-          <w:szCs w:val="21"/>
-          <w:rtl w:val="true"/>
-        </w:rPr>
-        <w:t>(</w:t>
-      </w:r>
-      <w:r>
-        <w:rPr>
-          <w:rFonts w:ascii="Dana DemiBold" w:hAnsi="Dana DemiBold" w:cs="Dana DemiBold"/>
-          <w:b w:val="false"/>
-          <w:b w:val="false"/>
-          <w:i w:val="false"/>
-          <w:i w:val="false"/>
-          <w:color w:val="1A1A1A"/>
-          <w:sz w:val="21"/>
-          <w:sz w:val="21"/>
-          <w:szCs w:val="21"/>
-          <w:rtl w:val="true"/>
-        </w:rPr>
-        <w:t>جِمسا</w:t>
-      </w:r>
-      <w:r>
-        <w:rPr>
-          <w:rFonts w:cs="Dana DemiBold" w:ascii="Dana DemiBold" w:hAnsi="Dana DemiBold"/>
-          <w:b w:val="false"/>
-          <w:i w:val="false"/>
-          <w:color w:val="1A1A1A"/>
-          <w:sz w:val="21"/>
-          <w:szCs w:val="21"/>
-          <w:rtl w:val="true"/>
-        </w:rPr>
-        <w:t xml:space="preserve">) - </w:t>
-      </w:r>
-      <w:r>
-        <w:rPr>
-          <w:rFonts w:ascii="Dana DemiBold" w:hAnsi="Dana DemiBold" w:cs="Dana DemiBold"/>
-          <w:b w:val="false"/>
-          <w:b w:val="false"/>
-          <w:i w:val="false"/>
-          <w:i w:val="false"/>
-          <w:color w:val="1A1A1A"/>
-          <w:sz w:val="21"/>
-          <w:sz w:val="21"/>
-          <w:szCs w:val="21"/>
-          <w:rtl w:val="true"/>
-        </w:rPr>
-        <w:t>دانش‌بنیان</w:t>
+          <w:rFonts w:ascii="Dana Light" w:hAnsi="Dana Light" w:cs="Dana Light"/>
+          <w:b w:val="false"/>
+          <w:b w:val="false"/>
+          <w:i w:val="false"/>
+          <w:i w:val="false"/>
+          <w:color w:val="4D4D4D"/>
+          <w:sz w:val="16"/>
+          <w:sz w:val="16"/>
+          <w:szCs w:val="16"/>
+          <w:rtl w:val="true"/>
+        </w:rPr>
+        <w:t>عنوان گزارش</w:t>
+      </w:r>
+      <w:r>
+        <w:rPr>
+          <w:rFonts w:cs="Dana Light" w:ascii="Dana Light" w:hAnsi="Dana Light"/>
+          <w:b w:val="false"/>
+          <w:i w:val="false"/>
+          <w:color w:val="4D4D4D"/>
+          <w:sz w:val="16"/>
+          <w:szCs w:val="16"/>
+          <w:rtl w:val="true"/>
+        </w:rPr>
+        <w:t xml:space="preserve">: </w:t>
+      </w:r>
+      <w:r>
+        <w:rPr>
+          <w:rFonts w:ascii="Dana Light" w:hAnsi="Dana Light" w:cs="Dana Light"/>
+          <w:b w:val="false"/>
+          <w:b w:val="false"/>
+          <w:i w:val="false"/>
+          <w:i w:val="false"/>
+          <w:color w:val="4D4D4D"/>
+          <w:sz w:val="16"/>
+          <w:sz w:val="16"/>
+          <w:szCs w:val="16"/>
+          <w:rtl w:val="true"/>
+        </w:rPr>
+        <w:t xml:space="preserve">گزارش دوره کارآموزی شرکت ملی مناطق نفت‌خیز جنوب، اداره عملیات زمین‌شناسی </w:t>
+      </w:r>
+      <w:r>
+        <w:rPr>
+          <w:rFonts w:cs="Dana Light" w:ascii="Dana Light" w:hAnsi="Dana Light"/>
+          <w:b w:val="false"/>
+          <w:i w:val="false"/>
+          <w:color w:val="4D4D4D"/>
+          <w:sz w:val="16"/>
+          <w:szCs w:val="16"/>
+          <w:rtl w:val="true"/>
+        </w:rPr>
+        <w:t xml:space="preserve">· </w:t>
+      </w:r>
+      <w:r>
+        <w:rPr>
+          <w:rFonts w:ascii="Dana Light" w:hAnsi="Dana Light" w:cs="Dana Light"/>
+          <w:b w:val="false"/>
+          <w:b w:val="false"/>
+          <w:i w:val="false"/>
+          <w:i w:val="false"/>
+          <w:color w:val="4D4D4D"/>
+          <w:sz w:val="16"/>
+          <w:sz w:val="16"/>
+          <w:szCs w:val="16"/>
+          <w:rtl w:val="true"/>
+        </w:rPr>
+        <w:t>نمره</w:t>
+      </w:r>
+      <w:r>
+        <w:rPr>
+          <w:rFonts w:cs="Dana Light" w:ascii="Dana Light" w:hAnsi="Dana Light"/>
+          <w:b w:val="false"/>
+          <w:i w:val="false"/>
+          <w:color w:val="4D4D4D"/>
+          <w:sz w:val="16"/>
+          <w:szCs w:val="16"/>
+          <w:rtl w:val="true"/>
+        </w:rPr>
+        <w:t xml:space="preserve">: </w:t>
+      </w:r>
+      <w:r>
+        <w:rPr>
+          <w:rFonts w:ascii="Dana Light" w:hAnsi="Dana Light" w:cs="Dana Light"/>
+          <w:b w:val="false"/>
+          <w:b w:val="false"/>
+          <w:i w:val="false"/>
+          <w:i w:val="false"/>
+          <w:color w:val="4D4D4D"/>
+          <w:sz w:val="16"/>
+          <w:sz w:val="16"/>
+          <w:szCs w:val="16"/>
+          <w:rtl w:val="true"/>
+        </w:rPr>
+        <w:t xml:space="preserve">گرید </w:t>
+      </w:r>
+      <w:r>
+        <w:rPr>
+          <w:rFonts w:cs="Dana Light" w:ascii="Dana Light" w:hAnsi="Dana Light"/>
+          <w:b w:val="false"/>
+          <w:i w:val="false"/>
+          <w:color w:val="4D4D4D"/>
+          <w:sz w:val="16"/>
+          <w:szCs w:val="16"/>
+        </w:rPr>
+        <w:t>A</w:t>
+      </w:r>
+      <w:r>
+        <w:rPr>
+          <w:rFonts w:cs="Dana Light" w:ascii="Dana Light" w:hAnsi="Dana Light"/>
+          <w:b w:val="false"/>
+          <w:i w:val="false"/>
+          <w:color w:val="4D4D4D"/>
+          <w:sz w:val="16"/>
+          <w:szCs w:val="16"/>
+          <w:rtl w:val="true"/>
+        </w:rPr>
+        <w:t xml:space="preserve"> · </w:t>
+      </w:r>
+      <w:r>
+        <w:rPr>
+          <w:rFonts w:ascii="Dana Light" w:hAnsi="Dana Light" w:cs="Dana Light"/>
+          <w:b w:val="false"/>
+          <w:b w:val="false"/>
+          <w:i w:val="false"/>
+          <w:i w:val="false"/>
+          <w:color w:val="4D4D4D"/>
+          <w:sz w:val="16"/>
+          <w:sz w:val="16"/>
+          <w:szCs w:val="16"/>
+          <w:rtl w:val="true"/>
+        </w:rPr>
+        <w:t>تحت نظر</w:t>
+      </w:r>
+      <w:r>
+        <w:rPr>
+          <w:rFonts w:cs="Dana Light" w:ascii="Dana Light" w:hAnsi="Dana Light"/>
+          <w:b w:val="false"/>
+          <w:i w:val="false"/>
+          <w:color w:val="4D4D4D"/>
+          <w:sz w:val="16"/>
+          <w:szCs w:val="16"/>
+          <w:rtl w:val="true"/>
+        </w:rPr>
+        <w:t xml:space="preserve">: </w:t>
+      </w:r>
+      <w:r>
+        <w:rPr>
+          <w:rFonts w:ascii="Dana Light" w:hAnsi="Dana Light" w:cs="Dana Light"/>
+          <w:b w:val="false"/>
+          <w:b w:val="false"/>
+          <w:i w:val="false"/>
+          <w:i w:val="false"/>
+          <w:color w:val="4D4D4D"/>
+          <w:sz w:val="16"/>
+          <w:sz w:val="16"/>
+          <w:szCs w:val="16"/>
+          <w:rtl w:val="true"/>
+        </w:rPr>
+        <w:t xml:space="preserve">مهندس افشین امینی، مدیر مناطق دزفول جنوبی شرکت </w:t>
+      </w:r>
+      <w:r>
+        <w:rPr>
+          <w:rFonts w:cs="Dana Light" w:ascii="Dana Light" w:hAnsi="Dana Light"/>
+          <w:b w:val="false"/>
+          <w:i w:val="false"/>
+          <w:color w:val="4D4D4D"/>
+          <w:sz w:val="16"/>
+          <w:szCs w:val="16"/>
+        </w:rPr>
+        <w:t>NISOC</w:t>
       </w:r>
     </w:p>
     <w:p>
@@ -1927,53 +2209,18 @@
       </w:pPr>
       <w:r>
         <w:rPr>
-          <w:rFonts w:ascii="Dana Light" w:hAnsi="Dana Light" w:cs="Dana Light"/>
-          <w:b w:val="false"/>
-          <w:b w:val="false"/>
-          <w:i w:val="false"/>
-          <w:i w:val="false"/>
-          <w:color w:val="4D4D4D"/>
-          <w:sz w:val="21"/>
-          <w:sz w:val="21"/>
-          <w:szCs w:val="21"/>
-          <w:rtl w:val="true"/>
-        </w:rPr>
-        <w:t xml:space="preserve">مدیر تحقیق و توسعه </w:t>
-      </w:r>
-      <w:r>
-        <w:rPr>
-          <w:rFonts w:cs="Dana Light" w:ascii="Dana Light" w:hAnsi="Dana Light"/>
-          <w:b w:val="false"/>
-          <w:i w:val="false"/>
-          <w:color w:val="4D4D4D"/>
-          <w:sz w:val="21"/>
-          <w:szCs w:val="21"/>
-          <w:rtl w:val="true"/>
-        </w:rPr>
-        <w:t>(</w:t>
-      </w:r>
-      <w:r>
-        <w:rPr>
-          <w:rFonts w:cs="Dana Light" w:ascii="Dana Light" w:hAnsi="Dana Light"/>
-          <w:b w:val="false"/>
-          <w:i w:val="false"/>
-          <w:color w:val="4D4D4D"/>
-          <w:sz w:val="21"/>
-          <w:szCs w:val="21"/>
-        </w:rPr>
-        <w:t>R&amp;D</w:t>
-      </w:r>
-      <w:r>
-        <w:rPr>
-          <w:rFonts w:cs="Dana Light" w:ascii="Dana Light" w:hAnsi="Dana Light"/>
-          <w:b w:val="false"/>
-          <w:i w:val="false"/>
-          <w:color w:val="4D4D4D"/>
-          <w:sz w:val="21"/>
-          <w:szCs w:val="21"/>
-          <w:rtl w:val="true"/>
-        </w:rPr>
-        <w:t>)</w:t>
+          <w:rFonts w:ascii="Dana DemiBold" w:hAnsi="Dana DemiBold" w:cs="Dana DemiBold"/>
+          <w:b w:val="false"/>
+          <w:b w:val="false"/>
+          <w:i w:val="false"/>
+          <w:i w:val="false"/>
+          <w:color w:val="1A1A1A"/>
+          <w:sz w:val="21"/>
+          <w:sz w:val="21"/>
+          <w:szCs w:val="21"/>
+          <w:rtl w:val="true"/>
+        </w:rPr>
+        <w:t>تحقیق و توسعه</w:t>
       </w:r>
       <w:r>
         <w:rPr>
@@ -2083,28 +2330,231 @@
     <w:p>
       <w:pPr>
         <w:pStyle w:val="Normal"/>
-        <w:pBdr>
-          <w:bottom w:val="single" w:sz="4" w:space="2" w:color="333333"/>
-        </w:pBdr>
         <w:bidi w:val="1"/>
-        <w:spacing w:lineRule="auto" w:line="240" w:before="60" w:after="60"/>
+        <w:spacing w:lineRule="auto" w:line="240" w:before="0" w:after="0"/>
+        <w:jc w:val="both"/>
+        <w:rPr/>
+      </w:pPr>
+      <w:r>
+        <w:rPr>
+          <w:rFonts w:ascii="Dana Light" w:hAnsi="Dana Light" w:cs="Dana Light"/>
+          <w:b w:val="false"/>
+          <w:b w:val="false"/>
+          <w:i w:val="false"/>
+          <w:i w:val="false"/>
+          <w:color w:val="4D4D4D"/>
+          <w:sz w:val="21"/>
+          <w:sz w:val="21"/>
+          <w:szCs w:val="21"/>
+          <w:rtl w:val="true"/>
+        </w:rPr>
+        <w:t xml:space="preserve">شرکت دانش‌بنیان توسعه دانش و هنر گوهرشناسی </w:t>
+      </w:r>
+      <w:r>
+        <w:rPr>
+          <w:rFonts w:cs="Dana Light" w:ascii="Dana Light" w:hAnsi="Dana Light"/>
+          <w:b w:val="false"/>
+          <w:i w:val="false"/>
+          <w:color w:val="4D4D4D"/>
+          <w:sz w:val="21"/>
+          <w:szCs w:val="21"/>
+          <w:rtl w:val="true"/>
+        </w:rPr>
+        <w:t>(</w:t>
+      </w:r>
+      <w:r>
+        <w:rPr>
+          <w:rFonts w:ascii="Dana Light" w:hAnsi="Dana Light" w:cs="Dana Light"/>
+          <w:b w:val="false"/>
+          <w:b w:val="false"/>
+          <w:i w:val="false"/>
+          <w:i w:val="false"/>
+          <w:color w:val="4D4D4D"/>
+          <w:sz w:val="21"/>
+          <w:sz w:val="21"/>
+          <w:szCs w:val="21"/>
+          <w:rtl w:val="true"/>
+        </w:rPr>
+        <w:t>جِمسا</w:t>
+      </w:r>
+      <w:r>
+        <w:rPr>
+          <w:rFonts w:cs="Dana Light" w:ascii="Dana Light" w:hAnsi="Dana Light"/>
+          <w:b w:val="false"/>
+          <w:i w:val="false"/>
+          <w:color w:val="4D4D4D"/>
+          <w:sz w:val="21"/>
+          <w:szCs w:val="21"/>
+          <w:rtl w:val="true"/>
+        </w:rPr>
+        <w:t>)</w:t>
+      </w:r>
+    </w:p>
+    <w:p>
+      <w:pPr>
+        <w:pStyle w:val="Normal"/>
+        <w:bidi w:val="1"/>
+        <w:spacing w:lineRule="auto" w:line="240" w:before="0" w:after="40"/>
         <w:jc w:val="left"/>
         <w:rPr/>
       </w:pPr>
       <w:r>
         <w:rPr>
-          <w:rFonts w:ascii="Dana DemiBold" w:hAnsi="Dana DemiBold" w:cs="Dana DemiBold"/>
-          <w:b w:val="false"/>
-          <w:b w:val="false"/>
-          <w:i w:val="false"/>
-          <w:i w:val="false"/>
-          <w:color w:val="1F4E79"/>
-          <w:sz w:val="23"/>
-          <w:sz w:val="23"/>
-          <w:szCs w:val="23"/>
-          <w:rtl w:val="true"/>
-        </w:rPr>
-        <w:t>تجربه پژوهشی</w:t>
+          <w:rFonts w:ascii="Dana Light" w:hAnsi="Dana Light" w:cs="Dana Light"/>
+          <w:b w:val="false"/>
+          <w:b w:val="false"/>
+          <w:i w:val="false"/>
+          <w:i w:val="false"/>
+          <w:color w:val="4D4D4D"/>
+          <w:sz w:val="16"/>
+          <w:sz w:val="16"/>
+          <w:szCs w:val="16"/>
+          <w:rtl w:val="true"/>
+        </w:rPr>
+        <w:t xml:space="preserve">پژوهش و تحقیقات بر روی طیف‌سنجی رامان </w:t>
+      </w:r>
+      <w:r>
+        <w:rPr>
+          <w:rFonts w:cs="Dana Light" w:ascii="Dana Light" w:hAnsi="Dana Light"/>
+          <w:b w:val="false"/>
+          <w:i w:val="false"/>
+          <w:color w:val="4D4D4D"/>
+          <w:sz w:val="16"/>
+          <w:szCs w:val="16"/>
+          <w:rtl w:val="true"/>
+        </w:rPr>
+        <w:t>(</w:t>
+      </w:r>
+      <w:r>
+        <w:rPr>
+          <w:rFonts w:cs="Dana Light" w:ascii="Dana Light" w:hAnsi="Dana Light"/>
+          <w:b w:val="false"/>
+          <w:i w:val="false"/>
+          <w:color w:val="4D4D4D"/>
+          <w:sz w:val="16"/>
+          <w:szCs w:val="16"/>
+        </w:rPr>
+        <w:t>Raman Spectroscopy</w:t>
+      </w:r>
+      <w:r>
+        <w:rPr>
+          <w:rFonts w:cs="Dana Light" w:ascii="Dana Light" w:hAnsi="Dana Light"/>
+          <w:b w:val="false"/>
+          <w:i w:val="false"/>
+          <w:color w:val="4D4D4D"/>
+          <w:sz w:val="16"/>
+          <w:szCs w:val="16"/>
+          <w:rtl w:val="true"/>
+        </w:rPr>
+        <w:t xml:space="preserve">) </w:t>
+      </w:r>
+      <w:r>
+        <w:rPr>
+          <w:rFonts w:ascii="Dana Light" w:hAnsi="Dana Light" w:cs="Dana Light"/>
+          <w:b w:val="false"/>
+          <w:b w:val="false"/>
+          <w:i w:val="false"/>
+          <w:i w:val="false"/>
+          <w:color w:val="4D4D4D"/>
+          <w:sz w:val="16"/>
+          <w:sz w:val="16"/>
+          <w:szCs w:val="16"/>
+          <w:rtl w:val="true"/>
+        </w:rPr>
+        <w:t xml:space="preserve">با استفاده از روش اسپکتروفتومتری </w:t>
+      </w:r>
+      <w:r>
+        <w:rPr>
+          <w:rFonts w:cs="Dana Light" w:ascii="Dana Light" w:hAnsi="Dana Light"/>
+          <w:b w:val="false"/>
+          <w:i w:val="false"/>
+          <w:color w:val="4D4D4D"/>
+          <w:sz w:val="16"/>
+          <w:szCs w:val="16"/>
+          <w:rtl w:val="true"/>
+        </w:rPr>
+        <w:t xml:space="preserve">· </w:t>
+      </w:r>
+      <w:r>
+        <w:rPr>
+          <w:rFonts w:ascii="Dana Light" w:hAnsi="Dana Light" w:cs="Dana Light"/>
+          <w:b w:val="false"/>
+          <w:b w:val="false"/>
+          <w:i w:val="false"/>
+          <w:i w:val="false"/>
+          <w:color w:val="4D4D4D"/>
+          <w:sz w:val="16"/>
+          <w:sz w:val="16"/>
+          <w:szCs w:val="16"/>
+          <w:rtl w:val="true"/>
+        </w:rPr>
+        <w:t>تحت نظر</w:t>
+      </w:r>
+      <w:r>
+        <w:rPr>
+          <w:rFonts w:cs="Dana Light" w:ascii="Dana Light" w:hAnsi="Dana Light"/>
+          <w:b w:val="false"/>
+          <w:i w:val="false"/>
+          <w:color w:val="4D4D4D"/>
+          <w:sz w:val="16"/>
+          <w:szCs w:val="16"/>
+          <w:rtl w:val="true"/>
+        </w:rPr>
+        <w:t xml:space="preserve">: </w:t>
+      </w:r>
+      <w:r>
+        <w:rPr>
+          <w:rFonts w:ascii="Dana Light" w:hAnsi="Dana Light" w:cs="Dana Light"/>
+          <w:b w:val="false"/>
+          <w:b w:val="false"/>
+          <w:i w:val="false"/>
+          <w:i w:val="false"/>
+          <w:color w:val="4D4D4D"/>
+          <w:sz w:val="16"/>
+          <w:sz w:val="16"/>
+          <w:szCs w:val="16"/>
+          <w:rtl w:val="true"/>
+        </w:rPr>
+        <w:t xml:space="preserve">پرفسور فریبرز مسعودی </w:t>
+      </w:r>
+      <w:r>
+        <w:rPr>
+          <w:rFonts w:cs="Dana Light" w:ascii="Dana Light" w:hAnsi="Dana Light"/>
+          <w:b w:val="false"/>
+          <w:i w:val="false"/>
+          <w:color w:val="4D4D4D"/>
+          <w:sz w:val="16"/>
+          <w:szCs w:val="16"/>
+          <w:rtl w:val="true"/>
+        </w:rPr>
+        <w:t>(</w:t>
+      </w:r>
+      <w:r>
+        <w:rPr>
+          <w:rFonts w:ascii="Dana Light" w:hAnsi="Dana Light" w:cs="Dana Light"/>
+          <w:b w:val="false"/>
+          <w:b w:val="false"/>
+          <w:i w:val="false"/>
+          <w:i w:val="false"/>
+          <w:color w:val="4D4D4D"/>
+          <w:sz w:val="16"/>
+          <w:sz w:val="16"/>
+          <w:szCs w:val="16"/>
+          <w:rtl w:val="true"/>
+        </w:rPr>
+        <w:t>فول پروفسور</w:t>
+      </w:r>
+      <w:r>
+        <w:rPr>
+          <w:rFonts w:cs="Dana Light" w:ascii="Dana Light" w:hAnsi="Dana Light"/>
+          <w:b w:val="false"/>
+          <w:i w:val="false"/>
+          <w:color w:val="4D4D4D"/>
+          <w:sz w:val="16"/>
+          <w:szCs w:val="16"/>
+          <w:rtl w:val="true"/>
+        </w:rPr>
+        <w:t>)</w:t>
       </w:r>
     </w:p>
     <w:p>
@@ -2132,46 +2582,7 @@
           <w:szCs w:val="21"/>
           <w:rtl w:val="true"/>
         </w:rPr>
-        <w:t xml:space="preserve">کارآموزی </w:t>
-      </w:r>
-      <w:r>
-        <w:rPr>
-          <w:rFonts w:cs="Dana DemiBold" w:ascii="Dana DemiBold" w:hAnsi="Dana DemiBold"/>
-          <w:b w:val="false"/>
-          <w:i w:val="false"/>
-          <w:color w:val="1A1A1A"/>
-          <w:sz w:val="21"/>
-          <w:szCs w:val="21"/>
-          <w:rtl w:val="true"/>
-        </w:rPr>
-        <w:t>(</w:t>
-      </w:r>
-      <w:r>
-        <w:rPr>
-          <w:rFonts w:ascii="Dana DemiBold" w:hAnsi="Dana DemiBold" w:cs="Dana DemiBold"/>
-          <w:b w:val="false"/>
-          <w:b w:val="false"/>
-          <w:i w:val="false"/>
-          <w:i w:val="false"/>
-          <w:color w:val="1A1A1A"/>
-          <w:sz w:val="21"/>
-          <w:sz w:val="21"/>
-          <w:szCs w:val="21"/>
-          <w:rtl w:val="true"/>
-        </w:rPr>
-        <w:t>به‌عنوان واحد درسی</w:t>
-      </w:r>
-      <w:r>
-        <w:rPr>
-          <w:rFonts w:cs="Dana DemiBold" w:ascii="Dana DemiBold" w:hAnsi="Dana DemiBold"/>
-          <w:b w:val="false"/>
-          <w:i w:val="false"/>
-          <w:color w:val="1A1A1A"/>
-          <w:sz w:val="21"/>
-          <w:szCs w:val="21"/>
-          <w:rtl w:val="true"/>
-        </w:rPr>
-        <w:t>)</w:t>
+        <w:t>همکار پژوهشی</w:t>
       </w:r>
       <w:r>
         <w:rPr>
@@ -2200,7 +2611,7 @@
           <w:szCs w:val="21"/>
           <w:rtl w:val="true"/>
         </w:rPr>
-        <w:t xml:space="preserve">اردیبهشت </w:t>
+        <w:t xml:space="preserve">مهر </w:t>
       </w:r>
       <w:r>
         <w:rPr>
@@ -2215,7 +2626,7 @@
           <w:sz w:val="21"/>
           <w:szCs w:val="21"/>
         </w:rPr>
-        <w:t>۱۴۰۴</w:t>
+        <w:t>۱۴۰۳</w:t>
       </w:r>
       <w:r>
         <w:rPr>
@@ -2260,22 +2671,7 @@
           <w:szCs w:val="21"/>
           <w:rtl w:val="true"/>
         </w:rPr>
-        <w:t xml:space="preserve">مرداد </w:t>
-      </w:r>
-      <w:r>
-        <w:rPr>
-          <w:rFonts w:ascii="Dana Light" w:hAnsi="Dana Light" w:cs="Dana Light"/>
-          <w:b w:val="false"/>
-          <w:b w:val="false"/>
-          <w:i w:val="false"/>
-          <w:i w:val="false"/>
-          <w:color w:val="4D4D4D"/>
-          <w:spacing w:val="-3"/>
-          <w:sz w:val="21"/>
-          <w:sz w:val="21"/>
-          <w:szCs w:val="21"/>
-        </w:rPr>
-        <w:t>۱۴۰۴</w:t>
+        <w:t>اکنون</w:t>
       </w:r>
     </w:p>
     <w:p>
@@ -2299,7 +2695,7 @@
           <w:szCs w:val="21"/>
           <w:rtl w:val="true"/>
         </w:rPr>
-        <w:t>شرکت ملی نفت ایران</w:t>
+        <w:t>پژوهشکده گیاهان و مواد اولیه دارویی، دانشگاه شهید بهشتی</w:t>
       </w:r>
     </w:p>
     <w:p>
@@ -2323,7 +2719,7 @@
           <w:szCs w:val="16"/>
           <w:rtl w:val="true"/>
         </w:rPr>
-        <w:t>عنوان گزارش</w:t>
+        <w:t>تحت نظر</w:t>
       </w:r>
       <w:r>
         <w:rPr>
@@ -2350,72 +2746,57 @@
           <w:szCs w:val="16"/>
           <w:rtl w:val="true"/>
         </w:rPr>
-        <w:t xml:space="preserve">گزارش دوره کارآموزی شرکت ملی مناطق نفت‌خیز جنوب، اداره عملیات زمین‌شناسی </w:t>
-      </w:r>
-      <w:r>
-        <w:rPr>
-          <w:rFonts w:cs="Dana Light" w:ascii="Dana Light" w:hAnsi="Dana Light"/>
-          <w:b w:val="false"/>
-          <w:i w:val="false"/>
-          <w:color w:val="4D4D4D"/>
-          <w:sz w:val="16"/>
-          <w:szCs w:val="16"/>
-          <w:rtl w:val="true"/>
-        </w:rPr>
-        <w:t xml:space="preserve">· </w:t>
-      </w:r>
-      <w:r>
-        <w:rPr>
-          <w:rFonts w:ascii="Dana Light" w:hAnsi="Dana Light" w:cs="Dana Light"/>
-          <w:b w:val="false"/>
-          <w:b w:val="false"/>
-          <w:i w:val="false"/>
-          <w:i w:val="false"/>
-          <w:color w:val="4D4D4D"/>
-          <w:sz w:val="16"/>
-          <w:sz w:val="16"/>
-          <w:szCs w:val="16"/>
-          <w:rtl w:val="true"/>
-        </w:rPr>
-        <w:t>نمره</w:t>
-      </w:r>
-      <w:r>
-        <w:rPr>
-          <w:rFonts w:cs="Dana Light" w:ascii="Dana Light" w:hAnsi="Dana Light"/>
-          <w:b w:val="false"/>
-          <w:i w:val="false"/>
-          <w:color w:val="4D4D4D"/>
-          <w:sz w:val="16"/>
-          <w:szCs w:val="16"/>
-          <w:rtl w:val="true"/>
-        </w:rPr>
-        <w:t xml:space="preserve">: </w:t>
-      </w:r>
-      <w:r>
-        <w:rPr>
-          <w:rFonts w:ascii="Dana Light" w:hAnsi="Dana Light" w:cs="Dana Light"/>
-          <w:b w:val="false"/>
-          <w:b w:val="false"/>
-          <w:i w:val="false"/>
-          <w:i w:val="false"/>
-          <w:color w:val="4D4D4D"/>
-          <w:sz w:val="16"/>
-          <w:sz w:val="16"/>
-          <w:szCs w:val="16"/>
-          <w:rtl w:val="true"/>
-        </w:rPr>
-        <w:t xml:space="preserve">گرید </w:t>
-      </w:r>
-      <w:r>
-        <w:rPr>
-          <w:rFonts w:cs="Dana Light" w:ascii="Dana Light" w:hAnsi="Dana Light"/>
-          <w:b w:val="false"/>
-          <w:i w:val="false"/>
-          <w:color w:val="4D4D4D"/>
-          <w:sz w:val="16"/>
-          <w:szCs w:val="16"/>
-        </w:rPr>
-        <w:t>A</w:t>
+        <w:t xml:space="preserve">دکتر حسن رضادوست چهارده </w:t>
+      </w:r>
+      <w:r>
+        <w:rPr>
+          <w:rFonts w:cs="Dana Light" w:ascii="Dana Light" w:hAnsi="Dana Light"/>
+          <w:b w:val="false"/>
+          <w:i w:val="false"/>
+          <w:color w:val="4D4D4D"/>
+          <w:sz w:val="16"/>
+          <w:szCs w:val="16"/>
+          <w:rtl w:val="true"/>
+        </w:rPr>
+        <w:t>(</w:t>
+      </w:r>
+      <w:r>
+        <w:rPr>
+          <w:rFonts w:ascii="Dana Light" w:hAnsi="Dana Light" w:cs="Dana Light"/>
+          <w:b w:val="false"/>
+          <w:b w:val="false"/>
+          <w:i w:val="false"/>
+          <w:i w:val="false"/>
+          <w:color w:val="4D4D4D"/>
+          <w:sz w:val="16"/>
+          <w:sz w:val="16"/>
+          <w:szCs w:val="16"/>
+          <w:rtl w:val="true"/>
+        </w:rPr>
+        <w:t>دانشیار</w:t>
+      </w:r>
+      <w:r>
+        <w:rPr>
+          <w:rFonts w:cs="Dana Light" w:ascii="Dana Light" w:hAnsi="Dana Light"/>
+          <w:b w:val="false"/>
+          <w:i w:val="false"/>
+          <w:color w:val="4D4D4D"/>
+          <w:sz w:val="16"/>
+          <w:szCs w:val="16"/>
+          <w:rtl w:val="true"/>
+        </w:rPr>
+        <w:t xml:space="preserve">) · </w:t>
+      </w:r>
+      <w:r>
+        <w:rPr>
+          <w:rFonts w:cs="Dana Light" w:ascii="Dana Light" w:hAnsi="Dana Light"/>
+          <w:b w:val="false"/>
+          <w:i w:val="false"/>
+          <w:color w:val="4D4D4D"/>
+          <w:sz w:val="16"/>
+          <w:szCs w:val="16"/>
+        </w:rPr>
+        <w:t>h_rezadoost@sbu.ac.ir</w:t>
       </w:r>
     </w:p>
     <w:p>
@@ -2443,7 +2824,42 @@
           <w:szCs w:val="21"/>
           <w:rtl w:val="true"/>
         </w:rPr>
-        <w:t>پژوهشگر و همکار پژوهشی</w:t>
+        <w:t xml:space="preserve">همکار پژوهشی و مدیر هسته محاسباتی شیمی فیزیک </w:t>
+      </w:r>
+      <w:r>
+        <w:rPr>
+          <w:rFonts w:cs="Dana DemiBold" w:ascii="Dana DemiBold" w:hAnsi="Dana DemiBold"/>
+          <w:b w:val="false"/>
+          <w:i w:val="false"/>
+          <w:color w:val="1A1A1A"/>
+          <w:sz w:val="21"/>
+          <w:szCs w:val="21"/>
+          <w:rtl w:val="true"/>
+        </w:rPr>
+        <w:t>(</w:t>
+      </w:r>
+      <w:r>
+        <w:rPr>
+          <w:rFonts w:cs="Dana DemiBold" w:ascii="Dana DemiBold" w:hAnsi="Dana DemiBold"/>
+          <w:b w:val="false"/>
+          <w:i w:val="false"/>
+          <w:color w:val="1A1A1A"/>
+          <w:sz w:val="21"/>
+          <w:szCs w:val="21"/>
+        </w:rPr>
+        <w:t>HPC</w:t>
+      </w:r>
+      <w:r>
+        <w:rPr>
+          <w:rFonts w:cs="Dana DemiBold" w:ascii="Dana DemiBold" w:hAnsi="Dana DemiBold"/>
+          <w:b w:val="false"/>
+          <w:i w:val="false"/>
+          <w:color w:val="1A1A1A"/>
+          <w:sz w:val="21"/>
+          <w:szCs w:val="21"/>
+          <w:rtl w:val="true"/>
+        </w:rPr>
+        <w:t>)</w:t>
       </w:r>
       <w:r>
         <w:rPr>
@@ -2472,7 +2888,7 @@
           <w:szCs w:val="21"/>
           <w:rtl w:val="true"/>
         </w:rPr>
-        <w:t xml:space="preserve">بهمن </w:t>
+        <w:t xml:space="preserve">فروردین </w:t>
       </w:r>
       <w:r>
         <w:rPr>
@@ -2487,7 +2903,7 @@
           <w:sz w:val="21"/>
           <w:szCs w:val="21"/>
         </w:rPr>
-        <w:t>۱۴۰۳</w:t>
+        <w:t>۱۴۰۴</w:t>
       </w:r>
       <w:r>
         <w:rPr>
@@ -2532,22 +2948,7 @@
           <w:szCs w:val="21"/>
           <w:rtl w:val="true"/>
         </w:rPr>
-        <w:t xml:space="preserve">شهریور </w:t>
-      </w:r>
-      <w:r>
-        <w:rPr>
-          <w:rFonts w:ascii="Dana Light" w:hAnsi="Dana Light" w:cs="Dana Light"/>
-          <w:b w:val="false"/>
-          <w:b w:val="false"/>
-          <w:i w:val="false"/>
-          <w:i w:val="false"/>
-          <w:color w:val="4D4D4D"/>
-          <w:spacing w:val="-3"/>
-          <w:sz w:val="21"/>
-          <w:sz w:val="21"/>
-          <w:szCs w:val="21"/>
-        </w:rPr>
-        <w:t>۱۴۰۵</w:t>
+        <w:t>اکنون</w:t>
       </w:r>
     </w:p>
     <w:p>
@@ -2571,7 +2972,7 @@
           <w:szCs w:val="21"/>
           <w:rtl w:val="true"/>
         </w:rPr>
-        <w:t>دانشگاه شهید بهشتی، تهران</w:t>
+        <w:t>دانشکده شیمی و نفت، دانشگاه شهید بهشتی، تهران</w:t>
       </w:r>
     </w:p>
     <w:p>
@@ -2595,45 +2996,84 @@
           <w:szCs w:val="16"/>
           <w:rtl w:val="true"/>
         </w:rPr>
-        <w:t xml:space="preserve">توسعه زیرساخت‌های </w:t>
-      </w:r>
-      <w:r>
-        <w:rPr>
-          <w:rFonts w:cs="Dana Light" w:ascii="Dana Light" w:hAnsi="Dana Light"/>
-          <w:b w:val="false"/>
-          <w:i w:val="false"/>
-          <w:color w:val="4D4D4D"/>
-          <w:sz w:val="16"/>
-          <w:szCs w:val="16"/>
-        </w:rPr>
-        <w:t>HPC</w:t>
-      </w:r>
-      <w:r>
-        <w:rPr>
-          <w:rFonts w:ascii="Dana Light" w:hAnsi="Dana Light" w:cs="Dana Light"/>
-          <w:b w:val="false"/>
-          <w:b w:val="false"/>
-          <w:i w:val="false"/>
-          <w:i w:val="false"/>
-          <w:color w:val="4D4D4D"/>
-          <w:sz w:val="16"/>
-          <w:sz w:val="16"/>
-          <w:szCs w:val="16"/>
-          <w:rtl w:val="true"/>
-        </w:rPr>
-        <w:t>، همکاری با اعضای هیئت علمی در اجرای کدها، مشارکت در نگارش مقالات و رفع اشکال کدهای محاسباتی</w:t>
-      </w:r>
-      <w:r>
-        <w:rPr>
-          <w:rFonts w:cs="Dana Light" w:ascii="Dana Light" w:hAnsi="Dana Light"/>
-          <w:b w:val="false"/>
-          <w:i w:val="false"/>
-          <w:color w:val="4D4D4D"/>
-          <w:sz w:val="16"/>
-          <w:szCs w:val="16"/>
-          <w:rtl w:val="true"/>
-        </w:rPr>
-        <w:t>.</w:t>
+        <w:t>تحت نظر</w:t>
+      </w:r>
+      <w:r>
+        <w:rPr>
+          <w:rFonts w:cs="Dana Light" w:ascii="Dana Light" w:hAnsi="Dana Light"/>
+          <w:b w:val="false"/>
+          <w:i w:val="false"/>
+          <w:color w:val="4D4D4D"/>
+          <w:sz w:val="16"/>
+          <w:szCs w:val="16"/>
+          <w:rtl w:val="true"/>
+        </w:rPr>
+        <w:t xml:space="preserve">: </w:t>
+      </w:r>
+      <w:r>
+        <w:rPr>
+          <w:rFonts w:ascii="Dana Light" w:hAnsi="Dana Light" w:cs="Dana Light"/>
+          <w:b w:val="false"/>
+          <w:b w:val="false"/>
+          <w:i w:val="false"/>
+          <w:i w:val="false"/>
+          <w:color w:val="4D4D4D"/>
+          <w:sz w:val="16"/>
+          <w:sz w:val="16"/>
+          <w:szCs w:val="16"/>
+          <w:rtl w:val="true"/>
+        </w:rPr>
+        <w:t xml:space="preserve">پروفسور منصور زاهدی </w:t>
+      </w:r>
+      <w:r>
+        <w:rPr>
+          <w:rFonts w:cs="Dana Light" w:ascii="Dana Light" w:hAnsi="Dana Light"/>
+          <w:b w:val="false"/>
+          <w:i w:val="false"/>
+          <w:color w:val="4D4D4D"/>
+          <w:sz w:val="16"/>
+          <w:szCs w:val="16"/>
+          <w:rtl w:val="true"/>
+        </w:rPr>
+        <w:t>(</w:t>
+      </w:r>
+      <w:r>
+        <w:rPr>
+          <w:rFonts w:ascii="Dana Light" w:hAnsi="Dana Light" w:cs="Dana Light"/>
+          <w:b w:val="false"/>
+          <w:b w:val="false"/>
+          <w:i w:val="false"/>
+          <w:i w:val="false"/>
+          <w:color w:val="4D4D4D"/>
+          <w:sz w:val="16"/>
+          <w:sz w:val="16"/>
+          <w:szCs w:val="16"/>
+          <w:rtl w:val="true"/>
+        </w:rPr>
+        <w:t>فول پروفسور</w:t>
+      </w:r>
+      <w:r>
+        <w:rPr>
+          <w:rFonts w:cs="Dana Light" w:ascii="Dana Light" w:hAnsi="Dana Light"/>
+          <w:b w:val="false"/>
+          <w:i w:val="false"/>
+          <w:color w:val="4D4D4D"/>
+          <w:sz w:val="16"/>
+          <w:szCs w:val="16"/>
+          <w:rtl w:val="true"/>
+        </w:rPr>
+        <w:t xml:space="preserve">) · </w:t>
+      </w:r>
+      <w:r>
+        <w:rPr>
+          <w:rFonts w:cs="Dana Light" w:ascii="Dana Light" w:hAnsi="Dana Light"/>
+          <w:b w:val="false"/>
+          <w:i w:val="false"/>
+          <w:color w:val="4D4D4D"/>
+          <w:sz w:val="16"/>
+          <w:szCs w:val="16"/>
+        </w:rPr>
+        <w:t>M-Zahedi@sbu.ac.ir</w:t>
       </w:r>
     </w:p>
     <w:p>
@@ -2661,7 +3101,7 @@
           <w:szCs w:val="21"/>
           <w:rtl w:val="true"/>
         </w:rPr>
-        <w:t>تحقیق و توسعه</w:t>
+        <w:t>پژوهشگر علوم زمین</w:t>
       </w:r>
       <w:r>
         <w:rPr>
@@ -2690,7 +3130,7 @@
           <w:szCs w:val="21"/>
           <w:rtl w:val="true"/>
         </w:rPr>
-        <w:t xml:space="preserve">شهریور </w:t>
+        <w:t xml:space="preserve">دی </w:t>
       </w:r>
       <w:r>
         <w:rPr>
@@ -2705,7 +3145,7 @@
           <w:sz w:val="21"/>
           <w:szCs w:val="21"/>
         </w:rPr>
-        <w:t>۱۴۰۳</w:t>
+        <w:t>۱۴۰۴</w:t>
       </w:r>
       <w:r>
         <w:rPr>
@@ -2750,22 +3190,7 @@
           <w:szCs w:val="21"/>
           <w:rtl w:val="true"/>
         </w:rPr>
-        <w:t xml:space="preserve">فروردین </w:t>
-      </w:r>
-      <w:r>
-        <w:rPr>
-          <w:rFonts w:ascii="Dana Light" w:hAnsi="Dana Light" w:cs="Dana Light"/>
-          <w:b w:val="false"/>
-          <w:b w:val="false"/>
-          <w:i w:val="false"/>
-          <w:i w:val="false"/>
-          <w:color w:val="4D4D4D"/>
-          <w:spacing w:val="-3"/>
-          <w:sz w:val="21"/>
-          <w:sz w:val="21"/>
-          <w:szCs w:val="21"/>
-        </w:rPr>
-        <w:t>۱۴۰۴</w:t>
+        <w:t>اکنون</w:t>
       </w:r>
     </w:p>
     <w:p>
@@ -2789,46 +3214,7 @@
           <w:szCs w:val="21"/>
           <w:rtl w:val="true"/>
         </w:rPr>
-        <w:t xml:space="preserve">شرکت دانش‌بنیان توسعه دانش و هنر گوهرشناسی </w:t>
-      </w:r>
-      <w:r>
-        <w:rPr>
-          <w:rFonts w:cs="Dana Light" w:ascii="Dana Light" w:hAnsi="Dana Light"/>
-          <w:b w:val="false"/>
-          <w:i w:val="false"/>
-          <w:color w:val="4D4D4D"/>
-          <w:sz w:val="21"/>
-          <w:szCs w:val="21"/>
-          <w:rtl w:val="true"/>
-        </w:rPr>
-        <w:t>(</w:t>
-      </w:r>
-      <w:r>
-        <w:rPr>
-          <w:rFonts w:ascii="Dana Light" w:hAnsi="Dana Light" w:cs="Dana Light"/>
-          <w:b w:val="false"/>
-          <w:b w:val="false"/>
-          <w:i w:val="false"/>
-          <w:i w:val="false"/>
-          <w:color w:val="4D4D4D"/>
-          <w:sz w:val="21"/>
-          <w:sz w:val="21"/>
-          <w:szCs w:val="21"/>
-          <w:rtl w:val="true"/>
-        </w:rPr>
-        <w:t>جِمسا</w:t>
-      </w:r>
-      <w:r>
-        <w:rPr>
-          <w:rFonts w:cs="Dana Light" w:ascii="Dana Light" w:hAnsi="Dana Light"/>
-          <w:b w:val="false"/>
-          <w:i w:val="false"/>
-          <w:color w:val="4D4D4D"/>
-          <w:sz w:val="21"/>
-          <w:szCs w:val="21"/>
-          <w:rtl w:val="true"/>
-        </w:rPr>
-        <w:t>)</w:t>
+        <w:t>موسسه پژوهشی زمین‌شناسی پارس آرین زمین</w:t>
       </w:r>
     </w:p>
     <w:p>
@@ -2852,7 +3238,34 @@
           <w:szCs w:val="16"/>
           <w:rtl w:val="true"/>
         </w:rPr>
-        <w:t xml:space="preserve">پژوهش و تحقیقات بر روی طیف‌سنجی رامان </w:t>
+        <w:t>تحت نظر</w:t>
+      </w:r>
+      <w:r>
+        <w:rPr>
+          <w:rFonts w:cs="Dana Light" w:ascii="Dana Light" w:hAnsi="Dana Light"/>
+          <w:b w:val="false"/>
+          <w:i w:val="false"/>
+          <w:color w:val="4D4D4D"/>
+          <w:sz w:val="16"/>
+          <w:szCs w:val="16"/>
+          <w:rtl w:val="true"/>
+        </w:rPr>
+        <w:t xml:space="preserve">: </w:t>
+      </w:r>
+      <w:r>
+        <w:rPr>
+          <w:rFonts w:ascii="Dana Light" w:hAnsi="Dana Light" w:cs="Dana Light"/>
+          <w:b w:val="false"/>
+          <w:b w:val="false"/>
+          <w:i w:val="false"/>
+          <w:i w:val="false"/>
+          <w:color w:val="4D4D4D"/>
+          <w:sz w:val="16"/>
+          <w:sz w:val="16"/>
+          <w:szCs w:val="16"/>
+          <w:rtl w:val="true"/>
+        </w:rPr>
+        <w:t xml:space="preserve">پروفسور منصور قربانی </w:t>
       </w:r>
       <w:r>
         <w:rPr>
@@ -2868,53 +3281,302 @@
       </w:r>
       <w:r>
         <w:rPr>
-          <w:rFonts w:cs="Dana Light" w:ascii="Dana Light" w:hAnsi="Dana Light"/>
-          <w:b w:val="false"/>
-          <w:i w:val="false"/>
-          <w:color w:val="4D4D4D"/>
-          <w:sz w:val="16"/>
-          <w:szCs w:val="16"/>
-        </w:rPr>
-        <w:t>Raman Spectroscopy</w:t>
-      </w:r>
-      <w:r>
-        <w:rPr>
-          <w:rFonts w:cs="Dana Light" w:ascii="Dana Light" w:hAnsi="Dana Light"/>
-          <w:b w:val="false"/>
-          <w:i w:val="false"/>
-          <w:color w:val="4D4D4D"/>
-          <w:sz w:val="16"/>
-          <w:szCs w:val="16"/>
-          <w:rtl w:val="true"/>
-        </w:rPr>
-        <w:t xml:space="preserve">) </w:t>
-      </w:r>
-      <w:r>
-        <w:rPr>
-          <w:rFonts w:ascii="Dana Light" w:hAnsi="Dana Light" w:cs="Dana Light"/>
-          <w:b w:val="false"/>
-          <w:b w:val="false"/>
-          <w:i w:val="false"/>
-          <w:i w:val="false"/>
-          <w:color w:val="4D4D4D"/>
-          <w:sz w:val="16"/>
-          <w:sz w:val="16"/>
-          <w:szCs w:val="16"/>
-          <w:rtl w:val="true"/>
-        </w:rPr>
-        <w:t>با استفاده از روش اسپکتروفتومتری</w:t>
-      </w:r>
-      <w:r>
-        <w:rPr>
-          <w:rFonts w:cs="Dana Light" w:ascii="Dana Light" w:hAnsi="Dana Light"/>
-          <w:b w:val="false"/>
-          <w:i w:val="false"/>
-          <w:color w:val="4D4D4D"/>
-          <w:sz w:val="16"/>
-          <w:szCs w:val="16"/>
-          <w:rtl w:val="true"/>
-        </w:rPr>
-        <w:t>.</w:t>
+          <w:rFonts w:ascii="Dana Light" w:hAnsi="Dana Light" w:cs="Dana Light"/>
+          <w:b w:val="false"/>
+          <w:b w:val="false"/>
+          <w:i w:val="false"/>
+          <w:i w:val="false"/>
+          <w:color w:val="4D4D4D"/>
+          <w:sz w:val="16"/>
+          <w:sz w:val="16"/>
+          <w:szCs w:val="16"/>
+          <w:rtl w:val="true"/>
+        </w:rPr>
+        <w:t>فول پروفسور</w:t>
+      </w:r>
+      <w:r>
+        <w:rPr>
+          <w:rFonts w:cs="Dana Light" w:ascii="Dana Light" w:hAnsi="Dana Light"/>
+          <w:b w:val="false"/>
+          <w:i w:val="false"/>
+          <w:color w:val="4D4D4D"/>
+          <w:sz w:val="16"/>
+          <w:szCs w:val="16"/>
+          <w:rtl w:val="true"/>
+        </w:rPr>
+        <w:t xml:space="preserve">) · </w:t>
+      </w:r>
+      <w:r>
+        <w:rPr>
+          <w:rFonts w:cs="Dana Light" w:ascii="Dana Light" w:hAnsi="Dana Light"/>
+          <w:b w:val="false"/>
+          <w:i w:val="false"/>
+          <w:color w:val="4D4D4D"/>
+          <w:sz w:val="16"/>
+          <w:szCs w:val="16"/>
+        </w:rPr>
+        <w:t>m-ghorbani@sbu.ac.ir</w:t>
+      </w:r>
+    </w:p>
+    <w:p>
+      <w:pPr>
+        <w:pStyle w:val="Normal"/>
+        <w:pBdr>
+          <w:bottom w:val="single" w:sz="4" w:space="2" w:color="333333"/>
+        </w:pBdr>
+        <w:bidi w:val="1"/>
+        <w:spacing w:lineRule="auto" w:line="240" w:before="60" w:after="60"/>
+        <w:jc w:val="left"/>
+        <w:rPr/>
+      </w:pPr>
+      <w:r>
+        <w:rPr>
+          <w:rFonts w:ascii="Dana DemiBold" w:hAnsi="Dana DemiBold" w:cs="Dana DemiBold"/>
+          <w:b w:val="false"/>
+          <w:b w:val="false"/>
+          <w:i w:val="false"/>
+          <w:i w:val="false"/>
+          <w:color w:val="1F4E79"/>
+          <w:sz w:val="23"/>
+          <w:sz w:val="23"/>
+          <w:szCs w:val="23"/>
+          <w:rtl w:val="true"/>
+        </w:rPr>
+        <w:t>فعالیت‌های تدریس</w:t>
+      </w:r>
+    </w:p>
+    <w:p>
+      <w:pPr>
+        <w:pStyle w:val="Normal"/>
+        <w:tabs>
+          <w:tab w:val="clear" w:pos="720"/>
+          <w:tab w:val="right" w:pos="10318" w:leader="none"/>
+        </w:tabs>
+        <w:bidi w:val="1"/>
+        <w:spacing w:lineRule="auto" w:line="240" w:before="0" w:after="0"/>
+        <w:jc w:val="left"/>
+        <w:rPr/>
+      </w:pPr>
+      <w:r>
+        <w:rPr>
+          <w:rFonts w:ascii="Dana DemiBold" w:hAnsi="Dana DemiBold" w:cs="Dana DemiBold"/>
+          <w:b w:val="false"/>
+          <w:b w:val="false"/>
+          <w:i w:val="false"/>
+          <w:i w:val="false"/>
+          <w:color w:val="1A1A1A"/>
+          <w:sz w:val="21"/>
+          <w:sz w:val="21"/>
+          <w:szCs w:val="21"/>
+          <w:rtl w:val="true"/>
+        </w:rPr>
+        <w:t>مجموعه رویدادها و کارگاه‌های هفته پژوهش</w:t>
+      </w:r>
+      <w:r>
+        <w:rPr>
+          <w:rFonts w:cs="Dana Light" w:ascii="Dana Light" w:hAnsi="Dana Light"/>
+          <w:b w:val="false"/>
+          <w:i w:val="false"/>
+          <w:color w:val="4D4D4D"/>
+          <w:spacing w:val="-3"/>
+          <w:sz w:val="21"/>
+          <w:szCs w:val="21"/>
+          <w:rtl w:val="true"/>
+        </w:rPr>
+        <w:tab/>
+      </w:r>
+      <w:r>
+        <w:rPr>
+          <w:rFonts w:ascii="Dana Light" w:hAnsi="Dana Light" w:cs="Dana Light"/>
+          <w:b w:val="false"/>
+          <w:b w:val="false"/>
+          <w:i w:val="false"/>
+          <w:i w:val="false"/>
+          <w:color w:val="4D4D4D"/>
+          <w:spacing w:val="-3"/>
+          <w:sz w:val="21"/>
+          <w:sz w:val="21"/>
+          <w:szCs w:val="21"/>
+          <w:rtl w:val="true"/>
+        </w:rPr>
+        <w:t xml:space="preserve">دی </w:t>
+      </w:r>
+      <w:r>
+        <w:rPr>
+          <w:rFonts w:ascii="Dana Light" w:hAnsi="Dana Light" w:cs="Dana Light"/>
+          <w:b w:val="false"/>
+          <w:b w:val="false"/>
+          <w:i w:val="false"/>
+          <w:i w:val="false"/>
+          <w:color w:val="4D4D4D"/>
+          <w:spacing w:val="-3"/>
+          <w:sz w:val="21"/>
+          <w:sz w:val="21"/>
+          <w:szCs w:val="21"/>
+        </w:rPr>
+        <w:t>۱۴۰۴</w:t>
+      </w:r>
+      <w:r>
+        <w:rPr>
+          <w:rFonts w:ascii="Dana Light" w:hAnsi="Dana Light" w:cs="Dana Light"/>
+          <w:b w:val="false"/>
+          <w:b w:val="false"/>
+          <w:i w:val="false"/>
+          <w:i w:val="false"/>
+          <w:color w:val="4D4D4D"/>
+          <w:spacing w:val="-3"/>
+          <w:sz w:val="21"/>
+          <w:sz w:val="21"/>
+          <w:szCs w:val="21"/>
+          <w:rtl w:val="true"/>
+        </w:rPr>
+        <w:t xml:space="preserve"> </w:t>
+      </w:r>
+      <w:r>
+        <w:rPr>
+          <w:rFonts w:cs="Dana Light" w:ascii="Dana Light" w:hAnsi="Dana Light"/>
+          <w:b w:val="false"/>
+          <w:i w:val="false"/>
+          <w:color w:val="4D4D4D"/>
+          <w:spacing w:val="-3"/>
+          <w:sz w:val="21"/>
+          <w:szCs w:val="21"/>
+          <w:rtl w:val="true"/>
+        </w:rPr>
+        <w:t xml:space="preserve">- </w:t>
+      </w:r>
+      <w:r>
+        <w:rPr>
+          <w:rFonts w:ascii="Dana Light" w:hAnsi="Dana Light" w:cs="Dana Light"/>
+          <w:b w:val="false"/>
+          <w:b w:val="false"/>
+          <w:i w:val="false"/>
+          <w:i w:val="false"/>
+          <w:color w:val="4D4D4D"/>
+          <w:spacing w:val="-3"/>
+          <w:sz w:val="21"/>
+          <w:sz w:val="21"/>
+          <w:szCs w:val="21"/>
+          <w:rtl w:val="true"/>
+        </w:rPr>
+        <w:t xml:space="preserve">بهمن </w:t>
+      </w:r>
+      <w:r>
+        <w:rPr>
+          <w:rFonts w:ascii="Dana Light" w:hAnsi="Dana Light" w:cs="Dana Light"/>
+          <w:b w:val="false"/>
+          <w:b w:val="false"/>
+          <w:i w:val="false"/>
+          <w:i w:val="false"/>
+          <w:color w:val="4D4D4D"/>
+          <w:spacing w:val="-3"/>
+          <w:sz w:val="21"/>
+          <w:sz w:val="21"/>
+          <w:szCs w:val="21"/>
+        </w:rPr>
+        <w:t>۱۴۰۴</w:t>
+      </w:r>
+    </w:p>
+    <w:p>
+      <w:pPr>
+        <w:pStyle w:val="Normal"/>
+        <w:bidi w:val="1"/>
+        <w:spacing w:lineRule="auto" w:line="240" w:before="0" w:after="0"/>
+        <w:jc w:val="both"/>
+        <w:rPr/>
+      </w:pPr>
+      <w:r>
+        <w:rPr>
+          <w:rFonts w:ascii="Dana Light" w:hAnsi="Dana Light" w:cs="Dana Light"/>
+          <w:b w:val="false"/>
+          <w:b w:val="false"/>
+          <w:i w:val="false"/>
+          <w:i w:val="false"/>
+          <w:color w:val="4D4D4D"/>
+          <w:sz w:val="21"/>
+          <w:sz w:val="21"/>
+          <w:szCs w:val="21"/>
+          <w:rtl w:val="true"/>
+        </w:rPr>
+        <w:t>دانشگاه شهید بهشتی، تهران</w:t>
+      </w:r>
+    </w:p>
+    <w:p>
+      <w:pPr>
+        <w:pStyle w:val="Normal"/>
+        <w:bidi w:val="1"/>
+        <w:spacing w:lineRule="auto" w:line="240" w:before="0" w:after="40"/>
+        <w:jc w:val="left"/>
+        <w:rPr/>
+      </w:pPr>
+      <w:r>
+        <w:rPr>
+          <w:rFonts w:ascii="Dana Light" w:hAnsi="Dana Light" w:cs="Dana Light"/>
+          <w:b w:val="false"/>
+          <w:b w:val="false"/>
+          <w:i w:val="false"/>
+          <w:i w:val="false"/>
+          <w:color w:val="4D4D4D"/>
+          <w:sz w:val="16"/>
+          <w:sz w:val="16"/>
+          <w:szCs w:val="16"/>
+          <w:rtl w:val="true"/>
+        </w:rPr>
+        <w:t xml:space="preserve">مدرس </w:t>
+      </w:r>
+      <w:r>
+        <w:rPr>
+          <w:rFonts w:cs="Dana Light" w:ascii="Dana Light" w:hAnsi="Dana Light"/>
+          <w:b w:val="false"/>
+          <w:i w:val="false"/>
+          <w:color w:val="4D4D4D"/>
+          <w:sz w:val="16"/>
+          <w:szCs w:val="16"/>
+          <w:rtl w:val="true"/>
+        </w:rPr>
+        <w:t xml:space="preserve">· </w:t>
+      </w:r>
+      <w:r>
+        <w:rPr>
+          <w:rFonts w:ascii="Dana Light" w:hAnsi="Dana Light" w:cs="Dana Light"/>
+          <w:b w:val="false"/>
+          <w:b w:val="false"/>
+          <w:i w:val="false"/>
+          <w:i w:val="false"/>
+          <w:color w:val="4D4D4D"/>
+          <w:sz w:val="16"/>
+          <w:sz w:val="16"/>
+          <w:szCs w:val="16"/>
+          <w:rtl w:val="true"/>
+        </w:rPr>
+        <w:t>عنوان کارگاه</w:t>
+      </w:r>
+      <w:r>
+        <w:rPr>
+          <w:rFonts w:cs="Dana Light" w:ascii="Dana Light" w:hAnsi="Dana Light"/>
+          <w:b w:val="false"/>
+          <w:i w:val="false"/>
+          <w:color w:val="4D4D4D"/>
+          <w:sz w:val="16"/>
+          <w:szCs w:val="16"/>
+          <w:rtl w:val="true"/>
+        </w:rPr>
+        <w:t xml:space="preserve">: </w:t>
+      </w:r>
+      <w:r>
+        <w:rPr>
+          <w:rFonts w:ascii="Dana Light" w:hAnsi="Dana Light" w:cs="Dana Light"/>
+          <w:b w:val="false"/>
+          <w:b w:val="false"/>
+          <w:i w:val="false"/>
+          <w:i w:val="false"/>
+          <w:color w:val="4D4D4D"/>
+          <w:sz w:val="16"/>
+          <w:sz w:val="16"/>
+          <w:szCs w:val="16"/>
+          <w:rtl w:val="true"/>
+        </w:rPr>
+        <w:t>آشنایی با محیط سامانه‌های پردازش موازی و پردازش سریع مبتنی بر لینوکس</w:t>
       </w:r>
     </w:p>
     <w:p>
@@ -6180,267 +6842,6 @@
           <w:rtl w:val="true"/>
         </w:rPr>
         <w:t>مخترع منفرد</w:t>
-      </w:r>
-    </w:p>
-    <w:p>
-      <w:pPr>
-        <w:pStyle w:val="Normal"/>
-        <w:pBdr>
-          <w:bottom w:val="single" w:sz="4" w:space="2" w:color="333333"/>
-        </w:pBdr>
-        <w:bidi w:val="1"/>
-        <w:spacing w:lineRule="auto" w:line="240" w:before="60" w:after="60"/>
-        <w:jc w:val="left"/>
-        <w:rPr/>
-      </w:pPr>
-      <w:r>
-        <w:rPr>
-          <w:rFonts w:ascii="Dana DemiBold" w:hAnsi="Dana DemiBold" w:cs="Dana DemiBold"/>
-          <w:b w:val="false"/>
-          <w:b w:val="false"/>
-          <w:i w:val="false"/>
-          <w:i w:val="false"/>
-          <w:color w:val="1F4E79"/>
-          <w:sz w:val="23"/>
-          <w:sz w:val="23"/>
-          <w:szCs w:val="23"/>
-          <w:rtl w:val="true"/>
-        </w:rPr>
-        <w:t>فعالیت‌های تدریس</w:t>
-      </w:r>
-    </w:p>
-    <w:p>
-      <w:pPr>
-        <w:pStyle w:val="Normal"/>
-        <w:tabs>
-          <w:tab w:val="clear" w:pos="720"/>
-          <w:tab w:val="right" w:pos="10318" w:leader="none"/>
-        </w:tabs>
-        <w:bidi w:val="1"/>
-        <w:spacing w:lineRule="auto" w:line="240" w:before="0" w:after="0"/>
-        <w:jc w:val="left"/>
-        <w:rPr/>
-      </w:pPr>
-      <w:r>
-        <w:rPr>
-          <w:rFonts w:ascii="Dana DemiBold" w:hAnsi="Dana DemiBold" w:cs="Dana DemiBold"/>
-          <w:b w:val="false"/>
-          <w:b w:val="false"/>
-          <w:i w:val="false"/>
-          <w:i w:val="false"/>
-          <w:color w:val="1A1A1A"/>
-          <w:sz w:val="21"/>
-          <w:sz w:val="21"/>
-          <w:szCs w:val="21"/>
-          <w:rtl w:val="true"/>
-        </w:rPr>
-        <w:t>مجموعه رویدادها و کارگاه‌های هفته پژوهش</w:t>
-      </w:r>
-      <w:r>
-        <w:rPr>
-          <w:rFonts w:cs="Dana Light" w:ascii="Dana Light" w:hAnsi="Dana Light"/>
-          <w:b w:val="false"/>
-          <w:i w:val="false"/>
-          <w:color w:val="4D4D4D"/>
-          <w:spacing w:val="-3"/>
-          <w:sz w:val="21"/>
-          <w:szCs w:val="21"/>
-          <w:rtl w:val="true"/>
-        </w:rPr>
-        <w:tab/>
-      </w:r>
-      <w:r>
-        <w:rPr>
-          <w:rFonts w:ascii="Dana Light" w:hAnsi="Dana Light" w:cs="Dana Light"/>
-          <w:b w:val="false"/>
-          <w:b w:val="false"/>
-          <w:i w:val="false"/>
-          <w:i w:val="false"/>
-          <w:color w:val="4D4D4D"/>
-          <w:spacing w:val="-3"/>
-          <w:sz w:val="21"/>
-          <w:sz w:val="21"/>
-          <w:szCs w:val="21"/>
-          <w:rtl w:val="true"/>
-        </w:rPr>
-        <w:t xml:space="preserve">دی </w:t>
-      </w:r>
-      <w:r>
-        <w:rPr>
-          <w:rFonts w:ascii="Dana Light" w:hAnsi="Dana Light" w:cs="Dana Light"/>
-          <w:b w:val="false"/>
-          <w:b w:val="false"/>
-          <w:i w:val="false"/>
-          <w:i w:val="false"/>
-          <w:color w:val="4D4D4D"/>
-          <w:spacing w:val="-3"/>
-          <w:sz w:val="21"/>
-          <w:sz w:val="21"/>
-          <w:szCs w:val="21"/>
-        </w:rPr>
-        <w:t>۱۴۰۴</w:t>
-      </w:r>
-      <w:r>
-        <w:rPr>
-          <w:rFonts w:ascii="Dana Light" w:hAnsi="Dana Light" w:cs="Dana Light"/>
-          <w:b w:val="false"/>
-          <w:b w:val="false"/>
-          <w:i w:val="false"/>
-          <w:i w:val="false"/>
-          <w:color w:val="4D4D4D"/>
-          <w:spacing w:val="-3"/>
-          <w:sz w:val="21"/>
-          <w:sz w:val="21"/>
-          <w:szCs w:val="21"/>
-          <w:rtl w:val="true"/>
-        </w:rPr>
-        <w:t xml:space="preserve"> </w:t>
-      </w:r>
-      <w:r>
-        <w:rPr>
-          <w:rFonts w:cs="Dana Light" w:ascii="Dana Light" w:hAnsi="Dana Light"/>
-          <w:b w:val="false"/>
-          <w:i w:val="false"/>
-          <w:color w:val="4D4D4D"/>
-          <w:spacing w:val="-3"/>
-          <w:sz w:val="21"/>
-          <w:szCs w:val="21"/>
-          <w:rtl w:val="true"/>
-        </w:rPr>
-        <w:t xml:space="preserve">- </w:t>
-      </w:r>
-      <w:r>
-        <w:rPr>
-          <w:rFonts w:ascii="Dana Light" w:hAnsi="Dana Light" w:cs="Dana Light"/>
-          <w:b w:val="false"/>
-          <w:b w:val="false"/>
-          <w:i w:val="false"/>
-          <w:i w:val="false"/>
-          <w:color w:val="4D4D4D"/>
-          <w:spacing w:val="-3"/>
-          <w:sz w:val="21"/>
-          <w:sz w:val="21"/>
-          <w:szCs w:val="21"/>
-          <w:rtl w:val="true"/>
-        </w:rPr>
-        <w:t xml:space="preserve">بهمن </w:t>
-      </w:r>
-      <w:r>
-        <w:rPr>
-          <w:rFonts w:ascii="Dana Light" w:hAnsi="Dana Light" w:cs="Dana Light"/>
-          <w:b w:val="false"/>
-          <w:b w:val="false"/>
-          <w:i w:val="false"/>
-          <w:i w:val="false"/>
-          <w:color w:val="4D4D4D"/>
-          <w:spacing w:val="-3"/>
-          <w:sz w:val="21"/>
-          <w:sz w:val="21"/>
-          <w:szCs w:val="21"/>
-        </w:rPr>
-        <w:t>۱۴۰۴</w:t>
-      </w:r>
-    </w:p>
-    <w:p>
-      <w:pPr>
-        <w:pStyle w:val="Normal"/>
-        <w:bidi w:val="1"/>
-        <w:spacing w:lineRule="auto" w:line="240" w:before="0" w:after="0"/>
-        <w:jc w:val="both"/>
-        <w:rPr/>
-      </w:pPr>
-      <w:r>
-        <w:rPr>
-          <w:rFonts w:ascii="Dana Light" w:hAnsi="Dana Light" w:cs="Dana Light"/>
-          <w:b w:val="false"/>
-          <w:b w:val="false"/>
-          <w:i w:val="false"/>
-          <w:i w:val="false"/>
-          <w:color w:val="4D4D4D"/>
-          <w:sz w:val="21"/>
-          <w:sz w:val="21"/>
-          <w:szCs w:val="21"/>
-          <w:rtl w:val="true"/>
-        </w:rPr>
-        <w:t>دانشگاه شهید بهشتی، تهران</w:t>
-      </w:r>
-    </w:p>
-    <w:p>
-      <w:pPr>
-        <w:pStyle w:val="Normal"/>
-        <w:bidi w:val="1"/>
-        <w:spacing w:lineRule="auto" w:line="240" w:before="0" w:after="40"/>
-        <w:jc w:val="left"/>
-        <w:rPr/>
-      </w:pPr>
-      <w:r>
-        <w:rPr>
-          <w:rFonts w:ascii="Dana Light" w:hAnsi="Dana Light" w:cs="Dana Light"/>
-          <w:b w:val="false"/>
-          <w:b w:val="false"/>
-          <w:i w:val="false"/>
-          <w:i w:val="false"/>
-          <w:color w:val="4D4D4D"/>
-          <w:sz w:val="16"/>
-          <w:sz w:val="16"/>
-          <w:szCs w:val="16"/>
-          <w:rtl w:val="true"/>
-        </w:rPr>
-        <w:t xml:space="preserve">مدرس </w:t>
-      </w:r>
-      <w:r>
-        <w:rPr>
-          <w:rFonts w:cs="Dana Light" w:ascii="Dana Light" w:hAnsi="Dana Light"/>
-          <w:b w:val="false"/>
-          <w:i w:val="false"/>
-          <w:color w:val="4D4D4D"/>
-          <w:sz w:val="16"/>
-          <w:szCs w:val="16"/>
-          <w:rtl w:val="true"/>
-        </w:rPr>
-        <w:t xml:space="preserve">· </w:t>
-      </w:r>
-      <w:r>
-        <w:rPr>
-          <w:rFonts w:ascii="Dana Light" w:hAnsi="Dana Light" w:cs="Dana Light"/>
-          <w:b w:val="false"/>
-          <w:b w:val="false"/>
-          <w:i w:val="false"/>
-          <w:i w:val="false"/>
-          <w:color w:val="4D4D4D"/>
-          <w:sz w:val="16"/>
-          <w:sz w:val="16"/>
-          <w:szCs w:val="16"/>
-          <w:rtl w:val="true"/>
-        </w:rPr>
-        <w:t>عنوان کارگاه</w:t>
-      </w:r>
-      <w:r>
-        <w:rPr>
-          <w:rFonts w:cs="Dana Light" w:ascii="Dana Light" w:hAnsi="Dana Light"/>
-          <w:b w:val="false"/>
-          <w:i w:val="false"/>
-          <w:color w:val="4D4D4D"/>
-          <w:sz w:val="16"/>
-          <w:szCs w:val="16"/>
-          <w:rtl w:val="true"/>
-        </w:rPr>
-        <w:t xml:space="preserve">: </w:t>
-      </w:r>
-      <w:r>
-        <w:rPr>
-          <w:rFonts w:ascii="Dana Light" w:hAnsi="Dana Light" w:cs="Dana Light"/>
-          <w:b w:val="false"/>
-          <w:b w:val="false"/>
-          <w:i w:val="false"/>
-          <w:i w:val="false"/>
-          <w:color w:val="4D4D4D"/>
-          <w:sz w:val="16"/>
-          <w:sz w:val="16"/>
-          <w:szCs w:val="16"/>
-          <w:rtl w:val="true"/>
-        </w:rPr>
-        <w:t>آشنایی با محیط سامانه‌های پردازش موازی و پردازش سریع مبتنی بر لینوکس</w:t>
       </w:r>
     </w:p>
     <w:p>
@@ -14423,7 +14824,7 @@
         <w:sz w:val="16"/>
         <w:szCs w:val="16"/>
       </w:rPr>
-      <w:t>۲۴</w:t>
+      <w:t>۲۵</w:t>
     </w:r>
     <w:r>
       <w:rPr>
@@ -14507,7 +14908,7 @@
         <w:sz w:val="16"/>
         <w:szCs w:val="16"/>
       </w:rPr>
-      <w:t>۲۴</w:t>
+      <w:t>۲۵</w:t>
     </w:r>
     <w:r>
       <w:rPr>

--- a/assets/files/Aria-CV-Fa.docx
+++ b/assets/files/Aria-CV-Fa.docx
@@ -1088,6 +1088,30 @@
       <w:pPr>
         <w:pStyle w:val="Normal"/>
         <w:bidi w:val="1"/>
+        <w:spacing w:lineRule="auto" w:line="240" w:before="0" w:after="0"/>
+        <w:jc w:val="left"/>
+        <w:rPr/>
+      </w:pPr>
+      <w:r>
+        <w:rPr>
+          <w:rFonts w:ascii="Dana Light" w:hAnsi="Dana Light" w:cs="Dana Light"/>
+          <w:b w:val="false"/>
+          <w:b w:val="false"/>
+          <w:i w:val="false"/>
+          <w:i w:val="false"/>
+          <w:color w:val="4D4D4D"/>
+          <w:sz w:val="16"/>
+          <w:sz w:val="16"/>
+          <w:szCs w:val="16"/>
+          <w:rtl w:val="true"/>
+        </w:rPr>
+        <w:t>تمام‌وقت</w:t>
+      </w:r>
+    </w:p>
+    <w:p>
+      <w:pPr>
+        <w:pStyle w:val="Normal"/>
+        <w:bidi w:val="1"/>
         <w:spacing w:lineRule="auto" w:line="240" w:before="0" w:after="40"/>
         <w:jc w:val="left"/>
         <w:rPr/>
@@ -1277,10 +1301,6 @@
     <w:p>
       <w:pPr>
         <w:pStyle w:val="Normal"/>
-        <w:tabs>
-          <w:tab w:val="clear" w:pos="720"/>
-          <w:tab w:val="right" w:pos="10318" w:leader="none"/>
-        </w:tabs>
         <w:bidi w:val="1"/>
         <w:spacing w:lineRule="auto" w:line="240" w:before="0" w:after="0"/>
         <w:jc w:val="left"/>
@@ -1294,140 +1314,12 @@
           <w:i w:val="false"/>
           <w:i w:val="false"/>
           <w:color w:val="4D4D4D"/>
-          <w:sz w:val="21"/>
-          <w:sz w:val="21"/>
-          <w:szCs w:val="21"/>
-          <w:rtl w:val="true"/>
-        </w:rPr>
-        <w:t>کارشناس و پژوهشگر انتشارات</w:t>
-      </w:r>
-      <w:r>
-        <w:rPr>
-          <w:rFonts w:cs="Dana Light" w:ascii="Dana Light" w:hAnsi="Dana Light"/>
-          <w:b w:val="false"/>
-          <w:i w:val="false"/>
-          <w:color w:val="4D4D4D"/>
-          <w:spacing w:val="-3"/>
-          <w:sz w:val="21"/>
-          <w:szCs w:val="21"/>
-          <w:rtl w:val="true"/>
-        </w:rPr>
-        <w:tab/>
-      </w:r>
-      <w:r>
-        <w:rPr>
-          <w:rFonts w:ascii="Dana Light" w:hAnsi="Dana Light" w:cs="Dana Light"/>
-          <w:b w:val="false"/>
-          <w:b w:val="false"/>
-          <w:i w:val="false"/>
-          <w:i w:val="false"/>
-          <w:color w:val="4D4D4D"/>
-          <w:spacing w:val="-3"/>
-          <w:sz w:val="21"/>
-          <w:sz w:val="21"/>
-          <w:szCs w:val="21"/>
-          <w:rtl w:val="true"/>
-        </w:rPr>
-        <w:t xml:space="preserve">اسفند </w:t>
-      </w:r>
-      <w:r>
-        <w:rPr>
-          <w:rFonts w:ascii="Dana Light" w:hAnsi="Dana Light" w:cs="Dana Light"/>
-          <w:b w:val="false"/>
-          <w:b w:val="false"/>
-          <w:i w:val="false"/>
-          <w:i w:val="false"/>
-          <w:color w:val="4D4D4D"/>
-          <w:spacing w:val="-3"/>
-          <w:sz w:val="21"/>
-          <w:sz w:val="21"/>
-          <w:szCs w:val="21"/>
-        </w:rPr>
-        <w:t>۱۴۰۱</w:t>
-      </w:r>
-      <w:r>
-        <w:rPr>
-          <w:rFonts w:ascii="Dana Light" w:hAnsi="Dana Light" w:cs="Dana Light"/>
-          <w:b w:val="false"/>
-          <w:b w:val="false"/>
-          <w:i w:val="false"/>
-          <w:i w:val="false"/>
-          <w:color w:val="4D4D4D"/>
-          <w:spacing w:val="-3"/>
-          <w:sz w:val="21"/>
-          <w:sz w:val="21"/>
-          <w:szCs w:val="21"/>
-          <w:rtl w:val="true"/>
-        </w:rPr>
-        <w:t xml:space="preserve"> </w:t>
-      </w:r>
-      <w:r>
-        <w:rPr>
-          <w:rFonts w:cs="Dana Light" w:ascii="Dana Light" w:hAnsi="Dana Light"/>
-          <w:b w:val="false"/>
-          <w:i w:val="false"/>
-          <w:color w:val="4D4D4D"/>
-          <w:spacing w:val="-3"/>
-          <w:sz w:val="21"/>
-          <w:szCs w:val="21"/>
-          <w:rtl w:val="true"/>
-        </w:rPr>
-        <w:t xml:space="preserve">- </w:t>
-      </w:r>
-      <w:r>
-        <w:rPr>
-          <w:rFonts w:ascii="Dana Light" w:hAnsi="Dana Light" w:cs="Dana Light"/>
-          <w:b w:val="false"/>
-          <w:b w:val="false"/>
-          <w:i w:val="false"/>
-          <w:i w:val="false"/>
-          <w:color w:val="4D4D4D"/>
-          <w:spacing w:val="-3"/>
-          <w:sz w:val="21"/>
-          <w:sz w:val="21"/>
-          <w:szCs w:val="21"/>
-          <w:rtl w:val="true"/>
-        </w:rPr>
-        <w:t xml:space="preserve">فروردین </w:t>
-      </w:r>
-      <w:r>
-        <w:rPr>
-          <w:rFonts w:ascii="Dana Light" w:hAnsi="Dana Light" w:cs="Dana Light"/>
-          <w:b w:val="false"/>
-          <w:b w:val="false"/>
-          <w:i w:val="false"/>
-          <w:i w:val="false"/>
-          <w:color w:val="4D4D4D"/>
-          <w:spacing w:val="-3"/>
-          <w:sz w:val="21"/>
-          <w:sz w:val="21"/>
-          <w:szCs w:val="21"/>
-        </w:rPr>
-        <w:t>۱۴۰۵</w:t>
-      </w:r>
-    </w:p>
-    <w:p>
-      <w:pPr>
-        <w:pStyle w:val="Normal"/>
-        <w:bidi w:val="1"/>
-        <w:spacing w:lineRule="auto" w:line="240" w:before="60" w:after="0"/>
-        <w:jc w:val="left"/>
-        <w:rPr/>
-      </w:pPr>
-      <w:r>
-        <w:rPr>
-          <w:rFonts w:ascii="Dana DemiBold" w:hAnsi="Dana DemiBold" w:cs="Dana DemiBold"/>
-          <w:b w:val="false"/>
-          <w:b w:val="false"/>
-          <w:i w:val="false"/>
-          <w:i w:val="false"/>
-          <w:color w:val="1A1A1A"/>
-          <w:sz w:val="21"/>
-          <w:sz w:val="21"/>
-          <w:szCs w:val="21"/>
-          <w:rtl w:val="true"/>
-        </w:rPr>
-        <w:t>موسسه پژوهشی زمین‌شناسی پارس آرین زمین</w:t>
+          <w:sz w:val="16"/>
+          <w:sz w:val="16"/>
+          <w:szCs w:val="16"/>
+          <w:rtl w:val="true"/>
+        </w:rPr>
+        <w:t>تمام‌وقت</w:t>
       </w:r>
     </w:p>
     <w:p>
@@ -1455,7 +1347,7 @@
           <w:szCs w:val="21"/>
           <w:rtl w:val="true"/>
         </w:rPr>
-        <w:t>کارشناس زمین‌شناس</w:t>
+        <w:t>کارشناس و پژوهشگر انتشارات</w:t>
       </w:r>
       <w:r>
         <w:rPr>
@@ -1484,7 +1376,7 @@
           <w:szCs w:val="21"/>
           <w:rtl w:val="true"/>
         </w:rPr>
-        <w:t xml:space="preserve">بهمن </w:t>
+        <w:t xml:space="preserve">اسفند </w:t>
       </w:r>
       <w:r>
         <w:rPr>
@@ -1544,7 +1436,46 @@
           <w:szCs w:val="21"/>
           <w:rtl w:val="true"/>
         </w:rPr>
-        <w:t>اکنون</w:t>
+        <w:t xml:space="preserve">فروردین </w:t>
+      </w:r>
+      <w:r>
+        <w:rPr>
+          <w:rFonts w:ascii="Dana Light" w:hAnsi="Dana Light" w:cs="Dana Light"/>
+          <w:b w:val="false"/>
+          <w:b w:val="false"/>
+          <w:i w:val="false"/>
+          <w:i w:val="false"/>
+          <w:color w:val="4D4D4D"/>
+          <w:spacing w:val="-3"/>
+          <w:sz w:val="21"/>
+          <w:sz w:val="21"/>
+          <w:szCs w:val="21"/>
+        </w:rPr>
+        <w:t>۱۴۰۵</w:t>
+      </w:r>
+    </w:p>
+    <w:p>
+      <w:pPr>
+        <w:pStyle w:val="Normal"/>
+        <w:bidi w:val="1"/>
+        <w:spacing w:lineRule="auto" w:line="240" w:before="0" w:after="0"/>
+        <w:jc w:val="left"/>
+        <w:rPr/>
+      </w:pPr>
+      <w:r>
+        <w:rPr>
+          <w:rFonts w:ascii="Dana Light" w:hAnsi="Dana Light" w:cs="Dana Light"/>
+          <w:b w:val="false"/>
+          <w:b w:val="false"/>
+          <w:i w:val="false"/>
+          <w:i w:val="false"/>
+          <w:color w:val="4D4D4D"/>
+          <w:sz w:val="16"/>
+          <w:sz w:val="16"/>
+          <w:szCs w:val="16"/>
+          <w:rtl w:val="true"/>
+        </w:rPr>
+        <w:t>تمام‌وقت</w:t>
       </w:r>
     </w:p>
     <w:p>
@@ -1568,61 +1499,7 @@
           <w:szCs w:val="21"/>
           <w:rtl w:val="true"/>
         </w:rPr>
-        <w:t xml:space="preserve">شرکت توسعه دانش و هنر گوهرشناسی </w:t>
-      </w:r>
-      <w:r>
-        <w:rPr>
-          <w:rFonts w:cs="Dana DemiBold" w:ascii="Dana DemiBold" w:hAnsi="Dana DemiBold"/>
-          <w:b w:val="false"/>
-          <w:i w:val="false"/>
-          <w:color w:val="1A1A1A"/>
-          <w:sz w:val="21"/>
-          <w:szCs w:val="21"/>
-          <w:rtl w:val="true"/>
-        </w:rPr>
-        <w:t>(</w:t>
-      </w:r>
-      <w:r>
-        <w:rPr>
-          <w:rFonts w:ascii="Dana DemiBold" w:hAnsi="Dana DemiBold" w:cs="Dana DemiBold"/>
-          <w:b w:val="false"/>
-          <w:b w:val="false"/>
-          <w:i w:val="false"/>
-          <w:i w:val="false"/>
-          <w:color w:val="1A1A1A"/>
-          <w:sz w:val="21"/>
-          <w:sz w:val="21"/>
-          <w:szCs w:val="21"/>
-          <w:rtl w:val="true"/>
-        </w:rPr>
-        <w:t>جِمسا</w:t>
-      </w:r>
-      <w:r>
-        <w:rPr>
-          <w:rFonts w:cs="Dana DemiBold" w:ascii="Dana DemiBold" w:hAnsi="Dana DemiBold"/>
-          <w:b w:val="false"/>
-          <w:i w:val="false"/>
-          <w:color w:val="1A1A1A"/>
-          <w:sz w:val="21"/>
-          <w:szCs w:val="21"/>
-          <w:rtl w:val="true"/>
-        </w:rPr>
-        <w:t xml:space="preserve">) - </w:t>
-      </w:r>
-      <w:r>
-        <w:rPr>
-          <w:rFonts w:ascii="Dana DemiBold" w:hAnsi="Dana DemiBold" w:cs="Dana DemiBold"/>
-          <w:b w:val="false"/>
-          <w:b w:val="false"/>
-          <w:i w:val="false"/>
-          <w:i w:val="false"/>
-          <w:color w:val="1A1A1A"/>
-          <w:sz w:val="21"/>
-          <w:sz w:val="21"/>
-          <w:szCs w:val="21"/>
-          <w:rtl w:val="true"/>
-        </w:rPr>
-        <w:t>دانش‌بنیان</w:t>
+        <w:t>موسسه پژوهشی زمین‌شناسی پارس آرین زمین</w:t>
       </w:r>
     </w:p>
     <w:p>
@@ -1650,6 +1527,225 @@
           <w:szCs w:val="21"/>
           <w:rtl w:val="true"/>
         </w:rPr>
+        <w:t>کارشناس زمین‌شناس</w:t>
+      </w:r>
+      <w:r>
+        <w:rPr>
+          <w:rFonts w:cs="Dana Light" w:ascii="Dana Light" w:hAnsi="Dana Light"/>
+          <w:b w:val="false"/>
+          <w:i w:val="false"/>
+          <w:color w:val="4D4D4D"/>
+          <w:spacing w:val="-3"/>
+          <w:sz w:val="21"/>
+          <w:szCs w:val="21"/>
+          <w:rtl w:val="true"/>
+        </w:rPr>
+        <w:tab/>
+      </w:r>
+      <w:r>
+        <w:rPr>
+          <w:rFonts w:ascii="Dana Light" w:hAnsi="Dana Light" w:cs="Dana Light"/>
+          <w:b w:val="false"/>
+          <w:b w:val="false"/>
+          <w:i w:val="false"/>
+          <w:i w:val="false"/>
+          <w:color w:val="4D4D4D"/>
+          <w:spacing w:val="-3"/>
+          <w:sz w:val="21"/>
+          <w:sz w:val="21"/>
+          <w:szCs w:val="21"/>
+          <w:rtl w:val="true"/>
+        </w:rPr>
+        <w:t xml:space="preserve">بهمن </w:t>
+      </w:r>
+      <w:r>
+        <w:rPr>
+          <w:rFonts w:ascii="Dana Light" w:hAnsi="Dana Light" w:cs="Dana Light"/>
+          <w:b w:val="false"/>
+          <w:b w:val="false"/>
+          <w:i w:val="false"/>
+          <w:i w:val="false"/>
+          <w:color w:val="4D4D4D"/>
+          <w:spacing w:val="-3"/>
+          <w:sz w:val="21"/>
+          <w:sz w:val="21"/>
+          <w:szCs w:val="21"/>
+        </w:rPr>
+        <w:t>۱۴۰۱</w:t>
+      </w:r>
+      <w:r>
+        <w:rPr>
+          <w:rFonts w:ascii="Dana Light" w:hAnsi="Dana Light" w:cs="Dana Light"/>
+          <w:b w:val="false"/>
+          <w:b w:val="false"/>
+          <w:i w:val="false"/>
+          <w:i w:val="false"/>
+          <w:color w:val="4D4D4D"/>
+          <w:spacing w:val="-3"/>
+          <w:sz w:val="21"/>
+          <w:sz w:val="21"/>
+          <w:szCs w:val="21"/>
+          <w:rtl w:val="true"/>
+        </w:rPr>
+        <w:t xml:space="preserve"> </w:t>
+      </w:r>
+      <w:r>
+        <w:rPr>
+          <w:rFonts w:cs="Dana Light" w:ascii="Dana Light" w:hAnsi="Dana Light"/>
+          <w:b w:val="false"/>
+          <w:i w:val="false"/>
+          <w:color w:val="4D4D4D"/>
+          <w:spacing w:val="-3"/>
+          <w:sz w:val="21"/>
+          <w:szCs w:val="21"/>
+          <w:rtl w:val="true"/>
+        </w:rPr>
+        <w:t xml:space="preserve">- </w:t>
+      </w:r>
+      <w:r>
+        <w:rPr>
+          <w:rFonts w:ascii="Dana Light" w:hAnsi="Dana Light" w:cs="Dana Light"/>
+          <w:b w:val="false"/>
+          <w:b w:val="false"/>
+          <w:i w:val="false"/>
+          <w:i w:val="false"/>
+          <w:color w:val="4D4D4D"/>
+          <w:spacing w:val="-3"/>
+          <w:sz w:val="21"/>
+          <w:sz w:val="21"/>
+          <w:szCs w:val="21"/>
+          <w:rtl w:val="true"/>
+        </w:rPr>
+        <w:t>اکنون</w:t>
+      </w:r>
+    </w:p>
+    <w:p>
+      <w:pPr>
+        <w:pStyle w:val="Normal"/>
+        <w:bidi w:val="1"/>
+        <w:spacing w:lineRule="auto" w:line="240" w:before="0" w:after="0"/>
+        <w:jc w:val="left"/>
+        <w:rPr/>
+      </w:pPr>
+      <w:r>
+        <w:rPr>
+          <w:rFonts w:ascii="Dana Light" w:hAnsi="Dana Light" w:cs="Dana Light"/>
+          <w:b w:val="false"/>
+          <w:b w:val="false"/>
+          <w:i w:val="false"/>
+          <w:i w:val="false"/>
+          <w:color w:val="4D4D4D"/>
+          <w:sz w:val="16"/>
+          <w:sz w:val="16"/>
+          <w:szCs w:val="16"/>
+          <w:rtl w:val="true"/>
+        </w:rPr>
+        <w:t>تمام‌وقت</w:t>
+      </w:r>
+    </w:p>
+    <w:p>
+      <w:pPr>
+        <w:pStyle w:val="Normal"/>
+        <w:bidi w:val="1"/>
+        <w:spacing w:lineRule="auto" w:line="240" w:before="60" w:after="0"/>
+        <w:jc w:val="left"/>
+        <w:rPr/>
+      </w:pPr>
+      <w:r>
+        <w:rPr>
+          <w:rFonts w:ascii="Dana DemiBold" w:hAnsi="Dana DemiBold" w:cs="Dana DemiBold"/>
+          <w:b w:val="false"/>
+          <w:b w:val="false"/>
+          <w:i w:val="false"/>
+          <w:i w:val="false"/>
+          <w:color w:val="1A1A1A"/>
+          <w:sz w:val="21"/>
+          <w:sz w:val="21"/>
+          <w:szCs w:val="21"/>
+          <w:rtl w:val="true"/>
+        </w:rPr>
+        <w:t xml:space="preserve">شرکت توسعه دانش و هنر گوهرشناسی </w:t>
+      </w:r>
+      <w:r>
+        <w:rPr>
+          <w:rFonts w:cs="Dana DemiBold" w:ascii="Dana DemiBold" w:hAnsi="Dana DemiBold"/>
+          <w:b w:val="false"/>
+          <w:i w:val="false"/>
+          <w:color w:val="1A1A1A"/>
+          <w:sz w:val="21"/>
+          <w:szCs w:val="21"/>
+          <w:rtl w:val="true"/>
+        </w:rPr>
+        <w:t>(</w:t>
+      </w:r>
+      <w:r>
+        <w:rPr>
+          <w:rFonts w:ascii="Dana DemiBold" w:hAnsi="Dana DemiBold" w:cs="Dana DemiBold"/>
+          <w:b w:val="false"/>
+          <w:b w:val="false"/>
+          <w:i w:val="false"/>
+          <w:i w:val="false"/>
+          <w:color w:val="1A1A1A"/>
+          <w:sz w:val="21"/>
+          <w:sz w:val="21"/>
+          <w:szCs w:val="21"/>
+          <w:rtl w:val="true"/>
+        </w:rPr>
+        <w:t>جِمسا</w:t>
+      </w:r>
+      <w:r>
+        <w:rPr>
+          <w:rFonts w:cs="Dana DemiBold" w:ascii="Dana DemiBold" w:hAnsi="Dana DemiBold"/>
+          <w:b w:val="false"/>
+          <w:i w:val="false"/>
+          <w:color w:val="1A1A1A"/>
+          <w:sz w:val="21"/>
+          <w:szCs w:val="21"/>
+          <w:rtl w:val="true"/>
+        </w:rPr>
+        <w:t xml:space="preserve">) - </w:t>
+      </w:r>
+      <w:r>
+        <w:rPr>
+          <w:rFonts w:ascii="Dana DemiBold" w:hAnsi="Dana DemiBold" w:cs="Dana DemiBold"/>
+          <w:b w:val="false"/>
+          <w:b w:val="false"/>
+          <w:i w:val="false"/>
+          <w:i w:val="false"/>
+          <w:color w:val="1A1A1A"/>
+          <w:sz w:val="21"/>
+          <w:sz w:val="21"/>
+          <w:szCs w:val="21"/>
+          <w:rtl w:val="true"/>
+        </w:rPr>
+        <w:t>دانش‌بنیان</w:t>
+      </w:r>
+    </w:p>
+    <w:p>
+      <w:pPr>
+        <w:pStyle w:val="Normal"/>
+        <w:tabs>
+          <w:tab w:val="clear" w:pos="720"/>
+          <w:tab w:val="right" w:pos="10318" w:leader="none"/>
+        </w:tabs>
+        <w:bidi w:val="1"/>
+        <w:spacing w:lineRule="auto" w:line="240" w:before="0" w:after="0"/>
+        <w:jc w:val="left"/>
+        <w:rPr/>
+      </w:pPr>
+      <w:r>
+        <w:rPr>
+          <w:rFonts w:ascii="Dana Light" w:hAnsi="Dana Light" w:cs="Dana Light"/>
+          <w:b w:val="false"/>
+          <w:b w:val="false"/>
+          <w:i w:val="false"/>
+          <w:i w:val="false"/>
+          <w:color w:val="4D4D4D"/>
+          <w:sz w:val="21"/>
+          <w:sz w:val="21"/>
+          <w:szCs w:val="21"/>
+          <w:rtl w:val="true"/>
+        </w:rPr>
         <w:t xml:space="preserve">مدیر تحقیق و توسعه </w:t>
       </w:r>
       <w:r>
@@ -1790,6 +1886,30 @@
           <w:szCs w:val="21"/>
         </w:rPr>
         <w:t>۱۴۰۴</w:t>
+      </w:r>
+    </w:p>
+    <w:p>
+      <w:pPr>
+        <w:pStyle w:val="Normal"/>
+        <w:bidi w:val="1"/>
+        <w:spacing w:lineRule="auto" w:line="240" w:before="0" w:after="0"/>
+        <w:jc w:val="left"/>
+        <w:rPr/>
+      </w:pPr>
+      <w:r>
+        <w:rPr>
+          <w:rFonts w:ascii="Dana Light" w:hAnsi="Dana Light" w:cs="Dana Light"/>
+          <w:b w:val="false"/>
+          <w:b w:val="false"/>
+          <w:i w:val="false"/>
+          <w:i w:val="false"/>
+          <w:color w:val="4D4D4D"/>
+          <w:sz w:val="16"/>
+          <w:sz w:val="16"/>
+          <w:szCs w:val="16"/>
+          <w:rtl w:val="true"/>
+        </w:rPr>
+        <w:t>تمام‌وقت</w:t>
       </w:r>
     </w:p>
     <w:p>
@@ -14824,7 +14944,7 @@
         <w:sz w:val="16"/>
         <w:szCs w:val="16"/>
       </w:rPr>
-      <w:t>۲۵</w:t>
+      <w:t>۲۶</w:t>
     </w:r>
     <w:r>
       <w:rPr>
@@ -14908,7 +15028,7 @@
         <w:sz w:val="16"/>
         <w:szCs w:val="16"/>
       </w:rPr>
-      <w:t>۲۵</w:t>
+      <w:t>۲۶</w:t>
     </w:r>
     <w:r>
       <w:rPr>

--- a/assets/files/Aria-CV-Fa.docx
+++ b/assets/files/Aria-CV-Fa.docx
@@ -992,7 +992,34 @@
           <w:szCs w:val="21"/>
           <w:rtl w:val="true"/>
         </w:rPr>
-        <w:t>مدیرعامل و رئیس هیئت مدیره</w:t>
+        <w:t xml:space="preserve">مدیرعامل و رئیس هیئت مدیره  </w:t>
+      </w:r>
+      <w:r>
+        <w:rPr>
+          <w:rFonts w:cs="Dana Light" w:ascii="Dana Light" w:hAnsi="Dana Light"/>
+          <w:b w:val="false"/>
+          <w:i w:val="false"/>
+          <w:color w:val="4D4D4D"/>
+          <w:sz w:val="21"/>
+          <w:szCs w:val="21"/>
+          <w:rtl w:val="true"/>
+        </w:rPr>
+        <w:t xml:space="preserve">·  </w:t>
+      </w:r>
+      <w:r>
+        <w:rPr>
+          <w:rFonts w:ascii="Dana Light" w:hAnsi="Dana Light" w:cs="Dana Light"/>
+          <w:b w:val="false"/>
+          <w:b w:val="false"/>
+          <w:i w:val="false"/>
+          <w:i w:val="false"/>
+          <w:color w:val="4D4D4D"/>
+          <w:sz w:val="21"/>
+          <w:sz w:val="21"/>
+          <w:szCs w:val="21"/>
+          <w:rtl w:val="true"/>
+        </w:rPr>
+        <w:t>تمام‌وقت</w:t>
       </w:r>
       <w:r>
         <w:rPr>
@@ -1082,30 +1109,6 @@
           <w:rtl w:val="true"/>
         </w:rPr>
         <w:t>اکنون</w:t>
-      </w:r>
-    </w:p>
-    <w:p>
-      <w:pPr>
-        <w:pStyle w:val="Normal"/>
-        <w:bidi w:val="1"/>
-        <w:spacing w:lineRule="auto" w:line="240" w:before="0" w:after="0"/>
-        <w:jc w:val="left"/>
-        <w:rPr/>
-      </w:pPr>
-      <w:r>
-        <w:rPr>
-          <w:rFonts w:ascii="Dana Light" w:hAnsi="Dana Light" w:cs="Dana Light"/>
-          <w:b w:val="false"/>
-          <w:b w:val="false"/>
-          <w:i w:val="false"/>
-          <w:i w:val="false"/>
-          <w:color w:val="4D4D4D"/>
-          <w:sz w:val="16"/>
-          <w:sz w:val="16"/>
-          <w:szCs w:val="16"/>
-          <w:rtl w:val="true"/>
-        </w:rPr>
-        <w:t>تمام‌وقت</w:t>
       </w:r>
     </w:p>
     <w:p>
@@ -1206,7 +1209,34 @@
           <w:szCs w:val="21"/>
           <w:rtl w:val="true"/>
         </w:rPr>
-        <w:t>مدیر انتشارات</w:t>
+        <w:t xml:space="preserve">مدیر انتشارات  </w:t>
+      </w:r>
+      <w:r>
+        <w:rPr>
+          <w:rFonts w:cs="Dana Light" w:ascii="Dana Light" w:hAnsi="Dana Light"/>
+          <w:b w:val="false"/>
+          <w:i w:val="false"/>
+          <w:color w:val="4D4D4D"/>
+          <w:sz w:val="21"/>
+          <w:szCs w:val="21"/>
+          <w:rtl w:val="true"/>
+        </w:rPr>
+        <w:t xml:space="preserve">·  </w:t>
+      </w:r>
+      <w:r>
+        <w:rPr>
+          <w:rFonts w:ascii="Dana Light" w:hAnsi="Dana Light" w:cs="Dana Light"/>
+          <w:b w:val="false"/>
+          <w:b w:val="false"/>
+          <w:i w:val="false"/>
+          <w:i w:val="false"/>
+          <w:color w:val="4D4D4D"/>
+          <w:sz w:val="21"/>
+          <w:sz w:val="21"/>
+          <w:szCs w:val="21"/>
+          <w:rtl w:val="true"/>
+        </w:rPr>
+        <w:t>تمام‌وقت</w:t>
       </w:r>
       <w:r>
         <w:rPr>
@@ -1296,30 +1326,6 @@
           <w:rtl w:val="true"/>
         </w:rPr>
         <w:t>اکنون</w:t>
-      </w:r>
-    </w:p>
-    <w:p>
-      <w:pPr>
-        <w:pStyle w:val="Normal"/>
-        <w:bidi w:val="1"/>
-        <w:spacing w:lineRule="auto" w:line="240" w:before="0" w:after="0"/>
-        <w:jc w:val="left"/>
-        <w:rPr/>
-      </w:pPr>
-      <w:r>
-        <w:rPr>
-          <w:rFonts w:ascii="Dana Light" w:hAnsi="Dana Light" w:cs="Dana Light"/>
-          <w:b w:val="false"/>
-          <w:b w:val="false"/>
-          <w:i w:val="false"/>
-          <w:i w:val="false"/>
-          <w:color w:val="4D4D4D"/>
-          <w:sz w:val="16"/>
-          <w:sz w:val="16"/>
-          <w:szCs w:val="16"/>
-          <w:rtl w:val="true"/>
-        </w:rPr>
-        <w:t>تمام‌وقت</w:t>
       </w:r>
     </w:p>
     <w:p>
@@ -1347,7 +1353,34 @@
           <w:szCs w:val="21"/>
           <w:rtl w:val="true"/>
         </w:rPr>
-        <w:t>کارشناس و پژوهشگر انتشارات</w:t>
+        <w:t xml:space="preserve">کارشناس و پژوهشگر انتشارات  </w:t>
+      </w:r>
+      <w:r>
+        <w:rPr>
+          <w:rFonts w:cs="Dana Light" w:ascii="Dana Light" w:hAnsi="Dana Light"/>
+          <w:b w:val="false"/>
+          <w:i w:val="false"/>
+          <w:color w:val="4D4D4D"/>
+          <w:sz w:val="21"/>
+          <w:szCs w:val="21"/>
+          <w:rtl w:val="true"/>
+        </w:rPr>
+        <w:t xml:space="preserve">·  </w:t>
+      </w:r>
+      <w:r>
+        <w:rPr>
+          <w:rFonts w:ascii="Dana Light" w:hAnsi="Dana Light" w:cs="Dana Light"/>
+          <w:b w:val="false"/>
+          <w:b w:val="false"/>
+          <w:i w:val="false"/>
+          <w:i w:val="false"/>
+          <w:color w:val="4D4D4D"/>
+          <w:sz w:val="21"/>
+          <w:sz w:val="21"/>
+          <w:szCs w:val="21"/>
+          <w:rtl w:val="true"/>
+        </w:rPr>
+        <w:t>پاره‌وقت</w:t>
       </w:r>
       <w:r>
         <w:rPr>
@@ -1452,30 +1485,6 @@
           <w:szCs w:val="21"/>
         </w:rPr>
         <w:t>۱۴۰۵</w:t>
-      </w:r>
-    </w:p>
-    <w:p>
-      <w:pPr>
-        <w:pStyle w:val="Normal"/>
-        <w:bidi w:val="1"/>
-        <w:spacing w:lineRule="auto" w:line="240" w:before="0" w:after="0"/>
-        <w:jc w:val="left"/>
-        <w:rPr/>
-      </w:pPr>
-      <w:r>
-        <w:rPr>
-          <w:rFonts w:ascii="Dana Light" w:hAnsi="Dana Light" w:cs="Dana Light"/>
-          <w:b w:val="false"/>
-          <w:b w:val="false"/>
-          <w:i w:val="false"/>
-          <w:i w:val="false"/>
-          <w:color w:val="4D4D4D"/>
-          <w:sz w:val="16"/>
-          <w:sz w:val="16"/>
-          <w:szCs w:val="16"/>
-          <w:rtl w:val="true"/>
-        </w:rPr>
-        <w:t>تمام‌وقت</w:t>
       </w:r>
     </w:p>
     <w:p>
@@ -1527,7 +1536,34 @@
           <w:szCs w:val="21"/>
           <w:rtl w:val="true"/>
         </w:rPr>
-        <w:t>کارشناس زمین‌شناس</w:t>
+        <w:t xml:space="preserve">کارشناس زمین‌شناس  </w:t>
+      </w:r>
+      <w:r>
+        <w:rPr>
+          <w:rFonts w:cs="Dana Light" w:ascii="Dana Light" w:hAnsi="Dana Light"/>
+          <w:b w:val="false"/>
+          <w:i w:val="false"/>
+          <w:color w:val="4D4D4D"/>
+          <w:sz w:val="21"/>
+          <w:szCs w:val="21"/>
+          <w:rtl w:val="true"/>
+        </w:rPr>
+        <w:t xml:space="preserve">·  </w:t>
+      </w:r>
+      <w:r>
+        <w:rPr>
+          <w:rFonts w:ascii="Dana Light" w:hAnsi="Dana Light" w:cs="Dana Light"/>
+          <w:b w:val="false"/>
+          <w:b w:val="false"/>
+          <w:i w:val="false"/>
+          <w:i w:val="false"/>
+          <w:color w:val="4D4D4D"/>
+          <w:sz w:val="21"/>
+          <w:sz w:val="21"/>
+          <w:szCs w:val="21"/>
+          <w:rtl w:val="true"/>
+        </w:rPr>
+        <w:t>تمام‌وقت</w:t>
       </w:r>
       <w:r>
         <w:rPr>
@@ -1617,30 +1653,6 @@
           <w:rtl w:val="true"/>
         </w:rPr>
         <w:t>اکنون</w:t>
-      </w:r>
-    </w:p>
-    <w:p>
-      <w:pPr>
-        <w:pStyle w:val="Normal"/>
-        <w:bidi w:val="1"/>
-        <w:spacing w:lineRule="auto" w:line="240" w:before="0" w:after="0"/>
-        <w:jc w:val="left"/>
-        <w:rPr/>
-      </w:pPr>
-      <w:r>
-        <w:rPr>
-          <w:rFonts w:ascii="Dana Light" w:hAnsi="Dana Light" w:cs="Dana Light"/>
-          <w:b w:val="false"/>
-          <w:b w:val="false"/>
-          <w:i w:val="false"/>
-          <w:i w:val="false"/>
-          <w:color w:val="4D4D4D"/>
-          <w:sz w:val="16"/>
-          <w:sz w:val="16"/>
-          <w:szCs w:val="16"/>
-          <w:rtl w:val="true"/>
-        </w:rPr>
-        <w:t>تمام‌وقت</w:t>
       </w:r>
     </w:p>
     <w:p>
@@ -1781,7 +1793,22 @@
           <w:szCs w:val="21"/>
           <w:rtl w:val="true"/>
         </w:rPr>
-        <w:t>)</w:t>
+        <w:t xml:space="preserve">)  ·  </w:t>
+      </w:r>
+      <w:r>
+        <w:rPr>
+          <w:rFonts w:ascii="Dana Light" w:hAnsi="Dana Light" w:cs="Dana Light"/>
+          <w:b w:val="false"/>
+          <w:b w:val="false"/>
+          <w:i w:val="false"/>
+          <w:i w:val="false"/>
+          <w:color w:val="4D4D4D"/>
+          <w:sz w:val="21"/>
+          <w:sz w:val="21"/>
+          <w:szCs w:val="21"/>
+          <w:rtl w:val="true"/>
+        </w:rPr>
+        <w:t>تمام‌وقت</w:t>
       </w:r>
       <w:r>
         <w:rPr>
@@ -1886,30 +1913,6 @@
           <w:szCs w:val="21"/>
         </w:rPr>
         <w:t>۱۴۰۴</w:t>
-      </w:r>
-    </w:p>
-    <w:p>
-      <w:pPr>
-        <w:pStyle w:val="Normal"/>
-        <w:bidi w:val="1"/>
-        <w:spacing w:lineRule="auto" w:line="240" w:before="0" w:after="0"/>
-        <w:jc w:val="left"/>
-        <w:rPr/>
-      </w:pPr>
-      <w:r>
-        <w:rPr>
-          <w:rFonts w:ascii="Dana Light" w:hAnsi="Dana Light" w:cs="Dana Light"/>
-          <w:b w:val="false"/>
-          <w:b w:val="false"/>
-          <w:i w:val="false"/>
-          <w:i w:val="false"/>
-          <w:color w:val="4D4D4D"/>
-          <w:sz w:val="16"/>
-          <w:sz w:val="16"/>
-          <w:szCs w:val="16"/>
-          <w:rtl w:val="true"/>
-        </w:rPr>
-        <w:t>تمام‌وقت</w:t>
       </w:r>
     </w:p>
     <w:p>
@@ -2839,6 +2842,33 @@
           <w:szCs w:val="16"/>
           <w:rtl w:val="true"/>
         </w:rPr>
+        <w:t xml:space="preserve">پژوهش بر روی شناسایی شیمیایی و تحلیل داده‌های نمونه‌های گیاهان و مواد اولیه دارویی </w:t>
+      </w:r>
+      <w:r>
+        <w:rPr>
+          <w:rFonts w:cs="Dana Light" w:ascii="Dana Light" w:hAnsi="Dana Light"/>
+          <w:b w:val="false"/>
+          <w:i w:val="false"/>
+          <w:color w:val="4D4D4D"/>
+          <w:sz w:val="16"/>
+          <w:szCs w:val="16"/>
+          <w:rtl w:val="true"/>
+        </w:rPr>
+        <w:t xml:space="preserve">· </w:t>
+      </w:r>
+      <w:r>
+        <w:rPr>
+          <w:rFonts w:ascii="Dana Light" w:hAnsi="Dana Light" w:cs="Dana Light"/>
+          <w:b w:val="false"/>
+          <w:b w:val="false"/>
+          <w:i w:val="false"/>
+          <w:i w:val="false"/>
+          <w:color w:val="4D4D4D"/>
+          <w:sz w:val="16"/>
+          <w:sz w:val="16"/>
+          <w:szCs w:val="16"/>
+          <w:rtl w:val="true"/>
+        </w:rPr>
         <w:t>تحت نظر</w:t>
       </w:r>
       <w:r>
@@ -3116,6 +3146,83 @@
           <w:szCs w:val="16"/>
           <w:rtl w:val="true"/>
         </w:rPr>
+        <w:t xml:space="preserve">مدیریت و توسعه زیرساخت محاسبات پرسرعت </w:t>
+      </w:r>
+      <w:r>
+        <w:rPr>
+          <w:rFonts w:cs="Dana Light" w:ascii="Dana Light" w:hAnsi="Dana Light"/>
+          <w:b w:val="false"/>
+          <w:i w:val="false"/>
+          <w:color w:val="4D4D4D"/>
+          <w:sz w:val="16"/>
+          <w:szCs w:val="16"/>
+          <w:rtl w:val="true"/>
+        </w:rPr>
+        <w:t>(</w:t>
+      </w:r>
+      <w:r>
+        <w:rPr>
+          <w:rFonts w:cs="Dana Light" w:ascii="Dana Light" w:hAnsi="Dana Light"/>
+          <w:b w:val="false"/>
+          <w:i w:val="false"/>
+          <w:color w:val="4D4D4D"/>
+          <w:sz w:val="16"/>
+          <w:szCs w:val="16"/>
+        </w:rPr>
+        <w:t>HPC</w:t>
+      </w:r>
+      <w:r>
+        <w:rPr>
+          <w:rFonts w:cs="Dana Light" w:ascii="Dana Light" w:hAnsi="Dana Light"/>
+          <w:b w:val="false"/>
+          <w:i w:val="false"/>
+          <w:color w:val="4D4D4D"/>
+          <w:sz w:val="16"/>
+          <w:szCs w:val="16"/>
+          <w:rtl w:val="true"/>
+        </w:rPr>
+        <w:t xml:space="preserve">) </w:t>
+      </w:r>
+      <w:r>
+        <w:rPr>
+          <w:rFonts w:ascii="Dana Light" w:hAnsi="Dana Light" w:cs="Dana Light"/>
+          <w:b w:val="false"/>
+          <w:b w:val="false"/>
+          <w:i w:val="false"/>
+          <w:i w:val="false"/>
+          <w:color w:val="4D4D4D"/>
+          <w:sz w:val="16"/>
+          <w:sz w:val="16"/>
+          <w:szCs w:val="16"/>
+          <w:rtl w:val="true"/>
+        </w:rPr>
+        <w:t xml:space="preserve">دانشکده برای پشتیبانی از پژوهش‌های شیمی محاسباتی و شیمی فیزیک </w:t>
+      </w:r>
+      <w:r>
+        <w:rPr>
+          <w:rFonts w:cs="Dana Light" w:ascii="Dana Light" w:hAnsi="Dana Light"/>
+          <w:b w:val="false"/>
+          <w:i w:val="false"/>
+          <w:color w:val="4D4D4D"/>
+          <w:sz w:val="16"/>
+          <w:szCs w:val="16"/>
+          <w:rtl w:val="true"/>
+        </w:rPr>
+        <w:t xml:space="preserve">· </w:t>
+      </w:r>
+      <w:r>
+        <w:rPr>
+          <w:rFonts w:ascii="Dana Light" w:hAnsi="Dana Light" w:cs="Dana Light"/>
+          <w:b w:val="false"/>
+          <w:b w:val="false"/>
+          <w:i w:val="false"/>
+          <w:i w:val="false"/>
+          <w:color w:val="4D4D4D"/>
+          <w:sz w:val="16"/>
+          <w:sz w:val="16"/>
+          <w:szCs w:val="16"/>
+          <w:rtl w:val="true"/>
+        </w:rPr>
         <w:t>تحت نظر</w:t>
       </w:r>
       <w:r>
@@ -3265,7 +3372,7 @@
           <w:sz w:val="21"/>
           <w:szCs w:val="21"/>
         </w:rPr>
-        <w:t>۱۴۰۴</w:t>
+        <w:t>۱۴۰۱</w:t>
       </w:r>
       <w:r>
         <w:rPr>
@@ -3345,6 +3452,33 @@
         <w:jc w:val="left"/>
         <w:rPr/>
       </w:pPr>
+      <w:r>
+        <w:rPr>
+          <w:rFonts w:ascii="Dana Light" w:hAnsi="Dana Light" w:cs="Dana Light"/>
+          <w:b w:val="false"/>
+          <w:b w:val="false"/>
+          <w:i w:val="false"/>
+          <w:i w:val="false"/>
+          <w:color w:val="4D4D4D"/>
+          <w:sz w:val="16"/>
+          <w:sz w:val="16"/>
+          <w:szCs w:val="16"/>
+          <w:rtl w:val="true"/>
+        </w:rPr>
+        <w:t xml:space="preserve">پژوهش در زمینه زمین‌شناسی اقتصادی و کانسارها، شامل تحلیل داده‌های پتروگرافی و ژئوشیمیایی </w:t>
+      </w:r>
+      <w:r>
+        <w:rPr>
+          <w:rFonts w:cs="Dana Light" w:ascii="Dana Light" w:hAnsi="Dana Light"/>
+          <w:b w:val="false"/>
+          <w:i w:val="false"/>
+          <w:color w:val="4D4D4D"/>
+          <w:sz w:val="16"/>
+          <w:szCs w:val="16"/>
+          <w:rtl w:val="true"/>
+        </w:rPr>
+        <w:t xml:space="preserve">· </w:t>
+      </w:r>
       <w:r>
         <w:rPr>
           <w:rFonts w:ascii="Dana Light" w:hAnsi="Dana Light" w:cs="Dana Light"/>
@@ -3697,6 +3831,552 @@
           <w:rtl w:val="true"/>
         </w:rPr>
         <w:t>آشنایی با محیط سامانه‌های پردازش موازی و پردازش سریع مبتنی بر لینوکس</w:t>
+      </w:r>
+    </w:p>
+    <w:p>
+      <w:pPr>
+        <w:pStyle w:val="Normal"/>
+        <w:tabs>
+          <w:tab w:val="clear" w:pos="720"/>
+          <w:tab w:val="right" w:pos="10318" w:leader="none"/>
+        </w:tabs>
+        <w:bidi w:val="1"/>
+        <w:spacing w:lineRule="auto" w:line="240" w:before="0" w:after="0"/>
+        <w:jc w:val="left"/>
+        <w:rPr/>
+      </w:pPr>
+      <w:r>
+        <w:rPr>
+          <w:rFonts w:ascii="Dana DemiBold" w:hAnsi="Dana DemiBold" w:cs="Dana DemiBold"/>
+          <w:b w:val="false"/>
+          <w:b w:val="false"/>
+          <w:i w:val="false"/>
+          <w:i w:val="false"/>
+          <w:color w:val="1A1A1A"/>
+          <w:sz w:val="21"/>
+          <w:sz w:val="21"/>
+          <w:szCs w:val="21"/>
+          <w:rtl w:val="true"/>
+        </w:rPr>
+        <w:t>سنگ‌شناسی آذرین</w:t>
+      </w:r>
+      <w:r>
+        <w:rPr>
+          <w:rFonts w:cs="Dana Light" w:ascii="Dana Light" w:hAnsi="Dana Light"/>
+          <w:b w:val="false"/>
+          <w:i w:val="false"/>
+          <w:color w:val="4D4D4D"/>
+          <w:spacing w:val="-3"/>
+          <w:sz w:val="21"/>
+          <w:szCs w:val="21"/>
+          <w:rtl w:val="true"/>
+        </w:rPr>
+        <w:tab/>
+      </w:r>
+      <w:r>
+        <w:rPr>
+          <w:rFonts w:ascii="Dana Light" w:hAnsi="Dana Light" w:cs="Dana Light"/>
+          <w:b w:val="false"/>
+          <w:b w:val="false"/>
+          <w:i w:val="false"/>
+          <w:i w:val="false"/>
+          <w:color w:val="4D4D4D"/>
+          <w:spacing w:val="-3"/>
+          <w:sz w:val="21"/>
+          <w:sz w:val="21"/>
+          <w:szCs w:val="21"/>
+          <w:rtl w:val="true"/>
+        </w:rPr>
+        <w:t xml:space="preserve">مهر </w:t>
+      </w:r>
+      <w:r>
+        <w:rPr>
+          <w:rFonts w:ascii="Dana Light" w:hAnsi="Dana Light" w:cs="Dana Light"/>
+          <w:b w:val="false"/>
+          <w:b w:val="false"/>
+          <w:i w:val="false"/>
+          <w:i w:val="false"/>
+          <w:color w:val="4D4D4D"/>
+          <w:spacing w:val="-3"/>
+          <w:sz w:val="21"/>
+          <w:sz w:val="21"/>
+          <w:szCs w:val="21"/>
+        </w:rPr>
+        <w:t>۱۴۰۴</w:t>
+      </w:r>
+      <w:r>
+        <w:rPr>
+          <w:rFonts w:ascii="Dana Light" w:hAnsi="Dana Light" w:cs="Dana Light"/>
+          <w:b w:val="false"/>
+          <w:b w:val="false"/>
+          <w:i w:val="false"/>
+          <w:i w:val="false"/>
+          <w:color w:val="4D4D4D"/>
+          <w:spacing w:val="-3"/>
+          <w:sz w:val="21"/>
+          <w:sz w:val="21"/>
+          <w:szCs w:val="21"/>
+          <w:rtl w:val="true"/>
+        </w:rPr>
+        <w:t xml:space="preserve"> </w:t>
+      </w:r>
+      <w:r>
+        <w:rPr>
+          <w:rFonts w:cs="Dana Light" w:ascii="Dana Light" w:hAnsi="Dana Light"/>
+          <w:b w:val="false"/>
+          <w:i w:val="false"/>
+          <w:color w:val="4D4D4D"/>
+          <w:spacing w:val="-3"/>
+          <w:sz w:val="21"/>
+          <w:szCs w:val="21"/>
+          <w:rtl w:val="true"/>
+        </w:rPr>
+        <w:t xml:space="preserve">- </w:t>
+      </w:r>
+      <w:r>
+        <w:rPr>
+          <w:rFonts w:ascii="Dana Light" w:hAnsi="Dana Light" w:cs="Dana Light"/>
+          <w:b w:val="false"/>
+          <w:b w:val="false"/>
+          <w:i w:val="false"/>
+          <w:i w:val="false"/>
+          <w:color w:val="4D4D4D"/>
+          <w:spacing w:val="-3"/>
+          <w:sz w:val="21"/>
+          <w:sz w:val="21"/>
+          <w:szCs w:val="21"/>
+          <w:rtl w:val="true"/>
+        </w:rPr>
+        <w:t xml:space="preserve">بهمن </w:t>
+      </w:r>
+      <w:r>
+        <w:rPr>
+          <w:rFonts w:ascii="Dana Light" w:hAnsi="Dana Light" w:cs="Dana Light"/>
+          <w:b w:val="false"/>
+          <w:b w:val="false"/>
+          <w:i w:val="false"/>
+          <w:i w:val="false"/>
+          <w:color w:val="4D4D4D"/>
+          <w:spacing w:val="-3"/>
+          <w:sz w:val="21"/>
+          <w:sz w:val="21"/>
+          <w:szCs w:val="21"/>
+        </w:rPr>
+        <w:t>۱۴۰۴</w:t>
+      </w:r>
+    </w:p>
+    <w:p>
+      <w:pPr>
+        <w:pStyle w:val="Normal"/>
+        <w:bidi w:val="1"/>
+        <w:spacing w:lineRule="auto" w:line="240" w:before="0" w:after="0"/>
+        <w:jc w:val="both"/>
+        <w:rPr/>
+      </w:pPr>
+      <w:r>
+        <w:rPr>
+          <w:rFonts w:ascii="Dana Light" w:hAnsi="Dana Light" w:cs="Dana Light"/>
+          <w:b w:val="false"/>
+          <w:b w:val="false"/>
+          <w:i w:val="false"/>
+          <w:i w:val="false"/>
+          <w:color w:val="4D4D4D"/>
+          <w:sz w:val="21"/>
+          <w:sz w:val="21"/>
+          <w:szCs w:val="21"/>
+          <w:rtl w:val="true"/>
+        </w:rPr>
+        <w:t>دانشگاه شهید بهشتی تهران، دانشکده علوم زمین</w:t>
+      </w:r>
+    </w:p>
+    <w:p>
+      <w:pPr>
+        <w:pStyle w:val="Normal"/>
+        <w:bidi w:val="1"/>
+        <w:spacing w:lineRule="auto" w:line="240" w:before="0" w:after="40"/>
+        <w:jc w:val="left"/>
+        <w:rPr/>
+      </w:pPr>
+      <w:r>
+        <w:rPr>
+          <w:rFonts w:ascii="Dana Light" w:hAnsi="Dana Light" w:cs="Dana Light"/>
+          <w:b w:val="false"/>
+          <w:b w:val="false"/>
+          <w:i w:val="false"/>
+          <w:i w:val="false"/>
+          <w:color w:val="4D4D4D"/>
+          <w:sz w:val="16"/>
+          <w:sz w:val="16"/>
+          <w:szCs w:val="16"/>
+          <w:rtl w:val="true"/>
+        </w:rPr>
+        <w:t xml:space="preserve">دستیار استاد </w:t>
+      </w:r>
+      <w:r>
+        <w:rPr>
+          <w:rFonts w:cs="Dana Light" w:ascii="Dana Light" w:hAnsi="Dana Light"/>
+          <w:b w:val="false"/>
+          <w:i w:val="false"/>
+          <w:color w:val="4D4D4D"/>
+          <w:sz w:val="16"/>
+          <w:szCs w:val="16"/>
+          <w:rtl w:val="true"/>
+        </w:rPr>
+        <w:t xml:space="preserve">· </w:t>
+      </w:r>
+      <w:r>
+        <w:rPr>
+          <w:rFonts w:ascii="Dana Light" w:hAnsi="Dana Light" w:cs="Dana Light"/>
+          <w:b w:val="false"/>
+          <w:b w:val="false"/>
+          <w:i w:val="false"/>
+          <w:i w:val="false"/>
+          <w:color w:val="4D4D4D"/>
+          <w:sz w:val="16"/>
+          <w:sz w:val="16"/>
+          <w:szCs w:val="16"/>
+          <w:rtl w:val="true"/>
+        </w:rPr>
+        <w:t xml:space="preserve">درس ارائه‌شده برای دانشجویان نیمسال سوم مقطع کارشناسی </w:t>
+      </w:r>
+      <w:r>
+        <w:rPr>
+          <w:rFonts w:cs="Dana Light" w:ascii="Dana Light" w:hAnsi="Dana Light"/>
+          <w:b w:val="false"/>
+          <w:i w:val="false"/>
+          <w:color w:val="4D4D4D"/>
+          <w:sz w:val="16"/>
+          <w:szCs w:val="16"/>
+          <w:rtl w:val="true"/>
+        </w:rPr>
+        <w:t xml:space="preserve">· </w:t>
+      </w:r>
+      <w:r>
+        <w:rPr>
+          <w:rFonts w:ascii="Dana Light" w:hAnsi="Dana Light" w:cs="Dana Light"/>
+          <w:b w:val="false"/>
+          <w:b w:val="false"/>
+          <w:i w:val="false"/>
+          <w:i w:val="false"/>
+          <w:color w:val="4D4D4D"/>
+          <w:sz w:val="16"/>
+          <w:sz w:val="16"/>
+          <w:szCs w:val="16"/>
+          <w:rtl w:val="true"/>
+        </w:rPr>
+        <w:t xml:space="preserve">دستیار پروفسور منصور قربانی </w:t>
+      </w:r>
+      <w:r>
+        <w:rPr>
+          <w:rFonts w:cs="Dana Light" w:ascii="Dana Light" w:hAnsi="Dana Light"/>
+          <w:b w:val="false"/>
+          <w:i w:val="false"/>
+          <w:color w:val="4D4D4D"/>
+          <w:sz w:val="16"/>
+          <w:szCs w:val="16"/>
+          <w:rtl w:val="true"/>
+        </w:rPr>
+        <w:t>(</w:t>
+      </w:r>
+      <w:r>
+        <w:rPr>
+          <w:rFonts w:ascii="Dana Light" w:hAnsi="Dana Light" w:cs="Dana Light"/>
+          <w:b w:val="false"/>
+          <w:b w:val="false"/>
+          <w:i w:val="false"/>
+          <w:i w:val="false"/>
+          <w:color w:val="4D4D4D"/>
+          <w:sz w:val="16"/>
+          <w:sz w:val="16"/>
+          <w:szCs w:val="16"/>
+          <w:rtl w:val="true"/>
+        </w:rPr>
+        <w:t>فول پروفسور</w:t>
+      </w:r>
+      <w:r>
+        <w:rPr>
+          <w:rFonts w:cs="Dana Light" w:ascii="Dana Light" w:hAnsi="Dana Light"/>
+          <w:b w:val="false"/>
+          <w:i w:val="false"/>
+          <w:color w:val="4D4D4D"/>
+          <w:sz w:val="16"/>
+          <w:szCs w:val="16"/>
+          <w:rtl w:val="true"/>
+        </w:rPr>
+        <w:t>)</w:t>
+      </w:r>
+    </w:p>
+    <w:p>
+      <w:pPr>
+        <w:pStyle w:val="Normal"/>
+        <w:tabs>
+          <w:tab w:val="clear" w:pos="720"/>
+          <w:tab w:val="right" w:pos="10318" w:leader="none"/>
+        </w:tabs>
+        <w:bidi w:val="1"/>
+        <w:spacing w:lineRule="auto" w:line="240" w:before="0" w:after="0"/>
+        <w:jc w:val="left"/>
+        <w:rPr/>
+      </w:pPr>
+      <w:r>
+        <w:rPr>
+          <w:rFonts w:ascii="Dana DemiBold" w:hAnsi="Dana DemiBold" w:cs="Dana DemiBold"/>
+          <w:b w:val="false"/>
+          <w:b w:val="false"/>
+          <w:i w:val="false"/>
+          <w:i w:val="false"/>
+          <w:color w:val="1A1A1A"/>
+          <w:sz w:val="21"/>
+          <w:sz w:val="21"/>
+          <w:szCs w:val="21"/>
+          <w:rtl w:val="true"/>
+        </w:rPr>
+        <w:t>سنگ‌شناسی آذرین</w:t>
+      </w:r>
+      <w:r>
+        <w:rPr>
+          <w:rFonts w:cs="Dana Light" w:ascii="Dana Light" w:hAnsi="Dana Light"/>
+          <w:b w:val="false"/>
+          <w:i w:val="false"/>
+          <w:color w:val="4D4D4D"/>
+          <w:spacing w:val="-3"/>
+          <w:sz w:val="21"/>
+          <w:szCs w:val="21"/>
+          <w:rtl w:val="true"/>
+        </w:rPr>
+        <w:tab/>
+      </w:r>
+      <w:r>
+        <w:rPr>
+          <w:rFonts w:ascii="Dana Light" w:hAnsi="Dana Light" w:cs="Dana Light"/>
+          <w:b w:val="false"/>
+          <w:b w:val="false"/>
+          <w:i w:val="false"/>
+          <w:i w:val="false"/>
+          <w:color w:val="4D4D4D"/>
+          <w:spacing w:val="-3"/>
+          <w:sz w:val="21"/>
+          <w:sz w:val="21"/>
+          <w:szCs w:val="21"/>
+          <w:rtl w:val="true"/>
+        </w:rPr>
+        <w:t xml:space="preserve">مهر </w:t>
+      </w:r>
+      <w:r>
+        <w:rPr>
+          <w:rFonts w:ascii="Dana Light" w:hAnsi="Dana Light" w:cs="Dana Light"/>
+          <w:b w:val="false"/>
+          <w:b w:val="false"/>
+          <w:i w:val="false"/>
+          <w:i w:val="false"/>
+          <w:color w:val="4D4D4D"/>
+          <w:spacing w:val="-3"/>
+          <w:sz w:val="21"/>
+          <w:sz w:val="21"/>
+          <w:szCs w:val="21"/>
+        </w:rPr>
+        <w:t>۱۴۰۳</w:t>
+      </w:r>
+      <w:r>
+        <w:rPr>
+          <w:rFonts w:ascii="Dana Light" w:hAnsi="Dana Light" w:cs="Dana Light"/>
+          <w:b w:val="false"/>
+          <w:b w:val="false"/>
+          <w:i w:val="false"/>
+          <w:i w:val="false"/>
+          <w:color w:val="4D4D4D"/>
+          <w:spacing w:val="-3"/>
+          <w:sz w:val="21"/>
+          <w:sz w:val="21"/>
+          <w:szCs w:val="21"/>
+          <w:rtl w:val="true"/>
+        </w:rPr>
+        <w:t xml:space="preserve"> </w:t>
+      </w:r>
+      <w:r>
+        <w:rPr>
+          <w:rFonts w:cs="Dana Light" w:ascii="Dana Light" w:hAnsi="Dana Light"/>
+          <w:b w:val="false"/>
+          <w:i w:val="false"/>
+          <w:color w:val="4D4D4D"/>
+          <w:spacing w:val="-3"/>
+          <w:sz w:val="21"/>
+          <w:szCs w:val="21"/>
+          <w:rtl w:val="true"/>
+        </w:rPr>
+        <w:t xml:space="preserve">- </w:t>
+      </w:r>
+      <w:r>
+        <w:rPr>
+          <w:rFonts w:ascii="Dana Light" w:hAnsi="Dana Light" w:cs="Dana Light"/>
+          <w:b w:val="false"/>
+          <w:b w:val="false"/>
+          <w:i w:val="false"/>
+          <w:i w:val="false"/>
+          <w:color w:val="4D4D4D"/>
+          <w:spacing w:val="-3"/>
+          <w:sz w:val="21"/>
+          <w:sz w:val="21"/>
+          <w:szCs w:val="21"/>
+          <w:rtl w:val="true"/>
+        </w:rPr>
+        <w:t xml:space="preserve">بهمن </w:t>
+      </w:r>
+      <w:r>
+        <w:rPr>
+          <w:rFonts w:ascii="Dana Light" w:hAnsi="Dana Light" w:cs="Dana Light"/>
+          <w:b w:val="false"/>
+          <w:b w:val="false"/>
+          <w:i w:val="false"/>
+          <w:i w:val="false"/>
+          <w:color w:val="4D4D4D"/>
+          <w:spacing w:val="-3"/>
+          <w:sz w:val="21"/>
+          <w:sz w:val="21"/>
+          <w:szCs w:val="21"/>
+        </w:rPr>
+        <w:t>۱۴۰۳</w:t>
+      </w:r>
+    </w:p>
+    <w:p>
+      <w:pPr>
+        <w:pStyle w:val="Normal"/>
+        <w:bidi w:val="1"/>
+        <w:spacing w:lineRule="auto" w:line="240" w:before="0" w:after="0"/>
+        <w:jc w:val="both"/>
+        <w:rPr/>
+      </w:pPr>
+      <w:r>
+        <w:rPr>
+          <w:rFonts w:ascii="Dana Light" w:hAnsi="Dana Light" w:cs="Dana Light"/>
+          <w:b w:val="false"/>
+          <w:b w:val="false"/>
+          <w:i w:val="false"/>
+          <w:i w:val="false"/>
+          <w:color w:val="4D4D4D"/>
+          <w:sz w:val="21"/>
+          <w:sz w:val="21"/>
+          <w:szCs w:val="21"/>
+          <w:rtl w:val="true"/>
+        </w:rPr>
+        <w:t>دانشگاه شهید بهشتی تهران، دانشکده علوم زمین</w:t>
+      </w:r>
+    </w:p>
+    <w:p>
+      <w:pPr>
+        <w:pStyle w:val="Normal"/>
+        <w:bidi w:val="1"/>
+        <w:spacing w:lineRule="auto" w:line="240" w:before="0" w:after="40"/>
+        <w:jc w:val="left"/>
+        <w:rPr/>
+      </w:pPr>
+      <w:r>
+        <w:rPr>
+          <w:rFonts w:ascii="Dana Light" w:hAnsi="Dana Light" w:cs="Dana Light"/>
+          <w:b w:val="false"/>
+          <w:b w:val="false"/>
+          <w:i w:val="false"/>
+          <w:i w:val="false"/>
+          <w:color w:val="4D4D4D"/>
+          <w:sz w:val="16"/>
+          <w:sz w:val="16"/>
+          <w:szCs w:val="16"/>
+          <w:rtl w:val="true"/>
+        </w:rPr>
+        <w:t xml:space="preserve">دستیار استاد </w:t>
+      </w:r>
+      <w:r>
+        <w:rPr>
+          <w:rFonts w:cs="Dana Light" w:ascii="Dana Light" w:hAnsi="Dana Light"/>
+          <w:b w:val="false"/>
+          <w:i w:val="false"/>
+          <w:color w:val="4D4D4D"/>
+          <w:sz w:val="16"/>
+          <w:szCs w:val="16"/>
+          <w:rtl w:val="true"/>
+        </w:rPr>
+        <w:t xml:space="preserve">· </w:t>
+      </w:r>
+      <w:r>
+        <w:rPr>
+          <w:rFonts w:ascii="Dana Light" w:hAnsi="Dana Light" w:cs="Dana Light"/>
+          <w:b w:val="false"/>
+          <w:b w:val="false"/>
+          <w:i w:val="false"/>
+          <w:i w:val="false"/>
+          <w:color w:val="4D4D4D"/>
+          <w:sz w:val="16"/>
+          <w:sz w:val="16"/>
+          <w:szCs w:val="16"/>
+          <w:rtl w:val="true"/>
+        </w:rPr>
+        <w:t xml:space="preserve">درس ارائه‌شده برای دانشجویان نیمسال سوم مقطع کارشناسی </w:t>
+      </w:r>
+      <w:r>
+        <w:rPr>
+          <w:rFonts w:cs="Dana Light" w:ascii="Dana Light" w:hAnsi="Dana Light"/>
+          <w:b w:val="false"/>
+          <w:i w:val="false"/>
+          <w:color w:val="4D4D4D"/>
+          <w:sz w:val="16"/>
+          <w:szCs w:val="16"/>
+          <w:rtl w:val="true"/>
+        </w:rPr>
+        <w:t xml:space="preserve">· </w:t>
+      </w:r>
+      <w:r>
+        <w:rPr>
+          <w:rFonts w:ascii="Dana Light" w:hAnsi="Dana Light" w:cs="Dana Light"/>
+          <w:b w:val="false"/>
+          <w:b w:val="false"/>
+          <w:i w:val="false"/>
+          <w:i w:val="false"/>
+          <w:color w:val="4D4D4D"/>
+          <w:sz w:val="16"/>
+          <w:sz w:val="16"/>
+          <w:szCs w:val="16"/>
+          <w:rtl w:val="true"/>
+        </w:rPr>
+        <w:t xml:space="preserve">دستیار پروفسور منصور قربانی </w:t>
+      </w:r>
+      <w:r>
+        <w:rPr>
+          <w:rFonts w:cs="Dana Light" w:ascii="Dana Light" w:hAnsi="Dana Light"/>
+          <w:b w:val="false"/>
+          <w:i w:val="false"/>
+          <w:color w:val="4D4D4D"/>
+          <w:sz w:val="16"/>
+          <w:szCs w:val="16"/>
+          <w:rtl w:val="true"/>
+        </w:rPr>
+        <w:t>(</w:t>
+      </w:r>
+      <w:r>
+        <w:rPr>
+          <w:rFonts w:ascii="Dana Light" w:hAnsi="Dana Light" w:cs="Dana Light"/>
+          <w:b w:val="false"/>
+          <w:b w:val="false"/>
+          <w:i w:val="false"/>
+          <w:i w:val="false"/>
+          <w:color w:val="4D4D4D"/>
+          <w:sz w:val="16"/>
+          <w:sz w:val="16"/>
+          <w:szCs w:val="16"/>
+          <w:rtl w:val="true"/>
+        </w:rPr>
+        <w:t>فول پروفسور</w:t>
+      </w:r>
+      <w:r>
+        <w:rPr>
+          <w:rFonts w:cs="Dana Light" w:ascii="Dana Light" w:hAnsi="Dana Light"/>
+          <w:b w:val="false"/>
+          <w:i w:val="false"/>
+          <w:color w:val="4D4D4D"/>
+          <w:sz w:val="16"/>
+          <w:szCs w:val="16"/>
+          <w:rtl w:val="true"/>
+        </w:rPr>
+        <w:t>)</w:t>
       </w:r>
     </w:p>
     <w:p>

--- a/assets/files/Aria-CV-Fa.docx
+++ b/assets/files/Aria-CV-Fa.docx
@@ -2842,7 +2842,34 @@
           <w:szCs w:val="16"/>
           <w:rtl w:val="true"/>
         </w:rPr>
-        <w:t xml:space="preserve">پژوهش بر روی شناسایی شیمیایی و تحلیل داده‌های نمونه‌های گیاهان و مواد اولیه دارویی </w:t>
+        <w:t xml:space="preserve">طراحی، ساخت و راه‌اندازی زیرساخت و محیط پردازشی گروه </w:t>
+      </w:r>
+      <w:r>
+        <w:rPr>
+          <w:rFonts w:cs="Dana Light" w:ascii="Dana Light" w:hAnsi="Dana Light"/>
+          <w:b w:val="false"/>
+          <w:i w:val="false"/>
+          <w:color w:val="4D4D4D"/>
+          <w:sz w:val="16"/>
+          <w:szCs w:val="16"/>
+          <w:rtl w:val="true"/>
+        </w:rPr>
+        <w:t xml:space="preserve">· </w:t>
+      </w:r>
+      <w:r>
+        <w:rPr>
+          <w:rFonts w:ascii="Dana Light" w:hAnsi="Dana Light" w:cs="Dana Light"/>
+          <w:b w:val="false"/>
+          <w:b w:val="false"/>
+          <w:i w:val="false"/>
+          <w:i w:val="false"/>
+          <w:color w:val="4D4D4D"/>
+          <w:sz w:val="16"/>
+          <w:sz w:val="16"/>
+          <w:szCs w:val="16"/>
+          <w:rtl w:val="true"/>
+        </w:rPr>
+        <w:t xml:space="preserve">همکاری مستقیم در اجرا و کامپایل کدها و راهنمایی کاربران پردازشی </w:t>
       </w:r>
       <w:r>
         <w:rPr>
@@ -3223,6 +3250,33 @@
           <w:szCs w:val="16"/>
           <w:rtl w:val="true"/>
         </w:rPr>
+        <w:t xml:space="preserve">همچنین همکاری در مدیریت کاربران پردازشی، کامپایل کدها و اجرای پردازش‌ها </w:t>
+      </w:r>
+      <w:r>
+        <w:rPr>
+          <w:rFonts w:cs="Dana Light" w:ascii="Dana Light" w:hAnsi="Dana Light"/>
+          <w:b w:val="false"/>
+          <w:i w:val="false"/>
+          <w:color w:val="4D4D4D"/>
+          <w:sz w:val="16"/>
+          <w:szCs w:val="16"/>
+          <w:rtl w:val="true"/>
+        </w:rPr>
+        <w:t xml:space="preserve">· </w:t>
+      </w:r>
+      <w:r>
+        <w:rPr>
+          <w:rFonts w:ascii="Dana Light" w:hAnsi="Dana Light" w:cs="Dana Light"/>
+          <w:b w:val="false"/>
+          <w:b w:val="false"/>
+          <w:i w:val="false"/>
+          <w:i w:val="false"/>
+          <w:color w:val="4D4D4D"/>
+          <w:sz w:val="16"/>
+          <w:sz w:val="16"/>
+          <w:szCs w:val="16"/>
+          <w:rtl w:val="true"/>
+        </w:rPr>
         <w:t>تحت نظر</w:t>
       </w:r>
       <w:r>
@@ -3624,7 +3678,57 @@
           <w:szCs w:val="21"/>
           <w:rtl w:val="true"/>
         </w:rPr>
-        <w:t>مجموعه رویدادها و کارگاه‌های هفته پژوهش</w:t>
+        <w:t xml:space="preserve">دستیار استاد </w:t>
+      </w:r>
+      <w:r>
+        <w:rPr>
+          <w:rFonts w:cs="Dana DemiBold" w:ascii="Dana DemiBold" w:hAnsi="Dana DemiBold"/>
+          <w:b w:val="false"/>
+          <w:i w:val="false"/>
+          <w:color w:val="1A1A1A"/>
+          <w:sz w:val="21"/>
+          <w:szCs w:val="21"/>
+          <w:rtl w:val="true"/>
+        </w:rPr>
+        <w:t>(</w:t>
+      </w:r>
+      <w:r>
+        <w:rPr>
+          <w:rFonts w:cs="Dana DemiBold" w:ascii="Dana DemiBold" w:hAnsi="Dana DemiBold"/>
+          <w:b w:val="false"/>
+          <w:i w:val="false"/>
+          <w:color w:val="1A1A1A"/>
+          <w:sz w:val="21"/>
+          <w:szCs w:val="21"/>
+        </w:rPr>
+        <w:t>TA</w:t>
+      </w:r>
+      <w:r>
+        <w:rPr>
+          <w:rFonts w:cs="Dana DemiBold" w:ascii="Dana DemiBold" w:hAnsi="Dana DemiBold"/>
+          <w:b w:val="false"/>
+          <w:i w:val="false"/>
+          <w:color w:val="1A1A1A"/>
+          <w:sz w:val="21"/>
+          <w:szCs w:val="21"/>
+          <w:rtl w:val="true"/>
+        </w:rPr>
+        <w:t xml:space="preserve">) - </w:t>
+      </w:r>
+      <w:r>
+        <w:rPr>
+          <w:rFonts w:ascii="Dana DemiBold" w:hAnsi="Dana DemiBold" w:cs="Dana DemiBold"/>
+          <w:b w:val="false"/>
+          <w:b w:val="false"/>
+          <w:i w:val="false"/>
+          <w:i w:val="false"/>
+          <w:color w:val="1A1A1A"/>
+          <w:sz w:val="21"/>
+          <w:sz w:val="21"/>
+          <w:szCs w:val="21"/>
+          <w:rtl w:val="true"/>
+        </w:rPr>
+        <w:t>درس سنگ‌شناسی آذرین</w:t>
       </w:r>
       <w:r>
         <w:rPr>
@@ -3653,7 +3757,7 @@
           <w:szCs w:val="21"/>
           <w:rtl w:val="true"/>
         </w:rPr>
-        <w:t xml:space="preserve">دی </w:t>
+        <w:t xml:space="preserve">مهر </w:t>
       </w:r>
       <w:r>
         <w:rPr>
@@ -3752,7 +3856,7 @@
           <w:szCs w:val="21"/>
           <w:rtl w:val="true"/>
         </w:rPr>
-        <w:t>دانشگاه شهید بهشتی، تهران</w:t>
+        <w:t>دانشگاه شهید بهشتی تهران، دانشکده علوم زمین</w:t>
       </w:r>
     </w:p>
     <w:p>
@@ -3776,7 +3880,7 @@
           <w:szCs w:val="16"/>
           <w:rtl w:val="true"/>
         </w:rPr>
-        <w:t xml:space="preserve">مدرس </w:t>
+        <w:t xml:space="preserve">درس ارائه‌شده برای دانشجویان نیمسال سوم مقطع کارشناسی </w:t>
       </w:r>
       <w:r>
         <w:rPr>
@@ -3803,34 +3907,46 @@
           <w:szCs w:val="16"/>
           <w:rtl w:val="true"/>
         </w:rPr>
-        <w:t>عنوان کارگاه</w:t>
-      </w:r>
-      <w:r>
-        <w:rPr>
-          <w:rFonts w:cs="Dana Light" w:ascii="Dana Light" w:hAnsi="Dana Light"/>
-          <w:b w:val="false"/>
-          <w:i w:val="false"/>
-          <w:color w:val="4D4D4D"/>
-          <w:sz w:val="16"/>
-          <w:szCs w:val="16"/>
-          <w:rtl w:val="true"/>
-        </w:rPr>
-        <w:t xml:space="preserve">: </w:t>
-      </w:r>
-      <w:r>
-        <w:rPr>
-          <w:rFonts w:ascii="Dana Light" w:hAnsi="Dana Light" w:cs="Dana Light"/>
-          <w:b w:val="false"/>
-          <w:b w:val="false"/>
-          <w:i w:val="false"/>
-          <w:i w:val="false"/>
-          <w:color w:val="4D4D4D"/>
-          <w:sz w:val="16"/>
-          <w:sz w:val="16"/>
-          <w:szCs w:val="16"/>
-          <w:rtl w:val="true"/>
-        </w:rPr>
-        <w:t>آشنایی با محیط سامانه‌های پردازش موازی و پردازش سریع مبتنی بر لینوکس</w:t>
+        <w:t xml:space="preserve">دستیار پروفسور منصور قربانی </w:t>
+      </w:r>
+      <w:r>
+        <w:rPr>
+          <w:rFonts w:cs="Dana Light" w:ascii="Dana Light" w:hAnsi="Dana Light"/>
+          <w:b w:val="false"/>
+          <w:i w:val="false"/>
+          <w:color w:val="4D4D4D"/>
+          <w:sz w:val="16"/>
+          <w:szCs w:val="16"/>
+          <w:rtl w:val="true"/>
+        </w:rPr>
+        <w:t>(</w:t>
+      </w:r>
+      <w:r>
+        <w:rPr>
+          <w:rFonts w:ascii="Dana Light" w:hAnsi="Dana Light" w:cs="Dana Light"/>
+          <w:b w:val="false"/>
+          <w:b w:val="false"/>
+          <w:i w:val="false"/>
+          <w:i w:val="false"/>
+          <w:color w:val="4D4D4D"/>
+          <w:sz w:val="16"/>
+          <w:sz w:val="16"/>
+          <w:szCs w:val="16"/>
+          <w:rtl w:val="true"/>
+        </w:rPr>
+        <w:t>فول پروفسور</w:t>
+      </w:r>
+      <w:r>
+        <w:rPr>
+          <w:rFonts w:cs="Dana Light" w:ascii="Dana Light" w:hAnsi="Dana Light"/>
+          <w:b w:val="false"/>
+          <w:i w:val="false"/>
+          <w:color w:val="4D4D4D"/>
+          <w:sz w:val="16"/>
+          <w:szCs w:val="16"/>
+          <w:rtl w:val="true"/>
+        </w:rPr>
+        <w:t>)</w:t>
       </w:r>
     </w:p>
     <w:p>
@@ -3858,7 +3974,57 @@
           <w:szCs w:val="21"/>
           <w:rtl w:val="true"/>
         </w:rPr>
-        <w:t>سنگ‌شناسی آذرین</w:t>
+        <w:t xml:space="preserve">دستیار استاد </w:t>
+      </w:r>
+      <w:r>
+        <w:rPr>
+          <w:rFonts w:cs="Dana DemiBold" w:ascii="Dana DemiBold" w:hAnsi="Dana DemiBold"/>
+          <w:b w:val="false"/>
+          <w:i w:val="false"/>
+          <w:color w:val="1A1A1A"/>
+          <w:sz w:val="21"/>
+          <w:szCs w:val="21"/>
+          <w:rtl w:val="true"/>
+        </w:rPr>
+        <w:t>(</w:t>
+      </w:r>
+      <w:r>
+        <w:rPr>
+          <w:rFonts w:cs="Dana DemiBold" w:ascii="Dana DemiBold" w:hAnsi="Dana DemiBold"/>
+          <w:b w:val="false"/>
+          <w:i w:val="false"/>
+          <w:color w:val="1A1A1A"/>
+          <w:sz w:val="21"/>
+          <w:szCs w:val="21"/>
+        </w:rPr>
+        <w:t>TA</w:t>
+      </w:r>
+      <w:r>
+        <w:rPr>
+          <w:rFonts w:cs="Dana DemiBold" w:ascii="Dana DemiBold" w:hAnsi="Dana DemiBold"/>
+          <w:b w:val="false"/>
+          <w:i w:val="false"/>
+          <w:color w:val="1A1A1A"/>
+          <w:sz w:val="21"/>
+          <w:szCs w:val="21"/>
+          <w:rtl w:val="true"/>
+        </w:rPr>
+        <w:t xml:space="preserve">) - </w:t>
+      </w:r>
+      <w:r>
+        <w:rPr>
+          <w:rFonts w:ascii="Dana DemiBold" w:hAnsi="Dana DemiBold" w:cs="Dana DemiBold"/>
+          <w:b w:val="false"/>
+          <w:b w:val="false"/>
+          <w:i w:val="false"/>
+          <w:i w:val="false"/>
+          <w:color w:val="1A1A1A"/>
+          <w:sz w:val="21"/>
+          <w:sz w:val="21"/>
+          <w:szCs w:val="21"/>
+          <w:rtl w:val="true"/>
+        </w:rPr>
+        <w:t>درس سنگ‌شناسی آذرین</w:t>
       </w:r>
       <w:r>
         <w:rPr>
@@ -3902,7 +4068,7 @@
           <w:sz w:val="21"/>
           <w:szCs w:val="21"/>
         </w:rPr>
-        <w:t>۱۴۰۴</w:t>
+        <w:t>۱۴۰۳</w:t>
       </w:r>
       <w:r>
         <w:rPr>
@@ -3962,7 +4128,7 @@
           <w:sz w:val="21"/>
           <w:szCs w:val="21"/>
         </w:rPr>
-        <w:t>۱۴۰۴</w:t>
+        <w:t>۱۴۰۳</w:t>
       </w:r>
     </w:p>
     <w:p>
@@ -3997,33 +4163,6 @@
         <w:jc w:val="left"/>
         <w:rPr/>
       </w:pPr>
-      <w:r>
-        <w:rPr>
-          <w:rFonts w:ascii="Dana Light" w:hAnsi="Dana Light" w:cs="Dana Light"/>
-          <w:b w:val="false"/>
-          <w:b w:val="false"/>
-          <w:i w:val="false"/>
-          <w:i w:val="false"/>
-          <w:color w:val="4D4D4D"/>
-          <w:sz w:val="16"/>
-          <w:sz w:val="16"/>
-          <w:szCs w:val="16"/>
-          <w:rtl w:val="true"/>
-        </w:rPr>
-        <w:t xml:space="preserve">دستیار استاد </w:t>
-      </w:r>
-      <w:r>
-        <w:rPr>
-          <w:rFonts w:cs="Dana Light" w:ascii="Dana Light" w:hAnsi="Dana Light"/>
-          <w:b w:val="false"/>
-          <w:i w:val="false"/>
-          <w:color w:val="4D4D4D"/>
-          <w:sz w:val="16"/>
-          <w:szCs w:val="16"/>
-          <w:rtl w:val="true"/>
-        </w:rPr>
-        <w:t xml:space="preserve">· </w:t>
-      </w:r>
       <w:r>
         <w:rPr>
           <w:rFonts w:ascii="Dana Light" w:hAnsi="Dana Light" w:cs="Dana Light"/>
@@ -4131,7 +4270,7 @@
           <w:szCs w:val="21"/>
           <w:rtl w:val="true"/>
         </w:rPr>
-        <w:t>سنگ‌شناسی آذرین</w:t>
+        <w:t>مجموعه رویدادها و کارگاه‌های هفته پژوهش</w:t>
       </w:r>
       <w:r>
         <w:rPr>
@@ -4160,7 +4299,7 @@
           <w:szCs w:val="21"/>
           <w:rtl w:val="true"/>
         </w:rPr>
-        <w:t xml:space="preserve">مهر </w:t>
+        <w:t xml:space="preserve">دی </w:t>
       </w:r>
       <w:r>
         <w:rPr>
@@ -4175,7 +4314,7 @@
           <w:sz w:val="21"/>
           <w:szCs w:val="21"/>
         </w:rPr>
-        <w:t>۱۴۰۳</w:t>
+        <w:t>۱۴۰۴</w:t>
       </w:r>
       <w:r>
         <w:rPr>
@@ -4235,7 +4374,7 @@
           <w:sz w:val="21"/>
           <w:szCs w:val="21"/>
         </w:rPr>
-        <w:t>۱۴۰۳</w:t>
+        <w:t>۱۴۰۴</w:t>
       </w:r>
     </w:p>
     <w:p>
@@ -4259,7 +4398,7 @@
           <w:szCs w:val="21"/>
           <w:rtl w:val="true"/>
         </w:rPr>
-        <w:t>دانشگاه شهید بهشتی تهران، دانشکده علوم زمین</w:t>
+        <w:t>دانشگاه شهید بهشتی، تهران</w:t>
       </w:r>
     </w:p>
     <w:p>
@@ -4283,7 +4422,7 @@
           <w:szCs w:val="16"/>
           <w:rtl w:val="true"/>
         </w:rPr>
-        <w:t xml:space="preserve">دستیار استاد </w:t>
+        <w:t xml:space="preserve">مدرس </w:t>
       </w:r>
       <w:r>
         <w:rPr>
@@ -4310,73 +4449,34 @@
           <w:szCs w:val="16"/>
           <w:rtl w:val="true"/>
         </w:rPr>
-        <w:t xml:space="preserve">درس ارائه‌شده برای دانشجویان نیمسال سوم مقطع کارشناسی </w:t>
-      </w:r>
-      <w:r>
-        <w:rPr>
-          <w:rFonts w:cs="Dana Light" w:ascii="Dana Light" w:hAnsi="Dana Light"/>
-          <w:b w:val="false"/>
-          <w:i w:val="false"/>
-          <w:color w:val="4D4D4D"/>
-          <w:sz w:val="16"/>
-          <w:szCs w:val="16"/>
-          <w:rtl w:val="true"/>
-        </w:rPr>
-        <w:t xml:space="preserve">· </w:t>
-      </w:r>
-      <w:r>
-        <w:rPr>
-          <w:rFonts w:ascii="Dana Light" w:hAnsi="Dana Light" w:cs="Dana Light"/>
-          <w:b w:val="false"/>
-          <w:b w:val="false"/>
-          <w:i w:val="false"/>
-          <w:i w:val="false"/>
-          <w:color w:val="4D4D4D"/>
-          <w:sz w:val="16"/>
-          <w:sz w:val="16"/>
-          <w:szCs w:val="16"/>
-          <w:rtl w:val="true"/>
-        </w:rPr>
-        <w:t xml:space="preserve">دستیار پروفسور منصور قربانی </w:t>
-      </w:r>
-      <w:r>
-        <w:rPr>
-          <w:rFonts w:cs="Dana Light" w:ascii="Dana Light" w:hAnsi="Dana Light"/>
-          <w:b w:val="false"/>
-          <w:i w:val="false"/>
-          <w:color w:val="4D4D4D"/>
-          <w:sz w:val="16"/>
-          <w:szCs w:val="16"/>
-          <w:rtl w:val="true"/>
-        </w:rPr>
-        <w:t>(</w:t>
-      </w:r>
-      <w:r>
-        <w:rPr>
-          <w:rFonts w:ascii="Dana Light" w:hAnsi="Dana Light" w:cs="Dana Light"/>
-          <w:b w:val="false"/>
-          <w:b w:val="false"/>
-          <w:i w:val="false"/>
-          <w:i w:val="false"/>
-          <w:color w:val="4D4D4D"/>
-          <w:sz w:val="16"/>
-          <w:sz w:val="16"/>
-          <w:szCs w:val="16"/>
-          <w:rtl w:val="true"/>
-        </w:rPr>
-        <w:t>فول پروفسور</w:t>
-      </w:r>
-      <w:r>
-        <w:rPr>
-          <w:rFonts w:cs="Dana Light" w:ascii="Dana Light" w:hAnsi="Dana Light"/>
-          <w:b w:val="false"/>
-          <w:i w:val="false"/>
-          <w:color w:val="4D4D4D"/>
-          <w:sz w:val="16"/>
-          <w:szCs w:val="16"/>
-          <w:rtl w:val="true"/>
-        </w:rPr>
-        <w:t>)</w:t>
+        <w:t>عنوان کارگاه</w:t>
+      </w:r>
+      <w:r>
+        <w:rPr>
+          <w:rFonts w:cs="Dana Light" w:ascii="Dana Light" w:hAnsi="Dana Light"/>
+          <w:b w:val="false"/>
+          <w:i w:val="false"/>
+          <w:color w:val="4D4D4D"/>
+          <w:sz w:val="16"/>
+          <w:szCs w:val="16"/>
+          <w:rtl w:val="true"/>
+        </w:rPr>
+        <w:t xml:space="preserve">: </w:t>
+      </w:r>
+      <w:r>
+        <w:rPr>
+          <w:rFonts w:ascii="Dana Light" w:hAnsi="Dana Light" w:cs="Dana Light"/>
+          <w:b w:val="false"/>
+          <w:b w:val="false"/>
+          <w:i w:val="false"/>
+          <w:i w:val="false"/>
+          <w:color w:val="4D4D4D"/>
+          <w:sz w:val="16"/>
+          <w:sz w:val="16"/>
+          <w:szCs w:val="16"/>
+          <w:rtl w:val="true"/>
+        </w:rPr>
+        <w:t>آشنایی با محیط سامانه‌های پردازش موازی و پردازش سریع مبتنی بر لینوکس</w:t>
       </w:r>
     </w:p>
     <w:p>
@@ -10891,12 +10991,8 @@
     <w:p>
       <w:pPr>
         <w:pStyle w:val="Normal"/>
-        <w:pBdr>
-          <w:right w:val="single" w:sz="6" w:space="6" w:color="999999"/>
-        </w:pBdr>
         <w:bidi w:val="1"/>
         <w:spacing w:lineRule="auto" w:line="240" w:before="0" w:after="0"/>
-        <w:ind w:right="283"/>
         <w:jc w:val="left"/>
         <w:rPr/>
       </w:pPr>
@@ -10919,12 +11015,8 @@
     <w:p>
       <w:pPr>
         <w:pStyle w:val="Normal"/>
-        <w:pBdr>
-          <w:right w:val="single" w:sz="6" w:space="6" w:color="999999"/>
-        </w:pBdr>
         <w:bidi w:val="1"/>
         <w:spacing w:lineRule="auto" w:line="240" w:before="0" w:after="0"/>
-        <w:ind w:right="283"/>
         <w:jc w:val="both"/>
         <w:rPr/>
       </w:pPr>
@@ -10943,12 +11035,8 @@
     <w:p>
       <w:pPr>
         <w:pStyle w:val="Normal"/>
-        <w:pBdr>
-          <w:right w:val="single" w:sz="6" w:space="6" w:color="999999"/>
-        </w:pBdr>
         <w:bidi w:val="1"/>
         <w:spacing w:lineRule="auto" w:line="240" w:before="60" w:after="0"/>
-        <w:ind w:right="283"/>
         <w:jc w:val="left"/>
         <w:rPr/>
       </w:pPr>
@@ -10971,12 +11059,8 @@
     <w:p>
       <w:pPr>
         <w:pStyle w:val="Normal"/>
-        <w:pBdr>
-          <w:right w:val="single" w:sz="6" w:space="6" w:color="999999"/>
-        </w:pBdr>
         <w:bidi w:val="1"/>
         <w:spacing w:lineRule="auto" w:line="240" w:before="0" w:after="0"/>
-        <w:ind w:right="283"/>
         <w:jc w:val="both"/>
         <w:rPr/>
       </w:pPr>
@@ -10995,12 +11079,8 @@
     <w:p>
       <w:pPr>
         <w:pStyle w:val="Normal"/>
-        <w:pBdr>
-          <w:right w:val="single" w:sz="6" w:space="6" w:color="999999"/>
-        </w:pBdr>
         <w:bidi w:val="1"/>
         <w:spacing w:lineRule="auto" w:line="240" w:before="60" w:after="0"/>
-        <w:ind w:right="283"/>
         <w:jc w:val="left"/>
         <w:rPr/>
       </w:pPr>
@@ -11023,12 +11103,8 @@
     <w:p>
       <w:pPr>
         <w:pStyle w:val="Normal"/>
-        <w:pBdr>
-          <w:right w:val="single" w:sz="6" w:space="6" w:color="999999"/>
-        </w:pBdr>
         <w:bidi w:val="1"/>
         <w:spacing w:lineRule="auto" w:line="240" w:before="0" w:after="0"/>
-        <w:ind w:right="283"/>
         <w:jc w:val="both"/>
         <w:rPr/>
       </w:pPr>
@@ -11047,12 +11123,8 @@
     <w:p>
       <w:pPr>
         <w:pStyle w:val="Normal"/>
-        <w:pBdr>
-          <w:right w:val="single" w:sz="6" w:space="6" w:color="999999"/>
-        </w:pBdr>
         <w:bidi w:val="1"/>
         <w:spacing w:lineRule="auto" w:line="240" w:before="60" w:after="0"/>
-        <w:ind w:right="283"/>
         <w:jc w:val="left"/>
         <w:rPr/>
       </w:pPr>
@@ -11075,12 +11147,8 @@
     <w:p>
       <w:pPr>
         <w:pStyle w:val="Normal"/>
-        <w:pBdr>
-          <w:right w:val="single" w:sz="6" w:space="6" w:color="999999"/>
-        </w:pBdr>
         <w:bidi w:val="1"/>
         <w:spacing w:lineRule="auto" w:line="240" w:before="0" w:after="0"/>
-        <w:ind w:right="283"/>
         <w:jc w:val="both"/>
         <w:rPr/>
       </w:pPr>
@@ -11099,12 +11167,8 @@
     <w:p>
       <w:pPr>
         <w:pStyle w:val="Normal"/>
-        <w:pBdr>
-          <w:right w:val="single" w:sz="6" w:space="6" w:color="999999"/>
-        </w:pBdr>
         <w:bidi w:val="1"/>
         <w:spacing w:lineRule="auto" w:line="240" w:before="60" w:after="0"/>
-        <w:ind w:right="283"/>
         <w:jc w:val="left"/>
         <w:rPr/>
       </w:pPr>
@@ -11127,12 +11191,8 @@
     <w:p>
       <w:pPr>
         <w:pStyle w:val="Normal"/>
-        <w:pBdr>
-          <w:right w:val="single" w:sz="6" w:space="6" w:color="999999"/>
-        </w:pBdr>
         <w:bidi w:val="1"/>
         <w:spacing w:lineRule="auto" w:line="240" w:before="0" w:after="40"/>
-        <w:ind w:right="283"/>
         <w:jc w:val="both"/>
         <w:rPr/>
       </w:pPr>

--- a/assets/files/Aria-CV-Fa.docx
+++ b/assets/files/Aria-CV-Fa.docx
@@ -2705,7 +2705,42 @@
           <w:szCs w:val="21"/>
           <w:rtl w:val="true"/>
         </w:rPr>
-        <w:t>همکار پژوهشی</w:t>
+        <w:t xml:space="preserve">همکار پژوهشی و مدیر زیرساخت پردازش سریع </w:t>
+      </w:r>
+      <w:r>
+        <w:rPr>
+          <w:rFonts w:cs="Dana DemiBold" w:ascii="Dana DemiBold" w:hAnsi="Dana DemiBold"/>
+          <w:b w:val="false"/>
+          <w:i w:val="false"/>
+          <w:color w:val="1A1A1A"/>
+          <w:sz w:val="21"/>
+          <w:szCs w:val="21"/>
+          <w:rtl w:val="true"/>
+        </w:rPr>
+        <w:t>(</w:t>
+      </w:r>
+      <w:r>
+        <w:rPr>
+          <w:rFonts w:cs="Dana DemiBold" w:ascii="Dana DemiBold" w:hAnsi="Dana DemiBold"/>
+          <w:b w:val="false"/>
+          <w:i w:val="false"/>
+          <w:color w:val="1A1A1A"/>
+          <w:sz w:val="21"/>
+          <w:szCs w:val="21"/>
+        </w:rPr>
+        <w:t>HPC</w:t>
+      </w:r>
+      <w:r>
+        <w:rPr>
+          <w:rFonts w:cs="Dana DemiBold" w:ascii="Dana DemiBold" w:hAnsi="Dana DemiBold"/>
+          <w:b w:val="false"/>
+          <w:i w:val="false"/>
+          <w:color w:val="1A1A1A"/>
+          <w:sz w:val="21"/>
+          <w:szCs w:val="21"/>
+          <w:rtl w:val="true"/>
+        </w:rPr>
+        <w:t>)</w:t>
       </w:r>
       <w:r>
         <w:rPr>
@@ -3001,7 +3036,7 @@
           <w:szCs w:val="21"/>
           <w:rtl w:val="true"/>
         </w:rPr>
-        <w:t xml:space="preserve">همکار پژوهشی و مدیر هسته محاسباتی شیمی فیزیک </w:t>
+        <w:t xml:space="preserve">همکار پژوهشی و مدیر هسته محاسباتی </w:t>
       </w:r>
       <w:r>
         <w:rPr>
@@ -3036,7 +3071,22 @@
           <w:szCs w:val="21"/>
           <w:rtl w:val="true"/>
         </w:rPr>
-        <w:t>)</w:t>
+        <w:t xml:space="preserve">) </w:t>
+      </w:r>
+      <w:r>
+        <w:rPr>
+          <w:rFonts w:ascii="Dana DemiBold" w:hAnsi="Dana DemiBold" w:cs="Dana DemiBold"/>
+          <w:b w:val="false"/>
+          <w:b w:val="false"/>
+          <w:i w:val="false"/>
+          <w:i w:val="false"/>
+          <w:color w:val="1A1A1A"/>
+          <w:sz w:val="21"/>
+          <w:sz w:val="21"/>
+          <w:szCs w:val="21"/>
+          <w:rtl w:val="true"/>
+        </w:rPr>
+        <w:t>شیمی فیزیک</w:t>
       </w:r>
       <w:r>
         <w:rPr>
@@ -3382,7 +3432,7 @@
           <w:szCs w:val="21"/>
           <w:rtl w:val="true"/>
         </w:rPr>
-        <w:t>پژوهشگر علوم زمین</w:t>
+        <w:t>محقق و پژوهشگر علوم زمین و نفت</w:t>
       </w:r>
       <w:r>
         <w:rPr>
@@ -3519,7 +3569,7 @@
           <w:szCs w:val="16"/>
           <w:rtl w:val="true"/>
         </w:rPr>
-        <w:t xml:space="preserve">پژوهش در زمینه زمین‌شناسی اقتصادی و کانسارها، شامل تحلیل داده‌های پتروگرافی و ژئوشیمیایی </w:t>
+        <w:t xml:space="preserve">پژوهش در زمینه زمین‌شناسی اقتصادی، کانسارها و زمین‌شناسی نفت، شامل تحلیل داده‌های پتروگرافی و ژئوشیمیایی </w:t>
       </w:r>
       <w:r>
         <w:rPr>

--- a/assets/files/Aria-CV-Fa.docx
+++ b/assets/files/Aria-CV-Fa.docx
@@ -3778,7 +3778,7 @@
           <w:szCs w:val="21"/>
           <w:rtl w:val="true"/>
         </w:rPr>
-        <w:t>درس سنگ‌شناسی آذرین</w:t>
+        <w:t>خدمات فنی مهندسی معدن و قوانین معدنی</w:t>
       </w:r>
       <w:r>
         <w:rPr>
@@ -3807,7 +3807,7 @@
           <w:szCs w:val="21"/>
           <w:rtl w:val="true"/>
         </w:rPr>
-        <w:t xml:space="preserve">مهر </w:t>
+        <w:t xml:space="preserve">بهمن </w:t>
       </w:r>
       <w:r>
         <w:rPr>
@@ -3867,7 +3867,7 @@
           <w:szCs w:val="21"/>
           <w:rtl w:val="true"/>
         </w:rPr>
-        <w:t xml:space="preserve">بهمن </w:t>
+        <w:t xml:space="preserve">شهریور </w:t>
       </w:r>
       <w:r>
         <w:rPr>
@@ -3882,7 +3882,7 @@
           <w:sz w:val="21"/>
           <w:szCs w:val="21"/>
         </w:rPr>
-        <w:t>۱۴۰۴</w:t>
+        <w:t>۱۴۰۵</w:t>
       </w:r>
     </w:p>
     <w:p>
@@ -3930,7 +3930,36 @@
           <w:szCs w:val="16"/>
           <w:rtl w:val="true"/>
         </w:rPr>
-        <w:t xml:space="preserve">درس ارائه‌شده برای دانشجویان نیمسال سوم مقطع کارشناسی </w:t>
+        <w:t xml:space="preserve">درس ارائه‌شده برای دانشجویان ترم </w:t>
+      </w:r>
+      <w:r>
+        <w:rPr>
+          <w:rFonts w:ascii="Dana Light" w:hAnsi="Dana Light" w:cs="Dana Light"/>
+          <w:b w:val="false"/>
+          <w:b w:val="false"/>
+          <w:i w:val="false"/>
+          <w:i w:val="false"/>
+          <w:color w:val="4D4D4D"/>
+          <w:sz w:val="16"/>
+          <w:sz w:val="16"/>
+          <w:szCs w:val="16"/>
+        </w:rPr>
+        <w:t>۸</w:t>
+      </w:r>
+      <w:r>
+        <w:rPr>
+          <w:rFonts w:ascii="Dana Light" w:hAnsi="Dana Light" w:cs="Dana Light"/>
+          <w:b w:val="false"/>
+          <w:b w:val="false"/>
+          <w:i w:val="false"/>
+          <w:i w:val="false"/>
+          <w:color w:val="4D4D4D"/>
+          <w:sz w:val="16"/>
+          <w:sz w:val="16"/>
+          <w:szCs w:val="16"/>
+          <w:rtl w:val="true"/>
+        </w:rPr>
+        <w:t xml:space="preserve"> کارشناسی رشته زمین‌شناسی </w:t>
       </w:r>
       <w:r>
         <w:rPr>
@@ -4118,7 +4147,7 @@
           <w:sz w:val="21"/>
           <w:szCs w:val="21"/>
         </w:rPr>
-        <w:t>۱۴۰۳</w:t>
+        <w:t>۱۴۰۴</w:t>
       </w:r>
       <w:r>
         <w:rPr>
@@ -4178,7 +4207,7 @@
           <w:sz w:val="21"/>
           <w:szCs w:val="21"/>
         </w:rPr>
-        <w:t>۱۴۰۳</w:t>
+        <w:t>۱۴۰۴</w:t>
       </w:r>
     </w:p>
     <w:p>
@@ -4226,7 +4255,303 @@
           <w:szCs w:val="16"/>
           <w:rtl w:val="true"/>
         </w:rPr>
-        <w:t xml:space="preserve">درس ارائه‌شده برای دانشجویان نیمسال سوم مقطع کارشناسی </w:t>
+        <w:t xml:space="preserve">درس ارائه‌شده برای دانشجویان نیمسال سوم کارشناسی رشته زمین‌شناسی </w:t>
+      </w:r>
+      <w:r>
+        <w:rPr>
+          <w:rFonts w:cs="Dana Light" w:ascii="Dana Light" w:hAnsi="Dana Light"/>
+          <w:b w:val="false"/>
+          <w:i w:val="false"/>
+          <w:color w:val="4D4D4D"/>
+          <w:sz w:val="16"/>
+          <w:szCs w:val="16"/>
+          <w:rtl w:val="true"/>
+        </w:rPr>
+        <w:t xml:space="preserve">· </w:t>
+      </w:r>
+      <w:r>
+        <w:rPr>
+          <w:rFonts w:ascii="Dana Light" w:hAnsi="Dana Light" w:cs="Dana Light"/>
+          <w:b w:val="false"/>
+          <w:b w:val="false"/>
+          <w:i w:val="false"/>
+          <w:i w:val="false"/>
+          <w:color w:val="4D4D4D"/>
+          <w:sz w:val="16"/>
+          <w:sz w:val="16"/>
+          <w:szCs w:val="16"/>
+          <w:rtl w:val="true"/>
+        </w:rPr>
+        <w:t xml:space="preserve">دستیار پروفسور منصور قربانی </w:t>
+      </w:r>
+      <w:r>
+        <w:rPr>
+          <w:rFonts w:cs="Dana Light" w:ascii="Dana Light" w:hAnsi="Dana Light"/>
+          <w:b w:val="false"/>
+          <w:i w:val="false"/>
+          <w:color w:val="4D4D4D"/>
+          <w:sz w:val="16"/>
+          <w:szCs w:val="16"/>
+          <w:rtl w:val="true"/>
+        </w:rPr>
+        <w:t>(</w:t>
+      </w:r>
+      <w:r>
+        <w:rPr>
+          <w:rFonts w:ascii="Dana Light" w:hAnsi="Dana Light" w:cs="Dana Light"/>
+          <w:b w:val="false"/>
+          <w:b w:val="false"/>
+          <w:i w:val="false"/>
+          <w:i w:val="false"/>
+          <w:color w:val="4D4D4D"/>
+          <w:sz w:val="16"/>
+          <w:sz w:val="16"/>
+          <w:szCs w:val="16"/>
+          <w:rtl w:val="true"/>
+        </w:rPr>
+        <w:t>فول پروفسور</w:t>
+      </w:r>
+      <w:r>
+        <w:rPr>
+          <w:rFonts w:cs="Dana Light" w:ascii="Dana Light" w:hAnsi="Dana Light"/>
+          <w:b w:val="false"/>
+          <w:i w:val="false"/>
+          <w:color w:val="4D4D4D"/>
+          <w:sz w:val="16"/>
+          <w:szCs w:val="16"/>
+          <w:rtl w:val="true"/>
+        </w:rPr>
+        <w:t>)</w:t>
+      </w:r>
+    </w:p>
+    <w:p>
+      <w:pPr>
+        <w:pStyle w:val="Normal"/>
+        <w:tabs>
+          <w:tab w:val="clear" w:pos="720"/>
+          <w:tab w:val="right" w:pos="10318" w:leader="none"/>
+        </w:tabs>
+        <w:bidi w:val="1"/>
+        <w:spacing w:lineRule="auto" w:line="240" w:before="0" w:after="0"/>
+        <w:jc w:val="left"/>
+        <w:rPr/>
+      </w:pPr>
+      <w:r>
+        <w:rPr>
+          <w:rFonts w:ascii="Dana DemiBold" w:hAnsi="Dana DemiBold" w:cs="Dana DemiBold"/>
+          <w:b w:val="false"/>
+          <w:b w:val="false"/>
+          <w:i w:val="false"/>
+          <w:i w:val="false"/>
+          <w:color w:val="1A1A1A"/>
+          <w:sz w:val="21"/>
+          <w:sz w:val="21"/>
+          <w:szCs w:val="21"/>
+          <w:rtl w:val="true"/>
+        </w:rPr>
+        <w:t xml:space="preserve">دستیار استاد </w:t>
+      </w:r>
+      <w:r>
+        <w:rPr>
+          <w:rFonts w:cs="Dana DemiBold" w:ascii="Dana DemiBold" w:hAnsi="Dana DemiBold"/>
+          <w:b w:val="false"/>
+          <w:i w:val="false"/>
+          <w:color w:val="1A1A1A"/>
+          <w:sz w:val="21"/>
+          <w:szCs w:val="21"/>
+          <w:rtl w:val="true"/>
+        </w:rPr>
+        <w:t>(</w:t>
+      </w:r>
+      <w:r>
+        <w:rPr>
+          <w:rFonts w:cs="Dana DemiBold" w:ascii="Dana DemiBold" w:hAnsi="Dana DemiBold"/>
+          <w:b w:val="false"/>
+          <w:i w:val="false"/>
+          <w:color w:val="1A1A1A"/>
+          <w:sz w:val="21"/>
+          <w:szCs w:val="21"/>
+        </w:rPr>
+        <w:t>TA</w:t>
+      </w:r>
+      <w:r>
+        <w:rPr>
+          <w:rFonts w:cs="Dana DemiBold" w:ascii="Dana DemiBold" w:hAnsi="Dana DemiBold"/>
+          <w:b w:val="false"/>
+          <w:i w:val="false"/>
+          <w:color w:val="1A1A1A"/>
+          <w:sz w:val="21"/>
+          <w:szCs w:val="21"/>
+          <w:rtl w:val="true"/>
+        </w:rPr>
+        <w:t xml:space="preserve">) - </w:t>
+      </w:r>
+      <w:r>
+        <w:rPr>
+          <w:rFonts w:ascii="Dana DemiBold" w:hAnsi="Dana DemiBold" w:cs="Dana DemiBold"/>
+          <w:b w:val="false"/>
+          <w:b w:val="false"/>
+          <w:i w:val="false"/>
+          <w:i w:val="false"/>
+          <w:color w:val="1A1A1A"/>
+          <w:sz w:val="21"/>
+          <w:sz w:val="21"/>
+          <w:szCs w:val="21"/>
+          <w:rtl w:val="true"/>
+        </w:rPr>
+        <w:t>درس سنگ‌شناسی آذرین</w:t>
+      </w:r>
+      <w:r>
+        <w:rPr>
+          <w:rFonts w:cs="Dana Light" w:ascii="Dana Light" w:hAnsi="Dana Light"/>
+          <w:b w:val="false"/>
+          <w:i w:val="false"/>
+          <w:color w:val="4D4D4D"/>
+          <w:spacing w:val="-3"/>
+          <w:sz w:val="21"/>
+          <w:szCs w:val="21"/>
+          <w:rtl w:val="true"/>
+        </w:rPr>
+        <w:tab/>
+      </w:r>
+      <w:r>
+        <w:rPr>
+          <w:rFonts w:ascii="Dana Light" w:hAnsi="Dana Light" w:cs="Dana Light"/>
+          <w:b w:val="false"/>
+          <w:b w:val="false"/>
+          <w:i w:val="false"/>
+          <w:i w:val="false"/>
+          <w:color w:val="4D4D4D"/>
+          <w:spacing w:val="-3"/>
+          <w:sz w:val="21"/>
+          <w:sz w:val="21"/>
+          <w:szCs w:val="21"/>
+          <w:rtl w:val="true"/>
+        </w:rPr>
+        <w:t xml:space="preserve">مهر </w:t>
+      </w:r>
+      <w:r>
+        <w:rPr>
+          <w:rFonts w:ascii="Dana Light" w:hAnsi="Dana Light" w:cs="Dana Light"/>
+          <w:b w:val="false"/>
+          <w:b w:val="false"/>
+          <w:i w:val="false"/>
+          <w:i w:val="false"/>
+          <w:color w:val="4D4D4D"/>
+          <w:spacing w:val="-3"/>
+          <w:sz w:val="21"/>
+          <w:sz w:val="21"/>
+          <w:szCs w:val="21"/>
+        </w:rPr>
+        <w:t>۱۴۰۳</w:t>
+      </w:r>
+      <w:r>
+        <w:rPr>
+          <w:rFonts w:ascii="Dana Light" w:hAnsi="Dana Light" w:cs="Dana Light"/>
+          <w:b w:val="false"/>
+          <w:b w:val="false"/>
+          <w:i w:val="false"/>
+          <w:i w:val="false"/>
+          <w:color w:val="4D4D4D"/>
+          <w:spacing w:val="-3"/>
+          <w:sz w:val="21"/>
+          <w:sz w:val="21"/>
+          <w:szCs w:val="21"/>
+          <w:rtl w:val="true"/>
+        </w:rPr>
+        <w:t xml:space="preserve"> </w:t>
+      </w:r>
+      <w:r>
+        <w:rPr>
+          <w:rFonts w:cs="Dana Light" w:ascii="Dana Light" w:hAnsi="Dana Light"/>
+          <w:b w:val="false"/>
+          <w:i w:val="false"/>
+          <w:color w:val="4D4D4D"/>
+          <w:spacing w:val="-3"/>
+          <w:sz w:val="21"/>
+          <w:szCs w:val="21"/>
+          <w:rtl w:val="true"/>
+        </w:rPr>
+        <w:t xml:space="preserve">- </w:t>
+      </w:r>
+      <w:r>
+        <w:rPr>
+          <w:rFonts w:ascii="Dana Light" w:hAnsi="Dana Light" w:cs="Dana Light"/>
+          <w:b w:val="false"/>
+          <w:b w:val="false"/>
+          <w:i w:val="false"/>
+          <w:i w:val="false"/>
+          <w:color w:val="4D4D4D"/>
+          <w:spacing w:val="-3"/>
+          <w:sz w:val="21"/>
+          <w:sz w:val="21"/>
+          <w:szCs w:val="21"/>
+          <w:rtl w:val="true"/>
+        </w:rPr>
+        <w:t xml:space="preserve">بهمن </w:t>
+      </w:r>
+      <w:r>
+        <w:rPr>
+          <w:rFonts w:ascii="Dana Light" w:hAnsi="Dana Light" w:cs="Dana Light"/>
+          <w:b w:val="false"/>
+          <w:b w:val="false"/>
+          <w:i w:val="false"/>
+          <w:i w:val="false"/>
+          <w:color w:val="4D4D4D"/>
+          <w:spacing w:val="-3"/>
+          <w:sz w:val="21"/>
+          <w:sz w:val="21"/>
+          <w:szCs w:val="21"/>
+        </w:rPr>
+        <w:t>۱۴۰۳</w:t>
+      </w:r>
+    </w:p>
+    <w:p>
+      <w:pPr>
+        <w:pStyle w:val="Normal"/>
+        <w:bidi w:val="1"/>
+        <w:spacing w:lineRule="auto" w:line="240" w:before="0" w:after="0"/>
+        <w:jc w:val="both"/>
+        <w:rPr/>
+      </w:pPr>
+      <w:r>
+        <w:rPr>
+          <w:rFonts w:ascii="Dana Light" w:hAnsi="Dana Light" w:cs="Dana Light"/>
+          <w:b w:val="false"/>
+          <w:b w:val="false"/>
+          <w:i w:val="false"/>
+          <w:i w:val="false"/>
+          <w:color w:val="4D4D4D"/>
+          <w:sz w:val="21"/>
+          <w:sz w:val="21"/>
+          <w:szCs w:val="21"/>
+          <w:rtl w:val="true"/>
+        </w:rPr>
+        <w:t>دانشگاه شهید بهشتی تهران، دانشکده علوم زمین</w:t>
+      </w:r>
+    </w:p>
+    <w:p>
+      <w:pPr>
+        <w:pStyle w:val="Normal"/>
+        <w:bidi w:val="1"/>
+        <w:spacing w:lineRule="auto" w:line="240" w:before="0" w:after="40"/>
+        <w:jc w:val="left"/>
+        <w:rPr/>
+      </w:pPr>
+      <w:r>
+        <w:rPr>
+          <w:rFonts w:ascii="Dana Light" w:hAnsi="Dana Light" w:cs="Dana Light"/>
+          <w:b w:val="false"/>
+          <w:b w:val="false"/>
+          <w:i w:val="false"/>
+          <w:i w:val="false"/>
+          <w:color w:val="4D4D4D"/>
+          <w:sz w:val="16"/>
+          <w:sz w:val="16"/>
+          <w:szCs w:val="16"/>
+          <w:rtl w:val="true"/>
+        </w:rPr>
+        <w:t xml:space="preserve">درس ارائه‌شده برای دانشجویان نیمسال سوم کارشناسی رشته زمین‌شناسی </w:t>
       </w:r>
       <w:r>
         <w:rPr>

--- a/assets/files/Aria-CV-Fa.docx
+++ b/assets/files/Aria-CV-Fa.docx
@@ -3404,7 +3404,7 @@
           <w:sz w:val="16"/>
           <w:szCs w:val="16"/>
         </w:rPr>
-        <w:t>M-Zahedi@sbu.ac.ir</w:t>
+        <w:t>m-zahedi@sbu.ac.ir</w:t>
       </w:r>
     </w:p>
     <w:p>
@@ -3778,7 +3778,7 @@
           <w:szCs w:val="21"/>
           <w:rtl w:val="true"/>
         </w:rPr>
-        <w:t>خدمات فنی مهندسی معدن و قوانین معدنی</w:t>
+        <w:t>درس خدمات فنی مهندسی معدن و قوانین معدنی</w:t>
       </w:r>
       <w:r>
         <w:rPr>
@@ -4025,7 +4025,18 @@
           <w:szCs w:val="16"/>
           <w:rtl w:val="true"/>
         </w:rPr>
-        <w:t>)</w:t>
+        <w:t xml:space="preserve">) · </w:t>
+      </w:r>
+      <w:r>
+        <w:rPr>
+          <w:rFonts w:cs="Dana Light" w:ascii="Dana Light" w:hAnsi="Dana Light"/>
+          <w:b w:val="false"/>
+          <w:i w:val="false"/>
+          <w:color w:val="4D4D4D"/>
+          <w:sz w:val="16"/>
+          <w:szCs w:val="16"/>
+        </w:rPr>
+        <w:t>m-ghorbani@sbu.ac.ir</w:t>
       </w:r>
     </w:p>
     <w:p>
@@ -4255,7 +4266,36 @@
           <w:szCs w:val="16"/>
           <w:rtl w:val="true"/>
         </w:rPr>
-        <w:t xml:space="preserve">درس ارائه‌شده برای دانشجویان نیمسال سوم کارشناسی رشته زمین‌شناسی </w:t>
+        <w:t xml:space="preserve">درس ارائه‌شده برای دانشجویان ترم </w:t>
+      </w:r>
+      <w:r>
+        <w:rPr>
+          <w:rFonts w:ascii="Dana Light" w:hAnsi="Dana Light" w:cs="Dana Light"/>
+          <w:b w:val="false"/>
+          <w:b w:val="false"/>
+          <w:i w:val="false"/>
+          <w:i w:val="false"/>
+          <w:color w:val="4D4D4D"/>
+          <w:sz w:val="16"/>
+          <w:sz w:val="16"/>
+          <w:szCs w:val="16"/>
+        </w:rPr>
+        <w:t>۳</w:t>
+      </w:r>
+      <w:r>
+        <w:rPr>
+          <w:rFonts w:ascii="Dana Light" w:hAnsi="Dana Light" w:cs="Dana Light"/>
+          <w:b w:val="false"/>
+          <w:b w:val="false"/>
+          <w:i w:val="false"/>
+          <w:i w:val="false"/>
+          <w:color w:val="4D4D4D"/>
+          <w:sz w:val="16"/>
+          <w:sz w:val="16"/>
+          <w:szCs w:val="16"/>
+          <w:rtl w:val="true"/>
+        </w:rPr>
+        <w:t xml:space="preserve"> کارشناسی رشته زمین‌شناسی </w:t>
       </w:r>
       <w:r>
         <w:rPr>
@@ -4321,7 +4361,18 @@
           <w:szCs w:val="16"/>
           <w:rtl w:val="true"/>
         </w:rPr>
-        <w:t>)</w:t>
+        <w:t xml:space="preserve">) · </w:t>
+      </w:r>
+      <w:r>
+        <w:rPr>
+          <w:rFonts w:cs="Dana Light" w:ascii="Dana Light" w:hAnsi="Dana Light"/>
+          <w:b w:val="false"/>
+          <w:i w:val="false"/>
+          <w:color w:val="4D4D4D"/>
+          <w:sz w:val="16"/>
+          <w:szCs w:val="16"/>
+        </w:rPr>
+        <w:t>m-ghorbani@sbu.ac.ir</w:t>
       </w:r>
     </w:p>
     <w:p>
@@ -4551,7 +4602,36 @@
           <w:szCs w:val="16"/>
           <w:rtl w:val="true"/>
         </w:rPr>
-        <w:t xml:space="preserve">درس ارائه‌شده برای دانشجویان نیمسال سوم کارشناسی رشته زمین‌شناسی </w:t>
+        <w:t xml:space="preserve">درس ارائه‌شده برای دانشجویان ترم </w:t>
+      </w:r>
+      <w:r>
+        <w:rPr>
+          <w:rFonts w:ascii="Dana Light" w:hAnsi="Dana Light" w:cs="Dana Light"/>
+          <w:b w:val="false"/>
+          <w:b w:val="false"/>
+          <w:i w:val="false"/>
+          <w:i w:val="false"/>
+          <w:color w:val="4D4D4D"/>
+          <w:sz w:val="16"/>
+          <w:sz w:val="16"/>
+          <w:szCs w:val="16"/>
+        </w:rPr>
+        <w:t>۳</w:t>
+      </w:r>
+      <w:r>
+        <w:rPr>
+          <w:rFonts w:ascii="Dana Light" w:hAnsi="Dana Light" w:cs="Dana Light"/>
+          <w:b w:val="false"/>
+          <w:b w:val="false"/>
+          <w:i w:val="false"/>
+          <w:i w:val="false"/>
+          <w:color w:val="4D4D4D"/>
+          <w:sz w:val="16"/>
+          <w:sz w:val="16"/>
+          <w:szCs w:val="16"/>
+          <w:rtl w:val="true"/>
+        </w:rPr>
+        <w:t xml:space="preserve"> کارشناسی رشته زمین‌شناسی </w:t>
       </w:r>
       <w:r>
         <w:rPr>
@@ -4617,7 +4697,18 @@
           <w:szCs w:val="16"/>
           <w:rtl w:val="true"/>
         </w:rPr>
-        <w:t>)</w:t>
+        <w:t xml:space="preserve">) · </w:t>
+      </w:r>
+      <w:r>
+        <w:rPr>
+          <w:rFonts w:cs="Dana Light" w:ascii="Dana Light" w:hAnsi="Dana Light"/>
+          <w:b w:val="false"/>
+          <w:i w:val="false"/>
+          <w:color w:val="4D4D4D"/>
+          <w:sz w:val="16"/>
+          <w:szCs w:val="16"/>
+        </w:rPr>
+        <w:t>m-ghorbani@sbu.ac.ir</w:t>
       </w:r>
     </w:p>
     <w:p>
@@ -8050,6 +8141,50 @@
           <w:rtl w:val="true"/>
         </w:rPr>
         <w:tab/>
+      </w:r>
+      <w:r>
+        <w:rPr>
+          <w:rFonts w:ascii="Dana Light" w:hAnsi="Dana Light" w:cs="Dana Light"/>
+          <w:b w:val="false"/>
+          <w:b w:val="false"/>
+          <w:i w:val="false"/>
+          <w:i w:val="false"/>
+          <w:color w:val="4D4D4D"/>
+          <w:spacing w:val="-3"/>
+          <w:sz w:val="21"/>
+          <w:sz w:val="21"/>
+          <w:szCs w:val="21"/>
+        </w:rPr>
+        <w:t>۱۴۰۵</w:t>
+      </w:r>
+      <w:r>
+        <w:rPr>
+          <w:rFonts w:ascii="Dana Light" w:hAnsi="Dana Light" w:cs="Dana Light"/>
+          <w:b w:val="false"/>
+          <w:b w:val="false"/>
+          <w:i w:val="false"/>
+          <w:i w:val="false"/>
+          <w:color w:val="4D4D4D"/>
+          <w:spacing w:val="-3"/>
+          <w:sz w:val="21"/>
+          <w:sz w:val="21"/>
+          <w:szCs w:val="21"/>
+          <w:rtl w:val="true"/>
+        </w:rPr>
+        <w:t xml:space="preserve"> </w:t>
+      </w:r>
+      <w:r>
+        <w:rPr>
+          <w:rFonts w:cs="Dana Light" w:ascii="Dana Light" w:hAnsi="Dana Light"/>
+          <w:b w:val="false"/>
+          <w:i w:val="false"/>
+          <w:color w:val="4D4D4D"/>
+          <w:spacing w:val="-3"/>
+          <w:sz w:val="21"/>
+          <w:szCs w:val="21"/>
+          <w:rtl w:val="true"/>
+        </w:rPr>
+        <w:t xml:space="preserve">· </w:t>
       </w:r>
       <w:r>
         <w:rPr>

--- a/assets/files/Aria-CV-Fa.docx
+++ b/assets/files/Aria-CV-Fa.docx
@@ -8155,7 +8155,7 @@
           <w:sz w:val="21"/>
           <w:szCs w:val="21"/>
         </w:rPr>
-        <w:t>۱۴۰۵</w:t>
+        <w:t>۲۰۲۶</w:t>
       </w:r>
       <w:r>
         <w:rPr>

--- a/assets/files/Aria-CV-Fa.docx
+++ b/assets/files/Aria-CV-Fa.docx
@@ -94,7 +94,7 @@
           <w:sz w:val="21"/>
           <w:szCs w:val="21"/>
         </w:rPr>
-        <w:t xml:space="preserve">mo.aria.am@gmail.com   |   </w:t>
+        <w:t xml:space="preserve">aria@amini.info   |   </w:t>
       </w:r>
       <w:hyperlink r:id="rId2">
         <w:r>

--- a/assets/files/Aria-CV-Fa.docx
+++ b/assets/files/Aria-CV-Fa.docx
@@ -85,18 +85,31 @@
         </w:rPr>
         <w:t xml:space="preserve">|   </w:t>
       </w:r>
-      <w:r>
-        <w:rPr>
-          <w:rFonts w:cs="Dana Light" w:ascii="Dana Light" w:hAnsi="Dana Light"/>
-          <w:b w:val="false"/>
-          <w:i w:val="false"/>
-          <w:color w:val="4D4D4D"/>
-          <w:sz w:val="21"/>
-          <w:szCs w:val="21"/>
-        </w:rPr>
-        <w:t xml:space="preserve">aria@amini.info   |   </w:t>
-      </w:r>
       <w:hyperlink r:id="rId2">
+        <w:r>
+          <w:rPr>
+            <w:rStyle w:val="ListLabel10"/>
+            <w:rFonts w:cs="Dana Light" w:ascii="Dana Light" w:hAnsi="Dana Light"/>
+            <w:color w:val="4D4D4D"/>
+            <w:sz w:val="21"/>
+            <w:szCs w:val="21"/>
+            <w:u w:val="none"/>
+          </w:rPr>
+          <w:t>aria@amini.info</w:t>
+        </w:r>
+      </w:hyperlink>
+      <w:r>
+        <w:rPr>
+          <w:rFonts w:cs="Dana Light" w:ascii="Dana Light" w:hAnsi="Dana Light"/>
+          <w:b w:val="false"/>
+          <w:i w:val="false"/>
+          <w:color w:val="4D4D4D"/>
+          <w:sz w:val="21"/>
+          <w:szCs w:val="21"/>
+        </w:rPr>
+        <w:t xml:space="preserve">   |   </w:t>
+      </w:r>
+      <w:hyperlink r:id="rId3">
         <w:r>
           <w:rPr>
             <w:rStyle w:val="ListLabel10"/>
@@ -120,7 +133,7 @@
         </w:rPr>
         <w:t xml:space="preserve">   |   </w:t>
       </w:r>
-      <w:hyperlink r:id="rId3">
+      <w:hyperlink r:id="rId4">
         <w:r>
           <w:rPr>
             <w:rStyle w:val="ListLabel10"/>
@@ -1146,7 +1159,7 @@
         </w:rPr>
         <w:t xml:space="preserve">: </w:t>
       </w:r>
-      <w:hyperlink r:id="rId4">
+      <w:hyperlink r:id="rId5">
         <w:r>
           <w:rPr>
             <w:rStyle w:val="ListLabel11"/>
@@ -2252,71 +2265,6 @@
         </w:rPr>
         <w:t>A</w:t>
       </w:r>
-      <w:r>
-        <w:rPr>
-          <w:rFonts w:cs="Dana Light" w:ascii="Dana Light" w:hAnsi="Dana Light"/>
-          <w:b w:val="false"/>
-          <w:i w:val="false"/>
-          <w:color w:val="4D4D4D"/>
-          <w:sz w:val="16"/>
-          <w:szCs w:val="16"/>
-          <w:rtl w:val="true"/>
-        </w:rPr>
-        <w:t xml:space="preserve"> · </w:t>
-      </w:r>
-      <w:r>
-        <w:rPr>
-          <w:rFonts w:ascii="Dana Light" w:hAnsi="Dana Light" w:cs="Dana Light"/>
-          <w:b w:val="false"/>
-          <w:b w:val="false"/>
-          <w:i w:val="false"/>
-          <w:i w:val="false"/>
-          <w:color w:val="4D4D4D"/>
-          <w:sz w:val="16"/>
-          <w:sz w:val="16"/>
-          <w:szCs w:val="16"/>
-          <w:rtl w:val="true"/>
-        </w:rPr>
-        <w:t>تحت نظر</w:t>
-      </w:r>
-      <w:r>
-        <w:rPr>
-          <w:rFonts w:cs="Dana Light" w:ascii="Dana Light" w:hAnsi="Dana Light"/>
-          <w:b w:val="false"/>
-          <w:i w:val="false"/>
-          <w:color w:val="4D4D4D"/>
-          <w:sz w:val="16"/>
-          <w:szCs w:val="16"/>
-          <w:rtl w:val="true"/>
-        </w:rPr>
-        <w:t xml:space="preserve">: </w:t>
-      </w:r>
-      <w:r>
-        <w:rPr>
-          <w:rFonts w:ascii="Dana Light" w:hAnsi="Dana Light" w:cs="Dana Light"/>
-          <w:b w:val="false"/>
-          <w:b w:val="false"/>
-          <w:i w:val="false"/>
-          <w:i w:val="false"/>
-          <w:color w:val="4D4D4D"/>
-          <w:sz w:val="16"/>
-          <w:sz w:val="16"/>
-          <w:szCs w:val="16"/>
-          <w:rtl w:val="true"/>
-        </w:rPr>
-        <w:t xml:space="preserve">مهندس افشین امینی، مدیر مناطق دزفول جنوبی شرکت </w:t>
-      </w:r>
-      <w:r>
-        <w:rPr>
-          <w:rFonts w:cs="Dana Light" w:ascii="Dana Light" w:hAnsi="Dana Light"/>
-          <w:b w:val="false"/>
-          <w:i w:val="false"/>
-          <w:color w:val="4D4D4D"/>
-          <w:sz w:val="16"/>
-          <w:szCs w:val="16"/>
-        </w:rPr>
-        <w:t>NISOC</w:t>
-      </w:r>
     </w:p>
     <w:p>
       <w:pPr>
@@ -2997,19 +2945,21 @@
           <w:szCs w:val="16"/>
           <w:rtl w:val="true"/>
         </w:rPr>
-        <w:t xml:space="preserve">) · </w:t>
-      </w:r>
-      <w:r>
-        <w:rPr>
-          <w:rFonts w:cs="Dana Light" w:ascii="Dana Light" w:hAnsi="Dana Light"/>
-          <w:b w:val="false"/>
-          <w:i w:val="false"/>
-          <w:color w:val="4D4D4D"/>
-          <w:sz w:val="16"/>
-          <w:szCs w:val="16"/>
-        </w:rPr>
-        <w:t>h_rezadoost@sbu.ac.ir</w:t>
-      </w:r>
+        <w:t xml:space="preserve">)  ·  </w:t>
+      </w:r>
+      <w:hyperlink r:id="rId6">
+        <w:r>
+          <w:rPr>
+            <w:rStyle w:val="ListLabel11"/>
+            <w:rFonts w:cs="Dana Light" w:ascii="Dana Light" w:hAnsi="Dana Light"/>
+            <w:color w:val="1F4E79"/>
+            <w:sz w:val="16"/>
+            <w:szCs w:val="16"/>
+            <w:u w:val="none"/>
+          </w:rPr>
+          <w:t>h_rezadoost@sbu.ac.ir</w:t>
+        </w:r>
+      </w:hyperlink>
     </w:p>
     <w:p>
       <w:pPr>
@@ -3393,19 +3343,21 @@
           <w:szCs w:val="16"/>
           <w:rtl w:val="true"/>
         </w:rPr>
-        <w:t xml:space="preserve">) · </w:t>
-      </w:r>
-      <w:r>
-        <w:rPr>
-          <w:rFonts w:cs="Dana Light" w:ascii="Dana Light" w:hAnsi="Dana Light"/>
-          <w:b w:val="false"/>
-          <w:i w:val="false"/>
-          <w:color w:val="4D4D4D"/>
-          <w:sz w:val="16"/>
-          <w:szCs w:val="16"/>
-        </w:rPr>
-        <w:t>m-zahedi@sbu.ac.ir</w:t>
-      </w:r>
+        <w:t xml:space="preserve">)  ·  </w:t>
+      </w:r>
+      <w:hyperlink r:id="rId7">
+        <w:r>
+          <w:rPr>
+            <w:rStyle w:val="ListLabel11"/>
+            <w:rFonts w:cs="Dana Light" w:ascii="Dana Light" w:hAnsi="Dana Light"/>
+            <w:color w:val="1F4E79"/>
+            <w:sz w:val="16"/>
+            <w:szCs w:val="16"/>
+            <w:u w:val="none"/>
+          </w:rPr>
+          <w:t>m-zahedi@sbu.ac.ir</w:t>
+        </w:r>
+      </w:hyperlink>
     </w:p>
     <w:p>
       <w:pPr>
@@ -3662,19 +3614,21 @@
           <w:szCs w:val="16"/>
           <w:rtl w:val="true"/>
         </w:rPr>
-        <w:t xml:space="preserve">) · </w:t>
-      </w:r>
-      <w:r>
-        <w:rPr>
-          <w:rFonts w:cs="Dana Light" w:ascii="Dana Light" w:hAnsi="Dana Light"/>
-          <w:b w:val="false"/>
-          <w:i w:val="false"/>
-          <w:color w:val="4D4D4D"/>
-          <w:sz w:val="16"/>
-          <w:szCs w:val="16"/>
-        </w:rPr>
-        <w:t>m-ghorbani@sbu.ac.ir</w:t>
-      </w:r>
+        <w:t xml:space="preserve">)  ·  </w:t>
+      </w:r>
+      <w:hyperlink r:id="rId8">
+        <w:r>
+          <w:rPr>
+            <w:rStyle w:val="ListLabel11"/>
+            <w:rFonts w:cs="Dana Light" w:ascii="Dana Light" w:hAnsi="Dana Light"/>
+            <w:color w:val="1F4E79"/>
+            <w:sz w:val="16"/>
+            <w:szCs w:val="16"/>
+            <w:u w:val="none"/>
+          </w:rPr>
+          <w:t>m-ghorbani@sbu.ac.ir</w:t>
+        </w:r>
+      </w:hyperlink>
     </w:p>
     <w:p>
       <w:pPr>
@@ -4025,19 +3979,21 @@
           <w:szCs w:val="16"/>
           <w:rtl w:val="true"/>
         </w:rPr>
-        <w:t xml:space="preserve">) · </w:t>
-      </w:r>
-      <w:r>
-        <w:rPr>
-          <w:rFonts w:cs="Dana Light" w:ascii="Dana Light" w:hAnsi="Dana Light"/>
-          <w:b w:val="false"/>
-          <w:i w:val="false"/>
-          <w:color w:val="4D4D4D"/>
-          <w:sz w:val="16"/>
-          <w:szCs w:val="16"/>
-        </w:rPr>
-        <w:t>m-ghorbani@sbu.ac.ir</w:t>
-      </w:r>
+        <w:t xml:space="preserve">)  ·  </w:t>
+      </w:r>
+      <w:hyperlink r:id="rId9">
+        <w:r>
+          <w:rPr>
+            <w:rStyle w:val="ListLabel11"/>
+            <w:rFonts w:cs="Dana Light" w:ascii="Dana Light" w:hAnsi="Dana Light"/>
+            <w:color w:val="1F4E79"/>
+            <w:sz w:val="16"/>
+            <w:szCs w:val="16"/>
+            <w:u w:val="none"/>
+          </w:rPr>
+          <w:t>m-ghorbani@sbu.ac.ir</w:t>
+        </w:r>
+      </w:hyperlink>
     </w:p>
     <w:p>
       <w:pPr>
@@ -4361,19 +4317,21 @@
           <w:szCs w:val="16"/>
           <w:rtl w:val="true"/>
         </w:rPr>
-        <w:t xml:space="preserve">) · </w:t>
-      </w:r>
-      <w:r>
-        <w:rPr>
-          <w:rFonts w:cs="Dana Light" w:ascii="Dana Light" w:hAnsi="Dana Light"/>
-          <w:b w:val="false"/>
-          <w:i w:val="false"/>
-          <w:color w:val="4D4D4D"/>
-          <w:sz w:val="16"/>
-          <w:szCs w:val="16"/>
-        </w:rPr>
-        <w:t>m-ghorbani@sbu.ac.ir</w:t>
-      </w:r>
+        <w:t xml:space="preserve">)  ·  </w:t>
+      </w:r>
+      <w:hyperlink r:id="rId10">
+        <w:r>
+          <w:rPr>
+            <w:rStyle w:val="ListLabel11"/>
+            <w:rFonts w:cs="Dana Light" w:ascii="Dana Light" w:hAnsi="Dana Light"/>
+            <w:color w:val="1F4E79"/>
+            <w:sz w:val="16"/>
+            <w:szCs w:val="16"/>
+            <w:u w:val="none"/>
+          </w:rPr>
+          <w:t>m-ghorbani@sbu.ac.ir</w:t>
+        </w:r>
+      </w:hyperlink>
     </w:p>
     <w:p>
       <w:pPr>
@@ -4697,19 +4655,21 @@
           <w:szCs w:val="16"/>
           <w:rtl w:val="true"/>
         </w:rPr>
-        <w:t xml:space="preserve">) · </w:t>
-      </w:r>
-      <w:r>
-        <w:rPr>
-          <w:rFonts w:cs="Dana Light" w:ascii="Dana Light" w:hAnsi="Dana Light"/>
-          <w:b w:val="false"/>
-          <w:i w:val="false"/>
-          <w:color w:val="4D4D4D"/>
-          <w:sz w:val="16"/>
-          <w:szCs w:val="16"/>
-        </w:rPr>
-        <w:t>m-ghorbani@sbu.ac.ir</w:t>
-      </w:r>
+        <w:t xml:space="preserve">)  ·  </w:t>
+      </w:r>
+      <w:hyperlink r:id="rId11">
+        <w:r>
+          <w:rPr>
+            <w:rStyle w:val="ListLabel11"/>
+            <w:rFonts w:cs="Dana Light" w:ascii="Dana Light" w:hAnsi="Dana Light"/>
+            <w:color w:val="1F4E79"/>
+            <w:sz w:val="16"/>
+            <w:szCs w:val="16"/>
+            <w:u w:val="none"/>
+          </w:rPr>
+          <w:t>m-ghorbani@sbu.ac.ir</w:t>
+        </w:r>
+      </w:hyperlink>
     </w:p>
     <w:p>
       <w:pPr>
@@ -6293,7 +6253,7 @@
           <w:szCs w:val="16"/>
           <w:rtl w:val="true"/>
         </w:rPr>
-        <w:t>مقاله</w:t>
+        <w:t>عنوان مقاله</w:t>
       </w:r>
       <w:r>
         <w:rPr>
@@ -6745,7 +6705,7 @@
           <w:szCs w:val="16"/>
           <w:rtl w:val="true"/>
         </w:rPr>
-        <w:t>مقاله</w:t>
+        <w:t>عنوان مقاله</w:t>
       </w:r>
       <w:r>
         <w:rPr>
@@ -7139,7 +7099,7 @@
         </w:rPr>
         <w:t xml:space="preserve">  ·  </w:t>
       </w:r>
-      <w:hyperlink r:id="rId5">
+      <w:hyperlink r:id="rId12">
         <w:r>
           <w:rPr>
             <w:rStyle w:val="ListLabel11"/>
@@ -7180,7 +7140,7 @@
           <w:szCs w:val="16"/>
           <w:rtl w:val="true"/>
         </w:rPr>
-        <w:t>مقاله</w:t>
+        <w:t>عنوان مقاله</w:t>
       </w:r>
       <w:r>
         <w:rPr>
@@ -7574,7 +7534,7 @@
         </w:rPr>
         <w:t xml:space="preserve">  ·  </w:t>
       </w:r>
-      <w:hyperlink r:id="rId6">
+      <w:hyperlink r:id="rId13">
         <w:r>
           <w:rPr>
             <w:rStyle w:val="ListLabel11"/>
@@ -7615,7 +7575,7 @@
           <w:szCs w:val="16"/>
           <w:rtl w:val="true"/>
         </w:rPr>
-        <w:t>مقاله</w:t>
+        <w:t>عنوان مقاله</w:t>
       </w:r>
       <w:r>
         <w:rPr>
@@ -8009,7 +7969,7 @@
         </w:rPr>
         <w:t xml:space="preserve">  ·  </w:t>
       </w:r>
-      <w:hyperlink r:id="rId7">
+      <w:hyperlink r:id="rId14">
         <w:r>
           <w:rPr>
             <w:rStyle w:val="ListLabel11"/>
@@ -9963,7 +9923,7 @@
           <w:szCs w:val="21"/>
           <w:rtl w:val="true"/>
         </w:rPr>
-        <w:t>دبیر اجرایی انجمن و مدیر وبسایت انجمن زمین‌شناسی ایران</w:t>
+        <w:t>عضو انجمن زمین‌شناسی ایران</w:t>
       </w:r>
       <w:r>
         <w:rPr>
@@ -9992,7 +9952,7 @@
           <w:szCs w:val="21"/>
           <w:rtl w:val="true"/>
         </w:rPr>
-        <w:t xml:space="preserve">فروردین </w:t>
+        <w:t xml:space="preserve">مهر </w:t>
       </w:r>
       <w:r>
         <w:rPr>
@@ -10007,7 +9967,7 @@
           <w:sz w:val="21"/>
           <w:szCs w:val="21"/>
         </w:rPr>
-        <w:t>۱۴۰۲</w:t>
+        <w:t>۱۴۰۱</w:t>
       </w:r>
       <w:r>
         <w:rPr>
@@ -10076,7 +10036,7 @@
           <w:szCs w:val="21"/>
           <w:rtl w:val="true"/>
         </w:rPr>
-        <w:t>انجمن زمین‌شناسی ایران</w:t>
+        <w:t>عضو پیوسته انجمن و نیز دبیر اجرایی انجمن و مدیر وبسایت انجمن زمین‌شناسی ایران</w:t>
       </w:r>
     </w:p>
     <w:p>
@@ -10104,58 +10064,7 @@
           <w:szCs w:val="21"/>
           <w:rtl w:val="true"/>
         </w:rPr>
-        <w:t>عضو کمیته برگزاری</w:t>
-      </w:r>
-    </w:p>
-    <w:p>
-      <w:pPr>
-        <w:pStyle w:val="Normal"/>
-        <w:bidi w:val="1"/>
-        <w:spacing w:lineRule="auto" w:line="240" w:before="0" w:after="0"/>
-        <w:jc w:val="both"/>
-        <w:rPr/>
-      </w:pPr>
-      <w:r>
-        <w:rPr>
-          <w:rFonts w:ascii="Dana Light" w:hAnsi="Dana Light" w:cs="Dana Light"/>
-          <w:b w:val="false"/>
-          <w:b w:val="false"/>
-          <w:i w:val="false"/>
-          <w:i w:val="false"/>
-          <w:color w:val="4D4D4D"/>
-          <w:sz w:val="21"/>
-          <w:sz w:val="21"/>
-          <w:szCs w:val="21"/>
-          <w:rtl w:val="true"/>
-        </w:rPr>
-        <w:t>پنج همایش ملی زمین‌شناسی انجمن زمین‌شناسی ایران</w:t>
-      </w:r>
-    </w:p>
-    <w:p>
-      <w:pPr>
-        <w:pStyle w:val="Normal"/>
-        <w:pBdr>
-          <w:bottom w:val="single" w:sz="4" w:space="2" w:color="333333"/>
-        </w:pBdr>
-        <w:bidi w:val="1"/>
-        <w:spacing w:lineRule="auto" w:line="240" w:before="60" w:after="60"/>
-        <w:jc w:val="left"/>
-        <w:rPr/>
-      </w:pPr>
-      <w:r>
-        <w:rPr>
-          <w:rFonts w:ascii="Dana DemiBold" w:hAnsi="Dana DemiBold" w:cs="Dana DemiBold"/>
-          <w:b w:val="false"/>
-          <w:b w:val="false"/>
-          <w:i w:val="false"/>
-          <w:i w:val="false"/>
-          <w:color w:val="1F4E79"/>
-          <w:sz w:val="23"/>
-          <w:sz w:val="23"/>
-          <w:szCs w:val="23"/>
-          <w:rtl w:val="true"/>
-        </w:rPr>
-        <w:t>سوابق داوطلبانه و فعالیت‌های اجتماعی</w:t>
+        <w:t>عضو انجمن زمین‌شناسان امریکا</w:t>
       </w:r>
     </w:p>
     <w:p>
@@ -10183,300 +10092,34 @@
           <w:szCs w:val="21"/>
           <w:rtl w:val="true"/>
         </w:rPr>
-        <w:t>داوطلب همکاری با مجتمع بیمارستانی و توانبخشی کودکان سرطانی محک</w:t>
-      </w:r>
-      <w:r>
-        <w:rPr>
-          <w:rFonts w:cs="Dana Light" w:ascii="Dana Light" w:hAnsi="Dana Light"/>
-          <w:b w:val="false"/>
-          <w:i w:val="false"/>
-          <w:color w:val="4D4D4D"/>
-          <w:spacing w:val="-3"/>
-          <w:sz w:val="21"/>
-          <w:szCs w:val="21"/>
-          <w:rtl w:val="true"/>
-        </w:rPr>
-        <w:tab/>
-      </w:r>
-      <w:r>
-        <w:rPr>
-          <w:rFonts w:ascii="Dana Light" w:hAnsi="Dana Light" w:cs="Dana Light"/>
-          <w:b w:val="false"/>
-          <w:b w:val="false"/>
-          <w:i w:val="false"/>
-          <w:i w:val="false"/>
-          <w:color w:val="4D4D4D"/>
-          <w:spacing w:val="-3"/>
-          <w:sz w:val="21"/>
-          <w:sz w:val="21"/>
-          <w:szCs w:val="21"/>
-          <w:rtl w:val="true"/>
-        </w:rPr>
-        <w:t xml:space="preserve">مارس </w:t>
-      </w:r>
-      <w:r>
-        <w:rPr>
-          <w:rFonts w:ascii="Dana Light" w:hAnsi="Dana Light" w:cs="Dana Light"/>
-          <w:b w:val="false"/>
-          <w:b w:val="false"/>
-          <w:i w:val="false"/>
-          <w:i w:val="false"/>
-          <w:color w:val="4D4D4D"/>
-          <w:spacing w:val="-3"/>
-          <w:sz w:val="21"/>
-          <w:sz w:val="21"/>
-          <w:szCs w:val="21"/>
-        </w:rPr>
-        <w:t>۲۰۲۳</w:t>
-      </w:r>
-      <w:r>
-        <w:rPr>
-          <w:rFonts w:ascii="Dana Light" w:hAnsi="Dana Light" w:cs="Dana Light"/>
-          <w:b w:val="false"/>
-          <w:b w:val="false"/>
-          <w:i w:val="false"/>
-          <w:i w:val="false"/>
-          <w:color w:val="4D4D4D"/>
-          <w:spacing w:val="-3"/>
-          <w:sz w:val="21"/>
-          <w:sz w:val="21"/>
-          <w:szCs w:val="21"/>
-          <w:rtl w:val="true"/>
-        </w:rPr>
-        <w:t xml:space="preserve"> </w:t>
-      </w:r>
-      <w:r>
-        <w:rPr>
-          <w:rFonts w:cs="Dana Light" w:ascii="Dana Light" w:hAnsi="Dana Light"/>
-          <w:b w:val="false"/>
-          <w:i w:val="false"/>
-          <w:color w:val="4D4D4D"/>
-          <w:spacing w:val="-3"/>
-          <w:sz w:val="21"/>
-          <w:szCs w:val="21"/>
-          <w:rtl w:val="true"/>
-        </w:rPr>
-        <w:t xml:space="preserve">- </w:t>
-      </w:r>
-      <w:r>
-        <w:rPr>
-          <w:rFonts w:ascii="Dana Light" w:hAnsi="Dana Light" w:cs="Dana Light"/>
-          <w:b w:val="false"/>
-          <w:b w:val="false"/>
-          <w:i w:val="false"/>
-          <w:i w:val="false"/>
-          <w:color w:val="4D4D4D"/>
-          <w:spacing w:val="-3"/>
-          <w:sz w:val="21"/>
-          <w:sz w:val="21"/>
-          <w:szCs w:val="21"/>
-          <w:rtl w:val="true"/>
-        </w:rPr>
-        <w:t>تاکنون</w:t>
+        <w:t>عضو انجمن نفت امریکا</w:t>
       </w:r>
     </w:p>
     <w:p>
       <w:pPr>
         <w:pStyle w:val="Normal"/>
+        <w:pBdr>
+          <w:bottom w:val="single" w:sz="4" w:space="2" w:color="333333"/>
+        </w:pBdr>
         <w:bidi w:val="1"/>
-        <w:spacing w:lineRule="auto" w:line="240" w:before="0" w:after="0"/>
-        <w:jc w:val="both"/>
-        <w:rPr/>
-      </w:pPr>
-      <w:r>
-        <w:rPr>
-          <w:rFonts w:ascii="Dana Light" w:hAnsi="Dana Light" w:cs="Dana Light"/>
-          <w:b w:val="false"/>
-          <w:b w:val="false"/>
-          <w:i w:val="false"/>
-          <w:i w:val="false"/>
-          <w:color w:val="4D4D4D"/>
-          <w:sz w:val="21"/>
-          <w:sz w:val="21"/>
-          <w:szCs w:val="21"/>
-          <w:rtl w:val="true"/>
-        </w:rPr>
-        <w:t xml:space="preserve">مؤسسه خیریه محک </w:t>
-      </w:r>
-      <w:r>
-        <w:rPr>
-          <w:rFonts w:cs="Dana Light" w:ascii="Dana Light" w:hAnsi="Dana Light"/>
-          <w:b w:val="false"/>
-          <w:i w:val="false"/>
-          <w:color w:val="4D4D4D"/>
-          <w:sz w:val="21"/>
-          <w:szCs w:val="21"/>
-          <w:rtl w:val="true"/>
-        </w:rPr>
-        <w:t>(</w:t>
-      </w:r>
-      <w:r>
-        <w:rPr>
-          <w:rFonts w:cs="Dana Light" w:ascii="Dana Light" w:hAnsi="Dana Light"/>
-          <w:b w:val="false"/>
-          <w:i w:val="false"/>
-          <w:color w:val="4D4D4D"/>
-          <w:sz w:val="21"/>
-          <w:szCs w:val="21"/>
-        </w:rPr>
-        <w:t>MAHAK Charity</w:t>
-      </w:r>
-      <w:r>
-        <w:rPr>
-          <w:rFonts w:cs="Dana Light" w:ascii="Dana Light" w:hAnsi="Dana Light"/>
-          <w:b w:val="false"/>
-          <w:i w:val="false"/>
-          <w:color w:val="4D4D4D"/>
-          <w:sz w:val="21"/>
-          <w:szCs w:val="21"/>
-          <w:rtl w:val="true"/>
-        </w:rPr>
-        <w:t>)</w:t>
-      </w:r>
-    </w:p>
-    <w:p>
-      <w:pPr>
-        <w:pStyle w:val="Normal"/>
-        <w:bidi w:val="1"/>
-        <w:spacing w:lineRule="auto" w:line="240" w:before="0" w:after="40"/>
+        <w:spacing w:lineRule="auto" w:line="240" w:before="60" w:after="60"/>
         <w:jc w:val="left"/>
         <w:rPr/>
       </w:pPr>
       <w:r>
         <w:rPr>
-          <w:rFonts w:ascii="Dana Light" w:hAnsi="Dana Light" w:cs="Dana Light"/>
-          <w:b w:val="false"/>
-          <w:b w:val="false"/>
-          <w:i w:val="false"/>
-          <w:i w:val="false"/>
-          <w:color w:val="4D4D4D"/>
-          <w:sz w:val="16"/>
-          <w:sz w:val="16"/>
-          <w:szCs w:val="16"/>
-          <w:rtl w:val="true"/>
-        </w:rPr>
-        <w:t xml:space="preserve">امدادرسانی در بحران و کمک‌های بشردوستانه </w:t>
-      </w:r>
-      <w:r>
-        <w:rPr>
-          <w:rFonts w:cs="Dana Light" w:ascii="Dana Light" w:hAnsi="Dana Light"/>
-          <w:b w:val="false"/>
-          <w:i w:val="false"/>
-          <w:color w:val="4D4D4D"/>
-          <w:sz w:val="16"/>
-          <w:szCs w:val="16"/>
-          <w:rtl w:val="true"/>
-        </w:rPr>
-        <w:t xml:space="preserve">· </w:t>
-      </w:r>
-      <w:r>
-        <w:rPr>
-          <w:rFonts w:ascii="Dana Light" w:hAnsi="Dana Light" w:cs="Dana Light"/>
-          <w:b w:val="false"/>
-          <w:b w:val="false"/>
-          <w:i w:val="false"/>
-          <w:i w:val="false"/>
-          <w:color w:val="4D4D4D"/>
-          <w:sz w:val="16"/>
-          <w:sz w:val="16"/>
-          <w:szCs w:val="16"/>
-          <w:rtl w:val="true"/>
-        </w:rPr>
-        <w:t>شناسه محک</w:t>
-      </w:r>
-      <w:r>
-        <w:rPr>
-          <w:rFonts w:cs="Dana Light" w:ascii="Dana Light" w:hAnsi="Dana Light"/>
-          <w:b w:val="false"/>
-          <w:i w:val="false"/>
-          <w:color w:val="4D4D4D"/>
-          <w:sz w:val="16"/>
-          <w:szCs w:val="16"/>
-          <w:rtl w:val="true"/>
-        </w:rPr>
-        <w:t xml:space="preserve">: </w:t>
-      </w:r>
-      <w:r>
-        <w:rPr>
-          <w:rFonts w:ascii="Dana Light" w:hAnsi="Dana Light" w:cs="Dana Light"/>
-          <w:b w:val="false"/>
-          <w:b w:val="false"/>
-          <w:i w:val="false"/>
-          <w:i w:val="false"/>
-          <w:color w:val="4D4D4D"/>
-          <w:sz w:val="16"/>
-          <w:sz w:val="16"/>
-          <w:szCs w:val="16"/>
-        </w:rPr>
-        <w:t>۰۲۰۱۷۵۹۵۹</w:t>
-      </w:r>
-      <w:r>
-        <w:rPr>
-          <w:rFonts w:ascii="Dana Light" w:hAnsi="Dana Light" w:cs="Dana Light"/>
-          <w:b w:val="false"/>
-          <w:b w:val="false"/>
-          <w:i w:val="false"/>
-          <w:i w:val="false"/>
-          <w:color w:val="4D4D4D"/>
-          <w:sz w:val="16"/>
-          <w:sz w:val="16"/>
-          <w:szCs w:val="16"/>
-          <w:rtl w:val="true"/>
-        </w:rPr>
-        <w:t xml:space="preserve"> </w:t>
-      </w:r>
-      <w:r>
-        <w:rPr>
-          <w:rFonts w:cs="Dana Light" w:ascii="Dana Light" w:hAnsi="Dana Light"/>
-          <w:b w:val="false"/>
-          <w:i w:val="false"/>
-          <w:color w:val="4D4D4D"/>
-          <w:sz w:val="16"/>
-          <w:szCs w:val="16"/>
-          <w:rtl w:val="true"/>
-        </w:rPr>
-        <w:t xml:space="preserve">· </w:t>
-      </w:r>
-      <w:r>
-        <w:rPr>
-          <w:rFonts w:ascii="Dana Light" w:hAnsi="Dana Light" w:cs="Dana Light"/>
-          <w:b w:val="false"/>
-          <w:b w:val="false"/>
-          <w:i w:val="false"/>
-          <w:i w:val="false"/>
-          <w:color w:val="4D4D4D"/>
-          <w:sz w:val="16"/>
-          <w:sz w:val="16"/>
-          <w:szCs w:val="16"/>
-          <w:rtl w:val="true"/>
-        </w:rPr>
-        <w:t>شماره عضویت محک</w:t>
-      </w:r>
-      <w:r>
-        <w:rPr>
-          <w:rFonts w:cs="Dana Light" w:ascii="Dana Light" w:hAnsi="Dana Light"/>
-          <w:b w:val="false"/>
-          <w:i w:val="false"/>
-          <w:color w:val="4D4D4D"/>
-          <w:sz w:val="16"/>
-          <w:szCs w:val="16"/>
-          <w:rtl w:val="true"/>
-        </w:rPr>
-        <w:t xml:space="preserve">: </w:t>
-      </w:r>
-      <w:r>
-        <w:rPr>
-          <w:rFonts w:ascii="Dana Light" w:hAnsi="Dana Light" w:cs="Dana Light"/>
-          <w:b w:val="false"/>
-          <w:b w:val="false"/>
-          <w:i w:val="false"/>
-          <w:i w:val="false"/>
-          <w:color w:val="4D4D4D"/>
-          <w:sz w:val="16"/>
-          <w:sz w:val="16"/>
-          <w:szCs w:val="16"/>
-        </w:rPr>
-        <w:t>۱۰۷۰۴</w:t>
+          <w:rFonts w:ascii="Dana DemiBold" w:hAnsi="Dana DemiBold" w:cs="Dana DemiBold"/>
+          <w:b w:val="false"/>
+          <w:b w:val="false"/>
+          <w:i w:val="false"/>
+          <w:i w:val="false"/>
+          <w:color w:val="1F4E79"/>
+          <w:sz w:val="23"/>
+          <w:sz w:val="23"/>
+          <w:szCs w:val="23"/>
+          <w:rtl w:val="true"/>
+        </w:rPr>
+        <w:t>سوابق داوطلبانه و فعالیت‌های اجتماعی</w:t>
       </w:r>
     </w:p>
     <w:p>
@@ -10504,7 +10147,7 @@
           <w:szCs w:val="21"/>
           <w:rtl w:val="true"/>
         </w:rPr>
-        <w:t>سفیر اهدای عضو</w:t>
+        <w:t>داوطلب همکاری با مجتمع بیمارستانی و توانبخشی کودکان سرطانی محک</w:t>
       </w:r>
       <w:r>
         <w:rPr>
@@ -10533,7 +10176,7 @@
           <w:szCs w:val="21"/>
           <w:rtl w:val="true"/>
         </w:rPr>
-        <w:t xml:space="preserve">فروردین </w:t>
+        <w:t xml:space="preserve">مارس </w:t>
       </w:r>
       <w:r>
         <w:rPr>
@@ -10548,7 +10191,7 @@
           <w:sz w:val="21"/>
           <w:szCs w:val="21"/>
         </w:rPr>
-        <w:t>۱۴۰۲</w:t>
+        <w:t>۲۰۲۳</w:t>
       </w:r>
       <w:r>
         <w:rPr>
@@ -10617,7 +10260,7 @@
           <w:szCs w:val="21"/>
           <w:rtl w:val="true"/>
         </w:rPr>
-        <w:t xml:space="preserve">انجمن اهدای عضو ایرانیان </w:t>
+        <w:t xml:space="preserve">مؤسسه خیریه محک </w:t>
       </w:r>
       <w:r>
         <w:rPr>
@@ -10640,7 +10283,7 @@
           <w:sz w:val="21"/>
           <w:szCs w:val="21"/>
         </w:rPr>
-        <w:t>Iranian Society of Organ Donation</w:t>
+        <w:t>MAHAK Charity</w:t>
       </w:r>
       <w:r>
         <w:rPr>
@@ -10676,7 +10319,128 @@
           <w:szCs w:val="16"/>
           <w:rtl w:val="true"/>
         </w:rPr>
-        <w:t>سلامت</w:t>
+        <w:t xml:space="preserve">امدادرسانی در بحران و کمک‌های بشردوستانه </w:t>
+      </w:r>
+      <w:r>
+        <w:rPr>
+          <w:rFonts w:cs="Dana Light" w:ascii="Dana Light" w:hAnsi="Dana Light"/>
+          <w:b w:val="false"/>
+          <w:i w:val="false"/>
+          <w:color w:val="4D4D4D"/>
+          <w:sz w:val="16"/>
+          <w:szCs w:val="16"/>
+          <w:rtl w:val="true"/>
+        </w:rPr>
+        <w:t xml:space="preserve">· </w:t>
+      </w:r>
+      <w:r>
+        <w:rPr>
+          <w:rFonts w:ascii="Dana Light" w:hAnsi="Dana Light" w:cs="Dana Light"/>
+          <w:b w:val="false"/>
+          <w:b w:val="false"/>
+          <w:i w:val="false"/>
+          <w:i w:val="false"/>
+          <w:color w:val="4D4D4D"/>
+          <w:sz w:val="16"/>
+          <w:sz w:val="16"/>
+          <w:szCs w:val="16"/>
+          <w:rtl w:val="true"/>
+        </w:rPr>
+        <w:t>شناسه محک</w:t>
+      </w:r>
+      <w:r>
+        <w:rPr>
+          <w:rFonts w:cs="Dana Light" w:ascii="Dana Light" w:hAnsi="Dana Light"/>
+          <w:b w:val="false"/>
+          <w:i w:val="false"/>
+          <w:color w:val="4D4D4D"/>
+          <w:sz w:val="16"/>
+          <w:szCs w:val="16"/>
+          <w:rtl w:val="true"/>
+        </w:rPr>
+        <w:t xml:space="preserve">: </w:t>
+      </w:r>
+      <w:r>
+        <w:rPr>
+          <w:rFonts w:ascii="Dana Light" w:hAnsi="Dana Light" w:cs="Dana Light"/>
+          <w:b w:val="false"/>
+          <w:b w:val="false"/>
+          <w:i w:val="false"/>
+          <w:i w:val="false"/>
+          <w:color w:val="4D4D4D"/>
+          <w:sz w:val="16"/>
+          <w:sz w:val="16"/>
+          <w:szCs w:val="16"/>
+        </w:rPr>
+        <w:t>۰۲۰۱۷۵۹۵۹</w:t>
+      </w:r>
+      <w:r>
+        <w:rPr>
+          <w:rFonts w:ascii="Dana Light" w:hAnsi="Dana Light" w:cs="Dana Light"/>
+          <w:b w:val="false"/>
+          <w:b w:val="false"/>
+          <w:i w:val="false"/>
+          <w:i w:val="false"/>
+          <w:color w:val="4D4D4D"/>
+          <w:sz w:val="16"/>
+          <w:sz w:val="16"/>
+          <w:szCs w:val="16"/>
+          <w:rtl w:val="true"/>
+        </w:rPr>
+        <w:t xml:space="preserve"> </w:t>
+      </w:r>
+      <w:r>
+        <w:rPr>
+          <w:rFonts w:cs="Dana Light" w:ascii="Dana Light" w:hAnsi="Dana Light"/>
+          <w:b w:val="false"/>
+          <w:i w:val="false"/>
+          <w:color w:val="4D4D4D"/>
+          <w:sz w:val="16"/>
+          <w:szCs w:val="16"/>
+          <w:rtl w:val="true"/>
+        </w:rPr>
+        <w:t xml:space="preserve">· </w:t>
+      </w:r>
+      <w:r>
+        <w:rPr>
+          <w:rFonts w:ascii="Dana Light" w:hAnsi="Dana Light" w:cs="Dana Light"/>
+          <w:b w:val="false"/>
+          <w:b w:val="false"/>
+          <w:i w:val="false"/>
+          <w:i w:val="false"/>
+          <w:color w:val="4D4D4D"/>
+          <w:sz w:val="16"/>
+          <w:sz w:val="16"/>
+          <w:szCs w:val="16"/>
+          <w:rtl w:val="true"/>
+        </w:rPr>
+        <w:t>شماره عضویت محک</w:t>
+      </w:r>
+      <w:r>
+        <w:rPr>
+          <w:rFonts w:cs="Dana Light" w:ascii="Dana Light" w:hAnsi="Dana Light"/>
+          <w:b w:val="false"/>
+          <w:i w:val="false"/>
+          <w:color w:val="4D4D4D"/>
+          <w:sz w:val="16"/>
+          <w:szCs w:val="16"/>
+          <w:rtl w:val="true"/>
+        </w:rPr>
+        <w:t xml:space="preserve">: </w:t>
+      </w:r>
+      <w:r>
+        <w:rPr>
+          <w:rFonts w:ascii="Dana Light" w:hAnsi="Dana Light" w:cs="Dana Light"/>
+          <w:b w:val="false"/>
+          <w:b w:val="false"/>
+          <w:i w:val="false"/>
+          <w:i w:val="false"/>
+          <w:color w:val="4D4D4D"/>
+          <w:sz w:val="16"/>
+          <w:sz w:val="16"/>
+          <w:szCs w:val="16"/>
+        </w:rPr>
+        <w:t>۱۰۷۰۴</w:t>
       </w:r>
     </w:p>
     <w:p>
@@ -10704,7 +10468,7 @@
           <w:szCs w:val="21"/>
           <w:rtl w:val="true"/>
         </w:rPr>
-        <w:t>داوطلب اهدای عضو</w:t>
+        <w:t>سفیر اهدای عضو</w:t>
       </w:r>
       <w:r>
         <w:rPr>
@@ -10733,7 +10497,7 @@
           <w:szCs w:val="21"/>
           <w:rtl w:val="true"/>
         </w:rPr>
-        <w:t xml:space="preserve">مرداد </w:t>
+        <w:t xml:space="preserve">فروردین </w:t>
       </w:r>
       <w:r>
         <w:rPr>
@@ -10748,7 +10512,7 @@
           <w:sz w:val="21"/>
           <w:szCs w:val="21"/>
         </w:rPr>
-        <w:t>۱۳۹۸</w:t>
+        <w:t>۱۴۰۲</w:t>
       </w:r>
       <w:r>
         <w:rPr>
@@ -10876,110 +10640,7 @@
           <w:szCs w:val="16"/>
           <w:rtl w:val="true"/>
         </w:rPr>
-        <w:t xml:space="preserve">امدادرسانی در بحران و کمک‌های بشردوستانه </w:t>
-      </w:r>
-      <w:r>
-        <w:rPr>
-          <w:rFonts w:cs="Dana Light" w:ascii="Dana Light" w:hAnsi="Dana Light"/>
-          <w:b w:val="false"/>
-          <w:i w:val="false"/>
-          <w:color w:val="4D4D4D"/>
-          <w:sz w:val="16"/>
-          <w:szCs w:val="16"/>
-          <w:rtl w:val="true"/>
-        </w:rPr>
-        <w:t xml:space="preserve">· </w:t>
-      </w:r>
-      <w:r>
-        <w:rPr>
-          <w:rFonts w:ascii="Dana Light" w:hAnsi="Dana Light" w:cs="Dana Light"/>
-          <w:b w:val="false"/>
-          <w:b w:val="false"/>
-          <w:i w:val="false"/>
-          <w:i w:val="false"/>
-          <w:color w:val="4D4D4D"/>
-          <w:sz w:val="16"/>
-          <w:sz w:val="16"/>
-          <w:szCs w:val="16"/>
-          <w:rtl w:val="true"/>
-        </w:rPr>
-        <w:t>شماره عضویت</w:t>
-      </w:r>
-      <w:r>
-        <w:rPr>
-          <w:rFonts w:cs="Dana Light" w:ascii="Dana Light" w:hAnsi="Dana Light"/>
-          <w:b w:val="false"/>
-          <w:i w:val="false"/>
-          <w:color w:val="4D4D4D"/>
-          <w:sz w:val="16"/>
-          <w:szCs w:val="16"/>
-          <w:rtl w:val="true"/>
-        </w:rPr>
-        <w:t xml:space="preserve">: </w:t>
-      </w:r>
-      <w:r>
-        <w:rPr>
-          <w:rFonts w:ascii="Dana Light" w:hAnsi="Dana Light" w:cs="Dana Light"/>
-          <w:b w:val="false"/>
-          <w:b w:val="false"/>
-          <w:i w:val="false"/>
-          <w:i w:val="false"/>
-          <w:color w:val="4D4D4D"/>
-          <w:sz w:val="16"/>
-          <w:sz w:val="16"/>
-          <w:szCs w:val="16"/>
-        </w:rPr>
-        <w:t>۳۷۵۱۴۶۲</w:t>
-      </w:r>
-      <w:r>
-        <w:rPr>
-          <w:rFonts w:ascii="Dana Light" w:hAnsi="Dana Light" w:cs="Dana Light"/>
-          <w:b w:val="false"/>
-          <w:b w:val="false"/>
-          <w:i w:val="false"/>
-          <w:i w:val="false"/>
-          <w:color w:val="4D4D4D"/>
-          <w:sz w:val="16"/>
-          <w:sz w:val="16"/>
-          <w:szCs w:val="16"/>
-          <w:rtl w:val="true"/>
-        </w:rPr>
-        <w:t xml:space="preserve"> </w:t>
-      </w:r>
-      <w:r>
-        <w:rPr>
-          <w:rFonts w:cs="Dana Light" w:ascii="Dana Light" w:hAnsi="Dana Light"/>
-          <w:b w:val="false"/>
-          <w:i w:val="false"/>
-          <w:color w:val="4D4D4D"/>
-          <w:sz w:val="16"/>
-          <w:szCs w:val="16"/>
-          <w:rtl w:val="true"/>
-        </w:rPr>
-        <w:t>(</w:t>
-      </w:r>
-      <w:r>
-        <w:rPr>
-          <w:rFonts w:cs="Dana Light" w:ascii="Dana Light" w:hAnsi="Dana Light"/>
-          <w:b w:val="false"/>
-          <w:i w:val="false"/>
-          <w:color w:val="4D4D4D"/>
-          <w:sz w:val="16"/>
-          <w:szCs w:val="16"/>
-        </w:rPr>
-        <w:t>ehda.ir</w:t>
-      </w:r>
-      <w:r>
-        <w:rPr>
-          <w:rFonts w:cs="Dana Light" w:ascii="Dana Light" w:hAnsi="Dana Light"/>
-          <w:b w:val="false"/>
-          <w:i w:val="false"/>
-          <w:color w:val="4D4D4D"/>
-          <w:sz w:val="16"/>
-          <w:szCs w:val="16"/>
-          <w:rtl w:val="true"/>
-        </w:rPr>
-        <w:t>)</w:t>
+        <w:t>سلامت</w:t>
       </w:r>
     </w:p>
     <w:p>
@@ -11007,7 +10668,7 @@
           <w:szCs w:val="21"/>
           <w:rtl w:val="true"/>
         </w:rPr>
-        <w:t>داوطلب</w:t>
+        <w:t>داوطلب اهدای عضو</w:t>
       </w:r>
       <w:r>
         <w:rPr>
@@ -11036,7 +10697,7 @@
           <w:szCs w:val="21"/>
           <w:rtl w:val="true"/>
         </w:rPr>
-        <w:t xml:space="preserve">فروردین </w:t>
+        <w:t xml:space="preserve">مرداد </w:t>
       </w:r>
       <w:r>
         <w:rPr>
@@ -11051,7 +10712,7 @@
           <w:sz w:val="21"/>
           <w:szCs w:val="21"/>
         </w:rPr>
-        <w:t>۱۴۰۲</w:t>
+        <w:t>۱۳۹۸</w:t>
       </w:r>
       <w:r>
         <w:rPr>
@@ -11120,7 +10781,7 @@
           <w:szCs w:val="21"/>
           <w:rtl w:val="true"/>
         </w:rPr>
-        <w:t xml:space="preserve">مرکز نوآوری جمعیت هلال احمر جمهوری اسلامی ایران </w:t>
+        <w:t xml:space="preserve">انجمن اهدای عضو ایرانیان </w:t>
       </w:r>
       <w:r>
         <w:rPr>
@@ -11143,7 +10804,7 @@
           <w:sz w:val="21"/>
           <w:szCs w:val="21"/>
         </w:rPr>
-        <w:t>Iranian Red Crescent Society Innovation Center</w:t>
+        <w:t>Iranian Society of Organ Donation</w:t>
       </w:r>
       <w:r>
         <w:rPr>
@@ -11179,7 +10840,110 @@
           <w:szCs w:val="16"/>
           <w:rtl w:val="true"/>
         </w:rPr>
-        <w:t>امدادرسانی در بحران و کمک‌های بشردوستانه</w:t>
+        <w:t xml:space="preserve">امدادرسانی در بحران و کمک‌های بشردوستانه </w:t>
+      </w:r>
+      <w:r>
+        <w:rPr>
+          <w:rFonts w:cs="Dana Light" w:ascii="Dana Light" w:hAnsi="Dana Light"/>
+          <w:b w:val="false"/>
+          <w:i w:val="false"/>
+          <w:color w:val="4D4D4D"/>
+          <w:sz w:val="16"/>
+          <w:szCs w:val="16"/>
+          <w:rtl w:val="true"/>
+        </w:rPr>
+        <w:t xml:space="preserve">· </w:t>
+      </w:r>
+      <w:r>
+        <w:rPr>
+          <w:rFonts w:ascii="Dana Light" w:hAnsi="Dana Light" w:cs="Dana Light"/>
+          <w:b w:val="false"/>
+          <w:b w:val="false"/>
+          <w:i w:val="false"/>
+          <w:i w:val="false"/>
+          <w:color w:val="4D4D4D"/>
+          <w:sz w:val="16"/>
+          <w:sz w:val="16"/>
+          <w:szCs w:val="16"/>
+          <w:rtl w:val="true"/>
+        </w:rPr>
+        <w:t>شماره عضویت</w:t>
+      </w:r>
+      <w:r>
+        <w:rPr>
+          <w:rFonts w:cs="Dana Light" w:ascii="Dana Light" w:hAnsi="Dana Light"/>
+          <w:b w:val="false"/>
+          <w:i w:val="false"/>
+          <w:color w:val="4D4D4D"/>
+          <w:sz w:val="16"/>
+          <w:szCs w:val="16"/>
+          <w:rtl w:val="true"/>
+        </w:rPr>
+        <w:t xml:space="preserve">: </w:t>
+      </w:r>
+      <w:r>
+        <w:rPr>
+          <w:rFonts w:ascii="Dana Light" w:hAnsi="Dana Light" w:cs="Dana Light"/>
+          <w:b w:val="false"/>
+          <w:b w:val="false"/>
+          <w:i w:val="false"/>
+          <w:i w:val="false"/>
+          <w:color w:val="4D4D4D"/>
+          <w:sz w:val="16"/>
+          <w:sz w:val="16"/>
+          <w:szCs w:val="16"/>
+        </w:rPr>
+        <w:t>۳۷۵۱۴۶۲</w:t>
+      </w:r>
+      <w:r>
+        <w:rPr>
+          <w:rFonts w:ascii="Dana Light" w:hAnsi="Dana Light" w:cs="Dana Light"/>
+          <w:b w:val="false"/>
+          <w:b w:val="false"/>
+          <w:i w:val="false"/>
+          <w:i w:val="false"/>
+          <w:color w:val="4D4D4D"/>
+          <w:sz w:val="16"/>
+          <w:sz w:val="16"/>
+          <w:szCs w:val="16"/>
+          <w:rtl w:val="true"/>
+        </w:rPr>
+        <w:t xml:space="preserve"> </w:t>
+      </w:r>
+      <w:r>
+        <w:rPr>
+          <w:rFonts w:cs="Dana Light" w:ascii="Dana Light" w:hAnsi="Dana Light"/>
+          <w:b w:val="false"/>
+          <w:i w:val="false"/>
+          <w:color w:val="4D4D4D"/>
+          <w:sz w:val="16"/>
+          <w:szCs w:val="16"/>
+          <w:rtl w:val="true"/>
+        </w:rPr>
+        <w:t>(</w:t>
+      </w:r>
+      <w:r>
+        <w:rPr>
+          <w:rFonts w:cs="Dana Light" w:ascii="Dana Light" w:hAnsi="Dana Light"/>
+          <w:b w:val="false"/>
+          <w:i w:val="false"/>
+          <w:color w:val="4D4D4D"/>
+          <w:sz w:val="16"/>
+          <w:szCs w:val="16"/>
+        </w:rPr>
+        <w:t>ehda.ir</w:t>
+      </w:r>
+      <w:r>
+        <w:rPr>
+          <w:rFonts w:cs="Dana Light" w:ascii="Dana Light" w:hAnsi="Dana Light"/>
+          <w:b w:val="false"/>
+          <w:i w:val="false"/>
+          <w:color w:val="4D4D4D"/>
+          <w:sz w:val="16"/>
+          <w:szCs w:val="16"/>
+          <w:rtl w:val="true"/>
+        </w:rPr>
+        <w:t>)</w:t>
       </w:r>
     </w:p>
     <w:p>
@@ -11207,6 +10971,206 @@
           <w:szCs w:val="21"/>
           <w:rtl w:val="true"/>
         </w:rPr>
+        <w:t>داوطلب</w:t>
+      </w:r>
+      <w:r>
+        <w:rPr>
+          <w:rFonts w:cs="Dana Light" w:ascii="Dana Light" w:hAnsi="Dana Light"/>
+          <w:b w:val="false"/>
+          <w:i w:val="false"/>
+          <w:color w:val="4D4D4D"/>
+          <w:spacing w:val="-3"/>
+          <w:sz w:val="21"/>
+          <w:szCs w:val="21"/>
+          <w:rtl w:val="true"/>
+        </w:rPr>
+        <w:tab/>
+      </w:r>
+      <w:r>
+        <w:rPr>
+          <w:rFonts w:ascii="Dana Light" w:hAnsi="Dana Light" w:cs="Dana Light"/>
+          <w:b w:val="false"/>
+          <w:b w:val="false"/>
+          <w:i w:val="false"/>
+          <w:i w:val="false"/>
+          <w:color w:val="4D4D4D"/>
+          <w:spacing w:val="-3"/>
+          <w:sz w:val="21"/>
+          <w:sz w:val="21"/>
+          <w:szCs w:val="21"/>
+          <w:rtl w:val="true"/>
+        </w:rPr>
+        <w:t xml:space="preserve">فروردین </w:t>
+      </w:r>
+      <w:r>
+        <w:rPr>
+          <w:rFonts w:ascii="Dana Light" w:hAnsi="Dana Light" w:cs="Dana Light"/>
+          <w:b w:val="false"/>
+          <w:b w:val="false"/>
+          <w:i w:val="false"/>
+          <w:i w:val="false"/>
+          <w:color w:val="4D4D4D"/>
+          <w:spacing w:val="-3"/>
+          <w:sz w:val="21"/>
+          <w:sz w:val="21"/>
+          <w:szCs w:val="21"/>
+        </w:rPr>
+        <w:t>۱۴۰۲</w:t>
+      </w:r>
+      <w:r>
+        <w:rPr>
+          <w:rFonts w:ascii="Dana Light" w:hAnsi="Dana Light" w:cs="Dana Light"/>
+          <w:b w:val="false"/>
+          <w:b w:val="false"/>
+          <w:i w:val="false"/>
+          <w:i w:val="false"/>
+          <w:color w:val="4D4D4D"/>
+          <w:spacing w:val="-3"/>
+          <w:sz w:val="21"/>
+          <w:sz w:val="21"/>
+          <w:szCs w:val="21"/>
+          <w:rtl w:val="true"/>
+        </w:rPr>
+        <w:t xml:space="preserve"> </w:t>
+      </w:r>
+      <w:r>
+        <w:rPr>
+          <w:rFonts w:cs="Dana Light" w:ascii="Dana Light" w:hAnsi="Dana Light"/>
+          <w:b w:val="false"/>
+          <w:i w:val="false"/>
+          <w:color w:val="4D4D4D"/>
+          <w:spacing w:val="-3"/>
+          <w:sz w:val="21"/>
+          <w:szCs w:val="21"/>
+          <w:rtl w:val="true"/>
+        </w:rPr>
+        <w:t xml:space="preserve">- </w:t>
+      </w:r>
+      <w:r>
+        <w:rPr>
+          <w:rFonts w:ascii="Dana Light" w:hAnsi="Dana Light" w:cs="Dana Light"/>
+          <w:b w:val="false"/>
+          <w:b w:val="false"/>
+          <w:i w:val="false"/>
+          <w:i w:val="false"/>
+          <w:color w:val="4D4D4D"/>
+          <w:spacing w:val="-3"/>
+          <w:sz w:val="21"/>
+          <w:sz w:val="21"/>
+          <w:szCs w:val="21"/>
+          <w:rtl w:val="true"/>
+        </w:rPr>
+        <w:t>تاکنون</w:t>
+      </w:r>
+    </w:p>
+    <w:p>
+      <w:pPr>
+        <w:pStyle w:val="Normal"/>
+        <w:bidi w:val="1"/>
+        <w:spacing w:lineRule="auto" w:line="240" w:before="0" w:after="0"/>
+        <w:jc w:val="both"/>
+        <w:rPr/>
+      </w:pPr>
+      <w:r>
+        <w:rPr>
+          <w:rFonts w:ascii="Dana Light" w:hAnsi="Dana Light" w:cs="Dana Light"/>
+          <w:b w:val="false"/>
+          <w:b w:val="false"/>
+          <w:i w:val="false"/>
+          <w:i w:val="false"/>
+          <w:color w:val="4D4D4D"/>
+          <w:sz w:val="21"/>
+          <w:sz w:val="21"/>
+          <w:szCs w:val="21"/>
+          <w:rtl w:val="true"/>
+        </w:rPr>
+        <w:t xml:space="preserve">مرکز نوآوری جمعیت هلال احمر جمهوری اسلامی ایران </w:t>
+      </w:r>
+      <w:r>
+        <w:rPr>
+          <w:rFonts w:cs="Dana Light" w:ascii="Dana Light" w:hAnsi="Dana Light"/>
+          <w:b w:val="false"/>
+          <w:i w:val="false"/>
+          <w:color w:val="4D4D4D"/>
+          <w:sz w:val="21"/>
+          <w:szCs w:val="21"/>
+          <w:rtl w:val="true"/>
+        </w:rPr>
+        <w:t>(</w:t>
+      </w:r>
+      <w:r>
+        <w:rPr>
+          <w:rFonts w:cs="Dana Light" w:ascii="Dana Light" w:hAnsi="Dana Light"/>
+          <w:b w:val="false"/>
+          <w:i w:val="false"/>
+          <w:color w:val="4D4D4D"/>
+          <w:sz w:val="21"/>
+          <w:szCs w:val="21"/>
+        </w:rPr>
+        <w:t>Iranian Red Crescent Society Innovation Center</w:t>
+      </w:r>
+      <w:r>
+        <w:rPr>
+          <w:rFonts w:cs="Dana Light" w:ascii="Dana Light" w:hAnsi="Dana Light"/>
+          <w:b w:val="false"/>
+          <w:i w:val="false"/>
+          <w:color w:val="4D4D4D"/>
+          <w:sz w:val="21"/>
+          <w:szCs w:val="21"/>
+          <w:rtl w:val="true"/>
+        </w:rPr>
+        <w:t>)</w:t>
+      </w:r>
+    </w:p>
+    <w:p>
+      <w:pPr>
+        <w:pStyle w:val="Normal"/>
+        <w:bidi w:val="1"/>
+        <w:spacing w:lineRule="auto" w:line="240" w:before="0" w:after="40"/>
+        <w:jc w:val="left"/>
+        <w:rPr/>
+      </w:pPr>
+      <w:r>
+        <w:rPr>
+          <w:rFonts w:ascii="Dana Light" w:hAnsi="Dana Light" w:cs="Dana Light"/>
+          <w:b w:val="false"/>
+          <w:b w:val="false"/>
+          <w:i w:val="false"/>
+          <w:i w:val="false"/>
+          <w:color w:val="4D4D4D"/>
+          <w:sz w:val="16"/>
+          <w:sz w:val="16"/>
+          <w:szCs w:val="16"/>
+          <w:rtl w:val="true"/>
+        </w:rPr>
+        <w:t>امدادرسانی در بحران و کمک‌های بشردوستانه</w:t>
+      </w:r>
+    </w:p>
+    <w:p>
+      <w:pPr>
+        <w:pStyle w:val="Normal"/>
+        <w:tabs>
+          <w:tab w:val="clear" w:pos="720"/>
+          <w:tab w:val="right" w:pos="10318" w:leader="none"/>
+        </w:tabs>
+        <w:bidi w:val="1"/>
+        <w:spacing w:lineRule="auto" w:line="240" w:before="0" w:after="0"/>
+        <w:jc w:val="left"/>
+        <w:rPr/>
+      </w:pPr>
+      <w:r>
+        <w:rPr>
+          <w:rFonts w:ascii="Dana DemiBold" w:hAnsi="Dana DemiBold" w:cs="Dana DemiBold"/>
+          <w:b w:val="false"/>
+          <w:b w:val="false"/>
+          <w:i w:val="false"/>
+          <w:i w:val="false"/>
+          <w:color w:val="1A1A1A"/>
+          <w:sz w:val="21"/>
+          <w:sz w:val="21"/>
+          <w:szCs w:val="21"/>
+          <w:rtl w:val="true"/>
+        </w:rPr>
         <w:t>عضو نیکوکار</w:t>
       </w:r>
       <w:r>
@@ -12030,7 +11994,7 @@
         </w:rPr>
         <w:t xml:space="preserve">·  </w:t>
       </w:r>
-      <w:hyperlink r:id="rId8">
+      <w:hyperlink r:id="rId15">
         <w:r>
           <w:rPr>
             <w:rStyle w:val="ListLabel11"/>
@@ -12284,7 +12248,7 @@
         </w:rPr>
         <w:t xml:space="preserve">·  </w:t>
       </w:r>
-      <w:hyperlink r:id="rId9">
+      <w:hyperlink r:id="rId16">
         <w:r>
           <w:rPr>
             <w:rStyle w:val="ListLabel11"/>
@@ -12358,7 +12322,7 @@
         </w:rPr>
         <w:t xml:space="preserve">·  </w:t>
       </w:r>
-      <w:hyperlink r:id="rId10">
+      <w:hyperlink r:id="rId17">
         <w:r>
           <w:rPr>
             <w:rStyle w:val="ListLabel11"/>
@@ -12432,7 +12396,7 @@
         </w:rPr>
         <w:t xml:space="preserve">·  </w:t>
       </w:r>
-      <w:hyperlink r:id="rId11">
+      <w:hyperlink r:id="rId18">
         <w:r>
           <w:rPr>
             <w:rStyle w:val="ListLabel11"/>
@@ -12506,7 +12470,7 @@
         </w:rPr>
         <w:t xml:space="preserve">·  </w:t>
       </w:r>
-      <w:hyperlink r:id="rId12">
+      <w:hyperlink r:id="rId19">
         <w:r>
           <w:rPr>
             <w:rStyle w:val="ListLabel11"/>
@@ -12635,7 +12599,7 @@
         </w:rPr>
         <w:t xml:space="preserve">·  </w:t>
       </w:r>
-      <w:hyperlink r:id="rId13">
+      <w:hyperlink r:id="rId20">
         <w:r>
           <w:rPr>
             <w:rStyle w:val="ListLabel11"/>
@@ -12674,7 +12638,7 @@
         </w:rPr>
         <w:t xml:space="preserve">مجوز کسب و کار خانگی هوش مصنوعی   </w:t>
       </w:r>
-      <w:hyperlink r:id="rId14">
+      <w:hyperlink r:id="rId21">
         <w:r>
           <w:rPr>
             <w:rStyle w:val="ListLabel11"/>
@@ -12713,7 +12677,7 @@
         </w:rPr>
         <w:t xml:space="preserve">مجوز کسب و کار خانگی طراحی معماری سیستم نرم‌افزار   </w:t>
       </w:r>
-      <w:hyperlink r:id="rId15">
+      <w:hyperlink r:id="rId22">
         <w:r>
           <w:rPr>
             <w:rStyle w:val="ListLabel11"/>
@@ -12752,7 +12716,7 @@
         </w:rPr>
         <w:t xml:space="preserve">مجوز کسب و کار خانگی طراحی طلا و جواهر   </w:t>
       </w:r>
-      <w:hyperlink r:id="rId16">
+      <w:hyperlink r:id="rId23">
         <w:r>
           <w:rPr>
             <w:rStyle w:val="ListLabel11"/>
@@ -12791,7 +12755,7 @@
         </w:rPr>
         <w:t xml:space="preserve">مجوز کسب و کار خانگی تراش سنگ‌های قیمتی و نیمه‌قیمتی   </w:t>
       </w:r>
-      <w:hyperlink r:id="rId17">
+      <w:hyperlink r:id="rId24">
         <w:r>
           <w:rPr>
             <w:rStyle w:val="ListLabel11"/>
@@ -12830,7 +12794,7 @@
         </w:rPr>
         <w:t xml:space="preserve">مجوز کسب و کار خانگی برنامه‌نویسی نرم‌افزار   </w:t>
       </w:r>
-      <w:hyperlink r:id="rId18">
+      <w:hyperlink r:id="rId25">
         <w:r>
           <w:rPr>
             <w:rStyle w:val="ListLabel11"/>
@@ -13074,626 +13038,6 @@
           <w:szCs w:val="16"/>
         </w:rPr>
         <w:t>· EVKUGMGT45RP</w:t>
-      </w:r>
-      <w:r>
-        <w:rPr>
-          <w:rFonts w:cs="Dana Light" w:ascii="Dana Light" w:hAnsi="Dana Light"/>
-          <w:b w:val="false"/>
-          <w:i w:val="false"/>
-          <w:color w:val="4D4D4D"/>
-          <w:sz w:val="16"/>
-          <w:szCs w:val="16"/>
-          <w:rtl w:val="true"/>
-        </w:rPr>
-        <w:t xml:space="preserve">  ·  </w:t>
-      </w:r>
-      <w:hyperlink r:id="rId19">
-        <w:r>
-          <w:rPr>
-            <w:rStyle w:val="ListLabel11"/>
-            <w:rFonts w:ascii="Dana Light" w:hAnsi="Dana Light" w:cs="Dana Light"/>
-            <w:color w:val="1F4E79"/>
-            <w:sz w:val="16"/>
-            <w:sz w:val="16"/>
-            <w:szCs w:val="16"/>
-            <w:u w:val="none"/>
-            <w:rtl w:val="true"/>
-          </w:rPr>
-          <w:t>مشاهده گواهی</w:t>
-        </w:r>
-      </w:hyperlink>
-    </w:p>
-    <w:p>
-      <w:pPr>
-        <w:pStyle w:val="Normal"/>
-        <w:bidi w:val="1"/>
-        <w:spacing w:lineRule="auto" w:line="240" w:before="0" w:after="0"/>
-        <w:ind w:left="283"/>
-        <w:jc w:val="left"/>
-        <w:rPr/>
-      </w:pPr>
-      <w:r>
-        <w:rPr>
-          <w:rFonts w:cs="Dana Light" w:ascii="Dana Light" w:hAnsi="Dana Light"/>
-          <w:b w:val="false"/>
-          <w:i w:val="false"/>
-          <w:color w:val="1A1A1A"/>
-          <w:sz w:val="16"/>
-          <w:szCs w:val="16"/>
-          <w:rtl w:val="true"/>
-        </w:rPr>
-        <w:t xml:space="preserve">- </w:t>
-      </w:r>
-      <w:r>
-        <w:rPr>
-          <w:rFonts w:cs="Dana Light" w:ascii="Dana Light" w:hAnsi="Dana Light"/>
-          <w:b w:val="false"/>
-          <w:i w:val="false"/>
-          <w:color w:val="1A1A1A"/>
-          <w:sz w:val="16"/>
-          <w:szCs w:val="16"/>
-        </w:rPr>
-        <w:t xml:space="preserve">From Wellhead to Refinery: Midstream Oil and Gas Processing   </w:t>
-      </w:r>
-      <w:r>
-        <w:rPr>
-          <w:rFonts w:ascii="Dana Light" w:hAnsi="Dana Light" w:cs="Dana Light"/>
-          <w:b w:val="false"/>
-          <w:b w:val="false"/>
-          <w:i w:val="false"/>
-          <w:i w:val="false"/>
-          <w:color w:val="4D4D4D"/>
-          <w:sz w:val="16"/>
-          <w:sz w:val="16"/>
-          <w:szCs w:val="16"/>
-        </w:rPr>
-        <w:t xml:space="preserve">۲۰۲۵ </w:t>
-      </w:r>
-      <w:r>
-        <w:rPr>
-          <w:rFonts w:cs="Dana Light" w:ascii="Dana Light" w:hAnsi="Dana Light"/>
-          <w:b w:val="false"/>
-          <w:i w:val="false"/>
-          <w:color w:val="4D4D4D"/>
-          <w:sz w:val="16"/>
-          <w:szCs w:val="16"/>
-        </w:rPr>
-        <w:t>· RO8QDU44OUOL</w:t>
-      </w:r>
-      <w:r>
-        <w:rPr>
-          <w:rFonts w:cs="Dana Light" w:ascii="Dana Light" w:hAnsi="Dana Light"/>
-          <w:b w:val="false"/>
-          <w:i w:val="false"/>
-          <w:color w:val="4D4D4D"/>
-          <w:sz w:val="16"/>
-          <w:szCs w:val="16"/>
-          <w:rtl w:val="true"/>
-        </w:rPr>
-        <w:t xml:space="preserve">  ·  </w:t>
-      </w:r>
-      <w:hyperlink r:id="rId20">
-        <w:r>
-          <w:rPr>
-            <w:rStyle w:val="ListLabel11"/>
-            <w:rFonts w:ascii="Dana Light" w:hAnsi="Dana Light" w:cs="Dana Light"/>
-            <w:color w:val="1F4E79"/>
-            <w:sz w:val="16"/>
-            <w:sz w:val="16"/>
-            <w:szCs w:val="16"/>
-            <w:u w:val="none"/>
-            <w:rtl w:val="true"/>
-          </w:rPr>
-          <w:t>مشاهده گواهی</w:t>
-        </w:r>
-      </w:hyperlink>
-    </w:p>
-    <w:p>
-      <w:pPr>
-        <w:pStyle w:val="Normal"/>
-        <w:bidi w:val="1"/>
-        <w:spacing w:lineRule="auto" w:line="240" w:before="0" w:after="0"/>
-        <w:ind w:left="283"/>
-        <w:jc w:val="left"/>
-        <w:rPr/>
-      </w:pPr>
-      <w:r>
-        <w:rPr>
-          <w:rFonts w:cs="Dana Light" w:ascii="Dana Light" w:hAnsi="Dana Light"/>
-          <w:b w:val="false"/>
-          <w:i w:val="false"/>
-          <w:color w:val="1A1A1A"/>
-          <w:sz w:val="16"/>
-          <w:szCs w:val="16"/>
-          <w:rtl w:val="true"/>
-        </w:rPr>
-        <w:t xml:space="preserve">- </w:t>
-      </w:r>
-      <w:r>
-        <w:rPr>
-          <w:rFonts w:cs="Dana Light" w:ascii="Dana Light" w:hAnsi="Dana Light"/>
-          <w:b w:val="false"/>
-          <w:i w:val="false"/>
-          <w:color w:val="1A1A1A"/>
-          <w:sz w:val="16"/>
-          <w:szCs w:val="16"/>
-        </w:rPr>
-        <w:t xml:space="preserve">Natural Gas Production and Processing   </w:t>
-      </w:r>
-      <w:r>
-        <w:rPr>
-          <w:rFonts w:ascii="Dana Light" w:hAnsi="Dana Light" w:cs="Dana Light"/>
-          <w:b w:val="false"/>
-          <w:b w:val="false"/>
-          <w:i w:val="false"/>
-          <w:i w:val="false"/>
-          <w:color w:val="4D4D4D"/>
-          <w:sz w:val="16"/>
-          <w:sz w:val="16"/>
-          <w:szCs w:val="16"/>
-        </w:rPr>
-        <w:t xml:space="preserve">۲۰۲۵ </w:t>
-      </w:r>
-      <w:r>
-        <w:rPr>
-          <w:rFonts w:cs="Dana Light" w:ascii="Dana Light" w:hAnsi="Dana Light"/>
-          <w:b w:val="false"/>
-          <w:i w:val="false"/>
-          <w:color w:val="4D4D4D"/>
-          <w:sz w:val="16"/>
-          <w:szCs w:val="16"/>
-        </w:rPr>
-        <w:t>· IGS15UQQFRV4</w:t>
-      </w:r>
-      <w:r>
-        <w:rPr>
-          <w:rFonts w:cs="Dana Light" w:ascii="Dana Light" w:hAnsi="Dana Light"/>
-          <w:b w:val="false"/>
-          <w:i w:val="false"/>
-          <w:color w:val="4D4D4D"/>
-          <w:sz w:val="16"/>
-          <w:szCs w:val="16"/>
-          <w:rtl w:val="true"/>
-        </w:rPr>
-        <w:t xml:space="preserve">  ·  </w:t>
-      </w:r>
-      <w:hyperlink r:id="rId21">
-        <w:r>
-          <w:rPr>
-            <w:rStyle w:val="ListLabel11"/>
-            <w:rFonts w:ascii="Dana Light" w:hAnsi="Dana Light" w:cs="Dana Light"/>
-            <w:color w:val="1F4E79"/>
-            <w:sz w:val="16"/>
-            <w:sz w:val="16"/>
-            <w:szCs w:val="16"/>
-            <w:u w:val="none"/>
-            <w:rtl w:val="true"/>
-          </w:rPr>
-          <w:t>مشاهده گواهی</w:t>
-        </w:r>
-      </w:hyperlink>
-    </w:p>
-    <w:p>
-      <w:pPr>
-        <w:pStyle w:val="Normal"/>
-        <w:bidi w:val="1"/>
-        <w:spacing w:lineRule="auto" w:line="240" w:before="0" w:after="0"/>
-        <w:ind w:left="283"/>
-        <w:jc w:val="left"/>
-        <w:rPr/>
-      </w:pPr>
-      <w:r>
-        <w:rPr>
-          <w:rFonts w:cs="Dana Light" w:ascii="Dana Light" w:hAnsi="Dana Light"/>
-          <w:b w:val="false"/>
-          <w:i w:val="false"/>
-          <w:color w:val="1A1A1A"/>
-          <w:sz w:val="16"/>
-          <w:szCs w:val="16"/>
-          <w:rtl w:val="true"/>
-        </w:rPr>
-        <w:t xml:space="preserve">- </w:t>
-      </w:r>
-      <w:r>
-        <w:rPr>
-          <w:rFonts w:cs="Dana Light" w:ascii="Dana Light" w:hAnsi="Dana Light"/>
-          <w:b w:val="false"/>
-          <w:i w:val="false"/>
-          <w:color w:val="1A1A1A"/>
-          <w:sz w:val="16"/>
-          <w:szCs w:val="16"/>
-        </w:rPr>
-        <w:t xml:space="preserve">AI &amp; ML Applications in Oil and Gas Industry   </w:t>
-      </w:r>
-      <w:r>
-        <w:rPr>
-          <w:rFonts w:ascii="Dana Light" w:hAnsi="Dana Light" w:cs="Dana Light"/>
-          <w:b w:val="false"/>
-          <w:b w:val="false"/>
-          <w:i w:val="false"/>
-          <w:i w:val="false"/>
-          <w:color w:val="4D4D4D"/>
-          <w:sz w:val="16"/>
-          <w:sz w:val="16"/>
-          <w:szCs w:val="16"/>
-        </w:rPr>
-        <w:t xml:space="preserve">۲۰۲۵ </w:t>
-      </w:r>
-      <w:r>
-        <w:rPr>
-          <w:rFonts w:cs="Dana Light" w:ascii="Dana Light" w:hAnsi="Dana Light"/>
-          <w:b w:val="false"/>
-          <w:i w:val="false"/>
-          <w:color w:val="4D4D4D"/>
-          <w:sz w:val="16"/>
-          <w:szCs w:val="16"/>
-        </w:rPr>
-        <w:t>· O4Y2QT274ZI3</w:t>
-      </w:r>
-      <w:r>
-        <w:rPr>
-          <w:rFonts w:cs="Dana Light" w:ascii="Dana Light" w:hAnsi="Dana Light"/>
-          <w:b w:val="false"/>
-          <w:i w:val="false"/>
-          <w:color w:val="4D4D4D"/>
-          <w:sz w:val="16"/>
-          <w:szCs w:val="16"/>
-          <w:rtl w:val="true"/>
-        </w:rPr>
-        <w:t xml:space="preserve">  ·  </w:t>
-      </w:r>
-      <w:hyperlink r:id="rId22">
-        <w:r>
-          <w:rPr>
-            <w:rStyle w:val="ListLabel11"/>
-            <w:rFonts w:ascii="Dana Light" w:hAnsi="Dana Light" w:cs="Dana Light"/>
-            <w:color w:val="1F4E79"/>
-            <w:sz w:val="16"/>
-            <w:sz w:val="16"/>
-            <w:szCs w:val="16"/>
-            <w:u w:val="none"/>
-            <w:rtl w:val="true"/>
-          </w:rPr>
-          <w:t>مشاهده گواهی</w:t>
-        </w:r>
-      </w:hyperlink>
-    </w:p>
-    <w:p>
-      <w:pPr>
-        <w:pStyle w:val="Normal"/>
-        <w:bidi w:val="1"/>
-        <w:spacing w:lineRule="auto" w:line="240" w:before="0" w:after="0"/>
-        <w:ind w:left="283"/>
-        <w:jc w:val="left"/>
-        <w:rPr/>
-      </w:pPr>
-      <w:r>
-        <w:rPr>
-          <w:rFonts w:cs="Dana Light" w:ascii="Dana Light" w:hAnsi="Dana Light"/>
-          <w:b w:val="false"/>
-          <w:i w:val="false"/>
-          <w:color w:val="1A1A1A"/>
-          <w:sz w:val="16"/>
-          <w:szCs w:val="16"/>
-          <w:rtl w:val="true"/>
-        </w:rPr>
-        <w:t xml:space="preserve">- </w:t>
-      </w:r>
-      <w:r>
-        <w:rPr>
-          <w:rFonts w:cs="Dana Light" w:ascii="Dana Light" w:hAnsi="Dana Light"/>
-          <w:b w:val="false"/>
-          <w:i w:val="false"/>
-          <w:color w:val="1A1A1A"/>
-          <w:sz w:val="16"/>
-          <w:szCs w:val="16"/>
-        </w:rPr>
-        <w:t xml:space="preserve">Utilities, Safety &amp; Environmental Care in Oil &amp; Gas Industry   </w:t>
-      </w:r>
-      <w:r>
-        <w:rPr>
-          <w:rFonts w:ascii="Dana Light" w:hAnsi="Dana Light" w:cs="Dana Light"/>
-          <w:b w:val="false"/>
-          <w:b w:val="false"/>
-          <w:i w:val="false"/>
-          <w:i w:val="false"/>
-          <w:color w:val="4D4D4D"/>
-          <w:sz w:val="16"/>
-          <w:sz w:val="16"/>
-          <w:szCs w:val="16"/>
-        </w:rPr>
-        <w:t xml:space="preserve">۲۰۲۵ </w:t>
-      </w:r>
-      <w:r>
-        <w:rPr>
-          <w:rFonts w:cs="Dana Light" w:ascii="Dana Light" w:hAnsi="Dana Light"/>
-          <w:b w:val="false"/>
-          <w:i w:val="false"/>
-          <w:color w:val="4D4D4D"/>
-          <w:sz w:val="16"/>
-          <w:szCs w:val="16"/>
-        </w:rPr>
-        <w:t>· UQWIYV2XAVAV</w:t>
-      </w:r>
-      <w:r>
-        <w:rPr>
-          <w:rFonts w:cs="Dana Light" w:ascii="Dana Light" w:hAnsi="Dana Light"/>
-          <w:b w:val="false"/>
-          <w:i w:val="false"/>
-          <w:color w:val="4D4D4D"/>
-          <w:sz w:val="16"/>
-          <w:szCs w:val="16"/>
-          <w:rtl w:val="true"/>
-        </w:rPr>
-        <w:t xml:space="preserve">  ·  </w:t>
-      </w:r>
-      <w:hyperlink r:id="rId23">
-        <w:r>
-          <w:rPr>
-            <w:rStyle w:val="ListLabel11"/>
-            <w:rFonts w:ascii="Dana Light" w:hAnsi="Dana Light" w:cs="Dana Light"/>
-            <w:color w:val="1F4E79"/>
-            <w:sz w:val="16"/>
-            <w:sz w:val="16"/>
-            <w:szCs w:val="16"/>
-            <w:u w:val="none"/>
-            <w:rtl w:val="true"/>
-          </w:rPr>
-          <w:t>مشاهده گواهی</w:t>
-        </w:r>
-      </w:hyperlink>
-    </w:p>
-    <w:p>
-      <w:pPr>
-        <w:pStyle w:val="Normal"/>
-        <w:bidi w:val="1"/>
-        <w:spacing w:lineRule="auto" w:line="240" w:before="20" w:after="60"/>
-        <w:ind w:left="283"/>
-        <w:jc w:val="left"/>
-        <w:rPr/>
-      </w:pPr>
-      <w:hyperlink r:id="rId24">
-        <w:r>
-          <w:rPr>
-            <w:rStyle w:val="ListLabel11"/>
-            <w:rFonts w:ascii="Dana Light" w:hAnsi="Dana Light" w:cs="Dana Light"/>
-            <w:color w:val="1F4E79"/>
-            <w:sz w:val="16"/>
-            <w:sz w:val="16"/>
-            <w:szCs w:val="16"/>
-            <w:u w:val="none"/>
-            <w:rtl w:val="true"/>
-          </w:rPr>
-          <w:t>مشاهده گواهینامه تخصصی</w:t>
-        </w:r>
-      </w:hyperlink>
-    </w:p>
-    <w:p>
-      <w:pPr>
-        <w:pStyle w:val="Normal"/>
-        <w:bidi w:val="1"/>
-        <w:spacing w:lineRule="auto" w:line="240" w:before="40" w:after="0"/>
-        <w:jc w:val="left"/>
-        <w:rPr/>
-      </w:pPr>
-      <w:r>
-        <w:rPr>
-          <w:rFonts w:cs="Dana DemiBold" w:ascii="Dana DemiBold" w:hAnsi="Dana DemiBold"/>
-          <w:b w:val="false"/>
-          <w:i w:val="false"/>
-          <w:color w:val="1A1A1A"/>
-          <w:sz w:val="21"/>
-          <w:szCs w:val="21"/>
-        </w:rPr>
-        <w:t>Introduction to Environmental Science</w:t>
-      </w:r>
-    </w:p>
-    <w:p>
-      <w:pPr>
-        <w:pStyle w:val="Normal"/>
-        <w:bidi w:val="1"/>
-        <w:spacing w:lineRule="auto" w:line="240" w:before="0" w:after="20"/>
-        <w:jc w:val="left"/>
-        <w:rPr/>
-      </w:pPr>
-      <w:r>
-        <w:rPr>
-          <w:rFonts w:ascii="Dana Light" w:hAnsi="Dana Light" w:cs="Dana Light"/>
-          <w:b w:val="false"/>
-          <w:b w:val="false"/>
-          <w:i w:val="false"/>
-          <w:i w:val="false"/>
-          <w:color w:val="4D4D4D"/>
-          <w:sz w:val="16"/>
-          <w:sz w:val="16"/>
-          <w:szCs w:val="16"/>
-          <w:rtl w:val="true"/>
-        </w:rPr>
-        <w:t xml:space="preserve">گواهینامه تخصصی کورسرا </w:t>
-      </w:r>
-      <w:r>
-        <w:rPr>
-          <w:rFonts w:cs="Dana Light" w:ascii="Dana Light" w:hAnsi="Dana Light"/>
-          <w:b w:val="false"/>
-          <w:i w:val="false"/>
-          <w:color w:val="4D4D4D"/>
-          <w:sz w:val="16"/>
-          <w:szCs w:val="16"/>
-          <w:rtl w:val="true"/>
-        </w:rPr>
-        <w:t xml:space="preserve">· </w:t>
-      </w:r>
-      <w:r>
-        <w:rPr>
-          <w:rFonts w:ascii="Dana Light" w:hAnsi="Dana Light" w:cs="Dana Light"/>
-          <w:b w:val="false"/>
-          <w:b w:val="false"/>
-          <w:i w:val="false"/>
-          <w:i w:val="false"/>
-          <w:color w:val="4D4D4D"/>
-          <w:sz w:val="16"/>
-          <w:sz w:val="16"/>
-          <w:szCs w:val="16"/>
-        </w:rPr>
-        <w:t>۳</w:t>
-      </w:r>
-      <w:r>
-        <w:rPr>
-          <w:rFonts w:ascii="Dana Light" w:hAnsi="Dana Light" w:cs="Dana Light"/>
-          <w:b w:val="false"/>
-          <w:b w:val="false"/>
-          <w:i w:val="false"/>
-          <w:i w:val="false"/>
-          <w:color w:val="4D4D4D"/>
-          <w:sz w:val="16"/>
-          <w:sz w:val="16"/>
-          <w:szCs w:val="16"/>
-          <w:rtl w:val="true"/>
-        </w:rPr>
-        <w:t xml:space="preserve"> دوره</w:t>
-      </w:r>
-    </w:p>
-    <w:p>
-      <w:pPr>
-        <w:pStyle w:val="Normal"/>
-        <w:bidi w:val="1"/>
-        <w:spacing w:lineRule="auto" w:line="240" w:before="0" w:after="0"/>
-        <w:ind w:left="283"/>
-        <w:jc w:val="left"/>
-        <w:rPr/>
-      </w:pPr>
-      <w:r>
-        <w:rPr>
-          <w:rFonts w:cs="Dana Light" w:ascii="Dana Light" w:hAnsi="Dana Light"/>
-          <w:b w:val="false"/>
-          <w:i w:val="false"/>
-          <w:color w:val="1A1A1A"/>
-          <w:sz w:val="16"/>
-          <w:szCs w:val="16"/>
-          <w:rtl w:val="true"/>
-        </w:rPr>
-        <w:t xml:space="preserve">- </w:t>
-      </w:r>
-      <w:r>
-        <w:rPr>
-          <w:rFonts w:cs="Dana Light" w:ascii="Dana Light" w:hAnsi="Dana Light"/>
-          <w:b w:val="false"/>
-          <w:i w:val="false"/>
-          <w:color w:val="1A1A1A"/>
-          <w:sz w:val="16"/>
-          <w:szCs w:val="16"/>
-        </w:rPr>
-        <w:t xml:space="preserve">Environmental Science   </w:t>
-      </w:r>
-      <w:r>
-        <w:rPr>
-          <w:rFonts w:ascii="Dana Light" w:hAnsi="Dana Light" w:cs="Dana Light"/>
-          <w:b w:val="false"/>
-          <w:b w:val="false"/>
-          <w:i w:val="false"/>
-          <w:i w:val="false"/>
-          <w:color w:val="4D4D4D"/>
-          <w:sz w:val="16"/>
-          <w:sz w:val="16"/>
-          <w:szCs w:val="16"/>
-        </w:rPr>
-        <w:t xml:space="preserve">۲۰۲۴ </w:t>
-      </w:r>
-      <w:r>
-        <w:rPr>
-          <w:rFonts w:cs="Dana Light" w:ascii="Dana Light" w:hAnsi="Dana Light"/>
-          <w:b w:val="false"/>
-          <w:i w:val="false"/>
-          <w:color w:val="4D4D4D"/>
-          <w:sz w:val="16"/>
-          <w:szCs w:val="16"/>
-        </w:rPr>
-        <w:t>· 67L7TVDOHCS4</w:t>
-      </w:r>
-      <w:r>
-        <w:rPr>
-          <w:rFonts w:cs="Dana Light" w:ascii="Dana Light" w:hAnsi="Dana Light"/>
-          <w:b w:val="false"/>
-          <w:i w:val="false"/>
-          <w:color w:val="4D4D4D"/>
-          <w:sz w:val="16"/>
-          <w:szCs w:val="16"/>
-          <w:rtl w:val="true"/>
-        </w:rPr>
-        <w:t xml:space="preserve">  ·  </w:t>
-      </w:r>
-      <w:hyperlink r:id="rId25">
-        <w:r>
-          <w:rPr>
-            <w:rStyle w:val="ListLabel11"/>
-            <w:rFonts w:ascii="Dana Light" w:hAnsi="Dana Light" w:cs="Dana Light"/>
-            <w:color w:val="1F4E79"/>
-            <w:sz w:val="16"/>
-            <w:sz w:val="16"/>
-            <w:szCs w:val="16"/>
-            <w:u w:val="none"/>
-            <w:rtl w:val="true"/>
-          </w:rPr>
-          <w:t>مشاهده گواهی</w:t>
-        </w:r>
-      </w:hyperlink>
-    </w:p>
-    <w:p>
-      <w:pPr>
-        <w:pStyle w:val="Normal"/>
-        <w:bidi w:val="1"/>
-        <w:spacing w:lineRule="auto" w:line="240" w:before="0" w:after="0"/>
-        <w:ind w:left="283"/>
-        <w:jc w:val="left"/>
-        <w:rPr/>
-      </w:pPr>
-      <w:r>
-        <w:rPr>
-          <w:rFonts w:cs="Dana Light" w:ascii="Dana Light" w:hAnsi="Dana Light"/>
-          <w:b w:val="false"/>
-          <w:i w:val="false"/>
-          <w:color w:val="1A1A1A"/>
-          <w:sz w:val="16"/>
-          <w:szCs w:val="16"/>
-          <w:rtl w:val="true"/>
-        </w:rPr>
-        <w:t xml:space="preserve">- </w:t>
-      </w:r>
-      <w:r>
-        <w:rPr>
-          <w:rFonts w:cs="Dana Light" w:ascii="Dana Light" w:hAnsi="Dana Light"/>
-          <w:b w:val="false"/>
-          <w:i w:val="false"/>
-          <w:color w:val="1A1A1A"/>
-          <w:sz w:val="16"/>
-          <w:szCs w:val="16"/>
-        </w:rPr>
-        <w:t xml:space="preserve">Population, Food, and Soil   </w:t>
-      </w:r>
-      <w:r>
-        <w:rPr>
-          <w:rFonts w:ascii="Dana Light" w:hAnsi="Dana Light" w:cs="Dana Light"/>
-          <w:b w:val="false"/>
-          <w:b w:val="false"/>
-          <w:i w:val="false"/>
-          <w:i w:val="false"/>
-          <w:color w:val="4D4D4D"/>
-          <w:sz w:val="16"/>
-          <w:sz w:val="16"/>
-          <w:szCs w:val="16"/>
-        </w:rPr>
-        <w:t xml:space="preserve">۲۰۲۴ </w:t>
-      </w:r>
-      <w:r>
-        <w:rPr>
-          <w:rFonts w:cs="Dana Light" w:ascii="Dana Light" w:hAnsi="Dana Light"/>
-          <w:b w:val="false"/>
-          <w:i w:val="false"/>
-          <w:color w:val="4D4D4D"/>
-          <w:sz w:val="16"/>
-          <w:szCs w:val="16"/>
-        </w:rPr>
-        <w:t>· E1UHZEYRKK2T</w:t>
       </w:r>
       <w:r>
         <w:rPr>
@@ -13753,32 +13097,32 @@
           <w:sz w:val="16"/>
           <w:szCs w:val="16"/>
         </w:rPr>
-        <w:t xml:space="preserve">Energy and Environment   </w:t>
-      </w:r>
-      <w:r>
-        <w:rPr>
-          <w:rFonts w:ascii="Dana Light" w:hAnsi="Dana Light" w:cs="Dana Light"/>
-          <w:b w:val="false"/>
-          <w:b w:val="false"/>
-          <w:i w:val="false"/>
-          <w:i w:val="false"/>
-          <w:color w:val="4D4D4D"/>
-          <w:sz w:val="16"/>
-          <w:sz w:val="16"/>
-          <w:szCs w:val="16"/>
-        </w:rPr>
-        <w:t xml:space="preserve">۲۰۲۴ </w:t>
-      </w:r>
-      <w:r>
-        <w:rPr>
-          <w:rFonts w:cs="Dana Light" w:ascii="Dana Light" w:hAnsi="Dana Light"/>
-          <w:b w:val="false"/>
-          <w:i w:val="false"/>
-          <w:color w:val="4D4D4D"/>
-          <w:sz w:val="16"/>
-          <w:szCs w:val="16"/>
-        </w:rPr>
-        <w:t>· TAEBBTUG4LV3</w:t>
+        <w:t xml:space="preserve">From Wellhead to Refinery: Midstream Oil and Gas Processing   </w:t>
+      </w:r>
+      <w:r>
+        <w:rPr>
+          <w:rFonts w:ascii="Dana Light" w:hAnsi="Dana Light" w:cs="Dana Light"/>
+          <w:b w:val="false"/>
+          <w:b w:val="false"/>
+          <w:i w:val="false"/>
+          <w:i w:val="false"/>
+          <w:color w:val="4D4D4D"/>
+          <w:sz w:val="16"/>
+          <w:sz w:val="16"/>
+          <w:szCs w:val="16"/>
+        </w:rPr>
+        <w:t xml:space="preserve">۲۰۲۵ </w:t>
+      </w:r>
+      <w:r>
+        <w:rPr>
+          <w:rFonts w:cs="Dana Light" w:ascii="Dana Light" w:hAnsi="Dana Light"/>
+          <w:b w:val="false"/>
+          <w:i w:val="false"/>
+          <w:color w:val="4D4D4D"/>
+          <w:sz w:val="16"/>
+          <w:szCs w:val="16"/>
+        </w:rPr>
+        <w:t>· RO8QDU44OUOL</w:t>
       </w:r>
       <w:r>
         <w:rPr>
@@ -13812,11 +13156,71 @@
       <w:pPr>
         <w:pStyle w:val="Normal"/>
         <w:bidi w:val="1"/>
-        <w:spacing w:lineRule="auto" w:line="240" w:before="20" w:after="60"/>
+        <w:spacing w:lineRule="auto" w:line="240" w:before="0" w:after="0"/>
         <w:ind w:left="283"/>
         <w:jc w:val="left"/>
         <w:rPr/>
       </w:pPr>
+      <w:r>
+        <w:rPr>
+          <w:rFonts w:cs="Dana Light" w:ascii="Dana Light" w:hAnsi="Dana Light"/>
+          <w:b w:val="false"/>
+          <w:i w:val="false"/>
+          <w:color w:val="1A1A1A"/>
+          <w:sz w:val="16"/>
+          <w:szCs w:val="16"/>
+          <w:rtl w:val="true"/>
+        </w:rPr>
+        <w:t xml:space="preserve">- </w:t>
+      </w:r>
+      <w:r>
+        <w:rPr>
+          <w:rFonts w:cs="Dana Light" w:ascii="Dana Light" w:hAnsi="Dana Light"/>
+          <w:b w:val="false"/>
+          <w:i w:val="false"/>
+          <w:color w:val="1A1A1A"/>
+          <w:sz w:val="16"/>
+          <w:szCs w:val="16"/>
+        </w:rPr>
+        <w:t xml:space="preserve">Natural Gas Production and Processing   </w:t>
+      </w:r>
+      <w:r>
+        <w:rPr>
+          <w:rFonts w:ascii="Dana Light" w:hAnsi="Dana Light" w:cs="Dana Light"/>
+          <w:b w:val="false"/>
+          <w:b w:val="false"/>
+          <w:i w:val="false"/>
+          <w:i w:val="false"/>
+          <w:color w:val="4D4D4D"/>
+          <w:sz w:val="16"/>
+          <w:sz w:val="16"/>
+          <w:szCs w:val="16"/>
+        </w:rPr>
+        <w:t xml:space="preserve">۲۰۲۵ </w:t>
+      </w:r>
+      <w:r>
+        <w:rPr>
+          <w:rFonts w:cs="Dana Light" w:ascii="Dana Light" w:hAnsi="Dana Light"/>
+          <w:b w:val="false"/>
+          <w:i w:val="false"/>
+          <w:color w:val="4D4D4D"/>
+          <w:sz w:val="16"/>
+          <w:szCs w:val="16"/>
+        </w:rPr>
+        <w:t>· IGS15UQQFRV4</w:t>
+      </w:r>
+      <w:r>
+        <w:rPr>
+          <w:rFonts w:cs="Dana Light" w:ascii="Dana Light" w:hAnsi="Dana Light"/>
+          <w:b w:val="false"/>
+          <w:i w:val="false"/>
+          <w:color w:val="4D4D4D"/>
+          <w:sz w:val="16"/>
+          <w:szCs w:val="16"/>
+          <w:rtl w:val="true"/>
+        </w:rPr>
+        <w:t xml:space="preserve">  ·  </w:t>
+      </w:r>
       <w:hyperlink r:id="rId28">
         <w:r>
           <w:rPr>
@@ -13829,94 +13233,9 @@
             <w:u w:val="none"/>
             <w:rtl w:val="true"/>
           </w:rPr>
-          <w:t>مشاهده گواهینامه تخصصی</w:t>
+          <w:t>مشاهده گواهی</w:t>
         </w:r>
       </w:hyperlink>
-    </w:p>
-    <w:p>
-      <w:pPr>
-        <w:pStyle w:val="Normal"/>
-        <w:bidi w:val="1"/>
-        <w:spacing w:lineRule="auto" w:line="240" w:before="40" w:after="0"/>
-        <w:jc w:val="left"/>
-        <w:rPr/>
-      </w:pPr>
-      <w:r>
-        <w:rPr>
-          <w:rFonts w:cs="Dana DemiBold" w:ascii="Dana DemiBold" w:hAnsi="Dana DemiBold"/>
-          <w:b w:val="false"/>
-          <w:i w:val="false"/>
-          <w:color w:val="1A1A1A"/>
-          <w:sz w:val="21"/>
-          <w:szCs w:val="21"/>
-        </w:rPr>
-        <w:t>Google Digital Marketing &amp; E-commerce Professional Certificate</w:t>
-      </w:r>
-    </w:p>
-    <w:p>
-      <w:pPr>
-        <w:pStyle w:val="Normal"/>
-        <w:bidi w:val="1"/>
-        <w:spacing w:lineRule="auto" w:line="240" w:before="0" w:after="20"/>
-        <w:jc w:val="left"/>
-        <w:rPr/>
-      </w:pPr>
-      <w:r>
-        <w:rPr>
-          <w:rFonts w:ascii="Dana Light" w:hAnsi="Dana Light" w:cs="Dana Light"/>
-          <w:b w:val="false"/>
-          <w:b w:val="false"/>
-          <w:i w:val="false"/>
-          <w:i w:val="false"/>
-          <w:color w:val="4D4D4D"/>
-          <w:sz w:val="16"/>
-          <w:sz w:val="16"/>
-          <w:szCs w:val="16"/>
-          <w:rtl w:val="true"/>
-        </w:rPr>
-        <w:t xml:space="preserve">گواهی حرفه‌ای کورسرا </w:t>
-      </w:r>
-      <w:r>
-        <w:rPr>
-          <w:rFonts w:cs="Dana Light" w:ascii="Dana Light" w:hAnsi="Dana Light"/>
-          <w:b w:val="false"/>
-          <w:i w:val="false"/>
-          <w:color w:val="4D4D4D"/>
-          <w:sz w:val="16"/>
-          <w:szCs w:val="16"/>
-          <w:rtl w:val="true"/>
-        </w:rPr>
-        <w:t xml:space="preserve">· </w:t>
-      </w:r>
-      <w:r>
-        <w:rPr>
-          <w:rFonts w:ascii="Dana Light" w:hAnsi="Dana Light" w:cs="Dana Light"/>
-          <w:b w:val="false"/>
-          <w:b w:val="false"/>
-          <w:i w:val="false"/>
-          <w:i w:val="false"/>
-          <w:color w:val="4D4D4D"/>
-          <w:sz w:val="16"/>
-          <w:sz w:val="16"/>
-          <w:szCs w:val="16"/>
-        </w:rPr>
-        <w:t>۷</w:t>
-      </w:r>
-      <w:r>
-        <w:rPr>
-          <w:rFonts w:ascii="Dana Light" w:hAnsi="Dana Light" w:cs="Dana Light"/>
-          <w:b w:val="false"/>
-          <w:b w:val="false"/>
-          <w:i w:val="false"/>
-          <w:i w:val="false"/>
-          <w:color w:val="4D4D4D"/>
-          <w:sz w:val="16"/>
-          <w:sz w:val="16"/>
-          <w:szCs w:val="16"/>
-          <w:rtl w:val="true"/>
-        </w:rPr>
-        <w:t xml:space="preserve"> دوره</w:t>
-      </w:r>
     </w:p>
     <w:p>
       <w:pPr>
@@ -13948,32 +13267,32 @@
           <w:sz w:val="16"/>
           <w:szCs w:val="16"/>
         </w:rPr>
-        <w:t xml:space="preserve">Foundations of Digital Marketing and E-commerce   </w:t>
-      </w:r>
-      <w:r>
-        <w:rPr>
-          <w:rFonts w:ascii="Dana Light" w:hAnsi="Dana Light" w:cs="Dana Light"/>
-          <w:b w:val="false"/>
-          <w:b w:val="false"/>
-          <w:i w:val="false"/>
-          <w:i w:val="false"/>
-          <w:color w:val="4D4D4D"/>
-          <w:sz w:val="16"/>
-          <w:sz w:val="16"/>
-          <w:szCs w:val="16"/>
-        </w:rPr>
-        <w:t xml:space="preserve">۲۰۲۴ </w:t>
-      </w:r>
-      <w:r>
-        <w:rPr>
-          <w:rFonts w:cs="Dana Light" w:ascii="Dana Light" w:hAnsi="Dana Light"/>
-          <w:b w:val="false"/>
-          <w:i w:val="false"/>
-          <w:color w:val="4D4D4D"/>
-          <w:sz w:val="16"/>
-          <w:szCs w:val="16"/>
-        </w:rPr>
-        <w:t>· ADAC17OAAUTM</w:t>
+        <w:t xml:space="preserve">AI &amp; ML Applications in Oil and Gas Industry   </w:t>
+      </w:r>
+      <w:r>
+        <w:rPr>
+          <w:rFonts w:ascii="Dana Light" w:hAnsi="Dana Light" w:cs="Dana Light"/>
+          <w:b w:val="false"/>
+          <w:b w:val="false"/>
+          <w:i w:val="false"/>
+          <w:i w:val="false"/>
+          <w:color w:val="4D4D4D"/>
+          <w:sz w:val="16"/>
+          <w:sz w:val="16"/>
+          <w:szCs w:val="16"/>
+        </w:rPr>
+        <w:t xml:space="preserve">۲۰۲۵ </w:t>
+      </w:r>
+      <w:r>
+        <w:rPr>
+          <w:rFonts w:cs="Dana Light" w:ascii="Dana Light" w:hAnsi="Dana Light"/>
+          <w:b w:val="false"/>
+          <w:i w:val="false"/>
+          <w:color w:val="4D4D4D"/>
+          <w:sz w:val="16"/>
+          <w:szCs w:val="16"/>
+        </w:rPr>
+        <w:t>· O4Y2QT274ZI3</w:t>
       </w:r>
       <w:r>
         <w:rPr>
@@ -14033,32 +13352,32 @@
           <w:sz w:val="16"/>
           <w:szCs w:val="16"/>
         </w:rPr>
-        <w:t xml:space="preserve">Attract and Engage Customers with Digital Marketing   </w:t>
-      </w:r>
-      <w:r>
-        <w:rPr>
-          <w:rFonts w:ascii="Dana Light" w:hAnsi="Dana Light" w:cs="Dana Light"/>
-          <w:b w:val="false"/>
-          <w:b w:val="false"/>
-          <w:i w:val="false"/>
-          <w:i w:val="false"/>
-          <w:color w:val="4D4D4D"/>
-          <w:sz w:val="16"/>
-          <w:sz w:val="16"/>
-          <w:szCs w:val="16"/>
-        </w:rPr>
-        <w:t xml:space="preserve">۲۰۲۴ </w:t>
-      </w:r>
-      <w:r>
-        <w:rPr>
-          <w:rFonts w:cs="Dana Light" w:ascii="Dana Light" w:hAnsi="Dana Light"/>
-          <w:b w:val="false"/>
-          <w:i w:val="false"/>
-          <w:color w:val="4D4D4D"/>
-          <w:sz w:val="16"/>
-          <w:szCs w:val="16"/>
-        </w:rPr>
-        <w:t>· BYDLT1NC85UY</w:t>
+        <w:t xml:space="preserve">Utilities, Safety &amp; Environmental Care in Oil &amp; Gas Industry   </w:t>
+      </w:r>
+      <w:r>
+        <w:rPr>
+          <w:rFonts w:ascii="Dana Light" w:hAnsi="Dana Light" w:cs="Dana Light"/>
+          <w:b w:val="false"/>
+          <w:b w:val="false"/>
+          <w:i w:val="false"/>
+          <w:i w:val="false"/>
+          <w:color w:val="4D4D4D"/>
+          <w:sz w:val="16"/>
+          <w:sz w:val="16"/>
+          <w:szCs w:val="16"/>
+        </w:rPr>
+        <w:t xml:space="preserve">۲۰۲۵ </w:t>
+      </w:r>
+      <w:r>
+        <w:rPr>
+          <w:rFonts w:cs="Dana Light" w:ascii="Dana Light" w:hAnsi="Dana Light"/>
+          <w:b w:val="false"/>
+          <w:i w:val="false"/>
+          <w:color w:val="4D4D4D"/>
+          <w:sz w:val="16"/>
+          <w:szCs w:val="16"/>
+        </w:rPr>
+        <w:t>· UQWIYV2XAVAV</w:t>
       </w:r>
       <w:r>
         <w:rPr>
@@ -14092,71 +13411,11 @@
       <w:pPr>
         <w:pStyle w:val="Normal"/>
         <w:bidi w:val="1"/>
-        <w:spacing w:lineRule="auto" w:line="240" w:before="0" w:after="0"/>
+        <w:spacing w:lineRule="auto" w:line="240" w:before="20" w:after="60"/>
         <w:ind w:left="283"/>
         <w:jc w:val="left"/>
         <w:rPr/>
       </w:pPr>
-      <w:r>
-        <w:rPr>
-          <w:rFonts w:cs="Dana Light" w:ascii="Dana Light" w:hAnsi="Dana Light"/>
-          <w:b w:val="false"/>
-          <w:i w:val="false"/>
-          <w:color w:val="1A1A1A"/>
-          <w:sz w:val="16"/>
-          <w:szCs w:val="16"/>
-          <w:rtl w:val="true"/>
-        </w:rPr>
-        <w:t xml:space="preserve">- </w:t>
-      </w:r>
-      <w:r>
-        <w:rPr>
-          <w:rFonts w:cs="Dana Light" w:ascii="Dana Light" w:hAnsi="Dana Light"/>
-          <w:b w:val="false"/>
-          <w:i w:val="false"/>
-          <w:color w:val="1A1A1A"/>
-          <w:sz w:val="16"/>
-          <w:szCs w:val="16"/>
-        </w:rPr>
-        <w:t xml:space="preserve">From Likes to Leads: Interact with Customers Online   </w:t>
-      </w:r>
-      <w:r>
-        <w:rPr>
-          <w:rFonts w:ascii="Dana Light" w:hAnsi="Dana Light" w:cs="Dana Light"/>
-          <w:b w:val="false"/>
-          <w:b w:val="false"/>
-          <w:i w:val="false"/>
-          <w:i w:val="false"/>
-          <w:color w:val="4D4D4D"/>
-          <w:sz w:val="16"/>
-          <w:sz w:val="16"/>
-          <w:szCs w:val="16"/>
-        </w:rPr>
-        <w:t xml:space="preserve">۲۰۲۴ </w:t>
-      </w:r>
-      <w:r>
-        <w:rPr>
-          <w:rFonts w:cs="Dana Light" w:ascii="Dana Light" w:hAnsi="Dana Light"/>
-          <w:b w:val="false"/>
-          <w:i w:val="false"/>
-          <w:color w:val="4D4D4D"/>
-          <w:sz w:val="16"/>
-          <w:szCs w:val="16"/>
-        </w:rPr>
-        <w:t>· OY3RTJ0FB1O9</w:t>
-      </w:r>
-      <w:r>
-        <w:rPr>
-          <w:rFonts w:cs="Dana Light" w:ascii="Dana Light" w:hAnsi="Dana Light"/>
-          <w:b w:val="false"/>
-          <w:i w:val="false"/>
-          <w:color w:val="4D4D4D"/>
-          <w:sz w:val="16"/>
-          <w:szCs w:val="16"/>
-          <w:rtl w:val="true"/>
-        </w:rPr>
-        <w:t xml:space="preserve">  ·  </w:t>
-      </w:r>
       <w:hyperlink r:id="rId31">
         <w:r>
           <w:rPr>
@@ -14169,9 +13428,94 @@
             <w:u w:val="none"/>
             <w:rtl w:val="true"/>
           </w:rPr>
-          <w:t>مشاهده گواهی</w:t>
+          <w:t>مشاهده گواهینامه تخصصی</w:t>
         </w:r>
       </w:hyperlink>
+    </w:p>
+    <w:p>
+      <w:pPr>
+        <w:pStyle w:val="Normal"/>
+        <w:bidi w:val="1"/>
+        <w:spacing w:lineRule="auto" w:line="240" w:before="40" w:after="0"/>
+        <w:jc w:val="left"/>
+        <w:rPr/>
+      </w:pPr>
+      <w:r>
+        <w:rPr>
+          <w:rFonts w:cs="Dana DemiBold" w:ascii="Dana DemiBold" w:hAnsi="Dana DemiBold"/>
+          <w:b w:val="false"/>
+          <w:i w:val="false"/>
+          <w:color w:val="1A1A1A"/>
+          <w:sz w:val="21"/>
+          <w:szCs w:val="21"/>
+        </w:rPr>
+        <w:t>Introduction to Environmental Science</w:t>
+      </w:r>
+    </w:p>
+    <w:p>
+      <w:pPr>
+        <w:pStyle w:val="Normal"/>
+        <w:bidi w:val="1"/>
+        <w:spacing w:lineRule="auto" w:line="240" w:before="0" w:after="20"/>
+        <w:jc w:val="left"/>
+        <w:rPr/>
+      </w:pPr>
+      <w:r>
+        <w:rPr>
+          <w:rFonts w:ascii="Dana Light" w:hAnsi="Dana Light" w:cs="Dana Light"/>
+          <w:b w:val="false"/>
+          <w:b w:val="false"/>
+          <w:i w:val="false"/>
+          <w:i w:val="false"/>
+          <w:color w:val="4D4D4D"/>
+          <w:sz w:val="16"/>
+          <w:sz w:val="16"/>
+          <w:szCs w:val="16"/>
+          <w:rtl w:val="true"/>
+        </w:rPr>
+        <w:t xml:space="preserve">گواهینامه تخصصی کورسرا </w:t>
+      </w:r>
+      <w:r>
+        <w:rPr>
+          <w:rFonts w:cs="Dana Light" w:ascii="Dana Light" w:hAnsi="Dana Light"/>
+          <w:b w:val="false"/>
+          <w:i w:val="false"/>
+          <w:color w:val="4D4D4D"/>
+          <w:sz w:val="16"/>
+          <w:szCs w:val="16"/>
+          <w:rtl w:val="true"/>
+        </w:rPr>
+        <w:t xml:space="preserve">· </w:t>
+      </w:r>
+      <w:r>
+        <w:rPr>
+          <w:rFonts w:ascii="Dana Light" w:hAnsi="Dana Light" w:cs="Dana Light"/>
+          <w:b w:val="false"/>
+          <w:b w:val="false"/>
+          <w:i w:val="false"/>
+          <w:i w:val="false"/>
+          <w:color w:val="4D4D4D"/>
+          <w:sz w:val="16"/>
+          <w:sz w:val="16"/>
+          <w:szCs w:val="16"/>
+        </w:rPr>
+        <w:t>۳</w:t>
+      </w:r>
+      <w:r>
+        <w:rPr>
+          <w:rFonts w:ascii="Dana Light" w:hAnsi="Dana Light" w:cs="Dana Light"/>
+          <w:b w:val="false"/>
+          <w:b w:val="false"/>
+          <w:i w:val="false"/>
+          <w:i w:val="false"/>
+          <w:color w:val="4D4D4D"/>
+          <w:sz w:val="16"/>
+          <w:sz w:val="16"/>
+          <w:szCs w:val="16"/>
+          <w:rtl w:val="true"/>
+        </w:rPr>
+        <w:t xml:space="preserve"> دوره</w:t>
+      </w:r>
     </w:p>
     <w:p>
       <w:pPr>
@@ -14203,32 +13547,32 @@
           <w:sz w:val="16"/>
           <w:szCs w:val="16"/>
         </w:rPr>
-        <w:t xml:space="preserve">Think Outside the Inbox: Email Marketing   </w:t>
-      </w:r>
-      <w:r>
-        <w:rPr>
-          <w:rFonts w:ascii="Dana Light" w:hAnsi="Dana Light" w:cs="Dana Light"/>
-          <w:b w:val="false"/>
-          <w:b w:val="false"/>
-          <w:i w:val="false"/>
-          <w:i w:val="false"/>
-          <w:color w:val="4D4D4D"/>
-          <w:sz w:val="16"/>
-          <w:sz w:val="16"/>
-          <w:szCs w:val="16"/>
-        </w:rPr>
-        <w:t xml:space="preserve">۲۰۲۵ </w:t>
-      </w:r>
-      <w:r>
-        <w:rPr>
-          <w:rFonts w:cs="Dana Light" w:ascii="Dana Light" w:hAnsi="Dana Light"/>
-          <w:b w:val="false"/>
-          <w:i w:val="false"/>
-          <w:color w:val="4D4D4D"/>
-          <w:sz w:val="16"/>
-          <w:szCs w:val="16"/>
-        </w:rPr>
-        <w:t>· J8KTD6HZ13TU</w:t>
+        <w:t xml:space="preserve">Environmental Science   </w:t>
+      </w:r>
+      <w:r>
+        <w:rPr>
+          <w:rFonts w:ascii="Dana Light" w:hAnsi="Dana Light" w:cs="Dana Light"/>
+          <w:b w:val="false"/>
+          <w:b w:val="false"/>
+          <w:i w:val="false"/>
+          <w:i w:val="false"/>
+          <w:color w:val="4D4D4D"/>
+          <w:sz w:val="16"/>
+          <w:sz w:val="16"/>
+          <w:szCs w:val="16"/>
+        </w:rPr>
+        <w:t xml:space="preserve">۲۰۲۴ </w:t>
+      </w:r>
+      <w:r>
+        <w:rPr>
+          <w:rFonts w:cs="Dana Light" w:ascii="Dana Light" w:hAnsi="Dana Light"/>
+          <w:b w:val="false"/>
+          <w:i w:val="false"/>
+          <w:color w:val="4D4D4D"/>
+          <w:sz w:val="16"/>
+          <w:szCs w:val="16"/>
+        </w:rPr>
+        <w:t>· 67L7TVDOHCS4</w:t>
       </w:r>
       <w:r>
         <w:rPr>
@@ -14288,32 +13632,32 @@
           <w:sz w:val="16"/>
           <w:szCs w:val="16"/>
         </w:rPr>
-        <w:t xml:space="preserve">Assess for Success: Marketing Analytics and Measurement   </w:t>
-      </w:r>
-      <w:r>
-        <w:rPr>
-          <w:rFonts w:ascii="Dana Light" w:hAnsi="Dana Light" w:cs="Dana Light"/>
-          <w:b w:val="false"/>
-          <w:b w:val="false"/>
-          <w:i w:val="false"/>
-          <w:i w:val="false"/>
-          <w:color w:val="4D4D4D"/>
-          <w:sz w:val="16"/>
-          <w:sz w:val="16"/>
-          <w:szCs w:val="16"/>
-        </w:rPr>
-        <w:t xml:space="preserve">۲۰۲۵ </w:t>
-      </w:r>
-      <w:r>
-        <w:rPr>
-          <w:rFonts w:cs="Dana Light" w:ascii="Dana Light" w:hAnsi="Dana Light"/>
-          <w:b w:val="false"/>
-          <w:i w:val="false"/>
-          <w:color w:val="4D4D4D"/>
-          <w:sz w:val="16"/>
-          <w:szCs w:val="16"/>
-        </w:rPr>
-        <w:t>· Z4TCNOZKS8MI</w:t>
+        <w:t xml:space="preserve">Population, Food, and Soil   </w:t>
+      </w:r>
+      <w:r>
+        <w:rPr>
+          <w:rFonts w:ascii="Dana Light" w:hAnsi="Dana Light" w:cs="Dana Light"/>
+          <w:b w:val="false"/>
+          <w:b w:val="false"/>
+          <w:i w:val="false"/>
+          <w:i w:val="false"/>
+          <w:color w:val="4D4D4D"/>
+          <w:sz w:val="16"/>
+          <w:sz w:val="16"/>
+          <w:szCs w:val="16"/>
+        </w:rPr>
+        <w:t xml:space="preserve">۲۰۲۴ </w:t>
+      </w:r>
+      <w:r>
+        <w:rPr>
+          <w:rFonts w:cs="Dana Light" w:ascii="Dana Light" w:hAnsi="Dana Light"/>
+          <w:b w:val="false"/>
+          <w:i w:val="false"/>
+          <w:color w:val="4D4D4D"/>
+          <w:sz w:val="16"/>
+          <w:szCs w:val="16"/>
+        </w:rPr>
+        <w:t>· E1UHZEYRKK2T</w:t>
       </w:r>
       <w:r>
         <w:rPr>
@@ -14373,32 +13717,32 @@
           <w:sz w:val="16"/>
           <w:szCs w:val="16"/>
         </w:rPr>
-        <w:t xml:space="preserve">Make the Sale: Build, Launch, and Manage E-commerce Stores   </w:t>
-      </w:r>
-      <w:r>
-        <w:rPr>
-          <w:rFonts w:ascii="Dana Light" w:hAnsi="Dana Light" w:cs="Dana Light"/>
-          <w:b w:val="false"/>
-          <w:b w:val="false"/>
-          <w:i w:val="false"/>
-          <w:i w:val="false"/>
-          <w:color w:val="4D4D4D"/>
-          <w:sz w:val="16"/>
-          <w:sz w:val="16"/>
-          <w:szCs w:val="16"/>
-        </w:rPr>
-        <w:t xml:space="preserve">۲۰۲۵ </w:t>
-      </w:r>
-      <w:r>
-        <w:rPr>
-          <w:rFonts w:cs="Dana Light" w:ascii="Dana Light" w:hAnsi="Dana Light"/>
-          <w:b w:val="false"/>
-          <w:i w:val="false"/>
-          <w:color w:val="4D4D4D"/>
-          <w:sz w:val="16"/>
-          <w:szCs w:val="16"/>
-        </w:rPr>
-        <w:t>· TOTMC7EZJCGQ</w:t>
+        <w:t xml:space="preserve">Energy and Environment   </w:t>
+      </w:r>
+      <w:r>
+        <w:rPr>
+          <w:rFonts w:ascii="Dana Light" w:hAnsi="Dana Light" w:cs="Dana Light"/>
+          <w:b w:val="false"/>
+          <w:b w:val="false"/>
+          <w:i w:val="false"/>
+          <w:i w:val="false"/>
+          <w:color w:val="4D4D4D"/>
+          <w:sz w:val="16"/>
+          <w:sz w:val="16"/>
+          <w:szCs w:val="16"/>
+        </w:rPr>
+        <w:t xml:space="preserve">۲۰۲۴ </w:t>
+      </w:r>
+      <w:r>
+        <w:rPr>
+          <w:rFonts w:cs="Dana Light" w:ascii="Dana Light" w:hAnsi="Dana Light"/>
+          <w:b w:val="false"/>
+          <w:i w:val="false"/>
+          <w:color w:val="4D4D4D"/>
+          <w:sz w:val="16"/>
+          <w:szCs w:val="16"/>
+        </w:rPr>
+        <w:t>· TAEBBTUG4LV3</w:t>
       </w:r>
       <w:r>
         <w:rPr>
@@ -14432,6 +13776,116 @@
       <w:pPr>
         <w:pStyle w:val="Normal"/>
         <w:bidi w:val="1"/>
+        <w:spacing w:lineRule="auto" w:line="240" w:before="20" w:after="60"/>
+        <w:ind w:left="283"/>
+        <w:jc w:val="left"/>
+        <w:rPr/>
+      </w:pPr>
+      <w:hyperlink r:id="rId35">
+        <w:r>
+          <w:rPr>
+            <w:rStyle w:val="ListLabel11"/>
+            <w:rFonts w:ascii="Dana Light" w:hAnsi="Dana Light" w:cs="Dana Light"/>
+            <w:color w:val="1F4E79"/>
+            <w:sz w:val="16"/>
+            <w:sz w:val="16"/>
+            <w:szCs w:val="16"/>
+            <w:u w:val="none"/>
+            <w:rtl w:val="true"/>
+          </w:rPr>
+          <w:t>مشاهده گواهینامه تخصصی</w:t>
+        </w:r>
+      </w:hyperlink>
+    </w:p>
+    <w:p>
+      <w:pPr>
+        <w:pStyle w:val="Normal"/>
+        <w:bidi w:val="1"/>
+        <w:spacing w:lineRule="auto" w:line="240" w:before="40" w:after="0"/>
+        <w:jc w:val="left"/>
+        <w:rPr/>
+      </w:pPr>
+      <w:r>
+        <w:rPr>
+          <w:rFonts w:cs="Dana DemiBold" w:ascii="Dana DemiBold" w:hAnsi="Dana DemiBold"/>
+          <w:b w:val="false"/>
+          <w:i w:val="false"/>
+          <w:color w:val="1A1A1A"/>
+          <w:sz w:val="21"/>
+          <w:szCs w:val="21"/>
+        </w:rPr>
+        <w:t>Google Digital Marketing &amp; E-commerce Professional Certificate</w:t>
+      </w:r>
+    </w:p>
+    <w:p>
+      <w:pPr>
+        <w:pStyle w:val="Normal"/>
+        <w:bidi w:val="1"/>
+        <w:spacing w:lineRule="auto" w:line="240" w:before="0" w:after="20"/>
+        <w:jc w:val="left"/>
+        <w:rPr/>
+      </w:pPr>
+      <w:r>
+        <w:rPr>
+          <w:rFonts w:ascii="Dana Light" w:hAnsi="Dana Light" w:cs="Dana Light"/>
+          <w:b w:val="false"/>
+          <w:b w:val="false"/>
+          <w:i w:val="false"/>
+          <w:i w:val="false"/>
+          <w:color w:val="4D4D4D"/>
+          <w:sz w:val="16"/>
+          <w:sz w:val="16"/>
+          <w:szCs w:val="16"/>
+          <w:rtl w:val="true"/>
+        </w:rPr>
+        <w:t xml:space="preserve">گواهی حرفه‌ای کورسرا </w:t>
+      </w:r>
+      <w:r>
+        <w:rPr>
+          <w:rFonts w:cs="Dana Light" w:ascii="Dana Light" w:hAnsi="Dana Light"/>
+          <w:b w:val="false"/>
+          <w:i w:val="false"/>
+          <w:color w:val="4D4D4D"/>
+          <w:sz w:val="16"/>
+          <w:szCs w:val="16"/>
+          <w:rtl w:val="true"/>
+        </w:rPr>
+        <w:t xml:space="preserve">· </w:t>
+      </w:r>
+      <w:r>
+        <w:rPr>
+          <w:rFonts w:ascii="Dana Light" w:hAnsi="Dana Light" w:cs="Dana Light"/>
+          <w:b w:val="false"/>
+          <w:b w:val="false"/>
+          <w:i w:val="false"/>
+          <w:i w:val="false"/>
+          <w:color w:val="4D4D4D"/>
+          <w:sz w:val="16"/>
+          <w:sz w:val="16"/>
+          <w:szCs w:val="16"/>
+        </w:rPr>
+        <w:t>۷</w:t>
+      </w:r>
+      <w:r>
+        <w:rPr>
+          <w:rFonts w:ascii="Dana Light" w:hAnsi="Dana Light" w:cs="Dana Light"/>
+          <w:b w:val="false"/>
+          <w:b w:val="false"/>
+          <w:i w:val="false"/>
+          <w:i w:val="false"/>
+          <w:color w:val="4D4D4D"/>
+          <w:sz w:val="16"/>
+          <w:sz w:val="16"/>
+          <w:szCs w:val="16"/>
+          <w:rtl w:val="true"/>
+        </w:rPr>
+        <w:t xml:space="preserve"> دوره</w:t>
+      </w:r>
+    </w:p>
+    <w:p>
+      <w:pPr>
+        <w:pStyle w:val="Normal"/>
+        <w:bidi w:val="1"/>
         <w:spacing w:lineRule="auto" w:line="240" w:before="0" w:after="0"/>
         <w:ind w:left="283"/>
         <w:jc w:val="left"/>
@@ -14458,32 +13912,32 @@
           <w:sz w:val="16"/>
           <w:szCs w:val="16"/>
         </w:rPr>
-        <w:t xml:space="preserve">Satisfaction Guaranteed: Develop Customer Loyalty Online   </w:t>
-      </w:r>
-      <w:r>
-        <w:rPr>
-          <w:rFonts w:ascii="Dana Light" w:hAnsi="Dana Light" w:cs="Dana Light"/>
-          <w:b w:val="false"/>
-          <w:b w:val="false"/>
-          <w:i w:val="false"/>
-          <w:i w:val="false"/>
-          <w:color w:val="4D4D4D"/>
-          <w:sz w:val="16"/>
-          <w:sz w:val="16"/>
-          <w:szCs w:val="16"/>
-        </w:rPr>
-        <w:t xml:space="preserve">۲۰۲۵ </w:t>
-      </w:r>
-      <w:r>
-        <w:rPr>
-          <w:rFonts w:cs="Dana Light" w:ascii="Dana Light" w:hAnsi="Dana Light"/>
-          <w:b w:val="false"/>
-          <w:i w:val="false"/>
-          <w:color w:val="4D4D4D"/>
-          <w:sz w:val="16"/>
-          <w:szCs w:val="16"/>
-        </w:rPr>
-        <w:t>· 7IHL2H68QMKE</w:t>
+        <w:t xml:space="preserve">Foundations of Digital Marketing and E-commerce   </w:t>
+      </w:r>
+      <w:r>
+        <w:rPr>
+          <w:rFonts w:ascii="Dana Light" w:hAnsi="Dana Light" w:cs="Dana Light"/>
+          <w:b w:val="false"/>
+          <w:b w:val="false"/>
+          <w:i w:val="false"/>
+          <w:i w:val="false"/>
+          <w:color w:val="4D4D4D"/>
+          <w:sz w:val="16"/>
+          <w:sz w:val="16"/>
+          <w:szCs w:val="16"/>
+        </w:rPr>
+        <w:t xml:space="preserve">۲۰۲۴ </w:t>
+      </w:r>
+      <w:r>
+        <w:rPr>
+          <w:rFonts w:cs="Dana Light" w:ascii="Dana Light" w:hAnsi="Dana Light"/>
+          <w:b w:val="false"/>
+          <w:i w:val="false"/>
+          <w:color w:val="4D4D4D"/>
+          <w:sz w:val="16"/>
+          <w:szCs w:val="16"/>
+        </w:rPr>
+        <w:t>· ADAC17OAAUTM</w:t>
       </w:r>
       <w:r>
         <w:rPr>
@@ -14497,7 +13951,7 @@
         </w:rPr>
         <w:t xml:space="preserve">  ·  </w:t>
       </w:r>
-      <w:hyperlink r:id="rId35">
+      <w:hyperlink r:id="rId36">
         <w:r>
           <w:rPr>
             <w:rStyle w:val="ListLabel11"/>
@@ -14517,81 +13971,58 @@
       <w:pPr>
         <w:pStyle w:val="Normal"/>
         <w:bidi w:val="1"/>
-        <w:spacing w:lineRule="auto" w:line="240" w:before="20" w:after="60"/>
+        <w:spacing w:lineRule="auto" w:line="240" w:before="0" w:after="0"/>
         <w:ind w:left="283"/>
         <w:jc w:val="left"/>
         <w:rPr/>
       </w:pPr>
-      <w:hyperlink r:id="rId36">
-        <w:r>
-          <w:rPr>
-            <w:rStyle w:val="ListLabel11"/>
-            <w:rFonts w:ascii="Dana Light" w:hAnsi="Dana Light" w:cs="Dana Light"/>
-            <w:color w:val="1F4E79"/>
-            <w:sz w:val="16"/>
-            <w:sz w:val="16"/>
-            <w:szCs w:val="16"/>
-            <w:u w:val="none"/>
-            <w:rtl w:val="true"/>
-          </w:rPr>
-          <w:t>مشاهده گواهینامه حرفه‌ای</w:t>
-        </w:r>
-      </w:hyperlink>
-    </w:p>
-    <w:p>
-      <w:pPr>
-        <w:pStyle w:val="Normal"/>
-        <w:bidi w:val="1"/>
-        <w:spacing w:lineRule="auto" w:line="240" w:before="0" w:after="0"/>
-        <w:jc w:val="left"/>
-        <w:rPr/>
-      </w:pPr>
-      <w:r>
-        <w:rPr>
-          <w:rFonts w:cs="Dana"/>
+      <w:r>
+        <w:rPr>
+          <w:rFonts w:cs="Dana Light" w:ascii="Dana Light" w:hAnsi="Dana Light"/>
           <w:b w:val="false"/>
           <w:i w:val="false"/>
           <w:color w:val="1A1A1A"/>
           <w:sz w:val="16"/>
           <w:szCs w:val="16"/>
-        </w:rPr>
-        <w:t xml:space="preserve">Sustainable Neighborhoods   </w:t>
-      </w:r>
-      <w:r>
-        <w:rPr>
-          <w:rFonts w:cs="Dana Light" w:ascii="Dana Light" w:hAnsi="Dana Light"/>
-          <w:b w:val="false"/>
-          <w:i w:val="false"/>
-          <w:color w:val="4D4D4D"/>
-          <w:sz w:val="16"/>
-          <w:szCs w:val="16"/>
-        </w:rPr>
-        <w:t xml:space="preserve">Johns Hopkins University  ·  </w:t>
-      </w:r>
-      <w:r>
-        <w:rPr>
-          <w:rFonts w:ascii="Dana Light" w:hAnsi="Dana Light" w:cs="Dana Light"/>
-          <w:b w:val="false"/>
-          <w:b w:val="false"/>
-          <w:i w:val="false"/>
-          <w:i w:val="false"/>
-          <w:color w:val="4D4D4D"/>
-          <w:sz w:val="16"/>
-          <w:sz w:val="16"/>
-          <w:szCs w:val="16"/>
-        </w:rPr>
-        <w:t xml:space="preserve">۲۰۲۵ </w:t>
-      </w:r>
-      <w:r>
-        <w:rPr>
-          <w:rFonts w:cs="Dana Light" w:ascii="Dana Light" w:hAnsi="Dana Light"/>
-          <w:b w:val="false"/>
-          <w:i w:val="false"/>
-          <w:color w:val="4D4D4D"/>
-          <w:sz w:val="16"/>
-          <w:szCs w:val="16"/>
-        </w:rPr>
-        <w:t>· PD3013GV4N42</w:t>
+          <w:rtl w:val="true"/>
+        </w:rPr>
+        <w:t xml:space="preserve">- </w:t>
+      </w:r>
+      <w:r>
+        <w:rPr>
+          <w:rFonts w:cs="Dana Light" w:ascii="Dana Light" w:hAnsi="Dana Light"/>
+          <w:b w:val="false"/>
+          <w:i w:val="false"/>
+          <w:color w:val="1A1A1A"/>
+          <w:sz w:val="16"/>
+          <w:szCs w:val="16"/>
+        </w:rPr>
+        <w:t xml:space="preserve">Attract and Engage Customers with Digital Marketing   </w:t>
+      </w:r>
+      <w:r>
+        <w:rPr>
+          <w:rFonts w:ascii="Dana Light" w:hAnsi="Dana Light" w:cs="Dana Light"/>
+          <w:b w:val="false"/>
+          <w:b w:val="false"/>
+          <w:i w:val="false"/>
+          <w:i w:val="false"/>
+          <w:color w:val="4D4D4D"/>
+          <w:sz w:val="16"/>
+          <w:sz w:val="16"/>
+          <w:szCs w:val="16"/>
+        </w:rPr>
+        <w:t xml:space="preserve">۲۰۲۴ </w:t>
+      </w:r>
+      <w:r>
+        <w:rPr>
+          <w:rFonts w:cs="Dana Light" w:ascii="Dana Light" w:hAnsi="Dana Light"/>
+          <w:b w:val="false"/>
+          <w:i w:val="false"/>
+          <w:color w:val="4D4D4D"/>
+          <w:sz w:val="16"/>
+          <w:szCs w:val="16"/>
+        </w:rPr>
+        <w:t>· BYDLT1NC85UY</w:t>
       </w:r>
       <w:r>
         <w:rPr>
@@ -14626,55 +14057,57 @@
         <w:pStyle w:val="Normal"/>
         <w:bidi w:val="1"/>
         <w:spacing w:lineRule="auto" w:line="240" w:before="0" w:after="0"/>
+        <w:ind w:left="283"/>
         <w:jc w:val="left"/>
         <w:rPr/>
       </w:pPr>
       <w:r>
         <w:rPr>
-          <w:rFonts w:cs="Dana"/>
+          <w:rFonts w:cs="Dana Light" w:ascii="Dana Light" w:hAnsi="Dana Light"/>
           <w:b w:val="false"/>
           <w:i w:val="false"/>
           <w:color w:val="1A1A1A"/>
           <w:sz w:val="16"/>
           <w:szCs w:val="16"/>
-        </w:rPr>
-        <w:t xml:space="preserve">Sustainable Transportation Networks and Streetscapes   </w:t>
-      </w:r>
-      <w:r>
-        <w:rPr>
-          <w:rFonts w:cs="Dana Light" w:ascii="Dana Light" w:hAnsi="Dana Light"/>
-          <w:b w:val="false"/>
-          <w:i w:val="false"/>
-          <w:color w:val="4D4D4D"/>
-          <w:sz w:val="16"/>
-          <w:szCs w:val="16"/>
-        </w:rPr>
-        <w:t xml:space="preserve">Johns Hopkins University  ·  </w:t>
-      </w:r>
-      <w:r>
-        <w:rPr>
-          <w:rFonts w:ascii="Dana Light" w:hAnsi="Dana Light" w:cs="Dana Light"/>
-          <w:b w:val="false"/>
-          <w:b w:val="false"/>
-          <w:i w:val="false"/>
-          <w:i w:val="false"/>
-          <w:color w:val="4D4D4D"/>
-          <w:sz w:val="16"/>
-          <w:sz w:val="16"/>
-          <w:szCs w:val="16"/>
-        </w:rPr>
-        <w:t xml:space="preserve">۲۰۲۵ </w:t>
-      </w:r>
-      <w:r>
-        <w:rPr>
-          <w:rFonts w:cs="Dana Light" w:ascii="Dana Light" w:hAnsi="Dana Light"/>
-          <w:b w:val="false"/>
-          <w:i w:val="false"/>
-          <w:color w:val="4D4D4D"/>
-          <w:sz w:val="16"/>
-          <w:szCs w:val="16"/>
-        </w:rPr>
-        <w:t>· BQ9NUFWQ8JHO</w:t>
+          <w:rtl w:val="true"/>
+        </w:rPr>
+        <w:t xml:space="preserve">- </w:t>
+      </w:r>
+      <w:r>
+        <w:rPr>
+          <w:rFonts w:cs="Dana Light" w:ascii="Dana Light" w:hAnsi="Dana Light"/>
+          <w:b w:val="false"/>
+          <w:i w:val="false"/>
+          <w:color w:val="1A1A1A"/>
+          <w:sz w:val="16"/>
+          <w:szCs w:val="16"/>
+        </w:rPr>
+        <w:t xml:space="preserve">From Likes to Leads: Interact with Customers Online   </w:t>
+      </w:r>
+      <w:r>
+        <w:rPr>
+          <w:rFonts w:ascii="Dana Light" w:hAnsi="Dana Light" w:cs="Dana Light"/>
+          <w:b w:val="false"/>
+          <w:b w:val="false"/>
+          <w:i w:val="false"/>
+          <w:i w:val="false"/>
+          <w:color w:val="4D4D4D"/>
+          <w:sz w:val="16"/>
+          <w:sz w:val="16"/>
+          <w:szCs w:val="16"/>
+        </w:rPr>
+        <w:t xml:space="preserve">۲۰۲۴ </w:t>
+      </w:r>
+      <w:r>
+        <w:rPr>
+          <w:rFonts w:cs="Dana Light" w:ascii="Dana Light" w:hAnsi="Dana Light"/>
+          <w:b w:val="false"/>
+          <w:i w:val="false"/>
+          <w:color w:val="4D4D4D"/>
+          <w:sz w:val="16"/>
+          <w:szCs w:val="16"/>
+        </w:rPr>
+        <w:t>· OY3RTJ0FB1O9</w:t>
       </w:r>
       <w:r>
         <w:rPr>
@@ -14709,30 +14142,32 @@
         <w:pStyle w:val="Normal"/>
         <w:bidi w:val="1"/>
         <w:spacing w:lineRule="auto" w:line="240" w:before="0" w:after="0"/>
+        <w:ind w:left="283"/>
         <w:jc w:val="left"/>
         <w:rPr/>
       </w:pPr>
       <w:r>
         <w:rPr>
-          <w:rFonts w:cs="Dana"/>
+          <w:rFonts w:cs="Dana Light" w:ascii="Dana Light" w:hAnsi="Dana Light"/>
           <w:b w:val="false"/>
           <w:i w:val="false"/>
           <w:color w:val="1A1A1A"/>
           <w:sz w:val="16"/>
           <w:szCs w:val="16"/>
-        </w:rPr>
-        <w:t xml:space="preserve">Wind Energy   </w:t>
-      </w:r>
-      <w:r>
-        <w:rPr>
-          <w:rFonts w:cs="Dana Light" w:ascii="Dana Light" w:hAnsi="Dana Light"/>
-          <w:b w:val="false"/>
-          <w:i w:val="false"/>
-          <w:color w:val="4D4D4D"/>
-          <w:sz w:val="16"/>
-          <w:szCs w:val="16"/>
-        </w:rPr>
-        <w:t xml:space="preserve">Technical University of Denmark (DTU)  ·  </w:t>
+          <w:rtl w:val="true"/>
+        </w:rPr>
+        <w:t xml:space="preserve">- </w:t>
+      </w:r>
+      <w:r>
+        <w:rPr>
+          <w:rFonts w:cs="Dana Light" w:ascii="Dana Light" w:hAnsi="Dana Light"/>
+          <w:b w:val="false"/>
+          <w:i w:val="false"/>
+          <w:color w:val="1A1A1A"/>
+          <w:sz w:val="16"/>
+          <w:szCs w:val="16"/>
+        </w:rPr>
+        <w:t xml:space="preserve">Think Outside the Inbox: Email Marketing   </w:t>
       </w:r>
       <w:r>
         <w:rPr>
@@ -14757,7 +14192,7 @@
           <w:sz w:val="16"/>
           <w:szCs w:val="16"/>
         </w:rPr>
-        <w:t>· BF3120EB7YPC</w:t>
+        <w:t>· J8KTD6HZ13TU</w:t>
       </w:r>
       <w:r>
         <w:rPr>
@@ -14792,30 +14227,32 @@
         <w:pStyle w:val="Normal"/>
         <w:bidi w:val="1"/>
         <w:spacing w:lineRule="auto" w:line="240" w:before="0" w:after="0"/>
+        <w:ind w:left="283"/>
         <w:jc w:val="left"/>
         <w:rPr/>
       </w:pPr>
       <w:r>
         <w:rPr>
-          <w:rFonts w:cs="Dana"/>
+          <w:rFonts w:cs="Dana Light" w:ascii="Dana Light" w:hAnsi="Dana Light"/>
           <w:b w:val="false"/>
           <w:i w:val="false"/>
           <w:color w:val="1A1A1A"/>
           <w:sz w:val="16"/>
           <w:szCs w:val="16"/>
-        </w:rPr>
-        <w:t xml:space="preserve">Sustainable Regional Principles, Planning and Transportation   </w:t>
-      </w:r>
-      <w:r>
-        <w:rPr>
-          <w:rFonts w:cs="Dana Light" w:ascii="Dana Light" w:hAnsi="Dana Light"/>
-          <w:b w:val="false"/>
-          <w:i w:val="false"/>
-          <w:color w:val="4D4D4D"/>
-          <w:sz w:val="16"/>
-          <w:szCs w:val="16"/>
-        </w:rPr>
-        <w:t xml:space="preserve">Johns Hopkins University  ·  </w:t>
+          <w:rtl w:val="true"/>
+        </w:rPr>
+        <w:t xml:space="preserve">- </w:t>
+      </w:r>
+      <w:r>
+        <w:rPr>
+          <w:rFonts w:cs="Dana Light" w:ascii="Dana Light" w:hAnsi="Dana Light"/>
+          <w:b w:val="false"/>
+          <w:i w:val="false"/>
+          <w:color w:val="1A1A1A"/>
+          <w:sz w:val="16"/>
+          <w:szCs w:val="16"/>
+        </w:rPr>
+        <w:t xml:space="preserve">Assess for Success: Marketing Analytics and Measurement   </w:t>
       </w:r>
       <w:r>
         <w:rPr>
@@ -14840,7 +14277,7 @@
           <w:sz w:val="16"/>
           <w:szCs w:val="16"/>
         </w:rPr>
-        <w:t>· HIHAH8WSFR95</w:t>
+        <w:t>· Z4TCNOZKS8MI</w:t>
       </w:r>
       <w:r>
         <w:rPr>
@@ -14875,55 +14312,57 @@
         <w:pStyle w:val="Normal"/>
         <w:bidi w:val="1"/>
         <w:spacing w:lineRule="auto" w:line="240" w:before="0" w:after="0"/>
+        <w:ind w:left="283"/>
         <w:jc w:val="left"/>
         <w:rPr/>
       </w:pPr>
       <w:r>
         <w:rPr>
-          <w:rFonts w:cs="Dana"/>
+          <w:rFonts w:cs="Dana Light" w:ascii="Dana Light" w:hAnsi="Dana Light"/>
           <w:b w:val="false"/>
           <w:i w:val="false"/>
           <w:color w:val="1A1A1A"/>
           <w:sz w:val="16"/>
           <w:szCs w:val="16"/>
-        </w:rPr>
-        <w:t xml:space="preserve">Our Earth: Its Climate, History, and Processes   </w:t>
-      </w:r>
-      <w:r>
-        <w:rPr>
-          <w:rFonts w:cs="Dana Light" w:ascii="Dana Light" w:hAnsi="Dana Light"/>
-          <w:b w:val="false"/>
-          <w:i w:val="false"/>
-          <w:color w:val="4D4D4D"/>
-          <w:sz w:val="16"/>
-          <w:szCs w:val="16"/>
-        </w:rPr>
-        <w:t xml:space="preserve">University of Manchester  ·  </w:t>
-      </w:r>
-      <w:r>
-        <w:rPr>
-          <w:rFonts w:ascii="Dana Light" w:hAnsi="Dana Light" w:cs="Dana Light"/>
-          <w:b w:val="false"/>
-          <w:b w:val="false"/>
-          <w:i w:val="false"/>
-          <w:i w:val="false"/>
-          <w:color w:val="4D4D4D"/>
-          <w:sz w:val="16"/>
-          <w:sz w:val="16"/>
-          <w:szCs w:val="16"/>
-        </w:rPr>
-        <w:t xml:space="preserve">۲۰۲۳ </w:t>
-      </w:r>
-      <w:r>
-        <w:rPr>
-          <w:rFonts w:cs="Dana Light" w:ascii="Dana Light" w:hAnsi="Dana Light"/>
-          <w:b w:val="false"/>
-          <w:i w:val="false"/>
-          <w:color w:val="4D4D4D"/>
-          <w:sz w:val="16"/>
-          <w:szCs w:val="16"/>
-        </w:rPr>
-        <w:t>· 6Y537YJ5QH9J</w:t>
+          <w:rtl w:val="true"/>
+        </w:rPr>
+        <w:t xml:space="preserve">- </w:t>
+      </w:r>
+      <w:r>
+        <w:rPr>
+          <w:rFonts w:cs="Dana Light" w:ascii="Dana Light" w:hAnsi="Dana Light"/>
+          <w:b w:val="false"/>
+          <w:i w:val="false"/>
+          <w:color w:val="1A1A1A"/>
+          <w:sz w:val="16"/>
+          <w:szCs w:val="16"/>
+        </w:rPr>
+        <w:t xml:space="preserve">Make the Sale: Build, Launch, and Manage E-commerce Stores   </w:t>
+      </w:r>
+      <w:r>
+        <w:rPr>
+          <w:rFonts w:ascii="Dana Light" w:hAnsi="Dana Light" w:cs="Dana Light"/>
+          <w:b w:val="false"/>
+          <w:b w:val="false"/>
+          <w:i w:val="false"/>
+          <w:i w:val="false"/>
+          <w:color w:val="4D4D4D"/>
+          <w:sz w:val="16"/>
+          <w:sz w:val="16"/>
+          <w:szCs w:val="16"/>
+        </w:rPr>
+        <w:t xml:space="preserve">۲۰۲۵ </w:t>
+      </w:r>
+      <w:r>
+        <w:rPr>
+          <w:rFonts w:cs="Dana Light" w:ascii="Dana Light" w:hAnsi="Dana Light"/>
+          <w:b w:val="false"/>
+          <w:i w:val="false"/>
+          <w:color w:val="4D4D4D"/>
+          <w:sz w:val="16"/>
+          <w:szCs w:val="16"/>
+        </w:rPr>
+        <w:t>· TOTMC7EZJCGQ</w:t>
       </w:r>
       <w:r>
         <w:rPr>
@@ -14958,55 +14397,57 @@
         <w:pStyle w:val="Normal"/>
         <w:bidi w:val="1"/>
         <w:spacing w:lineRule="auto" w:line="240" w:before="0" w:after="0"/>
+        <w:ind w:left="283"/>
         <w:jc w:val="left"/>
         <w:rPr/>
       </w:pPr>
       <w:r>
         <w:rPr>
-          <w:rFonts w:cs="Dana"/>
+          <w:rFonts w:cs="Dana Light" w:ascii="Dana Light" w:hAnsi="Dana Light"/>
           <w:b w:val="false"/>
           <w:i w:val="false"/>
           <w:color w:val="1A1A1A"/>
           <w:sz w:val="16"/>
           <w:szCs w:val="16"/>
-        </w:rPr>
-        <w:t xml:space="preserve">Extinctions: Past, Present, &amp; Future   </w:t>
-      </w:r>
-      <w:r>
-        <w:rPr>
-          <w:rFonts w:cs="Dana Light" w:ascii="Dana Light" w:hAnsi="Dana Light"/>
-          <w:b w:val="false"/>
-          <w:i w:val="false"/>
-          <w:color w:val="4D4D4D"/>
-          <w:sz w:val="16"/>
-          <w:szCs w:val="16"/>
-        </w:rPr>
-        <w:t xml:space="preserve">Emory University  ·  </w:t>
-      </w:r>
-      <w:r>
-        <w:rPr>
-          <w:rFonts w:ascii="Dana Light" w:hAnsi="Dana Light" w:cs="Dana Light"/>
-          <w:b w:val="false"/>
-          <w:b w:val="false"/>
-          <w:i w:val="false"/>
-          <w:i w:val="false"/>
-          <w:color w:val="4D4D4D"/>
-          <w:sz w:val="16"/>
-          <w:sz w:val="16"/>
-          <w:szCs w:val="16"/>
-        </w:rPr>
-        <w:t xml:space="preserve">۲۰۲۳ </w:t>
-      </w:r>
-      <w:r>
-        <w:rPr>
-          <w:rFonts w:cs="Dana Light" w:ascii="Dana Light" w:hAnsi="Dana Light"/>
-          <w:b w:val="false"/>
-          <w:i w:val="false"/>
-          <w:color w:val="4D4D4D"/>
-          <w:sz w:val="16"/>
-          <w:szCs w:val="16"/>
-        </w:rPr>
-        <w:t>· EK5WJUBLEB92</w:t>
+          <w:rtl w:val="true"/>
+        </w:rPr>
+        <w:t xml:space="preserve">- </w:t>
+      </w:r>
+      <w:r>
+        <w:rPr>
+          <w:rFonts w:cs="Dana Light" w:ascii="Dana Light" w:hAnsi="Dana Light"/>
+          <w:b w:val="false"/>
+          <w:i w:val="false"/>
+          <w:color w:val="1A1A1A"/>
+          <w:sz w:val="16"/>
+          <w:szCs w:val="16"/>
+        </w:rPr>
+        <w:t xml:space="preserve">Satisfaction Guaranteed: Develop Customer Loyalty Online   </w:t>
+      </w:r>
+      <w:r>
+        <w:rPr>
+          <w:rFonts w:ascii="Dana Light" w:hAnsi="Dana Light" w:cs="Dana Light"/>
+          <w:b w:val="false"/>
+          <w:b w:val="false"/>
+          <w:i w:val="false"/>
+          <w:i w:val="false"/>
+          <w:color w:val="4D4D4D"/>
+          <w:sz w:val="16"/>
+          <w:sz w:val="16"/>
+          <w:szCs w:val="16"/>
+        </w:rPr>
+        <w:t xml:space="preserve">۲۰۲۵ </w:t>
+      </w:r>
+      <w:r>
+        <w:rPr>
+          <w:rFonts w:cs="Dana Light" w:ascii="Dana Light" w:hAnsi="Dana Light"/>
+          <w:b w:val="false"/>
+          <w:i w:val="false"/>
+          <w:color w:val="4D4D4D"/>
+          <w:sz w:val="16"/>
+          <w:szCs w:val="16"/>
+        </w:rPr>
+        <w:t>· 7IHL2H68QMKE</w:t>
       </w:r>
       <w:r>
         <w:rPr>
@@ -15040,69 +14481,11 @@
       <w:pPr>
         <w:pStyle w:val="Normal"/>
         <w:bidi w:val="1"/>
-        <w:spacing w:lineRule="auto" w:line="240" w:before="0" w:after="0"/>
+        <w:spacing w:lineRule="auto" w:line="240" w:before="20" w:after="60"/>
+        <w:ind w:left="283"/>
         <w:jc w:val="left"/>
         <w:rPr/>
       </w:pPr>
-      <w:r>
-        <w:rPr>
-          <w:rFonts w:cs="Dana"/>
-          <w:b w:val="false"/>
-          <w:i w:val="false"/>
-          <w:color w:val="1A1A1A"/>
-          <w:sz w:val="16"/>
-          <w:szCs w:val="16"/>
-        </w:rPr>
-        <w:t xml:space="preserve">Electric Power Systems   </w:t>
-      </w:r>
-      <w:r>
-        <w:rPr>
-          <w:rFonts w:cs="Dana Light" w:ascii="Dana Light" w:hAnsi="Dana Light"/>
-          <w:b w:val="false"/>
-          <w:i w:val="false"/>
-          <w:color w:val="4D4D4D"/>
-          <w:sz w:val="16"/>
-          <w:szCs w:val="16"/>
-        </w:rPr>
-        <w:t xml:space="preserve">University at Buffalo  ·  </w:t>
-      </w:r>
-      <w:r>
-        <w:rPr>
-          <w:rFonts w:ascii="Dana Light" w:hAnsi="Dana Light" w:cs="Dana Light"/>
-          <w:b w:val="false"/>
-          <w:b w:val="false"/>
-          <w:i w:val="false"/>
-          <w:i w:val="false"/>
-          <w:color w:val="4D4D4D"/>
-          <w:sz w:val="16"/>
-          <w:sz w:val="16"/>
-          <w:szCs w:val="16"/>
-        </w:rPr>
-        <w:t xml:space="preserve">۲۰۲۳ </w:t>
-      </w:r>
-      <w:r>
-        <w:rPr>
-          <w:rFonts w:cs="Dana Light" w:ascii="Dana Light" w:hAnsi="Dana Light"/>
-          <w:b w:val="false"/>
-          <w:i w:val="false"/>
-          <w:color w:val="4D4D4D"/>
-          <w:sz w:val="16"/>
-          <w:szCs w:val="16"/>
-        </w:rPr>
-        <w:t>· QFFR5N2AQ26W</w:t>
-      </w:r>
-      <w:r>
-        <w:rPr>
-          <w:rFonts w:cs="Dana Light" w:ascii="Dana Light" w:hAnsi="Dana Light"/>
-          <w:b w:val="false"/>
-          <w:i w:val="false"/>
-          <w:color w:val="4D4D4D"/>
-          <w:sz w:val="16"/>
-          <w:szCs w:val="16"/>
-          <w:rtl w:val="true"/>
-        </w:rPr>
-        <w:t xml:space="preserve">  ·  </w:t>
-      </w:r>
       <w:hyperlink r:id="rId43">
         <w:r>
           <w:rPr>
@@ -15115,7 +14498,7 @@
             <w:u w:val="none"/>
             <w:rtl w:val="true"/>
           </w:rPr>
-          <w:t>مشاهده گواهی</w:t>
+          <w:t>مشاهده گواهینامه حرفه‌ای</w:t>
         </w:r>
       </w:hyperlink>
     </w:p>
@@ -15136,43 +14519,43 @@
           <w:sz w:val="16"/>
           <w:szCs w:val="16"/>
         </w:rPr>
-        <w:t xml:space="preserve">Introduction to GIS Mapping   </w:t>
-      </w:r>
-      <w:r>
-        <w:rPr>
-          <w:rFonts w:cs="Dana Light" w:ascii="Dana Light" w:hAnsi="Dana Light"/>
-          <w:b w:val="false"/>
-          <w:i w:val="false"/>
-          <w:color w:val="4D4D4D"/>
-          <w:sz w:val="16"/>
-          <w:szCs w:val="16"/>
-        </w:rPr>
-        <w:t xml:space="preserve">University of Toronto  ·  </w:t>
-      </w:r>
-      <w:r>
-        <w:rPr>
-          <w:rFonts w:ascii="Dana Light" w:hAnsi="Dana Light" w:cs="Dana Light"/>
-          <w:b w:val="false"/>
-          <w:b w:val="false"/>
-          <w:i w:val="false"/>
-          <w:i w:val="false"/>
-          <w:color w:val="4D4D4D"/>
-          <w:sz w:val="16"/>
-          <w:sz w:val="16"/>
-          <w:szCs w:val="16"/>
-        </w:rPr>
-        <w:t xml:space="preserve">۲۰۲۳ </w:t>
-      </w:r>
-      <w:r>
-        <w:rPr>
-          <w:rFonts w:cs="Dana Light" w:ascii="Dana Light" w:hAnsi="Dana Light"/>
-          <w:b w:val="false"/>
-          <w:i w:val="false"/>
-          <w:color w:val="4D4D4D"/>
-          <w:sz w:val="16"/>
-          <w:szCs w:val="16"/>
-        </w:rPr>
-        <w:t>· RXDSMTEBNYCY</w:t>
+        <w:t xml:space="preserve">Sustainable Neighborhoods   </w:t>
+      </w:r>
+      <w:r>
+        <w:rPr>
+          <w:rFonts w:cs="Dana Light" w:ascii="Dana Light" w:hAnsi="Dana Light"/>
+          <w:b w:val="false"/>
+          <w:i w:val="false"/>
+          <w:color w:val="4D4D4D"/>
+          <w:sz w:val="16"/>
+          <w:szCs w:val="16"/>
+        </w:rPr>
+        <w:t xml:space="preserve">Johns Hopkins University  ·  </w:t>
+      </w:r>
+      <w:r>
+        <w:rPr>
+          <w:rFonts w:ascii="Dana Light" w:hAnsi="Dana Light" w:cs="Dana Light"/>
+          <w:b w:val="false"/>
+          <w:b w:val="false"/>
+          <w:i w:val="false"/>
+          <w:i w:val="false"/>
+          <w:color w:val="4D4D4D"/>
+          <w:sz w:val="16"/>
+          <w:sz w:val="16"/>
+          <w:szCs w:val="16"/>
+        </w:rPr>
+        <w:t xml:space="preserve">۲۰۲۵ </w:t>
+      </w:r>
+      <w:r>
+        <w:rPr>
+          <w:rFonts w:cs="Dana Light" w:ascii="Dana Light" w:hAnsi="Dana Light"/>
+          <w:b w:val="false"/>
+          <w:i w:val="false"/>
+          <w:color w:val="4D4D4D"/>
+          <w:sz w:val="16"/>
+          <w:szCs w:val="16"/>
+        </w:rPr>
+        <w:t>· PD3013GV4N42</w:t>
       </w:r>
       <w:r>
         <w:rPr>
@@ -15219,43 +14602,43 @@
           <w:sz w:val="16"/>
           <w:szCs w:val="16"/>
         </w:rPr>
-        <w:t xml:space="preserve">Solar Energy Basics   </w:t>
-      </w:r>
-      <w:r>
-        <w:rPr>
-          <w:rFonts w:cs="Dana Light" w:ascii="Dana Light" w:hAnsi="Dana Light"/>
-          <w:b w:val="false"/>
-          <w:i w:val="false"/>
-          <w:color w:val="4D4D4D"/>
-          <w:sz w:val="16"/>
-          <w:szCs w:val="16"/>
-        </w:rPr>
-        <w:t xml:space="preserve">The State University of New York  ·  </w:t>
-      </w:r>
-      <w:r>
-        <w:rPr>
-          <w:rFonts w:ascii="Dana Light" w:hAnsi="Dana Light" w:cs="Dana Light"/>
-          <w:b w:val="false"/>
-          <w:b w:val="false"/>
-          <w:i w:val="false"/>
-          <w:i w:val="false"/>
-          <w:color w:val="4D4D4D"/>
-          <w:sz w:val="16"/>
-          <w:sz w:val="16"/>
-          <w:szCs w:val="16"/>
-        </w:rPr>
-        <w:t xml:space="preserve">۲۰۲۳ </w:t>
-      </w:r>
-      <w:r>
-        <w:rPr>
-          <w:rFonts w:cs="Dana Light" w:ascii="Dana Light" w:hAnsi="Dana Light"/>
-          <w:b w:val="false"/>
-          <w:i w:val="false"/>
-          <w:color w:val="4D4D4D"/>
-          <w:sz w:val="16"/>
-          <w:szCs w:val="16"/>
-        </w:rPr>
-        <w:t>· PTMSZ9B6KQ8F</w:t>
+        <w:t xml:space="preserve">Sustainable Transportation Networks and Streetscapes   </w:t>
+      </w:r>
+      <w:r>
+        <w:rPr>
+          <w:rFonts w:cs="Dana Light" w:ascii="Dana Light" w:hAnsi="Dana Light"/>
+          <w:b w:val="false"/>
+          <w:i w:val="false"/>
+          <w:color w:val="4D4D4D"/>
+          <w:sz w:val="16"/>
+          <w:szCs w:val="16"/>
+        </w:rPr>
+        <w:t xml:space="preserve">Johns Hopkins University  ·  </w:t>
+      </w:r>
+      <w:r>
+        <w:rPr>
+          <w:rFonts w:ascii="Dana Light" w:hAnsi="Dana Light" w:cs="Dana Light"/>
+          <w:b w:val="false"/>
+          <w:b w:val="false"/>
+          <w:i w:val="false"/>
+          <w:i w:val="false"/>
+          <w:color w:val="4D4D4D"/>
+          <w:sz w:val="16"/>
+          <w:sz w:val="16"/>
+          <w:szCs w:val="16"/>
+        </w:rPr>
+        <w:t xml:space="preserve">۲۰۲۵ </w:t>
+      </w:r>
+      <w:r>
+        <w:rPr>
+          <w:rFonts w:cs="Dana Light" w:ascii="Dana Light" w:hAnsi="Dana Light"/>
+          <w:b w:val="false"/>
+          <w:i w:val="false"/>
+          <w:color w:val="4D4D4D"/>
+          <w:sz w:val="16"/>
+          <w:szCs w:val="16"/>
+        </w:rPr>
+        <w:t>· BQ9NUFWQ8JHO</w:t>
       </w:r>
       <w:r>
         <w:rPr>
@@ -15302,43 +14685,43 @@
           <w:sz w:val="16"/>
           <w:szCs w:val="16"/>
         </w:rPr>
-        <w:t xml:space="preserve">Oil &amp; Gas Industry Operations and Markets   </w:t>
-      </w:r>
-      <w:r>
-        <w:rPr>
-          <w:rFonts w:cs="Dana Light" w:ascii="Dana Light" w:hAnsi="Dana Light"/>
-          <w:b w:val="false"/>
-          <w:i w:val="false"/>
-          <w:color w:val="4D4D4D"/>
-          <w:sz w:val="16"/>
-          <w:szCs w:val="16"/>
-        </w:rPr>
-        <w:t xml:space="preserve">Duke University  ·  </w:t>
-      </w:r>
-      <w:r>
-        <w:rPr>
-          <w:rFonts w:ascii="Dana Light" w:hAnsi="Dana Light" w:cs="Dana Light"/>
-          <w:b w:val="false"/>
-          <w:b w:val="false"/>
-          <w:i w:val="false"/>
-          <w:i w:val="false"/>
-          <w:color w:val="4D4D4D"/>
-          <w:sz w:val="16"/>
-          <w:sz w:val="16"/>
-          <w:szCs w:val="16"/>
-        </w:rPr>
-        <w:t xml:space="preserve">۲۰۲۳ </w:t>
-      </w:r>
-      <w:r>
-        <w:rPr>
-          <w:rFonts w:cs="Dana Light" w:ascii="Dana Light" w:hAnsi="Dana Light"/>
-          <w:b w:val="false"/>
-          <w:i w:val="false"/>
-          <w:color w:val="4D4D4D"/>
-          <w:sz w:val="16"/>
-          <w:szCs w:val="16"/>
-        </w:rPr>
-        <w:t>· G7DYSPR7M3RR</w:t>
+        <w:t xml:space="preserve">Wind Energy   </w:t>
+      </w:r>
+      <w:r>
+        <w:rPr>
+          <w:rFonts w:cs="Dana Light" w:ascii="Dana Light" w:hAnsi="Dana Light"/>
+          <w:b w:val="false"/>
+          <w:i w:val="false"/>
+          <w:color w:val="4D4D4D"/>
+          <w:sz w:val="16"/>
+          <w:szCs w:val="16"/>
+        </w:rPr>
+        <w:t xml:space="preserve">Technical University of Denmark (DTU)  ·  </w:t>
+      </w:r>
+      <w:r>
+        <w:rPr>
+          <w:rFonts w:ascii="Dana Light" w:hAnsi="Dana Light" w:cs="Dana Light"/>
+          <w:b w:val="false"/>
+          <w:b w:val="false"/>
+          <w:i w:val="false"/>
+          <w:i w:val="false"/>
+          <w:color w:val="4D4D4D"/>
+          <w:sz w:val="16"/>
+          <w:sz w:val="16"/>
+          <w:szCs w:val="16"/>
+        </w:rPr>
+        <w:t xml:space="preserve">۲۰۲۵ </w:t>
+      </w:r>
+      <w:r>
+        <w:rPr>
+          <w:rFonts w:cs="Dana Light" w:ascii="Dana Light" w:hAnsi="Dana Light"/>
+          <w:b w:val="false"/>
+          <w:i w:val="false"/>
+          <w:color w:val="4D4D4D"/>
+          <w:sz w:val="16"/>
+          <w:szCs w:val="16"/>
+        </w:rPr>
+        <w:t>· BF3120EB7YPC</w:t>
       </w:r>
       <w:r>
         <w:rPr>
@@ -15385,18 +14768,18 @@
           <w:sz w:val="16"/>
           <w:szCs w:val="16"/>
         </w:rPr>
-        <w:t xml:space="preserve">Unity: Design &amp; Deform Meshes for 3D Geometry Control   </w:t>
-      </w:r>
-      <w:r>
-        <w:rPr>
-          <w:rFonts w:cs="Dana Light" w:ascii="Dana Light" w:hAnsi="Dana Light"/>
-          <w:b w:val="false"/>
-          <w:i w:val="false"/>
-          <w:color w:val="4D4D4D"/>
-          <w:sz w:val="16"/>
-          <w:szCs w:val="16"/>
-        </w:rPr>
-        <w:t xml:space="preserve">EDUCBA  ·  </w:t>
+        <w:t xml:space="preserve">Sustainable Regional Principles, Planning and Transportation   </w:t>
+      </w:r>
+      <w:r>
+        <w:rPr>
+          <w:rFonts w:cs="Dana Light" w:ascii="Dana Light" w:hAnsi="Dana Light"/>
+          <w:b w:val="false"/>
+          <w:i w:val="false"/>
+          <w:color w:val="4D4D4D"/>
+          <w:sz w:val="16"/>
+          <w:szCs w:val="16"/>
+        </w:rPr>
+        <w:t xml:space="preserve">Johns Hopkins University  ·  </w:t>
       </w:r>
       <w:r>
         <w:rPr>
@@ -15421,7 +14804,7 @@
           <w:sz w:val="16"/>
           <w:szCs w:val="16"/>
         </w:rPr>
-        <w:t>· PAOC4O9D4ALK</w:t>
+        <w:t>· HIHAH8WSFR95</w:t>
       </w:r>
       <w:r>
         <w:rPr>
@@ -15468,43 +14851,43 @@
           <w:sz w:val="16"/>
           <w:szCs w:val="16"/>
         </w:rPr>
-        <w:t xml:space="preserve">Positive Psychiatry and Mental Health   </w:t>
-      </w:r>
-      <w:r>
-        <w:rPr>
-          <w:rFonts w:cs="Dana Light" w:ascii="Dana Light" w:hAnsi="Dana Light"/>
-          <w:b w:val="false"/>
-          <w:i w:val="false"/>
-          <w:color w:val="4D4D4D"/>
-          <w:sz w:val="16"/>
-          <w:szCs w:val="16"/>
-        </w:rPr>
-        <w:t xml:space="preserve">The University of Sydney  ·  </w:t>
-      </w:r>
-      <w:r>
-        <w:rPr>
-          <w:rFonts w:ascii="Dana Light" w:hAnsi="Dana Light" w:cs="Dana Light"/>
-          <w:b w:val="false"/>
-          <w:b w:val="false"/>
-          <w:i w:val="false"/>
-          <w:i w:val="false"/>
-          <w:color w:val="4D4D4D"/>
-          <w:sz w:val="16"/>
-          <w:sz w:val="16"/>
-          <w:szCs w:val="16"/>
-        </w:rPr>
-        <w:t xml:space="preserve">۲۰۲۵ </w:t>
-      </w:r>
-      <w:r>
-        <w:rPr>
-          <w:rFonts w:cs="Dana Light" w:ascii="Dana Light" w:hAnsi="Dana Light"/>
-          <w:b w:val="false"/>
-          <w:i w:val="false"/>
-          <w:color w:val="4D4D4D"/>
-          <w:sz w:val="16"/>
-          <w:szCs w:val="16"/>
-        </w:rPr>
-        <w:t>· LQ39UU674WEF</w:t>
+        <w:t xml:space="preserve">Our Earth: Its Climate, History, and Processes   </w:t>
+      </w:r>
+      <w:r>
+        <w:rPr>
+          <w:rFonts w:cs="Dana Light" w:ascii="Dana Light" w:hAnsi="Dana Light"/>
+          <w:b w:val="false"/>
+          <w:i w:val="false"/>
+          <w:color w:val="4D4D4D"/>
+          <w:sz w:val="16"/>
+          <w:szCs w:val="16"/>
+        </w:rPr>
+        <w:t xml:space="preserve">University of Manchester  ·  </w:t>
+      </w:r>
+      <w:r>
+        <w:rPr>
+          <w:rFonts w:ascii="Dana Light" w:hAnsi="Dana Light" w:cs="Dana Light"/>
+          <w:b w:val="false"/>
+          <w:b w:val="false"/>
+          <w:i w:val="false"/>
+          <w:i w:val="false"/>
+          <w:color w:val="4D4D4D"/>
+          <w:sz w:val="16"/>
+          <w:sz w:val="16"/>
+          <w:szCs w:val="16"/>
+        </w:rPr>
+        <w:t xml:space="preserve">۲۰۲۳ </w:t>
+      </w:r>
+      <w:r>
+        <w:rPr>
+          <w:rFonts w:cs="Dana Light" w:ascii="Dana Light" w:hAnsi="Dana Light"/>
+          <w:b w:val="false"/>
+          <w:i w:val="false"/>
+          <w:color w:val="4D4D4D"/>
+          <w:sz w:val="16"/>
+          <w:szCs w:val="16"/>
+        </w:rPr>
+        <w:t>· 6Y537YJ5QH9J</w:t>
       </w:r>
       <w:r>
         <w:rPr>
@@ -15551,43 +14934,43 @@
           <w:sz w:val="16"/>
           <w:szCs w:val="16"/>
         </w:rPr>
-        <w:t xml:space="preserve">Firm Level Economics: Markets and Allocations   </w:t>
-      </w:r>
-      <w:r>
-        <w:rPr>
-          <w:rFonts w:cs="Dana Light" w:ascii="Dana Light" w:hAnsi="Dana Light"/>
-          <w:b w:val="false"/>
-          <w:i w:val="false"/>
-          <w:color w:val="4D4D4D"/>
-          <w:sz w:val="16"/>
-          <w:szCs w:val="16"/>
-        </w:rPr>
-        <w:t xml:space="preserve">University of Illinois Urbana-Champaign  ·  </w:t>
-      </w:r>
-      <w:r>
-        <w:rPr>
-          <w:rFonts w:ascii="Dana Light" w:hAnsi="Dana Light" w:cs="Dana Light"/>
-          <w:b w:val="false"/>
-          <w:b w:val="false"/>
-          <w:i w:val="false"/>
-          <w:i w:val="false"/>
-          <w:color w:val="4D4D4D"/>
-          <w:sz w:val="16"/>
-          <w:sz w:val="16"/>
-          <w:szCs w:val="16"/>
-        </w:rPr>
-        <w:t xml:space="preserve">۲۰۲۴ </w:t>
-      </w:r>
-      <w:r>
-        <w:rPr>
-          <w:rFonts w:cs="Dana Light" w:ascii="Dana Light" w:hAnsi="Dana Light"/>
-          <w:b w:val="false"/>
-          <w:i w:val="false"/>
-          <w:color w:val="4D4D4D"/>
-          <w:sz w:val="16"/>
-          <w:szCs w:val="16"/>
-        </w:rPr>
-        <w:t>· XICPQ5ZM9KSV</w:t>
+        <w:t xml:space="preserve">Extinctions: Past, Present, &amp; Future   </w:t>
+      </w:r>
+      <w:r>
+        <w:rPr>
+          <w:rFonts w:cs="Dana Light" w:ascii="Dana Light" w:hAnsi="Dana Light"/>
+          <w:b w:val="false"/>
+          <w:i w:val="false"/>
+          <w:color w:val="4D4D4D"/>
+          <w:sz w:val="16"/>
+          <w:szCs w:val="16"/>
+        </w:rPr>
+        <w:t xml:space="preserve">Emory University  ·  </w:t>
+      </w:r>
+      <w:r>
+        <w:rPr>
+          <w:rFonts w:ascii="Dana Light" w:hAnsi="Dana Light" w:cs="Dana Light"/>
+          <w:b w:val="false"/>
+          <w:b w:val="false"/>
+          <w:i w:val="false"/>
+          <w:i w:val="false"/>
+          <w:color w:val="4D4D4D"/>
+          <w:sz w:val="16"/>
+          <w:sz w:val="16"/>
+          <w:szCs w:val="16"/>
+        </w:rPr>
+        <w:t xml:space="preserve">۲۰۲۳ </w:t>
+      </w:r>
+      <w:r>
+        <w:rPr>
+          <w:rFonts w:cs="Dana Light" w:ascii="Dana Light" w:hAnsi="Dana Light"/>
+          <w:b w:val="false"/>
+          <w:i w:val="false"/>
+          <w:color w:val="4D4D4D"/>
+          <w:sz w:val="16"/>
+          <w:szCs w:val="16"/>
+        </w:rPr>
+        <w:t>· EK5WJUBLEB92</w:t>
       </w:r>
       <w:r>
         <w:rPr>
@@ -15634,43 +15017,43 @@
           <w:sz w:val="16"/>
           <w:szCs w:val="16"/>
         </w:rPr>
-        <w:t xml:space="preserve">Introduction to Web Development   </w:t>
-      </w:r>
-      <w:r>
-        <w:rPr>
-          <w:rFonts w:cs="Dana Light" w:ascii="Dana Light" w:hAnsi="Dana Light"/>
-          <w:b w:val="false"/>
-          <w:i w:val="false"/>
-          <w:color w:val="4D4D4D"/>
-          <w:sz w:val="16"/>
-          <w:szCs w:val="16"/>
-        </w:rPr>
-        <w:t xml:space="preserve">University of California, Davis  ·  </w:t>
-      </w:r>
-      <w:r>
-        <w:rPr>
-          <w:rFonts w:ascii="Dana Light" w:hAnsi="Dana Light" w:cs="Dana Light"/>
-          <w:b w:val="false"/>
-          <w:b w:val="false"/>
-          <w:i w:val="false"/>
-          <w:i w:val="false"/>
-          <w:color w:val="4D4D4D"/>
-          <w:sz w:val="16"/>
-          <w:sz w:val="16"/>
-          <w:szCs w:val="16"/>
-        </w:rPr>
-        <w:t xml:space="preserve">۲۰۲۴ </w:t>
-      </w:r>
-      <w:r>
-        <w:rPr>
-          <w:rFonts w:cs="Dana Light" w:ascii="Dana Light" w:hAnsi="Dana Light"/>
-          <w:b w:val="false"/>
-          <w:i w:val="false"/>
-          <w:color w:val="4D4D4D"/>
-          <w:sz w:val="16"/>
-          <w:szCs w:val="16"/>
-        </w:rPr>
-        <w:t>· OISIZ0VHN9AP</w:t>
+        <w:t xml:space="preserve">Electric Power Systems   </w:t>
+      </w:r>
+      <w:r>
+        <w:rPr>
+          <w:rFonts w:cs="Dana Light" w:ascii="Dana Light" w:hAnsi="Dana Light"/>
+          <w:b w:val="false"/>
+          <w:i w:val="false"/>
+          <w:color w:val="4D4D4D"/>
+          <w:sz w:val="16"/>
+          <w:szCs w:val="16"/>
+        </w:rPr>
+        <w:t xml:space="preserve">University at Buffalo  ·  </w:t>
+      </w:r>
+      <w:r>
+        <w:rPr>
+          <w:rFonts w:ascii="Dana Light" w:hAnsi="Dana Light" w:cs="Dana Light"/>
+          <w:b w:val="false"/>
+          <w:b w:val="false"/>
+          <w:i w:val="false"/>
+          <w:i w:val="false"/>
+          <w:color w:val="4D4D4D"/>
+          <w:sz w:val="16"/>
+          <w:sz w:val="16"/>
+          <w:szCs w:val="16"/>
+        </w:rPr>
+        <w:t xml:space="preserve">۲۰۲۳ </w:t>
+      </w:r>
+      <w:r>
+        <w:rPr>
+          <w:rFonts w:cs="Dana Light" w:ascii="Dana Light" w:hAnsi="Dana Light"/>
+          <w:b w:val="false"/>
+          <w:i w:val="false"/>
+          <w:color w:val="4D4D4D"/>
+          <w:sz w:val="16"/>
+          <w:szCs w:val="16"/>
+        </w:rPr>
+        <w:t>· QFFR5N2AQ26W</w:t>
       </w:r>
       <w:r>
         <w:rPr>
@@ -15717,43 +15100,43 @@
           <w:sz w:val="16"/>
           <w:szCs w:val="16"/>
         </w:rPr>
-        <w:t xml:space="preserve">How to Write and Publish a Scientific Paper   </w:t>
-      </w:r>
-      <w:r>
-        <w:rPr>
-          <w:rFonts w:cs="Dana Light" w:ascii="Dana Light" w:hAnsi="Dana Light"/>
-          <w:b w:val="false"/>
-          <w:i w:val="false"/>
-          <w:color w:val="4D4D4D"/>
-          <w:sz w:val="16"/>
-          <w:szCs w:val="16"/>
-        </w:rPr>
-        <w:t xml:space="preserve">École Polytechnique  ·  </w:t>
-      </w:r>
-      <w:r>
-        <w:rPr>
-          <w:rFonts w:ascii="Dana Light" w:hAnsi="Dana Light" w:cs="Dana Light"/>
-          <w:b w:val="false"/>
-          <w:b w:val="false"/>
-          <w:i w:val="false"/>
-          <w:i w:val="false"/>
-          <w:color w:val="4D4D4D"/>
-          <w:sz w:val="16"/>
-          <w:sz w:val="16"/>
-          <w:szCs w:val="16"/>
-        </w:rPr>
-        <w:t xml:space="preserve">۲۰۲۴ </w:t>
-      </w:r>
-      <w:r>
-        <w:rPr>
-          <w:rFonts w:cs="Dana Light" w:ascii="Dana Light" w:hAnsi="Dana Light"/>
-          <w:b w:val="false"/>
-          <w:i w:val="false"/>
-          <w:color w:val="4D4D4D"/>
-          <w:sz w:val="16"/>
-          <w:szCs w:val="16"/>
-        </w:rPr>
-        <w:t>· TRG7BMSS8Q9I</w:t>
+        <w:t xml:space="preserve">Introduction to GIS Mapping   </w:t>
+      </w:r>
+      <w:r>
+        <w:rPr>
+          <w:rFonts w:cs="Dana Light" w:ascii="Dana Light" w:hAnsi="Dana Light"/>
+          <w:b w:val="false"/>
+          <w:i w:val="false"/>
+          <w:color w:val="4D4D4D"/>
+          <w:sz w:val="16"/>
+          <w:szCs w:val="16"/>
+        </w:rPr>
+        <w:t xml:space="preserve">University of Toronto  ·  </w:t>
+      </w:r>
+      <w:r>
+        <w:rPr>
+          <w:rFonts w:ascii="Dana Light" w:hAnsi="Dana Light" w:cs="Dana Light"/>
+          <w:b w:val="false"/>
+          <w:b w:val="false"/>
+          <w:i w:val="false"/>
+          <w:i w:val="false"/>
+          <w:color w:val="4D4D4D"/>
+          <w:sz w:val="16"/>
+          <w:sz w:val="16"/>
+          <w:szCs w:val="16"/>
+        </w:rPr>
+        <w:t xml:space="preserve">۲۰۲۳ </w:t>
+      </w:r>
+      <w:r>
+        <w:rPr>
+          <w:rFonts w:cs="Dana Light" w:ascii="Dana Light" w:hAnsi="Dana Light"/>
+          <w:b w:val="false"/>
+          <w:i w:val="false"/>
+          <w:color w:val="4D4D4D"/>
+          <w:sz w:val="16"/>
+          <w:szCs w:val="16"/>
+        </w:rPr>
+        <w:t>· RXDSMTEBNYCY</w:t>
       </w:r>
       <w:r>
         <w:rPr>
@@ -15800,43 +15183,43 @@
           <w:sz w:val="16"/>
           <w:szCs w:val="16"/>
         </w:rPr>
-        <w:t xml:space="preserve">Firm Level Economics: Consumer and Producer Behavior   </w:t>
-      </w:r>
-      <w:r>
-        <w:rPr>
-          <w:rFonts w:cs="Dana Light" w:ascii="Dana Light" w:hAnsi="Dana Light"/>
-          <w:b w:val="false"/>
-          <w:i w:val="false"/>
-          <w:color w:val="4D4D4D"/>
-          <w:sz w:val="16"/>
-          <w:szCs w:val="16"/>
-        </w:rPr>
-        <w:t xml:space="preserve">University of Illinois Urbana-Champaign  ·  </w:t>
-      </w:r>
-      <w:r>
-        <w:rPr>
-          <w:rFonts w:ascii="Dana Light" w:hAnsi="Dana Light" w:cs="Dana Light"/>
-          <w:b w:val="false"/>
-          <w:b w:val="false"/>
-          <w:i w:val="false"/>
-          <w:i w:val="false"/>
-          <w:color w:val="4D4D4D"/>
-          <w:sz w:val="16"/>
-          <w:sz w:val="16"/>
-          <w:szCs w:val="16"/>
-        </w:rPr>
-        <w:t xml:space="preserve">۲۰۲۴ </w:t>
-      </w:r>
-      <w:r>
-        <w:rPr>
-          <w:rFonts w:cs="Dana Light" w:ascii="Dana Light" w:hAnsi="Dana Light"/>
-          <w:b w:val="false"/>
-          <w:i w:val="false"/>
-          <w:color w:val="4D4D4D"/>
-          <w:sz w:val="16"/>
-          <w:szCs w:val="16"/>
-        </w:rPr>
-        <w:t>· 1JH025ZXSAFZ</w:t>
+        <w:t xml:space="preserve">Solar Energy Basics   </w:t>
+      </w:r>
+      <w:r>
+        <w:rPr>
+          <w:rFonts w:cs="Dana Light" w:ascii="Dana Light" w:hAnsi="Dana Light"/>
+          <w:b w:val="false"/>
+          <w:i w:val="false"/>
+          <w:color w:val="4D4D4D"/>
+          <w:sz w:val="16"/>
+          <w:szCs w:val="16"/>
+        </w:rPr>
+        <w:t xml:space="preserve">The State University of New York  ·  </w:t>
+      </w:r>
+      <w:r>
+        <w:rPr>
+          <w:rFonts w:ascii="Dana Light" w:hAnsi="Dana Light" w:cs="Dana Light"/>
+          <w:b w:val="false"/>
+          <w:b w:val="false"/>
+          <w:i w:val="false"/>
+          <w:i w:val="false"/>
+          <w:color w:val="4D4D4D"/>
+          <w:sz w:val="16"/>
+          <w:sz w:val="16"/>
+          <w:szCs w:val="16"/>
+        </w:rPr>
+        <w:t xml:space="preserve">۲۰۲۳ </w:t>
+      </w:r>
+      <w:r>
+        <w:rPr>
+          <w:rFonts w:cs="Dana Light" w:ascii="Dana Light" w:hAnsi="Dana Light"/>
+          <w:b w:val="false"/>
+          <w:i w:val="false"/>
+          <w:color w:val="4D4D4D"/>
+          <w:sz w:val="16"/>
+          <w:szCs w:val="16"/>
+        </w:rPr>
+        <w:t>· PTMSZ9B6KQ8F</w:t>
       </w:r>
       <w:r>
         <w:rPr>
@@ -15883,18 +15266,18 @@
           <w:sz w:val="16"/>
           <w:szCs w:val="16"/>
         </w:rPr>
-        <w:t xml:space="preserve">Build a Full Website using WordPress   </w:t>
-      </w:r>
-      <w:r>
-        <w:rPr>
-          <w:rFonts w:cs="Dana Light" w:ascii="Dana Light" w:hAnsi="Dana Light"/>
-          <w:b w:val="false"/>
-          <w:i w:val="false"/>
-          <w:color w:val="4D4D4D"/>
-          <w:sz w:val="16"/>
-          <w:szCs w:val="16"/>
-        </w:rPr>
-        <w:t xml:space="preserve">Coursera  ·  </w:t>
+        <w:t xml:space="preserve">Oil &amp; Gas Industry Operations and Markets   </w:t>
+      </w:r>
+      <w:r>
+        <w:rPr>
+          <w:rFonts w:cs="Dana Light" w:ascii="Dana Light" w:hAnsi="Dana Light"/>
+          <w:b w:val="false"/>
+          <w:i w:val="false"/>
+          <w:color w:val="4D4D4D"/>
+          <w:sz w:val="16"/>
+          <w:szCs w:val="16"/>
+        </w:rPr>
+        <w:t xml:space="preserve">Duke University  ·  </w:t>
       </w:r>
       <w:r>
         <w:rPr>
@@ -15919,7 +15302,7 @@
           <w:sz w:val="16"/>
           <w:szCs w:val="16"/>
         </w:rPr>
-        <w:t>· FLH3PRW9CBDC</w:t>
+        <w:t>· G7DYSPR7M3RR</w:t>
       </w:r>
       <w:r>
         <w:rPr>
@@ -15966,43 +15349,43 @@
           <w:sz w:val="16"/>
           <w:szCs w:val="16"/>
         </w:rPr>
-        <w:t xml:space="preserve">COVID-19 Contact Tracing   </w:t>
-      </w:r>
-      <w:r>
-        <w:rPr>
-          <w:rFonts w:cs="Dana Light" w:ascii="Dana Light" w:hAnsi="Dana Light"/>
-          <w:b w:val="false"/>
-          <w:i w:val="false"/>
-          <w:color w:val="4D4D4D"/>
-          <w:sz w:val="16"/>
-          <w:szCs w:val="16"/>
-        </w:rPr>
-        <w:t xml:space="preserve">Johns Hopkins University  ·  </w:t>
-      </w:r>
-      <w:r>
-        <w:rPr>
-          <w:rFonts w:ascii="Dana Light" w:hAnsi="Dana Light" w:cs="Dana Light"/>
-          <w:b w:val="false"/>
-          <w:b w:val="false"/>
-          <w:i w:val="false"/>
-          <w:i w:val="false"/>
-          <w:color w:val="4D4D4D"/>
-          <w:sz w:val="16"/>
-          <w:sz w:val="16"/>
-          <w:szCs w:val="16"/>
-        </w:rPr>
-        <w:t xml:space="preserve">۲۰۲۳ </w:t>
-      </w:r>
-      <w:r>
-        <w:rPr>
-          <w:rFonts w:cs="Dana Light" w:ascii="Dana Light" w:hAnsi="Dana Light"/>
-          <w:b w:val="false"/>
-          <w:i w:val="false"/>
-          <w:color w:val="4D4D4D"/>
-          <w:sz w:val="16"/>
-          <w:szCs w:val="16"/>
-        </w:rPr>
-        <w:t>· CTXPE9DBBSWB</w:t>
+        <w:t xml:space="preserve">Unity: Design &amp; Deform Meshes for 3D Geometry Control   </w:t>
+      </w:r>
+      <w:r>
+        <w:rPr>
+          <w:rFonts w:cs="Dana Light" w:ascii="Dana Light" w:hAnsi="Dana Light"/>
+          <w:b w:val="false"/>
+          <w:i w:val="false"/>
+          <w:color w:val="4D4D4D"/>
+          <w:sz w:val="16"/>
+          <w:szCs w:val="16"/>
+        </w:rPr>
+        <w:t xml:space="preserve">EDUCBA  ·  </w:t>
+      </w:r>
+      <w:r>
+        <w:rPr>
+          <w:rFonts w:ascii="Dana Light" w:hAnsi="Dana Light" w:cs="Dana Light"/>
+          <w:b w:val="false"/>
+          <w:b w:val="false"/>
+          <w:i w:val="false"/>
+          <w:i w:val="false"/>
+          <w:color w:val="4D4D4D"/>
+          <w:sz w:val="16"/>
+          <w:sz w:val="16"/>
+          <w:szCs w:val="16"/>
+        </w:rPr>
+        <w:t xml:space="preserve">۲۰۲۵ </w:t>
+      </w:r>
+      <w:r>
+        <w:rPr>
+          <w:rFonts w:cs="Dana Light" w:ascii="Dana Light" w:hAnsi="Dana Light"/>
+          <w:b w:val="false"/>
+          <w:i w:val="false"/>
+          <w:color w:val="4D4D4D"/>
+          <w:sz w:val="16"/>
+          <w:szCs w:val="16"/>
+        </w:rPr>
+        <w:t>· PAOC4O9D4ALK</w:t>
       </w:r>
       <w:r>
         <w:rPr>
@@ -16049,43 +15432,43 @@
           <w:sz w:val="16"/>
           <w:szCs w:val="16"/>
         </w:rPr>
-        <w:t xml:space="preserve">High Stakes Leadership: Leading in Times of Crisis   </w:t>
-      </w:r>
-      <w:r>
-        <w:rPr>
-          <w:rFonts w:cs="Dana Light" w:ascii="Dana Light" w:hAnsi="Dana Light"/>
-          <w:b w:val="false"/>
-          <w:i w:val="false"/>
-          <w:color w:val="4D4D4D"/>
-          <w:sz w:val="16"/>
-          <w:szCs w:val="16"/>
-        </w:rPr>
-        <w:t xml:space="preserve">University of Michigan  ·  </w:t>
-      </w:r>
-      <w:r>
-        <w:rPr>
-          <w:rFonts w:ascii="Dana Light" w:hAnsi="Dana Light" w:cs="Dana Light"/>
-          <w:b w:val="false"/>
-          <w:b w:val="false"/>
-          <w:i w:val="false"/>
-          <w:i w:val="false"/>
-          <w:color w:val="4D4D4D"/>
-          <w:sz w:val="16"/>
-          <w:sz w:val="16"/>
-          <w:szCs w:val="16"/>
-        </w:rPr>
-        <w:t xml:space="preserve">۲۰۲۳ </w:t>
-      </w:r>
-      <w:r>
-        <w:rPr>
-          <w:rFonts w:cs="Dana Light" w:ascii="Dana Light" w:hAnsi="Dana Light"/>
-          <w:b w:val="false"/>
-          <w:i w:val="false"/>
-          <w:color w:val="4D4D4D"/>
-          <w:sz w:val="16"/>
-          <w:szCs w:val="16"/>
-        </w:rPr>
-        <w:t>· XWTEBYE99LJU</w:t>
+        <w:t xml:space="preserve">Positive Psychiatry and Mental Health   </w:t>
+      </w:r>
+      <w:r>
+        <w:rPr>
+          <w:rFonts w:cs="Dana Light" w:ascii="Dana Light" w:hAnsi="Dana Light"/>
+          <w:b w:val="false"/>
+          <w:i w:val="false"/>
+          <w:color w:val="4D4D4D"/>
+          <w:sz w:val="16"/>
+          <w:szCs w:val="16"/>
+        </w:rPr>
+        <w:t xml:space="preserve">The University of Sydney  ·  </w:t>
+      </w:r>
+      <w:r>
+        <w:rPr>
+          <w:rFonts w:ascii="Dana Light" w:hAnsi="Dana Light" w:cs="Dana Light"/>
+          <w:b w:val="false"/>
+          <w:b w:val="false"/>
+          <w:i w:val="false"/>
+          <w:i w:val="false"/>
+          <w:color w:val="4D4D4D"/>
+          <w:sz w:val="16"/>
+          <w:sz w:val="16"/>
+          <w:szCs w:val="16"/>
+        </w:rPr>
+        <w:t xml:space="preserve">۲۰۲۵ </w:t>
+      </w:r>
+      <w:r>
+        <w:rPr>
+          <w:rFonts w:cs="Dana Light" w:ascii="Dana Light" w:hAnsi="Dana Light"/>
+          <w:b w:val="false"/>
+          <w:i w:val="false"/>
+          <w:color w:val="4D4D4D"/>
+          <w:sz w:val="16"/>
+          <w:szCs w:val="16"/>
+        </w:rPr>
+        <w:t>· LQ39UU674WEF</w:t>
       </w:r>
       <w:r>
         <w:rPr>
@@ -16115,10 +15498,591 @@
         </w:r>
       </w:hyperlink>
     </w:p>
+    <w:p>
+      <w:pPr>
+        <w:pStyle w:val="Normal"/>
+        <w:bidi w:val="1"/>
+        <w:spacing w:lineRule="auto" w:line="240" w:before="0" w:after="0"/>
+        <w:jc w:val="left"/>
+        <w:rPr/>
+      </w:pPr>
+      <w:r>
+        <w:rPr>
+          <w:rFonts w:cs="Dana"/>
+          <w:b w:val="false"/>
+          <w:i w:val="false"/>
+          <w:color w:val="1A1A1A"/>
+          <w:sz w:val="16"/>
+          <w:szCs w:val="16"/>
+        </w:rPr>
+        <w:t xml:space="preserve">Firm Level Economics: Markets and Allocations   </w:t>
+      </w:r>
+      <w:r>
+        <w:rPr>
+          <w:rFonts w:cs="Dana Light" w:ascii="Dana Light" w:hAnsi="Dana Light"/>
+          <w:b w:val="false"/>
+          <w:i w:val="false"/>
+          <w:color w:val="4D4D4D"/>
+          <w:sz w:val="16"/>
+          <w:szCs w:val="16"/>
+        </w:rPr>
+        <w:t xml:space="preserve">University of Illinois Urbana-Champaign  ·  </w:t>
+      </w:r>
+      <w:r>
+        <w:rPr>
+          <w:rFonts w:ascii="Dana Light" w:hAnsi="Dana Light" w:cs="Dana Light"/>
+          <w:b w:val="false"/>
+          <w:b w:val="false"/>
+          <w:i w:val="false"/>
+          <w:i w:val="false"/>
+          <w:color w:val="4D4D4D"/>
+          <w:sz w:val="16"/>
+          <w:sz w:val="16"/>
+          <w:szCs w:val="16"/>
+        </w:rPr>
+        <w:t xml:space="preserve">۲۰۲۴ </w:t>
+      </w:r>
+      <w:r>
+        <w:rPr>
+          <w:rFonts w:cs="Dana Light" w:ascii="Dana Light" w:hAnsi="Dana Light"/>
+          <w:b w:val="false"/>
+          <w:i w:val="false"/>
+          <w:color w:val="4D4D4D"/>
+          <w:sz w:val="16"/>
+          <w:szCs w:val="16"/>
+        </w:rPr>
+        <w:t>· XICPQ5ZM9KSV</w:t>
+      </w:r>
+      <w:r>
+        <w:rPr>
+          <w:rFonts w:cs="Dana Light" w:ascii="Dana Light" w:hAnsi="Dana Light"/>
+          <w:b w:val="false"/>
+          <w:i w:val="false"/>
+          <w:color w:val="4D4D4D"/>
+          <w:sz w:val="16"/>
+          <w:szCs w:val="16"/>
+          <w:rtl w:val="true"/>
+        </w:rPr>
+        <w:t xml:space="preserve">  ·  </w:t>
+      </w:r>
+      <w:hyperlink r:id="rId56">
+        <w:r>
+          <w:rPr>
+            <w:rStyle w:val="ListLabel11"/>
+            <w:rFonts w:ascii="Dana Light" w:hAnsi="Dana Light" w:cs="Dana Light"/>
+            <w:color w:val="1F4E79"/>
+            <w:sz w:val="16"/>
+            <w:sz w:val="16"/>
+            <w:szCs w:val="16"/>
+            <w:u w:val="none"/>
+            <w:rtl w:val="true"/>
+          </w:rPr>
+          <w:t>مشاهده گواهی</w:t>
+        </w:r>
+      </w:hyperlink>
+    </w:p>
+    <w:p>
+      <w:pPr>
+        <w:pStyle w:val="Normal"/>
+        <w:bidi w:val="1"/>
+        <w:spacing w:lineRule="auto" w:line="240" w:before="0" w:after="0"/>
+        <w:jc w:val="left"/>
+        <w:rPr/>
+      </w:pPr>
+      <w:r>
+        <w:rPr>
+          <w:rFonts w:cs="Dana"/>
+          <w:b w:val="false"/>
+          <w:i w:val="false"/>
+          <w:color w:val="1A1A1A"/>
+          <w:sz w:val="16"/>
+          <w:szCs w:val="16"/>
+        </w:rPr>
+        <w:t xml:space="preserve">Introduction to Web Development   </w:t>
+      </w:r>
+      <w:r>
+        <w:rPr>
+          <w:rFonts w:cs="Dana Light" w:ascii="Dana Light" w:hAnsi="Dana Light"/>
+          <w:b w:val="false"/>
+          <w:i w:val="false"/>
+          <w:color w:val="4D4D4D"/>
+          <w:sz w:val="16"/>
+          <w:szCs w:val="16"/>
+        </w:rPr>
+        <w:t xml:space="preserve">University of California, Davis  ·  </w:t>
+      </w:r>
+      <w:r>
+        <w:rPr>
+          <w:rFonts w:ascii="Dana Light" w:hAnsi="Dana Light" w:cs="Dana Light"/>
+          <w:b w:val="false"/>
+          <w:b w:val="false"/>
+          <w:i w:val="false"/>
+          <w:i w:val="false"/>
+          <w:color w:val="4D4D4D"/>
+          <w:sz w:val="16"/>
+          <w:sz w:val="16"/>
+          <w:szCs w:val="16"/>
+        </w:rPr>
+        <w:t xml:space="preserve">۲۰۲۴ </w:t>
+      </w:r>
+      <w:r>
+        <w:rPr>
+          <w:rFonts w:cs="Dana Light" w:ascii="Dana Light" w:hAnsi="Dana Light"/>
+          <w:b w:val="false"/>
+          <w:i w:val="false"/>
+          <w:color w:val="4D4D4D"/>
+          <w:sz w:val="16"/>
+          <w:szCs w:val="16"/>
+        </w:rPr>
+        <w:t>· OISIZ0VHN9AP</w:t>
+      </w:r>
+      <w:r>
+        <w:rPr>
+          <w:rFonts w:cs="Dana Light" w:ascii="Dana Light" w:hAnsi="Dana Light"/>
+          <w:b w:val="false"/>
+          <w:i w:val="false"/>
+          <w:color w:val="4D4D4D"/>
+          <w:sz w:val="16"/>
+          <w:szCs w:val="16"/>
+          <w:rtl w:val="true"/>
+        </w:rPr>
+        <w:t xml:space="preserve">  ·  </w:t>
+      </w:r>
+      <w:hyperlink r:id="rId57">
+        <w:r>
+          <w:rPr>
+            <w:rStyle w:val="ListLabel11"/>
+            <w:rFonts w:ascii="Dana Light" w:hAnsi="Dana Light" w:cs="Dana Light"/>
+            <w:color w:val="1F4E79"/>
+            <w:sz w:val="16"/>
+            <w:sz w:val="16"/>
+            <w:szCs w:val="16"/>
+            <w:u w:val="none"/>
+            <w:rtl w:val="true"/>
+          </w:rPr>
+          <w:t>مشاهده گواهی</w:t>
+        </w:r>
+      </w:hyperlink>
+    </w:p>
+    <w:p>
+      <w:pPr>
+        <w:pStyle w:val="Normal"/>
+        <w:bidi w:val="1"/>
+        <w:spacing w:lineRule="auto" w:line="240" w:before="0" w:after="0"/>
+        <w:jc w:val="left"/>
+        <w:rPr/>
+      </w:pPr>
+      <w:r>
+        <w:rPr>
+          <w:rFonts w:cs="Dana"/>
+          <w:b w:val="false"/>
+          <w:i w:val="false"/>
+          <w:color w:val="1A1A1A"/>
+          <w:sz w:val="16"/>
+          <w:szCs w:val="16"/>
+        </w:rPr>
+        <w:t xml:space="preserve">How to Write and Publish a Scientific Paper   </w:t>
+      </w:r>
+      <w:r>
+        <w:rPr>
+          <w:rFonts w:cs="Dana Light" w:ascii="Dana Light" w:hAnsi="Dana Light"/>
+          <w:b w:val="false"/>
+          <w:i w:val="false"/>
+          <w:color w:val="4D4D4D"/>
+          <w:sz w:val="16"/>
+          <w:szCs w:val="16"/>
+        </w:rPr>
+        <w:t xml:space="preserve">École Polytechnique  ·  </w:t>
+      </w:r>
+      <w:r>
+        <w:rPr>
+          <w:rFonts w:ascii="Dana Light" w:hAnsi="Dana Light" w:cs="Dana Light"/>
+          <w:b w:val="false"/>
+          <w:b w:val="false"/>
+          <w:i w:val="false"/>
+          <w:i w:val="false"/>
+          <w:color w:val="4D4D4D"/>
+          <w:sz w:val="16"/>
+          <w:sz w:val="16"/>
+          <w:szCs w:val="16"/>
+        </w:rPr>
+        <w:t xml:space="preserve">۲۰۲۴ </w:t>
+      </w:r>
+      <w:r>
+        <w:rPr>
+          <w:rFonts w:cs="Dana Light" w:ascii="Dana Light" w:hAnsi="Dana Light"/>
+          <w:b w:val="false"/>
+          <w:i w:val="false"/>
+          <w:color w:val="4D4D4D"/>
+          <w:sz w:val="16"/>
+          <w:szCs w:val="16"/>
+        </w:rPr>
+        <w:t>· TRG7BMSS8Q9I</w:t>
+      </w:r>
+      <w:r>
+        <w:rPr>
+          <w:rFonts w:cs="Dana Light" w:ascii="Dana Light" w:hAnsi="Dana Light"/>
+          <w:b w:val="false"/>
+          <w:i w:val="false"/>
+          <w:color w:val="4D4D4D"/>
+          <w:sz w:val="16"/>
+          <w:szCs w:val="16"/>
+          <w:rtl w:val="true"/>
+        </w:rPr>
+        <w:t xml:space="preserve">  ·  </w:t>
+      </w:r>
+      <w:hyperlink r:id="rId58">
+        <w:r>
+          <w:rPr>
+            <w:rStyle w:val="ListLabel11"/>
+            <w:rFonts w:ascii="Dana Light" w:hAnsi="Dana Light" w:cs="Dana Light"/>
+            <w:color w:val="1F4E79"/>
+            <w:sz w:val="16"/>
+            <w:sz w:val="16"/>
+            <w:szCs w:val="16"/>
+            <w:u w:val="none"/>
+            <w:rtl w:val="true"/>
+          </w:rPr>
+          <w:t>مشاهده گواهی</w:t>
+        </w:r>
+      </w:hyperlink>
+    </w:p>
+    <w:p>
+      <w:pPr>
+        <w:pStyle w:val="Normal"/>
+        <w:bidi w:val="1"/>
+        <w:spacing w:lineRule="auto" w:line="240" w:before="0" w:after="0"/>
+        <w:jc w:val="left"/>
+        <w:rPr/>
+      </w:pPr>
+      <w:r>
+        <w:rPr>
+          <w:rFonts w:cs="Dana"/>
+          <w:b w:val="false"/>
+          <w:i w:val="false"/>
+          <w:color w:val="1A1A1A"/>
+          <w:sz w:val="16"/>
+          <w:szCs w:val="16"/>
+        </w:rPr>
+        <w:t xml:space="preserve">Firm Level Economics: Consumer and Producer Behavior   </w:t>
+      </w:r>
+      <w:r>
+        <w:rPr>
+          <w:rFonts w:cs="Dana Light" w:ascii="Dana Light" w:hAnsi="Dana Light"/>
+          <w:b w:val="false"/>
+          <w:i w:val="false"/>
+          <w:color w:val="4D4D4D"/>
+          <w:sz w:val="16"/>
+          <w:szCs w:val="16"/>
+        </w:rPr>
+        <w:t xml:space="preserve">University of Illinois Urbana-Champaign  ·  </w:t>
+      </w:r>
+      <w:r>
+        <w:rPr>
+          <w:rFonts w:ascii="Dana Light" w:hAnsi="Dana Light" w:cs="Dana Light"/>
+          <w:b w:val="false"/>
+          <w:b w:val="false"/>
+          <w:i w:val="false"/>
+          <w:i w:val="false"/>
+          <w:color w:val="4D4D4D"/>
+          <w:sz w:val="16"/>
+          <w:sz w:val="16"/>
+          <w:szCs w:val="16"/>
+        </w:rPr>
+        <w:t xml:space="preserve">۲۰۲۴ </w:t>
+      </w:r>
+      <w:r>
+        <w:rPr>
+          <w:rFonts w:cs="Dana Light" w:ascii="Dana Light" w:hAnsi="Dana Light"/>
+          <w:b w:val="false"/>
+          <w:i w:val="false"/>
+          <w:color w:val="4D4D4D"/>
+          <w:sz w:val="16"/>
+          <w:szCs w:val="16"/>
+        </w:rPr>
+        <w:t>· 1JH025ZXSAFZ</w:t>
+      </w:r>
+      <w:r>
+        <w:rPr>
+          <w:rFonts w:cs="Dana Light" w:ascii="Dana Light" w:hAnsi="Dana Light"/>
+          <w:b w:val="false"/>
+          <w:i w:val="false"/>
+          <w:color w:val="4D4D4D"/>
+          <w:sz w:val="16"/>
+          <w:szCs w:val="16"/>
+          <w:rtl w:val="true"/>
+        </w:rPr>
+        <w:t xml:space="preserve">  ·  </w:t>
+      </w:r>
+      <w:hyperlink r:id="rId59">
+        <w:r>
+          <w:rPr>
+            <w:rStyle w:val="ListLabel11"/>
+            <w:rFonts w:ascii="Dana Light" w:hAnsi="Dana Light" w:cs="Dana Light"/>
+            <w:color w:val="1F4E79"/>
+            <w:sz w:val="16"/>
+            <w:sz w:val="16"/>
+            <w:szCs w:val="16"/>
+            <w:u w:val="none"/>
+            <w:rtl w:val="true"/>
+          </w:rPr>
+          <w:t>مشاهده گواهی</w:t>
+        </w:r>
+      </w:hyperlink>
+    </w:p>
+    <w:p>
+      <w:pPr>
+        <w:pStyle w:val="Normal"/>
+        <w:bidi w:val="1"/>
+        <w:spacing w:lineRule="auto" w:line="240" w:before="0" w:after="0"/>
+        <w:jc w:val="left"/>
+        <w:rPr/>
+      </w:pPr>
+      <w:r>
+        <w:rPr>
+          <w:rFonts w:cs="Dana"/>
+          <w:b w:val="false"/>
+          <w:i w:val="false"/>
+          <w:color w:val="1A1A1A"/>
+          <w:sz w:val="16"/>
+          <w:szCs w:val="16"/>
+        </w:rPr>
+        <w:t xml:space="preserve">Build a Full Website using WordPress   </w:t>
+      </w:r>
+      <w:r>
+        <w:rPr>
+          <w:rFonts w:cs="Dana Light" w:ascii="Dana Light" w:hAnsi="Dana Light"/>
+          <w:b w:val="false"/>
+          <w:i w:val="false"/>
+          <w:color w:val="4D4D4D"/>
+          <w:sz w:val="16"/>
+          <w:szCs w:val="16"/>
+        </w:rPr>
+        <w:t xml:space="preserve">Coursera  ·  </w:t>
+      </w:r>
+      <w:r>
+        <w:rPr>
+          <w:rFonts w:ascii="Dana Light" w:hAnsi="Dana Light" w:cs="Dana Light"/>
+          <w:b w:val="false"/>
+          <w:b w:val="false"/>
+          <w:i w:val="false"/>
+          <w:i w:val="false"/>
+          <w:color w:val="4D4D4D"/>
+          <w:sz w:val="16"/>
+          <w:sz w:val="16"/>
+          <w:szCs w:val="16"/>
+        </w:rPr>
+        <w:t xml:space="preserve">۲۰۲۳ </w:t>
+      </w:r>
+      <w:r>
+        <w:rPr>
+          <w:rFonts w:cs="Dana Light" w:ascii="Dana Light" w:hAnsi="Dana Light"/>
+          <w:b w:val="false"/>
+          <w:i w:val="false"/>
+          <w:color w:val="4D4D4D"/>
+          <w:sz w:val="16"/>
+          <w:szCs w:val="16"/>
+        </w:rPr>
+        <w:t>· FLH3PRW9CBDC</w:t>
+      </w:r>
+      <w:r>
+        <w:rPr>
+          <w:rFonts w:cs="Dana Light" w:ascii="Dana Light" w:hAnsi="Dana Light"/>
+          <w:b w:val="false"/>
+          <w:i w:val="false"/>
+          <w:color w:val="4D4D4D"/>
+          <w:sz w:val="16"/>
+          <w:szCs w:val="16"/>
+          <w:rtl w:val="true"/>
+        </w:rPr>
+        <w:t xml:space="preserve">  ·  </w:t>
+      </w:r>
+      <w:hyperlink r:id="rId60">
+        <w:r>
+          <w:rPr>
+            <w:rStyle w:val="ListLabel11"/>
+            <w:rFonts w:ascii="Dana Light" w:hAnsi="Dana Light" w:cs="Dana Light"/>
+            <w:color w:val="1F4E79"/>
+            <w:sz w:val="16"/>
+            <w:sz w:val="16"/>
+            <w:szCs w:val="16"/>
+            <w:u w:val="none"/>
+            <w:rtl w:val="true"/>
+          </w:rPr>
+          <w:t>مشاهده گواهی</w:t>
+        </w:r>
+      </w:hyperlink>
+    </w:p>
+    <w:p>
+      <w:pPr>
+        <w:pStyle w:val="Normal"/>
+        <w:bidi w:val="1"/>
+        <w:spacing w:lineRule="auto" w:line="240" w:before="0" w:after="0"/>
+        <w:jc w:val="left"/>
+        <w:rPr/>
+      </w:pPr>
+      <w:r>
+        <w:rPr>
+          <w:rFonts w:cs="Dana"/>
+          <w:b w:val="false"/>
+          <w:i w:val="false"/>
+          <w:color w:val="1A1A1A"/>
+          <w:sz w:val="16"/>
+          <w:szCs w:val="16"/>
+        </w:rPr>
+        <w:t xml:space="preserve">COVID-19 Contact Tracing   </w:t>
+      </w:r>
+      <w:r>
+        <w:rPr>
+          <w:rFonts w:cs="Dana Light" w:ascii="Dana Light" w:hAnsi="Dana Light"/>
+          <w:b w:val="false"/>
+          <w:i w:val="false"/>
+          <w:color w:val="4D4D4D"/>
+          <w:sz w:val="16"/>
+          <w:szCs w:val="16"/>
+        </w:rPr>
+        <w:t xml:space="preserve">Johns Hopkins University  ·  </w:t>
+      </w:r>
+      <w:r>
+        <w:rPr>
+          <w:rFonts w:ascii="Dana Light" w:hAnsi="Dana Light" w:cs="Dana Light"/>
+          <w:b w:val="false"/>
+          <w:b w:val="false"/>
+          <w:i w:val="false"/>
+          <w:i w:val="false"/>
+          <w:color w:val="4D4D4D"/>
+          <w:sz w:val="16"/>
+          <w:sz w:val="16"/>
+          <w:szCs w:val="16"/>
+        </w:rPr>
+        <w:t xml:space="preserve">۲۰۲۳ </w:t>
+      </w:r>
+      <w:r>
+        <w:rPr>
+          <w:rFonts w:cs="Dana Light" w:ascii="Dana Light" w:hAnsi="Dana Light"/>
+          <w:b w:val="false"/>
+          <w:i w:val="false"/>
+          <w:color w:val="4D4D4D"/>
+          <w:sz w:val="16"/>
+          <w:szCs w:val="16"/>
+        </w:rPr>
+        <w:t>· CTXPE9DBBSWB</w:t>
+      </w:r>
+      <w:r>
+        <w:rPr>
+          <w:rFonts w:cs="Dana Light" w:ascii="Dana Light" w:hAnsi="Dana Light"/>
+          <w:b w:val="false"/>
+          <w:i w:val="false"/>
+          <w:color w:val="4D4D4D"/>
+          <w:sz w:val="16"/>
+          <w:szCs w:val="16"/>
+          <w:rtl w:val="true"/>
+        </w:rPr>
+        <w:t xml:space="preserve">  ·  </w:t>
+      </w:r>
+      <w:hyperlink r:id="rId61">
+        <w:r>
+          <w:rPr>
+            <w:rStyle w:val="ListLabel11"/>
+            <w:rFonts w:ascii="Dana Light" w:hAnsi="Dana Light" w:cs="Dana Light"/>
+            <w:color w:val="1F4E79"/>
+            <w:sz w:val="16"/>
+            <w:sz w:val="16"/>
+            <w:szCs w:val="16"/>
+            <w:u w:val="none"/>
+            <w:rtl w:val="true"/>
+          </w:rPr>
+          <w:t>مشاهده گواهی</w:t>
+        </w:r>
+      </w:hyperlink>
+    </w:p>
+    <w:p>
+      <w:pPr>
+        <w:pStyle w:val="Normal"/>
+        <w:bidi w:val="1"/>
+        <w:spacing w:lineRule="auto" w:line="240" w:before="0" w:after="0"/>
+        <w:jc w:val="left"/>
+        <w:rPr/>
+      </w:pPr>
+      <w:r>
+        <w:rPr>
+          <w:rFonts w:cs="Dana"/>
+          <w:b w:val="false"/>
+          <w:i w:val="false"/>
+          <w:color w:val="1A1A1A"/>
+          <w:sz w:val="16"/>
+          <w:szCs w:val="16"/>
+        </w:rPr>
+        <w:t xml:space="preserve">High Stakes Leadership: Leading in Times of Crisis   </w:t>
+      </w:r>
+      <w:r>
+        <w:rPr>
+          <w:rFonts w:cs="Dana Light" w:ascii="Dana Light" w:hAnsi="Dana Light"/>
+          <w:b w:val="false"/>
+          <w:i w:val="false"/>
+          <w:color w:val="4D4D4D"/>
+          <w:sz w:val="16"/>
+          <w:szCs w:val="16"/>
+        </w:rPr>
+        <w:t xml:space="preserve">University of Michigan  ·  </w:t>
+      </w:r>
+      <w:r>
+        <w:rPr>
+          <w:rFonts w:ascii="Dana Light" w:hAnsi="Dana Light" w:cs="Dana Light"/>
+          <w:b w:val="false"/>
+          <w:b w:val="false"/>
+          <w:i w:val="false"/>
+          <w:i w:val="false"/>
+          <w:color w:val="4D4D4D"/>
+          <w:sz w:val="16"/>
+          <w:sz w:val="16"/>
+          <w:szCs w:val="16"/>
+        </w:rPr>
+        <w:t xml:space="preserve">۲۰۲۳ </w:t>
+      </w:r>
+      <w:r>
+        <w:rPr>
+          <w:rFonts w:cs="Dana Light" w:ascii="Dana Light" w:hAnsi="Dana Light"/>
+          <w:b w:val="false"/>
+          <w:i w:val="false"/>
+          <w:color w:val="4D4D4D"/>
+          <w:sz w:val="16"/>
+          <w:szCs w:val="16"/>
+        </w:rPr>
+        <w:t>· XWTEBYE99LJU</w:t>
+      </w:r>
+      <w:r>
+        <w:rPr>
+          <w:rFonts w:cs="Dana Light" w:ascii="Dana Light" w:hAnsi="Dana Light"/>
+          <w:b w:val="false"/>
+          <w:i w:val="false"/>
+          <w:color w:val="4D4D4D"/>
+          <w:sz w:val="16"/>
+          <w:szCs w:val="16"/>
+          <w:rtl w:val="true"/>
+        </w:rPr>
+        <w:t xml:space="preserve">  ·  </w:t>
+      </w:r>
+      <w:hyperlink r:id="rId62">
+        <w:r>
+          <w:rPr>
+            <w:rStyle w:val="ListLabel11"/>
+            <w:rFonts w:ascii="Dana Light" w:hAnsi="Dana Light" w:cs="Dana Light"/>
+            <w:color w:val="1F4E79"/>
+            <w:sz w:val="16"/>
+            <w:sz w:val="16"/>
+            <w:szCs w:val="16"/>
+            <w:u w:val="none"/>
+            <w:rtl w:val="true"/>
+          </w:rPr>
+          <w:t>مشاهده گواهی</w:t>
+        </w:r>
+      </w:hyperlink>
+    </w:p>
     <w:sectPr>
-      <w:footerReference w:type="even" r:id="rId56"/>
-      <w:footerReference w:type="default" r:id="rId57"/>
-      <w:footerReference w:type="first" r:id="rId58"/>
+      <w:footerReference w:type="even" r:id="rId63"/>
+      <w:footerReference w:type="default" r:id="rId64"/>
+      <w:footerReference w:type="first" r:id="rId65"/>
       <w:type w:val="nextPage"/>
       <w:pgSz w:w="11906" w:h="16838"/>
       <w:pgMar w:left="794" w:right="794" w:gutter="0" w:header="0" w:top="720" w:footer="283" w:bottom="720"/>

--- a/assets/files/Aria-CV-Fa.docx
+++ b/assets/files/Aria-CV-Fa.docx
@@ -16158,7 +16158,7 @@
         <w:sz w:val="16"/>
         <w:szCs w:val="16"/>
       </w:rPr>
-      <w:t>۲۶</w:t>
+      <w:t>۲۷</w:t>
     </w:r>
     <w:r>
       <w:rPr>
@@ -16242,7 +16242,7 @@
         <w:sz w:val="16"/>
         <w:szCs w:val="16"/>
       </w:rPr>
-      <w:t>۲۶</w:t>
+      <w:t>۲۷</w:t>
     </w:r>
     <w:r>
       <w:rPr>

--- a/assets/files/Aria-CV-Fa.docx
+++ b/assets/files/Aria-CV-Fa.docx
@@ -8066,7 +8066,7 @@
           <w:szCs w:val="21"/>
           <w:rtl w:val="true"/>
         </w:rPr>
-        <w:t xml:space="preserve">منتشرشده </w:t>
+        <w:t xml:space="preserve">ثبت‌شده </w:t>
       </w:r>
       <w:r>
         <w:rPr>
@@ -8118,7 +8118,7 @@
           <w:szCs w:val="21"/>
           <w:rtl w:val="true"/>
         </w:rPr>
-        <w:t xml:space="preserve">درخواست ثبت اختراع ایران </w:t>
+        <w:t xml:space="preserve">ثبت اختراع ایران </w:t>
       </w:r>
       <w:r>
         <w:rPr>

--- a/assets/files/Aria-CV-Fa.docx
+++ b/assets/files/Aria-CV-Fa.docx
@@ -4929,1303 +4929,7 @@
           <w:szCs w:val="23"/>
           <w:rtl w:val="true"/>
         </w:rPr>
-        <w:t>کتاب‌ها</w:t>
-      </w:r>
-    </w:p>
-    <w:p>
-      <w:pPr>
-        <w:pStyle w:val="Normal"/>
-        <w:bidi w:val="1"/>
-        <w:spacing w:lineRule="auto" w:line="240" w:before="40" w:after="0"/>
-        <w:jc w:val="both"/>
-        <w:rPr/>
-      </w:pPr>
-      <w:r>
-        <w:rPr>
-          <w:rFonts w:ascii="Dana DemiBold" w:hAnsi="Dana DemiBold" w:cs="Dana DemiBold"/>
-          <w:b w:val="false"/>
-          <w:b w:val="false"/>
-          <w:i w:val="false"/>
-          <w:i w:val="false"/>
-          <w:color w:val="1A1A1A"/>
-          <w:sz w:val="21"/>
-          <w:sz w:val="21"/>
-          <w:szCs w:val="21"/>
-          <w:rtl w:val="true"/>
-        </w:rPr>
-        <w:t>قربانی، م</w:t>
-      </w:r>
-      <w:r>
-        <w:rPr>
-          <w:rFonts w:cs="Dana DemiBold" w:ascii="Dana DemiBold" w:hAnsi="Dana DemiBold"/>
-          <w:b w:val="false"/>
-          <w:i w:val="false"/>
-          <w:color w:val="1A1A1A"/>
-          <w:sz w:val="21"/>
-          <w:szCs w:val="21"/>
-          <w:rtl w:val="true"/>
-        </w:rPr>
-        <w:t xml:space="preserve">. </w:t>
-      </w:r>
-      <w:r>
-        <w:rPr>
-          <w:rFonts w:ascii="Dana DemiBold" w:hAnsi="Dana DemiBold" w:cs="Dana DemiBold"/>
-          <w:b w:val="false"/>
-          <w:b w:val="false"/>
-          <w:i w:val="false"/>
-          <w:i w:val="false"/>
-          <w:color w:val="1A1A1A"/>
-          <w:sz w:val="21"/>
-          <w:sz w:val="21"/>
-          <w:szCs w:val="21"/>
-          <w:rtl w:val="true"/>
-        </w:rPr>
-        <w:t>و امینی، م</w:t>
-      </w:r>
-      <w:r>
-        <w:rPr>
-          <w:rFonts w:cs="Dana DemiBold" w:ascii="Dana DemiBold" w:hAnsi="Dana DemiBold"/>
-          <w:b w:val="false"/>
-          <w:i w:val="false"/>
-          <w:color w:val="1A1A1A"/>
-          <w:sz w:val="21"/>
-          <w:szCs w:val="21"/>
-          <w:rtl w:val="true"/>
-        </w:rPr>
-        <w:t xml:space="preserve">. </w:t>
-      </w:r>
-      <w:r>
-        <w:rPr>
-          <w:rFonts w:ascii="Dana DemiBold" w:hAnsi="Dana DemiBold" w:cs="Dana DemiBold"/>
-          <w:b w:val="false"/>
-          <w:b w:val="false"/>
-          <w:i w:val="false"/>
-          <w:i w:val="false"/>
-          <w:color w:val="1A1A1A"/>
-          <w:sz w:val="21"/>
-          <w:sz w:val="21"/>
-          <w:szCs w:val="21"/>
-          <w:rtl w:val="true"/>
-        </w:rPr>
-        <w:t>آ</w:t>
-      </w:r>
-      <w:r>
-        <w:rPr>
-          <w:rFonts w:cs="Dana DemiBold" w:ascii="Dana DemiBold" w:hAnsi="Dana DemiBold"/>
-          <w:b w:val="false"/>
-          <w:i w:val="false"/>
-          <w:color w:val="1A1A1A"/>
-          <w:sz w:val="21"/>
-          <w:szCs w:val="21"/>
-          <w:rtl w:val="true"/>
-        </w:rPr>
-        <w:t>. (</w:t>
-      </w:r>
-      <w:r>
-        <w:rPr>
-          <w:rFonts w:ascii="Dana DemiBold" w:hAnsi="Dana DemiBold" w:cs="Dana DemiBold"/>
-          <w:b w:val="false"/>
-          <w:b w:val="false"/>
-          <w:i w:val="false"/>
-          <w:i w:val="false"/>
-          <w:color w:val="1A1A1A"/>
-          <w:sz w:val="21"/>
-          <w:sz w:val="21"/>
-          <w:szCs w:val="21"/>
-        </w:rPr>
-        <w:t>۱۴۰۴</w:t>
-      </w:r>
-      <w:r>
-        <w:rPr>
-          <w:rFonts w:cs="Dana DemiBold" w:ascii="Dana DemiBold" w:hAnsi="Dana DemiBold"/>
-          <w:b w:val="false"/>
-          <w:i w:val="false"/>
-          <w:color w:val="1A1A1A"/>
-          <w:sz w:val="21"/>
-          <w:szCs w:val="21"/>
-          <w:rtl w:val="true"/>
-        </w:rPr>
-        <w:t xml:space="preserve">). </w:t>
-      </w:r>
-      <w:r>
-        <w:rPr>
-          <w:rFonts w:ascii="Dana DemiBold" w:hAnsi="Dana DemiBold" w:cs="Dana DemiBold"/>
-          <w:b w:val="false"/>
-          <w:b w:val="false"/>
-          <w:i w:val="false"/>
-          <w:i w:val="false"/>
-          <w:color w:val="1A1A1A"/>
-          <w:sz w:val="21"/>
-          <w:sz w:val="21"/>
-          <w:szCs w:val="21"/>
-          <w:rtl w:val="true"/>
-        </w:rPr>
-        <w:t>تاریخ‌نگاری دانش علوم‌زمین در ایران</w:t>
-      </w:r>
-      <w:r>
-        <w:rPr>
-          <w:rFonts w:cs="Dana DemiBold" w:ascii="Dana DemiBold" w:hAnsi="Dana DemiBold"/>
-          <w:b w:val="false"/>
-          <w:i w:val="false"/>
-          <w:color w:val="1A1A1A"/>
-          <w:sz w:val="21"/>
-          <w:szCs w:val="21"/>
-          <w:rtl w:val="true"/>
-        </w:rPr>
-        <w:t xml:space="preserve">: </w:t>
-      </w:r>
-      <w:r>
-        <w:rPr>
-          <w:rFonts w:ascii="Dana DemiBold" w:hAnsi="Dana DemiBold" w:cs="Dana DemiBold"/>
-          <w:b w:val="false"/>
-          <w:b w:val="false"/>
-          <w:i w:val="false"/>
-          <w:i w:val="false"/>
-          <w:color w:val="1A1A1A"/>
-          <w:sz w:val="21"/>
-          <w:sz w:val="21"/>
-          <w:szCs w:val="21"/>
-          <w:rtl w:val="true"/>
-        </w:rPr>
-        <w:t>با معرفی شماری از پیشگامان معاصر</w:t>
-      </w:r>
-      <w:r>
-        <w:rPr>
-          <w:rFonts w:cs="Dana DemiBold" w:ascii="Dana DemiBold" w:hAnsi="Dana DemiBold"/>
-          <w:b w:val="false"/>
-          <w:i w:val="false"/>
-          <w:color w:val="1A1A1A"/>
-          <w:sz w:val="21"/>
-          <w:szCs w:val="21"/>
-          <w:rtl w:val="true"/>
-        </w:rPr>
-        <w:t>.</w:t>
-      </w:r>
-    </w:p>
-    <w:p>
-      <w:pPr>
-        <w:pStyle w:val="Normal"/>
-        <w:bidi w:val="1"/>
-        <w:spacing w:lineRule="auto" w:line="240" w:before="0" w:after="40"/>
-        <w:jc w:val="left"/>
-        <w:rPr/>
-      </w:pPr>
-      <w:r>
-        <w:rPr>
-          <w:rFonts w:ascii="Dana Light" w:hAnsi="Dana Light" w:cs="Dana Light"/>
-          <w:b w:val="false"/>
-          <w:b w:val="false"/>
-          <w:i w:val="false"/>
-          <w:i w:val="false"/>
-          <w:color w:val="4D4D4D"/>
-          <w:sz w:val="21"/>
-          <w:sz w:val="21"/>
-          <w:szCs w:val="21"/>
-          <w:rtl w:val="true"/>
-        </w:rPr>
-        <w:t>نویسنده همکار</w:t>
-      </w:r>
-      <w:r>
-        <w:rPr>
-          <w:rFonts w:ascii="Dana Light" w:hAnsi="Dana Light" w:cs="Dana Light"/>
-          <w:b w:val="false"/>
-          <w:b w:val="false"/>
-          <w:i w:val="false"/>
-          <w:i w:val="false"/>
-          <w:color w:val="4D4D4D"/>
-          <w:sz w:val="16"/>
-          <w:sz w:val="16"/>
-          <w:szCs w:val="16"/>
-          <w:rtl w:val="true"/>
-        </w:rPr>
-        <w:t xml:space="preserve">   </w:t>
-      </w:r>
-      <w:r>
-        <w:rPr>
-          <w:rFonts w:cs="Dana Light" w:ascii="Dana Light" w:hAnsi="Dana Light"/>
-          <w:b w:val="false"/>
-          <w:i w:val="false"/>
-          <w:color w:val="4D4D4D"/>
-          <w:sz w:val="16"/>
-          <w:szCs w:val="16"/>
-          <w:rtl w:val="true"/>
-        </w:rPr>
-        <w:t xml:space="preserve">·   </w:t>
-      </w:r>
-      <w:r>
-        <w:rPr>
-          <w:rFonts w:ascii="Dana Light" w:hAnsi="Dana Light" w:cs="Dana Light"/>
-          <w:b w:val="false"/>
-          <w:b w:val="false"/>
-          <w:i w:val="false"/>
-          <w:i w:val="false"/>
-          <w:color w:val="4D4D4D"/>
-          <w:sz w:val="16"/>
-          <w:sz w:val="16"/>
-          <w:szCs w:val="16"/>
-          <w:rtl w:val="true"/>
-        </w:rPr>
-        <w:t>شابک</w:t>
-      </w:r>
-      <w:r>
-        <w:rPr>
-          <w:rFonts w:cs="Dana Light" w:ascii="Dana Light" w:hAnsi="Dana Light"/>
-          <w:b w:val="false"/>
-          <w:i w:val="false"/>
-          <w:color w:val="4D4D4D"/>
-          <w:sz w:val="16"/>
-          <w:szCs w:val="16"/>
-          <w:rtl w:val="true"/>
-        </w:rPr>
-        <w:t xml:space="preserve">: </w:t>
-      </w:r>
-      <w:r>
-        <w:rPr>
-          <w:rFonts w:cs="Dana Light" w:ascii="Dana Light" w:hAnsi="Dana Light"/>
-          <w:b w:val="false"/>
-          <w:i w:val="false"/>
-          <w:color w:val="4D4D4D"/>
-          <w:sz w:val="16"/>
-          <w:szCs w:val="16"/>
-        </w:rPr>
-        <w:t>978</w:t>
-      </w:r>
-      <w:r>
-        <w:rPr>
-          <w:rFonts w:cs="Dana Light" w:ascii="Dana Light" w:hAnsi="Dana Light"/>
-          <w:b w:val="false"/>
-          <w:i w:val="false"/>
-          <w:color w:val="4D4D4D"/>
-          <w:sz w:val="16"/>
-          <w:szCs w:val="16"/>
-          <w:rtl w:val="true"/>
-        </w:rPr>
-        <w:t>-</w:t>
-      </w:r>
-      <w:r>
-        <w:rPr>
-          <w:rFonts w:cs="Dana Light" w:ascii="Dana Light" w:hAnsi="Dana Light"/>
-          <w:b w:val="false"/>
-          <w:i w:val="false"/>
-          <w:color w:val="4D4D4D"/>
-          <w:sz w:val="16"/>
-          <w:szCs w:val="16"/>
-        </w:rPr>
-        <w:t>600</w:t>
-      </w:r>
-      <w:r>
-        <w:rPr>
-          <w:rFonts w:cs="Dana Light" w:ascii="Dana Light" w:hAnsi="Dana Light"/>
-          <w:b w:val="false"/>
-          <w:i w:val="false"/>
-          <w:color w:val="4D4D4D"/>
-          <w:sz w:val="16"/>
-          <w:szCs w:val="16"/>
-          <w:rtl w:val="true"/>
-        </w:rPr>
-        <w:t>-</w:t>
-      </w:r>
-      <w:r>
-        <w:rPr>
-          <w:rFonts w:cs="Dana Light" w:ascii="Dana Light" w:hAnsi="Dana Light"/>
-          <w:b w:val="false"/>
-          <w:i w:val="false"/>
-          <w:color w:val="4D4D4D"/>
-          <w:sz w:val="16"/>
-          <w:szCs w:val="16"/>
-        </w:rPr>
-        <w:t>6058</w:t>
-      </w:r>
-      <w:r>
-        <w:rPr>
-          <w:rFonts w:cs="Dana Light" w:ascii="Dana Light" w:hAnsi="Dana Light"/>
-          <w:b w:val="false"/>
-          <w:i w:val="false"/>
-          <w:color w:val="4D4D4D"/>
-          <w:sz w:val="16"/>
-          <w:szCs w:val="16"/>
-          <w:rtl w:val="true"/>
-        </w:rPr>
-        <w:t>-</w:t>
-      </w:r>
-      <w:r>
-        <w:rPr>
-          <w:rFonts w:cs="Dana Light" w:ascii="Dana Light" w:hAnsi="Dana Light"/>
-          <w:b w:val="false"/>
-          <w:i w:val="false"/>
-          <w:color w:val="4D4D4D"/>
-          <w:sz w:val="16"/>
-          <w:szCs w:val="16"/>
-        </w:rPr>
-        <w:t>43</w:t>
-      </w:r>
-      <w:r>
-        <w:rPr>
-          <w:rFonts w:cs="Dana Light" w:ascii="Dana Light" w:hAnsi="Dana Light"/>
-          <w:b w:val="false"/>
-          <w:i w:val="false"/>
-          <w:color w:val="4D4D4D"/>
-          <w:sz w:val="16"/>
-          <w:szCs w:val="16"/>
-          <w:rtl w:val="true"/>
-        </w:rPr>
-        <w:t>-</w:t>
-      </w:r>
-      <w:r>
-        <w:rPr>
-          <w:rFonts w:cs="Dana Light" w:ascii="Dana Light" w:hAnsi="Dana Light"/>
-          <w:b w:val="false"/>
-          <w:i w:val="false"/>
-          <w:color w:val="4D4D4D"/>
-          <w:sz w:val="16"/>
-          <w:szCs w:val="16"/>
-        </w:rPr>
-        <w:t>6</w:t>
-      </w:r>
-    </w:p>
-    <w:p>
-      <w:pPr>
-        <w:pStyle w:val="Normal"/>
-        <w:bidi w:val="1"/>
-        <w:spacing w:lineRule="auto" w:line="240" w:before="40" w:after="0"/>
-        <w:jc w:val="both"/>
-        <w:rPr/>
-      </w:pPr>
-      <w:r>
-        <w:rPr>
-          <w:rFonts w:ascii="Dana DemiBold" w:hAnsi="Dana DemiBold" w:cs="Dana DemiBold"/>
-          <w:b w:val="false"/>
-          <w:b w:val="false"/>
-          <w:i w:val="false"/>
-          <w:i w:val="false"/>
-          <w:color w:val="1A1A1A"/>
-          <w:sz w:val="21"/>
-          <w:sz w:val="21"/>
-          <w:szCs w:val="21"/>
-          <w:rtl w:val="true"/>
-        </w:rPr>
-        <w:t>فتحی، ت</w:t>
-      </w:r>
-      <w:r>
-        <w:rPr>
-          <w:rFonts w:cs="Dana DemiBold" w:ascii="Dana DemiBold" w:hAnsi="Dana DemiBold"/>
-          <w:b w:val="false"/>
-          <w:i w:val="false"/>
-          <w:color w:val="1A1A1A"/>
-          <w:sz w:val="21"/>
-          <w:szCs w:val="21"/>
-          <w:rtl w:val="true"/>
-        </w:rPr>
-        <w:t>. (</w:t>
-      </w:r>
-      <w:r>
-        <w:rPr>
-          <w:rFonts w:ascii="Dana DemiBold" w:hAnsi="Dana DemiBold" w:cs="Dana DemiBold"/>
-          <w:b w:val="false"/>
-          <w:b w:val="false"/>
-          <w:i w:val="false"/>
-          <w:i w:val="false"/>
-          <w:color w:val="1A1A1A"/>
-          <w:sz w:val="21"/>
-          <w:sz w:val="21"/>
-          <w:szCs w:val="21"/>
-        </w:rPr>
-        <w:t>۱۴۰۵</w:t>
-      </w:r>
-      <w:r>
-        <w:rPr>
-          <w:rFonts w:cs="Dana DemiBold" w:ascii="Dana DemiBold" w:hAnsi="Dana DemiBold"/>
-          <w:b w:val="false"/>
-          <w:i w:val="false"/>
-          <w:color w:val="1A1A1A"/>
-          <w:sz w:val="21"/>
-          <w:szCs w:val="21"/>
-          <w:rtl w:val="true"/>
-        </w:rPr>
-        <w:t xml:space="preserve">). </w:t>
-      </w:r>
-      <w:r>
-        <w:rPr>
-          <w:rFonts w:ascii="Dana DemiBold" w:hAnsi="Dana DemiBold" w:cs="Dana DemiBold"/>
-          <w:b w:val="false"/>
-          <w:b w:val="false"/>
-          <w:i w:val="false"/>
-          <w:i w:val="false"/>
-          <w:color w:val="1A1A1A"/>
-          <w:sz w:val="21"/>
-          <w:sz w:val="21"/>
-          <w:szCs w:val="21"/>
-          <w:rtl w:val="true"/>
-        </w:rPr>
-        <w:t>هیدروژئولوژی آلودگی نفتی</w:t>
-      </w:r>
-      <w:r>
-        <w:rPr>
-          <w:rFonts w:cs="Dana DemiBold" w:ascii="Dana DemiBold" w:hAnsi="Dana DemiBold"/>
-          <w:b w:val="false"/>
-          <w:i w:val="false"/>
-          <w:color w:val="1A1A1A"/>
-          <w:sz w:val="21"/>
-          <w:szCs w:val="21"/>
-          <w:rtl w:val="true"/>
-        </w:rPr>
-        <w:t xml:space="preserve">: </w:t>
-      </w:r>
-      <w:r>
-        <w:rPr>
-          <w:rFonts w:ascii="Dana DemiBold" w:hAnsi="Dana DemiBold" w:cs="Dana DemiBold"/>
-          <w:b w:val="false"/>
-          <w:b w:val="false"/>
-          <w:i w:val="false"/>
-          <w:i w:val="false"/>
-          <w:color w:val="1A1A1A"/>
-          <w:sz w:val="21"/>
-          <w:sz w:val="21"/>
-          <w:szCs w:val="21"/>
-          <w:rtl w:val="true"/>
-        </w:rPr>
-        <w:t>جنبه‌های زمین‌شناسی، زیست‌محیطی، حقوقی و مدل‌های پاک‌سازی آب‌های زیرزمینی آلوده</w:t>
-      </w:r>
-      <w:r>
-        <w:rPr>
-          <w:rFonts w:cs="Dana DemiBold" w:ascii="Dana DemiBold" w:hAnsi="Dana DemiBold"/>
-          <w:b w:val="false"/>
-          <w:i w:val="false"/>
-          <w:color w:val="1A1A1A"/>
-          <w:sz w:val="21"/>
-          <w:szCs w:val="21"/>
-          <w:rtl w:val="true"/>
-        </w:rPr>
-        <w:t>.</w:t>
-      </w:r>
-    </w:p>
-    <w:p>
-      <w:pPr>
-        <w:pStyle w:val="Normal"/>
-        <w:bidi w:val="1"/>
-        <w:spacing w:lineRule="auto" w:line="240" w:before="0" w:after="40"/>
-        <w:jc w:val="left"/>
-        <w:rPr/>
-      </w:pPr>
-      <w:r>
-        <w:rPr>
-          <w:rFonts w:ascii="Dana Light" w:hAnsi="Dana Light" w:cs="Dana Light"/>
-          <w:b w:val="false"/>
-          <w:b w:val="false"/>
-          <w:i w:val="false"/>
-          <w:i w:val="false"/>
-          <w:color w:val="4D4D4D"/>
-          <w:sz w:val="21"/>
-          <w:sz w:val="21"/>
-          <w:szCs w:val="21"/>
-          <w:rtl w:val="true"/>
-        </w:rPr>
-        <w:t>ویراستار علمی</w:t>
-      </w:r>
-      <w:r>
-        <w:rPr>
-          <w:rFonts w:ascii="Dana Light" w:hAnsi="Dana Light" w:cs="Dana Light"/>
-          <w:b w:val="false"/>
-          <w:b w:val="false"/>
-          <w:i w:val="false"/>
-          <w:i w:val="false"/>
-          <w:color w:val="4D4D4D"/>
-          <w:sz w:val="16"/>
-          <w:sz w:val="16"/>
-          <w:szCs w:val="16"/>
-          <w:rtl w:val="true"/>
-        </w:rPr>
-        <w:t xml:space="preserve">   </w:t>
-      </w:r>
-      <w:r>
-        <w:rPr>
-          <w:rFonts w:cs="Dana Light" w:ascii="Dana Light" w:hAnsi="Dana Light"/>
-          <w:b w:val="false"/>
-          <w:i w:val="false"/>
-          <w:color w:val="4D4D4D"/>
-          <w:sz w:val="16"/>
-          <w:szCs w:val="16"/>
-          <w:rtl w:val="true"/>
-        </w:rPr>
-        <w:t xml:space="preserve">·   </w:t>
-      </w:r>
-      <w:r>
-        <w:rPr>
-          <w:rFonts w:ascii="Dana Light" w:hAnsi="Dana Light" w:cs="Dana Light"/>
-          <w:b w:val="false"/>
-          <w:b w:val="false"/>
-          <w:i w:val="false"/>
-          <w:i w:val="false"/>
-          <w:color w:val="4D4D4D"/>
-          <w:sz w:val="16"/>
-          <w:sz w:val="16"/>
-          <w:szCs w:val="16"/>
-          <w:rtl w:val="true"/>
-        </w:rPr>
-        <w:t>شابک چاپ دوم به بعد</w:t>
-      </w:r>
-      <w:r>
-        <w:rPr>
-          <w:rFonts w:cs="Dana Light" w:ascii="Dana Light" w:hAnsi="Dana Light"/>
-          <w:b w:val="false"/>
-          <w:i w:val="false"/>
-          <w:color w:val="4D4D4D"/>
-          <w:sz w:val="16"/>
-          <w:szCs w:val="16"/>
-          <w:rtl w:val="true"/>
-        </w:rPr>
-        <w:t xml:space="preserve">: </w:t>
-      </w:r>
-      <w:r>
-        <w:rPr>
-          <w:rFonts w:cs="Dana Light" w:ascii="Dana Light" w:hAnsi="Dana Light"/>
-          <w:b w:val="false"/>
-          <w:i w:val="false"/>
-          <w:color w:val="4D4D4D"/>
-          <w:sz w:val="16"/>
-          <w:szCs w:val="16"/>
-        </w:rPr>
-        <w:t>978</w:t>
-      </w:r>
-      <w:r>
-        <w:rPr>
-          <w:rFonts w:cs="Dana Light" w:ascii="Dana Light" w:hAnsi="Dana Light"/>
-          <w:b w:val="false"/>
-          <w:i w:val="false"/>
-          <w:color w:val="4D4D4D"/>
-          <w:sz w:val="16"/>
-          <w:szCs w:val="16"/>
-          <w:rtl w:val="true"/>
-        </w:rPr>
-        <w:t>-</w:t>
-      </w:r>
-      <w:r>
-        <w:rPr>
-          <w:rFonts w:cs="Dana Light" w:ascii="Dana Light" w:hAnsi="Dana Light"/>
-          <w:b w:val="false"/>
-          <w:i w:val="false"/>
-          <w:color w:val="4D4D4D"/>
-          <w:sz w:val="16"/>
-          <w:szCs w:val="16"/>
-        </w:rPr>
-        <w:t>600</w:t>
-      </w:r>
-      <w:r>
-        <w:rPr>
-          <w:rFonts w:cs="Dana Light" w:ascii="Dana Light" w:hAnsi="Dana Light"/>
-          <w:b w:val="false"/>
-          <w:i w:val="false"/>
-          <w:color w:val="4D4D4D"/>
-          <w:sz w:val="16"/>
-          <w:szCs w:val="16"/>
-          <w:rtl w:val="true"/>
-        </w:rPr>
-        <w:t>-</w:t>
-      </w:r>
-      <w:r>
-        <w:rPr>
-          <w:rFonts w:cs="Dana Light" w:ascii="Dana Light" w:hAnsi="Dana Light"/>
-          <w:b w:val="false"/>
-          <w:i w:val="false"/>
-          <w:color w:val="4D4D4D"/>
-          <w:sz w:val="16"/>
-          <w:szCs w:val="16"/>
-        </w:rPr>
-        <w:t>6058</w:t>
-      </w:r>
-      <w:r>
-        <w:rPr>
-          <w:rFonts w:cs="Dana Light" w:ascii="Dana Light" w:hAnsi="Dana Light"/>
-          <w:b w:val="false"/>
-          <w:i w:val="false"/>
-          <w:color w:val="4D4D4D"/>
-          <w:sz w:val="16"/>
-          <w:szCs w:val="16"/>
-          <w:rtl w:val="true"/>
-        </w:rPr>
-        <w:t>-</w:t>
-      </w:r>
-      <w:r>
-        <w:rPr>
-          <w:rFonts w:cs="Dana Light" w:ascii="Dana Light" w:hAnsi="Dana Light"/>
-          <w:b w:val="false"/>
-          <w:i w:val="false"/>
-          <w:color w:val="4D4D4D"/>
-          <w:sz w:val="16"/>
-          <w:szCs w:val="16"/>
-        </w:rPr>
-        <w:t>60</w:t>
-      </w:r>
-      <w:r>
-        <w:rPr>
-          <w:rFonts w:cs="Dana Light" w:ascii="Dana Light" w:hAnsi="Dana Light"/>
-          <w:b w:val="false"/>
-          <w:i w:val="false"/>
-          <w:color w:val="4D4D4D"/>
-          <w:sz w:val="16"/>
-          <w:szCs w:val="16"/>
-          <w:rtl w:val="true"/>
-        </w:rPr>
-        <w:t>-</w:t>
-      </w:r>
-      <w:r>
-        <w:rPr>
-          <w:rFonts w:cs="Dana Light" w:ascii="Dana Light" w:hAnsi="Dana Light"/>
-          <w:b w:val="false"/>
-          <w:i w:val="false"/>
-          <w:color w:val="4D4D4D"/>
-          <w:sz w:val="16"/>
-          <w:szCs w:val="16"/>
-        </w:rPr>
-        <w:t>3</w:t>
-      </w:r>
-    </w:p>
-    <w:p>
-      <w:pPr>
-        <w:pStyle w:val="Normal"/>
-        <w:bidi w:val="1"/>
-        <w:spacing w:lineRule="auto" w:line="240" w:before="40" w:after="0"/>
-        <w:jc w:val="both"/>
-        <w:rPr/>
-      </w:pPr>
-      <w:r>
-        <w:rPr>
-          <w:rFonts w:ascii="Dana DemiBold" w:hAnsi="Dana DemiBold" w:cs="Dana DemiBold"/>
-          <w:b w:val="false"/>
-          <w:b w:val="false"/>
-          <w:i w:val="false"/>
-          <w:i w:val="false"/>
-          <w:color w:val="1A1A1A"/>
-          <w:sz w:val="21"/>
-          <w:sz w:val="21"/>
-          <w:szCs w:val="21"/>
-          <w:rtl w:val="true"/>
-        </w:rPr>
-        <w:t>مومن‌زاده، م</w:t>
-      </w:r>
-      <w:r>
-        <w:rPr>
-          <w:rFonts w:cs="Dana DemiBold" w:ascii="Dana DemiBold" w:hAnsi="Dana DemiBold"/>
-          <w:b w:val="false"/>
-          <w:i w:val="false"/>
-          <w:color w:val="1A1A1A"/>
-          <w:sz w:val="21"/>
-          <w:szCs w:val="21"/>
-          <w:rtl w:val="true"/>
-        </w:rPr>
-        <w:t>. (</w:t>
-      </w:r>
-      <w:r>
-        <w:rPr>
-          <w:rFonts w:ascii="Dana DemiBold" w:hAnsi="Dana DemiBold" w:cs="Dana DemiBold"/>
-          <w:b w:val="false"/>
-          <w:b w:val="false"/>
-          <w:i w:val="false"/>
-          <w:i w:val="false"/>
-          <w:color w:val="1A1A1A"/>
-          <w:sz w:val="21"/>
-          <w:sz w:val="21"/>
-          <w:szCs w:val="21"/>
-        </w:rPr>
-        <w:t>۱۴۰۴</w:t>
-      </w:r>
-      <w:r>
-        <w:rPr>
-          <w:rFonts w:cs="Dana DemiBold" w:ascii="Dana DemiBold" w:hAnsi="Dana DemiBold"/>
-          <w:b w:val="false"/>
-          <w:i w:val="false"/>
-          <w:color w:val="1A1A1A"/>
-          <w:sz w:val="21"/>
-          <w:szCs w:val="21"/>
-          <w:rtl w:val="true"/>
-        </w:rPr>
-        <w:t xml:space="preserve">). </w:t>
-      </w:r>
-      <w:r>
-        <w:rPr>
-          <w:rFonts w:ascii="Dana DemiBold" w:hAnsi="Dana DemiBold" w:cs="Dana DemiBold"/>
-          <w:b w:val="false"/>
-          <w:b w:val="false"/>
-          <w:i w:val="false"/>
-          <w:i w:val="false"/>
-          <w:color w:val="1A1A1A"/>
-          <w:sz w:val="21"/>
-          <w:sz w:val="21"/>
-          <w:szCs w:val="21"/>
-          <w:rtl w:val="true"/>
-        </w:rPr>
-        <w:t>شهر افسانه‌ای زابل</w:t>
-      </w:r>
-      <w:r>
-        <w:rPr>
-          <w:rFonts w:cs="Dana DemiBold" w:ascii="Dana DemiBold" w:hAnsi="Dana DemiBold"/>
-          <w:b w:val="false"/>
-          <w:i w:val="false"/>
-          <w:color w:val="1A1A1A"/>
-          <w:sz w:val="21"/>
-          <w:szCs w:val="21"/>
-          <w:rtl w:val="true"/>
-        </w:rPr>
-        <w:t xml:space="preserve">: </w:t>
-      </w:r>
-      <w:r>
-        <w:rPr>
-          <w:rFonts w:ascii="Dana DemiBold" w:hAnsi="Dana DemiBold" w:cs="Dana DemiBold"/>
-          <w:b w:val="false"/>
-          <w:b w:val="false"/>
-          <w:i w:val="false"/>
-          <w:i w:val="false"/>
-          <w:color w:val="1A1A1A"/>
-          <w:sz w:val="21"/>
-          <w:sz w:val="21"/>
-          <w:szCs w:val="21"/>
-          <w:rtl w:val="true"/>
-        </w:rPr>
-        <w:t>شهر سوخته</w:t>
-      </w:r>
-      <w:r>
-        <w:rPr>
-          <w:rFonts w:cs="Dana DemiBold" w:ascii="Dana DemiBold" w:hAnsi="Dana DemiBold"/>
-          <w:b w:val="false"/>
-          <w:i w:val="false"/>
-          <w:color w:val="1A1A1A"/>
-          <w:sz w:val="21"/>
-          <w:szCs w:val="21"/>
-          <w:rtl w:val="true"/>
-        </w:rPr>
-        <w:t>.</w:t>
-      </w:r>
-    </w:p>
-    <w:p>
-      <w:pPr>
-        <w:pStyle w:val="Normal"/>
-        <w:bidi w:val="1"/>
-        <w:spacing w:lineRule="auto" w:line="240" w:before="0" w:after="40"/>
-        <w:jc w:val="left"/>
-        <w:rPr/>
-      </w:pPr>
-      <w:r>
-        <w:rPr>
-          <w:rFonts w:ascii="Dana Light" w:hAnsi="Dana Light" w:cs="Dana Light"/>
-          <w:b w:val="false"/>
-          <w:b w:val="false"/>
-          <w:i w:val="false"/>
-          <w:i w:val="false"/>
-          <w:color w:val="4D4D4D"/>
-          <w:sz w:val="21"/>
-          <w:sz w:val="21"/>
-          <w:szCs w:val="21"/>
-          <w:rtl w:val="true"/>
-        </w:rPr>
-        <w:t>ویراستار</w:t>
-      </w:r>
-      <w:r>
-        <w:rPr>
-          <w:rFonts w:ascii="Dana Light" w:hAnsi="Dana Light" w:cs="Dana Light"/>
-          <w:b w:val="false"/>
-          <w:b w:val="false"/>
-          <w:i w:val="false"/>
-          <w:i w:val="false"/>
-          <w:color w:val="4D4D4D"/>
-          <w:sz w:val="16"/>
-          <w:sz w:val="16"/>
-          <w:szCs w:val="16"/>
-          <w:rtl w:val="true"/>
-        </w:rPr>
-        <w:t xml:space="preserve">   </w:t>
-      </w:r>
-      <w:r>
-        <w:rPr>
-          <w:rFonts w:cs="Dana Light" w:ascii="Dana Light" w:hAnsi="Dana Light"/>
-          <w:b w:val="false"/>
-          <w:i w:val="false"/>
-          <w:color w:val="4D4D4D"/>
-          <w:sz w:val="16"/>
-          <w:szCs w:val="16"/>
-          <w:rtl w:val="true"/>
-        </w:rPr>
-        <w:t xml:space="preserve">·   </w:t>
-      </w:r>
-      <w:r>
-        <w:rPr>
-          <w:rFonts w:ascii="Dana Light" w:hAnsi="Dana Light" w:cs="Dana Light"/>
-          <w:b w:val="false"/>
-          <w:b w:val="false"/>
-          <w:i w:val="false"/>
-          <w:i w:val="false"/>
-          <w:color w:val="4D4D4D"/>
-          <w:sz w:val="16"/>
-          <w:sz w:val="16"/>
-          <w:szCs w:val="16"/>
-          <w:rtl w:val="true"/>
-        </w:rPr>
-        <w:t>شابک</w:t>
-      </w:r>
-      <w:r>
-        <w:rPr>
-          <w:rFonts w:cs="Dana Light" w:ascii="Dana Light" w:hAnsi="Dana Light"/>
-          <w:b w:val="false"/>
-          <w:i w:val="false"/>
-          <w:color w:val="4D4D4D"/>
-          <w:sz w:val="16"/>
-          <w:szCs w:val="16"/>
-          <w:rtl w:val="true"/>
-        </w:rPr>
-        <w:t xml:space="preserve">: </w:t>
-      </w:r>
-      <w:r>
-        <w:rPr>
-          <w:rFonts w:cs="Dana Light" w:ascii="Dana Light" w:hAnsi="Dana Light"/>
-          <w:b w:val="false"/>
-          <w:i w:val="false"/>
-          <w:color w:val="4D4D4D"/>
-          <w:sz w:val="16"/>
-          <w:szCs w:val="16"/>
-        </w:rPr>
-        <w:t>978</w:t>
-      </w:r>
-      <w:r>
-        <w:rPr>
-          <w:rFonts w:cs="Dana Light" w:ascii="Dana Light" w:hAnsi="Dana Light"/>
-          <w:b w:val="false"/>
-          <w:i w:val="false"/>
-          <w:color w:val="4D4D4D"/>
-          <w:sz w:val="16"/>
-          <w:szCs w:val="16"/>
-          <w:rtl w:val="true"/>
-        </w:rPr>
-        <w:t>-</w:t>
-      </w:r>
-      <w:r>
-        <w:rPr>
-          <w:rFonts w:cs="Dana Light" w:ascii="Dana Light" w:hAnsi="Dana Light"/>
-          <w:b w:val="false"/>
-          <w:i w:val="false"/>
-          <w:color w:val="4D4D4D"/>
-          <w:sz w:val="16"/>
-          <w:szCs w:val="16"/>
-        </w:rPr>
-        <w:t>600</w:t>
-      </w:r>
-      <w:r>
-        <w:rPr>
-          <w:rFonts w:cs="Dana Light" w:ascii="Dana Light" w:hAnsi="Dana Light"/>
-          <w:b w:val="false"/>
-          <w:i w:val="false"/>
-          <w:color w:val="4D4D4D"/>
-          <w:sz w:val="16"/>
-          <w:szCs w:val="16"/>
-          <w:rtl w:val="true"/>
-        </w:rPr>
-        <w:t>-</w:t>
-      </w:r>
-      <w:r>
-        <w:rPr>
-          <w:rFonts w:cs="Dana Light" w:ascii="Dana Light" w:hAnsi="Dana Light"/>
-          <w:b w:val="false"/>
-          <w:i w:val="false"/>
-          <w:color w:val="4D4D4D"/>
-          <w:sz w:val="16"/>
-          <w:szCs w:val="16"/>
-        </w:rPr>
-        <w:t>6058</w:t>
-      </w:r>
-      <w:r>
-        <w:rPr>
-          <w:rFonts w:cs="Dana Light" w:ascii="Dana Light" w:hAnsi="Dana Light"/>
-          <w:b w:val="false"/>
-          <w:i w:val="false"/>
-          <w:color w:val="4D4D4D"/>
-          <w:sz w:val="16"/>
-          <w:szCs w:val="16"/>
-          <w:rtl w:val="true"/>
-        </w:rPr>
-        <w:t>-</w:t>
-      </w:r>
-      <w:r>
-        <w:rPr>
-          <w:rFonts w:cs="Dana Light" w:ascii="Dana Light" w:hAnsi="Dana Light"/>
-          <w:b w:val="false"/>
-          <w:i w:val="false"/>
-          <w:color w:val="4D4D4D"/>
-          <w:sz w:val="16"/>
-          <w:szCs w:val="16"/>
-        </w:rPr>
-        <w:t>44</w:t>
-      </w:r>
-      <w:r>
-        <w:rPr>
-          <w:rFonts w:cs="Dana Light" w:ascii="Dana Light" w:hAnsi="Dana Light"/>
-          <w:b w:val="false"/>
-          <w:i w:val="false"/>
-          <w:color w:val="4D4D4D"/>
-          <w:sz w:val="16"/>
-          <w:szCs w:val="16"/>
-          <w:rtl w:val="true"/>
-        </w:rPr>
-        <w:t>-</w:t>
-      </w:r>
-      <w:r>
-        <w:rPr>
-          <w:rFonts w:cs="Dana Light" w:ascii="Dana Light" w:hAnsi="Dana Light"/>
-          <w:b w:val="false"/>
-          <w:i w:val="false"/>
-          <w:color w:val="4D4D4D"/>
-          <w:sz w:val="16"/>
-          <w:szCs w:val="16"/>
-        </w:rPr>
-        <w:t>3</w:t>
-      </w:r>
-    </w:p>
-    <w:p>
-      <w:pPr>
-        <w:pStyle w:val="Normal"/>
-        <w:bidi w:val="1"/>
-        <w:spacing w:lineRule="auto" w:line="240" w:before="40" w:after="0"/>
-        <w:jc w:val="both"/>
-        <w:rPr/>
-      </w:pPr>
-      <w:r>
-        <w:rPr>
-          <w:rFonts w:ascii="Dana DemiBold" w:hAnsi="Dana DemiBold" w:cs="Dana DemiBold"/>
-          <w:b w:val="false"/>
-          <w:b w:val="false"/>
-          <w:i w:val="false"/>
-          <w:i w:val="false"/>
-          <w:color w:val="1A1A1A"/>
-          <w:sz w:val="21"/>
-          <w:sz w:val="21"/>
-          <w:szCs w:val="21"/>
-          <w:rtl w:val="true"/>
-        </w:rPr>
-        <w:t>سلماتی، ر</w:t>
-      </w:r>
-      <w:r>
-        <w:rPr>
-          <w:rFonts w:cs="Dana DemiBold" w:ascii="Dana DemiBold" w:hAnsi="Dana DemiBold"/>
-          <w:b w:val="false"/>
-          <w:i w:val="false"/>
-          <w:color w:val="1A1A1A"/>
-          <w:sz w:val="21"/>
-          <w:szCs w:val="21"/>
-          <w:rtl w:val="true"/>
-        </w:rPr>
-        <w:t>. (</w:t>
-      </w:r>
-      <w:r>
-        <w:rPr>
-          <w:rFonts w:ascii="Dana DemiBold" w:hAnsi="Dana DemiBold" w:cs="Dana DemiBold"/>
-          <w:b w:val="false"/>
-          <w:b w:val="false"/>
-          <w:i w:val="false"/>
-          <w:i w:val="false"/>
-          <w:color w:val="1A1A1A"/>
-          <w:sz w:val="21"/>
-          <w:sz w:val="21"/>
-          <w:szCs w:val="21"/>
-        </w:rPr>
-        <w:t>۱۴۰۴</w:t>
-      </w:r>
-      <w:r>
-        <w:rPr>
-          <w:rFonts w:cs="Dana DemiBold" w:ascii="Dana DemiBold" w:hAnsi="Dana DemiBold"/>
-          <w:b w:val="false"/>
-          <w:i w:val="false"/>
-          <w:color w:val="1A1A1A"/>
-          <w:sz w:val="21"/>
-          <w:szCs w:val="21"/>
-          <w:rtl w:val="true"/>
-        </w:rPr>
-        <w:t xml:space="preserve">). </w:t>
-      </w:r>
-      <w:r>
-        <w:rPr>
-          <w:rFonts w:ascii="Dana DemiBold" w:hAnsi="Dana DemiBold" w:cs="Dana DemiBold"/>
-          <w:b w:val="false"/>
-          <w:b w:val="false"/>
-          <w:i w:val="false"/>
-          <w:i w:val="false"/>
-          <w:color w:val="1A1A1A"/>
-          <w:sz w:val="21"/>
-          <w:sz w:val="21"/>
-          <w:szCs w:val="21"/>
-          <w:rtl w:val="true"/>
-        </w:rPr>
-        <w:t xml:space="preserve">راهنمای جامع نقشه‌برداری زمین‌شناسی در مقیاس </w:t>
-      </w:r>
-      <w:r>
-        <w:rPr>
-          <w:rFonts w:ascii="Dana DemiBold" w:hAnsi="Dana DemiBold" w:cs="Dana DemiBold"/>
-          <w:b w:val="false"/>
-          <w:b w:val="false"/>
-          <w:i w:val="false"/>
-          <w:i w:val="false"/>
-          <w:color w:val="1A1A1A"/>
-          <w:sz w:val="21"/>
-          <w:sz w:val="21"/>
-          <w:szCs w:val="21"/>
-        </w:rPr>
-        <w:t>۱</w:t>
-      </w:r>
-      <w:r>
-        <w:rPr>
-          <w:rFonts w:cs="Dana DemiBold" w:ascii="Dana DemiBold" w:hAnsi="Dana DemiBold"/>
-          <w:b w:val="false"/>
-          <w:i w:val="false"/>
-          <w:color w:val="1A1A1A"/>
-          <w:sz w:val="21"/>
-          <w:szCs w:val="21"/>
-        </w:rPr>
-        <w:t>:</w:t>
-      </w:r>
-      <w:r>
-        <w:rPr>
-          <w:rFonts w:ascii="Dana DemiBold" w:hAnsi="Dana DemiBold" w:cs="Dana DemiBold"/>
-          <w:b w:val="false"/>
-          <w:b w:val="false"/>
-          <w:i w:val="false"/>
-          <w:i w:val="false"/>
-          <w:color w:val="1A1A1A"/>
-          <w:sz w:val="21"/>
-          <w:sz w:val="21"/>
-          <w:szCs w:val="21"/>
-        </w:rPr>
-        <w:t>۵۰۰۰۰</w:t>
-      </w:r>
-      <w:r>
-        <w:rPr>
-          <w:rFonts w:ascii="Dana DemiBold" w:hAnsi="Dana DemiBold" w:cs="Dana DemiBold"/>
-          <w:b w:val="false"/>
-          <w:b w:val="false"/>
-          <w:i w:val="false"/>
-          <w:i w:val="false"/>
-          <w:color w:val="1A1A1A"/>
-          <w:sz w:val="21"/>
-          <w:sz w:val="21"/>
-          <w:szCs w:val="21"/>
-          <w:rtl w:val="true"/>
-        </w:rPr>
-        <w:t xml:space="preserve"> و بزرگ‌تر</w:t>
-      </w:r>
-      <w:r>
-        <w:rPr>
-          <w:rFonts w:cs="Dana DemiBold" w:ascii="Dana DemiBold" w:hAnsi="Dana DemiBold"/>
-          <w:b w:val="false"/>
-          <w:i w:val="false"/>
-          <w:color w:val="1A1A1A"/>
-          <w:sz w:val="21"/>
-          <w:szCs w:val="21"/>
-          <w:rtl w:val="true"/>
-        </w:rPr>
-        <w:t>.</w:t>
-      </w:r>
-    </w:p>
-    <w:p>
-      <w:pPr>
-        <w:pStyle w:val="Normal"/>
-        <w:bidi w:val="1"/>
-        <w:spacing w:lineRule="auto" w:line="240" w:before="0" w:after="40"/>
-        <w:jc w:val="left"/>
-        <w:rPr/>
-      </w:pPr>
-      <w:r>
-        <w:rPr>
-          <w:rFonts w:ascii="Dana Light" w:hAnsi="Dana Light" w:cs="Dana Light"/>
-          <w:b w:val="false"/>
-          <w:b w:val="false"/>
-          <w:i w:val="false"/>
-          <w:i w:val="false"/>
-          <w:color w:val="4D4D4D"/>
-          <w:sz w:val="21"/>
-          <w:sz w:val="21"/>
-          <w:szCs w:val="21"/>
-          <w:rtl w:val="true"/>
-        </w:rPr>
-        <w:t>ویراستار</w:t>
-      </w:r>
-      <w:r>
-        <w:rPr>
-          <w:rFonts w:ascii="Dana Light" w:hAnsi="Dana Light" w:cs="Dana Light"/>
-          <w:b w:val="false"/>
-          <w:b w:val="false"/>
-          <w:i w:val="false"/>
-          <w:i w:val="false"/>
-          <w:color w:val="4D4D4D"/>
-          <w:sz w:val="16"/>
-          <w:sz w:val="16"/>
-          <w:szCs w:val="16"/>
-          <w:rtl w:val="true"/>
-        </w:rPr>
-        <w:t xml:space="preserve">   </w:t>
-      </w:r>
-      <w:r>
-        <w:rPr>
-          <w:rFonts w:cs="Dana Light" w:ascii="Dana Light" w:hAnsi="Dana Light"/>
-          <w:b w:val="false"/>
-          <w:i w:val="false"/>
-          <w:color w:val="4D4D4D"/>
-          <w:sz w:val="16"/>
-          <w:szCs w:val="16"/>
-          <w:rtl w:val="true"/>
-        </w:rPr>
-        <w:t xml:space="preserve">·   </w:t>
-      </w:r>
-      <w:r>
-        <w:rPr>
-          <w:rFonts w:ascii="Dana Light" w:hAnsi="Dana Light" w:cs="Dana Light"/>
-          <w:b w:val="false"/>
-          <w:b w:val="false"/>
-          <w:i w:val="false"/>
-          <w:i w:val="false"/>
-          <w:color w:val="4D4D4D"/>
-          <w:sz w:val="16"/>
-          <w:sz w:val="16"/>
-          <w:szCs w:val="16"/>
-          <w:rtl w:val="true"/>
-        </w:rPr>
-        <w:t>شابک</w:t>
-      </w:r>
-      <w:r>
-        <w:rPr>
-          <w:rFonts w:cs="Dana Light" w:ascii="Dana Light" w:hAnsi="Dana Light"/>
-          <w:b w:val="false"/>
-          <w:i w:val="false"/>
-          <w:color w:val="4D4D4D"/>
-          <w:sz w:val="16"/>
-          <w:szCs w:val="16"/>
-          <w:rtl w:val="true"/>
-        </w:rPr>
-        <w:t xml:space="preserve">: </w:t>
-      </w:r>
-      <w:r>
-        <w:rPr>
-          <w:rFonts w:cs="Dana Light" w:ascii="Dana Light" w:hAnsi="Dana Light"/>
-          <w:b w:val="false"/>
-          <w:i w:val="false"/>
-          <w:color w:val="4D4D4D"/>
-          <w:sz w:val="16"/>
-          <w:szCs w:val="16"/>
-        </w:rPr>
-        <w:t>978</w:t>
-      </w:r>
-      <w:r>
-        <w:rPr>
-          <w:rFonts w:cs="Dana Light" w:ascii="Dana Light" w:hAnsi="Dana Light"/>
-          <w:b w:val="false"/>
-          <w:i w:val="false"/>
-          <w:color w:val="4D4D4D"/>
-          <w:sz w:val="16"/>
-          <w:szCs w:val="16"/>
-          <w:rtl w:val="true"/>
-        </w:rPr>
-        <w:t>-</w:t>
-      </w:r>
-      <w:r>
-        <w:rPr>
-          <w:rFonts w:cs="Dana Light" w:ascii="Dana Light" w:hAnsi="Dana Light"/>
-          <w:b w:val="false"/>
-          <w:i w:val="false"/>
-          <w:color w:val="4D4D4D"/>
-          <w:sz w:val="16"/>
-          <w:szCs w:val="16"/>
-        </w:rPr>
-        <w:t>600</w:t>
-      </w:r>
-      <w:r>
-        <w:rPr>
-          <w:rFonts w:cs="Dana Light" w:ascii="Dana Light" w:hAnsi="Dana Light"/>
-          <w:b w:val="false"/>
-          <w:i w:val="false"/>
-          <w:color w:val="4D4D4D"/>
-          <w:sz w:val="16"/>
-          <w:szCs w:val="16"/>
-          <w:rtl w:val="true"/>
-        </w:rPr>
-        <w:t>-</w:t>
-      </w:r>
-      <w:r>
-        <w:rPr>
-          <w:rFonts w:cs="Dana Light" w:ascii="Dana Light" w:hAnsi="Dana Light"/>
-          <w:b w:val="false"/>
-          <w:i w:val="false"/>
-          <w:color w:val="4D4D4D"/>
-          <w:sz w:val="16"/>
-          <w:szCs w:val="16"/>
-        </w:rPr>
-        <w:t>6058</w:t>
-      </w:r>
-      <w:r>
-        <w:rPr>
-          <w:rFonts w:cs="Dana Light" w:ascii="Dana Light" w:hAnsi="Dana Light"/>
-          <w:b w:val="false"/>
-          <w:i w:val="false"/>
-          <w:color w:val="4D4D4D"/>
-          <w:sz w:val="16"/>
-          <w:szCs w:val="16"/>
-          <w:rtl w:val="true"/>
-        </w:rPr>
-        <w:t>-</w:t>
-      </w:r>
-      <w:r>
-        <w:rPr>
-          <w:rFonts w:cs="Dana Light" w:ascii="Dana Light" w:hAnsi="Dana Light"/>
-          <w:b w:val="false"/>
-          <w:i w:val="false"/>
-          <w:color w:val="4D4D4D"/>
-          <w:sz w:val="16"/>
-          <w:szCs w:val="16"/>
-        </w:rPr>
-        <w:t>42</w:t>
-      </w:r>
-      <w:r>
-        <w:rPr>
-          <w:rFonts w:cs="Dana Light" w:ascii="Dana Light" w:hAnsi="Dana Light"/>
-          <w:b w:val="false"/>
-          <w:i w:val="false"/>
-          <w:color w:val="4D4D4D"/>
-          <w:sz w:val="16"/>
-          <w:szCs w:val="16"/>
-          <w:rtl w:val="true"/>
-        </w:rPr>
-        <w:t>-</w:t>
-      </w:r>
-      <w:r>
-        <w:rPr>
-          <w:rFonts w:cs="Dana Light" w:ascii="Dana Light" w:hAnsi="Dana Light"/>
-          <w:b w:val="false"/>
-          <w:i w:val="false"/>
-          <w:color w:val="4D4D4D"/>
-          <w:sz w:val="16"/>
-          <w:szCs w:val="16"/>
-        </w:rPr>
-        <w:t>9</w:t>
-      </w:r>
-    </w:p>
-    <w:p>
-      <w:pPr>
-        <w:pStyle w:val="Normal"/>
-        <w:pBdr>
-          <w:bottom w:val="single" w:sz="4" w:space="2" w:color="333333"/>
-        </w:pBdr>
-        <w:bidi w:val="1"/>
-        <w:spacing w:lineRule="auto" w:line="240" w:before="60" w:after="60"/>
-        <w:jc w:val="left"/>
-        <w:rPr/>
-      </w:pPr>
-      <w:r>
-        <w:rPr>
-          <w:rFonts w:ascii="Dana DemiBold" w:hAnsi="Dana DemiBold" w:cs="Dana DemiBold"/>
-          <w:b w:val="false"/>
-          <w:b w:val="false"/>
-          <w:i w:val="false"/>
-          <w:i w:val="false"/>
-          <w:color w:val="1F4E79"/>
-          <w:sz w:val="23"/>
-          <w:sz w:val="23"/>
-          <w:szCs w:val="23"/>
-          <w:rtl w:val="true"/>
-        </w:rPr>
-        <w:t>کنفرانس‌ها</w:t>
+        <w:t>اختراعات</w:t>
       </w:r>
     </w:p>
     <w:p>
@@ -6247,94 +4951,13 @@
           <w:b w:val="false"/>
           <w:i w:val="false"/>
           <w:i w:val="false"/>
-          <w:color w:val="4D4D4D"/>
-          <w:sz w:val="16"/>
-          <w:sz w:val="16"/>
-          <w:szCs w:val="16"/>
-          <w:rtl w:val="true"/>
-        </w:rPr>
-        <w:t>عنوان مقاله</w:t>
-      </w:r>
-      <w:r>
-        <w:rPr>
-          <w:rFonts w:cs="Dana DemiBold" w:ascii="Dana DemiBold" w:hAnsi="Dana DemiBold"/>
-          <w:b w:val="false"/>
-          <w:i w:val="false"/>
-          <w:color w:val="4D4D4D"/>
-          <w:sz w:val="16"/>
-          <w:szCs w:val="16"/>
-          <w:rtl w:val="true"/>
-        </w:rPr>
-        <w:t xml:space="preserve">:  </w:t>
-      </w:r>
-      <w:r>
-        <w:rPr>
-          <w:rFonts w:ascii="Dana DemiBold" w:hAnsi="Dana DemiBold" w:cs="Dana DemiBold"/>
-          <w:b w:val="false"/>
-          <w:b w:val="false"/>
-          <w:i w:val="false"/>
-          <w:i w:val="false"/>
           <w:color w:val="1A1A1A"/>
           <w:sz w:val="21"/>
           <w:sz w:val="21"/>
           <w:szCs w:val="21"/>
           <w:rtl w:val="true"/>
         </w:rPr>
-        <w:t xml:space="preserve">منابع طبیعی </w:t>
-      </w:r>
-      <w:r>
-        <w:rPr>
-          <w:rFonts w:cs="Dana DemiBold" w:ascii="Dana DemiBold" w:hAnsi="Dana DemiBold"/>
-          <w:b w:val="false"/>
-          <w:i w:val="false"/>
-          <w:color w:val="1A1A1A"/>
-          <w:sz w:val="21"/>
-          <w:szCs w:val="21"/>
-          <w:rtl w:val="true"/>
-        </w:rPr>
-        <w:t>(</w:t>
-      </w:r>
-      <w:r>
-        <w:rPr>
-          <w:rFonts w:ascii="Dana DemiBold" w:hAnsi="Dana DemiBold" w:cs="Dana DemiBold"/>
-          <w:b w:val="false"/>
-          <w:b w:val="false"/>
-          <w:i w:val="false"/>
-          <w:i w:val="false"/>
-          <w:color w:val="1A1A1A"/>
-          <w:sz w:val="21"/>
-          <w:sz w:val="21"/>
-          <w:szCs w:val="21"/>
-          <w:rtl w:val="true"/>
-        </w:rPr>
-        <w:t>معادن، انرژی و منابع آب</w:t>
-      </w:r>
-      <w:r>
-        <w:rPr>
-          <w:rFonts w:cs="Dana DemiBold" w:ascii="Dana DemiBold" w:hAnsi="Dana DemiBold"/>
-          <w:b w:val="false"/>
-          <w:i w:val="false"/>
-          <w:color w:val="1A1A1A"/>
-          <w:sz w:val="21"/>
-          <w:szCs w:val="21"/>
-          <w:rtl w:val="true"/>
-        </w:rPr>
-        <w:t xml:space="preserve">) </w:t>
-      </w:r>
-      <w:r>
-        <w:rPr>
-          <w:rFonts w:ascii="Dana DemiBold" w:hAnsi="Dana DemiBold" w:cs="Dana DemiBold"/>
-          <w:b w:val="false"/>
-          <w:b w:val="false"/>
-          <w:i w:val="false"/>
-          <w:i w:val="false"/>
-          <w:color w:val="1A1A1A"/>
-          <w:sz w:val="21"/>
-          <w:sz w:val="21"/>
-          <w:szCs w:val="21"/>
-          <w:rtl w:val="true"/>
-        </w:rPr>
-        <w:t>ایران</w:t>
+        <w:t>سامانه یادگیری ماشین برای شناسایی زون‌های تولیدی چاه نفت</w:t>
       </w:r>
       <w:r>
         <w:rPr>
@@ -6361,15 +4984,44 @@
           <w:sz w:val="21"/>
           <w:sz w:val="21"/>
           <w:szCs w:val="21"/>
-        </w:rPr>
-        <w:t>۱۴۰۴</w:t>
+          <w:rtl w:val="true"/>
+        </w:rPr>
+        <w:t xml:space="preserve">ثبت‌شده </w:t>
+      </w:r>
+      <w:r>
+        <w:rPr>
+          <w:rFonts w:cs="Dana Light" w:ascii="Dana Light" w:hAnsi="Dana Light"/>
+          <w:b w:val="false"/>
+          <w:i w:val="false"/>
+          <w:color w:val="4D4D4D"/>
+          <w:spacing w:val="-3"/>
+          <w:sz w:val="21"/>
+          <w:szCs w:val="21"/>
+          <w:rtl w:val="true"/>
+        </w:rPr>
+        <w:t xml:space="preserve">· </w:t>
+      </w:r>
+      <w:r>
+        <w:rPr>
+          <w:rFonts w:ascii="Dana Light" w:hAnsi="Dana Light" w:cs="Dana Light"/>
+          <w:b w:val="false"/>
+          <w:b w:val="false"/>
+          <w:i w:val="false"/>
+          <w:i w:val="false"/>
+          <w:color w:val="4D4D4D"/>
+          <w:spacing w:val="-3"/>
+          <w:sz w:val="21"/>
+          <w:sz w:val="21"/>
+          <w:szCs w:val="21"/>
+        </w:rPr>
+        <w:t>۲۰۲۶</w:t>
       </w:r>
     </w:p>
     <w:p>
       <w:pPr>
         <w:pStyle w:val="Normal"/>
         <w:bidi w:val="1"/>
-        <w:spacing w:lineRule="auto" w:line="240" w:before="0" w:after="0"/>
+        <w:spacing w:lineRule="auto" w:line="240" w:before="0" w:after="40"/>
         <w:jc w:val="both"/>
         <w:rPr/>
       </w:pPr>
@@ -6386,96 +5038,34 @@
           <w:szCs w:val="21"/>
           <w:rtl w:val="true"/>
         </w:rPr>
-        <w:t xml:space="preserve">چهارمین اجلاس جهانی پیشرفت‌های علوم زمین و تغییرات اقلیمی </w:t>
-      </w:r>
-      <w:r>
-        <w:rPr>
-          <w:rFonts w:cs="Dana Light" w:ascii="Dana Light" w:hAnsi="Dana Light"/>
-          <w:b w:val="false"/>
-          <w:i w:val="false"/>
-          <w:color w:val="4D4D4D"/>
-          <w:sz w:val="21"/>
-          <w:szCs w:val="21"/>
-          <w:rtl w:val="true"/>
-        </w:rPr>
-        <w:t>(</w:t>
-      </w:r>
-      <w:r>
-        <w:rPr>
-          <w:rFonts w:cs="Dana Light" w:ascii="Dana Light" w:hAnsi="Dana Light"/>
-          <w:b w:val="false"/>
-          <w:i w:val="false"/>
-          <w:color w:val="4D4D4D"/>
-          <w:sz w:val="21"/>
-          <w:szCs w:val="21"/>
-        </w:rPr>
-        <w:t>Adv. ESCC 2025</w:t>
-      </w:r>
-      <w:r>
-        <w:rPr>
-          <w:rFonts w:cs="Dana Light" w:ascii="Dana Light" w:hAnsi="Dana Light"/>
-          <w:b w:val="false"/>
-          <w:i w:val="false"/>
-          <w:color w:val="4D4D4D"/>
-          <w:sz w:val="21"/>
-          <w:szCs w:val="21"/>
-          <w:rtl w:val="true"/>
-        </w:rPr>
-        <w:t xml:space="preserve">) - </w:t>
-      </w:r>
-      <w:r>
-        <w:rPr>
-          <w:rFonts w:ascii="Dana Light" w:hAnsi="Dana Light" w:cs="Dana Light"/>
-          <w:b w:val="false"/>
-          <w:b w:val="false"/>
-          <w:i w:val="false"/>
-          <w:i w:val="false"/>
-          <w:color w:val="4D4D4D"/>
-          <w:sz w:val="21"/>
-          <w:sz w:val="21"/>
-          <w:szCs w:val="21"/>
-          <w:rtl w:val="true"/>
-        </w:rPr>
-        <w:t xml:space="preserve">برلین، آلمان </w:t>
-      </w:r>
-      <w:r>
-        <w:rPr>
-          <w:rFonts w:cs="Dana Light" w:ascii="Dana Light" w:hAnsi="Dana Light"/>
-          <w:b w:val="false"/>
-          <w:i w:val="false"/>
-          <w:color w:val="4D4D4D"/>
-          <w:sz w:val="21"/>
-          <w:szCs w:val="21"/>
-          <w:rtl w:val="true"/>
-        </w:rPr>
-        <w:t>(</w:t>
-      </w:r>
-      <w:r>
-        <w:rPr>
-          <w:rFonts w:ascii="Dana Light" w:hAnsi="Dana Light" w:cs="Dana Light"/>
-          <w:b w:val="false"/>
-          <w:b w:val="false"/>
-          <w:i w:val="false"/>
-          <w:i w:val="false"/>
-          <w:color w:val="4D4D4D"/>
-          <w:sz w:val="21"/>
-          <w:sz w:val="21"/>
-          <w:szCs w:val="21"/>
-          <w:rtl w:val="true"/>
-        </w:rPr>
-        <w:t>ارائه مجازی</w:t>
-      </w:r>
-      <w:r>
-        <w:rPr>
-          <w:rFonts w:cs="Dana Light" w:ascii="Dana Light" w:hAnsi="Dana Light"/>
-          <w:b w:val="false"/>
-          <w:i w:val="false"/>
-          <w:color w:val="4D4D4D"/>
-          <w:sz w:val="21"/>
-          <w:szCs w:val="21"/>
-          <w:rtl w:val="true"/>
-        </w:rPr>
-        <w:t>)</w:t>
+        <w:t xml:space="preserve">ثبت اختراع ایران </w:t>
+      </w:r>
+      <w:r>
+        <w:rPr>
+          <w:rFonts w:cs="Dana Light" w:ascii="Dana Light" w:hAnsi="Dana Light"/>
+          <w:b w:val="false"/>
+          <w:i w:val="false"/>
+          <w:color w:val="4D4D4D"/>
+          <w:sz w:val="21"/>
+          <w:szCs w:val="21"/>
+          <w:rtl w:val="true"/>
+        </w:rPr>
+        <w:t xml:space="preserve">· </w:t>
+      </w:r>
+      <w:r>
+        <w:rPr>
+          <w:rFonts w:ascii="Dana Light" w:hAnsi="Dana Light" w:cs="Dana Light"/>
+          <w:b w:val="false"/>
+          <w:b w:val="false"/>
+          <w:i w:val="false"/>
+          <w:i w:val="false"/>
+          <w:color w:val="4D4D4D"/>
+          <w:sz w:val="21"/>
+          <w:sz w:val="21"/>
+          <w:szCs w:val="21"/>
+          <w:rtl w:val="true"/>
+        </w:rPr>
+        <w:t>مالک و مخترع منفرد</w:t>
       </w:r>
     </w:p>
     <w:p>
@@ -6494,36 +5084,12 @@
           <w:i w:val="false"/>
           <w:i w:val="false"/>
           <w:color w:val="4D4D4D"/>
-          <w:sz w:val="21"/>
-          <w:sz w:val="21"/>
-          <w:szCs w:val="21"/>
-          <w:rtl w:val="true"/>
-        </w:rPr>
-        <w:t>سخنرانی</w:t>
-      </w:r>
-    </w:p>
-    <w:p>
-      <w:pPr>
-        <w:pStyle w:val="Normal"/>
-        <w:bidi w:val="1"/>
-        <w:spacing w:lineRule="auto" w:line="240" w:before="0" w:after="40"/>
-        <w:jc w:val="left"/>
-        <w:rPr/>
-      </w:pPr>
-      <w:r>
-        <w:rPr>
-          <w:rFonts w:ascii="Dana Light" w:hAnsi="Dana Light" w:cs="Dana Light"/>
-          <w:b w:val="false"/>
-          <w:b w:val="false"/>
-          <w:i w:val="false"/>
-          <w:i w:val="false"/>
-          <w:color w:val="4D4D4D"/>
-          <w:sz w:val="16"/>
-          <w:sz w:val="16"/>
-          <w:szCs w:val="16"/>
-          <w:rtl w:val="true"/>
-        </w:rPr>
-        <w:t>نویسندگان</w:t>
+          <w:sz w:val="16"/>
+          <w:sz w:val="16"/>
+          <w:szCs w:val="16"/>
+          <w:rtl w:val="true"/>
+        </w:rPr>
+        <w:t>شماره اظهارنامه</w:t>
       </w:r>
       <w:r>
         <w:rPr>
@@ -6548,113 +5114,50 @@
           <w:sz w:val="16"/>
           <w:sz w:val="16"/>
           <w:szCs w:val="16"/>
-          <w:rtl w:val="true"/>
-        </w:rPr>
-        <w:t xml:space="preserve">منصور قربانی، محمدآریا امینی </w:t>
-      </w:r>
-      <w:r>
-        <w:rPr>
-          <w:rFonts w:cs="Dana Light" w:ascii="Dana Light" w:hAnsi="Dana Light"/>
-          <w:b w:val="false"/>
-          <w:i w:val="false"/>
-          <w:color w:val="4D4D4D"/>
-          <w:sz w:val="16"/>
-          <w:szCs w:val="16"/>
-          <w:rtl w:val="true"/>
-        </w:rPr>
-        <w:t>(</w:t>
-      </w:r>
-      <w:r>
-        <w:rPr>
-          <w:rFonts w:ascii="Dana Light" w:hAnsi="Dana Light" w:cs="Dana Light"/>
-          <w:b w:val="false"/>
-          <w:b w:val="false"/>
-          <w:i w:val="false"/>
-          <w:i w:val="false"/>
-          <w:color w:val="4D4D4D"/>
-          <w:sz w:val="16"/>
-          <w:sz w:val="16"/>
-          <w:szCs w:val="16"/>
-          <w:rtl w:val="true"/>
-        </w:rPr>
-        <w:t>سخنران</w:t>
-      </w:r>
-      <w:r>
-        <w:rPr>
-          <w:rFonts w:cs="Dana Light" w:ascii="Dana Light" w:hAnsi="Dana Light"/>
-          <w:b w:val="false"/>
-          <w:i w:val="false"/>
-          <w:color w:val="4D4D4D"/>
-          <w:sz w:val="16"/>
-          <w:szCs w:val="16"/>
-          <w:rtl w:val="true"/>
-        </w:rPr>
-        <w:t xml:space="preserve">) · </w:t>
-      </w:r>
-      <w:r>
-        <w:rPr>
-          <w:rFonts w:ascii="Dana Light" w:hAnsi="Dana Light" w:cs="Dana Light"/>
-          <w:b w:val="false"/>
-          <w:b w:val="false"/>
-          <w:i w:val="false"/>
-          <w:i w:val="false"/>
-          <w:color w:val="4D4D4D"/>
-          <w:sz w:val="16"/>
-          <w:sz w:val="16"/>
-          <w:szCs w:val="16"/>
-          <w:rtl w:val="true"/>
-        </w:rPr>
-        <w:t xml:space="preserve">دریافت‌کننده عنوان سخنران برجسته </w:t>
-      </w:r>
-      <w:r>
-        <w:rPr>
-          <w:rFonts w:cs="Dana Light" w:ascii="Dana Light" w:hAnsi="Dana Light"/>
-          <w:b w:val="false"/>
-          <w:i w:val="false"/>
-          <w:color w:val="4D4D4D"/>
-          <w:sz w:val="16"/>
-          <w:szCs w:val="16"/>
-          <w:rtl w:val="true"/>
-        </w:rPr>
-        <w:t>(</w:t>
-      </w:r>
-      <w:r>
-        <w:rPr>
-          <w:rFonts w:cs="Dana Light" w:ascii="Dana Light" w:hAnsi="Dana Light"/>
-          <w:b w:val="false"/>
-          <w:i w:val="false"/>
-          <w:color w:val="4D4D4D"/>
-          <w:sz w:val="16"/>
-          <w:szCs w:val="16"/>
-        </w:rPr>
-        <w:t>Distinguished Speaker</w:t>
-      </w:r>
-      <w:r>
-        <w:rPr>
-          <w:rFonts w:cs="Dana Light" w:ascii="Dana Light" w:hAnsi="Dana Light"/>
-          <w:b w:val="false"/>
-          <w:i w:val="false"/>
-          <w:color w:val="4D4D4D"/>
-          <w:sz w:val="16"/>
-          <w:szCs w:val="16"/>
-          <w:rtl w:val="true"/>
-        </w:rPr>
-        <w:t xml:space="preserve">) · </w:t>
-      </w:r>
-      <w:r>
-        <w:rPr>
-          <w:rFonts w:ascii="Dana Light" w:hAnsi="Dana Light" w:cs="Dana Light"/>
-          <w:b w:val="false"/>
-          <w:b w:val="false"/>
-          <w:i w:val="false"/>
-          <w:i w:val="false"/>
-          <w:color w:val="4D4D4D"/>
-          <w:sz w:val="16"/>
-          <w:sz w:val="16"/>
-          <w:szCs w:val="16"/>
-          <w:rtl w:val="true"/>
-        </w:rPr>
-        <w:t>برگزارکننده</w:t>
+        </w:rPr>
+        <w:t>۱۴۰۴۵۰۱۴۰۰۰۳۰۰۸۸۰۵</w:t>
+      </w:r>
+      <w:r>
+        <w:rPr>
+          <w:rFonts w:ascii="Dana Light" w:hAnsi="Dana Light" w:cs="Dana Light"/>
+          <w:b w:val="false"/>
+          <w:b w:val="false"/>
+          <w:i w:val="false"/>
+          <w:i w:val="false"/>
+          <w:color w:val="4D4D4D"/>
+          <w:sz w:val="16"/>
+          <w:sz w:val="16"/>
+          <w:szCs w:val="16"/>
+          <w:rtl w:val="true"/>
+        </w:rPr>
+        <w:t xml:space="preserve"> </w:t>
+      </w:r>
+      <w:r>
+        <w:rPr>
+          <w:rFonts w:cs="Dana Light" w:ascii="Dana Light" w:hAnsi="Dana Light"/>
+          <w:b w:val="false"/>
+          <w:i w:val="false"/>
+          <w:color w:val="4D4D4D"/>
+          <w:sz w:val="16"/>
+          <w:szCs w:val="16"/>
+          <w:rtl w:val="true"/>
+        </w:rPr>
+        <w:t xml:space="preserve">· </w:t>
+      </w:r>
+      <w:r>
+        <w:rPr>
+          <w:rFonts w:ascii="Dana Light" w:hAnsi="Dana Light" w:cs="Dana Light"/>
+          <w:b w:val="false"/>
+          <w:b w:val="false"/>
+          <w:i w:val="false"/>
+          <w:i w:val="false"/>
+          <w:color w:val="4D4D4D"/>
+          <w:sz w:val="16"/>
+          <w:sz w:val="16"/>
+          <w:szCs w:val="16"/>
+          <w:rtl w:val="true"/>
+        </w:rPr>
+        <w:t>تاریخ ثبت</w:t>
       </w:r>
       <w:r>
         <w:rPr>
@@ -6670,250 +5173,109 @@
       </w:r>
       <w:r>
         <w:rPr>
-          <w:rFonts w:cs="Dana Light" w:ascii="Dana Light" w:hAnsi="Dana Light"/>
-          <w:b w:val="false"/>
-          <w:i w:val="false"/>
-          <w:color w:val="4D4D4D"/>
-          <w:sz w:val="16"/>
-          <w:szCs w:val="16"/>
-        </w:rPr>
-        <w:t>Peers Alley Media · Sep 29-30, 2025</w:t>
-      </w:r>
-    </w:p>
-    <w:p>
-      <w:pPr>
-        <w:pStyle w:val="Normal"/>
-        <w:tabs>
-          <w:tab w:val="clear" w:pos="720"/>
-          <w:tab w:val="right" w:pos="10318" w:leader="none"/>
-        </w:tabs>
-        <w:bidi w:val="1"/>
-        <w:spacing w:lineRule="auto" w:line="240" w:before="0" w:after="0"/>
-        <w:jc w:val="left"/>
-        <w:rPr/>
-      </w:pPr>
-      <w:r>
-        <w:rPr>
-          <w:rFonts w:ascii="Dana DemiBold" w:hAnsi="Dana DemiBold" w:cs="Dana DemiBold"/>
-          <w:b w:val="false"/>
-          <w:b w:val="false"/>
-          <w:i w:val="false"/>
-          <w:i w:val="false"/>
-          <w:color w:val="4D4D4D"/>
-          <w:sz w:val="16"/>
-          <w:sz w:val="16"/>
-          <w:szCs w:val="16"/>
-          <w:rtl w:val="true"/>
-        </w:rPr>
-        <w:t>عنوان مقاله</w:t>
-      </w:r>
-      <w:r>
-        <w:rPr>
-          <w:rFonts w:cs="Dana DemiBold" w:ascii="Dana DemiBold" w:hAnsi="Dana DemiBold"/>
-          <w:b w:val="false"/>
-          <w:i w:val="false"/>
-          <w:color w:val="4D4D4D"/>
-          <w:sz w:val="16"/>
-          <w:szCs w:val="16"/>
-          <w:rtl w:val="true"/>
-        </w:rPr>
-        <w:t xml:space="preserve">:  </w:t>
-      </w:r>
-      <w:r>
-        <w:rPr>
-          <w:rFonts w:ascii="Dana DemiBold" w:hAnsi="Dana DemiBold" w:cs="Dana DemiBold"/>
-          <w:b w:val="false"/>
-          <w:b w:val="false"/>
-          <w:i w:val="false"/>
-          <w:i w:val="false"/>
-          <w:color w:val="1A1A1A"/>
-          <w:sz w:val="21"/>
-          <w:sz w:val="21"/>
-          <w:szCs w:val="21"/>
-          <w:rtl w:val="true"/>
-        </w:rPr>
-        <w:t>تفاوت طبقه‌بندی گارنت بر مبنای رنگ</w:t>
-      </w:r>
-      <w:r>
-        <w:rPr>
-          <w:rFonts w:cs="Dana Light" w:ascii="Dana Light" w:hAnsi="Dana Light"/>
-          <w:b w:val="false"/>
-          <w:i w:val="false"/>
-          <w:color w:val="4D4D4D"/>
-          <w:spacing w:val="-3"/>
-          <w:sz w:val="21"/>
-          <w:szCs w:val="21"/>
-          <w:rtl w:val="true"/>
-        </w:rPr>
-        <w:tab/>
-      </w:r>
-      <w:r>
-        <w:rPr>
-          <w:rFonts w:ascii="Dana Light" w:hAnsi="Dana Light" w:cs="Dana Light"/>
-          <w:b w:val="false"/>
-          <w:b w:val="false"/>
-          <w:i w:val="false"/>
-          <w:i w:val="false"/>
-          <w:color w:val="4D4D4D"/>
-          <w:spacing w:val="-3"/>
-          <w:sz w:val="21"/>
-          <w:sz w:val="21"/>
-          <w:szCs w:val="21"/>
-        </w:rPr>
-        <w:t>۱۴۰۳</w:t>
-      </w:r>
-    </w:p>
-    <w:p>
-      <w:pPr>
-        <w:pStyle w:val="Normal"/>
-        <w:bidi w:val="1"/>
-        <w:spacing w:lineRule="auto" w:line="240" w:before="0" w:after="0"/>
-        <w:jc w:val="both"/>
-        <w:rPr/>
-      </w:pPr>
-      <w:r>
-        <w:rPr>
-          <w:rFonts w:ascii="Dana Light" w:hAnsi="Dana Light" w:cs="Dana Light"/>
-          <w:b w:val="false"/>
-          <w:b w:val="false"/>
-          <w:i w:val="false"/>
-          <w:i w:val="false"/>
-          <w:color w:val="4D4D4D"/>
-          <w:sz w:val="21"/>
-          <w:sz w:val="21"/>
-          <w:szCs w:val="21"/>
-          <w:rtl w:val="true"/>
-        </w:rPr>
-        <w:t xml:space="preserve">چهل و سومین گردهمایی </w:t>
-      </w:r>
-      <w:r>
-        <w:rPr>
-          <w:rFonts w:cs="Dana Light" w:ascii="Dana Light" w:hAnsi="Dana Light"/>
-          <w:b w:val="false"/>
-          <w:i w:val="false"/>
-          <w:color w:val="4D4D4D"/>
-          <w:sz w:val="21"/>
-          <w:szCs w:val="21"/>
-          <w:rtl w:val="true"/>
-        </w:rPr>
-        <w:t>(</w:t>
-      </w:r>
-      <w:r>
-        <w:rPr>
-          <w:rFonts w:ascii="Dana Light" w:hAnsi="Dana Light" w:cs="Dana Light"/>
-          <w:b w:val="false"/>
-          <w:b w:val="false"/>
-          <w:i w:val="false"/>
-          <w:i w:val="false"/>
-          <w:color w:val="4D4D4D"/>
-          <w:sz w:val="21"/>
-          <w:sz w:val="21"/>
-          <w:szCs w:val="21"/>
-          <w:rtl w:val="true"/>
-        </w:rPr>
-        <w:t>همایش ملی</w:t>
-      </w:r>
-      <w:r>
-        <w:rPr>
-          <w:rFonts w:cs="Dana Light" w:ascii="Dana Light" w:hAnsi="Dana Light"/>
-          <w:b w:val="false"/>
-          <w:i w:val="false"/>
-          <w:color w:val="4D4D4D"/>
-          <w:sz w:val="21"/>
-          <w:szCs w:val="21"/>
-          <w:rtl w:val="true"/>
-        </w:rPr>
-        <w:t xml:space="preserve">) </w:t>
-      </w:r>
-      <w:r>
-        <w:rPr>
-          <w:rFonts w:ascii="Dana Light" w:hAnsi="Dana Light" w:cs="Dana Light"/>
-          <w:b w:val="false"/>
-          <w:b w:val="false"/>
-          <w:i w:val="false"/>
-          <w:i w:val="false"/>
-          <w:color w:val="4D4D4D"/>
-          <w:sz w:val="21"/>
-          <w:sz w:val="21"/>
-          <w:szCs w:val="21"/>
-          <w:rtl w:val="true"/>
-        </w:rPr>
-        <w:t xml:space="preserve">علوم زمین </w:t>
-      </w:r>
-      <w:r>
-        <w:rPr>
-          <w:rFonts w:cs="Dana Light" w:ascii="Dana Light" w:hAnsi="Dana Light"/>
-          <w:b w:val="false"/>
-          <w:i w:val="false"/>
-          <w:color w:val="4D4D4D"/>
-          <w:sz w:val="21"/>
-          <w:szCs w:val="21"/>
-          <w:rtl w:val="true"/>
-        </w:rPr>
-        <w:t xml:space="preserve">- </w:t>
-      </w:r>
-      <w:r>
-        <w:rPr>
-          <w:rFonts w:ascii="Dana Light" w:hAnsi="Dana Light" w:cs="Dana Light"/>
-          <w:b w:val="false"/>
-          <w:b w:val="false"/>
-          <w:i w:val="false"/>
-          <w:i w:val="false"/>
-          <w:color w:val="4D4D4D"/>
-          <w:sz w:val="21"/>
-          <w:sz w:val="21"/>
-          <w:szCs w:val="21"/>
-          <w:rtl w:val="true"/>
-        </w:rPr>
-        <w:t>تهران، ایران</w:t>
-      </w:r>
-    </w:p>
-    <w:p>
-      <w:pPr>
-        <w:pStyle w:val="Normal"/>
-        <w:bidi w:val="1"/>
-        <w:spacing w:lineRule="auto" w:line="240" w:before="0" w:after="0"/>
-        <w:jc w:val="left"/>
-        <w:rPr/>
-      </w:pPr>
-      <w:r>
-        <w:rPr>
-          <w:rFonts w:ascii="Dana Light" w:hAnsi="Dana Light" w:cs="Dana Light"/>
-          <w:b w:val="false"/>
-          <w:b w:val="false"/>
-          <w:i w:val="false"/>
-          <w:i w:val="false"/>
-          <w:color w:val="4D4D4D"/>
-          <w:sz w:val="21"/>
-          <w:sz w:val="21"/>
-          <w:szCs w:val="21"/>
-          <w:rtl w:val="true"/>
-        </w:rPr>
-        <w:t>مقاله کنفرانسی</w:t>
-      </w:r>
-    </w:p>
-    <w:p>
-      <w:pPr>
-        <w:pStyle w:val="Normal"/>
-        <w:bidi w:val="1"/>
-        <w:spacing w:lineRule="auto" w:line="240" w:before="0" w:after="40"/>
-        <w:jc w:val="left"/>
-        <w:rPr/>
-      </w:pPr>
-      <w:r>
-        <w:rPr>
-          <w:rFonts w:ascii="Dana Light" w:hAnsi="Dana Light" w:cs="Dana Light"/>
-          <w:b w:val="false"/>
-          <w:b w:val="false"/>
-          <w:i w:val="false"/>
-          <w:i w:val="false"/>
-          <w:color w:val="4D4D4D"/>
-          <w:sz w:val="16"/>
-          <w:sz w:val="16"/>
-          <w:szCs w:val="16"/>
-          <w:rtl w:val="true"/>
-        </w:rPr>
-        <w:t>نویسندگان</w:t>
+          <w:rFonts w:ascii="Dana Light" w:hAnsi="Dana Light" w:cs="Dana Light"/>
+          <w:b w:val="false"/>
+          <w:b w:val="false"/>
+          <w:i w:val="false"/>
+          <w:i w:val="false"/>
+          <w:color w:val="4D4D4D"/>
+          <w:sz w:val="16"/>
+          <w:sz w:val="16"/>
+          <w:szCs w:val="16"/>
+        </w:rPr>
+        <w:t>۱۴۰۴</w:t>
+      </w:r>
+      <w:r>
+        <w:rPr>
+          <w:rFonts w:cs="Dana Light" w:ascii="Dana Light" w:hAnsi="Dana Light"/>
+          <w:b w:val="false"/>
+          <w:i w:val="false"/>
+          <w:color w:val="4D4D4D"/>
+          <w:sz w:val="16"/>
+          <w:szCs w:val="16"/>
+        </w:rPr>
+        <w:t>/</w:t>
+      </w:r>
+      <w:r>
+        <w:rPr>
+          <w:rFonts w:ascii="Dana Light" w:hAnsi="Dana Light" w:cs="Dana Light"/>
+          <w:b w:val="false"/>
+          <w:b w:val="false"/>
+          <w:i w:val="false"/>
+          <w:i w:val="false"/>
+          <w:color w:val="4D4D4D"/>
+          <w:sz w:val="16"/>
+          <w:sz w:val="16"/>
+          <w:szCs w:val="16"/>
+        </w:rPr>
+        <w:t>۰۹</w:t>
+      </w:r>
+      <w:r>
+        <w:rPr>
+          <w:rFonts w:cs="Dana Light" w:ascii="Dana Light" w:hAnsi="Dana Light"/>
+          <w:b w:val="false"/>
+          <w:i w:val="false"/>
+          <w:color w:val="4D4D4D"/>
+          <w:sz w:val="16"/>
+          <w:szCs w:val="16"/>
+        </w:rPr>
+        <w:t>/</w:t>
+      </w:r>
+      <w:r>
+        <w:rPr>
+          <w:rFonts w:ascii="Dana Light" w:hAnsi="Dana Light" w:cs="Dana Light"/>
+          <w:b w:val="false"/>
+          <w:b w:val="false"/>
+          <w:i w:val="false"/>
+          <w:i w:val="false"/>
+          <w:color w:val="4D4D4D"/>
+          <w:sz w:val="16"/>
+          <w:sz w:val="16"/>
+          <w:szCs w:val="16"/>
+        </w:rPr>
+        <w:t>۲۷</w:t>
+      </w:r>
+      <w:r>
+        <w:rPr>
+          <w:rFonts w:ascii="Dana Light" w:hAnsi="Dana Light" w:cs="Dana Light"/>
+          <w:b w:val="false"/>
+          <w:b w:val="false"/>
+          <w:i w:val="false"/>
+          <w:i w:val="false"/>
+          <w:color w:val="4D4D4D"/>
+          <w:sz w:val="16"/>
+          <w:sz w:val="16"/>
+          <w:szCs w:val="16"/>
+          <w:rtl w:val="true"/>
+        </w:rPr>
+        <w:t xml:space="preserve"> </w:t>
+      </w:r>
+      <w:r>
+        <w:rPr>
+          <w:rFonts w:cs="Dana Light" w:ascii="Dana Light" w:hAnsi="Dana Light"/>
+          <w:b w:val="false"/>
+          <w:i w:val="false"/>
+          <w:color w:val="4D4D4D"/>
+          <w:sz w:val="16"/>
+          <w:szCs w:val="16"/>
+          <w:rtl w:val="true"/>
+        </w:rPr>
+        <w:t xml:space="preserve">· </w:t>
+      </w:r>
+      <w:r>
+        <w:rPr>
+          <w:rFonts w:ascii="Dana Light" w:hAnsi="Dana Light" w:cs="Dana Light"/>
+          <w:b w:val="false"/>
+          <w:b w:val="false"/>
+          <w:i w:val="false"/>
+          <w:i w:val="false"/>
+          <w:color w:val="4D4D4D"/>
+          <w:sz w:val="16"/>
+          <w:sz w:val="16"/>
+          <w:szCs w:val="16"/>
+          <w:rtl w:val="true"/>
+        </w:rPr>
+        <w:t>شماره انتشار</w:t>
       </w:r>
       <w:r>
         <w:rPr>
@@ -6938,9 +5300,23 @@
           <w:sz w:val="16"/>
           <w:sz w:val="16"/>
           <w:szCs w:val="16"/>
-          <w:rtl w:val="true"/>
-        </w:rPr>
-        <w:t xml:space="preserve">زیبا دلپسند، فریبرز مسعودی، محمدآریا امینی </w:t>
+        </w:rPr>
+        <w:t>۱۴۰۵۵۰۴۴۰۰۰۳۰۰۳۸۰۰</w:t>
+      </w:r>
+      <w:r>
+        <w:rPr>
+          <w:rFonts w:ascii="Dana Light" w:hAnsi="Dana Light" w:cs="Dana Light"/>
+          <w:b w:val="false"/>
+          <w:b w:val="false"/>
+          <w:i w:val="false"/>
+          <w:i w:val="false"/>
+          <w:color w:val="4D4D4D"/>
+          <w:sz w:val="16"/>
+          <w:sz w:val="16"/>
+          <w:szCs w:val="16"/>
+          <w:rtl w:val="true"/>
+        </w:rPr>
+        <w:t xml:space="preserve"> </w:t>
       </w:r>
       <w:r>
         <w:rPr>
@@ -6965,23 +5341,100 @@
           <w:sz w:val="16"/>
           <w:sz w:val="16"/>
           <w:szCs w:val="16"/>
-        </w:rPr>
-        <w:t>۱۰</w:t>
-      </w:r>
-      <w:r>
-        <w:rPr>
-          <w:rFonts w:ascii="Dana Light" w:hAnsi="Dana Light" w:cs="Dana Light"/>
-          <w:b w:val="false"/>
-          <w:b w:val="false"/>
-          <w:i w:val="false"/>
-          <w:i w:val="false"/>
-          <w:color w:val="4D4D4D"/>
-          <w:sz w:val="16"/>
-          <w:sz w:val="16"/>
-          <w:szCs w:val="16"/>
-          <w:rtl w:val="true"/>
-        </w:rPr>
-        <w:t xml:space="preserve"> صفحه </w:t>
+          <w:rtl w:val="true"/>
+        </w:rPr>
+        <w:t>تاریخ انتشار</w:t>
+      </w:r>
+      <w:r>
+        <w:rPr>
+          <w:rFonts w:cs="Dana Light" w:ascii="Dana Light" w:hAnsi="Dana Light"/>
+          <w:b w:val="false"/>
+          <w:i w:val="false"/>
+          <w:color w:val="4D4D4D"/>
+          <w:sz w:val="16"/>
+          <w:szCs w:val="16"/>
+          <w:rtl w:val="true"/>
+        </w:rPr>
+        <w:t xml:space="preserve">: </w:t>
+      </w:r>
+      <w:r>
+        <w:rPr>
+          <w:rFonts w:ascii="Dana Light" w:hAnsi="Dana Light" w:cs="Dana Light"/>
+          <w:b w:val="false"/>
+          <w:b w:val="false"/>
+          <w:i w:val="false"/>
+          <w:i w:val="false"/>
+          <w:color w:val="4D4D4D"/>
+          <w:sz w:val="16"/>
+          <w:sz w:val="16"/>
+          <w:szCs w:val="16"/>
+        </w:rPr>
+        <w:t>۱۴۰۵</w:t>
+      </w:r>
+      <w:r>
+        <w:rPr>
+          <w:rFonts w:cs="Dana Light" w:ascii="Dana Light" w:hAnsi="Dana Light"/>
+          <w:b w:val="false"/>
+          <w:i w:val="false"/>
+          <w:color w:val="4D4D4D"/>
+          <w:sz w:val="16"/>
+          <w:szCs w:val="16"/>
+        </w:rPr>
+        <w:t>/</w:t>
+      </w:r>
+      <w:r>
+        <w:rPr>
+          <w:rFonts w:ascii="Dana Light" w:hAnsi="Dana Light" w:cs="Dana Light"/>
+          <w:b w:val="false"/>
+          <w:b w:val="false"/>
+          <w:i w:val="false"/>
+          <w:i w:val="false"/>
+          <w:color w:val="4D4D4D"/>
+          <w:sz w:val="16"/>
+          <w:sz w:val="16"/>
+          <w:szCs w:val="16"/>
+        </w:rPr>
+        <w:t>۰۶</w:t>
+      </w:r>
+      <w:r>
+        <w:rPr>
+          <w:rFonts w:cs="Dana Light" w:ascii="Dana Light" w:hAnsi="Dana Light"/>
+          <w:b w:val="false"/>
+          <w:i w:val="false"/>
+          <w:color w:val="4D4D4D"/>
+          <w:sz w:val="16"/>
+          <w:szCs w:val="16"/>
+        </w:rPr>
+        <w:t>/</w:t>
+      </w:r>
+      <w:r>
+        <w:rPr>
+          <w:rFonts w:ascii="Dana Light" w:hAnsi="Dana Light" w:cs="Dana Light"/>
+          <w:b w:val="false"/>
+          <w:b w:val="false"/>
+          <w:i w:val="false"/>
+          <w:i w:val="false"/>
+          <w:color w:val="4D4D4D"/>
+          <w:sz w:val="16"/>
+          <w:sz w:val="16"/>
+          <w:szCs w:val="16"/>
+        </w:rPr>
+        <w:t>۲۸</w:t>
+      </w:r>
+      <w:r>
+        <w:rPr>
+          <w:rFonts w:ascii="Dana Light" w:hAnsi="Dana Light" w:cs="Dana Light"/>
+          <w:b w:val="false"/>
+          <w:b w:val="false"/>
+          <w:i w:val="false"/>
+          <w:i w:val="false"/>
+          <w:color w:val="4D4D4D"/>
+          <w:sz w:val="16"/>
+          <w:sz w:val="16"/>
+          <w:szCs w:val="16"/>
+          <w:rtl w:val="true"/>
+        </w:rPr>
+        <w:t xml:space="preserve"> </w:t>
       </w:r>
       <w:r>
         <w:rPr>
@@ -7008,7 +5461,7 @@
           <w:szCs w:val="16"/>
           <w:rtl w:val="true"/>
         </w:rPr>
-        <w:t>زبان</w:t>
+        <w:t>طبقه‌بندی بین‌المللی</w:t>
       </w:r>
       <w:r>
         <w:rPr>
@@ -7024,68 +5477,14 @@
       </w:r>
       <w:r>
         <w:rPr>
-          <w:rFonts w:ascii="Dana Light" w:hAnsi="Dana Light" w:cs="Dana Light"/>
-          <w:b w:val="false"/>
-          <w:b w:val="false"/>
-          <w:i w:val="false"/>
-          <w:i w:val="false"/>
-          <w:color w:val="4D4D4D"/>
-          <w:sz w:val="16"/>
-          <w:sz w:val="16"/>
-          <w:szCs w:val="16"/>
-          <w:rtl w:val="true"/>
-        </w:rPr>
-        <w:t xml:space="preserve">فارسی  </w:t>
-      </w:r>
-      <w:r>
-        <w:rPr>
-          <w:rFonts w:cs="Dana Light" w:ascii="Dana Light" w:hAnsi="Dana Light"/>
-          <w:b w:val="false"/>
-          <w:i w:val="false"/>
-          <w:color w:val="4D4D4D"/>
-          <w:sz w:val="16"/>
-          <w:szCs w:val="16"/>
-          <w:rtl w:val="true"/>
-        </w:rPr>
-        <w:t xml:space="preserve">·  </w:t>
-      </w:r>
-      <w:r>
-        <w:rPr>
-          <w:rFonts w:ascii="Dana Light" w:hAnsi="Dana Light" w:cs="Dana Light"/>
-          <w:b w:val="false"/>
-          <w:b w:val="false"/>
-          <w:i w:val="false"/>
-          <w:i w:val="false"/>
-          <w:color w:val="4D4D4D"/>
-          <w:sz w:val="16"/>
-          <w:sz w:val="16"/>
-          <w:szCs w:val="16"/>
-          <w:rtl w:val="true"/>
-        </w:rPr>
-        <w:t>شناسه ملی سند علمی</w:t>
-      </w:r>
-      <w:r>
-        <w:rPr>
-          <w:rFonts w:cs="Dana Light" w:ascii="Dana Light" w:hAnsi="Dana Light"/>
-          <w:b w:val="false"/>
-          <w:i w:val="false"/>
-          <w:color w:val="4D4D4D"/>
-          <w:sz w:val="16"/>
-          <w:szCs w:val="16"/>
-          <w:rtl w:val="true"/>
-        </w:rPr>
-        <w:t xml:space="preserve">: </w:t>
-      </w:r>
-      <w:r>
-        <w:rPr>
-          <w:rFonts w:cs="Dana Light" w:ascii="Dana Light" w:hAnsi="Dana Light"/>
-          <w:b w:val="false"/>
-          <w:i w:val="false"/>
-          <w:color w:val="4D4D4D"/>
-          <w:sz w:val="16"/>
-          <w:szCs w:val="16"/>
-        </w:rPr>
-        <w:t>GSI43_151</w:t>
+          <w:rFonts w:cs="Dana Light" w:ascii="Dana Light" w:hAnsi="Dana Light"/>
+          <w:b w:val="false"/>
+          <w:i w:val="false"/>
+          <w:color w:val="4D4D4D"/>
+          <w:sz w:val="16"/>
+          <w:szCs w:val="16"/>
+        </w:rPr>
+        <w:t>E21B 43/00</w:t>
       </w:r>
       <w:r>
         <w:rPr>
@@ -7111,9 +5510,1368 @@
             <w:u w:val="none"/>
             <w:rtl w:val="true"/>
           </w:rPr>
-          <w:t>مشاهده در سیویلیکا</w:t>
+          <w:t>مشاهده در سامانه مالکیت صنعتی</w:t>
         </w:r>
       </w:hyperlink>
+    </w:p>
+    <w:p>
+      <w:pPr>
+        <w:pStyle w:val="Normal"/>
+        <w:bidi w:val="1"/>
+        <w:spacing w:lineRule="auto" w:line="240" w:before="0" w:after="40"/>
+        <w:jc w:val="both"/>
+        <w:rPr/>
+      </w:pPr>
+      <w:r>
+        <w:rPr>
+          <w:rFonts w:ascii="Dana Light" w:hAnsi="Dana Light" w:cs="Dana Light"/>
+          <w:b w:val="false"/>
+          <w:b w:val="false"/>
+          <w:i w:val="false"/>
+          <w:i w:val="false"/>
+          <w:color w:val="4D4D4D"/>
+          <w:sz w:val="16"/>
+          <w:sz w:val="16"/>
+          <w:szCs w:val="16"/>
+          <w:rtl w:val="true"/>
+        </w:rPr>
+        <w:t>سامانه‌ای نرم‌افزاری و عمق‌آگاه که داده‌های لاگ چندچاهی را استانداردسازی و کنترل کیفیت می‌کند، چند رده‌بند را آموزش می‌دهد، احتمال‌های خروجی را کالیبره و با همجوشی احتمالاتی ترکیب می‌کند و برای هر عمق برچسب زون و شاخص عدم‌قطعیت تولید می‌کند</w:t>
+      </w:r>
+      <w:r>
+        <w:rPr>
+          <w:rFonts w:cs="Dana Light" w:ascii="Dana Light" w:hAnsi="Dana Light"/>
+          <w:b w:val="false"/>
+          <w:i w:val="false"/>
+          <w:color w:val="4D4D4D"/>
+          <w:sz w:val="16"/>
+          <w:szCs w:val="16"/>
+          <w:rtl w:val="true"/>
+        </w:rPr>
+        <w:t>.</w:t>
+      </w:r>
+    </w:p>
+    <w:p>
+      <w:pPr>
+        <w:pStyle w:val="Normal"/>
+        <w:pBdr>
+          <w:bottom w:val="single" w:sz="4" w:space="2" w:color="333333"/>
+        </w:pBdr>
+        <w:bidi w:val="1"/>
+        <w:spacing w:lineRule="auto" w:line="240" w:before="60" w:after="60"/>
+        <w:jc w:val="left"/>
+        <w:rPr/>
+      </w:pPr>
+      <w:r>
+        <w:rPr>
+          <w:rFonts w:ascii="Dana DemiBold" w:hAnsi="Dana DemiBold" w:cs="Dana DemiBold"/>
+          <w:b w:val="false"/>
+          <w:b w:val="false"/>
+          <w:i w:val="false"/>
+          <w:i w:val="false"/>
+          <w:color w:val="1F4E79"/>
+          <w:sz w:val="23"/>
+          <w:sz w:val="23"/>
+          <w:szCs w:val="23"/>
+          <w:rtl w:val="true"/>
+        </w:rPr>
+        <w:t>کتاب‌ها</w:t>
+      </w:r>
+    </w:p>
+    <w:p>
+      <w:pPr>
+        <w:pStyle w:val="Normal"/>
+        <w:bidi w:val="1"/>
+        <w:spacing w:lineRule="auto" w:line="240" w:before="40" w:after="0"/>
+        <w:jc w:val="both"/>
+        <w:rPr/>
+      </w:pPr>
+      <w:r>
+        <w:rPr>
+          <w:rFonts w:ascii="Dana DemiBold" w:hAnsi="Dana DemiBold" w:cs="Dana DemiBold"/>
+          <w:b w:val="false"/>
+          <w:b w:val="false"/>
+          <w:i w:val="false"/>
+          <w:i w:val="false"/>
+          <w:color w:val="1A1A1A"/>
+          <w:sz w:val="21"/>
+          <w:sz w:val="21"/>
+          <w:szCs w:val="21"/>
+          <w:rtl w:val="true"/>
+        </w:rPr>
+        <w:t>قربانی، م</w:t>
+      </w:r>
+      <w:r>
+        <w:rPr>
+          <w:rFonts w:cs="Dana DemiBold" w:ascii="Dana DemiBold" w:hAnsi="Dana DemiBold"/>
+          <w:b w:val="false"/>
+          <w:i w:val="false"/>
+          <w:color w:val="1A1A1A"/>
+          <w:sz w:val="21"/>
+          <w:szCs w:val="21"/>
+          <w:rtl w:val="true"/>
+        </w:rPr>
+        <w:t xml:space="preserve">. </w:t>
+      </w:r>
+      <w:r>
+        <w:rPr>
+          <w:rFonts w:ascii="Dana DemiBold" w:hAnsi="Dana DemiBold" w:cs="Dana DemiBold"/>
+          <w:b w:val="false"/>
+          <w:b w:val="false"/>
+          <w:i w:val="false"/>
+          <w:i w:val="false"/>
+          <w:color w:val="1A1A1A"/>
+          <w:sz w:val="21"/>
+          <w:sz w:val="21"/>
+          <w:szCs w:val="21"/>
+          <w:rtl w:val="true"/>
+        </w:rPr>
+        <w:t>و امینی، م</w:t>
+      </w:r>
+      <w:r>
+        <w:rPr>
+          <w:rFonts w:cs="Dana DemiBold" w:ascii="Dana DemiBold" w:hAnsi="Dana DemiBold"/>
+          <w:b w:val="false"/>
+          <w:i w:val="false"/>
+          <w:color w:val="1A1A1A"/>
+          <w:sz w:val="21"/>
+          <w:szCs w:val="21"/>
+          <w:rtl w:val="true"/>
+        </w:rPr>
+        <w:t xml:space="preserve">. </w:t>
+      </w:r>
+      <w:r>
+        <w:rPr>
+          <w:rFonts w:ascii="Dana DemiBold" w:hAnsi="Dana DemiBold" w:cs="Dana DemiBold"/>
+          <w:b w:val="false"/>
+          <w:b w:val="false"/>
+          <w:i w:val="false"/>
+          <w:i w:val="false"/>
+          <w:color w:val="1A1A1A"/>
+          <w:sz w:val="21"/>
+          <w:sz w:val="21"/>
+          <w:szCs w:val="21"/>
+          <w:rtl w:val="true"/>
+        </w:rPr>
+        <w:t>آ</w:t>
+      </w:r>
+      <w:r>
+        <w:rPr>
+          <w:rFonts w:cs="Dana DemiBold" w:ascii="Dana DemiBold" w:hAnsi="Dana DemiBold"/>
+          <w:b w:val="false"/>
+          <w:i w:val="false"/>
+          <w:color w:val="1A1A1A"/>
+          <w:sz w:val="21"/>
+          <w:szCs w:val="21"/>
+          <w:rtl w:val="true"/>
+        </w:rPr>
+        <w:t>. (</w:t>
+      </w:r>
+      <w:r>
+        <w:rPr>
+          <w:rFonts w:ascii="Dana DemiBold" w:hAnsi="Dana DemiBold" w:cs="Dana DemiBold"/>
+          <w:b w:val="false"/>
+          <w:b w:val="false"/>
+          <w:i w:val="false"/>
+          <w:i w:val="false"/>
+          <w:color w:val="1A1A1A"/>
+          <w:sz w:val="21"/>
+          <w:sz w:val="21"/>
+          <w:szCs w:val="21"/>
+        </w:rPr>
+        <w:t>۱۴۰۴</w:t>
+      </w:r>
+      <w:r>
+        <w:rPr>
+          <w:rFonts w:cs="Dana DemiBold" w:ascii="Dana DemiBold" w:hAnsi="Dana DemiBold"/>
+          <w:b w:val="false"/>
+          <w:i w:val="false"/>
+          <w:color w:val="1A1A1A"/>
+          <w:sz w:val="21"/>
+          <w:szCs w:val="21"/>
+          <w:rtl w:val="true"/>
+        </w:rPr>
+        <w:t xml:space="preserve">). </w:t>
+      </w:r>
+      <w:r>
+        <w:rPr>
+          <w:rFonts w:ascii="Dana DemiBold" w:hAnsi="Dana DemiBold" w:cs="Dana DemiBold"/>
+          <w:b w:val="false"/>
+          <w:b w:val="false"/>
+          <w:i w:val="false"/>
+          <w:i w:val="false"/>
+          <w:color w:val="1A1A1A"/>
+          <w:sz w:val="21"/>
+          <w:sz w:val="21"/>
+          <w:szCs w:val="21"/>
+          <w:rtl w:val="true"/>
+        </w:rPr>
+        <w:t>تاریخ‌نگاری دانش علوم‌زمین در ایران</w:t>
+      </w:r>
+      <w:r>
+        <w:rPr>
+          <w:rFonts w:cs="Dana DemiBold" w:ascii="Dana DemiBold" w:hAnsi="Dana DemiBold"/>
+          <w:b w:val="false"/>
+          <w:i w:val="false"/>
+          <w:color w:val="1A1A1A"/>
+          <w:sz w:val="21"/>
+          <w:szCs w:val="21"/>
+          <w:rtl w:val="true"/>
+        </w:rPr>
+        <w:t xml:space="preserve">: </w:t>
+      </w:r>
+      <w:r>
+        <w:rPr>
+          <w:rFonts w:ascii="Dana DemiBold" w:hAnsi="Dana DemiBold" w:cs="Dana DemiBold"/>
+          <w:b w:val="false"/>
+          <w:b w:val="false"/>
+          <w:i w:val="false"/>
+          <w:i w:val="false"/>
+          <w:color w:val="1A1A1A"/>
+          <w:sz w:val="21"/>
+          <w:sz w:val="21"/>
+          <w:szCs w:val="21"/>
+          <w:rtl w:val="true"/>
+        </w:rPr>
+        <w:t>با معرفی شماری از پیشگامان معاصر</w:t>
+      </w:r>
+      <w:r>
+        <w:rPr>
+          <w:rFonts w:cs="Dana DemiBold" w:ascii="Dana DemiBold" w:hAnsi="Dana DemiBold"/>
+          <w:b w:val="false"/>
+          <w:i w:val="false"/>
+          <w:color w:val="1A1A1A"/>
+          <w:sz w:val="21"/>
+          <w:szCs w:val="21"/>
+          <w:rtl w:val="true"/>
+        </w:rPr>
+        <w:t>.</w:t>
+      </w:r>
+    </w:p>
+    <w:p>
+      <w:pPr>
+        <w:pStyle w:val="Normal"/>
+        <w:bidi w:val="1"/>
+        <w:spacing w:lineRule="auto" w:line="240" w:before="0" w:after="40"/>
+        <w:jc w:val="left"/>
+        <w:rPr/>
+      </w:pPr>
+      <w:r>
+        <w:rPr>
+          <w:rFonts w:ascii="Dana Light" w:hAnsi="Dana Light" w:cs="Dana Light"/>
+          <w:b w:val="false"/>
+          <w:b w:val="false"/>
+          <w:i w:val="false"/>
+          <w:i w:val="false"/>
+          <w:color w:val="4D4D4D"/>
+          <w:sz w:val="21"/>
+          <w:sz w:val="21"/>
+          <w:szCs w:val="21"/>
+          <w:rtl w:val="true"/>
+        </w:rPr>
+        <w:t>نویسنده همکار</w:t>
+      </w:r>
+      <w:r>
+        <w:rPr>
+          <w:rFonts w:ascii="Dana Light" w:hAnsi="Dana Light" w:cs="Dana Light"/>
+          <w:b w:val="false"/>
+          <w:b w:val="false"/>
+          <w:i w:val="false"/>
+          <w:i w:val="false"/>
+          <w:color w:val="4D4D4D"/>
+          <w:sz w:val="16"/>
+          <w:sz w:val="16"/>
+          <w:szCs w:val="16"/>
+          <w:rtl w:val="true"/>
+        </w:rPr>
+        <w:t xml:space="preserve">   </w:t>
+      </w:r>
+      <w:r>
+        <w:rPr>
+          <w:rFonts w:cs="Dana Light" w:ascii="Dana Light" w:hAnsi="Dana Light"/>
+          <w:b w:val="false"/>
+          <w:i w:val="false"/>
+          <w:color w:val="4D4D4D"/>
+          <w:sz w:val="16"/>
+          <w:szCs w:val="16"/>
+          <w:rtl w:val="true"/>
+        </w:rPr>
+        <w:t xml:space="preserve">·   </w:t>
+      </w:r>
+      <w:r>
+        <w:rPr>
+          <w:rFonts w:ascii="Dana Light" w:hAnsi="Dana Light" w:cs="Dana Light"/>
+          <w:b w:val="false"/>
+          <w:b w:val="false"/>
+          <w:i w:val="false"/>
+          <w:i w:val="false"/>
+          <w:color w:val="4D4D4D"/>
+          <w:sz w:val="16"/>
+          <w:sz w:val="16"/>
+          <w:szCs w:val="16"/>
+          <w:rtl w:val="true"/>
+        </w:rPr>
+        <w:t>شابک</w:t>
+      </w:r>
+      <w:r>
+        <w:rPr>
+          <w:rFonts w:cs="Dana Light" w:ascii="Dana Light" w:hAnsi="Dana Light"/>
+          <w:b w:val="false"/>
+          <w:i w:val="false"/>
+          <w:color w:val="4D4D4D"/>
+          <w:sz w:val="16"/>
+          <w:szCs w:val="16"/>
+          <w:rtl w:val="true"/>
+        </w:rPr>
+        <w:t xml:space="preserve">: </w:t>
+      </w:r>
+      <w:r>
+        <w:rPr>
+          <w:rFonts w:cs="Dana Light" w:ascii="Dana Light" w:hAnsi="Dana Light"/>
+          <w:b w:val="false"/>
+          <w:i w:val="false"/>
+          <w:color w:val="4D4D4D"/>
+          <w:sz w:val="16"/>
+          <w:szCs w:val="16"/>
+        </w:rPr>
+        <w:t>978</w:t>
+      </w:r>
+      <w:r>
+        <w:rPr>
+          <w:rFonts w:cs="Dana Light" w:ascii="Dana Light" w:hAnsi="Dana Light"/>
+          <w:b w:val="false"/>
+          <w:i w:val="false"/>
+          <w:color w:val="4D4D4D"/>
+          <w:sz w:val="16"/>
+          <w:szCs w:val="16"/>
+          <w:rtl w:val="true"/>
+        </w:rPr>
+        <w:t>-</w:t>
+      </w:r>
+      <w:r>
+        <w:rPr>
+          <w:rFonts w:cs="Dana Light" w:ascii="Dana Light" w:hAnsi="Dana Light"/>
+          <w:b w:val="false"/>
+          <w:i w:val="false"/>
+          <w:color w:val="4D4D4D"/>
+          <w:sz w:val="16"/>
+          <w:szCs w:val="16"/>
+        </w:rPr>
+        <w:t>600</w:t>
+      </w:r>
+      <w:r>
+        <w:rPr>
+          <w:rFonts w:cs="Dana Light" w:ascii="Dana Light" w:hAnsi="Dana Light"/>
+          <w:b w:val="false"/>
+          <w:i w:val="false"/>
+          <w:color w:val="4D4D4D"/>
+          <w:sz w:val="16"/>
+          <w:szCs w:val="16"/>
+          <w:rtl w:val="true"/>
+        </w:rPr>
+        <w:t>-</w:t>
+      </w:r>
+      <w:r>
+        <w:rPr>
+          <w:rFonts w:cs="Dana Light" w:ascii="Dana Light" w:hAnsi="Dana Light"/>
+          <w:b w:val="false"/>
+          <w:i w:val="false"/>
+          <w:color w:val="4D4D4D"/>
+          <w:sz w:val="16"/>
+          <w:szCs w:val="16"/>
+        </w:rPr>
+        <w:t>6058</w:t>
+      </w:r>
+      <w:r>
+        <w:rPr>
+          <w:rFonts w:cs="Dana Light" w:ascii="Dana Light" w:hAnsi="Dana Light"/>
+          <w:b w:val="false"/>
+          <w:i w:val="false"/>
+          <w:color w:val="4D4D4D"/>
+          <w:sz w:val="16"/>
+          <w:szCs w:val="16"/>
+          <w:rtl w:val="true"/>
+        </w:rPr>
+        <w:t>-</w:t>
+      </w:r>
+      <w:r>
+        <w:rPr>
+          <w:rFonts w:cs="Dana Light" w:ascii="Dana Light" w:hAnsi="Dana Light"/>
+          <w:b w:val="false"/>
+          <w:i w:val="false"/>
+          <w:color w:val="4D4D4D"/>
+          <w:sz w:val="16"/>
+          <w:szCs w:val="16"/>
+        </w:rPr>
+        <w:t>43</w:t>
+      </w:r>
+      <w:r>
+        <w:rPr>
+          <w:rFonts w:cs="Dana Light" w:ascii="Dana Light" w:hAnsi="Dana Light"/>
+          <w:b w:val="false"/>
+          <w:i w:val="false"/>
+          <w:color w:val="4D4D4D"/>
+          <w:sz w:val="16"/>
+          <w:szCs w:val="16"/>
+          <w:rtl w:val="true"/>
+        </w:rPr>
+        <w:t>-</w:t>
+      </w:r>
+      <w:r>
+        <w:rPr>
+          <w:rFonts w:cs="Dana Light" w:ascii="Dana Light" w:hAnsi="Dana Light"/>
+          <w:b w:val="false"/>
+          <w:i w:val="false"/>
+          <w:color w:val="4D4D4D"/>
+          <w:sz w:val="16"/>
+          <w:szCs w:val="16"/>
+        </w:rPr>
+        <w:t>6</w:t>
+      </w:r>
+    </w:p>
+    <w:p>
+      <w:pPr>
+        <w:pStyle w:val="Normal"/>
+        <w:bidi w:val="1"/>
+        <w:spacing w:lineRule="auto" w:line="240" w:before="40" w:after="0"/>
+        <w:jc w:val="both"/>
+        <w:rPr/>
+      </w:pPr>
+      <w:r>
+        <w:rPr>
+          <w:rFonts w:ascii="Dana DemiBold" w:hAnsi="Dana DemiBold" w:cs="Dana DemiBold"/>
+          <w:b w:val="false"/>
+          <w:b w:val="false"/>
+          <w:i w:val="false"/>
+          <w:i w:val="false"/>
+          <w:color w:val="1A1A1A"/>
+          <w:sz w:val="21"/>
+          <w:sz w:val="21"/>
+          <w:szCs w:val="21"/>
+          <w:rtl w:val="true"/>
+        </w:rPr>
+        <w:t>فتحی، ت</w:t>
+      </w:r>
+      <w:r>
+        <w:rPr>
+          <w:rFonts w:cs="Dana DemiBold" w:ascii="Dana DemiBold" w:hAnsi="Dana DemiBold"/>
+          <w:b w:val="false"/>
+          <w:i w:val="false"/>
+          <w:color w:val="1A1A1A"/>
+          <w:sz w:val="21"/>
+          <w:szCs w:val="21"/>
+          <w:rtl w:val="true"/>
+        </w:rPr>
+        <w:t>. (</w:t>
+      </w:r>
+      <w:r>
+        <w:rPr>
+          <w:rFonts w:ascii="Dana DemiBold" w:hAnsi="Dana DemiBold" w:cs="Dana DemiBold"/>
+          <w:b w:val="false"/>
+          <w:b w:val="false"/>
+          <w:i w:val="false"/>
+          <w:i w:val="false"/>
+          <w:color w:val="1A1A1A"/>
+          <w:sz w:val="21"/>
+          <w:sz w:val="21"/>
+          <w:szCs w:val="21"/>
+        </w:rPr>
+        <w:t>۱۴۰۵</w:t>
+      </w:r>
+      <w:r>
+        <w:rPr>
+          <w:rFonts w:cs="Dana DemiBold" w:ascii="Dana DemiBold" w:hAnsi="Dana DemiBold"/>
+          <w:b w:val="false"/>
+          <w:i w:val="false"/>
+          <w:color w:val="1A1A1A"/>
+          <w:sz w:val="21"/>
+          <w:szCs w:val="21"/>
+          <w:rtl w:val="true"/>
+        </w:rPr>
+        <w:t xml:space="preserve">). </w:t>
+      </w:r>
+      <w:r>
+        <w:rPr>
+          <w:rFonts w:ascii="Dana DemiBold" w:hAnsi="Dana DemiBold" w:cs="Dana DemiBold"/>
+          <w:b w:val="false"/>
+          <w:b w:val="false"/>
+          <w:i w:val="false"/>
+          <w:i w:val="false"/>
+          <w:color w:val="1A1A1A"/>
+          <w:sz w:val="21"/>
+          <w:sz w:val="21"/>
+          <w:szCs w:val="21"/>
+          <w:rtl w:val="true"/>
+        </w:rPr>
+        <w:t>هیدروژئولوژی آلودگی نفتی</w:t>
+      </w:r>
+      <w:r>
+        <w:rPr>
+          <w:rFonts w:cs="Dana DemiBold" w:ascii="Dana DemiBold" w:hAnsi="Dana DemiBold"/>
+          <w:b w:val="false"/>
+          <w:i w:val="false"/>
+          <w:color w:val="1A1A1A"/>
+          <w:sz w:val="21"/>
+          <w:szCs w:val="21"/>
+          <w:rtl w:val="true"/>
+        </w:rPr>
+        <w:t xml:space="preserve">: </w:t>
+      </w:r>
+      <w:r>
+        <w:rPr>
+          <w:rFonts w:ascii="Dana DemiBold" w:hAnsi="Dana DemiBold" w:cs="Dana DemiBold"/>
+          <w:b w:val="false"/>
+          <w:b w:val="false"/>
+          <w:i w:val="false"/>
+          <w:i w:val="false"/>
+          <w:color w:val="1A1A1A"/>
+          <w:sz w:val="21"/>
+          <w:sz w:val="21"/>
+          <w:szCs w:val="21"/>
+          <w:rtl w:val="true"/>
+        </w:rPr>
+        <w:t>جنبه‌های زمین‌شناسی، زیست‌محیطی، حقوقی و مدل‌های پاک‌سازی آب‌های زیرزمینی آلوده</w:t>
+      </w:r>
+      <w:r>
+        <w:rPr>
+          <w:rFonts w:cs="Dana DemiBold" w:ascii="Dana DemiBold" w:hAnsi="Dana DemiBold"/>
+          <w:b w:val="false"/>
+          <w:i w:val="false"/>
+          <w:color w:val="1A1A1A"/>
+          <w:sz w:val="21"/>
+          <w:szCs w:val="21"/>
+          <w:rtl w:val="true"/>
+        </w:rPr>
+        <w:t>.</w:t>
+      </w:r>
+    </w:p>
+    <w:p>
+      <w:pPr>
+        <w:pStyle w:val="Normal"/>
+        <w:bidi w:val="1"/>
+        <w:spacing w:lineRule="auto" w:line="240" w:before="0" w:after="40"/>
+        <w:jc w:val="left"/>
+        <w:rPr/>
+      </w:pPr>
+      <w:r>
+        <w:rPr>
+          <w:rFonts w:ascii="Dana Light" w:hAnsi="Dana Light" w:cs="Dana Light"/>
+          <w:b w:val="false"/>
+          <w:b w:val="false"/>
+          <w:i w:val="false"/>
+          <w:i w:val="false"/>
+          <w:color w:val="4D4D4D"/>
+          <w:sz w:val="21"/>
+          <w:sz w:val="21"/>
+          <w:szCs w:val="21"/>
+          <w:rtl w:val="true"/>
+        </w:rPr>
+        <w:t>ویراستار علمی</w:t>
+      </w:r>
+      <w:r>
+        <w:rPr>
+          <w:rFonts w:ascii="Dana Light" w:hAnsi="Dana Light" w:cs="Dana Light"/>
+          <w:b w:val="false"/>
+          <w:b w:val="false"/>
+          <w:i w:val="false"/>
+          <w:i w:val="false"/>
+          <w:color w:val="4D4D4D"/>
+          <w:sz w:val="16"/>
+          <w:sz w:val="16"/>
+          <w:szCs w:val="16"/>
+          <w:rtl w:val="true"/>
+        </w:rPr>
+        <w:t xml:space="preserve">   </w:t>
+      </w:r>
+      <w:r>
+        <w:rPr>
+          <w:rFonts w:cs="Dana Light" w:ascii="Dana Light" w:hAnsi="Dana Light"/>
+          <w:b w:val="false"/>
+          <w:i w:val="false"/>
+          <w:color w:val="4D4D4D"/>
+          <w:sz w:val="16"/>
+          <w:szCs w:val="16"/>
+          <w:rtl w:val="true"/>
+        </w:rPr>
+        <w:t xml:space="preserve">·   </w:t>
+      </w:r>
+      <w:r>
+        <w:rPr>
+          <w:rFonts w:ascii="Dana Light" w:hAnsi="Dana Light" w:cs="Dana Light"/>
+          <w:b w:val="false"/>
+          <w:b w:val="false"/>
+          <w:i w:val="false"/>
+          <w:i w:val="false"/>
+          <w:color w:val="4D4D4D"/>
+          <w:sz w:val="16"/>
+          <w:sz w:val="16"/>
+          <w:szCs w:val="16"/>
+          <w:rtl w:val="true"/>
+        </w:rPr>
+        <w:t>شابک چاپ دوم به بعد</w:t>
+      </w:r>
+      <w:r>
+        <w:rPr>
+          <w:rFonts w:cs="Dana Light" w:ascii="Dana Light" w:hAnsi="Dana Light"/>
+          <w:b w:val="false"/>
+          <w:i w:val="false"/>
+          <w:color w:val="4D4D4D"/>
+          <w:sz w:val="16"/>
+          <w:szCs w:val="16"/>
+          <w:rtl w:val="true"/>
+        </w:rPr>
+        <w:t xml:space="preserve">: </w:t>
+      </w:r>
+      <w:r>
+        <w:rPr>
+          <w:rFonts w:cs="Dana Light" w:ascii="Dana Light" w:hAnsi="Dana Light"/>
+          <w:b w:val="false"/>
+          <w:i w:val="false"/>
+          <w:color w:val="4D4D4D"/>
+          <w:sz w:val="16"/>
+          <w:szCs w:val="16"/>
+        </w:rPr>
+        <w:t>978</w:t>
+      </w:r>
+      <w:r>
+        <w:rPr>
+          <w:rFonts w:cs="Dana Light" w:ascii="Dana Light" w:hAnsi="Dana Light"/>
+          <w:b w:val="false"/>
+          <w:i w:val="false"/>
+          <w:color w:val="4D4D4D"/>
+          <w:sz w:val="16"/>
+          <w:szCs w:val="16"/>
+          <w:rtl w:val="true"/>
+        </w:rPr>
+        <w:t>-</w:t>
+      </w:r>
+      <w:r>
+        <w:rPr>
+          <w:rFonts w:cs="Dana Light" w:ascii="Dana Light" w:hAnsi="Dana Light"/>
+          <w:b w:val="false"/>
+          <w:i w:val="false"/>
+          <w:color w:val="4D4D4D"/>
+          <w:sz w:val="16"/>
+          <w:szCs w:val="16"/>
+        </w:rPr>
+        <w:t>600</w:t>
+      </w:r>
+      <w:r>
+        <w:rPr>
+          <w:rFonts w:cs="Dana Light" w:ascii="Dana Light" w:hAnsi="Dana Light"/>
+          <w:b w:val="false"/>
+          <w:i w:val="false"/>
+          <w:color w:val="4D4D4D"/>
+          <w:sz w:val="16"/>
+          <w:szCs w:val="16"/>
+          <w:rtl w:val="true"/>
+        </w:rPr>
+        <w:t>-</w:t>
+      </w:r>
+      <w:r>
+        <w:rPr>
+          <w:rFonts w:cs="Dana Light" w:ascii="Dana Light" w:hAnsi="Dana Light"/>
+          <w:b w:val="false"/>
+          <w:i w:val="false"/>
+          <w:color w:val="4D4D4D"/>
+          <w:sz w:val="16"/>
+          <w:szCs w:val="16"/>
+        </w:rPr>
+        <w:t>6058</w:t>
+      </w:r>
+      <w:r>
+        <w:rPr>
+          <w:rFonts w:cs="Dana Light" w:ascii="Dana Light" w:hAnsi="Dana Light"/>
+          <w:b w:val="false"/>
+          <w:i w:val="false"/>
+          <w:color w:val="4D4D4D"/>
+          <w:sz w:val="16"/>
+          <w:szCs w:val="16"/>
+          <w:rtl w:val="true"/>
+        </w:rPr>
+        <w:t>-</w:t>
+      </w:r>
+      <w:r>
+        <w:rPr>
+          <w:rFonts w:cs="Dana Light" w:ascii="Dana Light" w:hAnsi="Dana Light"/>
+          <w:b w:val="false"/>
+          <w:i w:val="false"/>
+          <w:color w:val="4D4D4D"/>
+          <w:sz w:val="16"/>
+          <w:szCs w:val="16"/>
+        </w:rPr>
+        <w:t>60</w:t>
+      </w:r>
+      <w:r>
+        <w:rPr>
+          <w:rFonts w:cs="Dana Light" w:ascii="Dana Light" w:hAnsi="Dana Light"/>
+          <w:b w:val="false"/>
+          <w:i w:val="false"/>
+          <w:color w:val="4D4D4D"/>
+          <w:sz w:val="16"/>
+          <w:szCs w:val="16"/>
+          <w:rtl w:val="true"/>
+        </w:rPr>
+        <w:t>-</w:t>
+      </w:r>
+      <w:r>
+        <w:rPr>
+          <w:rFonts w:cs="Dana Light" w:ascii="Dana Light" w:hAnsi="Dana Light"/>
+          <w:b w:val="false"/>
+          <w:i w:val="false"/>
+          <w:color w:val="4D4D4D"/>
+          <w:sz w:val="16"/>
+          <w:szCs w:val="16"/>
+        </w:rPr>
+        <w:t>3</w:t>
+      </w:r>
+    </w:p>
+    <w:p>
+      <w:pPr>
+        <w:pStyle w:val="Normal"/>
+        <w:bidi w:val="1"/>
+        <w:spacing w:lineRule="auto" w:line="240" w:before="40" w:after="0"/>
+        <w:jc w:val="both"/>
+        <w:rPr/>
+      </w:pPr>
+      <w:r>
+        <w:rPr>
+          <w:rFonts w:ascii="Dana DemiBold" w:hAnsi="Dana DemiBold" w:cs="Dana DemiBold"/>
+          <w:b w:val="false"/>
+          <w:b w:val="false"/>
+          <w:i w:val="false"/>
+          <w:i w:val="false"/>
+          <w:color w:val="1A1A1A"/>
+          <w:sz w:val="21"/>
+          <w:sz w:val="21"/>
+          <w:szCs w:val="21"/>
+          <w:rtl w:val="true"/>
+        </w:rPr>
+        <w:t>مومن‌زاده، م</w:t>
+      </w:r>
+      <w:r>
+        <w:rPr>
+          <w:rFonts w:cs="Dana DemiBold" w:ascii="Dana DemiBold" w:hAnsi="Dana DemiBold"/>
+          <w:b w:val="false"/>
+          <w:i w:val="false"/>
+          <w:color w:val="1A1A1A"/>
+          <w:sz w:val="21"/>
+          <w:szCs w:val="21"/>
+          <w:rtl w:val="true"/>
+        </w:rPr>
+        <w:t>. (</w:t>
+      </w:r>
+      <w:r>
+        <w:rPr>
+          <w:rFonts w:ascii="Dana DemiBold" w:hAnsi="Dana DemiBold" w:cs="Dana DemiBold"/>
+          <w:b w:val="false"/>
+          <w:b w:val="false"/>
+          <w:i w:val="false"/>
+          <w:i w:val="false"/>
+          <w:color w:val="1A1A1A"/>
+          <w:sz w:val="21"/>
+          <w:sz w:val="21"/>
+          <w:szCs w:val="21"/>
+        </w:rPr>
+        <w:t>۱۴۰۴</w:t>
+      </w:r>
+      <w:r>
+        <w:rPr>
+          <w:rFonts w:cs="Dana DemiBold" w:ascii="Dana DemiBold" w:hAnsi="Dana DemiBold"/>
+          <w:b w:val="false"/>
+          <w:i w:val="false"/>
+          <w:color w:val="1A1A1A"/>
+          <w:sz w:val="21"/>
+          <w:szCs w:val="21"/>
+          <w:rtl w:val="true"/>
+        </w:rPr>
+        <w:t xml:space="preserve">). </w:t>
+      </w:r>
+      <w:r>
+        <w:rPr>
+          <w:rFonts w:ascii="Dana DemiBold" w:hAnsi="Dana DemiBold" w:cs="Dana DemiBold"/>
+          <w:b w:val="false"/>
+          <w:b w:val="false"/>
+          <w:i w:val="false"/>
+          <w:i w:val="false"/>
+          <w:color w:val="1A1A1A"/>
+          <w:sz w:val="21"/>
+          <w:sz w:val="21"/>
+          <w:szCs w:val="21"/>
+          <w:rtl w:val="true"/>
+        </w:rPr>
+        <w:t>شهر افسانه‌ای زابل</w:t>
+      </w:r>
+      <w:r>
+        <w:rPr>
+          <w:rFonts w:cs="Dana DemiBold" w:ascii="Dana DemiBold" w:hAnsi="Dana DemiBold"/>
+          <w:b w:val="false"/>
+          <w:i w:val="false"/>
+          <w:color w:val="1A1A1A"/>
+          <w:sz w:val="21"/>
+          <w:szCs w:val="21"/>
+          <w:rtl w:val="true"/>
+        </w:rPr>
+        <w:t xml:space="preserve">: </w:t>
+      </w:r>
+      <w:r>
+        <w:rPr>
+          <w:rFonts w:ascii="Dana DemiBold" w:hAnsi="Dana DemiBold" w:cs="Dana DemiBold"/>
+          <w:b w:val="false"/>
+          <w:b w:val="false"/>
+          <w:i w:val="false"/>
+          <w:i w:val="false"/>
+          <w:color w:val="1A1A1A"/>
+          <w:sz w:val="21"/>
+          <w:sz w:val="21"/>
+          <w:szCs w:val="21"/>
+          <w:rtl w:val="true"/>
+        </w:rPr>
+        <w:t>شهر سوخته</w:t>
+      </w:r>
+      <w:r>
+        <w:rPr>
+          <w:rFonts w:cs="Dana DemiBold" w:ascii="Dana DemiBold" w:hAnsi="Dana DemiBold"/>
+          <w:b w:val="false"/>
+          <w:i w:val="false"/>
+          <w:color w:val="1A1A1A"/>
+          <w:sz w:val="21"/>
+          <w:szCs w:val="21"/>
+          <w:rtl w:val="true"/>
+        </w:rPr>
+        <w:t>.</w:t>
+      </w:r>
+    </w:p>
+    <w:p>
+      <w:pPr>
+        <w:pStyle w:val="Normal"/>
+        <w:bidi w:val="1"/>
+        <w:spacing w:lineRule="auto" w:line="240" w:before="0" w:after="40"/>
+        <w:jc w:val="left"/>
+        <w:rPr/>
+      </w:pPr>
+      <w:r>
+        <w:rPr>
+          <w:rFonts w:ascii="Dana Light" w:hAnsi="Dana Light" w:cs="Dana Light"/>
+          <w:b w:val="false"/>
+          <w:b w:val="false"/>
+          <w:i w:val="false"/>
+          <w:i w:val="false"/>
+          <w:color w:val="4D4D4D"/>
+          <w:sz w:val="21"/>
+          <w:sz w:val="21"/>
+          <w:szCs w:val="21"/>
+          <w:rtl w:val="true"/>
+        </w:rPr>
+        <w:t>ویراستار</w:t>
+      </w:r>
+      <w:r>
+        <w:rPr>
+          <w:rFonts w:ascii="Dana Light" w:hAnsi="Dana Light" w:cs="Dana Light"/>
+          <w:b w:val="false"/>
+          <w:b w:val="false"/>
+          <w:i w:val="false"/>
+          <w:i w:val="false"/>
+          <w:color w:val="4D4D4D"/>
+          <w:sz w:val="16"/>
+          <w:sz w:val="16"/>
+          <w:szCs w:val="16"/>
+          <w:rtl w:val="true"/>
+        </w:rPr>
+        <w:t xml:space="preserve">   </w:t>
+      </w:r>
+      <w:r>
+        <w:rPr>
+          <w:rFonts w:cs="Dana Light" w:ascii="Dana Light" w:hAnsi="Dana Light"/>
+          <w:b w:val="false"/>
+          <w:i w:val="false"/>
+          <w:color w:val="4D4D4D"/>
+          <w:sz w:val="16"/>
+          <w:szCs w:val="16"/>
+          <w:rtl w:val="true"/>
+        </w:rPr>
+        <w:t xml:space="preserve">·   </w:t>
+      </w:r>
+      <w:r>
+        <w:rPr>
+          <w:rFonts w:ascii="Dana Light" w:hAnsi="Dana Light" w:cs="Dana Light"/>
+          <w:b w:val="false"/>
+          <w:b w:val="false"/>
+          <w:i w:val="false"/>
+          <w:i w:val="false"/>
+          <w:color w:val="4D4D4D"/>
+          <w:sz w:val="16"/>
+          <w:sz w:val="16"/>
+          <w:szCs w:val="16"/>
+          <w:rtl w:val="true"/>
+        </w:rPr>
+        <w:t>شابک</w:t>
+      </w:r>
+      <w:r>
+        <w:rPr>
+          <w:rFonts w:cs="Dana Light" w:ascii="Dana Light" w:hAnsi="Dana Light"/>
+          <w:b w:val="false"/>
+          <w:i w:val="false"/>
+          <w:color w:val="4D4D4D"/>
+          <w:sz w:val="16"/>
+          <w:szCs w:val="16"/>
+          <w:rtl w:val="true"/>
+        </w:rPr>
+        <w:t xml:space="preserve">: </w:t>
+      </w:r>
+      <w:r>
+        <w:rPr>
+          <w:rFonts w:cs="Dana Light" w:ascii="Dana Light" w:hAnsi="Dana Light"/>
+          <w:b w:val="false"/>
+          <w:i w:val="false"/>
+          <w:color w:val="4D4D4D"/>
+          <w:sz w:val="16"/>
+          <w:szCs w:val="16"/>
+        </w:rPr>
+        <w:t>978</w:t>
+      </w:r>
+      <w:r>
+        <w:rPr>
+          <w:rFonts w:cs="Dana Light" w:ascii="Dana Light" w:hAnsi="Dana Light"/>
+          <w:b w:val="false"/>
+          <w:i w:val="false"/>
+          <w:color w:val="4D4D4D"/>
+          <w:sz w:val="16"/>
+          <w:szCs w:val="16"/>
+          <w:rtl w:val="true"/>
+        </w:rPr>
+        <w:t>-</w:t>
+      </w:r>
+      <w:r>
+        <w:rPr>
+          <w:rFonts w:cs="Dana Light" w:ascii="Dana Light" w:hAnsi="Dana Light"/>
+          <w:b w:val="false"/>
+          <w:i w:val="false"/>
+          <w:color w:val="4D4D4D"/>
+          <w:sz w:val="16"/>
+          <w:szCs w:val="16"/>
+        </w:rPr>
+        <w:t>600</w:t>
+      </w:r>
+      <w:r>
+        <w:rPr>
+          <w:rFonts w:cs="Dana Light" w:ascii="Dana Light" w:hAnsi="Dana Light"/>
+          <w:b w:val="false"/>
+          <w:i w:val="false"/>
+          <w:color w:val="4D4D4D"/>
+          <w:sz w:val="16"/>
+          <w:szCs w:val="16"/>
+          <w:rtl w:val="true"/>
+        </w:rPr>
+        <w:t>-</w:t>
+      </w:r>
+      <w:r>
+        <w:rPr>
+          <w:rFonts w:cs="Dana Light" w:ascii="Dana Light" w:hAnsi="Dana Light"/>
+          <w:b w:val="false"/>
+          <w:i w:val="false"/>
+          <w:color w:val="4D4D4D"/>
+          <w:sz w:val="16"/>
+          <w:szCs w:val="16"/>
+        </w:rPr>
+        <w:t>6058</w:t>
+      </w:r>
+      <w:r>
+        <w:rPr>
+          <w:rFonts w:cs="Dana Light" w:ascii="Dana Light" w:hAnsi="Dana Light"/>
+          <w:b w:val="false"/>
+          <w:i w:val="false"/>
+          <w:color w:val="4D4D4D"/>
+          <w:sz w:val="16"/>
+          <w:szCs w:val="16"/>
+          <w:rtl w:val="true"/>
+        </w:rPr>
+        <w:t>-</w:t>
+      </w:r>
+      <w:r>
+        <w:rPr>
+          <w:rFonts w:cs="Dana Light" w:ascii="Dana Light" w:hAnsi="Dana Light"/>
+          <w:b w:val="false"/>
+          <w:i w:val="false"/>
+          <w:color w:val="4D4D4D"/>
+          <w:sz w:val="16"/>
+          <w:szCs w:val="16"/>
+        </w:rPr>
+        <w:t>44</w:t>
+      </w:r>
+      <w:r>
+        <w:rPr>
+          <w:rFonts w:cs="Dana Light" w:ascii="Dana Light" w:hAnsi="Dana Light"/>
+          <w:b w:val="false"/>
+          <w:i w:val="false"/>
+          <w:color w:val="4D4D4D"/>
+          <w:sz w:val="16"/>
+          <w:szCs w:val="16"/>
+          <w:rtl w:val="true"/>
+        </w:rPr>
+        <w:t>-</w:t>
+      </w:r>
+      <w:r>
+        <w:rPr>
+          <w:rFonts w:cs="Dana Light" w:ascii="Dana Light" w:hAnsi="Dana Light"/>
+          <w:b w:val="false"/>
+          <w:i w:val="false"/>
+          <w:color w:val="4D4D4D"/>
+          <w:sz w:val="16"/>
+          <w:szCs w:val="16"/>
+        </w:rPr>
+        <w:t>3</w:t>
+      </w:r>
+    </w:p>
+    <w:p>
+      <w:pPr>
+        <w:pStyle w:val="Normal"/>
+        <w:bidi w:val="1"/>
+        <w:spacing w:lineRule="auto" w:line="240" w:before="40" w:after="0"/>
+        <w:jc w:val="both"/>
+        <w:rPr/>
+      </w:pPr>
+      <w:r>
+        <w:rPr>
+          <w:rFonts w:ascii="Dana DemiBold" w:hAnsi="Dana DemiBold" w:cs="Dana DemiBold"/>
+          <w:b w:val="false"/>
+          <w:b w:val="false"/>
+          <w:i w:val="false"/>
+          <w:i w:val="false"/>
+          <w:color w:val="1A1A1A"/>
+          <w:sz w:val="21"/>
+          <w:sz w:val="21"/>
+          <w:szCs w:val="21"/>
+          <w:rtl w:val="true"/>
+        </w:rPr>
+        <w:t>سلماتی، ر</w:t>
+      </w:r>
+      <w:r>
+        <w:rPr>
+          <w:rFonts w:cs="Dana DemiBold" w:ascii="Dana DemiBold" w:hAnsi="Dana DemiBold"/>
+          <w:b w:val="false"/>
+          <w:i w:val="false"/>
+          <w:color w:val="1A1A1A"/>
+          <w:sz w:val="21"/>
+          <w:szCs w:val="21"/>
+          <w:rtl w:val="true"/>
+        </w:rPr>
+        <w:t>. (</w:t>
+      </w:r>
+      <w:r>
+        <w:rPr>
+          <w:rFonts w:ascii="Dana DemiBold" w:hAnsi="Dana DemiBold" w:cs="Dana DemiBold"/>
+          <w:b w:val="false"/>
+          <w:b w:val="false"/>
+          <w:i w:val="false"/>
+          <w:i w:val="false"/>
+          <w:color w:val="1A1A1A"/>
+          <w:sz w:val="21"/>
+          <w:sz w:val="21"/>
+          <w:szCs w:val="21"/>
+        </w:rPr>
+        <w:t>۱۴۰۴</w:t>
+      </w:r>
+      <w:r>
+        <w:rPr>
+          <w:rFonts w:cs="Dana DemiBold" w:ascii="Dana DemiBold" w:hAnsi="Dana DemiBold"/>
+          <w:b w:val="false"/>
+          <w:i w:val="false"/>
+          <w:color w:val="1A1A1A"/>
+          <w:sz w:val="21"/>
+          <w:szCs w:val="21"/>
+          <w:rtl w:val="true"/>
+        </w:rPr>
+        <w:t xml:space="preserve">). </w:t>
+      </w:r>
+      <w:r>
+        <w:rPr>
+          <w:rFonts w:ascii="Dana DemiBold" w:hAnsi="Dana DemiBold" w:cs="Dana DemiBold"/>
+          <w:b w:val="false"/>
+          <w:b w:val="false"/>
+          <w:i w:val="false"/>
+          <w:i w:val="false"/>
+          <w:color w:val="1A1A1A"/>
+          <w:sz w:val="21"/>
+          <w:sz w:val="21"/>
+          <w:szCs w:val="21"/>
+          <w:rtl w:val="true"/>
+        </w:rPr>
+        <w:t xml:space="preserve">راهنمای جامع نقشه‌برداری زمین‌شناسی در مقیاس </w:t>
+      </w:r>
+      <w:r>
+        <w:rPr>
+          <w:rFonts w:ascii="Dana DemiBold" w:hAnsi="Dana DemiBold" w:cs="Dana DemiBold"/>
+          <w:b w:val="false"/>
+          <w:b w:val="false"/>
+          <w:i w:val="false"/>
+          <w:i w:val="false"/>
+          <w:color w:val="1A1A1A"/>
+          <w:sz w:val="21"/>
+          <w:sz w:val="21"/>
+          <w:szCs w:val="21"/>
+        </w:rPr>
+        <w:t>۱</w:t>
+      </w:r>
+      <w:r>
+        <w:rPr>
+          <w:rFonts w:cs="Dana DemiBold" w:ascii="Dana DemiBold" w:hAnsi="Dana DemiBold"/>
+          <w:b w:val="false"/>
+          <w:i w:val="false"/>
+          <w:color w:val="1A1A1A"/>
+          <w:sz w:val="21"/>
+          <w:szCs w:val="21"/>
+        </w:rPr>
+        <w:t>:</w:t>
+      </w:r>
+      <w:r>
+        <w:rPr>
+          <w:rFonts w:ascii="Dana DemiBold" w:hAnsi="Dana DemiBold" w:cs="Dana DemiBold"/>
+          <w:b w:val="false"/>
+          <w:b w:val="false"/>
+          <w:i w:val="false"/>
+          <w:i w:val="false"/>
+          <w:color w:val="1A1A1A"/>
+          <w:sz w:val="21"/>
+          <w:sz w:val="21"/>
+          <w:szCs w:val="21"/>
+        </w:rPr>
+        <w:t>۵۰۰۰۰</w:t>
+      </w:r>
+      <w:r>
+        <w:rPr>
+          <w:rFonts w:ascii="Dana DemiBold" w:hAnsi="Dana DemiBold" w:cs="Dana DemiBold"/>
+          <w:b w:val="false"/>
+          <w:b w:val="false"/>
+          <w:i w:val="false"/>
+          <w:i w:val="false"/>
+          <w:color w:val="1A1A1A"/>
+          <w:sz w:val="21"/>
+          <w:sz w:val="21"/>
+          <w:szCs w:val="21"/>
+          <w:rtl w:val="true"/>
+        </w:rPr>
+        <w:t xml:space="preserve"> و بزرگ‌تر</w:t>
+      </w:r>
+      <w:r>
+        <w:rPr>
+          <w:rFonts w:cs="Dana DemiBold" w:ascii="Dana DemiBold" w:hAnsi="Dana DemiBold"/>
+          <w:b w:val="false"/>
+          <w:i w:val="false"/>
+          <w:color w:val="1A1A1A"/>
+          <w:sz w:val="21"/>
+          <w:szCs w:val="21"/>
+          <w:rtl w:val="true"/>
+        </w:rPr>
+        <w:t>.</w:t>
+      </w:r>
+    </w:p>
+    <w:p>
+      <w:pPr>
+        <w:pStyle w:val="Normal"/>
+        <w:bidi w:val="1"/>
+        <w:spacing w:lineRule="auto" w:line="240" w:before="0" w:after="40"/>
+        <w:jc w:val="left"/>
+        <w:rPr/>
+      </w:pPr>
+      <w:r>
+        <w:rPr>
+          <w:rFonts w:ascii="Dana Light" w:hAnsi="Dana Light" w:cs="Dana Light"/>
+          <w:b w:val="false"/>
+          <w:b w:val="false"/>
+          <w:i w:val="false"/>
+          <w:i w:val="false"/>
+          <w:color w:val="4D4D4D"/>
+          <w:sz w:val="21"/>
+          <w:sz w:val="21"/>
+          <w:szCs w:val="21"/>
+          <w:rtl w:val="true"/>
+        </w:rPr>
+        <w:t>ویراستار</w:t>
+      </w:r>
+      <w:r>
+        <w:rPr>
+          <w:rFonts w:ascii="Dana Light" w:hAnsi="Dana Light" w:cs="Dana Light"/>
+          <w:b w:val="false"/>
+          <w:b w:val="false"/>
+          <w:i w:val="false"/>
+          <w:i w:val="false"/>
+          <w:color w:val="4D4D4D"/>
+          <w:sz w:val="16"/>
+          <w:sz w:val="16"/>
+          <w:szCs w:val="16"/>
+          <w:rtl w:val="true"/>
+        </w:rPr>
+        <w:t xml:space="preserve">   </w:t>
+      </w:r>
+      <w:r>
+        <w:rPr>
+          <w:rFonts w:cs="Dana Light" w:ascii="Dana Light" w:hAnsi="Dana Light"/>
+          <w:b w:val="false"/>
+          <w:i w:val="false"/>
+          <w:color w:val="4D4D4D"/>
+          <w:sz w:val="16"/>
+          <w:szCs w:val="16"/>
+          <w:rtl w:val="true"/>
+        </w:rPr>
+        <w:t xml:space="preserve">·   </w:t>
+      </w:r>
+      <w:r>
+        <w:rPr>
+          <w:rFonts w:ascii="Dana Light" w:hAnsi="Dana Light" w:cs="Dana Light"/>
+          <w:b w:val="false"/>
+          <w:b w:val="false"/>
+          <w:i w:val="false"/>
+          <w:i w:val="false"/>
+          <w:color w:val="4D4D4D"/>
+          <w:sz w:val="16"/>
+          <w:sz w:val="16"/>
+          <w:szCs w:val="16"/>
+          <w:rtl w:val="true"/>
+        </w:rPr>
+        <w:t>شابک</w:t>
+      </w:r>
+      <w:r>
+        <w:rPr>
+          <w:rFonts w:cs="Dana Light" w:ascii="Dana Light" w:hAnsi="Dana Light"/>
+          <w:b w:val="false"/>
+          <w:i w:val="false"/>
+          <w:color w:val="4D4D4D"/>
+          <w:sz w:val="16"/>
+          <w:szCs w:val="16"/>
+          <w:rtl w:val="true"/>
+        </w:rPr>
+        <w:t xml:space="preserve">: </w:t>
+      </w:r>
+      <w:r>
+        <w:rPr>
+          <w:rFonts w:cs="Dana Light" w:ascii="Dana Light" w:hAnsi="Dana Light"/>
+          <w:b w:val="false"/>
+          <w:i w:val="false"/>
+          <w:color w:val="4D4D4D"/>
+          <w:sz w:val="16"/>
+          <w:szCs w:val="16"/>
+        </w:rPr>
+        <w:t>978</w:t>
+      </w:r>
+      <w:r>
+        <w:rPr>
+          <w:rFonts w:cs="Dana Light" w:ascii="Dana Light" w:hAnsi="Dana Light"/>
+          <w:b w:val="false"/>
+          <w:i w:val="false"/>
+          <w:color w:val="4D4D4D"/>
+          <w:sz w:val="16"/>
+          <w:szCs w:val="16"/>
+          <w:rtl w:val="true"/>
+        </w:rPr>
+        <w:t>-</w:t>
+      </w:r>
+      <w:r>
+        <w:rPr>
+          <w:rFonts w:cs="Dana Light" w:ascii="Dana Light" w:hAnsi="Dana Light"/>
+          <w:b w:val="false"/>
+          <w:i w:val="false"/>
+          <w:color w:val="4D4D4D"/>
+          <w:sz w:val="16"/>
+          <w:szCs w:val="16"/>
+        </w:rPr>
+        <w:t>600</w:t>
+      </w:r>
+      <w:r>
+        <w:rPr>
+          <w:rFonts w:cs="Dana Light" w:ascii="Dana Light" w:hAnsi="Dana Light"/>
+          <w:b w:val="false"/>
+          <w:i w:val="false"/>
+          <w:color w:val="4D4D4D"/>
+          <w:sz w:val="16"/>
+          <w:szCs w:val="16"/>
+          <w:rtl w:val="true"/>
+        </w:rPr>
+        <w:t>-</w:t>
+      </w:r>
+      <w:r>
+        <w:rPr>
+          <w:rFonts w:cs="Dana Light" w:ascii="Dana Light" w:hAnsi="Dana Light"/>
+          <w:b w:val="false"/>
+          <w:i w:val="false"/>
+          <w:color w:val="4D4D4D"/>
+          <w:sz w:val="16"/>
+          <w:szCs w:val="16"/>
+        </w:rPr>
+        <w:t>6058</w:t>
+      </w:r>
+      <w:r>
+        <w:rPr>
+          <w:rFonts w:cs="Dana Light" w:ascii="Dana Light" w:hAnsi="Dana Light"/>
+          <w:b w:val="false"/>
+          <w:i w:val="false"/>
+          <w:color w:val="4D4D4D"/>
+          <w:sz w:val="16"/>
+          <w:szCs w:val="16"/>
+          <w:rtl w:val="true"/>
+        </w:rPr>
+        <w:t>-</w:t>
+      </w:r>
+      <w:r>
+        <w:rPr>
+          <w:rFonts w:cs="Dana Light" w:ascii="Dana Light" w:hAnsi="Dana Light"/>
+          <w:b w:val="false"/>
+          <w:i w:val="false"/>
+          <w:color w:val="4D4D4D"/>
+          <w:sz w:val="16"/>
+          <w:szCs w:val="16"/>
+        </w:rPr>
+        <w:t>42</w:t>
+      </w:r>
+      <w:r>
+        <w:rPr>
+          <w:rFonts w:cs="Dana Light" w:ascii="Dana Light" w:hAnsi="Dana Light"/>
+          <w:b w:val="false"/>
+          <w:i w:val="false"/>
+          <w:color w:val="4D4D4D"/>
+          <w:sz w:val="16"/>
+          <w:szCs w:val="16"/>
+          <w:rtl w:val="true"/>
+        </w:rPr>
+        <w:t>-</w:t>
+      </w:r>
+      <w:r>
+        <w:rPr>
+          <w:rFonts w:cs="Dana Light" w:ascii="Dana Light" w:hAnsi="Dana Light"/>
+          <w:b w:val="false"/>
+          <w:i w:val="false"/>
+          <w:color w:val="4D4D4D"/>
+          <w:sz w:val="16"/>
+          <w:szCs w:val="16"/>
+        </w:rPr>
+        <w:t>9</w:t>
+      </w:r>
+    </w:p>
+    <w:p>
+      <w:pPr>
+        <w:pStyle w:val="Normal"/>
+        <w:pBdr>
+          <w:bottom w:val="single" w:sz="4" w:space="2" w:color="333333"/>
+        </w:pBdr>
+        <w:bidi w:val="1"/>
+        <w:spacing w:lineRule="auto" w:line="240" w:before="60" w:after="60"/>
+        <w:jc w:val="left"/>
+        <w:rPr/>
+      </w:pPr>
+      <w:r>
+        <w:rPr>
+          <w:rFonts w:ascii="Dana DemiBold" w:hAnsi="Dana DemiBold" w:cs="Dana DemiBold"/>
+          <w:b w:val="false"/>
+          <w:b w:val="false"/>
+          <w:i w:val="false"/>
+          <w:i w:val="false"/>
+          <w:color w:val="1F4E79"/>
+          <w:sz w:val="23"/>
+          <w:sz w:val="23"/>
+          <w:szCs w:val="23"/>
+          <w:rtl w:val="true"/>
+        </w:rPr>
+        <w:t>کنفرانس‌ها</w:t>
+      </w:r>
     </w:p>
     <w:p>
       <w:pPr>
@@ -7167,7 +6925,61 @@
           <w:szCs w:val="21"/>
           <w:rtl w:val="true"/>
         </w:rPr>
-        <w:t>بررسی پتروگرافی، کانه‌زایی و دگرسانی ذخایر کانسار رگه‌های مس چودرچای</w:t>
+        <w:t xml:space="preserve">منابع طبیعی </w:t>
+      </w:r>
+      <w:r>
+        <w:rPr>
+          <w:rFonts w:cs="Dana DemiBold" w:ascii="Dana DemiBold" w:hAnsi="Dana DemiBold"/>
+          <w:b w:val="false"/>
+          <w:i w:val="false"/>
+          <w:color w:val="1A1A1A"/>
+          <w:sz w:val="21"/>
+          <w:szCs w:val="21"/>
+          <w:rtl w:val="true"/>
+        </w:rPr>
+        <w:t>(</w:t>
+      </w:r>
+      <w:r>
+        <w:rPr>
+          <w:rFonts w:ascii="Dana DemiBold" w:hAnsi="Dana DemiBold" w:cs="Dana DemiBold"/>
+          <w:b w:val="false"/>
+          <w:b w:val="false"/>
+          <w:i w:val="false"/>
+          <w:i w:val="false"/>
+          <w:color w:val="1A1A1A"/>
+          <w:sz w:val="21"/>
+          <w:sz w:val="21"/>
+          <w:szCs w:val="21"/>
+          <w:rtl w:val="true"/>
+        </w:rPr>
+        <w:t>معادن، انرژی و منابع آب</w:t>
+      </w:r>
+      <w:r>
+        <w:rPr>
+          <w:rFonts w:cs="Dana DemiBold" w:ascii="Dana DemiBold" w:hAnsi="Dana DemiBold"/>
+          <w:b w:val="false"/>
+          <w:i w:val="false"/>
+          <w:color w:val="1A1A1A"/>
+          <w:sz w:val="21"/>
+          <w:szCs w:val="21"/>
+          <w:rtl w:val="true"/>
+        </w:rPr>
+        <w:t xml:space="preserve">) </w:t>
+      </w:r>
+      <w:r>
+        <w:rPr>
+          <w:rFonts w:ascii="Dana DemiBold" w:hAnsi="Dana DemiBold" w:cs="Dana DemiBold"/>
+          <w:b w:val="false"/>
+          <w:b w:val="false"/>
+          <w:i w:val="false"/>
+          <w:i w:val="false"/>
+          <w:color w:val="1A1A1A"/>
+          <w:sz w:val="21"/>
+          <w:sz w:val="21"/>
+          <w:szCs w:val="21"/>
+          <w:rtl w:val="true"/>
+        </w:rPr>
+        <w:t>ایران</w:t>
       </w:r>
       <w:r>
         <w:rPr>
@@ -7195,7 +7007,7 @@
           <w:sz w:val="21"/>
           <w:szCs w:val="21"/>
         </w:rPr>
-        <w:t>۱۴۰۳</w:t>
+        <w:t>۱۴۰۴</w:t>
       </w:r>
     </w:p>
     <w:p>
@@ -7219,7 +7031,7 @@
           <w:szCs w:val="21"/>
           <w:rtl w:val="true"/>
         </w:rPr>
-        <w:t xml:space="preserve">چهل و سومین گردهمایی </w:t>
+        <w:t xml:space="preserve">چهارمین اجلاس جهانی پیشرفت‌های علوم زمین و تغییرات اقلیمی </w:t>
       </w:r>
       <w:r>
         <w:rPr>
@@ -7235,72 +7047,80 @@
       </w:r>
       <w:r>
         <w:rPr>
-          <w:rFonts w:ascii="Dana Light" w:hAnsi="Dana Light" w:cs="Dana Light"/>
-          <w:b w:val="false"/>
-          <w:b w:val="false"/>
-          <w:i w:val="false"/>
-          <w:i w:val="false"/>
-          <w:color w:val="4D4D4D"/>
-          <w:sz w:val="21"/>
-          <w:sz w:val="21"/>
-          <w:szCs w:val="21"/>
-          <w:rtl w:val="true"/>
-        </w:rPr>
-        <w:t>همایش ملی</w:t>
-      </w:r>
-      <w:r>
-        <w:rPr>
-          <w:rFonts w:cs="Dana Light" w:ascii="Dana Light" w:hAnsi="Dana Light"/>
-          <w:b w:val="false"/>
-          <w:i w:val="false"/>
-          <w:color w:val="4D4D4D"/>
-          <w:sz w:val="21"/>
-          <w:szCs w:val="21"/>
-          <w:rtl w:val="true"/>
-        </w:rPr>
-        <w:t xml:space="preserve">) </w:t>
-      </w:r>
-      <w:r>
-        <w:rPr>
-          <w:rFonts w:ascii="Dana Light" w:hAnsi="Dana Light" w:cs="Dana Light"/>
-          <w:b w:val="false"/>
-          <w:b w:val="false"/>
-          <w:i w:val="false"/>
-          <w:i w:val="false"/>
-          <w:color w:val="4D4D4D"/>
-          <w:sz w:val="21"/>
-          <w:sz w:val="21"/>
-          <w:szCs w:val="21"/>
-          <w:rtl w:val="true"/>
-        </w:rPr>
-        <w:t xml:space="preserve">علوم زمین </w:t>
-      </w:r>
-      <w:r>
-        <w:rPr>
-          <w:rFonts w:cs="Dana Light" w:ascii="Dana Light" w:hAnsi="Dana Light"/>
-          <w:b w:val="false"/>
-          <w:i w:val="false"/>
-          <w:color w:val="4D4D4D"/>
-          <w:sz w:val="21"/>
-          <w:szCs w:val="21"/>
-          <w:rtl w:val="true"/>
-        </w:rPr>
-        <w:t xml:space="preserve">- </w:t>
-      </w:r>
-      <w:r>
-        <w:rPr>
-          <w:rFonts w:ascii="Dana Light" w:hAnsi="Dana Light" w:cs="Dana Light"/>
-          <w:b w:val="false"/>
-          <w:b w:val="false"/>
-          <w:i w:val="false"/>
-          <w:i w:val="false"/>
-          <w:color w:val="4D4D4D"/>
-          <w:sz w:val="21"/>
-          <w:sz w:val="21"/>
-          <w:szCs w:val="21"/>
-          <w:rtl w:val="true"/>
-        </w:rPr>
-        <w:t>تهران، ایران</w:t>
+          <w:rFonts w:cs="Dana Light" w:ascii="Dana Light" w:hAnsi="Dana Light"/>
+          <w:b w:val="false"/>
+          <w:i w:val="false"/>
+          <w:color w:val="4D4D4D"/>
+          <w:sz w:val="21"/>
+          <w:szCs w:val="21"/>
+        </w:rPr>
+        <w:t>Adv. ESCC 2025</w:t>
+      </w:r>
+      <w:r>
+        <w:rPr>
+          <w:rFonts w:cs="Dana Light" w:ascii="Dana Light" w:hAnsi="Dana Light"/>
+          <w:b w:val="false"/>
+          <w:i w:val="false"/>
+          <w:color w:val="4D4D4D"/>
+          <w:sz w:val="21"/>
+          <w:szCs w:val="21"/>
+          <w:rtl w:val="true"/>
+        </w:rPr>
+        <w:t xml:space="preserve">) - </w:t>
+      </w:r>
+      <w:r>
+        <w:rPr>
+          <w:rFonts w:ascii="Dana Light" w:hAnsi="Dana Light" w:cs="Dana Light"/>
+          <w:b w:val="false"/>
+          <w:b w:val="false"/>
+          <w:i w:val="false"/>
+          <w:i w:val="false"/>
+          <w:color w:val="4D4D4D"/>
+          <w:sz w:val="21"/>
+          <w:sz w:val="21"/>
+          <w:szCs w:val="21"/>
+          <w:rtl w:val="true"/>
+        </w:rPr>
+        <w:t xml:space="preserve">برلین، آلمان </w:t>
+      </w:r>
+      <w:r>
+        <w:rPr>
+          <w:rFonts w:cs="Dana Light" w:ascii="Dana Light" w:hAnsi="Dana Light"/>
+          <w:b w:val="false"/>
+          <w:i w:val="false"/>
+          <w:color w:val="4D4D4D"/>
+          <w:sz w:val="21"/>
+          <w:szCs w:val="21"/>
+          <w:rtl w:val="true"/>
+        </w:rPr>
+        <w:t>(</w:t>
+      </w:r>
+      <w:r>
+        <w:rPr>
+          <w:rFonts w:ascii="Dana Light" w:hAnsi="Dana Light" w:cs="Dana Light"/>
+          <w:b w:val="false"/>
+          <w:b w:val="false"/>
+          <w:i w:val="false"/>
+          <w:i w:val="false"/>
+          <w:color w:val="4D4D4D"/>
+          <w:sz w:val="21"/>
+          <w:sz w:val="21"/>
+          <w:szCs w:val="21"/>
+          <w:rtl w:val="true"/>
+        </w:rPr>
+        <w:t>ارائه مجازی</w:t>
+      </w:r>
+      <w:r>
+        <w:rPr>
+          <w:rFonts w:cs="Dana Light" w:ascii="Dana Light" w:hAnsi="Dana Light"/>
+          <w:b w:val="false"/>
+          <w:i w:val="false"/>
+          <w:color w:val="4D4D4D"/>
+          <w:sz w:val="21"/>
+          <w:szCs w:val="21"/>
+          <w:rtl w:val="true"/>
+        </w:rPr>
+        <w:t>)</w:t>
       </w:r>
     </w:p>
     <w:p>
@@ -7348,7 +7168,7 @@
           <w:szCs w:val="16"/>
           <w:rtl w:val="true"/>
         </w:rPr>
-        <w:t>نویسنده</w:t>
+        <w:t>نویسندگان</w:t>
       </w:r>
       <w:r>
         <w:rPr>
@@ -7375,7 +7195,397 @@
           <w:szCs w:val="16"/>
           <w:rtl w:val="true"/>
         </w:rPr>
-        <w:t xml:space="preserve">محمدآریا امینی </w:t>
+        <w:t xml:space="preserve">منصور قربانی، محمدآریا امینی </w:t>
+      </w:r>
+      <w:r>
+        <w:rPr>
+          <w:rFonts w:cs="Dana Light" w:ascii="Dana Light" w:hAnsi="Dana Light"/>
+          <w:b w:val="false"/>
+          <w:i w:val="false"/>
+          <w:color w:val="4D4D4D"/>
+          <w:sz w:val="16"/>
+          <w:szCs w:val="16"/>
+          <w:rtl w:val="true"/>
+        </w:rPr>
+        <w:t>(</w:t>
+      </w:r>
+      <w:r>
+        <w:rPr>
+          <w:rFonts w:ascii="Dana Light" w:hAnsi="Dana Light" w:cs="Dana Light"/>
+          <w:b w:val="false"/>
+          <w:b w:val="false"/>
+          <w:i w:val="false"/>
+          <w:i w:val="false"/>
+          <w:color w:val="4D4D4D"/>
+          <w:sz w:val="16"/>
+          <w:sz w:val="16"/>
+          <w:szCs w:val="16"/>
+          <w:rtl w:val="true"/>
+        </w:rPr>
+        <w:t>سخنران</w:t>
+      </w:r>
+      <w:r>
+        <w:rPr>
+          <w:rFonts w:cs="Dana Light" w:ascii="Dana Light" w:hAnsi="Dana Light"/>
+          <w:b w:val="false"/>
+          <w:i w:val="false"/>
+          <w:color w:val="4D4D4D"/>
+          <w:sz w:val="16"/>
+          <w:szCs w:val="16"/>
+          <w:rtl w:val="true"/>
+        </w:rPr>
+        <w:t xml:space="preserve">) · </w:t>
+      </w:r>
+      <w:r>
+        <w:rPr>
+          <w:rFonts w:ascii="Dana Light" w:hAnsi="Dana Light" w:cs="Dana Light"/>
+          <w:b w:val="false"/>
+          <w:b w:val="false"/>
+          <w:i w:val="false"/>
+          <w:i w:val="false"/>
+          <w:color w:val="4D4D4D"/>
+          <w:sz w:val="16"/>
+          <w:sz w:val="16"/>
+          <w:szCs w:val="16"/>
+          <w:rtl w:val="true"/>
+        </w:rPr>
+        <w:t xml:space="preserve">دریافت‌کننده عنوان سخنران برجسته </w:t>
+      </w:r>
+      <w:r>
+        <w:rPr>
+          <w:rFonts w:cs="Dana Light" w:ascii="Dana Light" w:hAnsi="Dana Light"/>
+          <w:b w:val="false"/>
+          <w:i w:val="false"/>
+          <w:color w:val="4D4D4D"/>
+          <w:sz w:val="16"/>
+          <w:szCs w:val="16"/>
+          <w:rtl w:val="true"/>
+        </w:rPr>
+        <w:t>(</w:t>
+      </w:r>
+      <w:r>
+        <w:rPr>
+          <w:rFonts w:cs="Dana Light" w:ascii="Dana Light" w:hAnsi="Dana Light"/>
+          <w:b w:val="false"/>
+          <w:i w:val="false"/>
+          <w:color w:val="4D4D4D"/>
+          <w:sz w:val="16"/>
+          <w:szCs w:val="16"/>
+        </w:rPr>
+        <w:t>Distinguished Speaker</w:t>
+      </w:r>
+      <w:r>
+        <w:rPr>
+          <w:rFonts w:cs="Dana Light" w:ascii="Dana Light" w:hAnsi="Dana Light"/>
+          <w:b w:val="false"/>
+          <w:i w:val="false"/>
+          <w:color w:val="4D4D4D"/>
+          <w:sz w:val="16"/>
+          <w:szCs w:val="16"/>
+          <w:rtl w:val="true"/>
+        </w:rPr>
+        <w:t xml:space="preserve">) · </w:t>
+      </w:r>
+      <w:r>
+        <w:rPr>
+          <w:rFonts w:ascii="Dana Light" w:hAnsi="Dana Light" w:cs="Dana Light"/>
+          <w:b w:val="false"/>
+          <w:b w:val="false"/>
+          <w:i w:val="false"/>
+          <w:i w:val="false"/>
+          <w:color w:val="4D4D4D"/>
+          <w:sz w:val="16"/>
+          <w:sz w:val="16"/>
+          <w:szCs w:val="16"/>
+          <w:rtl w:val="true"/>
+        </w:rPr>
+        <w:t>برگزارکننده</w:t>
+      </w:r>
+      <w:r>
+        <w:rPr>
+          <w:rFonts w:cs="Dana Light" w:ascii="Dana Light" w:hAnsi="Dana Light"/>
+          <w:b w:val="false"/>
+          <w:i w:val="false"/>
+          <w:color w:val="4D4D4D"/>
+          <w:sz w:val="16"/>
+          <w:szCs w:val="16"/>
+          <w:rtl w:val="true"/>
+        </w:rPr>
+        <w:t xml:space="preserve">: </w:t>
+      </w:r>
+      <w:r>
+        <w:rPr>
+          <w:rFonts w:cs="Dana Light" w:ascii="Dana Light" w:hAnsi="Dana Light"/>
+          <w:b w:val="false"/>
+          <w:i w:val="false"/>
+          <w:color w:val="4D4D4D"/>
+          <w:sz w:val="16"/>
+          <w:szCs w:val="16"/>
+        </w:rPr>
+        <w:t>Peers Alley Media · Sep 29-30, 2025</w:t>
+      </w:r>
+    </w:p>
+    <w:p>
+      <w:pPr>
+        <w:pStyle w:val="Normal"/>
+        <w:tabs>
+          <w:tab w:val="clear" w:pos="720"/>
+          <w:tab w:val="right" w:pos="10318" w:leader="none"/>
+        </w:tabs>
+        <w:bidi w:val="1"/>
+        <w:spacing w:lineRule="auto" w:line="240" w:before="0" w:after="0"/>
+        <w:jc w:val="left"/>
+        <w:rPr/>
+      </w:pPr>
+      <w:r>
+        <w:rPr>
+          <w:rFonts w:ascii="Dana DemiBold" w:hAnsi="Dana DemiBold" w:cs="Dana DemiBold"/>
+          <w:b w:val="false"/>
+          <w:b w:val="false"/>
+          <w:i w:val="false"/>
+          <w:i w:val="false"/>
+          <w:color w:val="4D4D4D"/>
+          <w:sz w:val="16"/>
+          <w:sz w:val="16"/>
+          <w:szCs w:val="16"/>
+          <w:rtl w:val="true"/>
+        </w:rPr>
+        <w:t>عنوان مقاله</w:t>
+      </w:r>
+      <w:r>
+        <w:rPr>
+          <w:rFonts w:cs="Dana DemiBold" w:ascii="Dana DemiBold" w:hAnsi="Dana DemiBold"/>
+          <w:b w:val="false"/>
+          <w:i w:val="false"/>
+          <w:color w:val="4D4D4D"/>
+          <w:sz w:val="16"/>
+          <w:szCs w:val="16"/>
+          <w:rtl w:val="true"/>
+        </w:rPr>
+        <w:t xml:space="preserve">:  </w:t>
+      </w:r>
+      <w:r>
+        <w:rPr>
+          <w:rFonts w:ascii="Dana DemiBold" w:hAnsi="Dana DemiBold" w:cs="Dana DemiBold"/>
+          <w:b w:val="false"/>
+          <w:b w:val="false"/>
+          <w:i w:val="false"/>
+          <w:i w:val="false"/>
+          <w:color w:val="1A1A1A"/>
+          <w:sz w:val="21"/>
+          <w:sz w:val="21"/>
+          <w:szCs w:val="21"/>
+          <w:rtl w:val="true"/>
+        </w:rPr>
+        <w:t>تفاوت طبقه‌بندی گارنت بر مبنای رنگ</w:t>
+      </w:r>
+      <w:r>
+        <w:rPr>
+          <w:rFonts w:cs="Dana Light" w:ascii="Dana Light" w:hAnsi="Dana Light"/>
+          <w:b w:val="false"/>
+          <w:i w:val="false"/>
+          <w:color w:val="4D4D4D"/>
+          <w:spacing w:val="-3"/>
+          <w:sz w:val="21"/>
+          <w:szCs w:val="21"/>
+          <w:rtl w:val="true"/>
+        </w:rPr>
+        <w:tab/>
+      </w:r>
+      <w:r>
+        <w:rPr>
+          <w:rFonts w:ascii="Dana Light" w:hAnsi="Dana Light" w:cs="Dana Light"/>
+          <w:b w:val="false"/>
+          <w:b w:val="false"/>
+          <w:i w:val="false"/>
+          <w:i w:val="false"/>
+          <w:color w:val="4D4D4D"/>
+          <w:spacing w:val="-3"/>
+          <w:sz w:val="21"/>
+          <w:sz w:val="21"/>
+          <w:szCs w:val="21"/>
+        </w:rPr>
+        <w:t>۱۴۰۳</w:t>
+      </w:r>
+    </w:p>
+    <w:p>
+      <w:pPr>
+        <w:pStyle w:val="Normal"/>
+        <w:bidi w:val="1"/>
+        <w:spacing w:lineRule="auto" w:line="240" w:before="0" w:after="0"/>
+        <w:jc w:val="both"/>
+        <w:rPr/>
+      </w:pPr>
+      <w:r>
+        <w:rPr>
+          <w:rFonts w:ascii="Dana Light" w:hAnsi="Dana Light" w:cs="Dana Light"/>
+          <w:b w:val="false"/>
+          <w:b w:val="false"/>
+          <w:i w:val="false"/>
+          <w:i w:val="false"/>
+          <w:color w:val="4D4D4D"/>
+          <w:sz w:val="21"/>
+          <w:sz w:val="21"/>
+          <w:szCs w:val="21"/>
+          <w:rtl w:val="true"/>
+        </w:rPr>
+        <w:t xml:space="preserve">چهل و سومین گردهمایی </w:t>
+      </w:r>
+      <w:r>
+        <w:rPr>
+          <w:rFonts w:cs="Dana Light" w:ascii="Dana Light" w:hAnsi="Dana Light"/>
+          <w:b w:val="false"/>
+          <w:i w:val="false"/>
+          <w:color w:val="4D4D4D"/>
+          <w:sz w:val="21"/>
+          <w:szCs w:val="21"/>
+          <w:rtl w:val="true"/>
+        </w:rPr>
+        <w:t>(</w:t>
+      </w:r>
+      <w:r>
+        <w:rPr>
+          <w:rFonts w:ascii="Dana Light" w:hAnsi="Dana Light" w:cs="Dana Light"/>
+          <w:b w:val="false"/>
+          <w:b w:val="false"/>
+          <w:i w:val="false"/>
+          <w:i w:val="false"/>
+          <w:color w:val="4D4D4D"/>
+          <w:sz w:val="21"/>
+          <w:sz w:val="21"/>
+          <w:szCs w:val="21"/>
+          <w:rtl w:val="true"/>
+        </w:rPr>
+        <w:t>همایش ملی</w:t>
+      </w:r>
+      <w:r>
+        <w:rPr>
+          <w:rFonts w:cs="Dana Light" w:ascii="Dana Light" w:hAnsi="Dana Light"/>
+          <w:b w:val="false"/>
+          <w:i w:val="false"/>
+          <w:color w:val="4D4D4D"/>
+          <w:sz w:val="21"/>
+          <w:szCs w:val="21"/>
+          <w:rtl w:val="true"/>
+        </w:rPr>
+        <w:t xml:space="preserve">) </w:t>
+      </w:r>
+      <w:r>
+        <w:rPr>
+          <w:rFonts w:ascii="Dana Light" w:hAnsi="Dana Light" w:cs="Dana Light"/>
+          <w:b w:val="false"/>
+          <w:b w:val="false"/>
+          <w:i w:val="false"/>
+          <w:i w:val="false"/>
+          <w:color w:val="4D4D4D"/>
+          <w:sz w:val="21"/>
+          <w:sz w:val="21"/>
+          <w:szCs w:val="21"/>
+          <w:rtl w:val="true"/>
+        </w:rPr>
+        <w:t xml:space="preserve">علوم زمین </w:t>
+      </w:r>
+      <w:r>
+        <w:rPr>
+          <w:rFonts w:cs="Dana Light" w:ascii="Dana Light" w:hAnsi="Dana Light"/>
+          <w:b w:val="false"/>
+          <w:i w:val="false"/>
+          <w:color w:val="4D4D4D"/>
+          <w:sz w:val="21"/>
+          <w:szCs w:val="21"/>
+          <w:rtl w:val="true"/>
+        </w:rPr>
+        <w:t xml:space="preserve">- </w:t>
+      </w:r>
+      <w:r>
+        <w:rPr>
+          <w:rFonts w:ascii="Dana Light" w:hAnsi="Dana Light" w:cs="Dana Light"/>
+          <w:b w:val="false"/>
+          <w:b w:val="false"/>
+          <w:i w:val="false"/>
+          <w:i w:val="false"/>
+          <w:color w:val="4D4D4D"/>
+          <w:sz w:val="21"/>
+          <w:sz w:val="21"/>
+          <w:szCs w:val="21"/>
+          <w:rtl w:val="true"/>
+        </w:rPr>
+        <w:t>تهران، ایران</w:t>
+      </w:r>
+    </w:p>
+    <w:p>
+      <w:pPr>
+        <w:pStyle w:val="Normal"/>
+        <w:bidi w:val="1"/>
+        <w:spacing w:lineRule="auto" w:line="240" w:before="0" w:after="0"/>
+        <w:jc w:val="left"/>
+        <w:rPr/>
+      </w:pPr>
+      <w:r>
+        <w:rPr>
+          <w:rFonts w:ascii="Dana Light" w:hAnsi="Dana Light" w:cs="Dana Light"/>
+          <w:b w:val="false"/>
+          <w:b w:val="false"/>
+          <w:i w:val="false"/>
+          <w:i w:val="false"/>
+          <w:color w:val="4D4D4D"/>
+          <w:sz w:val="21"/>
+          <w:sz w:val="21"/>
+          <w:szCs w:val="21"/>
+          <w:rtl w:val="true"/>
+        </w:rPr>
+        <w:t>مقاله کنفرانسی</w:t>
+      </w:r>
+    </w:p>
+    <w:p>
+      <w:pPr>
+        <w:pStyle w:val="Normal"/>
+        <w:bidi w:val="1"/>
+        <w:spacing w:lineRule="auto" w:line="240" w:before="0" w:after="40"/>
+        <w:jc w:val="left"/>
+        <w:rPr/>
+      </w:pPr>
+      <w:r>
+        <w:rPr>
+          <w:rFonts w:ascii="Dana Light" w:hAnsi="Dana Light" w:cs="Dana Light"/>
+          <w:b w:val="false"/>
+          <w:b w:val="false"/>
+          <w:i w:val="false"/>
+          <w:i w:val="false"/>
+          <w:color w:val="4D4D4D"/>
+          <w:sz w:val="16"/>
+          <w:sz w:val="16"/>
+          <w:szCs w:val="16"/>
+          <w:rtl w:val="true"/>
+        </w:rPr>
+        <w:t>نویسندگان</w:t>
+      </w:r>
+      <w:r>
+        <w:rPr>
+          <w:rFonts w:cs="Dana Light" w:ascii="Dana Light" w:hAnsi="Dana Light"/>
+          <w:b w:val="false"/>
+          <w:i w:val="false"/>
+          <w:color w:val="4D4D4D"/>
+          <w:sz w:val="16"/>
+          <w:szCs w:val="16"/>
+          <w:rtl w:val="true"/>
+        </w:rPr>
+        <w:t xml:space="preserve">: </w:t>
+      </w:r>
+      <w:r>
+        <w:rPr>
+          <w:rFonts w:ascii="Dana Light" w:hAnsi="Dana Light" w:cs="Dana Light"/>
+          <w:b w:val="false"/>
+          <w:b w:val="false"/>
+          <w:i w:val="false"/>
+          <w:i w:val="false"/>
+          <w:color w:val="4D4D4D"/>
+          <w:sz w:val="16"/>
+          <w:sz w:val="16"/>
+          <w:szCs w:val="16"/>
+          <w:rtl w:val="true"/>
+        </w:rPr>
+        <w:t xml:space="preserve">زیبا دلپسند، فریبرز مسعودی، محمدآریا امینی </w:t>
       </w:r>
       <w:r>
         <w:rPr>
@@ -7401,7 +7611,7 @@
           <w:sz w:val="16"/>
           <w:szCs w:val="16"/>
         </w:rPr>
-        <w:t>۱۳</w:t>
+        <w:t>۱۰</w:t>
       </w:r>
       <w:r>
         <w:rPr>
@@ -7520,7 +7730,7 @@
           <w:sz w:val="16"/>
           <w:szCs w:val="16"/>
         </w:rPr>
-        <w:t>GSI43_064</w:t>
+        <w:t>GSI43_151</w:t>
       </w:r>
       <w:r>
         <w:rPr>
@@ -7602,7 +7812,7 @@
           <w:szCs w:val="21"/>
           <w:rtl w:val="true"/>
         </w:rPr>
-        <w:t>زمین‌شناسی اقتصادی مس و عناصر همراه در محدوده جنوب راین با نگرشی بر گدار سیاه</w:t>
+        <w:t>بررسی پتروگرافی، کانه‌زایی و دگرسانی ذخایر کانسار رگه‌های مس چودرچای</w:t>
       </w:r>
       <w:r>
         <w:rPr>
@@ -7630,7 +7840,7 @@
           <w:sz w:val="21"/>
           <w:szCs w:val="21"/>
         </w:rPr>
-        <w:t>۱۴۰۲</w:t>
+        <w:t>۱۴۰۳</w:t>
       </w:r>
     </w:p>
     <w:p>
@@ -7654,7 +7864,7 @@
           <w:szCs w:val="21"/>
           <w:rtl w:val="true"/>
         </w:rPr>
-        <w:t xml:space="preserve">چهل و دومین گردهمایی </w:t>
+        <w:t xml:space="preserve">چهل و سومین گردهمایی </w:t>
       </w:r>
       <w:r>
         <w:rPr>
@@ -7783,7 +7993,7 @@
           <w:szCs w:val="16"/>
           <w:rtl w:val="true"/>
         </w:rPr>
-        <w:t>نویسندگان</w:t>
+        <w:t>نویسنده</w:t>
       </w:r>
       <w:r>
         <w:rPr>
@@ -7810,7 +8020,7 @@
           <w:szCs w:val="16"/>
           <w:rtl w:val="true"/>
         </w:rPr>
-        <w:t xml:space="preserve">محمدآریا امینی، شهره سالخورده </w:t>
+        <w:t xml:space="preserve">محمدآریا امینی </w:t>
       </w:r>
       <w:r>
         <w:rPr>
@@ -7836,7 +8046,7 @@
           <w:sz w:val="16"/>
           <w:szCs w:val="16"/>
         </w:rPr>
-        <w:t>۱۵</w:t>
+        <w:t>۱۳</w:t>
       </w:r>
       <w:r>
         <w:rPr>
@@ -7955,7 +8165,7 @@
           <w:sz w:val="16"/>
           <w:szCs w:val="16"/>
         </w:rPr>
-        <w:t>GSI42_161</w:t>
+        <w:t>GSI43_064</w:t>
       </w:r>
       <w:r>
         <w:rPr>
@@ -7988,33 +8198,6 @@
     <w:p>
       <w:pPr>
         <w:pStyle w:val="Normal"/>
-        <w:pBdr>
-          <w:bottom w:val="single" w:sz="4" w:space="2" w:color="333333"/>
-        </w:pBdr>
-        <w:bidi w:val="1"/>
-        <w:spacing w:lineRule="auto" w:line="240" w:before="60" w:after="60"/>
-        <w:jc w:val="left"/>
-        <w:rPr/>
-      </w:pPr>
-      <w:r>
-        <w:rPr>
-          <w:rFonts w:ascii="Dana DemiBold" w:hAnsi="Dana DemiBold" w:cs="Dana DemiBold"/>
-          <w:b w:val="false"/>
-          <w:b w:val="false"/>
-          <w:i w:val="false"/>
-          <w:i w:val="false"/>
-          <w:color w:val="1F4E79"/>
-          <w:sz w:val="23"/>
-          <w:sz w:val="23"/>
-          <w:szCs w:val="23"/>
-          <w:rtl w:val="true"/>
-        </w:rPr>
-        <w:t>اختراعات</w:t>
-      </w:r>
-    </w:p>
-    <w:p>
-      <w:pPr>
-        <w:pStyle w:val="Normal"/>
         <w:tabs>
           <w:tab w:val="clear" w:pos="720"/>
           <w:tab w:val="right" w:pos="10318" w:leader="none"/>
@@ -8031,13 +8214,40 @@
           <w:b w:val="false"/>
           <w:i w:val="false"/>
           <w:i w:val="false"/>
+          <w:color w:val="4D4D4D"/>
+          <w:sz w:val="16"/>
+          <w:sz w:val="16"/>
+          <w:szCs w:val="16"/>
+          <w:rtl w:val="true"/>
+        </w:rPr>
+        <w:t>عنوان مقاله</w:t>
+      </w:r>
+      <w:r>
+        <w:rPr>
+          <w:rFonts w:cs="Dana DemiBold" w:ascii="Dana DemiBold" w:hAnsi="Dana DemiBold"/>
+          <w:b w:val="false"/>
+          <w:i w:val="false"/>
+          <w:color w:val="4D4D4D"/>
+          <w:sz w:val="16"/>
+          <w:szCs w:val="16"/>
+          <w:rtl w:val="true"/>
+        </w:rPr>
+        <w:t xml:space="preserve">:  </w:t>
+      </w:r>
+      <w:r>
+        <w:rPr>
+          <w:rFonts w:ascii="Dana DemiBold" w:hAnsi="Dana DemiBold" w:cs="Dana DemiBold"/>
+          <w:b w:val="false"/>
+          <w:b w:val="false"/>
+          <w:i w:val="false"/>
+          <w:i w:val="false"/>
           <w:color w:val="1A1A1A"/>
           <w:sz w:val="21"/>
           <w:sz w:val="21"/>
           <w:szCs w:val="21"/>
           <w:rtl w:val="true"/>
         </w:rPr>
-        <w:t>سامانه یادگیری ماشین برای شناسایی زون‌های تولیدی چاه نفت</w:t>
+        <w:t>زمین‌شناسی اقتصادی مس و عناصر همراه در محدوده جنوب راین با نگرشی بر گدار سیاه</w:t>
       </w:r>
       <w:r>
         <w:rPr>
@@ -8064,44 +8274,15 @@
           <w:sz w:val="21"/>
           <w:sz w:val="21"/>
           <w:szCs w:val="21"/>
-          <w:rtl w:val="true"/>
-        </w:rPr>
-        <w:t xml:space="preserve">ثبت‌شده </w:t>
-      </w:r>
-      <w:r>
-        <w:rPr>
-          <w:rFonts w:cs="Dana Light" w:ascii="Dana Light" w:hAnsi="Dana Light"/>
-          <w:b w:val="false"/>
-          <w:i w:val="false"/>
-          <w:color w:val="4D4D4D"/>
-          <w:spacing w:val="-3"/>
-          <w:sz w:val="21"/>
-          <w:szCs w:val="21"/>
-          <w:rtl w:val="true"/>
-        </w:rPr>
-        <w:t xml:space="preserve">· </w:t>
-      </w:r>
-      <w:r>
-        <w:rPr>
-          <w:rFonts w:ascii="Dana Light" w:hAnsi="Dana Light" w:cs="Dana Light"/>
-          <w:b w:val="false"/>
-          <w:b w:val="false"/>
-          <w:i w:val="false"/>
-          <w:i w:val="false"/>
-          <w:color w:val="4D4D4D"/>
-          <w:spacing w:val="-3"/>
-          <w:sz w:val="21"/>
-          <w:sz w:val="21"/>
-          <w:szCs w:val="21"/>
-        </w:rPr>
-        <w:t>۲۰۲۶</w:t>
+        </w:rPr>
+        <w:t>۱۴۰۲</w:t>
       </w:r>
     </w:p>
     <w:p>
       <w:pPr>
         <w:pStyle w:val="Normal"/>
         <w:bidi w:val="1"/>
-        <w:spacing w:lineRule="auto" w:line="240" w:before="0" w:after="40"/>
+        <w:spacing w:lineRule="auto" w:line="240" w:before="0" w:after="0"/>
         <w:jc w:val="both"/>
         <w:rPr/>
       </w:pPr>
@@ -8118,34 +8299,88 @@
           <w:szCs w:val="21"/>
           <w:rtl w:val="true"/>
         </w:rPr>
-        <w:t xml:space="preserve">ثبت اختراع ایران </w:t>
-      </w:r>
-      <w:r>
-        <w:rPr>
-          <w:rFonts w:cs="Dana Light" w:ascii="Dana Light" w:hAnsi="Dana Light"/>
-          <w:b w:val="false"/>
-          <w:i w:val="false"/>
-          <w:color w:val="4D4D4D"/>
-          <w:sz w:val="21"/>
-          <w:szCs w:val="21"/>
-          <w:rtl w:val="true"/>
-        </w:rPr>
-        <w:t xml:space="preserve">· </w:t>
-      </w:r>
-      <w:r>
-        <w:rPr>
-          <w:rFonts w:ascii="Dana Light" w:hAnsi="Dana Light" w:cs="Dana Light"/>
-          <w:b w:val="false"/>
-          <w:b w:val="false"/>
-          <w:i w:val="false"/>
-          <w:i w:val="false"/>
-          <w:color w:val="4D4D4D"/>
-          <w:sz w:val="21"/>
-          <w:sz w:val="21"/>
-          <w:szCs w:val="21"/>
-          <w:rtl w:val="true"/>
-        </w:rPr>
-        <w:t>مالک و مخترع منفرد</w:t>
+        <w:t xml:space="preserve">چهل و دومین گردهمایی </w:t>
+      </w:r>
+      <w:r>
+        <w:rPr>
+          <w:rFonts w:cs="Dana Light" w:ascii="Dana Light" w:hAnsi="Dana Light"/>
+          <w:b w:val="false"/>
+          <w:i w:val="false"/>
+          <w:color w:val="4D4D4D"/>
+          <w:sz w:val="21"/>
+          <w:szCs w:val="21"/>
+          <w:rtl w:val="true"/>
+        </w:rPr>
+        <w:t>(</w:t>
+      </w:r>
+      <w:r>
+        <w:rPr>
+          <w:rFonts w:ascii="Dana Light" w:hAnsi="Dana Light" w:cs="Dana Light"/>
+          <w:b w:val="false"/>
+          <w:b w:val="false"/>
+          <w:i w:val="false"/>
+          <w:i w:val="false"/>
+          <w:color w:val="4D4D4D"/>
+          <w:sz w:val="21"/>
+          <w:sz w:val="21"/>
+          <w:szCs w:val="21"/>
+          <w:rtl w:val="true"/>
+        </w:rPr>
+        <w:t>همایش ملی</w:t>
+      </w:r>
+      <w:r>
+        <w:rPr>
+          <w:rFonts w:cs="Dana Light" w:ascii="Dana Light" w:hAnsi="Dana Light"/>
+          <w:b w:val="false"/>
+          <w:i w:val="false"/>
+          <w:color w:val="4D4D4D"/>
+          <w:sz w:val="21"/>
+          <w:szCs w:val="21"/>
+          <w:rtl w:val="true"/>
+        </w:rPr>
+        <w:t xml:space="preserve">) </w:t>
+      </w:r>
+      <w:r>
+        <w:rPr>
+          <w:rFonts w:ascii="Dana Light" w:hAnsi="Dana Light" w:cs="Dana Light"/>
+          <w:b w:val="false"/>
+          <w:b w:val="false"/>
+          <w:i w:val="false"/>
+          <w:i w:val="false"/>
+          <w:color w:val="4D4D4D"/>
+          <w:sz w:val="21"/>
+          <w:sz w:val="21"/>
+          <w:szCs w:val="21"/>
+          <w:rtl w:val="true"/>
+        </w:rPr>
+        <w:t xml:space="preserve">علوم زمین </w:t>
+      </w:r>
+      <w:r>
+        <w:rPr>
+          <w:rFonts w:cs="Dana Light" w:ascii="Dana Light" w:hAnsi="Dana Light"/>
+          <w:b w:val="false"/>
+          <w:i w:val="false"/>
+          <w:color w:val="4D4D4D"/>
+          <w:sz w:val="21"/>
+          <w:szCs w:val="21"/>
+          <w:rtl w:val="true"/>
+        </w:rPr>
+        <w:t xml:space="preserve">- </w:t>
+      </w:r>
+      <w:r>
+        <w:rPr>
+          <w:rFonts w:ascii="Dana Light" w:hAnsi="Dana Light" w:cs="Dana Light"/>
+          <w:b w:val="false"/>
+          <w:b w:val="false"/>
+          <w:i w:val="false"/>
+          <w:i w:val="false"/>
+          <w:color w:val="4D4D4D"/>
+          <w:sz w:val="21"/>
+          <w:sz w:val="21"/>
+          <w:szCs w:val="21"/>
+          <w:rtl w:val="true"/>
+        </w:rPr>
+        <w:t>تهران، ایران</w:t>
       </w:r>
     </w:p>
     <w:p>
@@ -8164,12 +8399,36 @@
           <w:i w:val="false"/>
           <w:i w:val="false"/>
           <w:color w:val="4D4D4D"/>
-          <w:sz w:val="16"/>
-          <w:sz w:val="16"/>
-          <w:szCs w:val="16"/>
-          <w:rtl w:val="true"/>
-        </w:rPr>
-        <w:t>شماره اظهارنامه</w:t>
+          <w:sz w:val="21"/>
+          <w:sz w:val="21"/>
+          <w:szCs w:val="21"/>
+          <w:rtl w:val="true"/>
+        </w:rPr>
+        <w:t>سخنرانی</w:t>
+      </w:r>
+    </w:p>
+    <w:p>
+      <w:pPr>
+        <w:pStyle w:val="Normal"/>
+        <w:bidi w:val="1"/>
+        <w:spacing w:lineRule="auto" w:line="240" w:before="0" w:after="40"/>
+        <w:jc w:val="left"/>
+        <w:rPr/>
+      </w:pPr>
+      <w:r>
+        <w:rPr>
+          <w:rFonts w:ascii="Dana Light" w:hAnsi="Dana Light" w:cs="Dana Light"/>
+          <w:b w:val="false"/>
+          <w:b w:val="false"/>
+          <w:i w:val="false"/>
+          <w:i w:val="false"/>
+          <w:color w:val="4D4D4D"/>
+          <w:sz w:val="16"/>
+          <w:sz w:val="16"/>
+          <w:szCs w:val="16"/>
+          <w:rtl w:val="true"/>
+        </w:rPr>
+        <w:t>نویسندگان</w:t>
       </w:r>
       <w:r>
         <w:rPr>
@@ -8194,23 +8453,9 @@
           <w:sz w:val="16"/>
           <w:sz w:val="16"/>
           <w:szCs w:val="16"/>
-        </w:rPr>
-        <w:t>۱۴۰۴۵۰۱۴۰۰۰۳۰۰۸۸۰۵</w:t>
-      </w:r>
-      <w:r>
-        <w:rPr>
-          <w:rFonts w:ascii="Dana Light" w:hAnsi="Dana Light" w:cs="Dana Light"/>
-          <w:b w:val="false"/>
-          <w:b w:val="false"/>
-          <w:i w:val="false"/>
-          <w:i w:val="false"/>
-          <w:color w:val="4D4D4D"/>
-          <w:sz w:val="16"/>
-          <w:sz w:val="16"/>
-          <w:szCs w:val="16"/>
-          <w:rtl w:val="true"/>
-        </w:rPr>
-        <w:t xml:space="preserve"> </w:t>
+          <w:rtl w:val="true"/>
+        </w:rPr>
+        <w:t xml:space="preserve">محمدآریا امینی، شهره سالخورده </w:t>
       </w:r>
       <w:r>
         <w:rPr>
@@ -8235,9 +8480,50 @@
           <w:sz w:val="16"/>
           <w:sz w:val="16"/>
           <w:szCs w:val="16"/>
-          <w:rtl w:val="true"/>
-        </w:rPr>
-        <w:t>تاریخ ثبت</w:t>
+        </w:rPr>
+        <w:t>۱۵</w:t>
+      </w:r>
+      <w:r>
+        <w:rPr>
+          <w:rFonts w:ascii="Dana Light" w:hAnsi="Dana Light" w:cs="Dana Light"/>
+          <w:b w:val="false"/>
+          <w:b w:val="false"/>
+          <w:i w:val="false"/>
+          <w:i w:val="false"/>
+          <w:color w:val="4D4D4D"/>
+          <w:sz w:val="16"/>
+          <w:sz w:val="16"/>
+          <w:szCs w:val="16"/>
+          <w:rtl w:val="true"/>
+        </w:rPr>
+        <w:t xml:space="preserve"> صفحه </w:t>
+      </w:r>
+      <w:r>
+        <w:rPr>
+          <w:rFonts w:cs="Dana Light" w:ascii="Dana Light" w:hAnsi="Dana Light"/>
+          <w:b w:val="false"/>
+          <w:i w:val="false"/>
+          <w:color w:val="4D4D4D"/>
+          <w:sz w:val="16"/>
+          <w:szCs w:val="16"/>
+          <w:rtl w:val="true"/>
+        </w:rPr>
+        <w:t xml:space="preserve">· </w:t>
+      </w:r>
+      <w:r>
+        <w:rPr>
+          <w:rFonts w:ascii="Dana Light" w:hAnsi="Dana Light" w:cs="Dana Light"/>
+          <w:b w:val="false"/>
+          <w:b w:val="false"/>
+          <w:i w:val="false"/>
+          <w:i w:val="false"/>
+          <w:color w:val="4D4D4D"/>
+          <w:sz w:val="16"/>
+          <w:sz w:val="16"/>
+          <w:szCs w:val="16"/>
+          <w:rtl w:val="true"/>
+        </w:rPr>
+        <w:t>زبان</w:t>
       </w:r>
       <w:r>
         <w:rPr>
@@ -8262,100 +8548,36 @@
           <w:sz w:val="16"/>
           <w:sz w:val="16"/>
           <w:szCs w:val="16"/>
-        </w:rPr>
-        <w:t>۱۴۰۴</w:t>
-      </w:r>
-      <w:r>
-        <w:rPr>
-          <w:rFonts w:cs="Dana Light" w:ascii="Dana Light" w:hAnsi="Dana Light"/>
-          <w:b w:val="false"/>
-          <w:i w:val="false"/>
-          <w:color w:val="4D4D4D"/>
-          <w:sz w:val="16"/>
-          <w:szCs w:val="16"/>
-        </w:rPr>
-        <w:t>/</w:t>
-      </w:r>
-      <w:r>
-        <w:rPr>
-          <w:rFonts w:ascii="Dana Light" w:hAnsi="Dana Light" w:cs="Dana Light"/>
-          <w:b w:val="false"/>
-          <w:b w:val="false"/>
-          <w:i w:val="false"/>
-          <w:i w:val="false"/>
-          <w:color w:val="4D4D4D"/>
-          <w:sz w:val="16"/>
-          <w:sz w:val="16"/>
-          <w:szCs w:val="16"/>
-        </w:rPr>
-        <w:t>۰۹</w:t>
-      </w:r>
-      <w:r>
-        <w:rPr>
-          <w:rFonts w:cs="Dana Light" w:ascii="Dana Light" w:hAnsi="Dana Light"/>
-          <w:b w:val="false"/>
-          <w:i w:val="false"/>
-          <w:color w:val="4D4D4D"/>
-          <w:sz w:val="16"/>
-          <w:szCs w:val="16"/>
-        </w:rPr>
-        <w:t>/</w:t>
-      </w:r>
-      <w:r>
-        <w:rPr>
-          <w:rFonts w:ascii="Dana Light" w:hAnsi="Dana Light" w:cs="Dana Light"/>
-          <w:b w:val="false"/>
-          <w:b w:val="false"/>
-          <w:i w:val="false"/>
-          <w:i w:val="false"/>
-          <w:color w:val="4D4D4D"/>
-          <w:sz w:val="16"/>
-          <w:sz w:val="16"/>
-          <w:szCs w:val="16"/>
-        </w:rPr>
-        <w:t>۲۷</w:t>
-      </w:r>
-      <w:r>
-        <w:rPr>
-          <w:rFonts w:ascii="Dana Light" w:hAnsi="Dana Light" w:cs="Dana Light"/>
-          <w:b w:val="false"/>
-          <w:b w:val="false"/>
-          <w:i w:val="false"/>
-          <w:i w:val="false"/>
-          <w:color w:val="4D4D4D"/>
-          <w:sz w:val="16"/>
-          <w:sz w:val="16"/>
-          <w:szCs w:val="16"/>
-          <w:rtl w:val="true"/>
-        </w:rPr>
-        <w:t xml:space="preserve"> </w:t>
-      </w:r>
-      <w:r>
-        <w:rPr>
-          <w:rFonts w:cs="Dana Light" w:ascii="Dana Light" w:hAnsi="Dana Light"/>
-          <w:b w:val="false"/>
-          <w:i w:val="false"/>
-          <w:color w:val="4D4D4D"/>
-          <w:sz w:val="16"/>
-          <w:szCs w:val="16"/>
-          <w:rtl w:val="true"/>
-        </w:rPr>
-        <w:t xml:space="preserve">· </w:t>
-      </w:r>
-      <w:r>
-        <w:rPr>
-          <w:rFonts w:ascii="Dana Light" w:hAnsi="Dana Light" w:cs="Dana Light"/>
-          <w:b w:val="false"/>
-          <w:b w:val="false"/>
-          <w:i w:val="false"/>
-          <w:i w:val="false"/>
-          <w:color w:val="4D4D4D"/>
-          <w:sz w:val="16"/>
-          <w:sz w:val="16"/>
-          <w:szCs w:val="16"/>
-          <w:rtl w:val="true"/>
-        </w:rPr>
-        <w:t>شماره انتشار</w:t>
+          <w:rtl w:val="true"/>
+        </w:rPr>
+        <w:t xml:space="preserve">فارسی  </w:t>
+      </w:r>
+      <w:r>
+        <w:rPr>
+          <w:rFonts w:cs="Dana Light" w:ascii="Dana Light" w:hAnsi="Dana Light"/>
+          <w:b w:val="false"/>
+          <w:i w:val="false"/>
+          <w:color w:val="4D4D4D"/>
+          <w:sz w:val="16"/>
+          <w:szCs w:val="16"/>
+          <w:rtl w:val="true"/>
+        </w:rPr>
+        <w:t xml:space="preserve">·  </w:t>
+      </w:r>
+      <w:r>
+        <w:rPr>
+          <w:rFonts w:ascii="Dana Light" w:hAnsi="Dana Light" w:cs="Dana Light"/>
+          <w:b w:val="false"/>
+          <w:b w:val="false"/>
+          <w:i w:val="false"/>
+          <w:i w:val="false"/>
+          <w:color w:val="4D4D4D"/>
+          <w:sz w:val="16"/>
+          <w:sz w:val="16"/>
+          <w:szCs w:val="16"/>
+          <w:rtl w:val="true"/>
+        </w:rPr>
+        <w:t>شناسه ملی سند علمی</w:t>
       </w:r>
       <w:r>
         <w:rPr>
@@ -8371,200 +8593,14 @@
       </w:r>
       <w:r>
         <w:rPr>
-          <w:rFonts w:ascii="Dana Light" w:hAnsi="Dana Light" w:cs="Dana Light"/>
-          <w:b w:val="false"/>
-          <w:b w:val="false"/>
-          <w:i w:val="false"/>
-          <w:i w:val="false"/>
-          <w:color w:val="4D4D4D"/>
-          <w:sz w:val="16"/>
-          <w:sz w:val="16"/>
-          <w:szCs w:val="16"/>
-        </w:rPr>
-        <w:t>۱۴۰۵۵۰۴۴۰۰۰۳۰۰۳۸۰۰</w:t>
-      </w:r>
-      <w:r>
-        <w:rPr>
-          <w:rFonts w:ascii="Dana Light" w:hAnsi="Dana Light" w:cs="Dana Light"/>
-          <w:b w:val="false"/>
-          <w:b w:val="false"/>
-          <w:i w:val="false"/>
-          <w:i w:val="false"/>
-          <w:color w:val="4D4D4D"/>
-          <w:sz w:val="16"/>
-          <w:sz w:val="16"/>
-          <w:szCs w:val="16"/>
-          <w:rtl w:val="true"/>
-        </w:rPr>
-        <w:t xml:space="preserve"> </w:t>
-      </w:r>
-      <w:r>
-        <w:rPr>
-          <w:rFonts w:cs="Dana Light" w:ascii="Dana Light" w:hAnsi="Dana Light"/>
-          <w:b w:val="false"/>
-          <w:i w:val="false"/>
-          <w:color w:val="4D4D4D"/>
-          <w:sz w:val="16"/>
-          <w:szCs w:val="16"/>
-          <w:rtl w:val="true"/>
-        </w:rPr>
-        <w:t xml:space="preserve">· </w:t>
-      </w:r>
-      <w:r>
-        <w:rPr>
-          <w:rFonts w:ascii="Dana Light" w:hAnsi="Dana Light" w:cs="Dana Light"/>
-          <w:b w:val="false"/>
-          <w:b w:val="false"/>
-          <w:i w:val="false"/>
-          <w:i w:val="false"/>
-          <w:color w:val="4D4D4D"/>
-          <w:sz w:val="16"/>
-          <w:sz w:val="16"/>
-          <w:szCs w:val="16"/>
-          <w:rtl w:val="true"/>
-        </w:rPr>
-        <w:t>تاریخ انتشار</w:t>
-      </w:r>
-      <w:r>
-        <w:rPr>
-          <w:rFonts w:cs="Dana Light" w:ascii="Dana Light" w:hAnsi="Dana Light"/>
-          <w:b w:val="false"/>
-          <w:i w:val="false"/>
-          <w:color w:val="4D4D4D"/>
-          <w:sz w:val="16"/>
-          <w:szCs w:val="16"/>
-          <w:rtl w:val="true"/>
-        </w:rPr>
-        <w:t xml:space="preserve">: </w:t>
-      </w:r>
-      <w:r>
-        <w:rPr>
-          <w:rFonts w:ascii="Dana Light" w:hAnsi="Dana Light" w:cs="Dana Light"/>
-          <w:b w:val="false"/>
-          <w:b w:val="false"/>
-          <w:i w:val="false"/>
-          <w:i w:val="false"/>
-          <w:color w:val="4D4D4D"/>
-          <w:sz w:val="16"/>
-          <w:sz w:val="16"/>
-          <w:szCs w:val="16"/>
-        </w:rPr>
-        <w:t>۱۴۰۵</w:t>
-      </w:r>
-      <w:r>
-        <w:rPr>
-          <w:rFonts w:cs="Dana Light" w:ascii="Dana Light" w:hAnsi="Dana Light"/>
-          <w:b w:val="false"/>
-          <w:i w:val="false"/>
-          <w:color w:val="4D4D4D"/>
-          <w:sz w:val="16"/>
-          <w:szCs w:val="16"/>
-        </w:rPr>
-        <w:t>/</w:t>
-      </w:r>
-      <w:r>
-        <w:rPr>
-          <w:rFonts w:ascii="Dana Light" w:hAnsi="Dana Light" w:cs="Dana Light"/>
-          <w:b w:val="false"/>
-          <w:b w:val="false"/>
-          <w:i w:val="false"/>
-          <w:i w:val="false"/>
-          <w:color w:val="4D4D4D"/>
-          <w:sz w:val="16"/>
-          <w:sz w:val="16"/>
-          <w:szCs w:val="16"/>
-        </w:rPr>
-        <w:t>۰۶</w:t>
-      </w:r>
-      <w:r>
-        <w:rPr>
-          <w:rFonts w:cs="Dana Light" w:ascii="Dana Light" w:hAnsi="Dana Light"/>
-          <w:b w:val="false"/>
-          <w:i w:val="false"/>
-          <w:color w:val="4D4D4D"/>
-          <w:sz w:val="16"/>
-          <w:szCs w:val="16"/>
-        </w:rPr>
-        <w:t>/</w:t>
-      </w:r>
-      <w:r>
-        <w:rPr>
-          <w:rFonts w:ascii="Dana Light" w:hAnsi="Dana Light" w:cs="Dana Light"/>
-          <w:b w:val="false"/>
-          <w:b w:val="false"/>
-          <w:i w:val="false"/>
-          <w:i w:val="false"/>
-          <w:color w:val="4D4D4D"/>
-          <w:sz w:val="16"/>
-          <w:sz w:val="16"/>
-          <w:szCs w:val="16"/>
-        </w:rPr>
-        <w:t>۲۸</w:t>
-      </w:r>
-      <w:r>
-        <w:rPr>
-          <w:rFonts w:ascii="Dana Light" w:hAnsi="Dana Light" w:cs="Dana Light"/>
-          <w:b w:val="false"/>
-          <w:b w:val="false"/>
-          <w:i w:val="false"/>
-          <w:i w:val="false"/>
-          <w:color w:val="4D4D4D"/>
-          <w:sz w:val="16"/>
-          <w:sz w:val="16"/>
-          <w:szCs w:val="16"/>
-          <w:rtl w:val="true"/>
-        </w:rPr>
-        <w:t xml:space="preserve"> </w:t>
-      </w:r>
-      <w:r>
-        <w:rPr>
-          <w:rFonts w:cs="Dana Light" w:ascii="Dana Light" w:hAnsi="Dana Light"/>
-          <w:b w:val="false"/>
-          <w:i w:val="false"/>
-          <w:color w:val="4D4D4D"/>
-          <w:sz w:val="16"/>
-          <w:szCs w:val="16"/>
-          <w:rtl w:val="true"/>
-        </w:rPr>
-        <w:t xml:space="preserve">· </w:t>
-      </w:r>
-      <w:r>
-        <w:rPr>
-          <w:rFonts w:ascii="Dana Light" w:hAnsi="Dana Light" w:cs="Dana Light"/>
-          <w:b w:val="false"/>
-          <w:b w:val="false"/>
-          <w:i w:val="false"/>
-          <w:i w:val="false"/>
-          <w:color w:val="4D4D4D"/>
-          <w:sz w:val="16"/>
-          <w:sz w:val="16"/>
-          <w:szCs w:val="16"/>
-          <w:rtl w:val="true"/>
-        </w:rPr>
-        <w:t>طبقه‌بندی بین‌المللی</w:t>
-      </w:r>
-      <w:r>
-        <w:rPr>
-          <w:rFonts w:cs="Dana Light" w:ascii="Dana Light" w:hAnsi="Dana Light"/>
-          <w:b w:val="false"/>
-          <w:i w:val="false"/>
-          <w:color w:val="4D4D4D"/>
-          <w:sz w:val="16"/>
-          <w:szCs w:val="16"/>
-          <w:rtl w:val="true"/>
-        </w:rPr>
-        <w:t xml:space="preserve">: </w:t>
-      </w:r>
-      <w:r>
-        <w:rPr>
-          <w:rFonts w:cs="Dana Light" w:ascii="Dana Light" w:hAnsi="Dana Light"/>
-          <w:b w:val="false"/>
-          <w:i w:val="false"/>
-          <w:color w:val="4D4D4D"/>
-          <w:sz w:val="16"/>
-          <w:szCs w:val="16"/>
-        </w:rPr>
-        <w:t>E21B 43/00</w:t>
+          <w:rFonts w:cs="Dana Light" w:ascii="Dana Light" w:hAnsi="Dana Light"/>
+          <w:b w:val="false"/>
+          <w:i w:val="false"/>
+          <w:color w:val="4D4D4D"/>
+          <w:sz w:val="16"/>
+          <w:szCs w:val="16"/>
+        </w:rPr>
+        <w:t>GSI42_161</w:t>
       </w:r>
       <w:r>
         <w:rPr>
@@ -8590,45 +8626,9 @@
             <w:u w:val="none"/>
             <w:rtl w:val="true"/>
           </w:rPr>
-          <w:t>مشاهده در سامانه مالکیت صنعتی</w:t>
+          <w:t>مشاهده در سیویلیکا</w:t>
         </w:r>
       </w:hyperlink>
-    </w:p>
-    <w:p>
-      <w:pPr>
-        <w:pStyle w:val="Normal"/>
-        <w:bidi w:val="1"/>
-        <w:spacing w:lineRule="auto" w:line="240" w:before="0" w:after="40"/>
-        <w:jc w:val="both"/>
-        <w:rPr/>
-      </w:pPr>
-      <w:r>
-        <w:rPr>
-          <w:rFonts w:ascii="Dana Light" w:hAnsi="Dana Light" w:cs="Dana Light"/>
-          <w:b w:val="false"/>
-          <w:b w:val="false"/>
-          <w:i w:val="false"/>
-          <w:i w:val="false"/>
-          <w:color w:val="4D4D4D"/>
-          <w:sz w:val="16"/>
-          <w:sz w:val="16"/>
-          <w:szCs w:val="16"/>
-          <w:rtl w:val="true"/>
-        </w:rPr>
-        <w:t>سامانه‌ای نرم‌افزاری و عمق‌آگاه که داده‌های لاگ چندچاهی را استانداردسازی و کنترل کیفیت می‌کند، چند رده‌بند را آموزش می‌دهد، احتمال‌های خروجی را کالیبره و با همجوشی احتمالاتی ترکیب می‌کند و برای هر عمق برچسب زون و شاخص عدم‌قطعیت تولید می‌کند</w:t>
-      </w:r>
-      <w:r>
-        <w:rPr>
-          <w:rFonts w:cs="Dana Light" w:ascii="Dana Light" w:hAnsi="Dana Light"/>
-          <w:b w:val="false"/>
-          <w:i w:val="false"/>
-          <w:color w:val="4D4D4D"/>
-          <w:sz w:val="16"/>
-          <w:szCs w:val="16"/>
-          <w:rtl w:val="true"/>
-        </w:rPr>
-        <w:t>.</w:t>
-      </w:r>
     </w:p>
     <w:p>
       <w:pPr>

--- a/assets/files/Aria-CV-Fa.docx
+++ b/assets/files/Aria-CV-Fa.docx
@@ -5535,7 +5535,57 @@
           <w:szCs w:val="16"/>
           <w:rtl w:val="true"/>
         </w:rPr>
-        <w:t>سامانه‌ای نرم‌افزاری و عمق‌آگاه که داده‌های لاگ چندچاهی را استانداردسازی و کنترل کیفیت می‌کند، چند رده‌بند را آموزش می‌دهد، احتمال‌های خروجی را کالیبره و با همجوشی احتمالاتی ترکیب می‌کند و برای هر عمق برچسب زون و شاخص عدم‌قطعیت تولید می‌کند</w:t>
+        <w:t xml:space="preserve">سامانه‌ای نرم‌افزاری و عمق‌آگاه که داده‌های لاگ چندچاهی را استانداردسازی و کنترل کیفیت می‌کند، چند رده‌بند </w:t>
+      </w:r>
+      <w:r>
+        <w:rPr>
+          <w:rFonts w:cs="Dana Light" w:ascii="Dana Light" w:hAnsi="Dana Light"/>
+          <w:b w:val="false"/>
+          <w:i w:val="false"/>
+          <w:color w:val="4D4D4D"/>
+          <w:sz w:val="16"/>
+          <w:szCs w:val="16"/>
+          <w:rtl w:val="true"/>
+        </w:rPr>
+        <w:t>(</w:t>
+      </w:r>
+      <w:r>
+        <w:rPr>
+          <w:rFonts w:cs="Dana Light" w:ascii="Dana Light" w:hAnsi="Dana Light"/>
+          <w:b w:val="false"/>
+          <w:i w:val="false"/>
+          <w:color w:val="4D4D4D"/>
+          <w:sz w:val="16"/>
+          <w:szCs w:val="16"/>
+        </w:rPr>
+        <w:t>Classifier</w:t>
+      </w:r>
+      <w:r>
+        <w:rPr>
+          <w:rFonts w:cs="Dana Light" w:ascii="Dana Light" w:hAnsi="Dana Light"/>
+          <w:b w:val="false"/>
+          <w:i w:val="false"/>
+          <w:color w:val="4D4D4D"/>
+          <w:sz w:val="16"/>
+          <w:szCs w:val="16"/>
+          <w:rtl w:val="true"/>
+        </w:rPr>
+        <w:t xml:space="preserve">) </w:t>
+      </w:r>
+      <w:r>
+        <w:rPr>
+          <w:rFonts w:ascii="Dana Light" w:hAnsi="Dana Light" w:cs="Dana Light"/>
+          <w:b w:val="false"/>
+          <w:b w:val="false"/>
+          <w:i w:val="false"/>
+          <w:i w:val="false"/>
+          <w:color w:val="4D4D4D"/>
+          <w:sz w:val="16"/>
+          <w:sz w:val="16"/>
+          <w:szCs w:val="16"/>
+          <w:rtl w:val="true"/>
+        </w:rPr>
+        <w:t>را آموزش می‌دهد، احتمال‌های خروجی را کالیبره و با همجوشی احتمالاتی ترکیب می‌کند و برای هر عمق برچسب زون و شاخص عدم‌قطعیت تولید می‌کند</w:t>
       </w:r>
       <w:r>
         <w:rPr>

--- a/assets/files/Aria-CV-Fa.docx
+++ b/assets/files/Aria-CV-Fa.docx
@@ -16624,7 +16624,7 @@
         <w:sz w:val="16"/>
         <w:szCs w:val="16"/>
       </w:rPr>
-      <w:t>۲۸</w:t>
+      <w:t>۱</w:t>
     </w:r>
     <w:r>
       <w:rPr>
@@ -16639,7 +16639,7 @@
         <w:szCs w:val="16"/>
         <w:rtl w:val="true"/>
       </w:rPr>
-      <w:t xml:space="preserve"> شهریور </w:t>
+      <w:t xml:space="preserve"> مهر </w:t>
     </w:r>
     <w:r>
       <w:rPr>
@@ -16708,7 +16708,7 @@
         <w:sz w:val="16"/>
         <w:szCs w:val="16"/>
       </w:rPr>
-      <w:t>۲۸</w:t>
+      <w:t>۱</w:t>
     </w:r>
     <w:r>
       <w:rPr>
@@ -16723,7 +16723,7 @@
         <w:szCs w:val="16"/>
         <w:rtl w:val="true"/>
       </w:rPr>
-      <w:t xml:space="preserve"> شهریور </w:t>
+      <w:t xml:space="preserve"> مهر </w:t>
     </w:r>
     <w:r>
       <w:rPr>

--- a/assets/files/Aria-CV-Fa.docx
+++ b/assets/files/Aria-CV-Fa.docx
@@ -5275,7 +5275,7 @@
           <w:szCs w:val="16"/>
           <w:rtl w:val="true"/>
         </w:rPr>
-        <w:t>شماره انتشار</w:t>
+        <w:t>شماره ثبت</w:t>
       </w:r>
       <w:r>
         <w:rPr>
@@ -5301,7 +5301,7 @@
           <w:sz w:val="16"/>
           <w:szCs w:val="16"/>
         </w:rPr>
-        <w:t>۱۴۰۵۵۰۴۴۰۰۰۳۰۰۳۸۰۰</w:t>
+        <w:t>۱۱۴۴۷۱</w:t>
       </w:r>
       <w:r>
         <w:rPr>
@@ -5394,7 +5394,7 @@
           <w:sz w:val="16"/>
           <w:szCs w:val="16"/>
         </w:rPr>
-        <w:t>۰۶</w:t>
+        <w:t>۰۷</w:t>
       </w:r>
       <w:r>
         <w:rPr>
@@ -5419,7 +5419,7 @@
           <w:sz w:val="16"/>
           <w:szCs w:val="16"/>
         </w:rPr>
-        <w:t>۲۸</w:t>
+        <w:t>۰۱</w:t>
       </w:r>
       <w:r>
         <w:rPr>

--- a/assets/files/Aria-CV-Fa.docx
+++ b/assets/files/Aria-CV-Fa.docx
@@ -16666,7 +16666,7 @@
         <w:sz w:val="16"/>
         <w:szCs w:val="16"/>
       </w:rPr>
-      <w:t>۱</w:t>
+      <w:t>۲۴</w:t>
     </w:r>
     <w:r>
       <w:rPr>
@@ -16750,7 +16750,7 @@
         <w:sz w:val="16"/>
         <w:szCs w:val="16"/>
       </w:rPr>
-      <w:t>۱</w:t>
+      <w:t>۲۴</w:t>
     </w:r>
     <w:r>
       <w:rPr>
